--- a/기획서.docx
+++ b/기획서.docx
@@ -7,19 +7,23 @@
         <w:jc w:val="center"/>
         <w:spacing w:lineRule="auto" w:line="259"/>
         <w:rPr>
+          <w:i w:val="1"/>
           <w:b w:val="1"/>
           <w:sz w:val="52"/>
           <w:szCs w:val="52"/>
-          <w:shd w:val="clear"/>
+          <w:u w:val="single"/>
+          <w:shd w:val="clear" w:color="auto" w:fill="auto"/>
           <w:lang w:eastAsia="ko-KR"/>
         </w:rPr>
       </w:pPr>
       <w:r>
         <w:rPr>
+          <w:i w:val="1"/>
           <w:b w:val="1"/>
           <w:sz w:val="52"/>
           <w:szCs w:val="52"/>
-          <w:shd w:val="clear"/>
+          <w:u w:val="single"/>
+          <w:shd w:val="clear" w:color="auto" w:fill="auto"/>
         </w:rPr>
         <w:t>기획서</w:t>
       </w:r>
@@ -28,29 +32,16 @@
       <w:pPr>
         <w:spacing w:lineRule="auto" w:line="331"/>
         <w:rPr>
-          <w:i w:val="1"/>
-          <w:b w:val="0"/>
-          <w:color w:val="000000"/>
-          <w:sz w:val="40"/>
-          <w:szCs w:val="40"/>
-          <w:u w:val="single"/>
-          <w:shd w:val="clear"/>
-          <w:rFonts w:ascii="Arial" w:eastAsia="Arial" w:hAnsi="Arial" w:cs="Arial"/>
-        </w:rPr>
-      </w:pPr>
-      <w:r>
-        <w:rPr>
-          <w:i w:val="1"/>
-          <w:b w:val="0"/>
-          <w:color w:val="000000"/>
-          <w:sz w:val="40"/>
-          <w:szCs w:val="40"/>
-          <w:u w:val="single"/>
-          <w:shd w:val="clear"/>
-          <w:rFonts w:ascii="Arial" w:eastAsia="Arial" w:hAnsi="Arial" w:cs="Arial"/>
-        </w:rPr>
-        <w:t xml:space="preserve">Project #1</w:t>
-      </w:r>
+          <w:i w:val="0"/>
+          <w:b w:val="0"/>
+          <w:color w:val="000000"/>
+          <w:sz w:val="32"/>
+          <w:szCs w:val="32"/>
+          <w:shd w:val="clear" w:color="auto" w:fill="auto"/>
+          <w:rFonts w:ascii="Arial" w:eastAsia="Arial" w:hAnsi="Arial" w:cs="Arial"/>
+          <w:lang w:eastAsia="ko-KR"/>
+        </w:rPr>
+      </w:pPr>
     </w:p>
     <w:p>
       <w:pPr>
@@ -61,7 +52,7 @@
           <w:color w:val="000000"/>
           <w:sz w:val="32"/>
           <w:szCs w:val="32"/>
-          <w:shd w:val="clear"/>
+          <w:shd w:val="clear" w:color="auto" w:fill="auto"/>
           <w:rFonts w:ascii="Arial" w:eastAsia="Arial" w:hAnsi="Arial" w:cs="Arial"/>
         </w:rPr>
       </w:pPr>
@@ -72,7 +63,7 @@
           <w:color w:val="000000"/>
           <w:sz w:val="32"/>
           <w:szCs w:val="32"/>
-          <w:shd w:val="clear"/>
+          <w:shd w:val="clear" w:color="auto" w:fill="auto"/>
           <w:rFonts w:ascii="Arial" w:eastAsia="Arial" w:hAnsi="Arial" w:cs="Arial"/>
         </w:rPr>
         <w:t xml:space="preserve">기획 의도</w:t>
@@ -88,18 +79,18 @@
           <w:color w:val="000000"/>
           <w:sz w:val="22"/>
           <w:szCs w:val="22"/>
-          <w:shd w:val="clear"/>
-          <w:rFonts w:ascii="Arial" w:eastAsia="Arial" w:hAnsi="Arial" w:cs="Arial"/>
-        </w:rPr>
-      </w:pPr>
-      <w:r>
-        <w:rPr>
-          <w:i w:val="0"/>
-          <w:b w:val="0"/>
-          <w:color w:val="000000"/>
-          <w:sz w:val="22"/>
-          <w:szCs w:val="22"/>
-          <w:shd w:val="clear"/>
+          <w:shd w:val="clear" w:color="auto" w:fill="auto"/>
+          <w:rFonts w:ascii="Arial" w:eastAsia="Arial" w:hAnsi="Arial" w:cs="Arial"/>
+        </w:rPr>
+      </w:pPr>
+      <w:r>
+        <w:rPr>
+          <w:i w:val="0"/>
+          <w:b w:val="0"/>
+          <w:color w:val="000000"/>
+          <w:sz w:val="22"/>
+          <w:szCs w:val="22"/>
+          <w:shd w:val="clear" w:color="auto" w:fill="auto"/>
           <w:rFonts w:ascii="Arial" w:eastAsia="Arial" w:hAnsi="Arial" w:cs="Arial"/>
         </w:rPr>
         <w:t xml:space="preserve">날씨와 환경에 큰 영향을 받는 작물 재배는 최근 스마트팜으로의 전환이 빠르게 </w:t>
@@ -111,7 +102,7 @@
           <w:color w:val="000000"/>
           <w:sz w:val="22"/>
           <w:szCs w:val="22"/>
-          <w:shd w:val="clear"/>
+          <w:shd w:val="clear" w:color="auto" w:fill="auto"/>
           <w:rFonts w:ascii="Arial" w:eastAsia="Arial" w:hAnsi="Arial" w:cs="Arial"/>
         </w:rPr>
         <w:t xml:space="preserve">증가하고 있다. 스마트팜에서는 온도, 일사량, 습도 등 다양한 환경 변수가 작물의 </w:t>
@@ -123,7 +114,7 @@
           <w:color w:val="000000"/>
           <w:sz w:val="22"/>
           <w:szCs w:val="22"/>
-          <w:shd w:val="clear"/>
+          <w:shd w:val="clear" w:color="auto" w:fill="auto"/>
           <w:rFonts w:ascii="Arial" w:eastAsia="Arial" w:hAnsi="Arial" w:cs="Arial"/>
         </w:rPr>
         <w:t xml:space="preserve">생산량과 품질에 직접적인 영향을 미친다.</w:t>
@@ -139,18 +130,18 @@
           <w:color w:val="000000"/>
           <w:sz w:val="22"/>
           <w:szCs w:val="22"/>
-          <w:shd w:val="clear"/>
-          <w:rFonts w:ascii="Arial" w:eastAsia="Arial" w:hAnsi="Arial" w:cs="Arial"/>
-        </w:rPr>
-      </w:pPr>
-      <w:r>
-        <w:rPr>
-          <w:i w:val="0"/>
-          <w:b w:val="0"/>
-          <w:color w:val="000000"/>
-          <w:sz w:val="22"/>
-          <w:szCs w:val="22"/>
-          <w:shd w:val="clear"/>
+          <w:shd w:val="clear" w:color="auto" w:fill="auto"/>
+          <w:rFonts w:ascii="Arial" w:eastAsia="Arial" w:hAnsi="Arial" w:cs="Arial"/>
+        </w:rPr>
+      </w:pPr>
+      <w:r>
+        <w:rPr>
+          <w:i w:val="0"/>
+          <w:b w:val="0"/>
+          <w:color w:val="000000"/>
+          <w:sz w:val="22"/>
+          <w:szCs w:val="22"/>
+          <w:shd w:val="clear" w:color="auto" w:fill="auto"/>
           <w:rFonts w:ascii="Arial" w:eastAsia="Arial" w:hAnsi="Arial" w:cs="Arial"/>
         </w:rPr>
         <w:t xml:space="preserve">본 프로젝트는 재배 데이터를 활용하여 생산량과 품질에 영향을 미치는 환경 요인을 </w:t>
@@ -162,7 +153,7 @@
           <w:color w:val="000000"/>
           <w:sz w:val="22"/>
           <w:szCs w:val="22"/>
-          <w:shd w:val="clear"/>
+          <w:shd w:val="clear" w:color="auto" w:fill="auto"/>
           <w:rFonts w:ascii="Arial" w:eastAsia="Arial" w:hAnsi="Arial" w:cs="Arial"/>
         </w:rPr>
         <w:t xml:space="preserve">분석하고, 도매가격 데이터를 기반으로 출하시기 조절을 통해 판매 이익을 극대화하고, </w:t>
@@ -174,7 +165,7 @@
           <w:color w:val="000000"/>
           <w:sz w:val="22"/>
           <w:szCs w:val="22"/>
-          <w:shd w:val="clear"/>
+          <w:shd w:val="clear" w:color="auto" w:fill="auto"/>
           <w:rFonts w:ascii="Arial" w:eastAsia="Arial" w:hAnsi="Arial" w:cs="Arial"/>
         </w:rPr>
         <w:t xml:space="preserve">품질 상승을 위한 최적의 재배 환경을 제안하는 웹 서비스 개발을 목표로 한다.</w:t>
@@ -188,7 +179,7 @@
           <w:color w:val="000000"/>
           <w:sz w:val="32"/>
           <w:szCs w:val="32"/>
-          <w:shd w:val="clear"/>
+          <w:shd w:val="clear" w:color="auto" w:fill="auto"/>
           <w:rFonts w:ascii="Arial" w:eastAsia="Arial" w:hAnsi="Arial" w:cs="Arial"/>
           <w:lang w:eastAsia="ko-KR"/>
         </w:rPr>
@@ -196,7 +187,7 @@
       <w:r>
         <w:rPr>
           <w:b w:val="0"/>
-          <w:shd w:val="clear"/>
+          <w:shd w:val="clear" w:color="auto" w:fill="auto"/>
         </w:rPr>
         <w:br/>
       </w:r>
@@ -207,7 +198,7 @@
           <w:color w:val="000000"/>
           <w:sz w:val="32"/>
           <w:szCs w:val="32"/>
-          <w:shd w:val="clear"/>
+          <w:shd w:val="clear" w:color="auto" w:fill="auto"/>
           <w:rFonts w:ascii="Arial" w:eastAsia="Arial" w:hAnsi="Arial" w:cs="Arial"/>
         </w:rPr>
         <w:t xml:space="preserve">개발 목표</w:t>
@@ -221,14 +212,14 @@
           <w:color w:val="000000"/>
           <w:sz w:val="22"/>
           <w:szCs w:val="22"/>
-          <w:shd w:val="clear"/>
-          <w:rFonts w:ascii="Arial" w:eastAsia="Arial" w:hAnsi="Arial" w:cs="Arial"/>
-        </w:rPr>
-      </w:pPr>
-      <w:r>
-        <w:rPr>
-          <w:b w:val="0"/>
-          <w:shd w:val="clear"/>
+          <w:shd w:val="clear" w:color="auto" w:fill="auto"/>
+          <w:rFonts w:ascii="Arial" w:eastAsia="Arial" w:hAnsi="Arial" w:cs="Arial"/>
+        </w:rPr>
+      </w:pPr>
+      <w:r>
+        <w:rPr>
+          <w:b w:val="0"/>
+          <w:shd w:val="clear" w:color="auto" w:fill="auto"/>
         </w:rPr>
         <w:br/>
       </w:r>
@@ -239,7 +230,7 @@
           <w:color w:val="000000"/>
           <w:sz w:val="22"/>
           <w:szCs w:val="22"/>
-          <w:shd w:val="clear"/>
+          <w:shd w:val="clear" w:color="auto" w:fill="auto"/>
           <w:rFonts w:ascii="Arial" w:eastAsia="Arial" w:hAnsi="Arial" w:cs="Arial"/>
         </w:rPr>
         <w:t xml:space="preserve">데이터 기반 작물 생산량 및 출하시기 예측 서비스 개발</w:t>
@@ -257,18 +248,18 @@
           <w:color w:val="000000"/>
           <w:sz w:val="22"/>
           <w:szCs w:val="22"/>
-          <w:shd w:val="clear"/>
-          <w:rFonts w:ascii="Arial" w:eastAsia="Arial" w:hAnsi="Arial" w:cs="Arial"/>
-        </w:rPr>
-      </w:pPr>
-      <w:r>
-        <w:rPr>
-          <w:i w:val="0"/>
-          <w:b w:val="0"/>
-          <w:color w:val="000000"/>
-          <w:sz w:val="22"/>
-          <w:szCs w:val="22"/>
-          <w:shd w:val="clear"/>
+          <w:shd w:val="clear" w:color="auto" w:fill="auto"/>
+          <w:rFonts w:ascii="Arial" w:eastAsia="Arial" w:hAnsi="Arial" w:cs="Arial"/>
+        </w:rPr>
+      </w:pPr>
+      <w:r>
+        <w:rPr>
+          <w:i w:val="0"/>
+          <w:b w:val="0"/>
+          <w:color w:val="000000"/>
+          <w:sz w:val="22"/>
+          <w:szCs w:val="22"/>
+          <w:shd w:val="clear" w:color="auto" w:fill="auto"/>
           <w:rFonts w:ascii="Arial" w:eastAsia="Arial" w:hAnsi="Arial" w:cs="Arial"/>
         </w:rPr>
         <w:t xml:space="preserve">작물 가격 및 출하 데이터 분석</w:t>
@@ -286,18 +277,18 @@
           <w:color w:val="000000"/>
           <w:sz w:val="22"/>
           <w:szCs w:val="22"/>
-          <w:shd w:val="clear"/>
-          <w:rFonts w:ascii="Arial" w:eastAsia="Arial" w:hAnsi="Arial" w:cs="Arial"/>
-        </w:rPr>
-      </w:pPr>
-      <w:r>
-        <w:rPr>
-          <w:i w:val="0"/>
-          <w:b w:val="0"/>
-          <w:color w:val="000000"/>
-          <w:sz w:val="22"/>
-          <w:szCs w:val="22"/>
-          <w:shd w:val="clear"/>
+          <w:shd w:val="clear" w:color="auto" w:fill="auto"/>
+          <w:rFonts w:ascii="Arial" w:eastAsia="Arial" w:hAnsi="Arial" w:cs="Arial"/>
+        </w:rPr>
+      </w:pPr>
+      <w:r>
+        <w:rPr>
+          <w:i w:val="0"/>
+          <w:b w:val="0"/>
+          <w:color w:val="000000"/>
+          <w:sz w:val="22"/>
+          <w:szCs w:val="22"/>
+          <w:shd w:val="clear" w:color="auto" w:fill="auto"/>
           <w:rFonts w:ascii="Arial" w:eastAsia="Arial" w:hAnsi="Arial" w:cs="Arial"/>
         </w:rPr>
         <w:t xml:space="preserve">환경 데이터 기반 출하량 예측 모델 개발</w:t>
@@ -315,18 +306,18 @@
           <w:color w:val="000000"/>
           <w:sz w:val="22"/>
           <w:szCs w:val="22"/>
-          <w:shd w:val="clear"/>
-          <w:rFonts w:ascii="Arial" w:eastAsia="Arial" w:hAnsi="Arial" w:cs="Arial"/>
-        </w:rPr>
-      </w:pPr>
-      <w:r>
-        <w:rPr>
-          <w:i w:val="0"/>
-          <w:b w:val="0"/>
-          <w:color w:val="000000"/>
-          <w:sz w:val="22"/>
-          <w:szCs w:val="22"/>
-          <w:shd w:val="clear"/>
+          <w:shd w:val="clear" w:color="auto" w:fill="auto"/>
+          <w:rFonts w:ascii="Arial" w:eastAsia="Arial" w:hAnsi="Arial" w:cs="Arial"/>
+        </w:rPr>
+      </w:pPr>
+      <w:r>
+        <w:rPr>
+          <w:i w:val="0"/>
+          <w:b w:val="0"/>
+          <w:color w:val="000000"/>
+          <w:sz w:val="22"/>
+          <w:szCs w:val="22"/>
+          <w:shd w:val="clear" w:color="auto" w:fill="auto"/>
           <w:rFonts w:ascii="Arial" w:eastAsia="Arial" w:hAnsi="Arial" w:cs="Arial"/>
         </w:rPr>
         <w:t xml:space="preserve">작물 도매가격 예측 모델 개발</w:t>
@@ -340,14 +331,14 @@
           <w:color w:val="000000"/>
           <w:sz w:val="22"/>
           <w:szCs w:val="22"/>
-          <w:shd w:val="clear"/>
-          <w:rFonts w:ascii="Arial" w:eastAsia="Arial" w:hAnsi="Arial" w:cs="Arial"/>
-        </w:rPr>
-      </w:pPr>
-      <w:r>
-        <w:rPr>
-          <w:b w:val="0"/>
-          <w:shd w:val="clear"/>
+          <w:shd w:val="clear" w:color="auto" w:fill="auto"/>
+          <w:rFonts w:ascii="Arial" w:eastAsia="Arial" w:hAnsi="Arial" w:cs="Arial"/>
+        </w:rPr>
+      </w:pPr>
+      <w:r>
+        <w:rPr>
+          <w:b w:val="0"/>
+          <w:shd w:val="clear" w:color="auto" w:fill="auto"/>
         </w:rPr>
         <w:br/>
       </w:r>
@@ -358,7 +349,7 @@
           <w:color w:val="000000"/>
           <w:sz w:val="22"/>
           <w:szCs w:val="22"/>
-          <w:shd w:val="clear"/>
+          <w:shd w:val="clear" w:color="auto" w:fill="auto"/>
           <w:rFonts w:ascii="Arial" w:eastAsia="Arial" w:hAnsi="Arial" w:cs="Arial"/>
         </w:rPr>
         <w:t xml:space="preserve">도매가격 분석 -&gt; 시기별 도매가격 예측 모델(a)</w:t>
@@ -373,18 +364,18 @@
           <w:color w:val="000000"/>
           <w:sz w:val="22"/>
           <w:szCs w:val="22"/>
-          <w:shd w:val="clear"/>
-          <w:rFonts w:ascii="Arial" w:eastAsia="Arial" w:hAnsi="Arial" w:cs="Arial"/>
-        </w:rPr>
-      </w:pPr>
-      <w:r>
-        <w:rPr>
-          <w:i w:val="0"/>
-          <w:b w:val="0"/>
-          <w:color w:val="000000"/>
-          <w:sz w:val="22"/>
-          <w:szCs w:val="22"/>
-          <w:shd w:val="clear"/>
+          <w:shd w:val="clear" w:color="auto" w:fill="auto"/>
+          <w:rFonts w:ascii="Arial" w:eastAsia="Arial" w:hAnsi="Arial" w:cs="Arial"/>
+        </w:rPr>
+      </w:pPr>
+      <w:r>
+        <w:rPr>
+          <w:i w:val="0"/>
+          <w:b w:val="0"/>
+          <w:color w:val="000000"/>
+          <w:sz w:val="22"/>
+          <w:szCs w:val="22"/>
+          <w:shd w:val="clear" w:color="auto" w:fill="auto"/>
           <w:rFonts w:ascii="Arial" w:eastAsia="Arial" w:hAnsi="Arial" w:cs="Arial"/>
         </w:rPr>
         <w:t xml:space="preserve">재배환경에 따른 총 생산량 분석+예측 모델(b)</w:t>
@@ -399,18 +390,18 @@
           <w:color w:val="000000"/>
           <w:sz w:val="22"/>
           <w:szCs w:val="22"/>
-          <w:shd w:val="clear"/>
-          <w:rFonts w:ascii="Arial" w:eastAsia="Arial" w:hAnsi="Arial" w:cs="Arial"/>
-        </w:rPr>
-      </w:pPr>
-      <w:r>
-        <w:rPr>
-          <w:i w:val="0"/>
-          <w:b w:val="0"/>
-          <w:color w:val="000000"/>
-          <w:sz w:val="22"/>
-          <w:szCs w:val="22"/>
-          <w:shd w:val="clear"/>
+          <w:shd w:val="clear" w:color="auto" w:fill="auto"/>
+          <w:rFonts w:ascii="Arial" w:eastAsia="Arial" w:hAnsi="Arial" w:cs="Arial"/>
+        </w:rPr>
+      </w:pPr>
+      <w:r>
+        <w:rPr>
+          <w:i w:val="0"/>
+          <w:b w:val="0"/>
+          <w:color w:val="000000"/>
+          <w:sz w:val="22"/>
+          <w:szCs w:val="22"/>
+          <w:shd w:val="clear" w:color="auto" w:fill="auto"/>
           <w:rFonts w:ascii="Arial" w:eastAsia="Arial" w:hAnsi="Arial" w:cs="Arial"/>
         </w:rPr>
         <w:t xml:space="preserve">재배환경에 따른 생육속도 분석+예측 모델(c)</w:t>
@@ -425,18 +416,18 @@
           <w:color w:val="000000"/>
           <w:sz w:val="22"/>
           <w:szCs w:val="22"/>
-          <w:shd w:val="clear"/>
-          <w:rFonts w:ascii="Arial" w:eastAsia="Arial" w:hAnsi="Arial" w:cs="Arial"/>
-        </w:rPr>
-      </w:pPr>
-      <w:r>
-        <w:rPr>
-          <w:i w:val="0"/>
-          <w:b w:val="0"/>
-          <w:color w:val="000000"/>
-          <w:sz w:val="22"/>
-          <w:szCs w:val="22"/>
-          <w:shd w:val="clear"/>
+          <w:shd w:val="clear" w:color="auto" w:fill="auto"/>
+          <w:rFonts w:ascii="Arial" w:eastAsia="Arial" w:hAnsi="Arial" w:cs="Arial"/>
+        </w:rPr>
+      </w:pPr>
+      <w:r>
+        <w:rPr>
+          <w:i w:val="0"/>
+          <w:b w:val="0"/>
+          <w:color w:val="000000"/>
+          <w:sz w:val="22"/>
+          <w:szCs w:val="22"/>
+          <w:shd w:val="clear" w:color="auto" w:fill="auto"/>
           <w:rFonts w:ascii="Arial" w:eastAsia="Arial" w:hAnsi="Arial" w:cs="Arial"/>
         </w:rPr>
         <w:t xml:space="preserve">재배환경에 따른 품질 분석+예측 모델(d)</w:t>
@@ -451,18 +442,18 @@
           <w:color w:val="000000"/>
           <w:sz w:val="22"/>
           <w:szCs w:val="22"/>
-          <w:shd w:val="clear"/>
-          <w:rFonts w:ascii="Arial" w:eastAsia="Arial" w:hAnsi="Arial" w:cs="Arial"/>
-        </w:rPr>
-      </w:pPr>
-      <w:r>
-        <w:rPr>
-          <w:i w:val="0"/>
-          <w:b w:val="0"/>
-          <w:color w:val="000000"/>
-          <w:sz w:val="22"/>
-          <w:szCs w:val="22"/>
-          <w:shd w:val="clear"/>
+          <w:shd w:val="clear" w:color="auto" w:fill="auto"/>
+          <w:rFonts w:ascii="Arial" w:eastAsia="Arial" w:hAnsi="Arial" w:cs="Arial"/>
+        </w:rPr>
+      </w:pPr>
+      <w:r>
+        <w:rPr>
+          <w:i w:val="0"/>
+          <w:b w:val="0"/>
+          <w:color w:val="000000"/>
+          <w:sz w:val="22"/>
+          <w:szCs w:val="22"/>
+          <w:shd w:val="clear" w:color="auto" w:fill="auto"/>
           <w:rFonts w:ascii="Arial" w:eastAsia="Arial" w:hAnsi="Arial" w:cs="Arial"/>
         </w:rPr>
         <w:t xml:space="preserve">날씨와 재배환경의 연관성 분석</w:t>
@@ -476,21 +467,21 @@
           <w:color w:val="000000"/>
           <w:sz w:val="22"/>
           <w:szCs w:val="22"/>
-          <w:shd w:val="clear"/>
-          <w:rFonts w:ascii="Arial" w:eastAsia="Arial" w:hAnsi="Arial" w:cs="Arial"/>
-        </w:rPr>
-      </w:pPr>
-      <w:r>
-        <w:rPr>
-          <w:b w:val="0"/>
-          <w:shd w:val="clear"/>
+          <w:shd w:val="clear" w:color="auto" w:fill="auto"/>
+          <w:rFonts w:ascii="Arial" w:eastAsia="Arial" w:hAnsi="Arial" w:cs="Arial"/>
+        </w:rPr>
+      </w:pPr>
+      <w:r>
+        <w:rPr>
+          <w:b w:val="0"/>
+          <w:shd w:val="clear" w:color="auto" w:fill="auto"/>
         </w:rPr>
         <w:br/>
       </w:r>
       <w:r>
         <w:rPr>
           <w:b w:val="0"/>
-          <w:shd w:val="clear"/>
+          <w:shd w:val="clear" w:color="auto" w:fill="auto"/>
         </w:rPr>
         <w:br/>
       </w:r>
@@ -501,7 +492,7 @@
           <w:color w:val="000000"/>
           <w:sz w:val="22"/>
           <w:szCs w:val="22"/>
-          <w:shd w:val="clear"/>
+          <w:shd w:val="clear" w:color="auto" w:fill="auto"/>
           <w:rFonts w:ascii="Arial" w:eastAsia="Arial" w:hAnsi="Arial" w:cs="Arial"/>
         </w:rPr>
         <w:t xml:space="preserve">스마트팜의 환경 제어 기능을 활용해 농가별 출하시기와 품질 전략을 다르게 만들어 </w:t>
@@ -513,7 +504,7 @@
           <w:color w:val="000000"/>
           <w:sz w:val="22"/>
           <w:szCs w:val="22"/>
-          <w:shd w:val="clear"/>
+          <w:shd w:val="clear" w:color="auto" w:fill="auto"/>
           <w:rFonts w:ascii="Arial" w:eastAsia="Arial" w:hAnsi="Arial" w:cs="Arial"/>
         </w:rPr>
         <w:t xml:space="preserve">시장 경쟁력을 높이는 AI 시스템</w:t>
@@ -527,21 +518,21 @@
           <w:color w:val="000000"/>
           <w:sz w:val="22"/>
           <w:szCs w:val="22"/>
-          <w:shd w:val="clear"/>
-          <w:rFonts w:ascii="Arial" w:eastAsia="Arial" w:hAnsi="Arial" w:cs="Arial"/>
-        </w:rPr>
-      </w:pPr>
-      <w:r>
-        <w:rPr>
-          <w:b w:val="0"/>
-          <w:shd w:val="clear"/>
+          <w:shd w:val="clear" w:color="auto" w:fill="auto"/>
+          <w:rFonts w:ascii="Arial" w:eastAsia="Arial" w:hAnsi="Arial" w:cs="Arial"/>
+        </w:rPr>
+      </w:pPr>
+      <w:r>
+        <w:rPr>
+          <w:b w:val="0"/>
+          <w:shd w:val="clear" w:color="auto" w:fill="auto"/>
         </w:rPr>
         <w:br/>
       </w:r>
       <w:r>
         <w:rPr>
           <w:b w:val="0"/>
-          <w:shd w:val="clear"/>
+          <w:shd w:val="clear" w:color="auto" w:fill="auto"/>
         </w:rPr>
         <w:br/>
       </w:r>
@@ -552,7 +543,7 @@
           <w:color w:val="000000"/>
           <w:sz w:val="22"/>
           <w:szCs w:val="22"/>
-          <w:shd w:val="clear"/>
+          <w:shd w:val="clear" w:color="auto" w:fill="auto"/>
           <w:rFonts w:ascii="Arial" w:eastAsia="Arial" w:hAnsi="Arial" w:cs="Arial"/>
         </w:rPr>
         <w:t xml:space="preserve">도매가격을 분석해보니 특정 시기에 비싸더라(a)</w:t>
@@ -567,18 +558,18 @@
           <w:color w:val="000000"/>
           <w:sz w:val="22"/>
           <w:szCs w:val="22"/>
-          <w:shd w:val="clear"/>
-          <w:rFonts w:ascii="Arial" w:eastAsia="Arial" w:hAnsi="Arial" w:cs="Arial"/>
-        </w:rPr>
-      </w:pPr>
-      <w:r>
-        <w:rPr>
-          <w:i w:val="0"/>
-          <w:b w:val="0"/>
-          <w:color w:val="000000"/>
-          <w:sz w:val="22"/>
-          <w:szCs w:val="22"/>
-          <w:shd w:val="clear"/>
+          <w:shd w:val="clear" w:color="auto" w:fill="auto"/>
+          <w:rFonts w:ascii="Arial" w:eastAsia="Arial" w:hAnsi="Arial" w:cs="Arial"/>
+        </w:rPr>
+      </w:pPr>
+      <w:r>
+        <w:rPr>
+          <w:i w:val="0"/>
+          <w:b w:val="0"/>
+          <w:color w:val="000000"/>
+          <w:sz w:val="22"/>
+          <w:szCs w:val="22"/>
+          <w:shd w:val="clear" w:color="auto" w:fill="auto"/>
           <w:rFonts w:ascii="Arial" w:eastAsia="Arial" w:hAnsi="Arial" w:cs="Arial"/>
         </w:rPr>
         <w:t xml:space="preserve">-&gt; 그 시기에 나의 출하량을 늘리고 싶다</w:t>
@@ -593,18 +584,18 @@
           <w:color w:val="000000"/>
           <w:sz w:val="22"/>
           <w:szCs w:val="22"/>
-          <w:shd w:val="clear"/>
-          <w:rFonts w:ascii="Arial" w:eastAsia="Arial" w:hAnsi="Arial" w:cs="Arial"/>
-        </w:rPr>
-      </w:pPr>
-      <w:r>
-        <w:rPr>
-          <w:i w:val="0"/>
-          <w:b w:val="0"/>
-          <w:color w:val="000000"/>
-          <w:sz w:val="22"/>
-          <w:szCs w:val="22"/>
-          <w:shd w:val="clear"/>
+          <w:shd w:val="clear" w:color="auto" w:fill="auto"/>
+          <w:rFonts w:ascii="Arial" w:eastAsia="Arial" w:hAnsi="Arial" w:cs="Arial"/>
+        </w:rPr>
+      </w:pPr>
+      <w:r>
+        <w:rPr>
+          <w:i w:val="0"/>
+          <w:b w:val="0"/>
+          <w:color w:val="000000"/>
+          <w:sz w:val="22"/>
+          <w:szCs w:val="22"/>
+          <w:shd w:val="clear" w:color="auto" w:fill="auto"/>
           <w:rFonts w:ascii="Arial" w:eastAsia="Arial" w:hAnsi="Arial" w:cs="Arial"/>
         </w:rPr>
         <w:t xml:space="preserve">-&gt; 스케줄 조정 &amp; 환경 조절</w:t>
@@ -619,18 +610,18 @@
           <w:color w:val="000000"/>
           <w:sz w:val="22"/>
           <w:szCs w:val="22"/>
-          <w:shd w:val="clear"/>
-          <w:rFonts w:ascii="Arial" w:eastAsia="Arial" w:hAnsi="Arial" w:cs="Arial"/>
-        </w:rPr>
-      </w:pPr>
-      <w:r>
-        <w:rPr>
-          <w:i w:val="0"/>
-          <w:b w:val="0"/>
-          <w:color w:val="000000"/>
-          <w:sz w:val="22"/>
-          <w:szCs w:val="22"/>
-          <w:shd w:val="clear"/>
+          <w:shd w:val="clear" w:color="auto" w:fill="auto"/>
+          <w:rFonts w:ascii="Arial" w:eastAsia="Arial" w:hAnsi="Arial" w:cs="Arial"/>
+        </w:rPr>
+      </w:pPr>
+      <w:r>
+        <w:rPr>
+          <w:i w:val="0"/>
+          <w:b w:val="0"/>
+          <w:color w:val="000000"/>
+          <w:sz w:val="22"/>
+          <w:szCs w:val="22"/>
+          <w:shd w:val="clear" w:color="auto" w:fill="auto"/>
           <w:rFonts w:ascii="Arial" w:eastAsia="Arial" w:hAnsi="Arial" w:cs="Arial"/>
         </w:rPr>
         <w:t xml:space="preserve">-&gt; 환경에 따른 생육속도를 알아야 함(c) + 환경에 따른 총 생산량을 알아야 함(b) + </w:t>
@@ -642,7 +633,7 @@
           <w:color w:val="000000"/>
           <w:sz w:val="22"/>
           <w:szCs w:val="22"/>
-          <w:shd w:val="clear"/>
+          <w:shd w:val="clear" w:color="auto" w:fill="auto"/>
           <w:rFonts w:ascii="Arial" w:eastAsia="Arial" w:hAnsi="Arial" w:cs="Arial"/>
         </w:rPr>
         <w:t xml:space="preserve">날씨에 따른 재배환경 변화를 알아야 함</w:t>
@@ -656,14 +647,14 @@
           <w:color w:val="000000"/>
           <w:sz w:val="22"/>
           <w:szCs w:val="22"/>
-          <w:shd w:val="clear"/>
-          <w:rFonts w:ascii="Arial" w:eastAsia="Arial" w:hAnsi="Arial" w:cs="Arial"/>
-        </w:rPr>
-      </w:pPr>
-      <w:r>
-        <w:rPr>
-          <w:b w:val="0"/>
-          <w:shd w:val="clear"/>
+          <w:shd w:val="clear" w:color="auto" w:fill="auto"/>
+          <w:rFonts w:ascii="Arial" w:eastAsia="Arial" w:hAnsi="Arial" w:cs="Arial"/>
+        </w:rPr>
+      </w:pPr>
+      <w:r>
+        <w:rPr>
+          <w:b w:val="0"/>
+          <w:shd w:val="clear" w:color="auto" w:fill="auto"/>
         </w:rPr>
         <w:br/>
       </w:r>
@@ -674,7 +665,7 @@
           <w:color w:val="000000"/>
           <w:sz w:val="22"/>
           <w:szCs w:val="22"/>
-          <w:shd w:val="clear"/>
+          <w:shd w:val="clear" w:color="auto" w:fill="auto"/>
           <w:rFonts w:ascii="Arial" w:eastAsia="Arial" w:hAnsi="Arial" w:cs="Arial"/>
         </w:rPr>
         <w:t xml:space="preserve">그런데 품질도 나쁘면 안된다</w:t>
@@ -689,18 +680,18 @@
           <w:color w:val="000000"/>
           <w:sz w:val="22"/>
           <w:szCs w:val="22"/>
-          <w:shd w:val="clear"/>
-          <w:rFonts w:ascii="Arial" w:eastAsia="Arial" w:hAnsi="Arial" w:cs="Arial"/>
-        </w:rPr>
-      </w:pPr>
-      <w:r>
-        <w:rPr>
-          <w:i w:val="0"/>
-          <w:b w:val="0"/>
-          <w:color w:val="000000"/>
-          <w:sz w:val="22"/>
-          <w:szCs w:val="22"/>
-          <w:shd w:val="clear"/>
+          <w:shd w:val="clear" w:color="auto" w:fill="auto"/>
+          <w:rFonts w:ascii="Arial" w:eastAsia="Arial" w:hAnsi="Arial" w:cs="Arial"/>
+        </w:rPr>
+      </w:pPr>
+      <w:r>
+        <w:rPr>
+          <w:i w:val="0"/>
+          <w:b w:val="0"/>
+          <w:color w:val="000000"/>
+          <w:sz w:val="22"/>
+          <w:szCs w:val="22"/>
+          <w:shd w:val="clear" w:color="auto" w:fill="auto"/>
           <w:rFonts w:ascii="Arial" w:eastAsia="Arial" w:hAnsi="Arial" w:cs="Arial"/>
         </w:rPr>
         <w:t xml:space="preserve">-&gt; 환경에 따른 품질을 알아야 함(d)</w:t>
@@ -714,21 +705,21 @@
           <w:color w:val="000000"/>
           <w:sz w:val="22"/>
           <w:szCs w:val="22"/>
-          <w:shd w:val="clear"/>
-          <w:rFonts w:ascii="Arial" w:eastAsia="Arial" w:hAnsi="Arial" w:cs="Arial"/>
-        </w:rPr>
-      </w:pPr>
-      <w:r>
-        <w:rPr>
-          <w:b w:val="0"/>
-          <w:shd w:val="clear"/>
+          <w:shd w:val="clear" w:color="auto" w:fill="auto"/>
+          <w:rFonts w:ascii="Arial" w:eastAsia="Arial" w:hAnsi="Arial" w:cs="Arial"/>
+        </w:rPr>
+      </w:pPr>
+      <w:r>
+        <w:rPr>
+          <w:b w:val="0"/>
+          <w:shd w:val="clear" w:color="auto" w:fill="auto"/>
         </w:rPr>
         <w:br/>
       </w:r>
       <w:r>
         <w:rPr>
           <w:b w:val="0"/>
-          <w:shd w:val="clear"/>
+          <w:shd w:val="clear" w:color="auto" w:fill="auto"/>
         </w:rPr>
         <w:br/>
       </w:r>
@@ -739,7 +730,7 @@
           <w:color w:val="000000"/>
           <w:sz w:val="22"/>
           <w:szCs w:val="22"/>
-          <w:shd w:val="clear"/>
+          <w:shd w:val="clear" w:color="auto" w:fill="auto"/>
           <w:rFonts w:ascii="Arial" w:eastAsia="Arial" w:hAnsi="Arial" w:cs="Arial"/>
         </w:rPr>
         <w:t xml:space="preserve">환경 데이터</w:t>
@@ -755,18 +746,18 @@
           <w:color w:val="000000"/>
           <w:sz w:val="22"/>
           <w:szCs w:val="22"/>
-          <w:shd w:val="clear"/>
-          <w:rFonts w:ascii="Arial" w:eastAsia="Arial" w:hAnsi="Arial" w:cs="Arial"/>
-        </w:rPr>
-      </w:pPr>
-      <w:r>
-        <w:rPr>
-          <w:i w:val="0"/>
-          <w:b w:val="0"/>
-          <w:color w:val="000000"/>
-          <w:sz w:val="22"/>
-          <w:szCs w:val="22"/>
-          <w:shd w:val="clear"/>
+          <w:shd w:val="clear" w:color="auto" w:fill="auto"/>
+          <w:rFonts w:ascii="Arial" w:eastAsia="Arial" w:hAnsi="Arial" w:cs="Arial"/>
+        </w:rPr>
+      </w:pPr>
+      <w:r>
+        <w:rPr>
+          <w:i w:val="0"/>
+          <w:b w:val="0"/>
+          <w:color w:val="000000"/>
+          <w:sz w:val="22"/>
+          <w:szCs w:val="22"/>
+          <w:shd w:val="clear" w:color="auto" w:fill="auto"/>
           <w:rFonts w:ascii="Arial" w:eastAsia="Arial" w:hAnsi="Arial" w:cs="Arial"/>
         </w:rPr>
         <w:t xml:space="preserve">(온도, 습도, CO₂, 광량)</w:t>
@@ -782,18 +773,18 @@
           <w:color w:val="000000"/>
           <w:sz w:val="22"/>
           <w:szCs w:val="22"/>
-          <w:shd w:val="clear"/>
-          <w:rFonts w:ascii="Arial" w:eastAsia="Arial" w:hAnsi="Arial" w:cs="Arial"/>
-        </w:rPr>
-      </w:pPr>
-      <w:r>
-        <w:rPr>
-          <w:i w:val="0"/>
-          <w:b w:val="0"/>
-          <w:color w:val="000000"/>
-          <w:sz w:val="22"/>
-          <w:szCs w:val="22"/>
-          <w:shd w:val="clear"/>
+          <w:shd w:val="clear" w:color="auto" w:fill="auto"/>
+          <w:rFonts w:ascii="Arial" w:eastAsia="Arial" w:hAnsi="Arial" w:cs="Arial"/>
+        </w:rPr>
+      </w:pPr>
+      <w:r>
+        <w:rPr>
+          <w:i w:val="0"/>
+          <w:b w:val="0"/>
+          <w:color w:val="000000"/>
+          <w:sz w:val="22"/>
+          <w:szCs w:val="22"/>
+          <w:shd w:val="clear" w:color="auto" w:fill="auto"/>
           <w:rFonts w:ascii="Arial" w:eastAsia="Arial" w:hAnsi="Arial" w:cs="Arial"/>
         </w:rPr>
         <w:t>↓</w:t>
@@ -809,18 +800,18 @@
           <w:color w:val="000000"/>
           <w:sz w:val="22"/>
           <w:szCs w:val="22"/>
-          <w:shd w:val="clear"/>
-          <w:rFonts w:ascii="Arial" w:eastAsia="Arial" w:hAnsi="Arial" w:cs="Arial"/>
-        </w:rPr>
-      </w:pPr>
-      <w:r>
-        <w:rPr>
-          <w:i w:val="0"/>
-          <w:b w:val="0"/>
-          <w:color w:val="000000"/>
-          <w:sz w:val="22"/>
-          <w:szCs w:val="22"/>
-          <w:shd w:val="clear"/>
+          <w:shd w:val="clear" w:color="auto" w:fill="auto"/>
+          <w:rFonts w:ascii="Arial" w:eastAsia="Arial" w:hAnsi="Arial" w:cs="Arial"/>
+        </w:rPr>
+      </w:pPr>
+      <w:r>
+        <w:rPr>
+          <w:i w:val="0"/>
+          <w:b w:val="0"/>
+          <w:color w:val="000000"/>
+          <w:sz w:val="22"/>
+          <w:szCs w:val="22"/>
+          <w:shd w:val="clear" w:color="auto" w:fill="auto"/>
           <w:rFonts w:ascii="Arial" w:eastAsia="Arial" w:hAnsi="Arial" w:cs="Arial"/>
         </w:rPr>
         <w:t xml:space="preserve">생육 모델</w:t>
@@ -836,18 +827,18 @@
           <w:color w:val="000000"/>
           <w:sz w:val="22"/>
           <w:szCs w:val="22"/>
-          <w:shd w:val="clear"/>
-          <w:rFonts w:ascii="Arial" w:eastAsia="Arial" w:hAnsi="Arial" w:cs="Arial"/>
-        </w:rPr>
-      </w:pPr>
-      <w:r>
-        <w:rPr>
-          <w:i w:val="0"/>
-          <w:b w:val="0"/>
-          <w:color w:val="000000"/>
-          <w:sz w:val="22"/>
-          <w:szCs w:val="22"/>
-          <w:shd w:val="clear"/>
+          <w:shd w:val="clear" w:color="auto" w:fill="auto"/>
+          <w:rFonts w:ascii="Arial" w:eastAsia="Arial" w:hAnsi="Arial" w:cs="Arial"/>
+        </w:rPr>
+      </w:pPr>
+      <w:r>
+        <w:rPr>
+          <w:i w:val="0"/>
+          <w:b w:val="0"/>
+          <w:color w:val="000000"/>
+          <w:sz w:val="22"/>
+          <w:szCs w:val="22"/>
+          <w:shd w:val="clear" w:color="auto" w:fill="auto"/>
           <w:rFonts w:ascii="Arial" w:eastAsia="Arial" w:hAnsi="Arial" w:cs="Arial"/>
         </w:rPr>
         <w:t>↓</w:t>
@@ -863,18 +854,18 @@
           <w:color w:val="000000"/>
           <w:sz w:val="22"/>
           <w:szCs w:val="22"/>
-          <w:shd w:val="clear"/>
-          <w:rFonts w:ascii="Arial" w:eastAsia="Arial" w:hAnsi="Arial" w:cs="Arial"/>
-        </w:rPr>
-      </w:pPr>
-      <w:r>
-        <w:rPr>
-          <w:i w:val="0"/>
-          <w:b w:val="0"/>
-          <w:color w:val="000000"/>
-          <w:sz w:val="22"/>
-          <w:szCs w:val="22"/>
-          <w:shd w:val="clear"/>
+          <w:shd w:val="clear" w:color="auto" w:fill="auto"/>
+          <w:rFonts w:ascii="Arial" w:eastAsia="Arial" w:hAnsi="Arial" w:cs="Arial"/>
+        </w:rPr>
+      </w:pPr>
+      <w:r>
+        <w:rPr>
+          <w:i w:val="0"/>
+          <w:b w:val="0"/>
+          <w:color w:val="000000"/>
+          <w:sz w:val="22"/>
+          <w:szCs w:val="22"/>
+          <w:shd w:val="clear" w:color="auto" w:fill="auto"/>
           <w:rFonts w:ascii="Arial" w:eastAsia="Arial" w:hAnsi="Arial" w:cs="Arial"/>
         </w:rPr>
         <w:t xml:space="preserve">생산량 / 수확 시기 예측</w:t>
@@ -888,14 +879,14 @@
           <w:color w:val="000000"/>
           <w:sz w:val="22"/>
           <w:szCs w:val="22"/>
-          <w:shd w:val="clear"/>
-          <w:rFonts w:ascii="Arial" w:eastAsia="Arial" w:hAnsi="Arial" w:cs="Arial"/>
-        </w:rPr>
-      </w:pPr>
-      <w:r>
-        <w:rPr>
-          <w:b w:val="0"/>
-          <w:shd w:val="clear"/>
+          <w:shd w:val="clear" w:color="auto" w:fill="auto"/>
+          <w:rFonts w:ascii="Arial" w:eastAsia="Arial" w:hAnsi="Arial" w:cs="Arial"/>
+        </w:rPr>
+      </w:pPr>
+      <w:r>
+        <w:rPr>
+          <w:b w:val="0"/>
+          <w:shd w:val="clear" w:color="auto" w:fill="auto"/>
         </w:rPr>
         <w:br/>
       </w:r>
@@ -906,7 +897,7 @@
           <w:color w:val="000000"/>
           <w:sz w:val="22"/>
           <w:szCs w:val="22"/>
-          <w:shd w:val="clear"/>
+          <w:shd w:val="clear" w:color="auto" w:fill="auto"/>
           <w:rFonts w:ascii="Arial" w:eastAsia="Arial" w:hAnsi="Arial" w:cs="Arial"/>
         </w:rPr>
         <w:t xml:space="preserve">사용자 입력데이터: </w:t>
@@ -924,18 +915,18 @@
           <w:color w:val="000000"/>
           <w:sz w:val="22"/>
           <w:szCs w:val="22"/>
-          <w:shd w:val="clear"/>
-          <w:rFonts w:ascii="Arial" w:eastAsia="Arial" w:hAnsi="Arial" w:cs="Arial"/>
-        </w:rPr>
-      </w:pPr>
-      <w:r>
-        <w:rPr>
-          <w:i w:val="0"/>
-          <w:b w:val="0"/>
-          <w:color w:val="000000"/>
-          <w:sz w:val="22"/>
-          <w:szCs w:val="22"/>
-          <w:shd w:val="clear"/>
+          <w:shd w:val="clear" w:color="auto" w:fill="auto"/>
+          <w:rFonts w:ascii="Arial" w:eastAsia="Arial" w:hAnsi="Arial" w:cs="Arial"/>
+        </w:rPr>
+      </w:pPr>
+      <w:r>
+        <w:rPr>
+          <w:i w:val="0"/>
+          <w:b w:val="0"/>
+          <w:color w:val="000000"/>
+          <w:sz w:val="22"/>
+          <w:szCs w:val="22"/>
+          <w:shd w:val="clear" w:color="auto" w:fill="auto"/>
           <w:rFonts w:ascii="Arial" w:eastAsia="Arial" w:hAnsi="Arial" w:cs="Arial"/>
         </w:rPr>
         <w:t>작물</w:t>
@@ -953,18 +944,18 @@
           <w:color w:val="000000"/>
           <w:sz w:val="22"/>
           <w:szCs w:val="22"/>
-          <w:shd w:val="clear"/>
-          <w:rFonts w:ascii="Arial" w:eastAsia="Arial" w:hAnsi="Arial" w:cs="Arial"/>
-        </w:rPr>
-      </w:pPr>
-      <w:r>
-        <w:rPr>
-          <w:i w:val="0"/>
-          <w:b w:val="0"/>
-          <w:color w:val="000000"/>
-          <w:sz w:val="22"/>
-          <w:szCs w:val="22"/>
-          <w:shd w:val="clear"/>
+          <w:shd w:val="clear" w:color="auto" w:fill="auto"/>
+          <w:rFonts w:ascii="Arial" w:eastAsia="Arial" w:hAnsi="Arial" w:cs="Arial"/>
+        </w:rPr>
+      </w:pPr>
+      <w:r>
+        <w:rPr>
+          <w:i w:val="0"/>
+          <w:b w:val="0"/>
+          <w:color w:val="000000"/>
+          <w:sz w:val="22"/>
+          <w:szCs w:val="22"/>
+          <w:shd w:val="clear" w:color="auto" w:fill="auto"/>
           <w:rFonts w:ascii="Arial" w:eastAsia="Arial" w:hAnsi="Arial" w:cs="Arial"/>
         </w:rPr>
         <w:t>품종</w:t>
@@ -982,18 +973,18 @@
           <w:color w:val="000000"/>
           <w:sz w:val="22"/>
           <w:szCs w:val="22"/>
-          <w:shd w:val="clear"/>
-          <w:rFonts w:ascii="Arial" w:eastAsia="Arial" w:hAnsi="Arial" w:cs="Arial"/>
-        </w:rPr>
-      </w:pPr>
-      <w:r>
-        <w:rPr>
-          <w:i w:val="0"/>
-          <w:b w:val="0"/>
-          <w:color w:val="000000"/>
-          <w:sz w:val="22"/>
-          <w:szCs w:val="22"/>
-          <w:shd w:val="clear"/>
+          <w:shd w:val="clear" w:color="auto" w:fill="auto"/>
+          <w:rFonts w:ascii="Arial" w:eastAsia="Arial" w:hAnsi="Arial" w:cs="Arial"/>
+        </w:rPr>
+      </w:pPr>
+      <w:r>
+        <w:rPr>
+          <w:i w:val="0"/>
+          <w:b w:val="0"/>
+          <w:color w:val="000000"/>
+          <w:sz w:val="22"/>
+          <w:szCs w:val="22"/>
+          <w:shd w:val="clear" w:color="auto" w:fill="auto"/>
           <w:rFonts w:ascii="Arial" w:eastAsia="Arial" w:hAnsi="Arial" w:cs="Arial"/>
         </w:rPr>
         <w:t xml:space="preserve">재배 시작일</w:t>
@@ -1011,18 +1002,18 @@
           <w:color w:val="000000"/>
           <w:sz w:val="22"/>
           <w:szCs w:val="22"/>
-          <w:shd w:val="clear"/>
-          <w:rFonts w:ascii="Arial" w:eastAsia="Arial" w:hAnsi="Arial" w:cs="Arial"/>
-        </w:rPr>
-      </w:pPr>
-      <w:r>
-        <w:rPr>
-          <w:i w:val="0"/>
-          <w:b w:val="0"/>
-          <w:color w:val="000000"/>
-          <w:sz w:val="22"/>
-          <w:szCs w:val="22"/>
-          <w:shd w:val="clear"/>
+          <w:shd w:val="clear" w:color="auto" w:fill="auto"/>
+          <w:rFonts w:ascii="Arial" w:eastAsia="Arial" w:hAnsi="Arial" w:cs="Arial"/>
+        </w:rPr>
+      </w:pPr>
+      <w:r>
+        <w:rPr>
+          <w:i w:val="0"/>
+          <w:b w:val="0"/>
+          <w:color w:val="000000"/>
+          <w:sz w:val="22"/>
+          <w:szCs w:val="22"/>
+          <w:shd w:val="clear" w:color="auto" w:fill="auto"/>
           <w:rFonts w:ascii="Arial" w:eastAsia="Arial" w:hAnsi="Arial" w:cs="Arial"/>
         </w:rPr>
         <w:t xml:space="preserve">목표 전략(최대 매출, 최다 생산량? 최고 품질?...)</w:t>
@@ -1040,18 +1031,18 @@
           <w:color w:val="000000"/>
           <w:sz w:val="22"/>
           <w:szCs w:val="22"/>
-          <w:shd w:val="clear"/>
-          <w:rFonts w:ascii="Arial" w:eastAsia="Arial" w:hAnsi="Arial" w:cs="Arial"/>
-        </w:rPr>
-      </w:pPr>
-      <w:r>
-        <w:rPr>
-          <w:i w:val="0"/>
-          <w:b w:val="0"/>
-          <w:color w:val="000000"/>
-          <w:sz w:val="22"/>
-          <w:szCs w:val="22"/>
-          <w:shd w:val="clear"/>
+          <w:shd w:val="clear" w:color="auto" w:fill="auto"/>
+          <w:rFonts w:ascii="Arial" w:eastAsia="Arial" w:hAnsi="Arial" w:cs="Arial"/>
+        </w:rPr>
+      </w:pPr>
+      <w:r>
+        <w:rPr>
+          <w:i w:val="0"/>
+          <w:b w:val="0"/>
+          <w:color w:val="000000"/>
+          <w:sz w:val="22"/>
+          <w:szCs w:val="22"/>
+          <w:shd w:val="clear" w:color="auto" w:fill="auto"/>
           <w:rFonts w:ascii="Arial" w:eastAsia="Arial" w:hAnsi="Arial" w:cs="Arial"/>
         </w:rPr>
         <w:t xml:space="preserve">재배 환경 정보 (지역, 농장규모(재배면적), 스마트팜(고정))</w:t>
@@ -1065,14 +1056,14 @@
           <w:color w:val="000000"/>
           <w:sz w:val="22"/>
           <w:szCs w:val="22"/>
-          <w:shd w:val="clear"/>
-          <w:rFonts w:ascii="Arial" w:eastAsia="Arial" w:hAnsi="Arial" w:cs="Arial"/>
-        </w:rPr>
-      </w:pPr>
-      <w:r>
-        <w:rPr>
-          <w:b w:val="0"/>
-          <w:shd w:val="clear"/>
+          <w:shd w:val="clear" w:color="auto" w:fill="auto"/>
+          <w:rFonts w:ascii="Arial" w:eastAsia="Arial" w:hAnsi="Arial" w:cs="Arial"/>
+        </w:rPr>
+      </w:pPr>
+      <w:r>
+        <w:rPr>
+          <w:b w:val="0"/>
+          <w:shd w:val="clear" w:color="auto" w:fill="auto"/>
         </w:rPr>
         <w:br/>
       </w:r>
@@ -1083,7 +1074,7 @@
           <w:color w:val="000000"/>
           <w:sz w:val="22"/>
           <w:szCs w:val="22"/>
-          <w:shd w:val="clear"/>
+          <w:shd w:val="clear" w:color="auto" w:fill="auto"/>
           <w:rFonts w:ascii="Arial" w:eastAsia="Arial" w:hAnsi="Arial" w:cs="Arial"/>
         </w:rPr>
         <w:t>출력데이터:</w:t>
@@ -1101,18 +1092,18 @@
           <w:color w:val="000000"/>
           <w:sz w:val="22"/>
           <w:szCs w:val="22"/>
-          <w:shd w:val="clear"/>
-          <w:rFonts w:ascii="Arial" w:eastAsia="Arial" w:hAnsi="Arial" w:cs="Arial"/>
-        </w:rPr>
-      </w:pPr>
-      <w:r>
-        <w:rPr>
-          <w:i w:val="0"/>
-          <w:b w:val="0"/>
-          <w:color w:val="000000"/>
-          <w:sz w:val="22"/>
-          <w:szCs w:val="22"/>
-          <w:shd w:val="clear"/>
+          <w:shd w:val="clear" w:color="auto" w:fill="auto"/>
+          <w:rFonts w:ascii="Arial" w:eastAsia="Arial" w:hAnsi="Arial" w:cs="Arial"/>
+        </w:rPr>
+      </w:pPr>
+      <w:r>
+        <w:rPr>
+          <w:i w:val="0"/>
+          <w:b w:val="0"/>
+          <w:color w:val="000000"/>
+          <w:sz w:val="22"/>
+          <w:szCs w:val="22"/>
+          <w:shd w:val="clear" w:color="auto" w:fill="auto"/>
           <w:rFonts w:ascii="Arial" w:eastAsia="Arial" w:hAnsi="Arial" w:cs="Arial"/>
         </w:rPr>
         <w:t xml:space="preserve">예상 수확 시기(2026년 3월 11일)</w:t>
@@ -1130,18 +1121,18 @@
           <w:color w:val="000000"/>
           <w:sz w:val="22"/>
           <w:szCs w:val="22"/>
-          <w:shd w:val="clear"/>
-          <w:rFonts w:ascii="Arial" w:eastAsia="Arial" w:hAnsi="Arial" w:cs="Arial"/>
-        </w:rPr>
-      </w:pPr>
-      <w:r>
-        <w:rPr>
-          <w:i w:val="0"/>
-          <w:b w:val="0"/>
-          <w:color w:val="000000"/>
-          <w:sz w:val="22"/>
-          <w:szCs w:val="22"/>
-          <w:shd w:val="clear"/>
+          <w:shd w:val="clear" w:color="auto" w:fill="auto"/>
+          <w:rFonts w:ascii="Arial" w:eastAsia="Arial" w:hAnsi="Arial" w:cs="Arial"/>
+        </w:rPr>
+      </w:pPr>
+      <w:r>
+        <w:rPr>
+          <w:i w:val="0"/>
+          <w:b w:val="0"/>
+          <w:color w:val="000000"/>
+          <w:sz w:val="22"/>
+          <w:szCs w:val="22"/>
+          <w:shd w:val="clear" w:color="auto" w:fill="auto"/>
           <w:rFonts w:ascii="Arial" w:eastAsia="Arial" w:hAnsi="Arial" w:cs="Arial"/>
         </w:rPr>
         <w:t xml:space="preserve">예상 생산량(1000kg)</w:t>
@@ -1159,18 +1150,18 @@
           <w:color w:val="000000"/>
           <w:sz w:val="22"/>
           <w:szCs w:val="22"/>
-          <w:shd w:val="clear"/>
-          <w:rFonts w:ascii="Arial" w:eastAsia="Arial" w:hAnsi="Arial" w:cs="Arial"/>
-        </w:rPr>
-      </w:pPr>
-      <w:r>
-        <w:rPr>
-          <w:i w:val="0"/>
-          <w:b w:val="0"/>
-          <w:color w:val="000000"/>
-          <w:sz w:val="22"/>
-          <w:szCs w:val="22"/>
-          <w:shd w:val="clear"/>
+          <w:shd w:val="clear" w:color="auto" w:fill="auto"/>
+          <w:rFonts w:ascii="Arial" w:eastAsia="Arial" w:hAnsi="Arial" w:cs="Arial"/>
+        </w:rPr>
+      </w:pPr>
+      <w:r>
+        <w:rPr>
+          <w:i w:val="0"/>
+          <w:b w:val="0"/>
+          <w:color w:val="000000"/>
+          <w:sz w:val="22"/>
+          <w:szCs w:val="22"/>
+          <w:shd w:val="clear" w:color="auto" w:fill="auto"/>
           <w:rFonts w:ascii="Arial" w:eastAsia="Arial" w:hAnsi="Arial" w:cs="Arial"/>
         </w:rPr>
         <w:t xml:space="preserve">예상 수익(예상가격: 10000원/kg, 예상매출 10000000원)</w:t>
@@ -1184,21 +1175,21 @@
           <w:color w:val="000000"/>
           <w:sz w:val="22"/>
           <w:szCs w:val="22"/>
-          <w:shd w:val="clear"/>
-          <w:rFonts w:ascii="Arial" w:eastAsia="Arial" w:hAnsi="Arial" w:cs="Arial"/>
-        </w:rPr>
-      </w:pPr>
-      <w:r>
-        <w:rPr>
-          <w:b w:val="0"/>
-          <w:shd w:val="clear"/>
+          <w:shd w:val="clear" w:color="auto" w:fill="auto"/>
+          <w:rFonts w:ascii="Arial" w:eastAsia="Arial" w:hAnsi="Arial" w:cs="Arial"/>
+        </w:rPr>
+      </w:pPr>
+      <w:r>
+        <w:rPr>
+          <w:b w:val="0"/>
+          <w:shd w:val="clear" w:color="auto" w:fill="auto"/>
         </w:rPr>
         <w:br/>
       </w:r>
       <w:r>
         <w:rPr>
           <w:b w:val="0"/>
-          <w:shd w:val="clear"/>
+          <w:shd w:val="clear" w:color="auto" w:fill="auto"/>
         </w:rPr>
         <w:br/>
       </w:r>
@@ -1209,7 +1200,7 @@
           <w:color w:val="000000"/>
           <w:sz w:val="22"/>
           <w:szCs w:val="22"/>
-          <w:shd w:val="clear"/>
+          <w:shd w:val="clear" w:color="auto" w:fill="auto"/>
           <w:rFonts w:ascii="Arial" w:eastAsia="Arial" w:hAnsi="Arial" w:cs="Arial"/>
         </w:rPr>
         <w:t xml:space="preserve">딸기, 방울토마토, 파프리카, 토마토, 오이</w:t>
@@ -1223,60 +1214,32 @@
           <w:color w:val="000000"/>
           <w:sz w:val="32"/>
           <w:szCs w:val="32"/>
-          <w:shd w:val="clear"/>
-          <w:rFonts w:ascii="Arial" w:eastAsia="Arial" w:hAnsi="Arial" w:cs="Arial"/>
-          <w:lang w:eastAsia="ko-KR"/>
-        </w:rPr>
-      </w:pPr>
-      <w:r>
-        <w:rPr>
-          <w:b w:val="0"/>
-          <w:shd w:val="clear"/>
+          <w:shd w:val="clear" w:color="auto" w:fill="auto"/>
+          <w:rFonts w:ascii="Arial" w:eastAsia="Arial" w:hAnsi="Arial" w:cs="Arial"/>
+        </w:rPr>
+      </w:pPr>
+      <w:r>
+        <w:rPr>
+          <w:b w:val="0"/>
+          <w:shd w:val="clear" w:color="auto" w:fill="auto"/>
         </w:rPr>
         <w:br/>
       </w:r>
       <w:r>
         <w:rPr>
           <w:b w:val="0"/>
-          <w:shd w:val="clear"/>
+          <w:shd w:val="clear" w:color="auto" w:fill="auto"/>
         </w:rPr>
         <w:br/>
       </w:r>
-    </w:p>
-    <w:p>
-      <w:pPr>
+      <w:r>
         <w:rPr>
           <w:i w:val="0"/>
           <w:b w:val="0"/>
           <w:color w:val="000000"/>
           <w:sz w:val="32"/>
           <w:szCs w:val="32"/>
-          <w:shd w:val="clear"/>
-          <w:rFonts w:ascii="Arial" w:eastAsia="Arial" w:hAnsi="Arial" w:cs="Arial"/>
-          <w:lang w:eastAsia="ko-KR"/>
-        </w:rPr>
-      </w:pPr>
-    </w:p>
-    <w:p>
-      <w:pPr>
-        <w:rPr>
-          <w:i w:val="0"/>
-          <w:b w:val="0"/>
-          <w:color w:val="000000"/>
-          <w:sz w:val="32"/>
-          <w:szCs w:val="32"/>
-          <w:shd w:val="clear"/>
-          <w:rFonts w:ascii="Arial" w:eastAsia="Arial" w:hAnsi="Arial" w:cs="Arial"/>
-        </w:rPr>
-      </w:pPr>
-      <w:r>
-        <w:rPr>
-          <w:i w:val="0"/>
-          <w:b w:val="0"/>
-          <w:color w:val="000000"/>
-          <w:sz w:val="32"/>
-          <w:szCs w:val="32"/>
-          <w:shd w:val="clear"/>
+          <w:shd w:val="clear" w:color="auto" w:fill="auto"/>
           <w:rFonts w:ascii="Arial" w:eastAsia="Arial" w:hAnsi="Arial" w:cs="Arial"/>
         </w:rPr>
         <w:t xml:space="preserve">Data 출처</w:t>
@@ -1294,18 +1257,18 @@
           <w:color w:val="000000"/>
           <w:sz w:val="22"/>
           <w:szCs w:val="22"/>
-          <w:shd w:val="clear"/>
-          <w:rFonts w:ascii="Arial" w:eastAsia="Arial" w:hAnsi="Arial" w:cs="Arial"/>
-        </w:rPr>
-      </w:pPr>
-      <w:r>
-        <w:rPr>
-          <w:i w:val="0"/>
-          <w:b w:val="0"/>
-          <w:color w:val="000000"/>
-          <w:sz w:val="22"/>
-          <w:szCs w:val="22"/>
-          <w:shd w:val="clear"/>
+          <w:shd w:val="clear" w:color="auto" w:fill="auto"/>
+          <w:rFonts w:ascii="Arial" w:eastAsia="Arial" w:hAnsi="Arial" w:cs="Arial"/>
+        </w:rPr>
+      </w:pPr>
+      <w:r>
+        <w:rPr>
+          <w:i w:val="0"/>
+          <w:b w:val="0"/>
+          <w:color w:val="000000"/>
+          <w:sz w:val="22"/>
+          <w:szCs w:val="22"/>
+          <w:shd w:val="clear" w:color="auto" w:fill="auto"/>
           <w:rFonts w:ascii="Arial" w:eastAsia="Arial" w:hAnsi="Arial" w:cs="Arial"/>
         </w:rPr>
         <w:t xml:space="preserve">농촌 진흥청 - 스마트팜 현장 농가 데이터</w:t>
@@ -1317,7 +1280,7 @@
           <w:color w:val="000000"/>
           <w:sz w:val="22"/>
           <w:szCs w:val="22"/>
-          <w:shd w:val="clear"/>
+          <w:shd w:val="clear" w:color="auto" w:fill="auto"/>
           <w:rFonts w:ascii="Arial" w:eastAsia="Arial" w:hAnsi="Arial" w:cs="Arial"/>
         </w:rPr>
         <w:br/>
@@ -1339,7 +1302,7 @@
           <w:sz w:val="22"/>
           <w:szCs w:val="22"/>
           <w:u w:val="single" w:color="1155CC"/>
-          <w:shd w:val="clear"/>
+          <w:shd w:val="clear" w:color="auto" w:fill="auto"/>
           <w:rFonts w:ascii="Arial" w:eastAsia="Arial" w:hAnsi="Arial" w:cs="Arial"/>
         </w:rPr>
         <w:t>h</w:t>
@@ -1352,7 +1315,7 @@
           <w:sz w:val="22"/>
           <w:szCs w:val="22"/>
           <w:u w:val="single" w:color="1155CC"/>
-          <w:shd w:val="clear"/>
+          <w:shd w:val="clear" w:color="auto" w:fill="auto"/>
           <w:rFonts w:ascii="Arial" w:eastAsia="Arial" w:hAnsi="Arial" w:cs="Arial"/>
         </w:rPr>
         <w:t>t</w:t>
@@ -1365,7 +1328,7 @@
           <w:sz w:val="22"/>
           <w:szCs w:val="22"/>
           <w:u w:val="single" w:color="1155CC"/>
-          <w:shd w:val="clear"/>
+          <w:shd w:val="clear" w:color="auto" w:fill="auto"/>
           <w:rFonts w:ascii="Arial" w:eastAsia="Arial" w:hAnsi="Arial" w:cs="Arial"/>
         </w:rPr>
         <w:t>t</w:t>
@@ -1378,7 +1341,7 @@
           <w:sz w:val="22"/>
           <w:szCs w:val="22"/>
           <w:u w:val="single" w:color="1155CC"/>
-          <w:shd w:val="clear"/>
+          <w:shd w:val="clear" w:color="auto" w:fill="auto"/>
           <w:rFonts w:ascii="Arial" w:eastAsia="Arial" w:hAnsi="Arial" w:cs="Arial"/>
         </w:rPr>
         <w:t>p</w:t>
@@ -1391,7 +1354,7 @@
           <w:sz w:val="22"/>
           <w:szCs w:val="22"/>
           <w:u w:val="single" w:color="1155CC"/>
-          <w:shd w:val="clear"/>
+          <w:shd w:val="clear" w:color="auto" w:fill="auto"/>
           <w:rFonts w:ascii="Arial" w:eastAsia="Arial" w:hAnsi="Arial" w:cs="Arial"/>
         </w:rPr>
         <w:t>s</w:t>
@@ -1404,7 +1367,7 @@
           <w:sz w:val="22"/>
           <w:szCs w:val="22"/>
           <w:u w:val="single" w:color="1155CC"/>
-          <w:shd w:val="clear"/>
+          <w:shd w:val="clear" w:color="auto" w:fill="auto"/>
           <w:rFonts w:ascii="Arial" w:eastAsia="Arial" w:hAnsi="Arial" w:cs="Arial"/>
         </w:rPr>
         <w:t>:</w:t>
@@ -1417,7 +1380,7 @@
           <w:sz w:val="22"/>
           <w:szCs w:val="22"/>
           <w:u w:val="single" w:color="1155CC"/>
-          <w:shd w:val="clear"/>
+          <w:shd w:val="clear" w:color="auto" w:fill="auto"/>
           <w:rFonts w:ascii="Arial" w:eastAsia="Arial" w:hAnsi="Arial" w:cs="Arial"/>
         </w:rPr>
         <w:t>/</w:t>
@@ -1430,7 +1393,7 @@
           <w:sz w:val="22"/>
           <w:szCs w:val="22"/>
           <w:u w:val="single" w:color="1155CC"/>
-          <w:shd w:val="clear"/>
+          <w:shd w:val="clear" w:color="auto" w:fill="auto"/>
           <w:rFonts w:ascii="Arial" w:eastAsia="Arial" w:hAnsi="Arial" w:cs="Arial"/>
         </w:rPr>
         <w:t>/</w:t>
@@ -1443,7 +1406,7 @@
           <w:sz w:val="22"/>
           <w:szCs w:val="22"/>
           <w:u w:val="single" w:color="1155CC"/>
-          <w:shd w:val="clear"/>
+          <w:shd w:val="clear" w:color="auto" w:fill="auto"/>
           <w:rFonts w:ascii="Arial" w:eastAsia="Arial" w:hAnsi="Arial" w:cs="Arial"/>
         </w:rPr>
         <w:t>w</w:t>
@@ -1456,7 +1419,7 @@
           <w:sz w:val="22"/>
           <w:szCs w:val="22"/>
           <w:u w:val="single" w:color="1155CC"/>
-          <w:shd w:val="clear"/>
+          <w:shd w:val="clear" w:color="auto" w:fill="auto"/>
           <w:rFonts w:ascii="Arial" w:eastAsia="Arial" w:hAnsi="Arial" w:cs="Arial"/>
         </w:rPr>
         <w:t>w</w:t>
@@ -1469,7 +1432,7 @@
           <w:sz w:val="22"/>
           <w:szCs w:val="22"/>
           <w:u w:val="single" w:color="1155CC"/>
-          <w:shd w:val="clear"/>
+          <w:shd w:val="clear" w:color="auto" w:fill="auto"/>
           <w:rFonts w:ascii="Arial" w:eastAsia="Arial" w:hAnsi="Arial" w:cs="Arial"/>
         </w:rPr>
         <w:t>w</w:t>
@@ -1482,7 +1445,7 @@
           <w:sz w:val="22"/>
           <w:szCs w:val="22"/>
           <w:u w:val="single" w:color="1155CC"/>
-          <w:shd w:val="clear"/>
+          <w:shd w:val="clear" w:color="auto" w:fill="auto"/>
           <w:rFonts w:ascii="Arial" w:eastAsia="Arial" w:hAnsi="Arial" w:cs="Arial"/>
         </w:rPr>
         <w:t>.</w:t>
@@ -1495,7 +1458,7 @@
           <w:sz w:val="22"/>
           <w:szCs w:val="22"/>
           <w:u w:val="single" w:color="1155CC"/>
-          <w:shd w:val="clear"/>
+          <w:shd w:val="clear" w:color="auto" w:fill="auto"/>
           <w:rFonts w:ascii="Arial" w:eastAsia="Arial" w:hAnsi="Arial" w:cs="Arial"/>
         </w:rPr>
         <w:t>d</w:t>
@@ -1508,7 +1471,7 @@
           <w:sz w:val="22"/>
           <w:szCs w:val="22"/>
           <w:u w:val="single" w:color="1155CC"/>
-          <w:shd w:val="clear"/>
+          <w:shd w:val="clear" w:color="auto" w:fill="auto"/>
           <w:rFonts w:ascii="Arial" w:eastAsia="Arial" w:hAnsi="Arial" w:cs="Arial"/>
         </w:rPr>
         <w:t>a</w:t>
@@ -1521,7 +1484,7 @@
           <w:sz w:val="22"/>
           <w:szCs w:val="22"/>
           <w:u w:val="single" w:color="1155CC"/>
-          <w:shd w:val="clear"/>
+          <w:shd w:val="clear" w:color="auto" w:fill="auto"/>
           <w:rFonts w:ascii="Arial" w:eastAsia="Arial" w:hAnsi="Arial" w:cs="Arial"/>
         </w:rPr>
         <w:t>t</w:t>
@@ -1534,7 +1497,7 @@
           <w:sz w:val="22"/>
           <w:szCs w:val="22"/>
           <w:u w:val="single" w:color="1155CC"/>
-          <w:shd w:val="clear"/>
+          <w:shd w:val="clear" w:color="auto" w:fill="auto"/>
           <w:rFonts w:ascii="Arial" w:eastAsia="Arial" w:hAnsi="Arial" w:cs="Arial"/>
         </w:rPr>
         <w:t>a</w:t>
@@ -1547,7 +1510,7 @@
           <w:sz w:val="22"/>
           <w:szCs w:val="22"/>
           <w:u w:val="single" w:color="1155CC"/>
-          <w:shd w:val="clear"/>
+          <w:shd w:val="clear" w:color="auto" w:fill="auto"/>
           <w:rFonts w:ascii="Arial" w:eastAsia="Arial" w:hAnsi="Arial" w:cs="Arial"/>
         </w:rPr>
         <w:t>.</w:t>
@@ -1560,7 +1523,7 @@
           <w:sz w:val="22"/>
           <w:szCs w:val="22"/>
           <w:u w:val="single" w:color="1155CC"/>
-          <w:shd w:val="clear"/>
+          <w:shd w:val="clear" w:color="auto" w:fill="auto"/>
           <w:rFonts w:ascii="Arial" w:eastAsia="Arial" w:hAnsi="Arial" w:cs="Arial"/>
         </w:rPr>
         <w:t>g</w:t>
@@ -1573,7 +1536,7 @@
           <w:sz w:val="22"/>
           <w:szCs w:val="22"/>
           <w:u w:val="single" w:color="1155CC"/>
-          <w:shd w:val="clear"/>
+          <w:shd w:val="clear" w:color="auto" w:fill="auto"/>
           <w:rFonts w:ascii="Arial" w:eastAsia="Arial" w:hAnsi="Arial" w:cs="Arial"/>
         </w:rPr>
         <w:t>o</w:t>
@@ -1586,7 +1549,7 @@
           <w:sz w:val="22"/>
           <w:szCs w:val="22"/>
           <w:u w:val="single" w:color="1155CC"/>
-          <w:shd w:val="clear"/>
+          <w:shd w:val="clear" w:color="auto" w:fill="auto"/>
           <w:rFonts w:ascii="Arial" w:eastAsia="Arial" w:hAnsi="Arial" w:cs="Arial"/>
         </w:rPr>
         <w:t>.</w:t>
@@ -1599,7 +1562,7 @@
           <w:sz w:val="22"/>
           <w:szCs w:val="22"/>
           <w:u w:val="single" w:color="1155CC"/>
-          <w:shd w:val="clear"/>
+          <w:shd w:val="clear" w:color="auto" w:fill="auto"/>
           <w:rFonts w:ascii="Arial" w:eastAsia="Arial" w:hAnsi="Arial" w:cs="Arial"/>
         </w:rPr>
         <w:t>k</w:t>
@@ -1612,7 +1575,7 @@
           <w:sz w:val="22"/>
           <w:szCs w:val="22"/>
           <w:u w:val="single" w:color="1155CC"/>
-          <w:shd w:val="clear"/>
+          <w:shd w:val="clear" w:color="auto" w:fill="auto"/>
           <w:rFonts w:ascii="Arial" w:eastAsia="Arial" w:hAnsi="Arial" w:cs="Arial"/>
         </w:rPr>
         <w:t>r</w:t>
@@ -1625,7 +1588,7 @@
           <w:sz w:val="22"/>
           <w:szCs w:val="22"/>
           <w:u w:val="single" w:color="1155CC"/>
-          <w:shd w:val="clear"/>
+          <w:shd w:val="clear" w:color="auto" w:fill="auto"/>
           <w:rFonts w:ascii="Arial" w:eastAsia="Arial" w:hAnsi="Arial" w:cs="Arial"/>
         </w:rPr>
         <w:t>/</w:t>
@@ -1638,7 +1601,7 @@
           <w:sz w:val="22"/>
           <w:szCs w:val="22"/>
           <w:u w:val="single" w:color="1155CC"/>
-          <w:shd w:val="clear"/>
+          <w:shd w:val="clear" w:color="auto" w:fill="auto"/>
           <w:rFonts w:ascii="Arial" w:eastAsia="Arial" w:hAnsi="Arial" w:cs="Arial"/>
         </w:rPr>
         <w:t>d</w:t>
@@ -1651,7 +1614,7 @@
           <w:sz w:val="22"/>
           <w:szCs w:val="22"/>
           <w:u w:val="single" w:color="1155CC"/>
-          <w:shd w:val="clear"/>
+          <w:shd w:val="clear" w:color="auto" w:fill="auto"/>
           <w:rFonts w:ascii="Arial" w:eastAsia="Arial" w:hAnsi="Arial" w:cs="Arial"/>
         </w:rPr>
         <w:t>a</w:t>
@@ -1664,7 +1627,7 @@
           <w:sz w:val="22"/>
           <w:szCs w:val="22"/>
           <w:u w:val="single" w:color="1155CC"/>
-          <w:shd w:val="clear"/>
+          <w:shd w:val="clear" w:color="auto" w:fill="auto"/>
           <w:rFonts w:ascii="Arial" w:eastAsia="Arial" w:hAnsi="Arial" w:cs="Arial"/>
         </w:rPr>
         <w:t>t</w:t>
@@ -1677,7 +1640,7 @@
           <w:sz w:val="22"/>
           <w:szCs w:val="22"/>
           <w:u w:val="single" w:color="1155CC"/>
-          <w:shd w:val="clear"/>
+          <w:shd w:val="clear" w:color="auto" w:fill="auto"/>
           <w:rFonts w:ascii="Arial" w:eastAsia="Arial" w:hAnsi="Arial" w:cs="Arial"/>
         </w:rPr>
         <w:t>a</w:t>
@@ -1690,7 +1653,7 @@
           <w:sz w:val="22"/>
           <w:szCs w:val="22"/>
           <w:u w:val="single" w:color="1155CC"/>
-          <w:shd w:val="clear"/>
+          <w:shd w:val="clear" w:color="auto" w:fill="auto"/>
           <w:rFonts w:ascii="Arial" w:eastAsia="Arial" w:hAnsi="Arial" w:cs="Arial"/>
         </w:rPr>
         <w:t>/</w:t>
@@ -1703,7 +1666,7 @@
           <w:sz w:val="22"/>
           <w:szCs w:val="22"/>
           <w:u w:val="single" w:color="1155CC"/>
-          <w:shd w:val="clear"/>
+          <w:shd w:val="clear" w:color="auto" w:fill="auto"/>
           <w:rFonts w:ascii="Arial" w:eastAsia="Arial" w:hAnsi="Arial" w:cs="Arial"/>
         </w:rPr>
         <w:t>1</w:t>
@@ -1716,7 +1679,7 @@
           <w:sz w:val="22"/>
           <w:szCs w:val="22"/>
           <w:u w:val="single" w:color="1155CC"/>
-          <w:shd w:val="clear"/>
+          <w:shd w:val="clear" w:color="auto" w:fill="auto"/>
           <w:rFonts w:ascii="Arial" w:eastAsia="Arial" w:hAnsi="Arial" w:cs="Arial"/>
         </w:rPr>
         <w:t>5</w:t>
@@ -1729,7 +1692,7 @@
           <w:sz w:val="22"/>
           <w:szCs w:val="22"/>
           <w:u w:val="single" w:color="1155CC"/>
-          <w:shd w:val="clear"/>
+          <w:shd w:val="clear" w:color="auto" w:fill="auto"/>
           <w:rFonts w:ascii="Arial" w:eastAsia="Arial" w:hAnsi="Arial" w:cs="Arial"/>
         </w:rPr>
         <w:t>1</w:t>
@@ -1742,7 +1705,7 @@
           <w:sz w:val="22"/>
           <w:szCs w:val="22"/>
           <w:u w:val="single" w:color="1155CC"/>
-          <w:shd w:val="clear"/>
+          <w:shd w:val="clear" w:color="auto" w:fill="auto"/>
           <w:rFonts w:ascii="Arial" w:eastAsia="Arial" w:hAnsi="Arial" w:cs="Arial"/>
         </w:rPr>
         <w:t>0</w:t>
@@ -1755,7 +1718,7 @@
           <w:sz w:val="22"/>
           <w:szCs w:val="22"/>
           <w:u w:val="single" w:color="1155CC"/>
-          <w:shd w:val="clear"/>
+          <w:shd w:val="clear" w:color="auto" w:fill="auto"/>
           <w:rFonts w:ascii="Arial" w:eastAsia="Arial" w:hAnsi="Arial" w:cs="Arial"/>
         </w:rPr>
         <w:t>8</w:t>
@@ -1768,7 +1731,7 @@
           <w:sz w:val="22"/>
           <w:szCs w:val="22"/>
           <w:u w:val="single" w:color="1155CC"/>
-          <w:shd w:val="clear"/>
+          <w:shd w:val="clear" w:color="auto" w:fill="auto"/>
           <w:rFonts w:ascii="Arial" w:eastAsia="Arial" w:hAnsi="Arial" w:cs="Arial"/>
         </w:rPr>
         <w:t>7</w:t>
@@ -1781,7 +1744,7 @@
           <w:sz w:val="22"/>
           <w:szCs w:val="22"/>
           <w:u w:val="single" w:color="1155CC"/>
-          <w:shd w:val="clear"/>
+          <w:shd w:val="clear" w:color="auto" w:fill="auto"/>
           <w:rFonts w:ascii="Arial" w:eastAsia="Arial" w:hAnsi="Arial" w:cs="Arial"/>
         </w:rPr>
         <w:t>3</w:t>
@@ -1794,7 +1757,7 @@
           <w:sz w:val="22"/>
           <w:szCs w:val="22"/>
           <w:u w:val="single" w:color="1155CC"/>
-          <w:shd w:val="clear"/>
+          <w:shd w:val="clear" w:color="auto" w:fill="auto"/>
           <w:rFonts w:ascii="Arial" w:eastAsia="Arial" w:hAnsi="Arial" w:cs="Arial"/>
         </w:rPr>
         <w:t>4</w:t>
@@ -1807,7 +1770,7 @@
           <w:sz w:val="22"/>
           <w:szCs w:val="22"/>
           <w:u w:val="single" w:color="1155CC"/>
-          <w:shd w:val="clear"/>
+          <w:shd w:val="clear" w:color="auto" w:fill="auto"/>
           <w:rFonts w:ascii="Arial" w:eastAsia="Arial" w:hAnsi="Arial" w:cs="Arial"/>
         </w:rPr>
         <w:t>/</w:t>
@@ -1820,7 +1783,7 @@
           <w:sz w:val="22"/>
           <w:szCs w:val="22"/>
           <w:u w:val="single" w:color="1155CC"/>
-          <w:shd w:val="clear"/>
+          <w:shd w:val="clear" w:color="auto" w:fill="auto"/>
           <w:rFonts w:ascii="Arial" w:eastAsia="Arial" w:hAnsi="Arial" w:cs="Arial"/>
         </w:rPr>
         <w:t>f</w:t>
@@ -1833,7 +1796,7 @@
           <w:sz w:val="22"/>
           <w:szCs w:val="22"/>
           <w:u w:val="single" w:color="1155CC"/>
-          <w:shd w:val="clear"/>
+          <w:shd w:val="clear" w:color="auto" w:fill="auto"/>
           <w:rFonts w:ascii="Arial" w:eastAsia="Arial" w:hAnsi="Arial" w:cs="Arial"/>
         </w:rPr>
         <w:t>i</w:t>
@@ -1846,7 +1809,7 @@
           <w:sz w:val="22"/>
           <w:szCs w:val="22"/>
           <w:u w:val="single" w:color="1155CC"/>
-          <w:shd w:val="clear"/>
+          <w:shd w:val="clear" w:color="auto" w:fill="auto"/>
           <w:rFonts w:ascii="Arial" w:eastAsia="Arial" w:hAnsi="Arial" w:cs="Arial"/>
         </w:rPr>
         <w:t>l</w:t>
@@ -1859,7 +1822,7 @@
           <w:sz w:val="22"/>
           <w:szCs w:val="22"/>
           <w:u w:val="single" w:color="1155CC"/>
-          <w:shd w:val="clear"/>
+          <w:shd w:val="clear" w:color="auto" w:fill="auto"/>
           <w:rFonts w:ascii="Arial" w:eastAsia="Arial" w:hAnsi="Arial" w:cs="Arial"/>
         </w:rPr>
         <w:t>e</w:t>
@@ -1872,7 +1835,7 @@
           <w:sz w:val="22"/>
           <w:szCs w:val="22"/>
           <w:u w:val="single" w:color="1155CC"/>
-          <w:shd w:val="clear"/>
+          <w:shd w:val="clear" w:color="auto" w:fill="auto"/>
           <w:rFonts w:ascii="Arial" w:eastAsia="Arial" w:hAnsi="Arial" w:cs="Arial"/>
         </w:rPr>
         <w:t>D</w:t>
@@ -1885,7 +1848,7 @@
           <w:sz w:val="22"/>
           <w:szCs w:val="22"/>
           <w:u w:val="single" w:color="1155CC"/>
-          <w:shd w:val="clear"/>
+          <w:shd w:val="clear" w:color="auto" w:fill="auto"/>
           <w:rFonts w:ascii="Arial" w:eastAsia="Arial" w:hAnsi="Arial" w:cs="Arial"/>
         </w:rPr>
         <w:t>a</w:t>
@@ -1898,7 +1861,7 @@
           <w:sz w:val="22"/>
           <w:szCs w:val="22"/>
           <w:u w:val="single" w:color="1155CC"/>
-          <w:shd w:val="clear"/>
+          <w:shd w:val="clear" w:color="auto" w:fill="auto"/>
           <w:rFonts w:ascii="Arial" w:eastAsia="Arial" w:hAnsi="Arial" w:cs="Arial"/>
         </w:rPr>
         <w:t>t</w:t>
@@ -1911,7 +1874,7 @@
           <w:sz w:val="22"/>
           <w:szCs w:val="22"/>
           <w:u w:val="single" w:color="1155CC"/>
-          <w:shd w:val="clear"/>
+          <w:shd w:val="clear" w:color="auto" w:fill="auto"/>
           <w:rFonts w:ascii="Arial" w:eastAsia="Arial" w:hAnsi="Arial" w:cs="Arial"/>
         </w:rPr>
         <w:t>a</w:t>
@@ -1924,7 +1887,7 @@
           <w:sz w:val="22"/>
           <w:szCs w:val="22"/>
           <w:u w:val="single" w:color="1155CC"/>
-          <w:shd w:val="clear"/>
+          <w:shd w:val="clear" w:color="auto" w:fill="auto"/>
           <w:rFonts w:ascii="Arial" w:eastAsia="Arial" w:hAnsi="Arial" w:cs="Arial"/>
         </w:rPr>
         <w:t>.</w:t>
@@ -1937,7 +1900,7 @@
           <w:sz w:val="22"/>
           <w:szCs w:val="22"/>
           <w:u w:val="single" w:color="1155CC"/>
-          <w:shd w:val="clear"/>
+          <w:shd w:val="clear" w:color="auto" w:fill="auto"/>
           <w:rFonts w:ascii="Arial" w:eastAsia="Arial" w:hAnsi="Arial" w:cs="Arial"/>
         </w:rPr>
         <w:t>d</w:t>
@@ -1950,7 +1913,7 @@
           <w:sz w:val="22"/>
           <w:szCs w:val="22"/>
           <w:u w:val="single" w:color="1155CC"/>
-          <w:shd w:val="clear"/>
+          <w:shd w:val="clear" w:color="auto" w:fill="auto"/>
           <w:rFonts w:ascii="Arial" w:eastAsia="Arial" w:hAnsi="Arial" w:cs="Arial"/>
         </w:rPr>
         <w:t>o</w:t>
@@ -1963,7 +1926,7 @@
           <w:sz w:val="22"/>
           <w:szCs w:val="22"/>
           <w:u w:val="single" w:color="1155CC"/>
-          <w:shd w:val="clear"/>
+          <w:shd w:val="clear" w:color="auto" w:fill="auto"/>
           <w:rFonts w:ascii="Arial" w:eastAsia="Arial" w:hAnsi="Arial" w:cs="Arial"/>
         </w:rPr>
         <w:t>?</w:t>
@@ -1976,7 +1939,7 @@
           <w:sz w:val="22"/>
           <w:szCs w:val="22"/>
           <w:u w:val="single" w:color="1155CC"/>
-          <w:shd w:val="clear"/>
+          <w:shd w:val="clear" w:color="auto" w:fill="auto"/>
           <w:rFonts w:ascii="Arial" w:eastAsia="Arial" w:hAnsi="Arial" w:cs="Arial"/>
         </w:rPr>
         <w:t>u</w:t>
@@ -1989,7 +1952,7 @@
           <w:sz w:val="22"/>
           <w:szCs w:val="22"/>
           <w:u w:val="single" w:color="1155CC"/>
-          <w:shd w:val="clear"/>
+          <w:shd w:val="clear" w:color="auto" w:fill="auto"/>
           <w:rFonts w:ascii="Arial" w:eastAsia="Arial" w:hAnsi="Arial" w:cs="Arial"/>
         </w:rPr>
         <w:t>t</w:t>
@@ -2002,7 +1965,7 @@
           <w:sz w:val="22"/>
           <w:szCs w:val="22"/>
           <w:u w:val="single" w:color="1155CC"/>
-          <w:shd w:val="clear"/>
+          <w:shd w:val="clear" w:color="auto" w:fill="auto"/>
           <w:rFonts w:ascii="Arial" w:eastAsia="Arial" w:hAnsi="Arial" w:cs="Arial"/>
         </w:rPr>
         <w:t>m</w:t>
@@ -2015,7 +1978,7 @@
           <w:sz w:val="22"/>
           <w:szCs w:val="22"/>
           <w:u w:val="single" w:color="1155CC"/>
-          <w:shd w:val="clear"/>
+          <w:shd w:val="clear" w:color="auto" w:fill="auto"/>
           <w:rFonts w:ascii="Arial" w:eastAsia="Arial" w:hAnsi="Arial" w:cs="Arial"/>
         </w:rPr>
         <w:t>_</w:t>
@@ -2028,7 +1991,7 @@
           <w:sz w:val="22"/>
           <w:szCs w:val="22"/>
           <w:u w:val="single" w:color="1155CC"/>
-          <w:shd w:val="clear"/>
+          <w:shd w:val="clear" w:color="auto" w:fill="auto"/>
           <w:rFonts w:ascii="Arial" w:eastAsia="Arial" w:hAnsi="Arial" w:cs="Arial"/>
         </w:rPr>
         <w:t>s</w:t>
@@ -2041,7 +2004,7 @@
           <w:sz w:val="22"/>
           <w:szCs w:val="22"/>
           <w:u w:val="single" w:color="1155CC"/>
-          <w:shd w:val="clear"/>
+          <w:shd w:val="clear" w:color="auto" w:fill="auto"/>
           <w:rFonts w:ascii="Arial" w:eastAsia="Arial" w:hAnsi="Arial" w:cs="Arial"/>
         </w:rPr>
         <w:t>o</w:t>
@@ -2054,7 +2017,7 @@
           <w:sz w:val="22"/>
           <w:szCs w:val="22"/>
           <w:u w:val="single" w:color="1155CC"/>
-          <w:shd w:val="clear"/>
+          <w:shd w:val="clear" w:color="auto" w:fill="auto"/>
           <w:rFonts w:ascii="Arial" w:eastAsia="Arial" w:hAnsi="Arial" w:cs="Arial"/>
         </w:rPr>
         <w:t>u</w:t>
@@ -2067,7 +2030,7 @@
           <w:sz w:val="22"/>
           <w:szCs w:val="22"/>
           <w:u w:val="single" w:color="1155CC"/>
-          <w:shd w:val="clear"/>
+          <w:shd w:val="clear" w:color="auto" w:fill="auto"/>
           <w:rFonts w:ascii="Arial" w:eastAsia="Arial" w:hAnsi="Arial" w:cs="Arial"/>
         </w:rPr>
         <w:t>r</w:t>
@@ -2080,7 +2043,7 @@
           <w:sz w:val="22"/>
           <w:szCs w:val="22"/>
           <w:u w:val="single" w:color="1155CC"/>
-          <w:shd w:val="clear"/>
+          <w:shd w:val="clear" w:color="auto" w:fill="auto"/>
           <w:rFonts w:ascii="Arial" w:eastAsia="Arial" w:hAnsi="Arial" w:cs="Arial"/>
         </w:rPr>
         <w:t>c</w:t>
@@ -2093,7 +2056,7 @@
           <w:sz w:val="22"/>
           <w:szCs w:val="22"/>
           <w:u w:val="single" w:color="1155CC"/>
-          <w:shd w:val="clear"/>
+          <w:shd w:val="clear" w:color="auto" w:fill="auto"/>
           <w:rFonts w:ascii="Arial" w:eastAsia="Arial" w:hAnsi="Arial" w:cs="Arial"/>
         </w:rPr>
         <w:t>e</w:t>
@@ -2106,7 +2069,7 @@
           <w:sz w:val="22"/>
           <w:szCs w:val="22"/>
           <w:u w:val="single" w:color="1155CC"/>
-          <w:shd w:val="clear"/>
+          <w:shd w:val="clear" w:color="auto" w:fill="auto"/>
           <w:rFonts w:ascii="Arial" w:eastAsia="Arial" w:hAnsi="Arial" w:cs="Arial"/>
         </w:rPr>
         <w:t>=</w:t>
@@ -2119,7 +2082,7 @@
           <w:sz w:val="22"/>
           <w:szCs w:val="22"/>
           <w:u w:val="single" w:color="1155CC"/>
-          <w:shd w:val="clear"/>
+          <w:shd w:val="clear" w:color="auto" w:fill="auto"/>
           <w:rFonts w:ascii="Arial" w:eastAsia="Arial" w:hAnsi="Arial" w:cs="Arial"/>
         </w:rPr>
         <w:t>c</w:t>
@@ -2132,7 +2095,7 @@
           <w:sz w:val="22"/>
           <w:szCs w:val="22"/>
           <w:u w:val="single" w:color="1155CC"/>
-          <w:shd w:val="clear"/>
+          <w:shd w:val="clear" w:color="auto" w:fill="auto"/>
           <w:rFonts w:ascii="Arial" w:eastAsia="Arial" w:hAnsi="Arial" w:cs="Arial"/>
         </w:rPr>
         <w:t>h</w:t>
@@ -2145,7 +2108,7 @@
           <w:sz w:val="22"/>
           <w:szCs w:val="22"/>
           <w:u w:val="single" w:color="1155CC"/>
-          <w:shd w:val="clear"/>
+          <w:shd w:val="clear" w:color="auto" w:fill="auto"/>
           <w:rFonts w:ascii="Arial" w:eastAsia="Arial" w:hAnsi="Arial" w:cs="Arial"/>
         </w:rPr>
         <w:t>a</w:t>
@@ -2158,7 +2121,7 @@
           <w:sz w:val="22"/>
           <w:szCs w:val="22"/>
           <w:u w:val="single" w:color="1155CC"/>
-          <w:shd w:val="clear"/>
+          <w:shd w:val="clear" w:color="auto" w:fill="auto"/>
           <w:rFonts w:ascii="Arial" w:eastAsia="Arial" w:hAnsi="Arial" w:cs="Arial"/>
         </w:rPr>
         <w:t>t</w:t>
@@ -2171,7 +2134,7 @@
           <w:sz w:val="22"/>
           <w:szCs w:val="22"/>
           <w:u w:val="single" w:color="1155CC"/>
-          <w:shd w:val="clear"/>
+          <w:shd w:val="clear" w:color="auto" w:fill="auto"/>
           <w:rFonts w:ascii="Arial" w:eastAsia="Arial" w:hAnsi="Arial" w:cs="Arial"/>
         </w:rPr>
         <w:t>g</w:t>
@@ -2184,7 +2147,7 @@
           <w:sz w:val="22"/>
           <w:szCs w:val="22"/>
           <w:u w:val="single" w:color="1155CC"/>
-          <w:shd w:val="clear"/>
+          <w:shd w:val="clear" w:color="auto" w:fill="auto"/>
           <w:rFonts w:ascii="Arial" w:eastAsia="Arial" w:hAnsi="Arial" w:cs="Arial"/>
         </w:rPr>
         <w:t>p</w:t>
@@ -2197,7 +2160,7 @@
           <w:sz w:val="22"/>
           <w:szCs w:val="22"/>
           <w:u w:val="single" w:color="1155CC"/>
-          <w:shd w:val="clear"/>
+          <w:shd w:val="clear" w:color="auto" w:fill="auto"/>
           <w:rFonts w:ascii="Arial" w:eastAsia="Arial" w:hAnsi="Arial" w:cs="Arial"/>
         </w:rPr>
         <w:t>t</w:t>
@@ -2210,7 +2173,7 @@
           <w:sz w:val="22"/>
           <w:szCs w:val="22"/>
           <w:u w:val="single" w:color="1155CC"/>
-          <w:shd w:val="clear"/>
+          <w:shd w:val="clear" w:color="auto" w:fill="auto"/>
           <w:rFonts w:ascii="Arial" w:eastAsia="Arial" w:hAnsi="Arial" w:cs="Arial"/>
         </w:rPr>
         <w:t>.</w:t>
@@ -2223,7 +2186,7 @@
           <w:sz w:val="22"/>
           <w:szCs w:val="22"/>
           <w:u w:val="single" w:color="1155CC"/>
-          <w:shd w:val="clear"/>
+          <w:shd w:val="clear" w:color="auto" w:fill="auto"/>
           <w:rFonts w:ascii="Arial" w:eastAsia="Arial" w:hAnsi="Arial" w:cs="Arial"/>
         </w:rPr>
         <w:t>c</w:t>
@@ -2236,7 +2199,7 @@
           <w:sz w:val="22"/>
           <w:szCs w:val="22"/>
           <w:u w:val="single" w:color="1155CC"/>
-          <w:shd w:val="clear"/>
+          <w:shd w:val="clear" w:color="auto" w:fill="auto"/>
           <w:rFonts w:ascii="Arial" w:eastAsia="Arial" w:hAnsi="Arial" w:cs="Arial"/>
         </w:rPr>
         <w:t>o</w:t>
@@ -2249,14 +2212,14 @@
           <w:sz w:val="22"/>
           <w:szCs w:val="22"/>
           <w:u w:val="single" w:color="1155CC"/>
-          <w:shd w:val="clear"/>
+          <w:shd w:val="clear" w:color="auto" w:fill="auto"/>
           <w:rFonts w:ascii="Arial" w:eastAsia="Arial" w:hAnsi="Arial" w:cs="Arial"/>
         </w:rPr>
         <w:t>m</w:t>
       </w:r>
       <w:r>
         <w:rPr>
-          <w:shd w:val="clear"/>
+          <w:shd w:val="clear" w:color="auto" w:fill="auto"/>
         </w:rPr>
         <w:fldChar w:fldCharType="end"/>
       </w:r>
@@ -2273,18 +2236,18 @@
           <w:color w:val="000000"/>
           <w:sz w:val="22"/>
           <w:szCs w:val="22"/>
-          <w:shd w:val="clear"/>
-          <w:rFonts w:ascii="Arial" w:eastAsia="Arial" w:hAnsi="Arial" w:cs="Arial"/>
-        </w:rPr>
-      </w:pPr>
-      <w:r>
-        <w:rPr>
-          <w:i w:val="0"/>
-          <w:b w:val="0"/>
-          <w:color w:val="000000"/>
-          <w:sz w:val="22"/>
-          <w:szCs w:val="22"/>
-          <w:shd w:val="clear"/>
+          <w:shd w:val="clear" w:color="auto" w:fill="auto"/>
+          <w:rFonts w:ascii="Arial" w:eastAsia="Arial" w:hAnsi="Arial" w:cs="Arial"/>
+        </w:rPr>
+      </w:pPr>
+      <w:r>
+        <w:rPr>
+          <w:i w:val="0"/>
+          <w:b w:val="0"/>
+          <w:color w:val="000000"/>
+          <w:sz w:val="22"/>
+          <w:szCs w:val="22"/>
+          <w:shd w:val="clear" w:color="auto" w:fill="auto"/>
           <w:rFonts w:ascii="Arial" w:eastAsia="Arial" w:hAnsi="Arial" w:cs="Arial"/>
         </w:rPr>
         <w:t xml:space="preserve">농촌 진흥청 - 스마트팜 우수 농가 공개용 데이터</w:t>
@@ -2296,7 +2259,7 @@
           <w:color w:val="000000"/>
           <w:sz w:val="22"/>
           <w:szCs w:val="22"/>
-          <w:shd w:val="clear"/>
+          <w:shd w:val="clear" w:color="auto" w:fill="auto"/>
           <w:rFonts w:ascii="Arial" w:eastAsia="Arial" w:hAnsi="Arial" w:cs="Arial"/>
         </w:rPr>
         <w:br/>
@@ -2318,7 +2281,7 @@
           <w:sz w:val="22"/>
           <w:szCs w:val="22"/>
           <w:u w:val="single" w:color="1155CC"/>
-          <w:shd w:val="clear"/>
+          <w:shd w:val="clear" w:color="auto" w:fill="auto"/>
           <w:rFonts w:ascii="Arial" w:eastAsia="Arial" w:hAnsi="Arial" w:cs="Arial"/>
         </w:rPr>
         <w:t>h</w:t>
@@ -2331,7 +2294,7 @@
           <w:sz w:val="22"/>
           <w:szCs w:val="22"/>
           <w:u w:val="single" w:color="1155CC"/>
-          <w:shd w:val="clear"/>
+          <w:shd w:val="clear" w:color="auto" w:fill="auto"/>
           <w:rFonts w:ascii="Arial" w:eastAsia="Arial" w:hAnsi="Arial" w:cs="Arial"/>
         </w:rPr>
         <w:t>t</w:t>
@@ -2344,7 +2307,7 @@
           <w:sz w:val="22"/>
           <w:szCs w:val="22"/>
           <w:u w:val="single" w:color="1155CC"/>
-          <w:shd w:val="clear"/>
+          <w:shd w:val="clear" w:color="auto" w:fill="auto"/>
           <w:rFonts w:ascii="Arial" w:eastAsia="Arial" w:hAnsi="Arial" w:cs="Arial"/>
         </w:rPr>
         <w:t>t</w:t>
@@ -2357,7 +2320,7 @@
           <w:sz w:val="22"/>
           <w:szCs w:val="22"/>
           <w:u w:val="single" w:color="1155CC"/>
-          <w:shd w:val="clear"/>
+          <w:shd w:val="clear" w:color="auto" w:fill="auto"/>
           <w:rFonts w:ascii="Arial" w:eastAsia="Arial" w:hAnsi="Arial" w:cs="Arial"/>
         </w:rPr>
         <w:t>p</w:t>
@@ -2370,7 +2333,7 @@
           <w:sz w:val="22"/>
           <w:szCs w:val="22"/>
           <w:u w:val="single" w:color="1155CC"/>
-          <w:shd w:val="clear"/>
+          <w:shd w:val="clear" w:color="auto" w:fill="auto"/>
           <w:rFonts w:ascii="Arial" w:eastAsia="Arial" w:hAnsi="Arial" w:cs="Arial"/>
         </w:rPr>
         <w:t>s</w:t>
@@ -2383,7 +2346,7 @@
           <w:sz w:val="22"/>
           <w:szCs w:val="22"/>
           <w:u w:val="single" w:color="1155CC"/>
-          <w:shd w:val="clear"/>
+          <w:shd w:val="clear" w:color="auto" w:fill="auto"/>
           <w:rFonts w:ascii="Arial" w:eastAsia="Arial" w:hAnsi="Arial" w:cs="Arial"/>
         </w:rPr>
         <w:t>:</w:t>
@@ -2396,7 +2359,7 @@
           <w:sz w:val="22"/>
           <w:szCs w:val="22"/>
           <w:u w:val="single" w:color="1155CC"/>
-          <w:shd w:val="clear"/>
+          <w:shd w:val="clear" w:color="auto" w:fill="auto"/>
           <w:rFonts w:ascii="Arial" w:eastAsia="Arial" w:hAnsi="Arial" w:cs="Arial"/>
         </w:rPr>
         <w:t>/</w:t>
@@ -2409,7 +2372,7 @@
           <w:sz w:val="22"/>
           <w:szCs w:val="22"/>
           <w:u w:val="single" w:color="1155CC"/>
-          <w:shd w:val="clear"/>
+          <w:shd w:val="clear" w:color="auto" w:fill="auto"/>
           <w:rFonts w:ascii="Arial" w:eastAsia="Arial" w:hAnsi="Arial" w:cs="Arial"/>
         </w:rPr>
         <w:t>/</w:t>
@@ -2422,7 +2385,7 @@
           <w:sz w:val="22"/>
           <w:szCs w:val="22"/>
           <w:u w:val="single" w:color="1155CC"/>
-          <w:shd w:val="clear"/>
+          <w:shd w:val="clear" w:color="auto" w:fill="auto"/>
           <w:rFonts w:ascii="Arial" w:eastAsia="Arial" w:hAnsi="Arial" w:cs="Arial"/>
         </w:rPr>
         <w:t>w</w:t>
@@ -2435,7 +2398,7 @@
           <w:sz w:val="22"/>
           <w:szCs w:val="22"/>
           <w:u w:val="single" w:color="1155CC"/>
-          <w:shd w:val="clear"/>
+          <w:shd w:val="clear" w:color="auto" w:fill="auto"/>
           <w:rFonts w:ascii="Arial" w:eastAsia="Arial" w:hAnsi="Arial" w:cs="Arial"/>
         </w:rPr>
         <w:t>w</w:t>
@@ -2448,7 +2411,7 @@
           <w:sz w:val="22"/>
           <w:szCs w:val="22"/>
           <w:u w:val="single" w:color="1155CC"/>
-          <w:shd w:val="clear"/>
+          <w:shd w:val="clear" w:color="auto" w:fill="auto"/>
           <w:rFonts w:ascii="Arial" w:eastAsia="Arial" w:hAnsi="Arial" w:cs="Arial"/>
         </w:rPr>
         <w:t>w</w:t>
@@ -2461,7 +2424,7 @@
           <w:sz w:val="22"/>
           <w:szCs w:val="22"/>
           <w:u w:val="single" w:color="1155CC"/>
-          <w:shd w:val="clear"/>
+          <w:shd w:val="clear" w:color="auto" w:fill="auto"/>
           <w:rFonts w:ascii="Arial" w:eastAsia="Arial" w:hAnsi="Arial" w:cs="Arial"/>
         </w:rPr>
         <w:t>.</w:t>
@@ -2474,7 +2437,7 @@
           <w:sz w:val="22"/>
           <w:szCs w:val="22"/>
           <w:u w:val="single" w:color="1155CC"/>
-          <w:shd w:val="clear"/>
+          <w:shd w:val="clear" w:color="auto" w:fill="auto"/>
           <w:rFonts w:ascii="Arial" w:eastAsia="Arial" w:hAnsi="Arial" w:cs="Arial"/>
         </w:rPr>
         <w:t>d</w:t>
@@ -2487,7 +2450,7 @@
           <w:sz w:val="22"/>
           <w:szCs w:val="22"/>
           <w:u w:val="single" w:color="1155CC"/>
-          <w:shd w:val="clear"/>
+          <w:shd w:val="clear" w:color="auto" w:fill="auto"/>
           <w:rFonts w:ascii="Arial" w:eastAsia="Arial" w:hAnsi="Arial" w:cs="Arial"/>
         </w:rPr>
         <w:t>a</w:t>
@@ -2500,7 +2463,7 @@
           <w:sz w:val="22"/>
           <w:szCs w:val="22"/>
           <w:u w:val="single" w:color="1155CC"/>
-          <w:shd w:val="clear"/>
+          <w:shd w:val="clear" w:color="auto" w:fill="auto"/>
           <w:rFonts w:ascii="Arial" w:eastAsia="Arial" w:hAnsi="Arial" w:cs="Arial"/>
         </w:rPr>
         <w:t>t</w:t>
@@ -2513,7 +2476,7 @@
           <w:sz w:val="22"/>
           <w:szCs w:val="22"/>
           <w:u w:val="single" w:color="1155CC"/>
-          <w:shd w:val="clear"/>
+          <w:shd w:val="clear" w:color="auto" w:fill="auto"/>
           <w:rFonts w:ascii="Arial" w:eastAsia="Arial" w:hAnsi="Arial" w:cs="Arial"/>
         </w:rPr>
         <w:t>a</w:t>
@@ -2526,7 +2489,7 @@
           <w:sz w:val="22"/>
           <w:szCs w:val="22"/>
           <w:u w:val="single" w:color="1155CC"/>
-          <w:shd w:val="clear"/>
+          <w:shd w:val="clear" w:color="auto" w:fill="auto"/>
           <w:rFonts w:ascii="Arial" w:eastAsia="Arial" w:hAnsi="Arial" w:cs="Arial"/>
         </w:rPr>
         <w:t>.</w:t>
@@ -2539,7 +2502,7 @@
           <w:sz w:val="22"/>
           <w:szCs w:val="22"/>
           <w:u w:val="single" w:color="1155CC"/>
-          <w:shd w:val="clear"/>
+          <w:shd w:val="clear" w:color="auto" w:fill="auto"/>
           <w:rFonts w:ascii="Arial" w:eastAsia="Arial" w:hAnsi="Arial" w:cs="Arial"/>
         </w:rPr>
         <w:t>g</w:t>
@@ -2552,7 +2515,7 @@
           <w:sz w:val="22"/>
           <w:szCs w:val="22"/>
           <w:u w:val="single" w:color="1155CC"/>
-          <w:shd w:val="clear"/>
+          <w:shd w:val="clear" w:color="auto" w:fill="auto"/>
           <w:rFonts w:ascii="Arial" w:eastAsia="Arial" w:hAnsi="Arial" w:cs="Arial"/>
         </w:rPr>
         <w:t>o</w:t>
@@ -2565,7 +2528,7 @@
           <w:sz w:val="22"/>
           <w:szCs w:val="22"/>
           <w:u w:val="single" w:color="1155CC"/>
-          <w:shd w:val="clear"/>
+          <w:shd w:val="clear" w:color="auto" w:fill="auto"/>
           <w:rFonts w:ascii="Arial" w:eastAsia="Arial" w:hAnsi="Arial" w:cs="Arial"/>
         </w:rPr>
         <w:t>.</w:t>
@@ -2578,7 +2541,7 @@
           <w:sz w:val="22"/>
           <w:szCs w:val="22"/>
           <w:u w:val="single" w:color="1155CC"/>
-          <w:shd w:val="clear"/>
+          <w:shd w:val="clear" w:color="auto" w:fill="auto"/>
           <w:rFonts w:ascii="Arial" w:eastAsia="Arial" w:hAnsi="Arial" w:cs="Arial"/>
         </w:rPr>
         <w:t>k</w:t>
@@ -2591,7 +2554,7 @@
           <w:sz w:val="22"/>
           <w:szCs w:val="22"/>
           <w:u w:val="single" w:color="1155CC"/>
-          <w:shd w:val="clear"/>
+          <w:shd w:val="clear" w:color="auto" w:fill="auto"/>
           <w:rFonts w:ascii="Arial" w:eastAsia="Arial" w:hAnsi="Arial" w:cs="Arial"/>
         </w:rPr>
         <w:t>r</w:t>
@@ -2604,7 +2567,7 @@
           <w:sz w:val="22"/>
           <w:szCs w:val="22"/>
           <w:u w:val="single" w:color="1155CC"/>
-          <w:shd w:val="clear"/>
+          <w:shd w:val="clear" w:color="auto" w:fill="auto"/>
           <w:rFonts w:ascii="Arial" w:eastAsia="Arial" w:hAnsi="Arial" w:cs="Arial"/>
         </w:rPr>
         <w:t>/</w:t>
@@ -2617,7 +2580,7 @@
           <w:sz w:val="22"/>
           <w:szCs w:val="22"/>
           <w:u w:val="single" w:color="1155CC"/>
-          <w:shd w:val="clear"/>
+          <w:shd w:val="clear" w:color="auto" w:fill="auto"/>
           <w:rFonts w:ascii="Arial" w:eastAsia="Arial" w:hAnsi="Arial" w:cs="Arial"/>
         </w:rPr>
         <w:t>d</w:t>
@@ -2630,7 +2593,7 @@
           <w:sz w:val="22"/>
           <w:szCs w:val="22"/>
           <w:u w:val="single" w:color="1155CC"/>
-          <w:shd w:val="clear"/>
+          <w:shd w:val="clear" w:color="auto" w:fill="auto"/>
           <w:rFonts w:ascii="Arial" w:eastAsia="Arial" w:hAnsi="Arial" w:cs="Arial"/>
         </w:rPr>
         <w:t>a</w:t>
@@ -2643,7 +2606,7 @@
           <w:sz w:val="22"/>
           <w:szCs w:val="22"/>
           <w:u w:val="single" w:color="1155CC"/>
-          <w:shd w:val="clear"/>
+          <w:shd w:val="clear" w:color="auto" w:fill="auto"/>
           <w:rFonts w:ascii="Arial" w:eastAsia="Arial" w:hAnsi="Arial" w:cs="Arial"/>
         </w:rPr>
         <w:t>t</w:t>
@@ -2656,7 +2619,7 @@
           <w:sz w:val="22"/>
           <w:szCs w:val="22"/>
           <w:u w:val="single" w:color="1155CC"/>
-          <w:shd w:val="clear"/>
+          <w:shd w:val="clear" w:color="auto" w:fill="auto"/>
           <w:rFonts w:ascii="Arial" w:eastAsia="Arial" w:hAnsi="Arial" w:cs="Arial"/>
         </w:rPr>
         <w:t>a</w:t>
@@ -2669,7 +2632,7 @@
           <w:sz w:val="22"/>
           <w:szCs w:val="22"/>
           <w:u w:val="single" w:color="1155CC"/>
-          <w:shd w:val="clear"/>
+          <w:shd w:val="clear" w:color="auto" w:fill="auto"/>
           <w:rFonts w:ascii="Arial" w:eastAsia="Arial" w:hAnsi="Arial" w:cs="Arial"/>
         </w:rPr>
         <w:t>/</w:t>
@@ -2682,7 +2645,7 @@
           <w:sz w:val="22"/>
           <w:szCs w:val="22"/>
           <w:u w:val="single" w:color="1155CC"/>
-          <w:shd w:val="clear"/>
+          <w:shd w:val="clear" w:color="auto" w:fill="auto"/>
           <w:rFonts w:ascii="Arial" w:eastAsia="Arial" w:hAnsi="Arial" w:cs="Arial"/>
         </w:rPr>
         <w:t>1</w:t>
@@ -2695,7 +2658,7 @@
           <w:sz w:val="22"/>
           <w:szCs w:val="22"/>
           <w:u w:val="single" w:color="1155CC"/>
-          <w:shd w:val="clear"/>
+          <w:shd w:val="clear" w:color="auto" w:fill="auto"/>
           <w:rFonts w:ascii="Arial" w:eastAsia="Arial" w:hAnsi="Arial" w:cs="Arial"/>
         </w:rPr>
         <w:t>5</w:t>
@@ -2708,7 +2671,7 @@
           <w:sz w:val="22"/>
           <w:szCs w:val="22"/>
           <w:u w:val="single" w:color="1155CC"/>
-          <w:shd w:val="clear"/>
+          <w:shd w:val="clear" w:color="auto" w:fill="auto"/>
           <w:rFonts w:ascii="Arial" w:eastAsia="Arial" w:hAnsi="Arial" w:cs="Arial"/>
         </w:rPr>
         <w:t>0</w:t>
@@ -2721,7 +2684,7 @@
           <w:sz w:val="22"/>
           <w:szCs w:val="22"/>
           <w:u w:val="single" w:color="1155CC"/>
-          <w:shd w:val="clear"/>
+          <w:shd w:val="clear" w:color="auto" w:fill="auto"/>
           <w:rFonts w:ascii="Arial" w:eastAsia="Arial" w:hAnsi="Arial" w:cs="Arial"/>
         </w:rPr>
         <w:t>4</w:t>
@@ -2734,7 +2697,7 @@
           <w:sz w:val="22"/>
           <w:szCs w:val="22"/>
           <w:u w:val="single" w:color="1155CC"/>
-          <w:shd w:val="clear"/>
+          <w:shd w:val="clear" w:color="auto" w:fill="auto"/>
           <w:rFonts w:ascii="Arial" w:eastAsia="Arial" w:hAnsi="Arial" w:cs="Arial"/>
         </w:rPr>
         <w:t>2</w:t>
@@ -2747,7 +2710,7 @@
           <w:sz w:val="22"/>
           <w:szCs w:val="22"/>
           <w:u w:val="single" w:color="1155CC"/>
-          <w:shd w:val="clear"/>
+          <w:shd w:val="clear" w:color="auto" w:fill="auto"/>
           <w:rFonts w:ascii="Arial" w:eastAsia="Arial" w:hAnsi="Arial" w:cs="Arial"/>
         </w:rPr>
         <w:t>5</w:t>
@@ -2760,7 +2723,7 @@
           <w:sz w:val="22"/>
           <w:szCs w:val="22"/>
           <w:u w:val="single" w:color="1155CC"/>
-          <w:shd w:val="clear"/>
+          <w:shd w:val="clear" w:color="auto" w:fill="auto"/>
           <w:rFonts w:ascii="Arial" w:eastAsia="Arial" w:hAnsi="Arial" w:cs="Arial"/>
         </w:rPr>
         <w:t>9</w:t>
@@ -2773,7 +2736,7 @@
           <w:sz w:val="22"/>
           <w:szCs w:val="22"/>
           <w:u w:val="single" w:color="1155CC"/>
-          <w:shd w:val="clear"/>
+          <w:shd w:val="clear" w:color="auto" w:fill="auto"/>
           <w:rFonts w:ascii="Arial" w:eastAsia="Arial" w:hAnsi="Arial" w:cs="Arial"/>
         </w:rPr>
         <w:t>4</w:t>
@@ -2786,7 +2749,7 @@
           <w:sz w:val="22"/>
           <w:szCs w:val="22"/>
           <w:u w:val="single" w:color="1155CC"/>
-          <w:shd w:val="clear"/>
+          <w:shd w:val="clear" w:color="auto" w:fill="auto"/>
           <w:rFonts w:ascii="Arial" w:eastAsia="Arial" w:hAnsi="Arial" w:cs="Arial"/>
         </w:rPr>
         <w:t>/</w:t>
@@ -2799,7 +2762,7 @@
           <w:sz w:val="22"/>
           <w:szCs w:val="22"/>
           <w:u w:val="single" w:color="1155CC"/>
-          <w:shd w:val="clear"/>
+          <w:shd w:val="clear" w:color="auto" w:fill="auto"/>
           <w:rFonts w:ascii="Arial" w:eastAsia="Arial" w:hAnsi="Arial" w:cs="Arial"/>
         </w:rPr>
         <w:t>o</w:t>
@@ -2812,7 +2775,7 @@
           <w:sz w:val="22"/>
           <w:szCs w:val="22"/>
           <w:u w:val="single" w:color="1155CC"/>
-          <w:shd w:val="clear"/>
+          <w:shd w:val="clear" w:color="auto" w:fill="auto"/>
           <w:rFonts w:ascii="Arial" w:eastAsia="Arial" w:hAnsi="Arial" w:cs="Arial"/>
         </w:rPr>
         <w:t>p</w:t>
@@ -2825,7 +2788,7 @@
           <w:sz w:val="22"/>
           <w:szCs w:val="22"/>
           <w:u w:val="single" w:color="1155CC"/>
-          <w:shd w:val="clear"/>
+          <w:shd w:val="clear" w:color="auto" w:fill="auto"/>
           <w:rFonts w:ascii="Arial" w:eastAsia="Arial" w:hAnsi="Arial" w:cs="Arial"/>
         </w:rPr>
         <w:t>e</w:t>
@@ -2838,7 +2801,7 @@
           <w:sz w:val="22"/>
           <w:szCs w:val="22"/>
           <w:u w:val="single" w:color="1155CC"/>
-          <w:shd w:val="clear"/>
+          <w:shd w:val="clear" w:color="auto" w:fill="auto"/>
           <w:rFonts w:ascii="Arial" w:eastAsia="Arial" w:hAnsi="Arial" w:cs="Arial"/>
         </w:rPr>
         <w:t>n</w:t>
@@ -2851,7 +2814,7 @@
           <w:sz w:val="22"/>
           <w:szCs w:val="22"/>
           <w:u w:val="single" w:color="1155CC"/>
-          <w:shd w:val="clear"/>
+          <w:shd w:val="clear" w:color="auto" w:fill="auto"/>
           <w:rFonts w:ascii="Arial" w:eastAsia="Arial" w:hAnsi="Arial" w:cs="Arial"/>
         </w:rPr>
         <w:t>a</w:t>
@@ -2864,7 +2827,7 @@
           <w:sz w:val="22"/>
           <w:szCs w:val="22"/>
           <w:u w:val="single" w:color="1155CC"/>
-          <w:shd w:val="clear"/>
+          <w:shd w:val="clear" w:color="auto" w:fill="auto"/>
           <w:rFonts w:ascii="Arial" w:eastAsia="Arial" w:hAnsi="Arial" w:cs="Arial"/>
         </w:rPr>
         <w:t>p</w:t>
@@ -2877,7 +2840,7 @@
           <w:sz w:val="22"/>
           <w:szCs w:val="22"/>
           <w:u w:val="single" w:color="1155CC"/>
-          <w:shd w:val="clear"/>
+          <w:shd w:val="clear" w:color="auto" w:fill="auto"/>
           <w:rFonts w:ascii="Arial" w:eastAsia="Arial" w:hAnsi="Arial" w:cs="Arial"/>
         </w:rPr>
         <w:t>i</w:t>
@@ -2890,7 +2853,7 @@
           <w:sz w:val="22"/>
           <w:szCs w:val="22"/>
           <w:u w:val="single" w:color="1155CC"/>
-          <w:shd w:val="clear"/>
+          <w:shd w:val="clear" w:color="auto" w:fill="auto"/>
           <w:rFonts w:ascii="Arial" w:eastAsia="Arial" w:hAnsi="Arial" w:cs="Arial"/>
         </w:rPr>
         <w:t>.</w:t>
@@ -2903,7 +2866,7 @@
           <w:sz w:val="22"/>
           <w:szCs w:val="22"/>
           <w:u w:val="single" w:color="1155CC"/>
-          <w:shd w:val="clear"/>
+          <w:shd w:val="clear" w:color="auto" w:fill="auto"/>
           <w:rFonts w:ascii="Arial" w:eastAsia="Arial" w:hAnsi="Arial" w:cs="Arial"/>
         </w:rPr>
         <w:t>d</w:t>
@@ -2916,7 +2879,7 @@
           <w:sz w:val="22"/>
           <w:szCs w:val="22"/>
           <w:u w:val="single" w:color="1155CC"/>
-          <w:shd w:val="clear"/>
+          <w:shd w:val="clear" w:color="auto" w:fill="auto"/>
           <w:rFonts w:ascii="Arial" w:eastAsia="Arial" w:hAnsi="Arial" w:cs="Arial"/>
         </w:rPr>
         <w:t>o</w:t>
@@ -2929,7 +2892,7 @@
           <w:sz w:val="22"/>
           <w:szCs w:val="22"/>
           <w:u w:val="single" w:color="1155CC"/>
-          <w:shd w:val="clear"/>
+          <w:shd w:val="clear" w:color="auto" w:fill="auto"/>
           <w:rFonts w:ascii="Arial" w:eastAsia="Arial" w:hAnsi="Arial" w:cs="Arial"/>
         </w:rPr>
         <w:t>?</w:t>
@@ -2942,7 +2905,7 @@
           <w:sz w:val="22"/>
           <w:szCs w:val="22"/>
           <w:u w:val="single" w:color="1155CC"/>
-          <w:shd w:val="clear"/>
+          <w:shd w:val="clear" w:color="auto" w:fill="auto"/>
           <w:rFonts w:ascii="Arial" w:eastAsia="Arial" w:hAnsi="Arial" w:cs="Arial"/>
         </w:rPr>
         <w:t>u</w:t>
@@ -2955,7 +2918,7 @@
           <w:sz w:val="22"/>
           <w:szCs w:val="22"/>
           <w:u w:val="single" w:color="1155CC"/>
-          <w:shd w:val="clear"/>
+          <w:shd w:val="clear" w:color="auto" w:fill="auto"/>
           <w:rFonts w:ascii="Arial" w:eastAsia="Arial" w:hAnsi="Arial" w:cs="Arial"/>
         </w:rPr>
         <w:t>t</w:t>
@@ -2968,7 +2931,7 @@
           <w:sz w:val="22"/>
           <w:szCs w:val="22"/>
           <w:u w:val="single" w:color="1155CC"/>
-          <w:shd w:val="clear"/>
+          <w:shd w:val="clear" w:color="auto" w:fill="auto"/>
           <w:rFonts w:ascii="Arial" w:eastAsia="Arial" w:hAnsi="Arial" w:cs="Arial"/>
         </w:rPr>
         <w:t>m</w:t>
@@ -2981,7 +2944,7 @@
           <w:sz w:val="22"/>
           <w:szCs w:val="22"/>
           <w:u w:val="single" w:color="1155CC"/>
-          <w:shd w:val="clear"/>
+          <w:shd w:val="clear" w:color="auto" w:fill="auto"/>
           <w:rFonts w:ascii="Arial" w:eastAsia="Arial" w:hAnsi="Arial" w:cs="Arial"/>
         </w:rPr>
         <w:t>_</w:t>
@@ -2994,7 +2957,7 @@
           <w:sz w:val="22"/>
           <w:szCs w:val="22"/>
           <w:u w:val="single" w:color="1155CC"/>
-          <w:shd w:val="clear"/>
+          <w:shd w:val="clear" w:color="auto" w:fill="auto"/>
           <w:rFonts w:ascii="Arial" w:eastAsia="Arial" w:hAnsi="Arial" w:cs="Arial"/>
         </w:rPr>
         <w:t>s</w:t>
@@ -3007,7 +2970,7 @@
           <w:sz w:val="22"/>
           <w:szCs w:val="22"/>
           <w:u w:val="single" w:color="1155CC"/>
-          <w:shd w:val="clear"/>
+          <w:shd w:val="clear" w:color="auto" w:fill="auto"/>
           <w:rFonts w:ascii="Arial" w:eastAsia="Arial" w:hAnsi="Arial" w:cs="Arial"/>
         </w:rPr>
         <w:t>o</w:t>
@@ -3020,7 +2983,7 @@
           <w:sz w:val="22"/>
           <w:szCs w:val="22"/>
           <w:u w:val="single" w:color="1155CC"/>
-          <w:shd w:val="clear"/>
+          <w:shd w:val="clear" w:color="auto" w:fill="auto"/>
           <w:rFonts w:ascii="Arial" w:eastAsia="Arial" w:hAnsi="Arial" w:cs="Arial"/>
         </w:rPr>
         <w:t>u</w:t>
@@ -3033,7 +2996,7 @@
           <w:sz w:val="22"/>
           <w:szCs w:val="22"/>
           <w:u w:val="single" w:color="1155CC"/>
-          <w:shd w:val="clear"/>
+          <w:shd w:val="clear" w:color="auto" w:fill="auto"/>
           <w:rFonts w:ascii="Arial" w:eastAsia="Arial" w:hAnsi="Arial" w:cs="Arial"/>
         </w:rPr>
         <w:t>r</w:t>
@@ -3046,7 +3009,7 @@
           <w:sz w:val="22"/>
           <w:szCs w:val="22"/>
           <w:u w:val="single" w:color="1155CC"/>
-          <w:shd w:val="clear"/>
+          <w:shd w:val="clear" w:color="auto" w:fill="auto"/>
           <w:rFonts w:ascii="Arial" w:eastAsia="Arial" w:hAnsi="Arial" w:cs="Arial"/>
         </w:rPr>
         <w:t>c</w:t>
@@ -3059,7 +3022,7 @@
           <w:sz w:val="22"/>
           <w:szCs w:val="22"/>
           <w:u w:val="single" w:color="1155CC"/>
-          <w:shd w:val="clear"/>
+          <w:shd w:val="clear" w:color="auto" w:fill="auto"/>
           <w:rFonts w:ascii="Arial" w:eastAsia="Arial" w:hAnsi="Arial" w:cs="Arial"/>
         </w:rPr>
         <w:t>e</w:t>
@@ -3072,7 +3035,7 @@
           <w:sz w:val="22"/>
           <w:szCs w:val="22"/>
           <w:u w:val="single" w:color="1155CC"/>
-          <w:shd w:val="clear"/>
+          <w:shd w:val="clear" w:color="auto" w:fill="auto"/>
           <w:rFonts w:ascii="Arial" w:eastAsia="Arial" w:hAnsi="Arial" w:cs="Arial"/>
         </w:rPr>
         <w:t>=</w:t>
@@ -3085,7 +3048,7 @@
           <w:sz w:val="22"/>
           <w:szCs w:val="22"/>
           <w:u w:val="single" w:color="1155CC"/>
-          <w:shd w:val="clear"/>
+          <w:shd w:val="clear" w:color="auto" w:fill="auto"/>
           <w:rFonts w:ascii="Arial" w:eastAsia="Arial" w:hAnsi="Arial" w:cs="Arial"/>
         </w:rPr>
         <w:t>c</w:t>
@@ -3098,7 +3061,7 @@
           <w:sz w:val="22"/>
           <w:szCs w:val="22"/>
           <w:u w:val="single" w:color="1155CC"/>
-          <w:shd w:val="clear"/>
+          <w:shd w:val="clear" w:color="auto" w:fill="auto"/>
           <w:rFonts w:ascii="Arial" w:eastAsia="Arial" w:hAnsi="Arial" w:cs="Arial"/>
         </w:rPr>
         <w:t>h</w:t>
@@ -3111,7 +3074,7 @@
           <w:sz w:val="22"/>
           <w:szCs w:val="22"/>
           <w:u w:val="single" w:color="1155CC"/>
-          <w:shd w:val="clear"/>
+          <w:shd w:val="clear" w:color="auto" w:fill="auto"/>
           <w:rFonts w:ascii="Arial" w:eastAsia="Arial" w:hAnsi="Arial" w:cs="Arial"/>
         </w:rPr>
         <w:t>a</w:t>
@@ -3124,7 +3087,7 @@
           <w:sz w:val="22"/>
           <w:szCs w:val="22"/>
           <w:u w:val="single" w:color="1155CC"/>
-          <w:shd w:val="clear"/>
+          <w:shd w:val="clear" w:color="auto" w:fill="auto"/>
           <w:rFonts w:ascii="Arial" w:eastAsia="Arial" w:hAnsi="Arial" w:cs="Arial"/>
         </w:rPr>
         <w:t>t</w:t>
@@ -3137,7 +3100,7 @@
           <w:sz w:val="22"/>
           <w:szCs w:val="22"/>
           <w:u w:val="single" w:color="1155CC"/>
-          <w:shd w:val="clear"/>
+          <w:shd w:val="clear" w:color="auto" w:fill="auto"/>
           <w:rFonts w:ascii="Arial" w:eastAsia="Arial" w:hAnsi="Arial" w:cs="Arial"/>
         </w:rPr>
         <w:t>g</w:t>
@@ -3150,7 +3113,7 @@
           <w:sz w:val="22"/>
           <w:szCs w:val="22"/>
           <w:u w:val="single" w:color="1155CC"/>
-          <w:shd w:val="clear"/>
+          <w:shd w:val="clear" w:color="auto" w:fill="auto"/>
           <w:rFonts w:ascii="Arial" w:eastAsia="Arial" w:hAnsi="Arial" w:cs="Arial"/>
         </w:rPr>
         <w:t>p</w:t>
@@ -3163,7 +3126,7 @@
           <w:sz w:val="22"/>
           <w:szCs w:val="22"/>
           <w:u w:val="single" w:color="1155CC"/>
-          <w:shd w:val="clear"/>
+          <w:shd w:val="clear" w:color="auto" w:fill="auto"/>
           <w:rFonts w:ascii="Arial" w:eastAsia="Arial" w:hAnsi="Arial" w:cs="Arial"/>
         </w:rPr>
         <w:t>t</w:t>
@@ -3176,7 +3139,7 @@
           <w:sz w:val="22"/>
           <w:szCs w:val="22"/>
           <w:u w:val="single" w:color="1155CC"/>
-          <w:shd w:val="clear"/>
+          <w:shd w:val="clear" w:color="auto" w:fill="auto"/>
           <w:rFonts w:ascii="Arial" w:eastAsia="Arial" w:hAnsi="Arial" w:cs="Arial"/>
         </w:rPr>
         <w:t>.</w:t>
@@ -3189,7 +3152,7 @@
           <w:sz w:val="22"/>
           <w:szCs w:val="22"/>
           <w:u w:val="single" w:color="1155CC"/>
-          <w:shd w:val="clear"/>
+          <w:shd w:val="clear" w:color="auto" w:fill="auto"/>
           <w:rFonts w:ascii="Arial" w:eastAsia="Arial" w:hAnsi="Arial" w:cs="Arial"/>
         </w:rPr>
         <w:t>c</w:t>
@@ -3202,7 +3165,7 @@
           <w:sz w:val="22"/>
           <w:szCs w:val="22"/>
           <w:u w:val="single" w:color="1155CC"/>
-          <w:shd w:val="clear"/>
+          <w:shd w:val="clear" w:color="auto" w:fill="auto"/>
           <w:rFonts w:ascii="Arial" w:eastAsia="Arial" w:hAnsi="Arial" w:cs="Arial"/>
         </w:rPr>
         <w:t>o</w:t>
@@ -3215,14 +3178,14 @@
           <w:sz w:val="22"/>
           <w:szCs w:val="22"/>
           <w:u w:val="single" w:color="1155CC"/>
-          <w:shd w:val="clear"/>
+          <w:shd w:val="clear" w:color="auto" w:fill="auto"/>
           <w:rFonts w:ascii="Arial" w:eastAsia="Arial" w:hAnsi="Arial" w:cs="Arial"/>
         </w:rPr>
         <w:t>m</w:t>
       </w:r>
       <w:r>
         <w:rPr>
-          <w:shd w:val="clear"/>
+          <w:shd w:val="clear" w:color="auto" w:fill="auto"/>
         </w:rPr>
         <w:fldChar w:fldCharType="end"/>
       </w:r>
@@ -3239,18 +3202,18 @@
           <w:color w:val="000000"/>
           <w:sz w:val="22"/>
           <w:szCs w:val="22"/>
-          <w:shd w:val="clear"/>
-          <w:rFonts w:ascii="Arial" w:eastAsia="Arial" w:hAnsi="Arial" w:cs="Arial"/>
-        </w:rPr>
-      </w:pPr>
-      <w:r>
-        <w:rPr>
-          <w:i w:val="0"/>
-          <w:b w:val="0"/>
-          <w:color w:val="000000"/>
-          <w:sz w:val="22"/>
-          <w:szCs w:val="22"/>
-          <w:shd w:val="clear"/>
+          <w:shd w:val="clear" w:color="auto" w:fill="auto"/>
+          <w:rFonts w:ascii="Arial" w:eastAsia="Arial" w:hAnsi="Arial" w:cs="Arial"/>
+        </w:rPr>
+      </w:pPr>
+      <w:r>
+        <w:rPr>
+          <w:i w:val="0"/>
+          <w:b w:val="0"/>
+          <w:color w:val="000000"/>
+          <w:sz w:val="22"/>
+          <w:szCs w:val="22"/>
+          <w:shd w:val="clear" w:color="auto" w:fill="auto"/>
           <w:rFonts w:ascii="Arial" w:eastAsia="Arial" w:hAnsi="Arial" w:cs="Arial"/>
         </w:rPr>
         <w:t xml:space="preserve">농림수산식품교육문화정보원 - 지역별 딸기 스마트팜 생육 융복합 정보</w:t>
@@ -3262,7 +3225,7 @@
           <w:color w:val="000000"/>
           <w:sz w:val="22"/>
           <w:szCs w:val="22"/>
-          <w:shd w:val="clear"/>
+          <w:shd w:val="clear" w:color="auto" w:fill="auto"/>
           <w:rFonts w:ascii="Arial" w:eastAsia="Arial" w:hAnsi="Arial" w:cs="Arial"/>
         </w:rPr>
         <w:br/>
@@ -3284,7 +3247,7 @@
           <w:sz w:val="22"/>
           <w:szCs w:val="22"/>
           <w:u w:val="single" w:color="1155CC"/>
-          <w:shd w:val="clear"/>
+          <w:shd w:val="clear" w:color="auto" w:fill="auto"/>
           <w:rFonts w:ascii="Arial" w:eastAsia="Arial" w:hAnsi="Arial" w:cs="Arial"/>
         </w:rPr>
         <w:t>h</w:t>
@@ -3297,7 +3260,7 @@
           <w:sz w:val="22"/>
           <w:szCs w:val="22"/>
           <w:u w:val="single" w:color="1155CC"/>
-          <w:shd w:val="clear"/>
+          <w:shd w:val="clear" w:color="auto" w:fill="auto"/>
           <w:rFonts w:ascii="Arial" w:eastAsia="Arial" w:hAnsi="Arial" w:cs="Arial"/>
         </w:rPr>
         <w:t>t</w:t>
@@ -3310,7 +3273,7 @@
           <w:sz w:val="22"/>
           <w:szCs w:val="22"/>
           <w:u w:val="single" w:color="1155CC"/>
-          <w:shd w:val="clear"/>
+          <w:shd w:val="clear" w:color="auto" w:fill="auto"/>
           <w:rFonts w:ascii="Arial" w:eastAsia="Arial" w:hAnsi="Arial" w:cs="Arial"/>
         </w:rPr>
         <w:t>t</w:t>
@@ -3323,7 +3286,7 @@
           <w:sz w:val="22"/>
           <w:szCs w:val="22"/>
           <w:u w:val="single" w:color="1155CC"/>
-          <w:shd w:val="clear"/>
+          <w:shd w:val="clear" w:color="auto" w:fill="auto"/>
           <w:rFonts w:ascii="Arial" w:eastAsia="Arial" w:hAnsi="Arial" w:cs="Arial"/>
         </w:rPr>
         <w:t>p</w:t>
@@ -3336,7 +3299,7 @@
           <w:sz w:val="22"/>
           <w:szCs w:val="22"/>
           <w:u w:val="single" w:color="1155CC"/>
-          <w:shd w:val="clear"/>
+          <w:shd w:val="clear" w:color="auto" w:fill="auto"/>
           <w:rFonts w:ascii="Arial" w:eastAsia="Arial" w:hAnsi="Arial" w:cs="Arial"/>
         </w:rPr>
         <w:t>s</w:t>
@@ -3349,7 +3312,7 @@
           <w:sz w:val="22"/>
           <w:szCs w:val="22"/>
           <w:u w:val="single" w:color="1155CC"/>
-          <w:shd w:val="clear"/>
+          <w:shd w:val="clear" w:color="auto" w:fill="auto"/>
           <w:rFonts w:ascii="Arial" w:eastAsia="Arial" w:hAnsi="Arial" w:cs="Arial"/>
         </w:rPr>
         <w:t>:</w:t>
@@ -3362,7 +3325,7 @@
           <w:sz w:val="22"/>
           <w:szCs w:val="22"/>
           <w:u w:val="single" w:color="1155CC"/>
-          <w:shd w:val="clear"/>
+          <w:shd w:val="clear" w:color="auto" w:fill="auto"/>
           <w:rFonts w:ascii="Arial" w:eastAsia="Arial" w:hAnsi="Arial" w:cs="Arial"/>
         </w:rPr>
         <w:t>/</w:t>
@@ -3375,7 +3338,7 @@
           <w:sz w:val="22"/>
           <w:szCs w:val="22"/>
           <w:u w:val="single" w:color="1155CC"/>
-          <w:shd w:val="clear"/>
+          <w:shd w:val="clear" w:color="auto" w:fill="auto"/>
           <w:rFonts w:ascii="Arial" w:eastAsia="Arial" w:hAnsi="Arial" w:cs="Arial"/>
         </w:rPr>
         <w:t>/</w:t>
@@ -3388,7 +3351,7 @@
           <w:sz w:val="22"/>
           <w:szCs w:val="22"/>
           <w:u w:val="single" w:color="1155CC"/>
-          <w:shd w:val="clear"/>
+          <w:shd w:val="clear" w:color="auto" w:fill="auto"/>
           <w:rFonts w:ascii="Arial" w:eastAsia="Arial" w:hAnsi="Arial" w:cs="Arial"/>
         </w:rPr>
         <w:t>w</w:t>
@@ -3401,7 +3364,7 @@
           <w:sz w:val="22"/>
           <w:szCs w:val="22"/>
           <w:u w:val="single" w:color="1155CC"/>
-          <w:shd w:val="clear"/>
+          <w:shd w:val="clear" w:color="auto" w:fill="auto"/>
           <w:rFonts w:ascii="Arial" w:eastAsia="Arial" w:hAnsi="Arial" w:cs="Arial"/>
         </w:rPr>
         <w:t>w</w:t>
@@ -3414,7 +3377,7 @@
           <w:sz w:val="22"/>
           <w:szCs w:val="22"/>
           <w:u w:val="single" w:color="1155CC"/>
-          <w:shd w:val="clear"/>
+          <w:shd w:val="clear" w:color="auto" w:fill="auto"/>
           <w:rFonts w:ascii="Arial" w:eastAsia="Arial" w:hAnsi="Arial" w:cs="Arial"/>
         </w:rPr>
         <w:t>w</w:t>
@@ -3427,7 +3390,7 @@
           <w:sz w:val="22"/>
           <w:szCs w:val="22"/>
           <w:u w:val="single" w:color="1155CC"/>
-          <w:shd w:val="clear"/>
+          <w:shd w:val="clear" w:color="auto" w:fill="auto"/>
           <w:rFonts w:ascii="Arial" w:eastAsia="Arial" w:hAnsi="Arial" w:cs="Arial"/>
         </w:rPr>
         <w:t>.</w:t>
@@ -3440,7 +3403,7 @@
           <w:sz w:val="22"/>
           <w:szCs w:val="22"/>
           <w:u w:val="single" w:color="1155CC"/>
-          <w:shd w:val="clear"/>
+          <w:shd w:val="clear" w:color="auto" w:fill="auto"/>
           <w:rFonts w:ascii="Arial" w:eastAsia="Arial" w:hAnsi="Arial" w:cs="Arial"/>
         </w:rPr>
         <w:t>d</w:t>
@@ -3453,7 +3416,7 @@
           <w:sz w:val="22"/>
           <w:szCs w:val="22"/>
           <w:u w:val="single" w:color="1155CC"/>
-          <w:shd w:val="clear"/>
+          <w:shd w:val="clear" w:color="auto" w:fill="auto"/>
           <w:rFonts w:ascii="Arial" w:eastAsia="Arial" w:hAnsi="Arial" w:cs="Arial"/>
         </w:rPr>
         <w:t>a</w:t>
@@ -3466,7 +3429,7 @@
           <w:sz w:val="22"/>
           <w:szCs w:val="22"/>
           <w:u w:val="single" w:color="1155CC"/>
-          <w:shd w:val="clear"/>
+          <w:shd w:val="clear" w:color="auto" w:fill="auto"/>
           <w:rFonts w:ascii="Arial" w:eastAsia="Arial" w:hAnsi="Arial" w:cs="Arial"/>
         </w:rPr>
         <w:t>t</w:t>
@@ -3479,7 +3442,7 @@
           <w:sz w:val="22"/>
           <w:szCs w:val="22"/>
           <w:u w:val="single" w:color="1155CC"/>
-          <w:shd w:val="clear"/>
+          <w:shd w:val="clear" w:color="auto" w:fill="auto"/>
           <w:rFonts w:ascii="Arial" w:eastAsia="Arial" w:hAnsi="Arial" w:cs="Arial"/>
         </w:rPr>
         <w:t>a</w:t>
@@ -3492,7 +3455,7 @@
           <w:sz w:val="22"/>
           <w:szCs w:val="22"/>
           <w:u w:val="single" w:color="1155CC"/>
-          <w:shd w:val="clear"/>
+          <w:shd w:val="clear" w:color="auto" w:fill="auto"/>
           <w:rFonts w:ascii="Arial" w:eastAsia="Arial" w:hAnsi="Arial" w:cs="Arial"/>
         </w:rPr>
         <w:t>.</w:t>
@@ -3505,7 +3468,7 @@
           <w:sz w:val="22"/>
           <w:szCs w:val="22"/>
           <w:u w:val="single" w:color="1155CC"/>
-          <w:shd w:val="clear"/>
+          <w:shd w:val="clear" w:color="auto" w:fill="auto"/>
           <w:rFonts w:ascii="Arial" w:eastAsia="Arial" w:hAnsi="Arial" w:cs="Arial"/>
         </w:rPr>
         <w:t>g</w:t>
@@ -3518,7 +3481,7 @@
           <w:sz w:val="22"/>
           <w:szCs w:val="22"/>
           <w:u w:val="single" w:color="1155CC"/>
-          <w:shd w:val="clear"/>
+          <w:shd w:val="clear" w:color="auto" w:fill="auto"/>
           <w:rFonts w:ascii="Arial" w:eastAsia="Arial" w:hAnsi="Arial" w:cs="Arial"/>
         </w:rPr>
         <w:t>o</w:t>
@@ -3531,7 +3494,7 @@
           <w:sz w:val="22"/>
           <w:szCs w:val="22"/>
           <w:u w:val="single" w:color="1155CC"/>
-          <w:shd w:val="clear"/>
+          <w:shd w:val="clear" w:color="auto" w:fill="auto"/>
           <w:rFonts w:ascii="Arial" w:eastAsia="Arial" w:hAnsi="Arial" w:cs="Arial"/>
         </w:rPr>
         <w:t>.</w:t>
@@ -3544,7 +3507,7 @@
           <w:sz w:val="22"/>
           <w:szCs w:val="22"/>
           <w:u w:val="single" w:color="1155CC"/>
-          <w:shd w:val="clear"/>
+          <w:shd w:val="clear" w:color="auto" w:fill="auto"/>
           <w:rFonts w:ascii="Arial" w:eastAsia="Arial" w:hAnsi="Arial" w:cs="Arial"/>
         </w:rPr>
         <w:t>k</w:t>
@@ -3557,7 +3520,7 @@
           <w:sz w:val="22"/>
           <w:szCs w:val="22"/>
           <w:u w:val="single" w:color="1155CC"/>
-          <w:shd w:val="clear"/>
+          <w:shd w:val="clear" w:color="auto" w:fill="auto"/>
           <w:rFonts w:ascii="Arial" w:eastAsia="Arial" w:hAnsi="Arial" w:cs="Arial"/>
         </w:rPr>
         <w:t>r</w:t>
@@ -3570,7 +3533,7 @@
           <w:sz w:val="22"/>
           <w:szCs w:val="22"/>
           <w:u w:val="single" w:color="1155CC"/>
-          <w:shd w:val="clear"/>
+          <w:shd w:val="clear" w:color="auto" w:fill="auto"/>
           <w:rFonts w:ascii="Arial" w:eastAsia="Arial" w:hAnsi="Arial" w:cs="Arial"/>
         </w:rPr>
         <w:t>/</w:t>
@@ -3583,7 +3546,7 @@
           <w:sz w:val="22"/>
           <w:szCs w:val="22"/>
           <w:u w:val="single" w:color="1155CC"/>
-          <w:shd w:val="clear"/>
+          <w:shd w:val="clear" w:color="auto" w:fill="auto"/>
           <w:rFonts w:ascii="Arial" w:eastAsia="Arial" w:hAnsi="Arial" w:cs="Arial"/>
         </w:rPr>
         <w:t>d</w:t>
@@ -3596,7 +3559,7 @@
           <w:sz w:val="22"/>
           <w:szCs w:val="22"/>
           <w:u w:val="single" w:color="1155CC"/>
-          <w:shd w:val="clear"/>
+          <w:shd w:val="clear" w:color="auto" w:fill="auto"/>
           <w:rFonts w:ascii="Arial" w:eastAsia="Arial" w:hAnsi="Arial" w:cs="Arial"/>
         </w:rPr>
         <w:t>a</w:t>
@@ -3609,7 +3572,7 @@
           <w:sz w:val="22"/>
           <w:szCs w:val="22"/>
           <w:u w:val="single" w:color="1155CC"/>
-          <w:shd w:val="clear"/>
+          <w:shd w:val="clear" w:color="auto" w:fill="auto"/>
           <w:rFonts w:ascii="Arial" w:eastAsia="Arial" w:hAnsi="Arial" w:cs="Arial"/>
         </w:rPr>
         <w:t>t</w:t>
@@ -3622,7 +3585,7 @@
           <w:sz w:val="22"/>
           <w:szCs w:val="22"/>
           <w:u w:val="single" w:color="1155CC"/>
-          <w:shd w:val="clear"/>
+          <w:shd w:val="clear" w:color="auto" w:fill="auto"/>
           <w:rFonts w:ascii="Arial" w:eastAsia="Arial" w:hAnsi="Arial" w:cs="Arial"/>
         </w:rPr>
         <w:t>a</w:t>
@@ -3635,7 +3598,7 @@
           <w:sz w:val="22"/>
           <w:szCs w:val="22"/>
           <w:u w:val="single" w:color="1155CC"/>
-          <w:shd w:val="clear"/>
+          <w:shd w:val="clear" w:color="auto" w:fill="auto"/>
           <w:rFonts w:ascii="Arial" w:eastAsia="Arial" w:hAnsi="Arial" w:cs="Arial"/>
         </w:rPr>
         <w:t>/</w:t>
@@ -3648,7 +3611,7 @@
           <w:sz w:val="22"/>
           <w:szCs w:val="22"/>
           <w:u w:val="single" w:color="1155CC"/>
-          <w:shd w:val="clear"/>
+          <w:shd w:val="clear" w:color="auto" w:fill="auto"/>
           <w:rFonts w:ascii="Arial" w:eastAsia="Arial" w:hAnsi="Arial" w:cs="Arial"/>
         </w:rPr>
         <w:t>1</w:t>
@@ -3661,7 +3624,7 @@
           <w:sz w:val="22"/>
           <w:szCs w:val="22"/>
           <w:u w:val="single" w:color="1155CC"/>
-          <w:shd w:val="clear"/>
+          <w:shd w:val="clear" w:color="auto" w:fill="auto"/>
           <w:rFonts w:ascii="Arial" w:eastAsia="Arial" w:hAnsi="Arial" w:cs="Arial"/>
         </w:rPr>
         <w:t>5</w:t>
@@ -3674,7 +3637,7 @@
           <w:sz w:val="22"/>
           <w:szCs w:val="22"/>
           <w:u w:val="single" w:color="1155CC"/>
-          <w:shd w:val="clear"/>
+          <w:shd w:val="clear" w:color="auto" w:fill="auto"/>
           <w:rFonts w:ascii="Arial" w:eastAsia="Arial" w:hAnsi="Arial" w:cs="Arial"/>
         </w:rPr>
         <w:t>0</w:t>
@@ -3687,7 +3650,7 @@
           <w:sz w:val="22"/>
           <w:szCs w:val="22"/>
           <w:u w:val="single" w:color="1155CC"/>
-          <w:shd w:val="clear"/>
+          <w:shd w:val="clear" w:color="auto" w:fill="auto"/>
           <w:rFonts w:ascii="Arial" w:eastAsia="Arial" w:hAnsi="Arial" w:cs="Arial"/>
         </w:rPr>
         <w:t>9</w:t>
@@ -3700,7 +3663,7 @@
           <w:sz w:val="22"/>
           <w:szCs w:val="22"/>
           <w:u w:val="single" w:color="1155CC"/>
-          <w:shd w:val="clear"/>
+          <w:shd w:val="clear" w:color="auto" w:fill="auto"/>
           <w:rFonts w:ascii="Arial" w:eastAsia="Arial" w:hAnsi="Arial" w:cs="Arial"/>
         </w:rPr>
         <w:t>0</w:t>
@@ -3713,7 +3676,7 @@
           <w:sz w:val="22"/>
           <w:szCs w:val="22"/>
           <w:u w:val="single" w:color="1155CC"/>
-          <w:shd w:val="clear"/>
+          <w:shd w:val="clear" w:color="auto" w:fill="auto"/>
           <w:rFonts w:ascii="Arial" w:eastAsia="Arial" w:hAnsi="Arial" w:cs="Arial"/>
         </w:rPr>
         <w:t>5</w:t>
@@ -3726,7 +3689,7 @@
           <w:sz w:val="22"/>
           <w:szCs w:val="22"/>
           <w:u w:val="single" w:color="1155CC"/>
-          <w:shd w:val="clear"/>
+          <w:shd w:val="clear" w:color="auto" w:fill="auto"/>
           <w:rFonts w:ascii="Arial" w:eastAsia="Arial" w:hAnsi="Arial" w:cs="Arial"/>
         </w:rPr>
         <w:t>4</w:t>
@@ -3739,7 +3702,7 @@
           <w:sz w:val="22"/>
           <w:szCs w:val="22"/>
           <w:u w:val="single" w:color="1155CC"/>
-          <w:shd w:val="clear"/>
+          <w:shd w:val="clear" w:color="auto" w:fill="auto"/>
           <w:rFonts w:ascii="Arial" w:eastAsia="Arial" w:hAnsi="Arial" w:cs="Arial"/>
         </w:rPr>
         <w:t>4</w:t>
@@ -3752,7 +3715,7 @@
           <w:sz w:val="22"/>
           <w:szCs w:val="22"/>
           <w:u w:val="single" w:color="1155CC"/>
-          <w:shd w:val="clear"/>
+          <w:shd w:val="clear" w:color="auto" w:fill="auto"/>
           <w:rFonts w:ascii="Arial" w:eastAsia="Arial" w:hAnsi="Arial" w:cs="Arial"/>
         </w:rPr>
         <w:t>/</w:t>
@@ -3765,7 +3728,7 @@
           <w:sz w:val="22"/>
           <w:szCs w:val="22"/>
           <w:u w:val="single" w:color="1155CC"/>
-          <w:shd w:val="clear"/>
+          <w:shd w:val="clear" w:color="auto" w:fill="auto"/>
           <w:rFonts w:ascii="Arial" w:eastAsia="Arial" w:hAnsi="Arial" w:cs="Arial"/>
         </w:rPr>
         <w:t>f</w:t>
@@ -3778,7 +3741,7 @@
           <w:sz w:val="22"/>
           <w:szCs w:val="22"/>
           <w:u w:val="single" w:color="1155CC"/>
-          <w:shd w:val="clear"/>
+          <w:shd w:val="clear" w:color="auto" w:fill="auto"/>
           <w:rFonts w:ascii="Arial" w:eastAsia="Arial" w:hAnsi="Arial" w:cs="Arial"/>
         </w:rPr>
         <w:t>i</w:t>
@@ -3791,7 +3754,7 @@
           <w:sz w:val="22"/>
           <w:szCs w:val="22"/>
           <w:u w:val="single" w:color="1155CC"/>
-          <w:shd w:val="clear"/>
+          <w:shd w:val="clear" w:color="auto" w:fill="auto"/>
           <w:rFonts w:ascii="Arial" w:eastAsia="Arial" w:hAnsi="Arial" w:cs="Arial"/>
         </w:rPr>
         <w:t>l</w:t>
@@ -3804,7 +3767,7 @@
           <w:sz w:val="22"/>
           <w:szCs w:val="22"/>
           <w:u w:val="single" w:color="1155CC"/>
-          <w:shd w:val="clear"/>
+          <w:shd w:val="clear" w:color="auto" w:fill="auto"/>
           <w:rFonts w:ascii="Arial" w:eastAsia="Arial" w:hAnsi="Arial" w:cs="Arial"/>
         </w:rPr>
         <w:t>e</w:t>
@@ -3817,7 +3780,7 @@
           <w:sz w:val="22"/>
           <w:szCs w:val="22"/>
           <w:u w:val="single" w:color="1155CC"/>
-          <w:shd w:val="clear"/>
+          <w:shd w:val="clear" w:color="auto" w:fill="auto"/>
           <w:rFonts w:ascii="Arial" w:eastAsia="Arial" w:hAnsi="Arial" w:cs="Arial"/>
         </w:rPr>
         <w:t>D</w:t>
@@ -3830,7 +3793,7 @@
           <w:sz w:val="22"/>
           <w:szCs w:val="22"/>
           <w:u w:val="single" w:color="1155CC"/>
-          <w:shd w:val="clear"/>
+          <w:shd w:val="clear" w:color="auto" w:fill="auto"/>
           <w:rFonts w:ascii="Arial" w:eastAsia="Arial" w:hAnsi="Arial" w:cs="Arial"/>
         </w:rPr>
         <w:t>a</w:t>
@@ -3843,7 +3806,7 @@
           <w:sz w:val="22"/>
           <w:szCs w:val="22"/>
           <w:u w:val="single" w:color="1155CC"/>
-          <w:shd w:val="clear"/>
+          <w:shd w:val="clear" w:color="auto" w:fill="auto"/>
           <w:rFonts w:ascii="Arial" w:eastAsia="Arial" w:hAnsi="Arial" w:cs="Arial"/>
         </w:rPr>
         <w:t>t</w:t>
@@ -3856,7 +3819,7 @@
           <w:sz w:val="22"/>
           <w:szCs w:val="22"/>
           <w:u w:val="single" w:color="1155CC"/>
-          <w:shd w:val="clear"/>
+          <w:shd w:val="clear" w:color="auto" w:fill="auto"/>
           <w:rFonts w:ascii="Arial" w:eastAsia="Arial" w:hAnsi="Arial" w:cs="Arial"/>
         </w:rPr>
         <w:t>a</w:t>
@@ -3869,7 +3832,7 @@
           <w:sz w:val="22"/>
           <w:szCs w:val="22"/>
           <w:u w:val="single" w:color="1155CC"/>
-          <w:shd w:val="clear"/>
+          <w:shd w:val="clear" w:color="auto" w:fill="auto"/>
           <w:rFonts w:ascii="Arial" w:eastAsia="Arial" w:hAnsi="Arial" w:cs="Arial"/>
         </w:rPr>
         <w:t>.</w:t>
@@ -3882,7 +3845,7 @@
           <w:sz w:val="22"/>
           <w:szCs w:val="22"/>
           <w:u w:val="single" w:color="1155CC"/>
-          <w:shd w:val="clear"/>
+          <w:shd w:val="clear" w:color="auto" w:fill="auto"/>
           <w:rFonts w:ascii="Arial" w:eastAsia="Arial" w:hAnsi="Arial" w:cs="Arial"/>
         </w:rPr>
         <w:t>d</w:t>
@@ -3895,7 +3858,7 @@
           <w:sz w:val="22"/>
           <w:szCs w:val="22"/>
           <w:u w:val="single" w:color="1155CC"/>
-          <w:shd w:val="clear"/>
+          <w:shd w:val="clear" w:color="auto" w:fill="auto"/>
           <w:rFonts w:ascii="Arial" w:eastAsia="Arial" w:hAnsi="Arial" w:cs="Arial"/>
         </w:rPr>
         <w:t>o</w:t>
@@ -3908,7 +3871,7 @@
           <w:sz w:val="22"/>
           <w:szCs w:val="22"/>
           <w:u w:val="single" w:color="1155CC"/>
-          <w:shd w:val="clear"/>
+          <w:shd w:val="clear" w:color="auto" w:fill="auto"/>
           <w:rFonts w:ascii="Arial" w:eastAsia="Arial" w:hAnsi="Arial" w:cs="Arial"/>
         </w:rPr>
         <w:t>?</w:t>
@@ -3921,7 +3884,7 @@
           <w:sz w:val="22"/>
           <w:szCs w:val="22"/>
           <w:u w:val="single" w:color="1155CC"/>
-          <w:shd w:val="clear"/>
+          <w:shd w:val="clear" w:color="auto" w:fill="auto"/>
           <w:rFonts w:ascii="Arial" w:eastAsia="Arial" w:hAnsi="Arial" w:cs="Arial"/>
         </w:rPr>
         <w:t>r</w:t>
@@ -3934,7 +3897,7 @@
           <w:sz w:val="22"/>
           <w:szCs w:val="22"/>
           <w:u w:val="single" w:color="1155CC"/>
-          <w:shd w:val="clear"/>
+          <w:shd w:val="clear" w:color="auto" w:fill="auto"/>
           <w:rFonts w:ascii="Arial" w:eastAsia="Arial" w:hAnsi="Arial" w:cs="Arial"/>
         </w:rPr>
         <w:t>e</w:t>
@@ -3947,7 +3910,7 @@
           <w:sz w:val="22"/>
           <w:szCs w:val="22"/>
           <w:u w:val="single" w:color="1155CC"/>
-          <w:shd w:val="clear"/>
+          <w:shd w:val="clear" w:color="auto" w:fill="auto"/>
           <w:rFonts w:ascii="Arial" w:eastAsia="Arial" w:hAnsi="Arial" w:cs="Arial"/>
         </w:rPr>
         <w:t>c</w:t>
@@ -3960,7 +3923,7 @@
           <w:sz w:val="22"/>
           <w:szCs w:val="22"/>
           <w:u w:val="single" w:color="1155CC"/>
-          <w:shd w:val="clear"/>
+          <w:shd w:val="clear" w:color="auto" w:fill="auto"/>
           <w:rFonts w:ascii="Arial" w:eastAsia="Arial" w:hAnsi="Arial" w:cs="Arial"/>
         </w:rPr>
         <w:t>o</w:t>
@@ -3973,7 +3936,7 @@
           <w:sz w:val="22"/>
           <w:szCs w:val="22"/>
           <w:u w:val="single" w:color="1155CC"/>
-          <w:shd w:val="clear"/>
+          <w:shd w:val="clear" w:color="auto" w:fill="auto"/>
           <w:rFonts w:ascii="Arial" w:eastAsia="Arial" w:hAnsi="Arial" w:cs="Arial"/>
         </w:rPr>
         <w:t>m</w:t>
@@ -3986,7 +3949,7 @@
           <w:sz w:val="22"/>
           <w:szCs w:val="22"/>
           <w:u w:val="single" w:color="1155CC"/>
-          <w:shd w:val="clear"/>
+          <w:shd w:val="clear" w:color="auto" w:fill="auto"/>
           <w:rFonts w:ascii="Arial" w:eastAsia="Arial" w:hAnsi="Arial" w:cs="Arial"/>
         </w:rPr>
         <w:t>m</w:t>
@@ -3999,7 +3962,7 @@
           <w:sz w:val="22"/>
           <w:szCs w:val="22"/>
           <w:u w:val="single" w:color="1155CC"/>
-          <w:shd w:val="clear"/>
+          <w:shd w:val="clear" w:color="auto" w:fill="auto"/>
           <w:rFonts w:ascii="Arial" w:eastAsia="Arial" w:hAnsi="Arial" w:cs="Arial"/>
         </w:rPr>
         <w:t>e</w:t>
@@ -4012,7 +3975,7 @@
           <w:sz w:val="22"/>
           <w:szCs w:val="22"/>
           <w:u w:val="single" w:color="1155CC"/>
-          <w:shd w:val="clear"/>
+          <w:shd w:val="clear" w:color="auto" w:fill="auto"/>
           <w:rFonts w:ascii="Arial" w:eastAsia="Arial" w:hAnsi="Arial" w:cs="Arial"/>
         </w:rPr>
         <w:t>n</w:t>
@@ -4025,7 +3988,7 @@
           <w:sz w:val="22"/>
           <w:szCs w:val="22"/>
           <w:u w:val="single" w:color="1155CC"/>
-          <w:shd w:val="clear"/>
+          <w:shd w:val="clear" w:color="auto" w:fill="auto"/>
           <w:rFonts w:ascii="Arial" w:eastAsia="Arial" w:hAnsi="Arial" w:cs="Arial"/>
         </w:rPr>
         <w:t>d</w:t>
@@ -4038,7 +4001,7 @@
           <w:sz w:val="22"/>
           <w:szCs w:val="22"/>
           <w:u w:val="single" w:color="1155CC"/>
-          <w:shd w:val="clear"/>
+          <w:shd w:val="clear" w:color="auto" w:fill="auto"/>
           <w:rFonts w:ascii="Arial" w:eastAsia="Arial" w:hAnsi="Arial" w:cs="Arial"/>
         </w:rPr>
         <w:t>D</w:t>
@@ -4051,7 +4014,7 @@
           <w:sz w:val="22"/>
           <w:szCs w:val="22"/>
           <w:u w:val="single" w:color="1155CC"/>
-          <w:shd w:val="clear"/>
+          <w:shd w:val="clear" w:color="auto" w:fill="auto"/>
           <w:rFonts w:ascii="Arial" w:eastAsia="Arial" w:hAnsi="Arial" w:cs="Arial"/>
         </w:rPr>
         <w:t>a</w:t>
@@ -4064,7 +4027,7 @@
           <w:sz w:val="22"/>
           <w:szCs w:val="22"/>
           <w:u w:val="single" w:color="1155CC"/>
-          <w:shd w:val="clear"/>
+          <w:shd w:val="clear" w:color="auto" w:fill="auto"/>
           <w:rFonts w:ascii="Arial" w:eastAsia="Arial" w:hAnsi="Arial" w:cs="Arial"/>
         </w:rPr>
         <w:t>t</w:t>
@@ -4077,7 +4040,7 @@
           <w:sz w:val="22"/>
           <w:szCs w:val="22"/>
           <w:u w:val="single" w:color="1155CC"/>
-          <w:shd w:val="clear"/>
+          <w:shd w:val="clear" w:color="auto" w:fill="auto"/>
           <w:rFonts w:ascii="Arial" w:eastAsia="Arial" w:hAnsi="Arial" w:cs="Arial"/>
         </w:rPr>
         <w:t>a</w:t>
@@ -4090,7 +4053,7 @@
           <w:sz w:val="22"/>
           <w:szCs w:val="22"/>
           <w:u w:val="single" w:color="1155CC"/>
-          <w:shd w:val="clear"/>
+          <w:shd w:val="clear" w:color="auto" w:fill="auto"/>
           <w:rFonts w:ascii="Arial" w:eastAsia="Arial" w:hAnsi="Arial" w:cs="Arial"/>
         </w:rPr>
         <w:t>Y</w:t>
@@ -4103,7 +4066,7 @@
           <w:sz w:val="22"/>
           <w:szCs w:val="22"/>
           <w:u w:val="single" w:color="1155CC"/>
-          <w:shd w:val="clear"/>
+          <w:shd w:val="clear" w:color="auto" w:fill="auto"/>
           <w:rFonts w:ascii="Arial" w:eastAsia="Arial" w:hAnsi="Arial" w:cs="Arial"/>
         </w:rPr>
         <w:t>n</w:t>
@@ -4116,7 +4079,7 @@
           <w:sz w:val="22"/>
           <w:szCs w:val="22"/>
           <w:u w:val="single" w:color="1155CC"/>
-          <w:shd w:val="clear"/>
+          <w:shd w:val="clear" w:color="auto" w:fill="auto"/>
           <w:rFonts w:ascii="Arial" w:eastAsia="Arial" w:hAnsi="Arial" w:cs="Arial"/>
         </w:rPr>
         <w:t>=</w:t>
@@ -4129,7 +4092,7 @@
           <w:sz w:val="22"/>
           <w:szCs w:val="22"/>
           <w:u w:val="single" w:color="1155CC"/>
-          <w:shd w:val="clear"/>
+          <w:shd w:val="clear" w:color="auto" w:fill="auto"/>
           <w:rFonts w:ascii="Arial" w:eastAsia="Arial" w:hAnsi="Arial" w:cs="Arial"/>
         </w:rPr>
         <w:t>Y</w:t>
@@ -4142,7 +4105,7 @@
           <w:sz w:val="22"/>
           <w:szCs w:val="22"/>
           <w:u w:val="single" w:color="1155CC"/>
-          <w:shd w:val="clear"/>
+          <w:shd w:val="clear" w:color="auto" w:fill="auto"/>
           <w:rFonts w:ascii="Arial" w:eastAsia="Arial" w:hAnsi="Arial" w:cs="Arial"/>
         </w:rPr>
         <w:t>&amp;</w:t>
@@ -4155,7 +4118,7 @@
           <w:sz w:val="22"/>
           <w:szCs w:val="22"/>
           <w:u w:val="single" w:color="1155CC"/>
-          <w:shd w:val="clear"/>
+          <w:shd w:val="clear" w:color="auto" w:fill="auto"/>
           <w:rFonts w:ascii="Arial" w:eastAsia="Arial" w:hAnsi="Arial" w:cs="Arial"/>
         </w:rPr>
         <w:t>u</w:t>
@@ -4168,7 +4131,7 @@
           <w:sz w:val="22"/>
           <w:szCs w:val="22"/>
           <w:u w:val="single" w:color="1155CC"/>
-          <w:shd w:val="clear"/>
+          <w:shd w:val="clear" w:color="auto" w:fill="auto"/>
           <w:rFonts w:ascii="Arial" w:eastAsia="Arial" w:hAnsi="Arial" w:cs="Arial"/>
         </w:rPr>
         <w:t>t</w:t>
@@ -4181,7 +4144,7 @@
           <w:sz w:val="22"/>
           <w:szCs w:val="22"/>
           <w:u w:val="single" w:color="1155CC"/>
-          <w:shd w:val="clear"/>
+          <w:shd w:val="clear" w:color="auto" w:fill="auto"/>
           <w:rFonts w:ascii="Arial" w:eastAsia="Arial" w:hAnsi="Arial" w:cs="Arial"/>
         </w:rPr>
         <w:t>m</w:t>
@@ -4194,7 +4157,7 @@
           <w:sz w:val="22"/>
           <w:szCs w:val="22"/>
           <w:u w:val="single" w:color="1155CC"/>
-          <w:shd w:val="clear"/>
+          <w:shd w:val="clear" w:color="auto" w:fill="auto"/>
           <w:rFonts w:ascii="Arial" w:eastAsia="Arial" w:hAnsi="Arial" w:cs="Arial"/>
         </w:rPr>
         <w:t>_</w:t>
@@ -4207,7 +4170,7 @@
           <w:sz w:val="22"/>
           <w:szCs w:val="22"/>
           <w:u w:val="single" w:color="1155CC"/>
-          <w:shd w:val="clear"/>
+          <w:shd w:val="clear" w:color="auto" w:fill="auto"/>
           <w:rFonts w:ascii="Arial" w:eastAsia="Arial" w:hAnsi="Arial" w:cs="Arial"/>
         </w:rPr>
         <w:t>s</w:t>
@@ -4220,7 +4183,7 @@
           <w:sz w:val="22"/>
           <w:szCs w:val="22"/>
           <w:u w:val="single" w:color="1155CC"/>
-          <w:shd w:val="clear"/>
+          <w:shd w:val="clear" w:color="auto" w:fill="auto"/>
           <w:rFonts w:ascii="Arial" w:eastAsia="Arial" w:hAnsi="Arial" w:cs="Arial"/>
         </w:rPr>
         <w:t>o</w:t>
@@ -4233,7 +4196,7 @@
           <w:sz w:val="22"/>
           <w:szCs w:val="22"/>
           <w:u w:val="single" w:color="1155CC"/>
-          <w:shd w:val="clear"/>
+          <w:shd w:val="clear" w:color="auto" w:fill="auto"/>
           <w:rFonts w:ascii="Arial" w:eastAsia="Arial" w:hAnsi="Arial" w:cs="Arial"/>
         </w:rPr>
         <w:t>u</w:t>
@@ -4246,7 +4209,7 @@
           <w:sz w:val="22"/>
           <w:szCs w:val="22"/>
           <w:u w:val="single" w:color="1155CC"/>
-          <w:shd w:val="clear"/>
+          <w:shd w:val="clear" w:color="auto" w:fill="auto"/>
           <w:rFonts w:ascii="Arial" w:eastAsia="Arial" w:hAnsi="Arial" w:cs="Arial"/>
         </w:rPr>
         <w:t>r</w:t>
@@ -4259,7 +4222,7 @@
           <w:sz w:val="22"/>
           <w:szCs w:val="22"/>
           <w:u w:val="single" w:color="1155CC"/>
-          <w:shd w:val="clear"/>
+          <w:shd w:val="clear" w:color="auto" w:fill="auto"/>
           <w:rFonts w:ascii="Arial" w:eastAsia="Arial" w:hAnsi="Arial" w:cs="Arial"/>
         </w:rPr>
         <w:t>c</w:t>
@@ -4272,7 +4235,7 @@
           <w:sz w:val="22"/>
           <w:szCs w:val="22"/>
           <w:u w:val="single" w:color="1155CC"/>
-          <w:shd w:val="clear"/>
+          <w:shd w:val="clear" w:color="auto" w:fill="auto"/>
           <w:rFonts w:ascii="Arial" w:eastAsia="Arial" w:hAnsi="Arial" w:cs="Arial"/>
         </w:rPr>
         <w:t>e</w:t>
@@ -4285,7 +4248,7 @@
           <w:sz w:val="22"/>
           <w:szCs w:val="22"/>
           <w:u w:val="single" w:color="1155CC"/>
-          <w:shd w:val="clear"/>
+          <w:shd w:val="clear" w:color="auto" w:fill="auto"/>
           <w:rFonts w:ascii="Arial" w:eastAsia="Arial" w:hAnsi="Arial" w:cs="Arial"/>
         </w:rPr>
         <w:t>=</w:t>
@@ -4298,7 +4261,7 @@
           <w:sz w:val="22"/>
           <w:szCs w:val="22"/>
           <w:u w:val="single" w:color="1155CC"/>
-          <w:shd w:val="clear"/>
+          <w:shd w:val="clear" w:color="auto" w:fill="auto"/>
           <w:rFonts w:ascii="Arial" w:eastAsia="Arial" w:hAnsi="Arial" w:cs="Arial"/>
         </w:rPr>
         <w:t>c</w:t>
@@ -4311,7 +4274,7 @@
           <w:sz w:val="22"/>
           <w:szCs w:val="22"/>
           <w:u w:val="single" w:color="1155CC"/>
-          <w:shd w:val="clear"/>
+          <w:shd w:val="clear" w:color="auto" w:fill="auto"/>
           <w:rFonts w:ascii="Arial" w:eastAsia="Arial" w:hAnsi="Arial" w:cs="Arial"/>
         </w:rPr>
         <w:t>h</w:t>
@@ -4324,7 +4287,7 @@
           <w:sz w:val="22"/>
           <w:szCs w:val="22"/>
           <w:u w:val="single" w:color="1155CC"/>
-          <w:shd w:val="clear"/>
+          <w:shd w:val="clear" w:color="auto" w:fill="auto"/>
           <w:rFonts w:ascii="Arial" w:eastAsia="Arial" w:hAnsi="Arial" w:cs="Arial"/>
         </w:rPr>
         <w:t>a</w:t>
@@ -4337,7 +4300,7 @@
           <w:sz w:val="22"/>
           <w:szCs w:val="22"/>
           <w:u w:val="single" w:color="1155CC"/>
-          <w:shd w:val="clear"/>
+          <w:shd w:val="clear" w:color="auto" w:fill="auto"/>
           <w:rFonts w:ascii="Arial" w:eastAsia="Arial" w:hAnsi="Arial" w:cs="Arial"/>
         </w:rPr>
         <w:t>t</w:t>
@@ -4350,7 +4313,7 @@
           <w:sz w:val="22"/>
           <w:szCs w:val="22"/>
           <w:u w:val="single" w:color="1155CC"/>
-          <w:shd w:val="clear"/>
+          <w:shd w:val="clear" w:color="auto" w:fill="auto"/>
           <w:rFonts w:ascii="Arial" w:eastAsia="Arial" w:hAnsi="Arial" w:cs="Arial"/>
         </w:rPr>
         <w:t>g</w:t>
@@ -4363,7 +4326,7 @@
           <w:sz w:val="22"/>
           <w:szCs w:val="22"/>
           <w:u w:val="single" w:color="1155CC"/>
-          <w:shd w:val="clear"/>
+          <w:shd w:val="clear" w:color="auto" w:fill="auto"/>
           <w:rFonts w:ascii="Arial" w:eastAsia="Arial" w:hAnsi="Arial" w:cs="Arial"/>
         </w:rPr>
         <w:t>p</w:t>
@@ -4376,7 +4339,7 @@
           <w:sz w:val="22"/>
           <w:szCs w:val="22"/>
           <w:u w:val="single" w:color="1155CC"/>
-          <w:shd w:val="clear"/>
+          <w:shd w:val="clear" w:color="auto" w:fill="auto"/>
           <w:rFonts w:ascii="Arial" w:eastAsia="Arial" w:hAnsi="Arial" w:cs="Arial"/>
         </w:rPr>
         <w:t>t</w:t>
@@ -4389,7 +4352,7 @@
           <w:sz w:val="22"/>
           <w:szCs w:val="22"/>
           <w:u w:val="single" w:color="1155CC"/>
-          <w:shd w:val="clear"/>
+          <w:shd w:val="clear" w:color="auto" w:fill="auto"/>
           <w:rFonts w:ascii="Arial" w:eastAsia="Arial" w:hAnsi="Arial" w:cs="Arial"/>
         </w:rPr>
         <w:t>.</w:t>
@@ -4402,7 +4365,7 @@
           <w:sz w:val="22"/>
           <w:szCs w:val="22"/>
           <w:u w:val="single" w:color="1155CC"/>
-          <w:shd w:val="clear"/>
+          <w:shd w:val="clear" w:color="auto" w:fill="auto"/>
           <w:rFonts w:ascii="Arial" w:eastAsia="Arial" w:hAnsi="Arial" w:cs="Arial"/>
         </w:rPr>
         <w:t>c</w:t>
@@ -4415,7 +4378,7 @@
           <w:sz w:val="22"/>
           <w:szCs w:val="22"/>
           <w:u w:val="single" w:color="1155CC"/>
-          <w:shd w:val="clear"/>
+          <w:shd w:val="clear" w:color="auto" w:fill="auto"/>
           <w:rFonts w:ascii="Arial" w:eastAsia="Arial" w:hAnsi="Arial" w:cs="Arial"/>
         </w:rPr>
         <w:t>o</w:t>
@@ -4428,14 +4391,14 @@
           <w:sz w:val="22"/>
           <w:szCs w:val="22"/>
           <w:u w:val="single" w:color="1155CC"/>
-          <w:shd w:val="clear"/>
+          <w:shd w:val="clear" w:color="auto" w:fill="auto"/>
           <w:rFonts w:ascii="Arial" w:eastAsia="Arial" w:hAnsi="Arial" w:cs="Arial"/>
         </w:rPr>
         <w:t>m</w:t>
       </w:r>
       <w:r>
         <w:rPr>
-          <w:shd w:val="clear"/>
+          <w:shd w:val="clear" w:color="auto" w:fill="auto"/>
         </w:rPr>
         <w:fldChar w:fldCharType="end"/>
       </w:r>
@@ -4452,7 +4415,7 @@
           <w:color w:val="000000"/>
           <w:sz w:val="22"/>
           <w:szCs w:val="22"/>
-          <w:shd w:val="clear"/>
+          <w:shd w:val="clear" w:color="auto" w:fill="auto"/>
           <w:rFonts w:ascii="Arial" w:eastAsia="Arial" w:hAnsi="Arial" w:cs="Arial"/>
         </w:rPr>
       </w:pPr>
@@ -4473,7 +4436,7 @@
           <w:sz w:val="22"/>
           <w:szCs w:val="22"/>
           <w:u w:val="single" w:color="1155CC"/>
-          <w:shd w:val="clear"/>
+          <w:shd w:val="clear" w:color="auto" w:fill="auto"/>
           <w:rFonts w:ascii="Arial" w:eastAsia="Arial" w:hAnsi="Arial" w:cs="Arial"/>
         </w:rPr>
         <w:t>h</w:t>
@@ -4486,7 +4449,7 @@
           <w:sz w:val="22"/>
           <w:szCs w:val="22"/>
           <w:u w:val="single" w:color="1155CC"/>
-          <w:shd w:val="clear"/>
+          <w:shd w:val="clear" w:color="auto" w:fill="auto"/>
           <w:rFonts w:ascii="Arial" w:eastAsia="Arial" w:hAnsi="Arial" w:cs="Arial"/>
         </w:rPr>
         <w:t>t</w:t>
@@ -4499,7 +4462,7 @@
           <w:sz w:val="22"/>
           <w:szCs w:val="22"/>
           <w:u w:val="single" w:color="1155CC"/>
-          <w:shd w:val="clear"/>
+          <w:shd w:val="clear" w:color="auto" w:fill="auto"/>
           <w:rFonts w:ascii="Arial" w:eastAsia="Arial" w:hAnsi="Arial" w:cs="Arial"/>
         </w:rPr>
         <w:t>t</w:t>
@@ -4512,7 +4475,7 @@
           <w:sz w:val="22"/>
           <w:szCs w:val="22"/>
           <w:u w:val="single" w:color="1155CC"/>
-          <w:shd w:val="clear"/>
+          <w:shd w:val="clear" w:color="auto" w:fill="auto"/>
           <w:rFonts w:ascii="Arial" w:eastAsia="Arial" w:hAnsi="Arial" w:cs="Arial"/>
         </w:rPr>
         <w:t>p</w:t>
@@ -4525,7 +4488,7 @@
           <w:sz w:val="22"/>
           <w:szCs w:val="22"/>
           <w:u w:val="single" w:color="1155CC"/>
-          <w:shd w:val="clear"/>
+          <w:shd w:val="clear" w:color="auto" w:fill="auto"/>
           <w:rFonts w:ascii="Arial" w:eastAsia="Arial" w:hAnsi="Arial" w:cs="Arial"/>
         </w:rPr>
         <w:t>s</w:t>
@@ -4538,7 +4501,7 @@
           <w:sz w:val="22"/>
           <w:szCs w:val="22"/>
           <w:u w:val="single" w:color="1155CC"/>
-          <w:shd w:val="clear"/>
+          <w:shd w:val="clear" w:color="auto" w:fill="auto"/>
           <w:rFonts w:ascii="Arial" w:eastAsia="Arial" w:hAnsi="Arial" w:cs="Arial"/>
         </w:rPr>
         <w:t>:</w:t>
@@ -4551,7 +4514,7 @@
           <w:sz w:val="22"/>
           <w:szCs w:val="22"/>
           <w:u w:val="single" w:color="1155CC"/>
-          <w:shd w:val="clear"/>
+          <w:shd w:val="clear" w:color="auto" w:fill="auto"/>
           <w:rFonts w:ascii="Arial" w:eastAsia="Arial" w:hAnsi="Arial" w:cs="Arial"/>
         </w:rPr>
         <w:t>/</w:t>
@@ -4564,7 +4527,7 @@
           <w:sz w:val="22"/>
           <w:szCs w:val="22"/>
           <w:u w:val="single" w:color="1155CC"/>
-          <w:shd w:val="clear"/>
+          <w:shd w:val="clear" w:color="auto" w:fill="auto"/>
           <w:rFonts w:ascii="Arial" w:eastAsia="Arial" w:hAnsi="Arial" w:cs="Arial"/>
         </w:rPr>
         <w:t>/</w:t>
@@ -4577,7 +4540,7 @@
           <w:sz w:val="22"/>
           <w:szCs w:val="22"/>
           <w:u w:val="single" w:color="1155CC"/>
-          <w:shd w:val="clear"/>
+          <w:shd w:val="clear" w:color="auto" w:fill="auto"/>
           <w:rFonts w:ascii="Arial" w:eastAsia="Arial" w:hAnsi="Arial" w:cs="Arial"/>
         </w:rPr>
         <w:t>w</w:t>
@@ -4590,7 +4553,7 @@
           <w:sz w:val="22"/>
           <w:szCs w:val="22"/>
           <w:u w:val="single" w:color="1155CC"/>
-          <w:shd w:val="clear"/>
+          <w:shd w:val="clear" w:color="auto" w:fill="auto"/>
           <w:rFonts w:ascii="Arial" w:eastAsia="Arial" w:hAnsi="Arial" w:cs="Arial"/>
         </w:rPr>
         <w:t>w</w:t>
@@ -4603,7 +4566,7 @@
           <w:sz w:val="22"/>
           <w:szCs w:val="22"/>
           <w:u w:val="single" w:color="1155CC"/>
-          <w:shd w:val="clear"/>
+          <w:shd w:val="clear" w:color="auto" w:fill="auto"/>
           <w:rFonts w:ascii="Arial" w:eastAsia="Arial" w:hAnsi="Arial" w:cs="Arial"/>
         </w:rPr>
         <w:t>w</w:t>
@@ -4616,7 +4579,7 @@
           <w:sz w:val="22"/>
           <w:szCs w:val="22"/>
           <w:u w:val="single" w:color="1155CC"/>
-          <w:shd w:val="clear"/>
+          <w:shd w:val="clear" w:color="auto" w:fill="auto"/>
           <w:rFonts w:ascii="Arial" w:eastAsia="Arial" w:hAnsi="Arial" w:cs="Arial"/>
         </w:rPr>
         <w:t>.</w:t>
@@ -4629,7 +4592,7 @@
           <w:sz w:val="22"/>
           <w:szCs w:val="22"/>
           <w:u w:val="single" w:color="1155CC"/>
-          <w:shd w:val="clear"/>
+          <w:shd w:val="clear" w:color="auto" w:fill="auto"/>
           <w:rFonts w:ascii="Arial" w:eastAsia="Arial" w:hAnsi="Arial" w:cs="Arial"/>
         </w:rPr>
         <w:t>s</w:t>
@@ -4642,7 +4605,7 @@
           <w:sz w:val="22"/>
           <w:szCs w:val="22"/>
           <w:u w:val="single" w:color="1155CC"/>
-          <w:shd w:val="clear"/>
+          <w:shd w:val="clear" w:color="auto" w:fill="auto"/>
           <w:rFonts w:ascii="Arial" w:eastAsia="Arial" w:hAnsi="Arial" w:cs="Arial"/>
         </w:rPr>
         <w:t>m</w:t>
@@ -4655,7 +4618,7 @@
           <w:sz w:val="22"/>
           <w:szCs w:val="22"/>
           <w:u w:val="single" w:color="1155CC"/>
-          <w:shd w:val="clear"/>
+          <w:shd w:val="clear" w:color="auto" w:fill="auto"/>
           <w:rFonts w:ascii="Arial" w:eastAsia="Arial" w:hAnsi="Arial" w:cs="Arial"/>
         </w:rPr>
         <w:t>a</w:t>
@@ -4668,7 +4631,7 @@
           <w:sz w:val="22"/>
           <w:szCs w:val="22"/>
           <w:u w:val="single" w:color="1155CC"/>
-          <w:shd w:val="clear"/>
+          <w:shd w:val="clear" w:color="auto" w:fill="auto"/>
           <w:rFonts w:ascii="Arial" w:eastAsia="Arial" w:hAnsi="Arial" w:cs="Arial"/>
         </w:rPr>
         <w:t>r</w:t>
@@ -4681,7 +4644,7 @@
           <w:sz w:val="22"/>
           <w:szCs w:val="22"/>
           <w:u w:val="single" w:color="1155CC"/>
-          <w:shd w:val="clear"/>
+          <w:shd w:val="clear" w:color="auto" w:fill="auto"/>
           <w:rFonts w:ascii="Arial" w:eastAsia="Arial" w:hAnsi="Arial" w:cs="Arial"/>
         </w:rPr>
         <w:t>t</w:t>
@@ -4694,7 +4657,7 @@
           <w:sz w:val="22"/>
           <w:szCs w:val="22"/>
           <w:u w:val="single" w:color="1155CC"/>
-          <w:shd w:val="clear"/>
+          <w:shd w:val="clear" w:color="auto" w:fill="auto"/>
           <w:rFonts w:ascii="Arial" w:eastAsia="Arial" w:hAnsi="Arial" w:cs="Arial"/>
         </w:rPr>
         <w:t>f</w:t>
@@ -4707,7 +4670,7 @@
           <w:sz w:val="22"/>
           <w:szCs w:val="22"/>
           <w:u w:val="single" w:color="1155CC"/>
-          <w:shd w:val="clear"/>
+          <w:shd w:val="clear" w:color="auto" w:fill="auto"/>
           <w:rFonts w:ascii="Arial" w:eastAsia="Arial" w:hAnsi="Arial" w:cs="Arial"/>
         </w:rPr>
         <w:t>a</w:t>
@@ -4720,7 +4683,7 @@
           <w:sz w:val="22"/>
           <w:szCs w:val="22"/>
           <w:u w:val="single" w:color="1155CC"/>
-          <w:shd w:val="clear"/>
+          <w:shd w:val="clear" w:color="auto" w:fill="auto"/>
           <w:rFonts w:ascii="Arial" w:eastAsia="Arial" w:hAnsi="Arial" w:cs="Arial"/>
         </w:rPr>
         <w:t>r</w:t>
@@ -4733,7 +4696,7 @@
           <w:sz w:val="22"/>
           <w:szCs w:val="22"/>
           <w:u w:val="single" w:color="1155CC"/>
-          <w:shd w:val="clear"/>
+          <w:shd w:val="clear" w:color="auto" w:fill="auto"/>
           <w:rFonts w:ascii="Arial" w:eastAsia="Arial" w:hAnsi="Arial" w:cs="Arial"/>
         </w:rPr>
         <w:t>m</w:t>
@@ -4746,7 +4709,7 @@
           <w:sz w:val="22"/>
           <w:szCs w:val="22"/>
           <w:u w:val="single" w:color="1155CC"/>
-          <w:shd w:val="clear"/>
+          <w:shd w:val="clear" w:color="auto" w:fill="auto"/>
           <w:rFonts w:ascii="Arial" w:eastAsia="Arial" w:hAnsi="Arial" w:cs="Arial"/>
         </w:rPr>
         <w:t>k</w:t>
@@ -4759,7 +4722,7 @@
           <w:sz w:val="22"/>
           <w:szCs w:val="22"/>
           <w:u w:val="single" w:color="1155CC"/>
-          <w:shd w:val="clear"/>
+          <w:shd w:val="clear" w:color="auto" w:fill="auto"/>
           <w:rFonts w:ascii="Arial" w:eastAsia="Arial" w:hAnsi="Arial" w:cs="Arial"/>
         </w:rPr>
         <w:t>o</w:t>
@@ -4772,7 +4735,7 @@
           <w:sz w:val="22"/>
           <w:szCs w:val="22"/>
           <w:u w:val="single" w:color="1155CC"/>
-          <w:shd w:val="clear"/>
+          <w:shd w:val="clear" w:color="auto" w:fill="auto"/>
           <w:rFonts w:ascii="Arial" w:eastAsia="Arial" w:hAnsi="Arial" w:cs="Arial"/>
         </w:rPr>
         <w:t>r</w:t>
@@ -4785,7 +4748,7 @@
           <w:sz w:val="22"/>
           <w:szCs w:val="22"/>
           <w:u w:val="single" w:color="1155CC"/>
-          <w:shd w:val="clear"/>
+          <w:shd w:val="clear" w:color="auto" w:fill="auto"/>
           <w:rFonts w:ascii="Arial" w:eastAsia="Arial" w:hAnsi="Arial" w:cs="Arial"/>
         </w:rPr>
         <w:t>e</w:t>
@@ -4798,7 +4761,7 @@
           <w:sz w:val="22"/>
           <w:szCs w:val="22"/>
           <w:u w:val="single" w:color="1155CC"/>
-          <w:shd w:val="clear"/>
+          <w:shd w:val="clear" w:color="auto" w:fill="auto"/>
           <w:rFonts w:ascii="Arial" w:eastAsia="Arial" w:hAnsi="Arial" w:cs="Arial"/>
         </w:rPr>
         <w:t>a</w:t>
@@ -4811,7 +4774,7 @@
           <w:sz w:val="22"/>
           <w:szCs w:val="22"/>
           <w:u w:val="single" w:color="1155CC"/>
-          <w:shd w:val="clear"/>
+          <w:shd w:val="clear" w:color="auto" w:fill="auto"/>
           <w:rFonts w:ascii="Arial" w:eastAsia="Arial" w:hAnsi="Arial" w:cs="Arial"/>
         </w:rPr>
         <w:t>.</w:t>
@@ -4824,7 +4787,7 @@
           <w:sz w:val="22"/>
           <w:szCs w:val="22"/>
           <w:u w:val="single" w:color="1155CC"/>
-          <w:shd w:val="clear"/>
+          <w:shd w:val="clear" w:color="auto" w:fill="auto"/>
           <w:rFonts w:ascii="Arial" w:eastAsia="Arial" w:hAnsi="Arial" w:cs="Arial"/>
         </w:rPr>
         <w:t>n</w:t>
@@ -4837,7 +4800,7 @@
           <w:sz w:val="22"/>
           <w:szCs w:val="22"/>
           <w:u w:val="single" w:color="1155CC"/>
-          <w:shd w:val="clear"/>
+          <w:shd w:val="clear" w:color="auto" w:fill="auto"/>
           <w:rFonts w:ascii="Arial" w:eastAsia="Arial" w:hAnsi="Arial" w:cs="Arial"/>
         </w:rPr>
         <w:t>e</w:t>
@@ -4850,7 +4813,7 @@
           <w:sz w:val="22"/>
           <w:szCs w:val="22"/>
           <w:u w:val="single" w:color="1155CC"/>
-          <w:shd w:val="clear"/>
+          <w:shd w:val="clear" w:color="auto" w:fill="auto"/>
           <w:rFonts w:ascii="Arial" w:eastAsia="Arial" w:hAnsi="Arial" w:cs="Arial"/>
         </w:rPr>
         <w:t>t</w:t>
@@ -4863,7 +4826,7 @@
           <w:sz w:val="22"/>
           <w:szCs w:val="22"/>
           <w:u w:val="single" w:color="1155CC"/>
-          <w:shd w:val="clear"/>
+          <w:shd w:val="clear" w:color="auto" w:fill="auto"/>
           <w:rFonts w:ascii="Arial" w:eastAsia="Arial" w:hAnsi="Arial" w:cs="Arial"/>
         </w:rPr>
         <w:t>/</w:t>
@@ -4876,7 +4839,7 @@
           <w:sz w:val="22"/>
           <w:szCs w:val="22"/>
           <w:u w:val="single" w:color="1155CC"/>
-          <w:shd w:val="clear"/>
+          <w:shd w:val="clear" w:color="auto" w:fill="auto"/>
           <w:rFonts w:ascii="Arial" w:eastAsia="Arial" w:hAnsi="Arial" w:cs="Arial"/>
         </w:rPr>
         <w:t>d</w:t>
@@ -4889,7 +4852,7 @@
           <w:sz w:val="22"/>
           <w:szCs w:val="22"/>
           <w:u w:val="single" w:color="1155CC"/>
-          <w:shd w:val="clear"/>
+          <w:shd w:val="clear" w:color="auto" w:fill="auto"/>
           <w:rFonts w:ascii="Arial" w:eastAsia="Arial" w:hAnsi="Arial" w:cs="Arial"/>
         </w:rPr>
         <w:t>a</w:t>
@@ -4902,7 +4865,7 @@
           <w:sz w:val="22"/>
           <w:szCs w:val="22"/>
           <w:u w:val="single" w:color="1155CC"/>
-          <w:shd w:val="clear"/>
+          <w:shd w:val="clear" w:color="auto" w:fill="auto"/>
           <w:rFonts w:ascii="Arial" w:eastAsia="Arial" w:hAnsi="Arial" w:cs="Arial"/>
         </w:rPr>
         <w:t>t</w:t>
@@ -4915,7 +4878,7 @@
           <w:sz w:val="22"/>
           <w:szCs w:val="22"/>
           <w:u w:val="single" w:color="1155CC"/>
-          <w:shd w:val="clear"/>
+          <w:shd w:val="clear" w:color="auto" w:fill="auto"/>
           <w:rFonts w:ascii="Arial" w:eastAsia="Arial" w:hAnsi="Arial" w:cs="Arial"/>
         </w:rPr>
         <w:t>a</w:t>
@@ -4928,7 +4891,7 @@
           <w:sz w:val="22"/>
           <w:szCs w:val="22"/>
           <w:u w:val="single" w:color="1155CC"/>
-          <w:shd w:val="clear"/>
+          <w:shd w:val="clear" w:color="auto" w:fill="auto"/>
           <w:rFonts w:ascii="Arial" w:eastAsia="Arial" w:hAnsi="Arial" w:cs="Arial"/>
         </w:rPr>
         <w:t>m</w:t>
@@ -4941,7 +4904,7 @@
           <w:sz w:val="22"/>
           <w:szCs w:val="22"/>
           <w:u w:val="single" w:color="1155CC"/>
-          <w:shd w:val="clear"/>
+          <w:shd w:val="clear" w:color="auto" w:fill="auto"/>
           <w:rFonts w:ascii="Arial" w:eastAsia="Arial" w:hAnsi="Arial" w:cs="Arial"/>
         </w:rPr>
         <w:t>a</w:t>
@@ -4954,7 +4917,7 @@
           <w:sz w:val="22"/>
           <w:szCs w:val="22"/>
           <w:u w:val="single" w:color="1155CC"/>
-          <w:shd w:val="clear"/>
+          <w:shd w:val="clear" w:color="auto" w:fill="auto"/>
           <w:rFonts w:ascii="Arial" w:eastAsia="Arial" w:hAnsi="Arial" w:cs="Arial"/>
         </w:rPr>
         <w:t>r</w:t>
@@ -4967,7 +4930,7 @@
           <w:sz w:val="22"/>
           <w:szCs w:val="22"/>
           <w:u w:val="single" w:color="1155CC"/>
-          <w:shd w:val="clear"/>
+          <w:shd w:val="clear" w:color="auto" w:fill="auto"/>
           <w:rFonts w:ascii="Arial" w:eastAsia="Arial" w:hAnsi="Arial" w:cs="Arial"/>
         </w:rPr>
         <w:t>t</w:t>
@@ -4980,7 +4943,7 @@
           <w:sz w:val="22"/>
           <w:szCs w:val="22"/>
           <w:u w:val="single" w:color="1155CC"/>
-          <w:shd w:val="clear"/>
+          <w:shd w:val="clear" w:color="auto" w:fill="auto"/>
           <w:rFonts w:ascii="Arial" w:eastAsia="Arial" w:hAnsi="Arial" w:cs="Arial"/>
         </w:rPr>
         <w:t>/</w:t>
@@ -4993,7 +4956,7 @@
           <w:sz w:val="22"/>
           <w:szCs w:val="22"/>
           <w:u w:val="single" w:color="1155CC"/>
-          <w:shd w:val="clear"/>
+          <w:shd w:val="clear" w:color="auto" w:fill="auto"/>
           <w:rFonts w:ascii="Arial" w:eastAsia="Arial" w:hAnsi="Arial" w:cs="Arial"/>
         </w:rPr>
         <w:t>f</w:t>
@@ -5006,7 +4969,7 @@
           <w:sz w:val="22"/>
           <w:szCs w:val="22"/>
           <w:u w:val="single" w:color="1155CC"/>
-          <w:shd w:val="clear"/>
+          <w:shd w:val="clear" w:color="auto" w:fill="auto"/>
           <w:rFonts w:ascii="Arial" w:eastAsia="Arial" w:hAnsi="Arial" w:cs="Arial"/>
         </w:rPr>
         <w:t>c</w:t>
@@ -5019,7 +4982,7 @@
           <w:sz w:val="22"/>
           <w:szCs w:val="22"/>
           <w:u w:val="single" w:color="1155CC"/>
-          <w:shd w:val="clear"/>
+          <w:shd w:val="clear" w:color="auto" w:fill="auto"/>
           <w:rFonts w:ascii="Arial" w:eastAsia="Arial" w:hAnsi="Arial" w:cs="Arial"/>
         </w:rPr>
         <w:t>l</w:t>
@@ -5032,7 +4995,7 @@
           <w:sz w:val="22"/>
           <w:szCs w:val="22"/>
           <w:u w:val="single" w:color="1155CC"/>
-          <w:shd w:val="clear"/>
+          <w:shd w:val="clear" w:color="auto" w:fill="auto"/>
           <w:rFonts w:ascii="Arial" w:eastAsia="Arial" w:hAnsi="Arial" w:cs="Arial"/>
         </w:rPr>
         <w:t>t</w:t>
@@ -5045,7 +5008,7 @@
           <w:sz w:val="22"/>
           <w:szCs w:val="22"/>
           <w:u w:val="single" w:color="1155CC"/>
-          <w:shd w:val="clear"/>
+          <w:shd w:val="clear" w:color="auto" w:fill="auto"/>
           <w:rFonts w:ascii="Arial" w:eastAsia="Arial" w:hAnsi="Arial" w:cs="Arial"/>
         </w:rPr>
         <w:t>y</w:t>
@@ -5058,7 +5021,7 @@
           <w:sz w:val="22"/>
           <w:szCs w:val="22"/>
           <w:u w:val="single" w:color="1155CC"/>
-          <w:shd w:val="clear"/>
+          <w:shd w:val="clear" w:color="auto" w:fill="auto"/>
           <w:rFonts w:ascii="Arial" w:eastAsia="Arial" w:hAnsi="Arial" w:cs="Arial"/>
         </w:rPr>
         <w:t>/</w:t>
@@ -5071,7 +5034,7 @@
           <w:sz w:val="22"/>
           <w:szCs w:val="22"/>
           <w:u w:val="single" w:color="1155CC"/>
-          <w:shd w:val="clear"/>
+          <w:shd w:val="clear" w:color="auto" w:fill="auto"/>
           <w:rFonts w:ascii="Arial" w:eastAsia="Arial" w:hAnsi="Arial" w:cs="Arial"/>
         </w:rPr>
         <w:t>l</w:t>
@@ -5084,7 +5047,7 @@
           <w:sz w:val="22"/>
           <w:szCs w:val="22"/>
           <w:u w:val="single" w:color="1155CC"/>
-          <w:shd w:val="clear"/>
+          <w:shd w:val="clear" w:color="auto" w:fill="auto"/>
           <w:rFonts w:ascii="Arial" w:eastAsia="Arial" w:hAnsi="Arial" w:cs="Arial"/>
         </w:rPr>
         <w:t>i</w:t>
@@ -5097,7 +5060,7 @@
           <w:sz w:val="22"/>
           <w:szCs w:val="22"/>
           <w:u w:val="single" w:color="1155CC"/>
-          <w:shd w:val="clear"/>
+          <w:shd w:val="clear" w:color="auto" w:fill="auto"/>
           <w:rFonts w:ascii="Arial" w:eastAsia="Arial" w:hAnsi="Arial" w:cs="Arial"/>
         </w:rPr>
         <w:t>s</w:t>
@@ -5110,7 +5073,7 @@
           <w:sz w:val="22"/>
           <w:szCs w:val="22"/>
           <w:u w:val="single" w:color="1155CC"/>
-          <w:shd w:val="clear"/>
+          <w:shd w:val="clear" w:color="auto" w:fill="auto"/>
           <w:rFonts w:ascii="Arial" w:eastAsia="Arial" w:hAnsi="Arial" w:cs="Arial"/>
         </w:rPr>
         <w:t>t</w:t>
@@ -5123,7 +5086,7 @@
           <w:sz w:val="22"/>
           <w:szCs w:val="22"/>
           <w:u w:val="single" w:color="1155CC"/>
-          <w:shd w:val="clear"/>
+          <w:shd w:val="clear" w:color="auto" w:fill="auto"/>
           <w:rFonts w:ascii="Arial" w:eastAsia="Arial" w:hAnsi="Arial" w:cs="Arial"/>
         </w:rPr>
         <w:t>.</w:t>
@@ -5136,7 +5099,7 @@
           <w:sz w:val="22"/>
           <w:szCs w:val="22"/>
           <w:u w:val="single" w:color="1155CC"/>
-          <w:shd w:val="clear"/>
+          <w:shd w:val="clear" w:color="auto" w:fill="auto"/>
           <w:rFonts w:ascii="Arial" w:eastAsia="Arial" w:hAnsi="Arial" w:cs="Arial"/>
         </w:rPr>
         <w:t>d</w:t>
@@ -5149,7 +5112,7 @@
           <w:sz w:val="22"/>
           <w:szCs w:val="22"/>
           <w:u w:val="single" w:color="1155CC"/>
-          <w:shd w:val="clear"/>
+          <w:shd w:val="clear" w:color="auto" w:fill="auto"/>
           <w:rFonts w:ascii="Arial" w:eastAsia="Arial" w:hAnsi="Arial" w:cs="Arial"/>
         </w:rPr>
         <w:t>o</w:t>
@@ -5162,14 +5125,14 @@
           <w:sz w:val="22"/>
           <w:szCs w:val="22"/>
           <w:u w:val="single" w:color="1155CC"/>
-          <w:shd w:val="clear"/>
+          <w:shd w:val="clear" w:color="auto" w:fill="auto"/>
           <w:rFonts w:ascii="Arial" w:eastAsia="Arial" w:hAnsi="Arial" w:cs="Arial"/>
         </w:rPr>
         <w:t>#</w:t>
       </w:r>
       <w:r>
         <w:rPr>
-          <w:shd w:val="clear"/>
+          <w:shd w:val="clear" w:color="auto" w:fill="auto"/>
         </w:rPr>
         <w:fldChar w:fldCharType="end"/>
       </w:r>
@@ -5186,7 +5149,7 @@
           <w:color w:val="000000"/>
           <w:sz w:val="22"/>
           <w:szCs w:val="22"/>
-          <w:shd w:val="clear"/>
+          <w:shd w:val="clear" w:color="auto" w:fill="auto"/>
           <w:rFonts w:ascii="Arial" w:eastAsia="Arial" w:hAnsi="Arial" w:cs="Arial"/>
         </w:rPr>
       </w:pPr>
@@ -5207,7 +5170,7 @@
           <w:sz w:val="22"/>
           <w:szCs w:val="22"/>
           <w:u w:val="single" w:color="1155CC"/>
-          <w:shd w:val="clear"/>
+          <w:shd w:val="clear" w:color="auto" w:fill="auto"/>
           <w:rFonts w:ascii="Arial" w:eastAsia="Arial" w:hAnsi="Arial" w:cs="Arial"/>
         </w:rPr>
         <w:t>스</w:t>
@@ -5220,7 +5183,7 @@
           <w:sz w:val="22"/>
           <w:szCs w:val="22"/>
           <w:u w:val="single" w:color="1155CC"/>
-          <w:shd w:val="clear"/>
+          <w:shd w:val="clear" w:color="auto" w:fill="auto"/>
           <w:rFonts w:ascii="Arial" w:eastAsia="Arial" w:hAnsi="Arial" w:cs="Arial"/>
         </w:rPr>
         <w:t>마</w:t>
@@ -5233,7 +5196,7 @@
           <w:sz w:val="22"/>
           <w:szCs w:val="22"/>
           <w:u w:val="single" w:color="1155CC"/>
-          <w:shd w:val="clear"/>
+          <w:shd w:val="clear" w:color="auto" w:fill="auto"/>
           <w:rFonts w:ascii="Arial" w:eastAsia="Arial" w:hAnsi="Arial" w:cs="Arial"/>
         </w:rPr>
         <w:t>트</w:t>
@@ -5246,7 +5209,7 @@
           <w:sz w:val="22"/>
           <w:szCs w:val="22"/>
           <w:u w:val="single" w:color="1155CC"/>
-          <w:shd w:val="clear"/>
+          <w:shd w:val="clear" w:color="auto" w:fill="auto"/>
           <w:rFonts w:ascii="Arial" w:eastAsia="Arial" w:hAnsi="Arial" w:cs="Arial"/>
         </w:rPr>
         <w:t>팜</w:t>
@@ -5259,7 +5222,7 @@
           <w:sz w:val="22"/>
           <w:szCs w:val="22"/>
           <w:u w:val="single" w:color="1155CC"/>
-          <w:shd w:val="clear"/>
+          <w:shd w:val="clear" w:color="auto" w:fill="auto"/>
           <w:rFonts w:ascii="Arial" w:eastAsia="Arial" w:hAnsi="Arial" w:cs="Arial"/>
         </w:rPr>
         <w:t xml:space="preserve"> </w:t>
@@ -5272,7 +5235,7 @@
           <w:sz w:val="22"/>
           <w:szCs w:val="22"/>
           <w:u w:val="single" w:color="1155CC"/>
-          <w:shd w:val="clear"/>
+          <w:shd w:val="clear" w:color="auto" w:fill="auto"/>
           <w:rFonts w:ascii="Arial" w:eastAsia="Arial" w:hAnsi="Arial" w:cs="Arial"/>
         </w:rPr>
         <w:t>빅</w:t>
@@ -5285,7 +5248,7 @@
           <w:sz w:val="22"/>
           <w:szCs w:val="22"/>
           <w:u w:val="single" w:color="1155CC"/>
-          <w:shd w:val="clear"/>
+          <w:shd w:val="clear" w:color="auto" w:fill="auto"/>
           <w:rFonts w:ascii="Arial" w:eastAsia="Arial" w:hAnsi="Arial" w:cs="Arial"/>
         </w:rPr>
         <w:t>데</w:t>
@@ -5298,7 +5261,7 @@
           <w:sz w:val="22"/>
           <w:szCs w:val="22"/>
           <w:u w:val="single" w:color="1155CC"/>
-          <w:shd w:val="clear"/>
+          <w:shd w:val="clear" w:color="auto" w:fill="auto"/>
           <w:rFonts w:ascii="Arial" w:eastAsia="Arial" w:hAnsi="Arial" w:cs="Arial"/>
         </w:rPr>
         <w:t>이</w:t>
@@ -5311,7 +5274,7 @@
           <w:sz w:val="22"/>
           <w:szCs w:val="22"/>
           <w:u w:val="single" w:color="1155CC"/>
-          <w:shd w:val="clear"/>
+          <w:shd w:val="clear" w:color="auto" w:fill="auto"/>
           <w:rFonts w:ascii="Arial" w:eastAsia="Arial" w:hAnsi="Arial" w:cs="Arial"/>
         </w:rPr>
         <w:t>터</w:t>
@@ -5324,7 +5287,7 @@
           <w:sz w:val="22"/>
           <w:szCs w:val="22"/>
           <w:u w:val="single" w:color="1155CC"/>
-          <w:shd w:val="clear"/>
+          <w:shd w:val="clear" w:color="auto" w:fill="auto"/>
           <w:rFonts w:ascii="Arial" w:eastAsia="Arial" w:hAnsi="Arial" w:cs="Arial"/>
         </w:rPr>
         <w:t xml:space="preserve"> </w:t>
@@ -5337,7 +5300,7 @@
           <w:sz w:val="22"/>
           <w:szCs w:val="22"/>
           <w:u w:val="single" w:color="1155CC"/>
-          <w:shd w:val="clear"/>
+          <w:shd w:val="clear" w:color="auto" w:fill="auto"/>
           <w:rFonts w:ascii="Arial" w:eastAsia="Arial" w:hAnsi="Arial" w:cs="Arial"/>
         </w:rPr>
         <w:t>플</w:t>
@@ -5350,7 +5313,7 @@
           <w:sz w:val="22"/>
           <w:szCs w:val="22"/>
           <w:u w:val="single" w:color="1155CC"/>
-          <w:shd w:val="clear"/>
+          <w:shd w:val="clear" w:color="auto" w:fill="auto"/>
           <w:rFonts w:ascii="Arial" w:eastAsia="Arial" w:hAnsi="Arial" w:cs="Arial"/>
         </w:rPr>
         <w:t>랫</w:t>
@@ -5363,14 +5326,14 @@
           <w:sz w:val="22"/>
           <w:szCs w:val="22"/>
           <w:u w:val="single" w:color="1155CC"/>
-          <w:shd w:val="clear"/>
+          <w:shd w:val="clear" w:color="auto" w:fill="auto"/>
           <w:rFonts w:ascii="Arial" w:eastAsia="Arial" w:hAnsi="Arial" w:cs="Arial"/>
         </w:rPr>
         <w:t>폼</w:t>
       </w:r>
       <w:r>
         <w:rPr>
-          <w:shd w:val="clear"/>
+          <w:shd w:val="clear" w:color="auto" w:fill="auto"/>
         </w:rPr>
         <w:fldChar w:fldCharType="end"/>
       </w:r>
@@ -5382,7 +5345,7 @@
           <w:color w:val="auto"/>
           <w:sz w:val="22"/>
           <w:szCs w:val="22"/>
-          <w:shd w:val="clear"/>
+          <w:shd w:val="clear" w:color="auto" w:fill="auto"/>
           <w:rFonts w:ascii="맑은 고딕" w:eastAsia="맑은 고딕" w:hAnsi="맑은 고딕" w:cs="맑은 고딕"/>
           <w:lang w:eastAsia="ko-KR"/>
         </w:rPr>
@@ -5427,7 +5390,7 @@
         <w:rPr/>
       </w:pPr>
       <w:rPr>
-        <w:shd w:val="clear"/>
+        <w:shd w:val="clear" w:color="auto" w:fill="auto"/>
       </w:rPr>
       <w:lvlText w:val="%1."/>
     </w:lvl>
@@ -5441,7 +5404,7 @@
         <w:rPr/>
       </w:pPr>
       <w:rPr>
-        <w:shd w:val="clear"/>
+        <w:shd w:val="clear" w:color="auto" w:fill="auto"/>
       </w:rPr>
       <w:lvlText w:val="%2."/>
     </w:lvl>
@@ -5455,7 +5418,7 @@
         <w:rPr/>
       </w:pPr>
       <w:rPr>
-        <w:shd w:val="clear"/>
+        <w:shd w:val="clear" w:color="auto" w:fill="auto"/>
       </w:rPr>
       <w:lvlText w:val="%3."/>
     </w:lvl>
@@ -5469,7 +5432,7 @@
         <w:rPr/>
       </w:pPr>
       <w:rPr>
-        <w:shd w:val="clear"/>
+        <w:shd w:val="clear" w:color="auto" w:fill="auto"/>
       </w:rPr>
       <w:lvlText w:val="%4."/>
     </w:lvl>
@@ -5483,7 +5446,7 @@
         <w:rPr/>
       </w:pPr>
       <w:rPr>
-        <w:shd w:val="clear"/>
+        <w:shd w:val="clear" w:color="auto" w:fill="auto"/>
       </w:rPr>
       <w:lvlText w:val="%5."/>
     </w:lvl>
@@ -5497,7 +5460,7 @@
         <w:rPr/>
       </w:pPr>
       <w:rPr>
-        <w:shd w:val="clear"/>
+        <w:shd w:val="clear" w:color="auto" w:fill="auto"/>
       </w:rPr>
       <w:lvlText w:val="%6."/>
     </w:lvl>
@@ -5511,7 +5474,7 @@
         <w:rPr/>
       </w:pPr>
       <w:rPr>
-        <w:shd w:val="clear"/>
+        <w:shd w:val="clear" w:color="auto" w:fill="auto"/>
       </w:rPr>
       <w:lvlText w:val="%7."/>
     </w:lvl>
@@ -5525,7 +5488,7 @@
         <w:rPr/>
       </w:pPr>
       <w:rPr>
-        <w:shd w:val="clear"/>
+        <w:shd w:val="clear" w:color="auto" w:fill="auto"/>
       </w:rPr>
       <w:lvlText w:val="%8."/>
     </w:lvl>
@@ -5539,7 +5502,7 @@
         <w:rPr/>
       </w:pPr>
       <w:rPr>
-        <w:shd w:val="clear"/>
+        <w:shd w:val="clear" w:color="auto" w:fill="auto"/>
       </w:rPr>
       <w:lvlText w:val="%9."/>
     </w:lvl>
@@ -5558,7 +5521,7 @@
         <w:rPr/>
       </w:pPr>
       <w:rPr>
-        <w:shd w:val="clear"/>
+        <w:shd w:val="clear" w:color="auto" w:fill="auto"/>
       </w:rPr>
       <w:lvlText w:val="%1."/>
     </w:lvl>
@@ -5572,7 +5535,7 @@
         <w:rPr/>
       </w:pPr>
       <w:rPr>
-        <w:shd w:val="clear"/>
+        <w:shd w:val="clear" w:color="auto" w:fill="auto"/>
       </w:rPr>
       <w:lvlText w:val="%2."/>
     </w:lvl>
@@ -5586,7 +5549,7 @@
         <w:rPr/>
       </w:pPr>
       <w:rPr>
-        <w:shd w:val="clear"/>
+        <w:shd w:val="clear" w:color="auto" w:fill="auto"/>
       </w:rPr>
       <w:lvlText w:val="%3."/>
     </w:lvl>
@@ -5600,7 +5563,7 @@
         <w:rPr/>
       </w:pPr>
       <w:rPr>
-        <w:shd w:val="clear"/>
+        <w:shd w:val="clear" w:color="auto" w:fill="auto"/>
       </w:rPr>
       <w:lvlText w:val="%4."/>
     </w:lvl>
@@ -5614,7 +5577,7 @@
         <w:rPr/>
       </w:pPr>
       <w:rPr>
-        <w:shd w:val="clear"/>
+        <w:shd w:val="clear" w:color="auto" w:fill="auto"/>
       </w:rPr>
       <w:lvlText w:val="%5."/>
     </w:lvl>
@@ -5628,7 +5591,7 @@
         <w:rPr/>
       </w:pPr>
       <w:rPr>
-        <w:shd w:val="clear"/>
+        <w:shd w:val="clear" w:color="auto" w:fill="auto"/>
       </w:rPr>
       <w:lvlText w:val="%6."/>
     </w:lvl>
@@ -5642,7 +5605,7 @@
         <w:rPr/>
       </w:pPr>
       <w:rPr>
-        <w:shd w:val="clear"/>
+        <w:shd w:val="clear" w:color="auto" w:fill="auto"/>
       </w:rPr>
       <w:lvlText w:val="%7."/>
     </w:lvl>
@@ -5656,7 +5619,7 @@
         <w:rPr/>
       </w:pPr>
       <w:rPr>
-        <w:shd w:val="clear"/>
+        <w:shd w:val="clear" w:color="auto" w:fill="auto"/>
       </w:rPr>
       <w:lvlText w:val="%8."/>
     </w:lvl>
@@ -5670,7 +5633,7 @@
         <w:rPr/>
       </w:pPr>
       <w:rPr>
-        <w:shd w:val="clear"/>
+        <w:shd w:val="clear" w:color="auto" w:fill="auto"/>
       </w:rPr>
       <w:lvlText w:val="%9."/>
     </w:lvl>
@@ -5689,7 +5652,7 @@
         <w:rPr/>
       </w:pPr>
       <w:rPr>
-        <w:shd w:val="clear"/>
+        <w:shd w:val="clear" w:color="auto" w:fill="auto"/>
       </w:rPr>
       <w:lvlText w:val="%1."/>
     </w:lvl>
@@ -5703,7 +5666,7 @@
         <w:rPr/>
       </w:pPr>
       <w:rPr>
-        <w:shd w:val="clear"/>
+        <w:shd w:val="clear" w:color="auto" w:fill="auto"/>
       </w:rPr>
       <w:lvlText w:val="%2."/>
     </w:lvl>
@@ -5717,7 +5680,7 @@
         <w:rPr/>
       </w:pPr>
       <w:rPr>
-        <w:shd w:val="clear"/>
+        <w:shd w:val="clear" w:color="auto" w:fill="auto"/>
       </w:rPr>
       <w:lvlText w:val="%3."/>
     </w:lvl>
@@ -5731,7 +5694,7 @@
         <w:rPr/>
       </w:pPr>
       <w:rPr>
-        <w:shd w:val="clear"/>
+        <w:shd w:val="clear" w:color="auto" w:fill="auto"/>
       </w:rPr>
       <w:lvlText w:val="%4."/>
     </w:lvl>
@@ -5745,7 +5708,7 @@
         <w:rPr/>
       </w:pPr>
       <w:rPr>
-        <w:shd w:val="clear"/>
+        <w:shd w:val="clear" w:color="auto" w:fill="auto"/>
       </w:rPr>
       <w:lvlText w:val="%5."/>
     </w:lvl>
@@ -5759,7 +5722,7 @@
         <w:rPr/>
       </w:pPr>
       <w:rPr>
-        <w:shd w:val="clear"/>
+        <w:shd w:val="clear" w:color="auto" w:fill="auto"/>
       </w:rPr>
       <w:lvlText w:val="%6."/>
     </w:lvl>
@@ -5773,7 +5736,7 @@
         <w:rPr/>
       </w:pPr>
       <w:rPr>
-        <w:shd w:val="clear"/>
+        <w:shd w:val="clear" w:color="auto" w:fill="auto"/>
       </w:rPr>
       <w:lvlText w:val="%7."/>
     </w:lvl>
@@ -5787,7 +5750,7 @@
         <w:rPr/>
       </w:pPr>
       <w:rPr>
-        <w:shd w:val="clear"/>
+        <w:shd w:val="clear" w:color="auto" w:fill="auto"/>
       </w:rPr>
       <w:lvlText w:val="%8."/>
     </w:lvl>
@@ -5801,7 +5764,7 @@
         <w:rPr/>
       </w:pPr>
       <w:rPr>
-        <w:shd w:val="clear"/>
+        <w:shd w:val="clear" w:color="auto" w:fill="auto"/>
       </w:rPr>
       <w:lvlText w:val="%9."/>
     </w:lvl>
@@ -5820,7 +5783,7 @@
         <w:rPr/>
       </w:pPr>
       <w:rPr>
-        <w:shd w:val="clear"/>
+        <w:shd w:val="clear" w:color="auto" w:fill="auto"/>
       </w:rPr>
       <w:lvlText w:val="%1."/>
     </w:lvl>
@@ -5834,7 +5797,7 @@
         <w:rPr/>
       </w:pPr>
       <w:rPr>
-        <w:shd w:val="clear"/>
+        <w:shd w:val="clear" w:color="auto" w:fill="auto"/>
       </w:rPr>
       <w:lvlText w:val="%2."/>
     </w:lvl>
@@ -5848,7 +5811,7 @@
         <w:rPr/>
       </w:pPr>
       <w:rPr>
-        <w:shd w:val="clear"/>
+        <w:shd w:val="clear" w:color="auto" w:fill="auto"/>
       </w:rPr>
       <w:lvlText w:val="%3."/>
     </w:lvl>
@@ -5862,7 +5825,7 @@
         <w:rPr/>
       </w:pPr>
       <w:rPr>
-        <w:shd w:val="clear"/>
+        <w:shd w:val="clear" w:color="auto" w:fill="auto"/>
       </w:rPr>
       <w:lvlText w:val="%4."/>
     </w:lvl>
@@ -5876,7 +5839,7 @@
         <w:rPr/>
       </w:pPr>
       <w:rPr>
-        <w:shd w:val="clear"/>
+        <w:shd w:val="clear" w:color="auto" w:fill="auto"/>
       </w:rPr>
       <w:lvlText w:val="%5."/>
     </w:lvl>
@@ -5890,7 +5853,7 @@
         <w:rPr/>
       </w:pPr>
       <w:rPr>
-        <w:shd w:val="clear"/>
+        <w:shd w:val="clear" w:color="auto" w:fill="auto"/>
       </w:rPr>
       <w:lvlText w:val="%6."/>
     </w:lvl>
@@ -5904,7 +5867,7 @@
         <w:rPr/>
       </w:pPr>
       <w:rPr>
-        <w:shd w:val="clear"/>
+        <w:shd w:val="clear" w:color="auto" w:fill="auto"/>
       </w:rPr>
       <w:lvlText w:val="%7."/>
     </w:lvl>
@@ -5918,7 +5881,7 @@
         <w:rPr/>
       </w:pPr>
       <w:rPr>
-        <w:shd w:val="clear"/>
+        <w:shd w:val="clear" w:color="auto" w:fill="auto"/>
       </w:rPr>
       <w:lvlText w:val="%8."/>
     </w:lvl>
@@ -5932,7 +5895,7 @@
         <w:rPr/>
       </w:pPr>
       <w:rPr>
-        <w:shd w:val="clear"/>
+        <w:shd w:val="clear" w:color="auto" w:fill="auto"/>
       </w:rPr>
       <w:lvlText w:val="%9."/>
     </w:lvl>
@@ -5951,7 +5914,7 @@
         <w:rPr/>
       </w:pPr>
       <w:rPr>
-        <w:shd w:val="clear"/>
+        <w:shd w:val="clear" w:color="auto" w:fill="auto"/>
       </w:rPr>
       <w:lvlText w:val="%1."/>
     </w:lvl>
@@ -5965,7 +5928,7 @@
         <w:rPr/>
       </w:pPr>
       <w:rPr>
-        <w:shd w:val="clear"/>
+        <w:shd w:val="clear" w:color="auto" w:fill="auto"/>
       </w:rPr>
       <w:lvlText w:val="%2."/>
     </w:lvl>
@@ -5979,7 +5942,7 @@
         <w:rPr/>
       </w:pPr>
       <w:rPr>
-        <w:shd w:val="clear"/>
+        <w:shd w:val="clear" w:color="auto" w:fill="auto"/>
       </w:rPr>
       <w:lvlText w:val="%3."/>
     </w:lvl>
@@ -5993,7 +5956,7 @@
         <w:rPr/>
       </w:pPr>
       <w:rPr>
-        <w:shd w:val="clear"/>
+        <w:shd w:val="clear" w:color="auto" w:fill="auto"/>
       </w:rPr>
       <w:lvlText w:val="%4."/>
     </w:lvl>
@@ -6007,7 +5970,7 @@
         <w:rPr/>
       </w:pPr>
       <w:rPr>
-        <w:shd w:val="clear"/>
+        <w:shd w:val="clear" w:color="auto" w:fill="auto"/>
       </w:rPr>
       <w:lvlText w:val="%5."/>
     </w:lvl>
@@ -6021,7 +5984,7 @@
         <w:rPr/>
       </w:pPr>
       <w:rPr>
-        <w:shd w:val="clear"/>
+        <w:shd w:val="clear" w:color="auto" w:fill="auto"/>
       </w:rPr>
       <w:lvlText w:val="%6."/>
     </w:lvl>
@@ -6035,7 +5998,7 @@
         <w:rPr/>
       </w:pPr>
       <w:rPr>
-        <w:shd w:val="clear"/>
+        <w:shd w:val="clear" w:color="auto" w:fill="auto"/>
       </w:rPr>
       <w:lvlText w:val="%7."/>
     </w:lvl>
@@ -6049,7 +6012,7 @@
         <w:rPr/>
       </w:pPr>
       <w:rPr>
-        <w:shd w:val="clear"/>
+        <w:shd w:val="clear" w:color="auto" w:fill="auto"/>
       </w:rPr>
       <w:lvlText w:val="%8."/>
     </w:lvl>
@@ -6063,7 +6026,7 @@
         <w:rPr/>
       </w:pPr>
       <w:rPr>
-        <w:shd w:val="clear"/>
+        <w:shd w:val="clear" w:color="auto" w:fill="auto"/>
       </w:rPr>
       <w:lvlText w:val="%9."/>
     </w:lvl>
@@ -6082,7 +6045,7 @@
         <w:rPr/>
       </w:pPr>
       <w:rPr>
-        <w:shd w:val="clear"/>
+        <w:shd w:val="clear" w:color="auto" w:fill="auto"/>
       </w:rPr>
       <w:lvlText w:val="%1."/>
     </w:lvl>
@@ -6096,7 +6059,7 @@
         <w:rPr/>
       </w:pPr>
       <w:rPr>
-        <w:shd w:val="clear"/>
+        <w:shd w:val="clear" w:color="auto" w:fill="auto"/>
       </w:rPr>
       <w:lvlText w:val="%2."/>
     </w:lvl>
@@ -6110,7 +6073,7 @@
         <w:rPr/>
       </w:pPr>
       <w:rPr>
-        <w:shd w:val="clear"/>
+        <w:shd w:val="clear" w:color="auto" w:fill="auto"/>
       </w:rPr>
       <w:lvlText w:val="%3."/>
     </w:lvl>
@@ -6124,7 +6087,7 @@
         <w:rPr/>
       </w:pPr>
       <w:rPr>
-        <w:shd w:val="clear"/>
+        <w:shd w:val="clear" w:color="auto" w:fill="auto"/>
       </w:rPr>
       <w:lvlText w:val="%4."/>
     </w:lvl>
@@ -6138,7 +6101,7 @@
         <w:rPr/>
       </w:pPr>
       <w:rPr>
-        <w:shd w:val="clear"/>
+        <w:shd w:val="clear" w:color="auto" w:fill="auto"/>
       </w:rPr>
       <w:lvlText w:val="%5."/>
     </w:lvl>
@@ -6152,7 +6115,7 @@
         <w:rPr/>
       </w:pPr>
       <w:rPr>
-        <w:shd w:val="clear"/>
+        <w:shd w:val="clear" w:color="auto" w:fill="auto"/>
       </w:rPr>
       <w:lvlText w:val="%6."/>
     </w:lvl>
@@ -6166,7 +6129,7 @@
         <w:rPr/>
       </w:pPr>
       <w:rPr>
-        <w:shd w:val="clear"/>
+        <w:shd w:val="clear" w:color="auto" w:fill="auto"/>
       </w:rPr>
       <w:lvlText w:val="%7."/>
     </w:lvl>
@@ -6180,7 +6143,7 @@
         <w:rPr/>
       </w:pPr>
       <w:rPr>
-        <w:shd w:val="clear"/>
+        <w:shd w:val="clear" w:color="auto" w:fill="auto"/>
       </w:rPr>
       <w:lvlText w:val="%8."/>
     </w:lvl>
@@ -6194,7 +6157,7 @@
         <w:rPr/>
       </w:pPr>
       <w:rPr>
-        <w:shd w:val="clear"/>
+        <w:shd w:val="clear" w:color="auto" w:fill="auto"/>
       </w:rPr>
       <w:lvlText w:val="%9."/>
     </w:lvl>
@@ -6213,7 +6176,7 @@
         <w:rPr/>
       </w:pPr>
       <w:rPr>
-        <w:shd w:val="clear"/>
+        <w:shd w:val="clear" w:color="auto" w:fill="auto"/>
       </w:rPr>
       <w:lvlText w:val="%1."/>
     </w:lvl>
@@ -6227,7 +6190,7 @@
         <w:rPr/>
       </w:pPr>
       <w:rPr>
-        <w:shd w:val="clear"/>
+        <w:shd w:val="clear" w:color="auto" w:fill="auto"/>
       </w:rPr>
       <w:lvlText w:val="%2."/>
     </w:lvl>
@@ -6241,7 +6204,7 @@
         <w:rPr/>
       </w:pPr>
       <w:rPr>
-        <w:shd w:val="clear"/>
+        <w:shd w:val="clear" w:color="auto" w:fill="auto"/>
       </w:rPr>
       <w:lvlText w:val="%3."/>
     </w:lvl>
@@ -6255,7 +6218,7 @@
         <w:rPr/>
       </w:pPr>
       <w:rPr>
-        <w:shd w:val="clear"/>
+        <w:shd w:val="clear" w:color="auto" w:fill="auto"/>
       </w:rPr>
       <w:lvlText w:val="%4."/>
     </w:lvl>
@@ -6269,7 +6232,7 @@
         <w:rPr/>
       </w:pPr>
       <w:rPr>
-        <w:shd w:val="clear"/>
+        <w:shd w:val="clear" w:color="auto" w:fill="auto"/>
       </w:rPr>
       <w:lvlText w:val="%5."/>
     </w:lvl>
@@ -6283,7 +6246,7 @@
         <w:rPr/>
       </w:pPr>
       <w:rPr>
-        <w:shd w:val="clear"/>
+        <w:shd w:val="clear" w:color="auto" w:fill="auto"/>
       </w:rPr>
       <w:lvlText w:val="%6."/>
     </w:lvl>
@@ -6297,7 +6260,7 @@
         <w:rPr/>
       </w:pPr>
       <w:rPr>
-        <w:shd w:val="clear"/>
+        <w:shd w:val="clear" w:color="auto" w:fill="auto"/>
       </w:rPr>
       <w:lvlText w:val="%7."/>
     </w:lvl>
@@ -6311,7 +6274,7 @@
         <w:rPr/>
       </w:pPr>
       <w:rPr>
-        <w:shd w:val="clear"/>
+        <w:shd w:val="clear" w:color="auto" w:fill="auto"/>
       </w:rPr>
       <w:lvlText w:val="%8."/>
     </w:lvl>
@@ -6325,7 +6288,7 @@
         <w:rPr/>
       </w:pPr>
       <w:rPr>
-        <w:shd w:val="clear"/>
+        <w:shd w:val="clear" w:color="auto" w:fill="auto"/>
       </w:rPr>
       <w:lvlText w:val="%9."/>
     </w:lvl>
@@ -6344,7 +6307,7 @@
         <w:rPr/>
       </w:pPr>
       <w:rPr>
-        <w:shd w:val="clear"/>
+        <w:shd w:val="clear" w:color="auto" w:fill="auto"/>
       </w:rPr>
       <w:lvlText w:val="%1."/>
     </w:lvl>
@@ -6358,7 +6321,7 @@
         <w:rPr/>
       </w:pPr>
       <w:rPr>
-        <w:shd w:val="clear"/>
+        <w:shd w:val="clear" w:color="auto" w:fill="auto"/>
       </w:rPr>
       <w:lvlText w:val="%2."/>
     </w:lvl>
@@ -6372,7 +6335,7 @@
         <w:rPr/>
       </w:pPr>
       <w:rPr>
-        <w:shd w:val="clear"/>
+        <w:shd w:val="clear" w:color="auto" w:fill="auto"/>
       </w:rPr>
       <w:lvlText w:val="%3."/>
     </w:lvl>
@@ -6386,7 +6349,7 @@
         <w:rPr/>
       </w:pPr>
       <w:rPr>
-        <w:shd w:val="clear"/>
+        <w:shd w:val="clear" w:color="auto" w:fill="auto"/>
       </w:rPr>
       <w:lvlText w:val="%4."/>
     </w:lvl>
@@ -6400,7 +6363,7 @@
         <w:rPr/>
       </w:pPr>
       <w:rPr>
-        <w:shd w:val="clear"/>
+        <w:shd w:val="clear" w:color="auto" w:fill="auto"/>
       </w:rPr>
       <w:lvlText w:val="%5."/>
     </w:lvl>
@@ -6414,7 +6377,7 @@
         <w:rPr/>
       </w:pPr>
       <w:rPr>
-        <w:shd w:val="clear"/>
+        <w:shd w:val="clear" w:color="auto" w:fill="auto"/>
       </w:rPr>
       <w:lvlText w:val="%6."/>
     </w:lvl>
@@ -6428,7 +6391,7 @@
         <w:rPr/>
       </w:pPr>
       <w:rPr>
-        <w:shd w:val="clear"/>
+        <w:shd w:val="clear" w:color="auto" w:fill="auto"/>
       </w:rPr>
       <w:lvlText w:val="%7."/>
     </w:lvl>
@@ -6442,7 +6405,7 @@
         <w:rPr/>
       </w:pPr>
       <w:rPr>
-        <w:shd w:val="clear"/>
+        <w:shd w:val="clear" w:color="auto" w:fill="auto"/>
       </w:rPr>
       <w:lvlText w:val="%8."/>
     </w:lvl>
@@ -6456,7 +6419,7 @@
         <w:rPr/>
       </w:pPr>
       <w:rPr>
-        <w:shd w:val="clear"/>
+        <w:shd w:val="clear" w:color="auto" w:fill="auto"/>
       </w:rPr>
       <w:lvlText w:val="%9."/>
     </w:lvl>
@@ -6475,7 +6438,7 @@
         <w:rPr/>
       </w:pPr>
       <w:rPr>
-        <w:shd w:val="clear"/>
+        <w:shd w:val="clear" w:color="auto" w:fill="auto"/>
       </w:rPr>
       <w:lvlText w:val="%1."/>
     </w:lvl>
@@ -6489,7 +6452,7 @@
         <w:rPr/>
       </w:pPr>
       <w:rPr>
-        <w:shd w:val="clear"/>
+        <w:shd w:val="clear" w:color="auto" w:fill="auto"/>
       </w:rPr>
       <w:lvlText w:val="%2."/>
     </w:lvl>
@@ -6503,7 +6466,7 @@
         <w:rPr/>
       </w:pPr>
       <w:rPr>
-        <w:shd w:val="clear"/>
+        <w:shd w:val="clear" w:color="auto" w:fill="auto"/>
       </w:rPr>
       <w:lvlText w:val="%3."/>
     </w:lvl>
@@ -6517,7 +6480,7 @@
         <w:rPr/>
       </w:pPr>
       <w:rPr>
-        <w:shd w:val="clear"/>
+        <w:shd w:val="clear" w:color="auto" w:fill="auto"/>
       </w:rPr>
       <w:lvlText w:val="%4."/>
     </w:lvl>
@@ -6531,7 +6494,7 @@
         <w:rPr/>
       </w:pPr>
       <w:rPr>
-        <w:shd w:val="clear"/>
+        <w:shd w:val="clear" w:color="auto" w:fill="auto"/>
       </w:rPr>
       <w:lvlText w:val="%5."/>
     </w:lvl>
@@ -6545,7 +6508,7 @@
         <w:rPr/>
       </w:pPr>
       <w:rPr>
-        <w:shd w:val="clear"/>
+        <w:shd w:val="clear" w:color="auto" w:fill="auto"/>
       </w:rPr>
       <w:lvlText w:val="%6."/>
     </w:lvl>
@@ -6559,7 +6522,7 @@
         <w:rPr/>
       </w:pPr>
       <w:rPr>
-        <w:shd w:val="clear"/>
+        <w:shd w:val="clear" w:color="auto" w:fill="auto"/>
       </w:rPr>
       <w:lvlText w:val="%7."/>
     </w:lvl>
@@ -6573,7 +6536,7 @@
         <w:rPr/>
       </w:pPr>
       <w:rPr>
-        <w:shd w:val="clear"/>
+        <w:shd w:val="clear" w:color="auto" w:fill="auto"/>
       </w:rPr>
       <w:lvlText w:val="%8."/>
     </w:lvl>
@@ -6587,7 +6550,7 @@
         <w:rPr/>
       </w:pPr>
       <w:rPr>
-        <w:shd w:val="clear"/>
+        <w:shd w:val="clear" w:color="auto" w:fill="auto"/>
       </w:rPr>
       <w:lvlText w:val="%9."/>
     </w:lvl>
@@ -6606,7 +6569,7 @@
         <w:rPr/>
       </w:pPr>
       <w:rPr>
-        <w:shd w:val="clear"/>
+        <w:shd w:val="clear" w:color="auto" w:fill="auto"/>
       </w:rPr>
       <w:lvlText w:val="%1."/>
     </w:lvl>
@@ -6620,7 +6583,7 @@
         <w:rPr/>
       </w:pPr>
       <w:rPr>
-        <w:shd w:val="clear"/>
+        <w:shd w:val="clear" w:color="auto" w:fill="auto"/>
       </w:rPr>
       <w:lvlText w:val="%2."/>
     </w:lvl>
@@ -6634,7 +6597,7 @@
         <w:rPr/>
       </w:pPr>
       <w:rPr>
-        <w:shd w:val="clear"/>
+        <w:shd w:val="clear" w:color="auto" w:fill="auto"/>
       </w:rPr>
       <w:lvlText w:val="%3."/>
     </w:lvl>
@@ -6648,7 +6611,7 @@
         <w:rPr/>
       </w:pPr>
       <w:rPr>
-        <w:shd w:val="clear"/>
+        <w:shd w:val="clear" w:color="auto" w:fill="auto"/>
       </w:rPr>
       <w:lvlText w:val="%4."/>
     </w:lvl>
@@ -6662,7 +6625,7 @@
         <w:rPr/>
       </w:pPr>
       <w:rPr>
-        <w:shd w:val="clear"/>
+        <w:shd w:val="clear" w:color="auto" w:fill="auto"/>
       </w:rPr>
       <w:lvlText w:val="%5."/>
     </w:lvl>
@@ -6676,7 +6639,7 @@
         <w:rPr/>
       </w:pPr>
       <w:rPr>
-        <w:shd w:val="clear"/>
+        <w:shd w:val="clear" w:color="auto" w:fill="auto"/>
       </w:rPr>
       <w:lvlText w:val="%6."/>
     </w:lvl>
@@ -6690,7 +6653,7 @@
         <w:rPr/>
       </w:pPr>
       <w:rPr>
-        <w:shd w:val="clear"/>
+        <w:shd w:val="clear" w:color="auto" w:fill="auto"/>
       </w:rPr>
       <w:lvlText w:val="%7."/>
     </w:lvl>
@@ -6704,7 +6667,7 @@
         <w:rPr/>
       </w:pPr>
       <w:rPr>
-        <w:shd w:val="clear"/>
+        <w:shd w:val="clear" w:color="auto" w:fill="auto"/>
       </w:rPr>
       <w:lvlText w:val="%8."/>
     </w:lvl>
@@ -6718,7 +6681,7 @@
         <w:rPr/>
       </w:pPr>
       <w:rPr>
-        <w:shd w:val="clear"/>
+        <w:shd w:val="clear" w:color="auto" w:fill="auto"/>
       </w:rPr>
       <w:lvlText w:val="%9."/>
     </w:lvl>
@@ -6756,15 +6719,13 @@
         <w:color w:val="auto"/>
         <w:sz w:val="20"/>
         <w:szCs w:val="20"/>
-        <w:shd w:val="clear"/>
+        <w:shd w:val="clear" w:color="auto" w:fill="auto"/>
       </w:rPr>
     </w:rPrDefault>
   </w:docDefaults>
   <w:style w:default="1" w:styleId="PO1" w:type="paragraph">
     <w:name w:val="Normal"/>
-    <w:next w:val="PO1"/>
     <w:qFormat/>
-    <w:uiPriority w:val="-1"/>
     <w:pPr>
       <w:jc w:val="both"/>
       <w:spacing w:lineRule="auto" w:line="259"/>
@@ -6776,7 +6737,7 @@
     <w:rPr>
       <w:sz w:val="20"/>
       <w:szCs w:val="20"/>
-      <w:shd w:val="clear"/>
+      <w:shd w:val="clear" w:color="auto" w:fill="auto"/>
       <w:rFonts w:ascii="맑은 고딕" w:eastAsia="맑은 고딕" w:hAnsi="맑은 고딕" w:cs="맑은 고딕"/>
     </w:rPr>
   </w:style>
@@ -6784,19 +6745,19 @@
     <w:name w:val="Default Paragraph Font"/>
     <w:next w:val="PO1"/>
     <w:qFormat/>
-    <w:uiPriority w:val="-1"/>
+    <w:uiPriority w:val="1"/>
     <w:semiHidden/>
     <w:unhideWhenUsed/>
     <w:rPr>
       <w:color w:val="auto"/>
       <w:sz w:val="20"/>
       <w:szCs w:val="20"/>
-      <w:shd w:val="clear"/>
+      <w:shd w:val="clear" w:color="auto" w:fill="auto"/>
     </w:rPr>
   </w:style>
   <w:style w:default="1" w:styleId="PO3" w:type="table">
     <w:name w:val="Normal Table"/>
-    <w:uiPriority w:val="-1"/>
+    <w:uiPriority w:val="99"/>
     <w:tblPr>
       <w:tblCellMar>
         <w:bottom w:type="dxa" w:w="0"/>
@@ -6810,7 +6771,7 @@
   <w:style w:default="1" w:styleId="PO4" w:type="numbering">
     <w:name w:val="No List"/>
     <w:next w:val="PO1"/>
-    <w:uiPriority w:val="-1"/>
+    <w:uiPriority w:val="99"/>
     <w:semiHidden/>
     <w:unhideWhenUsed/>
   </w:style>

--- a/기획서.docx
+++ b/기획서.docx
@@ -5,7 +5,7 @@
     <w:p>
       <w:pPr>
         <w:jc w:val="center"/>
-        <w:spacing w:lineRule="auto" w:line="259"/>
+        <w:spacing w:lineRule="auto" w:line="235"/>
         <w:rPr>
           <w:i w:val="1"/>
           <w:b w:val="1"/>
@@ -27,10 +27,22 @@
         </w:rPr>
         <w:t>기획서</w:t>
       </w:r>
+      <w:r>
+        <w:rPr>
+          <w:i w:val="1"/>
+          <w:b w:val="1"/>
+          <w:sz w:val="52"/>
+          <w:szCs w:val="52"/>
+          <w:u w:val="single"/>
+          <w:shd w:val="clear" w:color="auto" w:fill="auto"/>
+          <w:lang w:eastAsia="ko-KR"/>
+        </w:rPr>
+        <w:t>(공통)</w:t>
+      </w:r>
     </w:p>
     <w:p>
       <w:pPr>
-        <w:spacing w:lineRule="auto" w:line="331"/>
+        <w:spacing w:lineRule="auto" w:line="307"/>
         <w:rPr>
           <w:i w:val="0"/>
           <w:b w:val="0"/>
@@ -45,7 +57,7 @@
     </w:p>
     <w:p>
       <w:pPr>
-        <w:spacing w:lineRule="auto" w:line="331"/>
+        <w:spacing w:lineRule="auto" w:line="211"/>
         <w:rPr>
           <w:i w:val="0"/>
           <w:b w:val="0"/>
@@ -71,7 +83,7 @@
     </w:p>
     <w:p>
       <w:pPr>
-        <w:spacing w:lineRule="auto" w:line="331" w:before="0" w:after="0"/>
+        <w:spacing w:lineRule="auto" w:line="211" w:before="0" w:after="0"/>
         <w:ind w:left="283" w:firstLine="0"/>
         <w:rPr>
           <w:i w:val="0"/>
@@ -122,7 +134,7 @@
     </w:p>
     <w:p>
       <w:pPr>
-        <w:spacing w:lineRule="auto" w:line="331" w:before="0" w:after="0"/>
+        <w:spacing w:lineRule="auto" w:line="211" w:before="0" w:after="0"/>
         <w:ind w:left="283" w:firstLine="0"/>
         <w:rPr>
           <w:i w:val="0"/>
@@ -132,6 +144,7 @@
           <w:szCs w:val="22"/>
           <w:shd w:val="clear" w:color="auto" w:fill="auto"/>
           <w:rFonts w:ascii="Arial" w:eastAsia="Arial" w:hAnsi="Arial" w:cs="Arial"/>
+          <w:lang w:eastAsia="ko-KR"/>
         </w:rPr>
       </w:pPr>
       <w:r>
@@ -173,6 +186,37 @@
     </w:p>
     <w:p>
       <w:pPr>
+        <w:spacing w:lineRule="auto" w:line="211" w:before="0" w:after="0"/>
+        <w:rPr>
+          <w:i w:val="0"/>
+          <w:b w:val="0"/>
+          <w:color w:val="000000"/>
+          <w:sz w:val="22"/>
+          <w:szCs w:val="22"/>
+          <w:shd w:val="clear" w:color="auto" w:fill="auto"/>
+          <w:rFonts w:ascii="Arial" w:eastAsia="Arial" w:hAnsi="Arial" w:cs="Arial"/>
+          <w:lang w:eastAsia="ko-KR"/>
+        </w:rPr>
+      </w:pPr>
+    </w:p>
+    <w:p>
+      <w:pPr>
+        <w:spacing w:lineRule="auto" w:line="211" w:before="0" w:after="0"/>
+        <w:ind w:left="283" w:firstLine="0"/>
+        <w:rPr>
+          <w:i w:val="0"/>
+          <w:b w:val="0"/>
+          <w:color w:val="000000"/>
+          <w:sz w:val="22"/>
+          <w:szCs w:val="22"/>
+          <w:shd w:val="clear" w:color="auto" w:fill="auto"/>
+          <w:rFonts w:ascii="Arial" w:eastAsia="Arial" w:hAnsi="Arial" w:cs="Arial"/>
+        </w:rPr>
+      </w:pPr>
+    </w:p>
+    <w:p>
+      <w:pPr>
+        <w:spacing w:lineRule="auto" w:line="139"/>
         <w:rPr>
           <w:i w:val="0"/>
           <w:b w:val="0"/>
@@ -206,6 +250,7 @@
     </w:p>
     <w:p>
       <w:pPr>
+        <w:spacing w:lineRule="auto" w:line="139"/>
         <w:rPr>
           <w:i w:val="0"/>
           <w:b w:val="0"/>
@@ -242,6 +287,7 @@
           <w:numId w:val="2"/>
           <w:ilvl w:val="0"/>
         </w:numPr>
+        <w:spacing w:lineRule="auto" w:line="139"/>
         <w:rPr>
           <w:i w:val="0"/>
           <w:b w:val="0"/>
@@ -271,6 +317,7 @@
           <w:numId w:val="2"/>
           <w:ilvl w:val="0"/>
         </w:numPr>
+        <w:spacing w:lineRule="auto" w:line="139"/>
         <w:rPr>
           <w:i w:val="0"/>
           <w:b w:val="0"/>
@@ -300,6 +347,7 @@
           <w:numId w:val="2"/>
           <w:ilvl w:val="0"/>
         </w:numPr>
+        <w:spacing w:lineRule="auto" w:line="139"/>
         <w:rPr>
           <w:i w:val="0"/>
           <w:b w:val="0"/>
@@ -325,6 +373,7 @@
     </w:p>
     <w:p>
       <w:pPr>
+        <w:spacing w:lineRule="auto" w:line="139"/>
         <w:rPr>
           <w:i w:val="0"/>
           <w:b w:val="0"/>
@@ -357,15 +406,16 @@
     </w:p>
     <w:p>
       <w:pPr>
-        <w:spacing w:lineRule="auto" w:line="331" w:before="0" w:after="0"/>
-        <w:rPr>
-          <w:i w:val="0"/>
-          <w:b w:val="0"/>
-          <w:color w:val="000000"/>
-          <w:sz w:val="22"/>
-          <w:szCs w:val="22"/>
-          <w:shd w:val="clear" w:color="auto" w:fill="auto"/>
-          <w:rFonts w:ascii="Arial" w:eastAsia="Arial" w:hAnsi="Arial" w:cs="Arial"/>
+        <w:spacing w:lineRule="auto" w:line="211" w:before="0" w:after="0"/>
+        <w:rPr>
+          <w:i w:val="0"/>
+          <w:b w:val="0"/>
+          <w:color w:val="000000"/>
+          <w:sz w:val="22"/>
+          <w:szCs w:val="22"/>
+          <w:shd w:val="clear" w:color="auto" w:fill="auto"/>
+          <w:rFonts w:ascii="Arial" w:eastAsia="Arial" w:hAnsi="Arial" w:cs="Arial"/>
+          <w:lang w:eastAsia="ko-KR"/>
         </w:rPr>
       </w:pPr>
       <w:r>
@@ -383,264 +433,196 @@
     </w:p>
     <w:p>
       <w:pPr>
-        <w:spacing w:lineRule="auto" w:line="331" w:before="0" w:after="0"/>
-        <w:rPr>
-          <w:i w:val="0"/>
-          <w:b w:val="0"/>
-          <w:color w:val="000000"/>
-          <w:sz w:val="22"/>
-          <w:szCs w:val="22"/>
-          <w:shd w:val="clear" w:color="auto" w:fill="auto"/>
-          <w:rFonts w:ascii="Arial" w:eastAsia="Arial" w:hAnsi="Arial" w:cs="Arial"/>
-        </w:rPr>
-      </w:pPr>
-      <w:r>
-        <w:rPr>
-          <w:i w:val="0"/>
-          <w:b w:val="0"/>
-          <w:color w:val="000000"/>
-          <w:sz w:val="22"/>
-          <w:szCs w:val="22"/>
-          <w:shd w:val="clear" w:color="auto" w:fill="auto"/>
-          <w:rFonts w:ascii="Arial" w:eastAsia="Arial" w:hAnsi="Arial" w:cs="Arial"/>
-        </w:rPr>
-        <w:t xml:space="preserve">재배환경에 따른 생육속도 분석+예측 모델(c)</w:t>
-      </w:r>
+        <w:spacing w:lineRule="auto" w:line="211" w:before="0" w:after="0"/>
+        <w:rPr>
+          <w:i w:val="0"/>
+          <w:b w:val="0"/>
+          <w:color w:val="000000"/>
+          <w:sz w:val="22"/>
+          <w:szCs w:val="22"/>
+          <w:shd w:val="clear" w:color="auto" w:fill="auto"/>
+          <w:rFonts w:ascii="Arial" w:eastAsia="Arial" w:hAnsi="Arial" w:cs="Arial"/>
+        </w:rPr>
+      </w:pPr>
     </w:p>
     <w:p>
       <w:pPr>
-        <w:spacing w:lineRule="auto" w:line="331" w:before="0" w:after="0"/>
-        <w:rPr>
-          <w:i w:val="0"/>
-          <w:b w:val="0"/>
-          <w:color w:val="000000"/>
-          <w:sz w:val="22"/>
-          <w:szCs w:val="22"/>
-          <w:shd w:val="clear" w:color="auto" w:fill="auto"/>
-          <w:rFonts w:ascii="Arial" w:eastAsia="Arial" w:hAnsi="Arial" w:cs="Arial"/>
-        </w:rPr>
-      </w:pPr>
-      <w:r>
-        <w:rPr>
-          <w:i w:val="0"/>
-          <w:b w:val="0"/>
-          <w:color w:val="000000"/>
-          <w:sz w:val="22"/>
-          <w:szCs w:val="22"/>
-          <w:shd w:val="clear" w:color="auto" w:fill="auto"/>
-          <w:rFonts w:ascii="Arial" w:eastAsia="Arial" w:hAnsi="Arial" w:cs="Arial"/>
-        </w:rPr>
-        <w:t xml:space="preserve">재배환경에 따른 품질 분석+예측 모델(d)</w:t>
+        <w:spacing w:lineRule="auto" w:line="211" w:before="0" w:after="0"/>
+        <w:rPr>
+          <w:i w:val="0"/>
+          <w:b w:val="0"/>
+          <w:color w:val="000000"/>
+          <w:sz w:val="22"/>
+          <w:szCs w:val="22"/>
+          <w:shd w:val="clear" w:color="auto" w:fill="auto"/>
+          <w:rFonts w:ascii="Arial" w:eastAsia="Arial" w:hAnsi="Arial" w:cs="Arial"/>
+        </w:rPr>
+      </w:pPr>
+      <w:r>
+        <w:rPr>
+          <w:i w:val="0"/>
+          <w:b w:val="0"/>
+          <w:color w:val="000000"/>
+          <w:sz w:val="22"/>
+          <w:szCs w:val="22"/>
+          <w:shd w:val="clear" w:color="auto" w:fill="auto"/>
+          <w:rFonts w:ascii="Arial" w:eastAsia="Arial" w:hAnsi="Arial" w:cs="Arial"/>
+        </w:rPr>
+        <w:t xml:space="preserve">재배환경에 따른 생육속도 분석+예측 모델(c)</w:t>
       </w:r>
     </w:p>
     <w:p>
       <w:pPr>
-        <w:spacing w:lineRule="auto" w:line="331" w:before="0" w:after="0"/>
-        <w:rPr>
-          <w:i w:val="0"/>
-          <w:b w:val="0"/>
-          <w:color w:val="000000"/>
-          <w:sz w:val="22"/>
-          <w:szCs w:val="22"/>
-          <w:shd w:val="clear" w:color="auto" w:fill="auto"/>
-          <w:rFonts w:ascii="Arial" w:eastAsia="Arial" w:hAnsi="Arial" w:cs="Arial"/>
-        </w:rPr>
-      </w:pPr>
-      <w:r>
-        <w:rPr>
-          <w:i w:val="0"/>
-          <w:b w:val="0"/>
-          <w:color w:val="000000"/>
-          <w:sz w:val="22"/>
-          <w:szCs w:val="22"/>
-          <w:shd w:val="clear" w:color="auto" w:fill="auto"/>
-          <w:rFonts w:ascii="Arial" w:eastAsia="Arial" w:hAnsi="Arial" w:cs="Arial"/>
-        </w:rPr>
-        <w:t xml:space="preserve">날씨와 재배환경의 연관성 분석</w:t>
-      </w:r>
+        <w:spacing w:lineRule="auto" w:line="211" w:before="0" w:after="0"/>
+        <w:rPr>
+          <w:i w:val="0"/>
+          <w:b w:val="0"/>
+          <w:color w:val="000000"/>
+          <w:sz w:val="22"/>
+          <w:szCs w:val="22"/>
+          <w:shd w:val="clear" w:color="auto" w:fill="auto"/>
+          <w:rFonts w:ascii="Arial" w:eastAsia="Arial" w:hAnsi="Arial" w:cs="Arial"/>
+          <w:lang w:eastAsia="ko-KR"/>
+        </w:rPr>
+      </w:pPr>
     </w:p>
     <w:p>
       <w:pPr>
-        <w:rPr>
-          <w:i w:val="0"/>
-          <w:b w:val="0"/>
-          <w:color w:val="000000"/>
-          <w:sz w:val="22"/>
-          <w:szCs w:val="22"/>
-          <w:shd w:val="clear" w:color="auto" w:fill="auto"/>
-          <w:rFonts w:ascii="Arial" w:eastAsia="Arial" w:hAnsi="Arial" w:cs="Arial"/>
-        </w:rPr>
-      </w:pPr>
-      <w:r>
-        <w:rPr>
-          <w:b w:val="0"/>
-          <w:shd w:val="clear" w:color="auto" w:fill="auto"/>
-        </w:rPr>
-        <w:br/>
-      </w:r>
-      <w:r>
-        <w:rPr>
-          <w:b w:val="0"/>
-          <w:shd w:val="clear" w:color="auto" w:fill="auto"/>
-        </w:rPr>
-        <w:br/>
-      </w:r>
-      <w:r>
-        <w:rPr>
-          <w:i w:val="0"/>
-          <w:b w:val="0"/>
-          <w:color w:val="000000"/>
-          <w:sz w:val="22"/>
-          <w:szCs w:val="22"/>
-          <w:shd w:val="clear" w:color="auto" w:fill="auto"/>
-          <w:rFonts w:ascii="Arial" w:eastAsia="Arial" w:hAnsi="Arial" w:cs="Arial"/>
-        </w:rPr>
-        <w:t xml:space="preserve">스마트팜의 환경 제어 기능을 활용해 농가별 출하시기와 품질 전략을 다르게 만들어 </w:t>
-      </w:r>
-      <w:r>
-        <w:rPr>
-          <w:i w:val="0"/>
-          <w:b w:val="0"/>
-          <w:color w:val="000000"/>
-          <w:sz w:val="22"/>
-          <w:szCs w:val="22"/>
-          <w:shd w:val="clear" w:color="auto" w:fill="auto"/>
-          <w:rFonts w:ascii="Arial" w:eastAsia="Arial" w:hAnsi="Arial" w:cs="Arial"/>
-        </w:rPr>
-        <w:t xml:space="preserve">시장 경쟁력을 높이는 AI 시스템</w:t>
+        <w:spacing w:lineRule="auto" w:line="211" w:before="0" w:after="0"/>
+        <w:rPr>
+          <w:i w:val="0"/>
+          <w:b w:val="0"/>
+          <w:color w:val="000000"/>
+          <w:sz w:val="22"/>
+          <w:szCs w:val="22"/>
+          <w:shd w:val="clear" w:color="auto" w:fill="auto"/>
+          <w:rFonts w:ascii="Arial" w:eastAsia="Arial" w:hAnsi="Arial" w:cs="Arial"/>
+        </w:rPr>
+      </w:pPr>
+      <w:r>
+        <w:rPr>
+          <w:i w:val="0"/>
+          <w:b w:val="0"/>
+          <w:color w:val="000000"/>
+          <w:sz w:val="22"/>
+          <w:szCs w:val="22"/>
+          <w:shd w:val="clear" w:color="auto" w:fill="auto"/>
+          <w:rFonts w:ascii="Arial" w:eastAsia="Arial" w:hAnsi="Arial" w:cs="Arial"/>
+        </w:rPr>
+        <w:t xml:space="preserve">재배환경에 따른 품질 분석+예측 모델(d)</w:t>
       </w:r>
     </w:p>
     <w:p>
       <w:pPr>
-        <w:rPr>
-          <w:i w:val="0"/>
-          <w:b w:val="0"/>
-          <w:color w:val="000000"/>
-          <w:sz w:val="22"/>
-          <w:szCs w:val="22"/>
-          <w:shd w:val="clear" w:color="auto" w:fill="auto"/>
-          <w:rFonts w:ascii="Arial" w:eastAsia="Arial" w:hAnsi="Arial" w:cs="Arial"/>
-        </w:rPr>
-      </w:pPr>
-      <w:r>
-        <w:rPr>
-          <w:b w:val="0"/>
-          <w:shd w:val="clear" w:color="auto" w:fill="auto"/>
-        </w:rPr>
-        <w:br/>
-      </w:r>
-      <w:r>
-        <w:rPr>
-          <w:b w:val="0"/>
-          <w:shd w:val="clear" w:color="auto" w:fill="auto"/>
-        </w:rPr>
-        <w:br/>
-      </w:r>
-      <w:r>
-        <w:rPr>
-          <w:i w:val="0"/>
-          <w:b w:val="0"/>
-          <w:color w:val="000000"/>
-          <w:sz w:val="22"/>
-          <w:szCs w:val="22"/>
-          <w:shd w:val="clear" w:color="auto" w:fill="auto"/>
-          <w:rFonts w:ascii="Arial" w:eastAsia="Arial" w:hAnsi="Arial" w:cs="Arial"/>
-        </w:rPr>
-        <w:t xml:space="preserve">도매가격을 분석해보니 특정 시기에 비싸더라(a)</w:t>
-      </w:r>
+        <w:spacing w:lineRule="auto" w:line="211" w:before="0" w:after="0"/>
+        <w:rPr>
+          <w:i w:val="0"/>
+          <w:b w:val="0"/>
+          <w:color w:val="000000"/>
+          <w:sz w:val="22"/>
+          <w:szCs w:val="22"/>
+          <w:shd w:val="clear" w:color="auto" w:fill="auto"/>
+          <w:rFonts w:ascii="Arial" w:eastAsia="Arial" w:hAnsi="Arial" w:cs="Arial"/>
+          <w:lang w:eastAsia="ko-KR"/>
+        </w:rPr>
+      </w:pPr>
     </w:p>
     <w:p>
       <w:pPr>
-        <w:spacing w:lineRule="auto" w:line="331" w:before="0" w:after="0"/>
-        <w:rPr>
-          <w:i w:val="0"/>
-          <w:b w:val="0"/>
-          <w:color w:val="000000"/>
-          <w:sz w:val="22"/>
-          <w:szCs w:val="22"/>
-          <w:shd w:val="clear" w:color="auto" w:fill="auto"/>
-          <w:rFonts w:ascii="Arial" w:eastAsia="Arial" w:hAnsi="Arial" w:cs="Arial"/>
-        </w:rPr>
-      </w:pPr>
-      <w:r>
-        <w:rPr>
-          <w:i w:val="0"/>
-          <w:b w:val="0"/>
-          <w:color w:val="000000"/>
-          <w:sz w:val="22"/>
-          <w:szCs w:val="22"/>
-          <w:shd w:val="clear" w:color="auto" w:fill="auto"/>
-          <w:rFonts w:ascii="Arial" w:eastAsia="Arial" w:hAnsi="Arial" w:cs="Arial"/>
-        </w:rPr>
-        <w:t xml:space="preserve">-&gt; 그 시기에 나의 출하량을 늘리고 싶다</w:t>
+        <w:spacing w:lineRule="auto" w:line="211" w:before="0" w:after="0"/>
+        <w:rPr>
+          <w:i w:val="0"/>
+          <w:b w:val="0"/>
+          <w:color w:val="000000"/>
+          <w:sz w:val="22"/>
+          <w:szCs w:val="22"/>
+          <w:shd w:val="clear" w:color="auto" w:fill="auto"/>
+          <w:rFonts w:ascii="Arial" w:eastAsia="Arial" w:hAnsi="Arial" w:cs="Arial"/>
+        </w:rPr>
+      </w:pPr>
+      <w:r>
+        <w:rPr>
+          <w:i w:val="0"/>
+          <w:b w:val="0"/>
+          <w:color w:val="000000"/>
+          <w:sz w:val="22"/>
+          <w:szCs w:val="22"/>
+          <w:shd w:val="clear" w:color="auto" w:fill="auto"/>
+          <w:rFonts w:ascii="Arial" w:eastAsia="Arial" w:hAnsi="Arial" w:cs="Arial"/>
+        </w:rPr>
+        <w:t xml:space="preserve">날씨와 재배환경의 연관성 분석</w:t>
       </w:r>
     </w:p>
     <w:p>
       <w:pPr>
-        <w:spacing w:lineRule="auto" w:line="331" w:before="0" w:after="0"/>
-        <w:rPr>
-          <w:i w:val="0"/>
-          <w:b w:val="0"/>
-          <w:color w:val="000000"/>
-          <w:sz w:val="22"/>
-          <w:szCs w:val="22"/>
-          <w:shd w:val="clear" w:color="auto" w:fill="auto"/>
-          <w:rFonts w:ascii="Arial" w:eastAsia="Arial" w:hAnsi="Arial" w:cs="Arial"/>
-        </w:rPr>
-      </w:pPr>
-      <w:r>
-        <w:rPr>
-          <w:i w:val="0"/>
-          <w:b w:val="0"/>
-          <w:color w:val="000000"/>
-          <w:sz w:val="22"/>
-          <w:szCs w:val="22"/>
-          <w:shd w:val="clear" w:color="auto" w:fill="auto"/>
-          <w:rFonts w:ascii="Arial" w:eastAsia="Arial" w:hAnsi="Arial" w:cs="Arial"/>
-        </w:rPr>
-        <w:t xml:space="preserve">-&gt; 스케줄 조정 &amp; 환경 조절</w:t>
+        <w:spacing w:lineRule="auto" w:line="139"/>
+        <w:rPr>
+          <w:i w:val="0"/>
+          <w:b w:val="0"/>
+          <w:color w:val="000000"/>
+          <w:sz w:val="22"/>
+          <w:szCs w:val="22"/>
+          <w:shd w:val="clear" w:color="auto" w:fill="auto"/>
+          <w:rFonts w:ascii="Arial" w:eastAsia="Arial" w:hAnsi="Arial" w:cs="Arial"/>
+          <w:lang w:eastAsia="ko-KR"/>
+        </w:rPr>
+      </w:pPr>
+      <w:r>
+        <w:rPr>
+          <w:b w:val="0"/>
+          <w:shd w:val="clear" w:color="auto" w:fill="auto"/>
+        </w:rPr>
+        <w:br/>
+      </w:r>
+      <w:r>
+        <w:rPr>
+          <w:b w:val="0"/>
+          <w:shd w:val="clear" w:color="auto" w:fill="auto"/>
+        </w:rPr>
+        <w:br/>
+      </w:r>
+      <w:r>
+        <w:rPr>
+          <w:i w:val="0"/>
+          <w:b w:val="0"/>
+          <w:color w:val="000000"/>
+          <w:sz w:val="22"/>
+          <w:szCs w:val="22"/>
+          <w:shd w:val="clear" w:color="auto" w:fill="auto"/>
+          <w:rFonts w:ascii="Arial" w:eastAsia="Arial" w:hAnsi="Arial" w:cs="Arial"/>
+        </w:rPr>
+        <w:t xml:space="preserve">스마트팜의 환경 제어 기능을 활용해 농가별 출하시기와 품질 전략을 다르게 만들어 </w:t>
       </w:r>
     </w:p>
     <w:p>
       <w:pPr>
-        <w:spacing w:lineRule="auto" w:line="331" w:before="0" w:after="0"/>
-        <w:rPr>
-          <w:i w:val="0"/>
-          <w:b w:val="0"/>
-          <w:color w:val="000000"/>
-          <w:sz w:val="22"/>
-          <w:szCs w:val="22"/>
-          <w:shd w:val="clear" w:color="auto" w:fill="auto"/>
-          <w:rFonts w:ascii="Arial" w:eastAsia="Arial" w:hAnsi="Arial" w:cs="Arial"/>
-        </w:rPr>
-      </w:pPr>
-      <w:r>
-        <w:rPr>
-          <w:i w:val="0"/>
-          <w:b w:val="0"/>
-          <w:color w:val="000000"/>
-          <w:sz w:val="22"/>
-          <w:szCs w:val="22"/>
-          <w:shd w:val="clear" w:color="auto" w:fill="auto"/>
-          <w:rFonts w:ascii="Arial" w:eastAsia="Arial" w:hAnsi="Arial" w:cs="Arial"/>
-        </w:rPr>
-        <w:t xml:space="preserve">-&gt; 환경에 따른 생육속도를 알아야 함(c) + 환경에 따른 총 생산량을 알아야 함(b) + </w:t>
-      </w:r>
-      <w:r>
-        <w:rPr>
-          <w:i w:val="0"/>
-          <w:b w:val="0"/>
-          <w:color w:val="000000"/>
-          <w:sz w:val="22"/>
-          <w:szCs w:val="22"/>
-          <w:shd w:val="clear" w:color="auto" w:fill="auto"/>
-          <w:rFonts w:ascii="Arial" w:eastAsia="Arial" w:hAnsi="Arial" w:cs="Arial"/>
-        </w:rPr>
-        <w:t xml:space="preserve">날씨에 따른 재배환경 변화를 알아야 함</w:t>
+        <w:spacing w:lineRule="auto" w:line="139"/>
+        <w:rPr>
+          <w:i w:val="0"/>
+          <w:b w:val="0"/>
+          <w:color w:val="000000"/>
+          <w:sz w:val="22"/>
+          <w:szCs w:val="22"/>
+          <w:shd w:val="clear" w:color="auto" w:fill="auto"/>
+          <w:rFonts w:ascii="Arial" w:eastAsia="Arial" w:hAnsi="Arial" w:cs="Arial"/>
+        </w:rPr>
+      </w:pPr>
+      <w:r>
+        <w:rPr>
+          <w:i w:val="0"/>
+          <w:b w:val="0"/>
+          <w:color w:val="000000"/>
+          <w:sz w:val="22"/>
+          <w:szCs w:val="22"/>
+          <w:shd w:val="clear" w:color="auto" w:fill="auto"/>
+          <w:rFonts w:ascii="Arial" w:eastAsia="Arial" w:hAnsi="Arial" w:cs="Arial"/>
+        </w:rPr>
+        <w:t xml:space="preserve">시장 경쟁력을 높이는 AI 시스템</w:t>
       </w:r>
     </w:p>
     <w:p>
       <w:pPr>
+        <w:spacing w:lineRule="auto" w:line="139"/>
         <w:rPr>
           <w:i w:val="0"/>
           <w:b w:val="0"/>
@@ -660,219 +642,427 @@
       </w:r>
       <w:r>
         <w:rPr>
-          <w:i w:val="0"/>
-          <w:b w:val="0"/>
-          <w:color w:val="000000"/>
-          <w:sz w:val="22"/>
-          <w:szCs w:val="22"/>
-          <w:shd w:val="clear" w:color="auto" w:fill="auto"/>
-          <w:rFonts w:ascii="Arial" w:eastAsia="Arial" w:hAnsi="Arial" w:cs="Arial"/>
-        </w:rPr>
-        <w:t xml:space="preserve">그런데 품질도 나쁘면 안된다</w:t>
+          <w:b w:val="0"/>
+          <w:shd w:val="clear" w:color="auto" w:fill="auto"/>
+        </w:rPr>
+        <w:br/>
+      </w:r>
+      <w:r>
+        <w:rPr>
+          <w:i w:val="0"/>
+          <w:b w:val="0"/>
+          <w:color w:val="000000"/>
+          <w:sz w:val="22"/>
+          <w:szCs w:val="22"/>
+          <w:shd w:val="clear" w:color="auto" w:fill="auto"/>
+          <w:rFonts w:ascii="Arial" w:eastAsia="Arial" w:hAnsi="Arial" w:cs="Arial"/>
+        </w:rPr>
+        <w:t xml:space="preserve">도매가격을 분석해보니 특정 시기에 비싸더라(a)</w:t>
       </w:r>
     </w:p>
     <w:p>
       <w:pPr>
-        <w:spacing w:lineRule="auto" w:line="331" w:before="0" w:after="0"/>
-        <w:rPr>
-          <w:i w:val="0"/>
-          <w:b w:val="0"/>
-          <w:color w:val="000000"/>
-          <w:sz w:val="22"/>
-          <w:szCs w:val="22"/>
-          <w:shd w:val="clear" w:color="auto" w:fill="auto"/>
-          <w:rFonts w:ascii="Arial" w:eastAsia="Arial" w:hAnsi="Arial" w:cs="Arial"/>
-        </w:rPr>
-      </w:pPr>
-      <w:r>
-        <w:rPr>
-          <w:i w:val="0"/>
-          <w:b w:val="0"/>
-          <w:color w:val="000000"/>
-          <w:sz w:val="22"/>
-          <w:szCs w:val="22"/>
-          <w:shd w:val="clear" w:color="auto" w:fill="auto"/>
-          <w:rFonts w:ascii="Arial" w:eastAsia="Arial" w:hAnsi="Arial" w:cs="Arial"/>
-        </w:rPr>
-        <w:t xml:space="preserve">-&gt; 환경에 따른 품질을 알아야 함(d)</w:t>
+        <w:spacing w:lineRule="auto" w:line="211" w:before="0" w:after="0"/>
+        <w:rPr>
+          <w:i w:val="0"/>
+          <w:b w:val="0"/>
+          <w:color w:val="000000"/>
+          <w:sz w:val="22"/>
+          <w:szCs w:val="22"/>
+          <w:shd w:val="clear" w:color="auto" w:fill="auto"/>
+          <w:rFonts w:ascii="Arial" w:eastAsia="Arial" w:hAnsi="Arial" w:cs="Arial"/>
+          <w:lang w:eastAsia="ko-KR"/>
+        </w:rPr>
+      </w:pPr>
+      <w:r>
+        <w:rPr>
+          <w:i w:val="0"/>
+          <w:b w:val="0"/>
+          <w:color w:val="000000"/>
+          <w:sz w:val="22"/>
+          <w:szCs w:val="22"/>
+          <w:shd w:val="clear" w:color="auto" w:fill="auto"/>
+          <w:rFonts w:ascii="Arial" w:eastAsia="Arial" w:hAnsi="Arial" w:cs="Arial"/>
+        </w:rPr>
+        <w:t xml:space="preserve">-&gt; 그 시기에 나의 출하량을 늘리고 싶다</w:t>
       </w:r>
     </w:p>
     <w:p>
       <w:pPr>
-        <w:rPr>
-          <w:i w:val="0"/>
-          <w:b w:val="0"/>
-          <w:color w:val="000000"/>
-          <w:sz w:val="22"/>
-          <w:szCs w:val="22"/>
-          <w:shd w:val="clear" w:color="auto" w:fill="auto"/>
-          <w:rFonts w:ascii="Arial" w:eastAsia="Arial" w:hAnsi="Arial" w:cs="Arial"/>
-        </w:rPr>
-      </w:pPr>
-      <w:r>
-        <w:rPr>
-          <w:b w:val="0"/>
-          <w:shd w:val="clear" w:color="auto" w:fill="auto"/>
-        </w:rPr>
-        <w:br/>
-      </w:r>
-      <w:r>
-        <w:rPr>
-          <w:b w:val="0"/>
-          <w:shd w:val="clear" w:color="auto" w:fill="auto"/>
-        </w:rPr>
-        <w:br/>
-      </w:r>
-      <w:r>
-        <w:rPr>
-          <w:i w:val="0"/>
-          <w:b w:val="0"/>
-          <w:color w:val="000000"/>
-          <w:sz w:val="22"/>
-          <w:szCs w:val="22"/>
-          <w:shd w:val="clear" w:color="auto" w:fill="auto"/>
-          <w:rFonts w:ascii="Arial" w:eastAsia="Arial" w:hAnsi="Arial" w:cs="Arial"/>
-        </w:rPr>
-        <w:t xml:space="preserve">환경 데이터</w:t>
-      </w:r>
+        <w:spacing w:lineRule="auto" w:line="211" w:before="0" w:after="0"/>
+        <w:rPr>
+          <w:i w:val="0"/>
+          <w:b w:val="0"/>
+          <w:color w:val="000000"/>
+          <w:sz w:val="22"/>
+          <w:szCs w:val="22"/>
+          <w:shd w:val="clear" w:color="auto" w:fill="auto"/>
+          <w:rFonts w:ascii="Arial" w:eastAsia="Arial" w:hAnsi="Arial" w:cs="Arial"/>
+        </w:rPr>
+      </w:pPr>
     </w:p>
     <w:p>
       <w:pPr>
-        <w:spacing w:lineRule="auto" w:line="331" w:before="0" w:after="0"/>
-        <w:ind w:left="720" w:firstLine="0"/>
-        <w:rPr>
-          <w:i w:val="0"/>
-          <w:b w:val="0"/>
-          <w:color w:val="000000"/>
-          <w:sz w:val="22"/>
-          <w:szCs w:val="22"/>
-          <w:shd w:val="clear" w:color="auto" w:fill="auto"/>
-          <w:rFonts w:ascii="Arial" w:eastAsia="Arial" w:hAnsi="Arial" w:cs="Arial"/>
-        </w:rPr>
-      </w:pPr>
-      <w:r>
-        <w:rPr>
-          <w:i w:val="0"/>
-          <w:b w:val="0"/>
-          <w:color w:val="000000"/>
-          <w:sz w:val="22"/>
-          <w:szCs w:val="22"/>
-          <w:shd w:val="clear" w:color="auto" w:fill="auto"/>
-          <w:rFonts w:ascii="Arial" w:eastAsia="Arial" w:hAnsi="Arial" w:cs="Arial"/>
-        </w:rPr>
-        <w:t xml:space="preserve">(온도, 습도, CO₂, 광량)</w:t>
+        <w:spacing w:lineRule="auto" w:line="211" w:before="0" w:after="0"/>
+        <w:rPr>
+          <w:i w:val="0"/>
+          <w:b w:val="0"/>
+          <w:color w:val="000000"/>
+          <w:sz w:val="22"/>
+          <w:szCs w:val="22"/>
+          <w:shd w:val="clear" w:color="auto" w:fill="auto"/>
+          <w:rFonts w:ascii="Arial" w:eastAsia="Arial" w:hAnsi="Arial" w:cs="Arial"/>
+          <w:lang w:eastAsia="ko-KR"/>
+        </w:rPr>
+      </w:pPr>
+      <w:r>
+        <w:rPr>
+          <w:i w:val="0"/>
+          <w:b w:val="0"/>
+          <w:color w:val="000000"/>
+          <w:sz w:val="22"/>
+          <w:szCs w:val="22"/>
+          <w:shd w:val="clear" w:color="auto" w:fill="auto"/>
+          <w:rFonts w:ascii="Arial" w:eastAsia="Arial" w:hAnsi="Arial" w:cs="Arial"/>
+        </w:rPr>
+        <w:t xml:space="preserve">-&gt; 스케줄 조정 &amp; 환경 조절</w:t>
       </w:r>
     </w:p>
     <w:p>
       <w:pPr>
-        <w:spacing w:lineRule="auto" w:line="331" w:before="0" w:after="0"/>
-        <w:ind w:left="720" w:firstLine="720"/>
-        <w:rPr>
-          <w:i w:val="0"/>
-          <w:b w:val="0"/>
-          <w:color w:val="000000"/>
-          <w:sz w:val="22"/>
-          <w:szCs w:val="22"/>
-          <w:shd w:val="clear" w:color="auto" w:fill="auto"/>
-          <w:rFonts w:ascii="Arial" w:eastAsia="Arial" w:hAnsi="Arial" w:cs="Arial"/>
-        </w:rPr>
-      </w:pPr>
-      <w:r>
-        <w:rPr>
-          <w:i w:val="0"/>
-          <w:b w:val="0"/>
-          <w:color w:val="000000"/>
-          <w:sz w:val="22"/>
-          <w:szCs w:val="22"/>
-          <w:shd w:val="clear" w:color="auto" w:fill="auto"/>
-          <w:rFonts w:ascii="Arial" w:eastAsia="Arial" w:hAnsi="Arial" w:cs="Arial"/>
-        </w:rPr>
-        <w:t>↓</w:t>
-      </w:r>
+        <w:spacing w:lineRule="auto" w:line="211" w:before="0" w:after="0"/>
+        <w:rPr>
+          <w:i w:val="0"/>
+          <w:b w:val="0"/>
+          <w:color w:val="000000"/>
+          <w:sz w:val="22"/>
+          <w:szCs w:val="22"/>
+          <w:shd w:val="clear" w:color="auto" w:fill="auto"/>
+          <w:rFonts w:ascii="Arial" w:eastAsia="Arial" w:hAnsi="Arial" w:cs="Arial"/>
+        </w:rPr>
+      </w:pPr>
     </w:p>
     <w:p>
       <w:pPr>
-        <w:spacing w:lineRule="auto" w:line="331" w:before="0" w:after="0"/>
-        <w:ind w:left="720" w:firstLine="0"/>
-        <w:rPr>
-          <w:i w:val="0"/>
-          <w:b w:val="0"/>
-          <w:color w:val="000000"/>
-          <w:sz w:val="22"/>
-          <w:szCs w:val="22"/>
-          <w:shd w:val="clear" w:color="auto" w:fill="auto"/>
-          <w:rFonts w:ascii="Arial" w:eastAsia="Arial" w:hAnsi="Arial" w:cs="Arial"/>
-        </w:rPr>
-      </w:pPr>
-      <w:r>
-        <w:rPr>
-          <w:i w:val="0"/>
-          <w:b w:val="0"/>
-          <w:color w:val="000000"/>
-          <w:sz w:val="22"/>
-          <w:szCs w:val="22"/>
-          <w:shd w:val="clear" w:color="auto" w:fill="auto"/>
-          <w:rFonts w:ascii="Arial" w:eastAsia="Arial" w:hAnsi="Arial" w:cs="Arial"/>
-        </w:rPr>
-        <w:t xml:space="preserve">생육 모델</w:t>
+        <w:spacing w:lineRule="auto" w:line="211" w:before="0" w:after="0"/>
+        <w:rPr>
+          <w:i w:val="0"/>
+          <w:b w:val="0"/>
+          <w:color w:val="000000"/>
+          <w:sz w:val="22"/>
+          <w:szCs w:val="22"/>
+          <w:shd w:val="clear" w:color="auto" w:fill="auto"/>
+          <w:rFonts w:ascii="Arial" w:eastAsia="Arial" w:hAnsi="Arial" w:cs="Arial"/>
+          <w:lang w:eastAsia="ko-KR"/>
+        </w:rPr>
+      </w:pPr>
+      <w:r>
+        <w:rPr>
+          <w:i w:val="0"/>
+          <w:b w:val="0"/>
+          <w:color w:val="000000"/>
+          <w:sz w:val="22"/>
+          <w:szCs w:val="22"/>
+          <w:shd w:val="clear" w:color="auto" w:fill="auto"/>
+          <w:rFonts w:ascii="Arial" w:eastAsia="Arial" w:hAnsi="Arial" w:cs="Arial"/>
+        </w:rPr>
+        <w:t xml:space="preserve">-&gt; 환경에 따른 생육속도를 알아야 함(c) + 환경에 따른 총 생산량을 알아야 함(b) + </w:t>
       </w:r>
     </w:p>
     <w:p>
       <w:pPr>
-        <w:spacing w:lineRule="auto" w:line="331" w:before="0" w:after="0"/>
-        <w:ind w:left="720" w:firstLine="720"/>
-        <w:rPr>
-          <w:i w:val="0"/>
-          <w:b w:val="0"/>
-          <w:color w:val="000000"/>
-          <w:sz w:val="22"/>
-          <w:szCs w:val="22"/>
-          <w:shd w:val="clear" w:color="auto" w:fill="auto"/>
-          <w:rFonts w:ascii="Arial" w:eastAsia="Arial" w:hAnsi="Arial" w:cs="Arial"/>
-        </w:rPr>
-      </w:pPr>
-      <w:r>
-        <w:rPr>
-          <w:i w:val="0"/>
-          <w:b w:val="0"/>
-          <w:color w:val="000000"/>
-          <w:sz w:val="22"/>
-          <w:szCs w:val="22"/>
-          <w:shd w:val="clear" w:color="auto" w:fill="auto"/>
-          <w:rFonts w:ascii="Arial" w:eastAsia="Arial" w:hAnsi="Arial" w:cs="Arial"/>
-        </w:rPr>
-        <w:t>↓</w:t>
-      </w:r>
+        <w:spacing w:lineRule="auto" w:line="211" w:before="0" w:after="0"/>
+        <w:rPr>
+          <w:i w:val="0"/>
+          <w:b w:val="0"/>
+          <w:color w:val="000000"/>
+          <w:sz w:val="22"/>
+          <w:szCs w:val="22"/>
+          <w:shd w:val="clear" w:color="auto" w:fill="auto"/>
+          <w:rFonts w:ascii="Arial" w:eastAsia="Arial" w:hAnsi="Arial" w:cs="Arial"/>
+          <w:lang w:eastAsia="ko-KR"/>
+        </w:rPr>
+      </w:pPr>
     </w:p>
     <w:p>
       <w:pPr>
-        <w:spacing w:lineRule="auto" w:line="331" w:before="0" w:after="0"/>
-        <w:ind w:left="720" w:firstLine="0"/>
-        <w:rPr>
-          <w:i w:val="0"/>
-          <w:b w:val="0"/>
-          <w:color w:val="000000"/>
-          <w:sz w:val="22"/>
-          <w:szCs w:val="22"/>
-          <w:shd w:val="clear" w:color="auto" w:fill="auto"/>
-          <w:rFonts w:ascii="Arial" w:eastAsia="Arial" w:hAnsi="Arial" w:cs="Arial"/>
-        </w:rPr>
-      </w:pPr>
-      <w:r>
-        <w:rPr>
-          <w:i w:val="0"/>
-          <w:b w:val="0"/>
-          <w:color w:val="000000"/>
-          <w:sz w:val="22"/>
-          <w:szCs w:val="22"/>
-          <w:shd w:val="clear" w:color="auto" w:fill="auto"/>
-          <w:rFonts w:ascii="Arial" w:eastAsia="Arial" w:hAnsi="Arial" w:cs="Arial"/>
-        </w:rPr>
-        <w:t xml:space="preserve">생산량 / 수확 시기 예측</w:t>
+        <w:spacing w:lineRule="auto" w:line="211" w:before="0" w:after="0"/>
+        <w:rPr>
+          <w:i w:val="0"/>
+          <w:b w:val="0"/>
+          <w:color w:val="000000"/>
+          <w:sz w:val="22"/>
+          <w:szCs w:val="22"/>
+          <w:shd w:val="clear" w:color="auto" w:fill="auto"/>
+          <w:rFonts w:ascii="Arial" w:eastAsia="Arial" w:hAnsi="Arial" w:cs="Arial"/>
+        </w:rPr>
+      </w:pPr>
+      <w:r>
+        <w:rPr>
+          <w:i w:val="0"/>
+          <w:b w:val="0"/>
+          <w:color w:val="000000"/>
+          <w:sz w:val="22"/>
+          <w:szCs w:val="22"/>
+          <w:shd w:val="clear" w:color="auto" w:fill="auto"/>
+          <w:rFonts w:ascii="Arial" w:eastAsia="Arial" w:hAnsi="Arial" w:cs="Arial"/>
+        </w:rPr>
+        <w:t xml:space="preserve">날씨에 따른 재배환경 변화를 알아야 함</w:t>
       </w:r>
     </w:p>
     <w:p>
       <w:pPr>
+        <w:spacing w:lineRule="auto" w:line="139"/>
+        <w:rPr>
+          <w:i w:val="0"/>
+          <w:b w:val="0"/>
+          <w:color w:val="000000"/>
+          <w:sz w:val="22"/>
+          <w:szCs w:val="22"/>
+          <w:shd w:val="clear" w:color="auto" w:fill="auto"/>
+          <w:rFonts w:ascii="Arial" w:eastAsia="Arial" w:hAnsi="Arial" w:cs="Arial"/>
+        </w:rPr>
+      </w:pPr>
+      <w:r>
+        <w:rPr>
+          <w:b w:val="0"/>
+          <w:shd w:val="clear" w:color="auto" w:fill="auto"/>
+        </w:rPr>
+        <w:br/>
+      </w:r>
+      <w:r>
+        <w:rPr>
+          <w:i w:val="0"/>
+          <w:b w:val="0"/>
+          <w:color w:val="000000"/>
+          <w:sz w:val="22"/>
+          <w:szCs w:val="22"/>
+          <w:shd w:val="clear" w:color="auto" w:fill="auto"/>
+          <w:rFonts w:ascii="Arial" w:eastAsia="Arial" w:hAnsi="Arial" w:cs="Arial"/>
+        </w:rPr>
+        <w:t xml:space="preserve">그런데 품질도 나쁘면 안된다</w:t>
+      </w:r>
+    </w:p>
+    <w:p>
+      <w:pPr>
+        <w:spacing w:lineRule="auto" w:line="211" w:before="0" w:after="0"/>
+        <w:rPr>
+          <w:i w:val="0"/>
+          <w:b w:val="0"/>
+          <w:color w:val="000000"/>
+          <w:sz w:val="22"/>
+          <w:szCs w:val="22"/>
+          <w:shd w:val="clear" w:color="auto" w:fill="auto"/>
+          <w:rFonts w:ascii="Arial" w:eastAsia="Arial" w:hAnsi="Arial" w:cs="Arial"/>
+        </w:rPr>
+      </w:pPr>
+      <w:r>
+        <w:rPr>
+          <w:i w:val="0"/>
+          <w:b w:val="0"/>
+          <w:color w:val="000000"/>
+          <w:sz w:val="22"/>
+          <w:szCs w:val="22"/>
+          <w:shd w:val="clear" w:color="auto" w:fill="auto"/>
+          <w:rFonts w:ascii="Arial" w:eastAsia="Arial" w:hAnsi="Arial" w:cs="Arial"/>
+        </w:rPr>
+        <w:t xml:space="preserve">-&gt; 환경에 따른 품질을 알아야 함(d)</w:t>
+      </w:r>
+    </w:p>
+    <w:p>
+      <w:pPr>
+        <w:spacing w:lineRule="auto" w:line="139"/>
+        <w:rPr>
+          <w:i w:val="0"/>
+          <w:b w:val="0"/>
+          <w:color w:val="000000"/>
+          <w:sz w:val="22"/>
+          <w:szCs w:val="22"/>
+          <w:shd w:val="clear" w:color="auto" w:fill="auto"/>
+          <w:rFonts w:ascii="Arial" w:eastAsia="Arial" w:hAnsi="Arial" w:cs="Arial"/>
+        </w:rPr>
+      </w:pPr>
+      <w:r>
+        <w:rPr>
+          <w:b w:val="0"/>
+          <w:shd w:val="clear" w:color="auto" w:fill="auto"/>
+        </w:rPr>
+        <w:br/>
+      </w:r>
+      <w:r>
+        <w:rPr>
+          <w:b w:val="0"/>
+          <w:shd w:val="clear" w:color="auto" w:fill="auto"/>
+        </w:rPr>
+        <w:br/>
+      </w:r>
+      <w:r>
+        <w:rPr>
+          <w:i w:val="0"/>
+          <w:b w:val="0"/>
+          <w:color w:val="000000"/>
+          <w:sz w:val="22"/>
+          <w:szCs w:val="22"/>
+          <w:shd w:val="clear" w:color="auto" w:fill="auto"/>
+          <w:rFonts w:ascii="Arial" w:eastAsia="Arial" w:hAnsi="Arial" w:cs="Arial"/>
+        </w:rPr>
+        <w:t xml:space="preserve">환경 데이터</w:t>
+      </w:r>
+    </w:p>
+    <w:p>
+      <w:pPr>
+        <w:spacing w:lineRule="auto" w:line="211" w:before="0" w:after="0"/>
+        <w:ind w:left="720" w:firstLine="0"/>
+        <w:rPr>
+          <w:i w:val="0"/>
+          <w:b w:val="0"/>
+          <w:color w:val="000000"/>
+          <w:sz w:val="22"/>
+          <w:szCs w:val="22"/>
+          <w:shd w:val="clear" w:color="auto" w:fill="auto"/>
+          <w:rFonts w:ascii="Arial" w:eastAsia="Arial" w:hAnsi="Arial" w:cs="Arial"/>
+        </w:rPr>
+      </w:pPr>
+      <w:r>
+        <w:rPr>
+          <w:i w:val="0"/>
+          <w:b w:val="0"/>
+          <w:color w:val="000000"/>
+          <w:sz w:val="22"/>
+          <w:szCs w:val="22"/>
+          <w:shd w:val="clear" w:color="auto" w:fill="auto"/>
+          <w:rFonts w:ascii="Arial" w:eastAsia="Arial" w:hAnsi="Arial" w:cs="Arial"/>
+        </w:rPr>
+        <w:t xml:space="preserve">(온도, 습도, CO₂, 광량)</w:t>
+      </w:r>
+    </w:p>
+    <w:p>
+      <w:pPr>
+        <w:spacing w:lineRule="auto" w:line="211" w:before="0" w:after="0"/>
+        <w:ind w:left="720" w:firstLine="720"/>
+        <w:rPr>
+          <w:i w:val="0"/>
+          <w:b w:val="0"/>
+          <w:color w:val="000000"/>
+          <w:sz w:val="22"/>
+          <w:szCs w:val="22"/>
+          <w:shd w:val="clear" w:color="auto" w:fill="auto"/>
+          <w:rFonts w:ascii="Arial" w:eastAsia="Arial" w:hAnsi="Arial" w:cs="Arial"/>
+        </w:rPr>
+      </w:pPr>
+      <w:r>
+        <w:rPr>
+          <w:i w:val="0"/>
+          <w:b w:val="0"/>
+          <w:color w:val="000000"/>
+          <w:sz w:val="22"/>
+          <w:szCs w:val="22"/>
+          <w:shd w:val="clear" w:color="auto" w:fill="auto"/>
+          <w:rFonts w:ascii="Arial" w:eastAsia="Arial" w:hAnsi="Arial" w:cs="Arial"/>
+        </w:rPr>
+        <w:t>↓</w:t>
+      </w:r>
+    </w:p>
+    <w:p>
+      <w:pPr>
+        <w:spacing w:lineRule="auto" w:line="211" w:before="0" w:after="0"/>
+        <w:ind w:left="720" w:firstLine="0"/>
+        <w:rPr>
+          <w:i w:val="0"/>
+          <w:b w:val="0"/>
+          <w:color w:val="000000"/>
+          <w:sz w:val="22"/>
+          <w:szCs w:val="22"/>
+          <w:shd w:val="clear" w:color="auto" w:fill="auto"/>
+          <w:rFonts w:ascii="Arial" w:eastAsia="Arial" w:hAnsi="Arial" w:cs="Arial"/>
+        </w:rPr>
+      </w:pPr>
+      <w:r>
+        <w:rPr>
+          <w:i w:val="0"/>
+          <w:b w:val="0"/>
+          <w:color w:val="000000"/>
+          <w:sz w:val="22"/>
+          <w:szCs w:val="22"/>
+          <w:shd w:val="clear" w:color="auto" w:fill="auto"/>
+          <w:rFonts w:ascii="Arial" w:eastAsia="Arial" w:hAnsi="Arial" w:cs="Arial"/>
+        </w:rPr>
+        <w:t xml:space="preserve">생육 모델</w:t>
+      </w:r>
+    </w:p>
+    <w:p>
+      <w:pPr>
+        <w:spacing w:lineRule="auto" w:line="211" w:before="0" w:after="0"/>
+        <w:ind w:left="720" w:firstLine="720"/>
+        <w:rPr>
+          <w:i w:val="0"/>
+          <w:b w:val="0"/>
+          <w:color w:val="000000"/>
+          <w:sz w:val="22"/>
+          <w:szCs w:val="22"/>
+          <w:shd w:val="clear" w:color="auto" w:fill="auto"/>
+          <w:rFonts w:ascii="Arial" w:eastAsia="Arial" w:hAnsi="Arial" w:cs="Arial"/>
+        </w:rPr>
+      </w:pPr>
+      <w:r>
+        <w:rPr>
+          <w:i w:val="0"/>
+          <w:b w:val="0"/>
+          <w:color w:val="000000"/>
+          <w:sz w:val="22"/>
+          <w:szCs w:val="22"/>
+          <w:shd w:val="clear" w:color="auto" w:fill="auto"/>
+          <w:rFonts w:ascii="Arial" w:eastAsia="Arial" w:hAnsi="Arial" w:cs="Arial"/>
+        </w:rPr>
+        <w:t>↓</w:t>
+      </w:r>
+    </w:p>
+    <w:p>
+      <w:pPr>
+        <w:spacing w:lineRule="auto" w:line="211" w:before="0" w:after="0"/>
+        <w:ind w:left="720" w:firstLine="0"/>
+        <w:rPr>
+          <w:i w:val="0"/>
+          <w:b w:val="0"/>
+          <w:color w:val="000000"/>
+          <w:sz w:val="22"/>
+          <w:szCs w:val="22"/>
+          <w:shd w:val="clear" w:color="auto" w:fill="auto"/>
+          <w:rFonts w:ascii="Arial" w:eastAsia="Arial" w:hAnsi="Arial" w:cs="Arial"/>
+          <w:lang w:eastAsia="ko-KR"/>
+        </w:rPr>
+      </w:pPr>
+      <w:r>
+        <w:rPr>
+          <w:i w:val="0"/>
+          <w:b w:val="0"/>
+          <w:color w:val="000000"/>
+          <w:sz w:val="22"/>
+          <w:szCs w:val="22"/>
+          <w:shd w:val="clear" w:color="auto" w:fill="auto"/>
+          <w:rFonts w:ascii="Arial" w:eastAsia="Arial" w:hAnsi="Arial" w:cs="Arial"/>
+        </w:rPr>
+        <w:t xml:space="preserve">생산량 / 수확 시기 예측</w:t>
+      </w:r>
+    </w:p>
+    <w:p>
+      <w:pPr>
+        <w:spacing w:lineRule="auto" w:line="211" w:before="0" w:after="0"/>
+        <w:ind w:left="720" w:firstLine="0"/>
+        <w:rPr>
+          <w:i w:val="0"/>
+          <w:b w:val="0"/>
+          <w:color w:val="000000"/>
+          <w:sz w:val="22"/>
+          <w:szCs w:val="22"/>
+          <w:shd w:val="clear" w:color="auto" w:fill="auto"/>
+          <w:rFonts w:ascii="Arial" w:eastAsia="Arial" w:hAnsi="Arial" w:cs="Arial"/>
+        </w:rPr>
+      </w:pPr>
+    </w:p>
+    <w:p>
+      <w:pPr>
+        <w:spacing w:lineRule="auto" w:line="115"/>
         <w:rPr>
           <w:i w:val="0"/>
           <w:b w:val="0"/>
@@ -909,6 +1099,7 @@
           <w:numId w:val="3"/>
           <w:ilvl w:val="0"/>
         </w:numPr>
+        <w:spacing w:lineRule="auto" w:line="115"/>
         <w:rPr>
           <w:i w:val="0"/>
           <w:b w:val="0"/>
@@ -938,6 +1129,7 @@
           <w:numId w:val="3"/>
           <w:ilvl w:val="0"/>
         </w:numPr>
+        <w:spacing w:lineRule="auto" w:line="115"/>
         <w:rPr>
           <w:i w:val="0"/>
           <w:b w:val="0"/>
@@ -967,6 +1159,7 @@
           <w:numId w:val="3"/>
           <w:ilvl w:val="0"/>
         </w:numPr>
+        <w:spacing w:lineRule="auto" w:line="115"/>
         <w:rPr>
           <w:i w:val="0"/>
           <w:b w:val="0"/>
@@ -996,6 +1189,7 @@
           <w:numId w:val="3"/>
           <w:ilvl w:val="0"/>
         </w:numPr>
+        <w:spacing w:lineRule="auto" w:line="115"/>
         <w:rPr>
           <w:i w:val="0"/>
           <w:b w:val="0"/>
@@ -1025,6 +1219,7 @@
           <w:numId w:val="3"/>
           <w:ilvl w:val="0"/>
         </w:numPr>
+        <w:spacing w:lineRule="auto" w:line="115"/>
         <w:rPr>
           <w:i w:val="0"/>
           <w:b w:val="0"/>
@@ -1050,6 +1245,7 @@
     </w:p>
     <w:p>
       <w:pPr>
+        <w:spacing w:lineRule="auto" w:line="115"/>
         <w:rPr>
           <w:i w:val="0"/>
           <w:b w:val="0"/>
@@ -1077,7 +1273,7 @@
           <w:shd w:val="clear" w:color="auto" w:fill="auto"/>
           <w:rFonts w:ascii="Arial" w:eastAsia="Arial" w:hAnsi="Arial" w:cs="Arial"/>
         </w:rPr>
-        <w:t>출력데이터:</w:t>
+        <w:t xml:space="preserve">출력데이터:예상 수확 시기(2026년 3월 11일)</w:t>
       </w:r>
     </w:p>
     <w:p>
@@ -1086,27 +1282,28 @@
           <w:numId w:val="4"/>
           <w:ilvl w:val="0"/>
         </w:numPr>
-        <w:rPr>
-          <w:i w:val="0"/>
-          <w:b w:val="0"/>
-          <w:color w:val="000000"/>
-          <w:sz w:val="22"/>
-          <w:szCs w:val="22"/>
-          <w:shd w:val="clear" w:color="auto" w:fill="auto"/>
-          <w:rFonts w:ascii="Arial" w:eastAsia="Arial" w:hAnsi="Arial" w:cs="Arial"/>
-        </w:rPr>
-      </w:pPr>
-      <w:r>
-        <w:rPr>
-          <w:i w:val="0"/>
-          <w:b w:val="0"/>
-          <w:color w:val="000000"/>
-          <w:sz w:val="22"/>
-          <w:szCs w:val="22"/>
-          <w:shd w:val="clear" w:color="auto" w:fill="auto"/>
-          <w:rFonts w:ascii="Arial" w:eastAsia="Arial" w:hAnsi="Arial" w:cs="Arial"/>
-        </w:rPr>
-        <w:t xml:space="preserve">예상 수확 시기(2026년 3월 11일)</w:t>
+        <w:spacing w:lineRule="auto" w:line="115"/>
+        <w:rPr>
+          <w:i w:val="0"/>
+          <w:b w:val="0"/>
+          <w:color w:val="000000"/>
+          <w:sz w:val="22"/>
+          <w:szCs w:val="22"/>
+          <w:shd w:val="clear" w:color="auto" w:fill="auto"/>
+          <w:rFonts w:ascii="Arial" w:eastAsia="Arial" w:hAnsi="Arial" w:cs="Arial"/>
+        </w:rPr>
+      </w:pPr>
+      <w:r>
+        <w:rPr>
+          <w:i w:val="0"/>
+          <w:b w:val="0"/>
+          <w:color w:val="000000"/>
+          <w:sz w:val="22"/>
+          <w:szCs w:val="22"/>
+          <w:shd w:val="clear" w:color="auto" w:fill="auto"/>
+          <w:rFonts w:ascii="Arial" w:eastAsia="Arial" w:hAnsi="Arial" w:cs="Arial"/>
+        </w:rPr>
+        <w:t xml:space="preserve">예상 생산량(1000kg)</w:t>
       </w:r>
     </w:p>
     <w:p>
@@ -1115,99 +1312,73 @@
           <w:numId w:val="4"/>
           <w:ilvl w:val="0"/>
         </w:numPr>
-        <w:rPr>
-          <w:i w:val="0"/>
-          <w:b w:val="0"/>
-          <w:color w:val="000000"/>
-          <w:sz w:val="22"/>
-          <w:szCs w:val="22"/>
-          <w:shd w:val="clear" w:color="auto" w:fill="auto"/>
-          <w:rFonts w:ascii="Arial" w:eastAsia="Arial" w:hAnsi="Arial" w:cs="Arial"/>
-        </w:rPr>
-      </w:pPr>
-      <w:r>
-        <w:rPr>
-          <w:i w:val="0"/>
-          <w:b w:val="0"/>
-          <w:color w:val="000000"/>
-          <w:sz w:val="22"/>
-          <w:szCs w:val="22"/>
-          <w:shd w:val="clear" w:color="auto" w:fill="auto"/>
-          <w:rFonts w:ascii="Arial" w:eastAsia="Arial" w:hAnsi="Arial" w:cs="Arial"/>
-        </w:rPr>
-        <w:t xml:space="preserve">예상 생산량(1000kg)</w:t>
+        <w:spacing w:lineRule="auto" w:line="115"/>
+        <w:rPr>
+          <w:i w:val="0"/>
+          <w:b w:val="0"/>
+          <w:color w:val="000000"/>
+          <w:sz w:val="22"/>
+          <w:szCs w:val="22"/>
+          <w:shd w:val="clear" w:color="auto" w:fill="auto"/>
+          <w:rFonts w:ascii="Arial" w:eastAsia="Arial" w:hAnsi="Arial" w:cs="Arial"/>
+        </w:rPr>
+      </w:pPr>
+      <w:r>
+        <w:rPr>
+          <w:i w:val="0"/>
+          <w:b w:val="0"/>
+          <w:color w:val="000000"/>
+          <w:sz w:val="22"/>
+          <w:szCs w:val="22"/>
+          <w:shd w:val="clear" w:color="auto" w:fill="auto"/>
+          <w:rFonts w:ascii="Arial" w:eastAsia="Arial" w:hAnsi="Arial" w:cs="Arial"/>
+        </w:rPr>
+        <w:t xml:space="preserve">예상 수익(예상가격: 10000원/kg, 예상매출 10000000원)</w:t>
       </w:r>
     </w:p>
     <w:p>
       <w:pPr>
-        <w:numPr>
-          <w:numId w:val="4"/>
-          <w:ilvl w:val="0"/>
-        </w:numPr>
-        <w:rPr>
-          <w:i w:val="0"/>
-          <w:b w:val="0"/>
-          <w:color w:val="000000"/>
-          <w:sz w:val="22"/>
-          <w:szCs w:val="22"/>
-          <w:shd w:val="clear" w:color="auto" w:fill="auto"/>
-          <w:rFonts w:ascii="Arial" w:eastAsia="Arial" w:hAnsi="Arial" w:cs="Arial"/>
-        </w:rPr>
-      </w:pPr>
-      <w:r>
-        <w:rPr>
-          <w:i w:val="0"/>
-          <w:b w:val="0"/>
-          <w:color w:val="000000"/>
-          <w:sz w:val="22"/>
-          <w:szCs w:val="22"/>
-          <w:shd w:val="clear" w:color="auto" w:fill="auto"/>
-          <w:rFonts w:ascii="Arial" w:eastAsia="Arial" w:hAnsi="Arial" w:cs="Arial"/>
-        </w:rPr>
-        <w:t xml:space="preserve">예상 수익(예상가격: 10000원/kg, 예상매출 10000000원)</w:t>
+        <w:spacing w:lineRule="auto" w:line="115"/>
+        <w:rPr>
+          <w:i w:val="0"/>
+          <w:b w:val="0"/>
+          <w:color w:val="000000"/>
+          <w:sz w:val="22"/>
+          <w:szCs w:val="22"/>
+          <w:shd w:val="clear" w:color="auto" w:fill="auto"/>
+          <w:rFonts w:ascii="Arial" w:eastAsia="Arial" w:hAnsi="Arial" w:cs="Arial"/>
+        </w:rPr>
+      </w:pPr>
+      <w:r>
+        <w:rPr>
+          <w:b w:val="0"/>
+          <w:shd w:val="clear" w:color="auto" w:fill="auto"/>
+        </w:rPr>
+        <w:br/>
+      </w:r>
+      <w:r>
+        <w:rPr>
+          <w:b w:val="0"/>
+          <w:shd w:val="clear" w:color="auto" w:fill="auto"/>
+        </w:rPr>
+        <w:br/>
+      </w:r>
+      <w:r>
+        <w:rPr>
+          <w:i w:val="0"/>
+          <w:b w:val="0"/>
+          <w:color w:val="000000"/>
+          <w:sz w:val="22"/>
+          <w:szCs w:val="22"/>
+          <w:shd w:val="clear" w:color="auto" w:fill="auto"/>
+          <w:rFonts w:ascii="Arial" w:eastAsia="Arial" w:hAnsi="Arial" w:cs="Arial"/>
+        </w:rPr>
+        <w:t xml:space="preserve">딸기, 방울토마토, 파프리카, 토마토, 오이</w:t>
       </w:r>
     </w:p>
     <w:p>
       <w:pPr>
-        <w:rPr>
-          <w:i w:val="0"/>
-          <w:b w:val="0"/>
-          <w:color w:val="000000"/>
-          <w:sz w:val="22"/>
-          <w:szCs w:val="22"/>
-          <w:shd w:val="clear" w:color="auto" w:fill="auto"/>
-          <w:rFonts w:ascii="Arial" w:eastAsia="Arial" w:hAnsi="Arial" w:cs="Arial"/>
-        </w:rPr>
-      </w:pPr>
-      <w:r>
-        <w:rPr>
-          <w:b w:val="0"/>
-          <w:shd w:val="clear" w:color="auto" w:fill="auto"/>
-        </w:rPr>
-        <w:br/>
-      </w:r>
-      <w:r>
-        <w:rPr>
-          <w:b w:val="0"/>
-          <w:shd w:val="clear" w:color="auto" w:fill="auto"/>
-        </w:rPr>
-        <w:br/>
-      </w:r>
-      <w:r>
-        <w:rPr>
-          <w:i w:val="0"/>
-          <w:b w:val="0"/>
-          <w:color w:val="000000"/>
-          <w:sz w:val="22"/>
-          <w:szCs w:val="22"/>
-          <w:shd w:val="clear" w:color="auto" w:fill="auto"/>
-          <w:rFonts w:ascii="Arial" w:eastAsia="Arial" w:hAnsi="Arial" w:cs="Arial"/>
-        </w:rPr>
-        <w:t xml:space="preserve">딸기, 방울토마토, 파프리카, 토마토, 오이</w:t>
-      </w:r>
-    </w:p>
-    <w:p>
-      <w:pPr>
+        <w:spacing w:lineRule="auto" w:line="139"/>
         <w:rPr>
           <w:i w:val="0"/>
           <w:b w:val="0"/>
@@ -1251,6 +1422,7 @@
           <w:numId w:val="5"/>
           <w:ilvl w:val="0"/>
         </w:numPr>
+        <w:spacing w:lineRule="auto" w:line="187"/>
         <w:rPr>
           <w:i w:val="0"/>
           <w:b w:val="0"/>
@@ -2230,6 +2402,7 @@
           <w:numId w:val="5"/>
           <w:ilvl w:val="0"/>
         </w:numPr>
+        <w:spacing w:lineRule="auto" w:line="187"/>
         <w:rPr>
           <w:i w:val="0"/>
           <w:b w:val="0"/>
@@ -2261,6 +2434,58 @@
           <w:szCs w:val="22"/>
           <w:shd w:val="clear" w:color="auto" w:fill="auto"/>
           <w:rFonts w:ascii="Arial" w:eastAsia="Arial" w:hAnsi="Arial" w:cs="Arial"/>
+          <w:lang w:eastAsia="ko-KR"/>
+        </w:rPr>
+        <w:t xml:space="preserve"> </w:t>
+      </w:r>
+      <w:r>
+        <w:rPr>
+          <w:i w:val="0"/>
+          <w:b w:val="0"/>
+          <w:color w:val="000000"/>
+          <w:sz w:val="22"/>
+          <w:szCs w:val="22"/>
+          <w:shd w:val="clear" w:color="auto" w:fill="auto"/>
+          <w:rFonts w:ascii="Arial" w:eastAsia="Arial" w:hAnsi="Arial" w:cs="Arial"/>
+          <w:lang w:eastAsia="ko-KR"/>
+        </w:rPr>
+        <w:t xml:space="preserve">- </w:t>
+      </w:r>
+      <w:r>
+        <w:rPr>
+          <w:i w:val="0"/>
+          <w:b w:val="0"/>
+          <w:color w:val="000000"/>
+          <w:sz w:val="22"/>
+          <w:szCs w:val="22"/>
+          <w:shd w:val="clear" w:color="auto" w:fill="auto"/>
+          <w:rFonts w:ascii="Arial" w:eastAsia="Arial" w:hAnsi="Arial" w:cs="Arial"/>
+          <w:lang w:eastAsia="ko-KR"/>
+        </w:rPr>
+        <w:t>o</w:t>
+      </w:r>
+      <w:r>
+        <w:rPr>
+          <w:i w:val="0"/>
+          <w:b w:val="0"/>
+          <w:color w:val="000000"/>
+          <w:sz w:val="22"/>
+          <w:szCs w:val="22"/>
+          <w:shd w:val="clear" w:color="auto" w:fill="auto"/>
+          <w:rFonts w:ascii="Arial" w:eastAsia="Arial" w:hAnsi="Arial" w:cs="Arial"/>
+          <w:lang w:eastAsia="ko-KR"/>
+        </w:rPr>
+        <w:t xml:space="preserve">pen api활용</w:t>
+      </w:r>
+      <w:r>
+        <w:rPr>
+          <w:i w:val="0"/>
+          <w:b w:val="0"/>
+          <w:color w:val="000000"/>
+          <w:sz w:val="22"/>
+          <w:szCs w:val="22"/>
+          <w:shd w:val="clear" w:color="auto" w:fill="auto"/>
+          <w:rFonts w:ascii="Arial" w:eastAsia="Arial" w:hAnsi="Arial" w:cs="Arial"/>
         </w:rPr>
         <w:br/>
       </w:r>
@@ -3188,6 +3413,99 @@
           <w:shd w:val="clear" w:color="auto" w:fill="auto"/>
         </w:rPr>
         <w:fldChar w:fldCharType="end"/>
+      </w:r>
+      <w:r>
+        <w:rPr>
+          <w:i w:val="0"/>
+          <w:b w:val="0"/>
+          <w:color w:val="auto"/>
+          <w:sz w:val="22"/>
+          <w:szCs w:val="22"/>
+          <w:shd w:val="clear" w:color="auto" w:fill="auto"/>
+          <w:rFonts w:ascii="Arial" w:eastAsia="Arial" w:hAnsi="Arial" w:cs="Arial"/>
+          <w:lang w:eastAsia="ko-KR"/>
+        </w:rPr>
+        <w:t xml:space="preserve"> </w:t>
+      </w:r>
+    </w:p>
+    <w:p>
+      <w:pPr>
+        <w:spacing w:lineRule="auto" w:line="187"/>
+        <w:ind w:left="0" w:firstLine="220" w:leftChars="0"/>
+        <w:rPr>
+          <w:i w:val="0"/>
+          <w:b w:val="0"/>
+          <w:color w:val="000000"/>
+          <w:sz w:val="22"/>
+          <w:szCs w:val="22"/>
+          <w:shd w:val="clear" w:color="auto" w:fill="auto"/>
+          <w:rFonts w:ascii="Arial" w:eastAsia="Arial" w:hAnsi="Arial" w:cs="Arial"/>
+          <w:lang w:eastAsia="ko-KR"/>
+        </w:rPr>
+      </w:pPr>
+      <w:r>
+        <w:rPr>
+          <w:i w:val="0"/>
+          <w:b w:val="0"/>
+          <w:color w:val="000000"/>
+          <w:sz w:val="22"/>
+          <w:szCs w:val="22"/>
+          <w:shd w:val="clear" w:color="auto" w:fill="auto"/>
+          <w:rFonts w:ascii="Arial" w:eastAsia="Arial" w:hAnsi="Arial" w:cs="Arial"/>
+        </w:rPr>
+        <w:t xml:space="preserve"> </w:t>
+      </w:r>
+      <w:r>
+        <w:rPr>
+          <w:i w:val="0"/>
+          <w:b w:val="0"/>
+          <w:color w:val="000000"/>
+          <w:sz w:val="22"/>
+          <w:szCs w:val="22"/>
+          <w:shd w:val="clear" w:color="auto" w:fill="auto"/>
+          <w:rFonts w:ascii="Arial" w:eastAsia="Arial" w:hAnsi="Arial" w:cs="Arial"/>
+          <w:lang w:eastAsia="ko-KR"/>
+        </w:rPr>
+        <w:t>a</w:t>
+      </w:r>
+      <w:r>
+        <w:rPr>
+          <w:i w:val="0"/>
+          <w:b w:val="0"/>
+          <w:color w:val="000000"/>
+          <w:sz w:val="22"/>
+          <w:szCs w:val="22"/>
+          <w:shd w:val="clear" w:color="auto" w:fill="auto"/>
+          <w:rFonts w:ascii="Arial" w:eastAsia="Arial" w:hAnsi="Arial" w:cs="Arial"/>
+          <w:lang w:eastAsia="ko-KR"/>
+        </w:rPr>
+        <w:t>pike</w:t>
+      </w:r>
+      <w:r>
+        <w:rPr>
+          <w:i w:val="0"/>
+          <w:b w:val="0"/>
+          <w:color w:val="000000"/>
+          <w:sz w:val="22"/>
+          <w:szCs w:val="22"/>
+          <w:shd w:val="clear" w:color="auto" w:fill="auto"/>
+          <w:rFonts w:ascii="Arial" w:eastAsia="Arial" w:hAnsi="Arial" w:cs="Arial"/>
+          <w:lang w:eastAsia="ko-KR"/>
+        </w:rPr>
+        <w:t xml:space="preserve">y </w:t>
+      </w:r>
+      <w:r>
+        <w:rPr>
+          <w:i w:val="0"/>
+          <w:b w:val="0"/>
+          <w:color w:val="000000"/>
+          <w:sz w:val="22"/>
+          <w:szCs w:val="22"/>
+          <w:shd w:val="clear" w:color="auto" w:fill="auto"/>
+          <w:rFonts w:ascii="Arial" w:eastAsia="Arial" w:hAnsi="Arial" w:cs="Arial"/>
+          <w:lang w:eastAsia="ko-KR"/>
+        </w:rPr>
+        <w:t xml:space="preserve">- 19617ae404405248d0ec5656a39bed3806db7c378fa8671470b7c5604931549a</w:t>
       </w:r>
     </w:p>
     <w:p>
@@ -3196,6 +3514,7 @@
           <w:numId w:val="5"/>
           <w:ilvl w:val="0"/>
         </w:numPr>
+        <w:spacing w:lineRule="auto" w:line="187"/>
         <w:rPr>
           <w:i w:val="0"/>
           <w:b w:val="0"/>
@@ -4409,6 +4728,7 @@
           <w:numId w:val="5"/>
           <w:ilvl w:val="0"/>
         </w:numPr>
+        <w:spacing w:lineRule="auto" w:line="187"/>
         <w:rPr>
           <w:i w:val="0"/>
           <w:b w:val="0"/>
@@ -5143,6 +5463,7 @@
           <w:numId w:val="5"/>
           <w:ilvl w:val="0"/>
         </w:numPr>
+        <w:spacing w:lineRule="auto" w:line="187"/>
         <w:rPr>
           <w:i w:val="0"/>
           <w:b w:val="0"/>
@@ -5340,6 +5661,5908 @@
     </w:p>
     <w:p>
       <w:pPr>
+        <w:spacing w:lineRule="auto" w:line="163"/>
+        <w:rPr>
+          <w:b w:val="0"/>
+          <w:color w:val="auto"/>
+          <w:sz w:val="22"/>
+          <w:szCs w:val="22"/>
+          <w:shd w:val="clear" w:color="auto" w:fill="auto"/>
+          <w:rFonts w:ascii="맑은 고딕" w:eastAsia="맑은 고딕" w:hAnsi="맑은 고딕" w:cs="맑은 고딕"/>
+          <w:lang w:eastAsia="ko-KR"/>
+        </w:rPr>
+      </w:pPr>
+      <w:r>
+        <w:rPr>
+          <w:b w:val="0"/>
+          <w:color w:val="auto"/>
+          <w:sz w:val="22"/>
+          <w:szCs w:val="22"/>
+          <w:shd w:val="clear" w:color="auto" w:fill="auto"/>
+          <w:rFonts w:ascii="맑은 고딕" w:eastAsia="맑은 고딕" w:hAnsi="맑은 고딕" w:cs="맑은 고딕"/>
+          <w:lang w:eastAsia="ko-KR"/>
+        </w:rPr>
+        <w:t>----------------------------------------------------------------------------------------------------</w:t>
+      </w:r>
+    </w:p>
+    <w:p>
+      <w:pPr>
+        <w:spacing w:lineRule="auto" w:line="235" w:before="240" w:after="240"/>
+        <w:rPr>
+          <w:i w:val="0"/>
+          <w:b w:val="0"/>
+          <w:color w:val="auto"/>
+          <w:sz w:val="22"/>
+          <w:szCs w:val="22"/>
+          <w:shd w:val="clear"/>
+          <w:rFonts w:ascii="Arial" w:eastAsia="Arial" w:hAnsi="Arial" w:cs="Arial"/>
+          <w:lang w:eastAsia="ko-KR"/>
+        </w:rPr>
+      </w:pPr>
+      <w:r>
+        <w:rPr>
+          <w:i w:val="0"/>
+          <w:b w:val="0"/>
+          <w:color w:val="auto"/>
+          <w:sz w:val="22"/>
+          <w:szCs w:val="22"/>
+          <w:shd w:val="clear"/>
+          <w:rFonts w:ascii="Arial" w:eastAsia="Arial" w:hAnsi="Arial" w:cs="Arial"/>
+          <w:lang w:eastAsia="ko-KR"/>
+        </w:rPr>
+        <w:t xml:space="preserve">다른 </w:t>
+      </w:r>
+      <w:r>
+        <w:rPr>
+          <w:i w:val="0"/>
+          <w:b w:val="0"/>
+          <w:color w:val="auto"/>
+          <w:sz w:val="22"/>
+          <w:szCs w:val="22"/>
+          <w:shd w:val="clear"/>
+          <w:rFonts w:ascii="Arial" w:eastAsia="Arial" w:hAnsi="Arial" w:cs="Arial"/>
+          <w:lang w:eastAsia="ko-KR"/>
+        </w:rPr>
+        <w:t xml:space="preserve">재배식물의 </w:t>
+      </w:r>
+      <w:r>
+        <w:rPr>
+          <w:i w:val="0"/>
+          <w:b w:val="0"/>
+          <w:color w:val="auto"/>
+          <w:sz w:val="22"/>
+          <w:szCs w:val="22"/>
+          <w:shd w:val="clear"/>
+          <w:rFonts w:ascii="Arial" w:eastAsia="Arial" w:hAnsi="Arial" w:cs="Arial"/>
+          <w:lang w:eastAsia="ko-KR"/>
+        </w:rPr>
+        <w:t xml:space="preserve">관한 데이터들</w:t>
+      </w:r>
+    </w:p>
+    <w:p>
+      <w:pPr>
+        <w:spacing w:lineRule="auto" w:line="163"/>
+        <w:rPr>
+          <w:i w:val="0"/>
+          <w:b w:val="0"/>
+          <w:color w:val="0563C1" w:themeColor="hyperlink"/>
+          <w:sz w:val="22"/>
+          <w:szCs w:val="22"/>
+          <w:u w:val="single"/>
+          <w:shd w:val="clear"/>
+          <w:rFonts w:ascii="Arial" w:eastAsia="Arial" w:hAnsi="Arial" w:cs="Arial"/>
+          <w:lang w:eastAsia="ko-KR"/>
+        </w:rPr>
+      </w:pPr>
+      <w:r>
+        <w:rPr>
+          <w:i w:val="0"/>
+          <w:b w:val="0"/>
+          <w:color w:val="0563C1" w:themeColor="hyperlink"/>
+          <w:sz w:val="22"/>
+          <w:szCs w:val="22"/>
+          <w:u w:val="single"/>
+          <w:shd w:val="clear"/>
+          <w:rFonts w:ascii="Arial" w:eastAsia="Arial" w:hAnsi="Arial" w:cs="Arial"/>
+          <w:lang w:eastAsia="ko-KR"/>
+        </w:rPr>
+        <w:t>h</w:t>
+      </w:r>
+      <w:r>
+        <w:rPr>
+          <w:i w:val="0"/>
+          <w:b w:val="0"/>
+          <w:color w:val="0563C1" w:themeColor="hyperlink"/>
+          <w:sz w:val="22"/>
+          <w:szCs w:val="22"/>
+          <w:u w:val="single"/>
+          <w:shd w:val="clear"/>
+          <w:rFonts w:ascii="Arial" w:eastAsia="Arial" w:hAnsi="Arial" w:cs="Arial"/>
+          <w:lang w:eastAsia="ko-KR"/>
+        </w:rPr>
+        <w:t>t</w:t>
+      </w:r>
+      <w:r>
+        <w:rPr>
+          <w:i w:val="0"/>
+          <w:b w:val="0"/>
+          <w:color w:val="0563C1" w:themeColor="hyperlink"/>
+          <w:sz w:val="22"/>
+          <w:szCs w:val="22"/>
+          <w:u w:val="single"/>
+          <w:shd w:val="clear"/>
+          <w:rFonts w:ascii="Arial" w:eastAsia="Arial" w:hAnsi="Arial" w:cs="Arial"/>
+          <w:lang w:eastAsia="ko-KR"/>
+        </w:rPr>
+        <w:t>t</w:t>
+      </w:r>
+      <w:r>
+        <w:rPr>
+          <w:i w:val="0"/>
+          <w:b w:val="0"/>
+          <w:color w:val="0563C1" w:themeColor="hyperlink"/>
+          <w:sz w:val="22"/>
+          <w:szCs w:val="22"/>
+          <w:u w:val="single"/>
+          <w:shd w:val="clear"/>
+          <w:rFonts w:ascii="Arial" w:eastAsia="Arial" w:hAnsi="Arial" w:cs="Arial"/>
+          <w:lang w:eastAsia="ko-KR"/>
+        </w:rPr>
+        <w:t>p</w:t>
+      </w:r>
+      <w:r>
+        <w:rPr>
+          <w:i w:val="0"/>
+          <w:b w:val="0"/>
+          <w:color w:val="0563C1" w:themeColor="hyperlink"/>
+          <w:sz w:val="22"/>
+          <w:szCs w:val="22"/>
+          <w:u w:val="single"/>
+          <w:shd w:val="clear"/>
+          <w:rFonts w:ascii="Arial" w:eastAsia="Arial" w:hAnsi="Arial" w:cs="Arial"/>
+          <w:lang w:eastAsia="ko-KR"/>
+        </w:rPr>
+        <w:t>s</w:t>
+      </w:r>
+      <w:r>
+        <w:rPr>
+          <w:i w:val="0"/>
+          <w:b w:val="0"/>
+          <w:color w:val="0563C1" w:themeColor="hyperlink"/>
+          <w:sz w:val="22"/>
+          <w:szCs w:val="22"/>
+          <w:u w:val="single"/>
+          <w:shd w:val="clear"/>
+          <w:rFonts w:ascii="Arial" w:eastAsia="Arial" w:hAnsi="Arial" w:cs="Arial"/>
+          <w:lang w:eastAsia="ko-KR"/>
+        </w:rPr>
+        <w:t>:</w:t>
+      </w:r>
+      <w:r>
+        <w:rPr>
+          <w:i w:val="0"/>
+          <w:b w:val="0"/>
+          <w:color w:val="0563C1" w:themeColor="hyperlink"/>
+          <w:sz w:val="22"/>
+          <w:szCs w:val="22"/>
+          <w:u w:val="single"/>
+          <w:shd w:val="clear"/>
+          <w:rFonts w:ascii="Arial" w:eastAsia="Arial" w:hAnsi="Arial" w:cs="Arial"/>
+          <w:lang w:eastAsia="ko-KR"/>
+        </w:rPr>
+        <w:t>/</w:t>
+      </w:r>
+      <w:r>
+        <w:rPr>
+          <w:i w:val="0"/>
+          <w:b w:val="0"/>
+          <w:color w:val="0563C1" w:themeColor="hyperlink"/>
+          <w:sz w:val="22"/>
+          <w:szCs w:val="22"/>
+          <w:u w:val="single"/>
+          <w:shd w:val="clear"/>
+          <w:rFonts w:ascii="Arial" w:eastAsia="Arial" w:hAnsi="Arial" w:cs="Arial"/>
+          <w:lang w:eastAsia="ko-KR"/>
+        </w:rPr>
+        <w:t>/</w:t>
+      </w:r>
+      <w:r>
+        <w:rPr>
+          <w:i w:val="0"/>
+          <w:b w:val="0"/>
+          <w:color w:val="0563C1" w:themeColor="hyperlink"/>
+          <w:sz w:val="22"/>
+          <w:szCs w:val="22"/>
+          <w:u w:val="single"/>
+          <w:shd w:val="clear"/>
+          <w:rFonts w:ascii="Arial" w:eastAsia="Arial" w:hAnsi="Arial" w:cs="Arial"/>
+          <w:lang w:eastAsia="ko-KR"/>
+        </w:rPr>
+        <w:t>w</w:t>
+      </w:r>
+      <w:r>
+        <w:rPr>
+          <w:i w:val="0"/>
+          <w:b w:val="0"/>
+          <w:color w:val="0563C1" w:themeColor="hyperlink"/>
+          <w:sz w:val="22"/>
+          <w:szCs w:val="22"/>
+          <w:u w:val="single"/>
+          <w:shd w:val="clear"/>
+          <w:rFonts w:ascii="Arial" w:eastAsia="Arial" w:hAnsi="Arial" w:cs="Arial"/>
+          <w:lang w:eastAsia="ko-KR"/>
+        </w:rPr>
+        <w:t>w</w:t>
+      </w:r>
+      <w:r>
+        <w:rPr>
+          <w:i w:val="0"/>
+          <w:b w:val="0"/>
+          <w:color w:val="0563C1" w:themeColor="hyperlink"/>
+          <w:sz w:val="22"/>
+          <w:szCs w:val="22"/>
+          <w:u w:val="single"/>
+          <w:shd w:val="clear"/>
+          <w:rFonts w:ascii="Arial" w:eastAsia="Arial" w:hAnsi="Arial" w:cs="Arial"/>
+          <w:lang w:eastAsia="ko-KR"/>
+        </w:rPr>
+        <w:t>w</w:t>
+      </w:r>
+      <w:r>
+        <w:rPr>
+          <w:i w:val="0"/>
+          <w:b w:val="0"/>
+          <w:color w:val="0563C1" w:themeColor="hyperlink"/>
+          <w:sz w:val="22"/>
+          <w:szCs w:val="22"/>
+          <w:u w:val="single"/>
+          <w:shd w:val="clear"/>
+          <w:rFonts w:ascii="Arial" w:eastAsia="Arial" w:hAnsi="Arial" w:cs="Arial"/>
+          <w:lang w:eastAsia="ko-KR"/>
+        </w:rPr>
+        <w:t>.</w:t>
+      </w:r>
+      <w:r>
+        <w:rPr>
+          <w:i w:val="0"/>
+          <w:b w:val="0"/>
+          <w:color w:val="0563C1" w:themeColor="hyperlink"/>
+          <w:sz w:val="22"/>
+          <w:szCs w:val="22"/>
+          <w:u w:val="single"/>
+          <w:shd w:val="clear"/>
+          <w:rFonts w:ascii="Arial" w:eastAsia="Arial" w:hAnsi="Arial" w:cs="Arial"/>
+          <w:lang w:eastAsia="ko-KR"/>
+        </w:rPr>
+        <w:t>d</w:t>
+      </w:r>
+      <w:r>
+        <w:rPr>
+          <w:i w:val="0"/>
+          <w:b w:val="0"/>
+          <w:color w:val="0563C1" w:themeColor="hyperlink"/>
+          <w:sz w:val="22"/>
+          <w:szCs w:val="22"/>
+          <w:u w:val="single"/>
+          <w:shd w:val="clear"/>
+          <w:rFonts w:ascii="Arial" w:eastAsia="Arial" w:hAnsi="Arial" w:cs="Arial"/>
+          <w:lang w:eastAsia="ko-KR"/>
+        </w:rPr>
+        <w:t>a</w:t>
+      </w:r>
+      <w:r>
+        <w:rPr>
+          <w:i w:val="0"/>
+          <w:b w:val="0"/>
+          <w:color w:val="0563C1" w:themeColor="hyperlink"/>
+          <w:sz w:val="22"/>
+          <w:szCs w:val="22"/>
+          <w:u w:val="single"/>
+          <w:shd w:val="clear"/>
+          <w:rFonts w:ascii="Arial" w:eastAsia="Arial" w:hAnsi="Arial" w:cs="Arial"/>
+          <w:lang w:eastAsia="ko-KR"/>
+        </w:rPr>
+        <w:t>t</w:t>
+      </w:r>
+      <w:r>
+        <w:rPr>
+          <w:i w:val="0"/>
+          <w:b w:val="0"/>
+          <w:color w:val="0563C1" w:themeColor="hyperlink"/>
+          <w:sz w:val="22"/>
+          <w:szCs w:val="22"/>
+          <w:u w:val="single"/>
+          <w:shd w:val="clear"/>
+          <w:rFonts w:ascii="Arial" w:eastAsia="Arial" w:hAnsi="Arial" w:cs="Arial"/>
+          <w:lang w:eastAsia="ko-KR"/>
+        </w:rPr>
+        <w:t>a</w:t>
+      </w:r>
+      <w:r>
+        <w:rPr>
+          <w:i w:val="0"/>
+          <w:b w:val="0"/>
+          <w:color w:val="0563C1" w:themeColor="hyperlink"/>
+          <w:sz w:val="22"/>
+          <w:szCs w:val="22"/>
+          <w:u w:val="single"/>
+          <w:shd w:val="clear"/>
+          <w:rFonts w:ascii="Arial" w:eastAsia="Arial" w:hAnsi="Arial" w:cs="Arial"/>
+          <w:lang w:eastAsia="ko-KR"/>
+        </w:rPr>
+        <w:t>.</w:t>
+      </w:r>
+      <w:r>
+        <w:rPr>
+          <w:i w:val="0"/>
+          <w:b w:val="0"/>
+          <w:color w:val="0563C1" w:themeColor="hyperlink"/>
+          <w:sz w:val="22"/>
+          <w:szCs w:val="22"/>
+          <w:u w:val="single"/>
+          <w:shd w:val="clear"/>
+          <w:rFonts w:ascii="Arial" w:eastAsia="Arial" w:hAnsi="Arial" w:cs="Arial"/>
+          <w:lang w:eastAsia="ko-KR"/>
+        </w:rPr>
+        <w:t>g</w:t>
+      </w:r>
+      <w:r>
+        <w:rPr>
+          <w:i w:val="0"/>
+          <w:b w:val="0"/>
+          <w:color w:val="0563C1" w:themeColor="hyperlink"/>
+          <w:sz w:val="22"/>
+          <w:szCs w:val="22"/>
+          <w:u w:val="single"/>
+          <w:shd w:val="clear"/>
+          <w:rFonts w:ascii="Arial" w:eastAsia="Arial" w:hAnsi="Arial" w:cs="Arial"/>
+          <w:lang w:eastAsia="ko-KR"/>
+        </w:rPr>
+        <w:t>o</w:t>
+      </w:r>
+      <w:r>
+        <w:rPr>
+          <w:i w:val="0"/>
+          <w:b w:val="0"/>
+          <w:color w:val="0563C1" w:themeColor="hyperlink"/>
+          <w:sz w:val="22"/>
+          <w:szCs w:val="22"/>
+          <w:u w:val="single"/>
+          <w:shd w:val="clear"/>
+          <w:rFonts w:ascii="Arial" w:eastAsia="Arial" w:hAnsi="Arial" w:cs="Arial"/>
+          <w:lang w:eastAsia="ko-KR"/>
+        </w:rPr>
+        <w:t>.</w:t>
+      </w:r>
+      <w:r>
+        <w:rPr>
+          <w:i w:val="0"/>
+          <w:b w:val="0"/>
+          <w:color w:val="0563C1" w:themeColor="hyperlink"/>
+          <w:sz w:val="22"/>
+          <w:szCs w:val="22"/>
+          <w:u w:val="single"/>
+          <w:shd w:val="clear"/>
+          <w:rFonts w:ascii="Arial" w:eastAsia="Arial" w:hAnsi="Arial" w:cs="Arial"/>
+          <w:lang w:eastAsia="ko-KR"/>
+        </w:rPr>
+        <w:t>k</w:t>
+      </w:r>
+      <w:r>
+        <w:rPr>
+          <w:i w:val="0"/>
+          <w:b w:val="0"/>
+          <w:color w:val="0563C1" w:themeColor="hyperlink"/>
+          <w:sz w:val="22"/>
+          <w:szCs w:val="22"/>
+          <w:u w:val="single"/>
+          <w:shd w:val="clear"/>
+          <w:rFonts w:ascii="Arial" w:eastAsia="Arial" w:hAnsi="Arial" w:cs="Arial"/>
+          <w:lang w:eastAsia="ko-KR"/>
+        </w:rPr>
+        <w:t>r</w:t>
+      </w:r>
+      <w:r>
+        <w:rPr>
+          <w:i w:val="0"/>
+          <w:b w:val="0"/>
+          <w:color w:val="0563C1" w:themeColor="hyperlink"/>
+          <w:sz w:val="22"/>
+          <w:szCs w:val="22"/>
+          <w:u w:val="single"/>
+          <w:shd w:val="clear"/>
+          <w:rFonts w:ascii="Arial" w:eastAsia="Arial" w:hAnsi="Arial" w:cs="Arial"/>
+          <w:lang w:eastAsia="ko-KR"/>
+        </w:rPr>
+        <w:t>/</w:t>
+      </w:r>
+      <w:r>
+        <w:rPr>
+          <w:i w:val="0"/>
+          <w:b w:val="0"/>
+          <w:color w:val="0563C1" w:themeColor="hyperlink"/>
+          <w:sz w:val="22"/>
+          <w:szCs w:val="22"/>
+          <w:u w:val="single"/>
+          <w:shd w:val="clear"/>
+          <w:rFonts w:ascii="Arial" w:eastAsia="Arial" w:hAnsi="Arial" w:cs="Arial"/>
+          <w:lang w:eastAsia="ko-KR"/>
+        </w:rPr>
+        <w:t>d</w:t>
+      </w:r>
+      <w:r>
+        <w:rPr>
+          <w:i w:val="0"/>
+          <w:b w:val="0"/>
+          <w:color w:val="0563C1" w:themeColor="hyperlink"/>
+          <w:sz w:val="22"/>
+          <w:szCs w:val="22"/>
+          <w:u w:val="single"/>
+          <w:shd w:val="clear"/>
+          <w:rFonts w:ascii="Arial" w:eastAsia="Arial" w:hAnsi="Arial" w:cs="Arial"/>
+          <w:lang w:eastAsia="ko-KR"/>
+        </w:rPr>
+        <w:t>a</w:t>
+      </w:r>
+      <w:r>
+        <w:rPr>
+          <w:i w:val="0"/>
+          <w:b w:val="0"/>
+          <w:color w:val="0563C1" w:themeColor="hyperlink"/>
+          <w:sz w:val="22"/>
+          <w:szCs w:val="22"/>
+          <w:u w:val="single"/>
+          <w:shd w:val="clear"/>
+          <w:rFonts w:ascii="Arial" w:eastAsia="Arial" w:hAnsi="Arial" w:cs="Arial"/>
+          <w:lang w:eastAsia="ko-KR"/>
+        </w:rPr>
+        <w:t>t</w:t>
+      </w:r>
+      <w:r>
+        <w:rPr>
+          <w:i w:val="0"/>
+          <w:b w:val="0"/>
+          <w:color w:val="0563C1" w:themeColor="hyperlink"/>
+          <w:sz w:val="22"/>
+          <w:szCs w:val="22"/>
+          <w:u w:val="single"/>
+          <w:shd w:val="clear"/>
+          <w:rFonts w:ascii="Arial" w:eastAsia="Arial" w:hAnsi="Arial" w:cs="Arial"/>
+          <w:lang w:eastAsia="ko-KR"/>
+        </w:rPr>
+        <w:t>a</w:t>
+      </w:r>
+      <w:r>
+        <w:rPr>
+          <w:i w:val="0"/>
+          <w:b w:val="0"/>
+          <w:color w:val="0563C1" w:themeColor="hyperlink"/>
+          <w:sz w:val="22"/>
+          <w:szCs w:val="22"/>
+          <w:u w:val="single"/>
+          <w:shd w:val="clear"/>
+          <w:rFonts w:ascii="Arial" w:eastAsia="Arial" w:hAnsi="Arial" w:cs="Arial"/>
+          <w:lang w:eastAsia="ko-KR"/>
+        </w:rPr>
+        <w:t>/</w:t>
+      </w:r>
+      <w:r>
+        <w:rPr>
+          <w:i w:val="0"/>
+          <w:b w:val="0"/>
+          <w:color w:val="0563C1" w:themeColor="hyperlink"/>
+          <w:sz w:val="22"/>
+          <w:szCs w:val="22"/>
+          <w:u w:val="single"/>
+          <w:shd w:val="clear"/>
+          <w:rFonts w:ascii="Arial" w:eastAsia="Arial" w:hAnsi="Arial" w:cs="Arial"/>
+          <w:lang w:eastAsia="ko-KR"/>
+        </w:rPr>
+        <w:t>9</w:t>
+      </w:r>
+      <w:r>
+        <w:rPr>
+          <w:i w:val="0"/>
+          <w:b w:val="0"/>
+          <w:color w:val="0563C1" w:themeColor="hyperlink"/>
+          <w:sz w:val="22"/>
+          <w:szCs w:val="22"/>
+          <w:u w:val="single"/>
+          <w:shd w:val="clear"/>
+          <w:rFonts w:ascii="Arial" w:eastAsia="Arial" w:hAnsi="Arial" w:cs="Arial"/>
+          <w:lang w:eastAsia="ko-KR"/>
+        </w:rPr>
+        <w:t>5</w:t>
+      </w:r>
+      <w:r>
+        <w:rPr>
+          <w:i w:val="0"/>
+          <w:b w:val="0"/>
+          <w:color w:val="0563C1" w:themeColor="hyperlink"/>
+          <w:sz w:val="22"/>
+          <w:szCs w:val="22"/>
+          <w:u w:val="single"/>
+          <w:shd w:val="clear"/>
+          <w:rFonts w:ascii="Arial" w:eastAsia="Arial" w:hAnsi="Arial" w:cs="Arial"/>
+          <w:lang w:eastAsia="ko-KR"/>
+        </w:rPr>
+        <w:t>6</w:t>
+      </w:r>
+      <w:r>
+        <w:rPr>
+          <w:i w:val="0"/>
+          <w:b w:val="0"/>
+          <w:color w:val="0563C1" w:themeColor="hyperlink"/>
+          <w:sz w:val="22"/>
+          <w:szCs w:val="22"/>
+          <w:u w:val="single"/>
+          <w:shd w:val="clear"/>
+          <w:rFonts w:ascii="Arial" w:eastAsia="Arial" w:hAnsi="Arial" w:cs="Arial"/>
+          <w:lang w:eastAsia="ko-KR"/>
+        </w:rPr>
+        <w:t>2</w:t>
+      </w:r>
+      <w:r>
+        <w:rPr>
+          <w:i w:val="0"/>
+          <w:b w:val="0"/>
+          <w:color w:val="0563C1" w:themeColor="hyperlink"/>
+          <w:sz w:val="22"/>
+          <w:szCs w:val="22"/>
+          <w:u w:val="single"/>
+          <w:shd w:val="clear"/>
+          <w:rFonts w:ascii="Arial" w:eastAsia="Arial" w:hAnsi="Arial" w:cs="Arial"/>
+          <w:lang w:eastAsia="ko-KR"/>
+        </w:rPr>
+        <w:t>3</w:t>
+      </w:r>
+      <w:r>
+        <w:rPr>
+          <w:i w:val="0"/>
+          <w:b w:val="0"/>
+          <w:color w:val="0563C1" w:themeColor="hyperlink"/>
+          <w:sz w:val="22"/>
+          <w:szCs w:val="22"/>
+          <w:u w:val="single"/>
+          <w:shd w:val="clear"/>
+          <w:rFonts w:ascii="Arial" w:eastAsia="Arial" w:hAnsi="Arial" w:cs="Arial"/>
+          <w:lang w:eastAsia="ko-KR"/>
+        </w:rPr>
+        <w:t>6</w:t>
+      </w:r>
+      <w:r>
+        <w:rPr>
+          <w:i w:val="0"/>
+          <w:b w:val="0"/>
+          <w:color w:val="0563C1" w:themeColor="hyperlink"/>
+          <w:sz w:val="22"/>
+          <w:szCs w:val="22"/>
+          <w:u w:val="single"/>
+          <w:shd w:val="clear"/>
+          <w:rFonts w:ascii="Arial" w:eastAsia="Arial" w:hAnsi="Arial" w:cs="Arial"/>
+          <w:lang w:eastAsia="ko-KR"/>
+        </w:rPr>
+        <w:t>4</w:t>
+      </w:r>
+      <w:r>
+        <w:rPr>
+          <w:i w:val="0"/>
+          <w:b w:val="0"/>
+          <w:color w:val="0563C1" w:themeColor="hyperlink"/>
+          <w:sz w:val="22"/>
+          <w:szCs w:val="22"/>
+          <w:u w:val="single"/>
+          <w:shd w:val="clear"/>
+          <w:rFonts w:ascii="Arial" w:eastAsia="Arial" w:hAnsi="Arial" w:cs="Arial"/>
+          <w:lang w:eastAsia="ko-KR"/>
+        </w:rPr>
+        <w:t>8</w:t>
+      </w:r>
+      <w:r>
+        <w:rPr>
+          <w:i w:val="0"/>
+          <w:b w:val="0"/>
+          <w:color w:val="0563C1" w:themeColor="hyperlink"/>
+          <w:sz w:val="22"/>
+          <w:szCs w:val="22"/>
+          <w:u w:val="single"/>
+          <w:shd w:val="clear"/>
+          <w:rFonts w:ascii="Arial" w:eastAsia="Arial" w:hAnsi="Arial" w:cs="Arial"/>
+          <w:lang w:eastAsia="ko-KR"/>
+        </w:rPr>
+        <w:t>/</w:t>
+      </w:r>
+      <w:r>
+        <w:rPr>
+          <w:i w:val="0"/>
+          <w:b w:val="0"/>
+          <w:color w:val="0563C1" w:themeColor="hyperlink"/>
+          <w:sz w:val="22"/>
+          <w:szCs w:val="22"/>
+          <w:u w:val="single"/>
+          <w:shd w:val="clear"/>
+          <w:rFonts w:ascii="Arial" w:eastAsia="Arial" w:hAnsi="Arial" w:cs="Arial"/>
+          <w:lang w:eastAsia="ko-KR"/>
+        </w:rPr>
+        <w:t>l</w:t>
+      </w:r>
+      <w:r>
+        <w:rPr>
+          <w:i w:val="0"/>
+          <w:b w:val="0"/>
+          <w:color w:val="0563C1" w:themeColor="hyperlink"/>
+          <w:sz w:val="22"/>
+          <w:szCs w:val="22"/>
+          <w:u w:val="single"/>
+          <w:shd w:val="clear"/>
+          <w:rFonts w:ascii="Arial" w:eastAsia="Arial" w:hAnsi="Arial" w:cs="Arial"/>
+          <w:lang w:eastAsia="ko-KR"/>
+        </w:rPr>
+        <w:t>i</w:t>
+      </w:r>
+      <w:r>
+        <w:rPr>
+          <w:i w:val="0"/>
+          <w:b w:val="0"/>
+          <w:color w:val="0563C1" w:themeColor="hyperlink"/>
+          <w:sz w:val="22"/>
+          <w:szCs w:val="22"/>
+          <w:u w:val="single"/>
+          <w:shd w:val="clear"/>
+          <w:rFonts w:ascii="Arial" w:eastAsia="Arial" w:hAnsi="Arial" w:cs="Arial"/>
+          <w:lang w:eastAsia="ko-KR"/>
+        </w:rPr>
+        <w:t>n</w:t>
+      </w:r>
+      <w:r>
+        <w:rPr>
+          <w:i w:val="0"/>
+          <w:b w:val="0"/>
+          <w:color w:val="0563C1" w:themeColor="hyperlink"/>
+          <w:sz w:val="22"/>
+          <w:szCs w:val="22"/>
+          <w:u w:val="single"/>
+          <w:shd w:val="clear"/>
+          <w:rFonts w:ascii="Arial" w:eastAsia="Arial" w:hAnsi="Arial" w:cs="Arial"/>
+          <w:lang w:eastAsia="ko-KR"/>
+        </w:rPr>
+        <w:t>k</w:t>
+      </w:r>
+      <w:r>
+        <w:rPr>
+          <w:i w:val="0"/>
+          <w:b w:val="0"/>
+          <w:color w:val="0563C1" w:themeColor="hyperlink"/>
+          <w:sz w:val="22"/>
+          <w:szCs w:val="22"/>
+          <w:u w:val="single"/>
+          <w:shd w:val="clear"/>
+          <w:rFonts w:ascii="Arial" w:eastAsia="Arial" w:hAnsi="Arial" w:cs="Arial"/>
+          <w:lang w:eastAsia="ko-KR"/>
+        </w:rPr>
+        <w:t>e</w:t>
+      </w:r>
+      <w:r>
+        <w:rPr>
+          <w:i w:val="0"/>
+          <w:b w:val="0"/>
+          <w:color w:val="0563C1" w:themeColor="hyperlink"/>
+          <w:sz w:val="22"/>
+          <w:szCs w:val="22"/>
+          <w:u w:val="single"/>
+          <w:shd w:val="clear"/>
+          <w:rFonts w:ascii="Arial" w:eastAsia="Arial" w:hAnsi="Arial" w:cs="Arial"/>
+          <w:lang w:eastAsia="ko-KR"/>
+        </w:rPr>
+        <w:t>d</w:t>
+      </w:r>
+      <w:r>
+        <w:rPr>
+          <w:i w:val="0"/>
+          <w:b w:val="0"/>
+          <w:color w:val="0563C1" w:themeColor="hyperlink"/>
+          <w:sz w:val="22"/>
+          <w:szCs w:val="22"/>
+          <w:u w:val="single"/>
+          <w:shd w:val="clear"/>
+          <w:rFonts w:ascii="Arial" w:eastAsia="Arial" w:hAnsi="Arial" w:cs="Arial"/>
+          <w:lang w:eastAsia="ko-KR"/>
+        </w:rPr>
+        <w:t>D</w:t>
+      </w:r>
+      <w:r>
+        <w:rPr>
+          <w:i w:val="0"/>
+          <w:b w:val="0"/>
+          <w:color w:val="0563C1" w:themeColor="hyperlink"/>
+          <w:sz w:val="22"/>
+          <w:szCs w:val="22"/>
+          <w:u w:val="single"/>
+          <w:shd w:val="clear"/>
+          <w:rFonts w:ascii="Arial" w:eastAsia="Arial" w:hAnsi="Arial" w:cs="Arial"/>
+          <w:lang w:eastAsia="ko-KR"/>
+        </w:rPr>
+        <w:t>a</w:t>
+      </w:r>
+      <w:r>
+        <w:rPr>
+          <w:i w:val="0"/>
+          <w:b w:val="0"/>
+          <w:color w:val="0563C1" w:themeColor="hyperlink"/>
+          <w:sz w:val="22"/>
+          <w:szCs w:val="22"/>
+          <w:u w:val="single"/>
+          <w:shd w:val="clear"/>
+          <w:rFonts w:ascii="Arial" w:eastAsia="Arial" w:hAnsi="Arial" w:cs="Arial"/>
+          <w:lang w:eastAsia="ko-KR"/>
+        </w:rPr>
+        <w:t>t</w:t>
+      </w:r>
+      <w:r>
+        <w:rPr>
+          <w:i w:val="0"/>
+          <w:b w:val="0"/>
+          <w:color w:val="0563C1" w:themeColor="hyperlink"/>
+          <w:sz w:val="22"/>
+          <w:szCs w:val="22"/>
+          <w:u w:val="single"/>
+          <w:shd w:val="clear"/>
+          <w:rFonts w:ascii="Arial" w:eastAsia="Arial" w:hAnsi="Arial" w:cs="Arial"/>
+          <w:lang w:eastAsia="ko-KR"/>
+        </w:rPr>
+        <w:t>a</w:t>
+      </w:r>
+      <w:r>
+        <w:rPr>
+          <w:i w:val="0"/>
+          <w:b w:val="0"/>
+          <w:color w:val="0563C1" w:themeColor="hyperlink"/>
+          <w:sz w:val="22"/>
+          <w:szCs w:val="22"/>
+          <w:u w:val="single"/>
+          <w:shd w:val="clear"/>
+          <w:rFonts w:ascii="Arial" w:eastAsia="Arial" w:hAnsi="Arial" w:cs="Arial"/>
+          <w:lang w:eastAsia="ko-KR"/>
+        </w:rPr>
+        <w:t>.</w:t>
+      </w:r>
+      <w:r>
+        <w:rPr>
+          <w:i w:val="0"/>
+          <w:b w:val="0"/>
+          <w:color w:val="0563C1" w:themeColor="hyperlink"/>
+          <w:sz w:val="22"/>
+          <w:szCs w:val="22"/>
+          <w:u w:val="single"/>
+          <w:shd w:val="clear"/>
+          <w:rFonts w:ascii="Arial" w:eastAsia="Arial" w:hAnsi="Arial" w:cs="Arial"/>
+          <w:lang w:eastAsia="ko-KR"/>
+        </w:rPr>
+        <w:t>d</w:t>
+      </w:r>
+      <w:r>
+        <w:rPr>
+          <w:i w:val="0"/>
+          <w:b w:val="0"/>
+          <w:color w:val="0563C1" w:themeColor="hyperlink"/>
+          <w:sz w:val="22"/>
+          <w:szCs w:val="22"/>
+          <w:u w:val="single"/>
+          <w:shd w:val="clear"/>
+          <w:rFonts w:ascii="Arial" w:eastAsia="Arial" w:hAnsi="Arial" w:cs="Arial"/>
+          <w:lang w:eastAsia="ko-KR"/>
+        </w:rPr>
+        <w:t>o</w:t>
+      </w:r>
+    </w:p>
+    <w:p>
+      <w:pPr>
+        <w:spacing w:lineRule="auto" w:line="163"/>
+        <w:rPr>
+          <w:i w:val="0"/>
+          <w:b w:val="0"/>
+          <w:color w:val="auto"/>
+          <w:sz w:val="22"/>
+          <w:szCs w:val="22"/>
+          <w:shd w:val="clear"/>
+          <w:rFonts w:ascii="Arial" w:eastAsia="Arial" w:hAnsi="Arial" w:cs="Arial"/>
+          <w:lang w:eastAsia="ko-KR"/>
+        </w:rPr>
+      </w:pPr>
+      <w:r>
+        <w:fldChar w:fldCharType="begin"/>
+      </w:r>
+      <w:r>
+        <w:instrText xml:space="preserve">HYPERLINK "https://www.data.go.kr/data/56262092/linkedData.do"</w:instrText>
+      </w:r>
+      <w:r>
+        <w:fldChar w:fldCharType="separate"/>
+      </w:r>
+      <w:r>
+        <w:rPr>
+          <w:i w:val="0"/>
+          <w:b w:val="0"/>
+          <w:color w:val="1155CC"/>
+          <w:sz w:val="22"/>
+          <w:szCs w:val="22"/>
+          <w:u w:val="single" w:color="1155CC"/>
+          <w:shd w:val="clear"/>
+          <w:rFonts w:ascii="Arial" w:eastAsia="Arial" w:hAnsi="Arial" w:cs="Arial"/>
+        </w:rPr>
+        <w:t>h</w:t>
+      </w:r>
+      <w:r>
+        <w:rPr>
+          <w:i w:val="0"/>
+          <w:b w:val="0"/>
+          <w:color w:val="1155CC"/>
+          <w:sz w:val="22"/>
+          <w:szCs w:val="22"/>
+          <w:u w:val="single" w:color="1155CC"/>
+          <w:shd w:val="clear"/>
+          <w:rFonts w:ascii="Arial" w:eastAsia="Arial" w:hAnsi="Arial" w:cs="Arial"/>
+        </w:rPr>
+        <w:t>t</w:t>
+      </w:r>
+      <w:r>
+        <w:rPr>
+          <w:i w:val="0"/>
+          <w:b w:val="0"/>
+          <w:color w:val="1155CC"/>
+          <w:sz w:val="22"/>
+          <w:szCs w:val="22"/>
+          <w:u w:val="single" w:color="1155CC"/>
+          <w:shd w:val="clear"/>
+          <w:rFonts w:ascii="Arial" w:eastAsia="Arial" w:hAnsi="Arial" w:cs="Arial"/>
+        </w:rPr>
+        <w:t>t</w:t>
+      </w:r>
+      <w:r>
+        <w:rPr>
+          <w:i w:val="0"/>
+          <w:b w:val="0"/>
+          <w:color w:val="1155CC"/>
+          <w:sz w:val="22"/>
+          <w:szCs w:val="22"/>
+          <w:u w:val="single" w:color="1155CC"/>
+          <w:shd w:val="clear"/>
+          <w:rFonts w:ascii="Arial" w:eastAsia="Arial" w:hAnsi="Arial" w:cs="Arial"/>
+        </w:rPr>
+        <w:t>p</w:t>
+      </w:r>
+      <w:r>
+        <w:rPr>
+          <w:i w:val="0"/>
+          <w:b w:val="0"/>
+          <w:color w:val="1155CC"/>
+          <w:sz w:val="22"/>
+          <w:szCs w:val="22"/>
+          <w:u w:val="single" w:color="1155CC"/>
+          <w:shd w:val="clear"/>
+          <w:rFonts w:ascii="Arial" w:eastAsia="Arial" w:hAnsi="Arial" w:cs="Arial"/>
+        </w:rPr>
+        <w:t>s</w:t>
+      </w:r>
+      <w:r>
+        <w:rPr>
+          <w:i w:val="0"/>
+          <w:b w:val="0"/>
+          <w:color w:val="1155CC"/>
+          <w:sz w:val="22"/>
+          <w:szCs w:val="22"/>
+          <w:u w:val="single" w:color="1155CC"/>
+          <w:shd w:val="clear"/>
+          <w:rFonts w:ascii="Arial" w:eastAsia="Arial" w:hAnsi="Arial" w:cs="Arial"/>
+        </w:rPr>
+        <w:t>:</w:t>
+      </w:r>
+      <w:r>
+        <w:rPr>
+          <w:i w:val="0"/>
+          <w:b w:val="0"/>
+          <w:color w:val="1155CC"/>
+          <w:sz w:val="22"/>
+          <w:szCs w:val="22"/>
+          <w:u w:val="single" w:color="1155CC"/>
+          <w:shd w:val="clear"/>
+          <w:rFonts w:ascii="Arial" w:eastAsia="Arial" w:hAnsi="Arial" w:cs="Arial"/>
+        </w:rPr>
+        <w:t>/</w:t>
+      </w:r>
+      <w:r>
+        <w:rPr>
+          <w:i w:val="0"/>
+          <w:b w:val="0"/>
+          <w:color w:val="1155CC"/>
+          <w:sz w:val="22"/>
+          <w:szCs w:val="22"/>
+          <w:u w:val="single" w:color="1155CC"/>
+          <w:shd w:val="clear"/>
+          <w:rFonts w:ascii="Arial" w:eastAsia="Arial" w:hAnsi="Arial" w:cs="Arial"/>
+        </w:rPr>
+        <w:t>/</w:t>
+      </w:r>
+      <w:r>
+        <w:rPr>
+          <w:i w:val="0"/>
+          <w:b w:val="0"/>
+          <w:color w:val="1155CC"/>
+          <w:sz w:val="22"/>
+          <w:szCs w:val="22"/>
+          <w:u w:val="single" w:color="1155CC"/>
+          <w:shd w:val="clear"/>
+          <w:rFonts w:ascii="Arial" w:eastAsia="Arial" w:hAnsi="Arial" w:cs="Arial"/>
+        </w:rPr>
+        <w:t>w</w:t>
+      </w:r>
+      <w:r>
+        <w:rPr>
+          <w:i w:val="0"/>
+          <w:b w:val="0"/>
+          <w:color w:val="1155CC"/>
+          <w:sz w:val="22"/>
+          <w:szCs w:val="22"/>
+          <w:u w:val="single" w:color="1155CC"/>
+          <w:shd w:val="clear"/>
+          <w:rFonts w:ascii="Arial" w:eastAsia="Arial" w:hAnsi="Arial" w:cs="Arial"/>
+        </w:rPr>
+        <w:t>w</w:t>
+      </w:r>
+      <w:r>
+        <w:rPr>
+          <w:i w:val="0"/>
+          <w:b w:val="0"/>
+          <w:color w:val="1155CC"/>
+          <w:sz w:val="22"/>
+          <w:szCs w:val="22"/>
+          <w:u w:val="single" w:color="1155CC"/>
+          <w:shd w:val="clear"/>
+          <w:rFonts w:ascii="Arial" w:eastAsia="Arial" w:hAnsi="Arial" w:cs="Arial"/>
+        </w:rPr>
+        <w:t>w</w:t>
+      </w:r>
+      <w:r>
+        <w:rPr>
+          <w:i w:val="0"/>
+          <w:b w:val="0"/>
+          <w:color w:val="1155CC"/>
+          <w:sz w:val="22"/>
+          <w:szCs w:val="22"/>
+          <w:u w:val="single" w:color="1155CC"/>
+          <w:shd w:val="clear"/>
+          <w:rFonts w:ascii="Arial" w:eastAsia="Arial" w:hAnsi="Arial" w:cs="Arial"/>
+        </w:rPr>
+        <w:t>.</w:t>
+      </w:r>
+      <w:r>
+        <w:rPr>
+          <w:i w:val="0"/>
+          <w:b w:val="0"/>
+          <w:color w:val="1155CC"/>
+          <w:sz w:val="22"/>
+          <w:szCs w:val="22"/>
+          <w:u w:val="single" w:color="1155CC"/>
+          <w:shd w:val="clear"/>
+          <w:rFonts w:ascii="Arial" w:eastAsia="Arial" w:hAnsi="Arial" w:cs="Arial"/>
+        </w:rPr>
+        <w:t>d</w:t>
+      </w:r>
+      <w:r>
+        <w:rPr>
+          <w:i w:val="0"/>
+          <w:b w:val="0"/>
+          <w:color w:val="1155CC"/>
+          <w:sz w:val="22"/>
+          <w:szCs w:val="22"/>
+          <w:u w:val="single" w:color="1155CC"/>
+          <w:shd w:val="clear"/>
+          <w:rFonts w:ascii="Arial" w:eastAsia="Arial" w:hAnsi="Arial" w:cs="Arial"/>
+        </w:rPr>
+        <w:t>a</w:t>
+      </w:r>
+      <w:r>
+        <w:rPr>
+          <w:i w:val="0"/>
+          <w:b w:val="0"/>
+          <w:color w:val="1155CC"/>
+          <w:sz w:val="22"/>
+          <w:szCs w:val="22"/>
+          <w:u w:val="single" w:color="1155CC"/>
+          <w:shd w:val="clear"/>
+          <w:rFonts w:ascii="Arial" w:eastAsia="Arial" w:hAnsi="Arial" w:cs="Arial"/>
+        </w:rPr>
+        <w:t>t</w:t>
+      </w:r>
+      <w:r>
+        <w:rPr>
+          <w:i w:val="0"/>
+          <w:b w:val="0"/>
+          <w:color w:val="1155CC"/>
+          <w:sz w:val="22"/>
+          <w:szCs w:val="22"/>
+          <w:u w:val="single" w:color="1155CC"/>
+          <w:shd w:val="clear"/>
+          <w:rFonts w:ascii="Arial" w:eastAsia="Arial" w:hAnsi="Arial" w:cs="Arial"/>
+        </w:rPr>
+        <w:t>a</w:t>
+      </w:r>
+      <w:r>
+        <w:rPr>
+          <w:i w:val="0"/>
+          <w:b w:val="0"/>
+          <w:color w:val="1155CC"/>
+          <w:sz w:val="22"/>
+          <w:szCs w:val="22"/>
+          <w:u w:val="single" w:color="1155CC"/>
+          <w:shd w:val="clear"/>
+          <w:rFonts w:ascii="Arial" w:eastAsia="Arial" w:hAnsi="Arial" w:cs="Arial"/>
+        </w:rPr>
+        <w:t>.</w:t>
+      </w:r>
+      <w:r>
+        <w:rPr>
+          <w:i w:val="0"/>
+          <w:b w:val="0"/>
+          <w:color w:val="1155CC"/>
+          <w:sz w:val="22"/>
+          <w:szCs w:val="22"/>
+          <w:u w:val="single" w:color="1155CC"/>
+          <w:shd w:val="clear"/>
+          <w:rFonts w:ascii="Arial" w:eastAsia="Arial" w:hAnsi="Arial" w:cs="Arial"/>
+        </w:rPr>
+        <w:t>g</w:t>
+      </w:r>
+      <w:r>
+        <w:rPr>
+          <w:i w:val="0"/>
+          <w:b w:val="0"/>
+          <w:color w:val="1155CC"/>
+          <w:sz w:val="22"/>
+          <w:szCs w:val="22"/>
+          <w:u w:val="single" w:color="1155CC"/>
+          <w:shd w:val="clear"/>
+          <w:rFonts w:ascii="Arial" w:eastAsia="Arial" w:hAnsi="Arial" w:cs="Arial"/>
+        </w:rPr>
+        <w:t>o</w:t>
+      </w:r>
+      <w:r>
+        <w:rPr>
+          <w:i w:val="0"/>
+          <w:b w:val="0"/>
+          <w:color w:val="1155CC"/>
+          <w:sz w:val="22"/>
+          <w:szCs w:val="22"/>
+          <w:u w:val="single" w:color="1155CC"/>
+          <w:shd w:val="clear"/>
+          <w:rFonts w:ascii="Arial" w:eastAsia="Arial" w:hAnsi="Arial" w:cs="Arial"/>
+        </w:rPr>
+        <w:t>.</w:t>
+      </w:r>
+      <w:r>
+        <w:rPr>
+          <w:i w:val="0"/>
+          <w:b w:val="0"/>
+          <w:color w:val="1155CC"/>
+          <w:sz w:val="22"/>
+          <w:szCs w:val="22"/>
+          <w:u w:val="single" w:color="1155CC"/>
+          <w:shd w:val="clear"/>
+          <w:rFonts w:ascii="Arial" w:eastAsia="Arial" w:hAnsi="Arial" w:cs="Arial"/>
+        </w:rPr>
+        <w:t>k</w:t>
+      </w:r>
+      <w:r>
+        <w:rPr>
+          <w:i w:val="0"/>
+          <w:b w:val="0"/>
+          <w:color w:val="1155CC"/>
+          <w:sz w:val="22"/>
+          <w:szCs w:val="22"/>
+          <w:u w:val="single" w:color="1155CC"/>
+          <w:shd w:val="clear"/>
+          <w:rFonts w:ascii="Arial" w:eastAsia="Arial" w:hAnsi="Arial" w:cs="Arial"/>
+        </w:rPr>
+        <w:t>r</w:t>
+      </w:r>
+      <w:r>
+        <w:rPr>
+          <w:i w:val="0"/>
+          <w:b w:val="0"/>
+          <w:color w:val="1155CC"/>
+          <w:sz w:val="22"/>
+          <w:szCs w:val="22"/>
+          <w:u w:val="single" w:color="1155CC"/>
+          <w:shd w:val="clear"/>
+          <w:rFonts w:ascii="Arial" w:eastAsia="Arial" w:hAnsi="Arial" w:cs="Arial"/>
+        </w:rPr>
+        <w:t>/</w:t>
+      </w:r>
+      <w:r>
+        <w:rPr>
+          <w:i w:val="0"/>
+          <w:b w:val="0"/>
+          <w:color w:val="1155CC"/>
+          <w:sz w:val="22"/>
+          <w:szCs w:val="22"/>
+          <w:u w:val="single" w:color="1155CC"/>
+          <w:shd w:val="clear"/>
+          <w:rFonts w:ascii="Arial" w:eastAsia="Arial" w:hAnsi="Arial" w:cs="Arial"/>
+        </w:rPr>
+        <w:t>d</w:t>
+      </w:r>
+      <w:r>
+        <w:rPr>
+          <w:i w:val="0"/>
+          <w:b w:val="0"/>
+          <w:color w:val="1155CC"/>
+          <w:sz w:val="22"/>
+          <w:szCs w:val="22"/>
+          <w:u w:val="single" w:color="1155CC"/>
+          <w:shd w:val="clear"/>
+          <w:rFonts w:ascii="Arial" w:eastAsia="Arial" w:hAnsi="Arial" w:cs="Arial"/>
+        </w:rPr>
+        <w:t>a</w:t>
+      </w:r>
+      <w:r>
+        <w:rPr>
+          <w:i w:val="0"/>
+          <w:b w:val="0"/>
+          <w:color w:val="1155CC"/>
+          <w:sz w:val="22"/>
+          <w:szCs w:val="22"/>
+          <w:u w:val="single" w:color="1155CC"/>
+          <w:shd w:val="clear"/>
+          <w:rFonts w:ascii="Arial" w:eastAsia="Arial" w:hAnsi="Arial" w:cs="Arial"/>
+        </w:rPr>
+        <w:t>t</w:t>
+      </w:r>
+      <w:r>
+        <w:rPr>
+          <w:i w:val="0"/>
+          <w:b w:val="0"/>
+          <w:color w:val="1155CC"/>
+          <w:sz w:val="22"/>
+          <w:szCs w:val="22"/>
+          <w:u w:val="single" w:color="1155CC"/>
+          <w:shd w:val="clear"/>
+          <w:rFonts w:ascii="Arial" w:eastAsia="Arial" w:hAnsi="Arial" w:cs="Arial"/>
+        </w:rPr>
+        <w:t>a</w:t>
+      </w:r>
+      <w:r>
+        <w:rPr>
+          <w:i w:val="0"/>
+          <w:b w:val="0"/>
+          <w:color w:val="1155CC"/>
+          <w:sz w:val="22"/>
+          <w:szCs w:val="22"/>
+          <w:u w:val="single" w:color="1155CC"/>
+          <w:shd w:val="clear"/>
+          <w:rFonts w:ascii="Arial" w:eastAsia="Arial" w:hAnsi="Arial" w:cs="Arial"/>
+        </w:rPr>
+        <w:t>/</w:t>
+      </w:r>
+      <w:r>
+        <w:rPr>
+          <w:i w:val="0"/>
+          <w:b w:val="0"/>
+          <w:color w:val="1155CC"/>
+          <w:sz w:val="22"/>
+          <w:szCs w:val="22"/>
+          <w:u w:val="single" w:color="1155CC"/>
+          <w:shd w:val="clear"/>
+          <w:rFonts w:ascii="Arial" w:eastAsia="Arial" w:hAnsi="Arial" w:cs="Arial"/>
+        </w:rPr>
+        <w:t>5</w:t>
+      </w:r>
+      <w:r>
+        <w:rPr>
+          <w:i w:val="0"/>
+          <w:b w:val="0"/>
+          <w:color w:val="1155CC"/>
+          <w:sz w:val="22"/>
+          <w:szCs w:val="22"/>
+          <w:u w:val="single" w:color="1155CC"/>
+          <w:shd w:val="clear"/>
+          <w:rFonts w:ascii="Arial" w:eastAsia="Arial" w:hAnsi="Arial" w:cs="Arial"/>
+        </w:rPr>
+        <w:t>6</w:t>
+      </w:r>
+      <w:r>
+        <w:rPr>
+          <w:i w:val="0"/>
+          <w:b w:val="0"/>
+          <w:color w:val="1155CC"/>
+          <w:sz w:val="22"/>
+          <w:szCs w:val="22"/>
+          <w:u w:val="single" w:color="1155CC"/>
+          <w:shd w:val="clear"/>
+          <w:rFonts w:ascii="Arial" w:eastAsia="Arial" w:hAnsi="Arial" w:cs="Arial"/>
+        </w:rPr>
+        <w:t>2</w:t>
+      </w:r>
+      <w:r>
+        <w:rPr>
+          <w:i w:val="0"/>
+          <w:b w:val="0"/>
+          <w:color w:val="1155CC"/>
+          <w:sz w:val="22"/>
+          <w:szCs w:val="22"/>
+          <w:u w:val="single" w:color="1155CC"/>
+          <w:shd w:val="clear"/>
+          <w:rFonts w:ascii="Arial" w:eastAsia="Arial" w:hAnsi="Arial" w:cs="Arial"/>
+        </w:rPr>
+        <w:t>6</w:t>
+      </w:r>
+      <w:r>
+        <w:rPr>
+          <w:i w:val="0"/>
+          <w:b w:val="0"/>
+          <w:color w:val="1155CC"/>
+          <w:sz w:val="22"/>
+          <w:szCs w:val="22"/>
+          <w:u w:val="single" w:color="1155CC"/>
+          <w:shd w:val="clear"/>
+          <w:rFonts w:ascii="Arial" w:eastAsia="Arial" w:hAnsi="Arial" w:cs="Arial"/>
+        </w:rPr>
+        <w:t>2</w:t>
+      </w:r>
+      <w:r>
+        <w:rPr>
+          <w:i w:val="0"/>
+          <w:b w:val="0"/>
+          <w:color w:val="1155CC"/>
+          <w:sz w:val="22"/>
+          <w:szCs w:val="22"/>
+          <w:u w:val="single" w:color="1155CC"/>
+          <w:shd w:val="clear"/>
+          <w:rFonts w:ascii="Arial" w:eastAsia="Arial" w:hAnsi="Arial" w:cs="Arial"/>
+        </w:rPr>
+        <w:t>0</w:t>
+      </w:r>
+      <w:r>
+        <w:rPr>
+          <w:i w:val="0"/>
+          <w:b w:val="0"/>
+          <w:color w:val="1155CC"/>
+          <w:sz w:val="22"/>
+          <w:szCs w:val="22"/>
+          <w:u w:val="single" w:color="1155CC"/>
+          <w:shd w:val="clear"/>
+          <w:rFonts w:ascii="Arial" w:eastAsia="Arial" w:hAnsi="Arial" w:cs="Arial"/>
+        </w:rPr>
+        <w:t>9</w:t>
+      </w:r>
+      <w:r>
+        <w:rPr>
+          <w:i w:val="0"/>
+          <w:b w:val="0"/>
+          <w:color w:val="1155CC"/>
+          <w:sz w:val="22"/>
+          <w:szCs w:val="22"/>
+          <w:u w:val="single" w:color="1155CC"/>
+          <w:shd w:val="clear"/>
+          <w:rFonts w:ascii="Arial" w:eastAsia="Arial" w:hAnsi="Arial" w:cs="Arial"/>
+        </w:rPr>
+        <w:t>2</w:t>
+      </w:r>
+      <w:r>
+        <w:rPr>
+          <w:i w:val="0"/>
+          <w:b w:val="0"/>
+          <w:color w:val="1155CC"/>
+          <w:sz w:val="22"/>
+          <w:szCs w:val="22"/>
+          <w:u w:val="single" w:color="1155CC"/>
+          <w:shd w:val="clear"/>
+          <w:rFonts w:ascii="Arial" w:eastAsia="Arial" w:hAnsi="Arial" w:cs="Arial"/>
+        </w:rPr>
+        <w:t>/</w:t>
+      </w:r>
+      <w:r>
+        <w:rPr>
+          <w:i w:val="0"/>
+          <w:b w:val="0"/>
+          <w:color w:val="1155CC"/>
+          <w:sz w:val="22"/>
+          <w:szCs w:val="22"/>
+          <w:u w:val="single" w:color="1155CC"/>
+          <w:shd w:val="clear"/>
+          <w:rFonts w:ascii="Arial" w:eastAsia="Arial" w:hAnsi="Arial" w:cs="Arial"/>
+        </w:rPr>
+        <w:t>l</w:t>
+      </w:r>
+      <w:r>
+        <w:rPr>
+          <w:i w:val="0"/>
+          <w:b w:val="0"/>
+          <w:color w:val="1155CC"/>
+          <w:sz w:val="22"/>
+          <w:szCs w:val="22"/>
+          <w:u w:val="single" w:color="1155CC"/>
+          <w:shd w:val="clear"/>
+          <w:rFonts w:ascii="Arial" w:eastAsia="Arial" w:hAnsi="Arial" w:cs="Arial"/>
+        </w:rPr>
+        <w:t>i</w:t>
+      </w:r>
+      <w:r>
+        <w:rPr>
+          <w:i w:val="0"/>
+          <w:b w:val="0"/>
+          <w:color w:val="1155CC"/>
+          <w:sz w:val="22"/>
+          <w:szCs w:val="22"/>
+          <w:u w:val="single" w:color="1155CC"/>
+          <w:shd w:val="clear"/>
+          <w:rFonts w:ascii="Arial" w:eastAsia="Arial" w:hAnsi="Arial" w:cs="Arial"/>
+        </w:rPr>
+        <w:t>n</w:t>
+      </w:r>
+      <w:r>
+        <w:rPr>
+          <w:i w:val="0"/>
+          <w:b w:val="0"/>
+          <w:color w:val="1155CC"/>
+          <w:sz w:val="22"/>
+          <w:szCs w:val="22"/>
+          <w:u w:val="single" w:color="1155CC"/>
+          <w:shd w:val="clear"/>
+          <w:rFonts w:ascii="Arial" w:eastAsia="Arial" w:hAnsi="Arial" w:cs="Arial"/>
+        </w:rPr>
+        <w:t>k</w:t>
+      </w:r>
+      <w:r>
+        <w:rPr>
+          <w:i w:val="0"/>
+          <w:b w:val="0"/>
+          <w:color w:val="1155CC"/>
+          <w:sz w:val="22"/>
+          <w:szCs w:val="22"/>
+          <w:u w:val="single" w:color="1155CC"/>
+          <w:shd w:val="clear"/>
+          <w:rFonts w:ascii="Arial" w:eastAsia="Arial" w:hAnsi="Arial" w:cs="Arial"/>
+        </w:rPr>
+        <w:t>e</w:t>
+      </w:r>
+      <w:r>
+        <w:rPr>
+          <w:i w:val="0"/>
+          <w:b w:val="0"/>
+          <w:color w:val="1155CC"/>
+          <w:sz w:val="22"/>
+          <w:szCs w:val="22"/>
+          <w:u w:val="single" w:color="1155CC"/>
+          <w:shd w:val="clear"/>
+          <w:rFonts w:ascii="Arial" w:eastAsia="Arial" w:hAnsi="Arial" w:cs="Arial"/>
+        </w:rPr>
+        <w:t>d</w:t>
+      </w:r>
+      <w:r>
+        <w:rPr>
+          <w:i w:val="0"/>
+          <w:b w:val="0"/>
+          <w:color w:val="1155CC"/>
+          <w:sz w:val="22"/>
+          <w:szCs w:val="22"/>
+          <w:u w:val="single" w:color="1155CC"/>
+          <w:shd w:val="clear"/>
+          <w:rFonts w:ascii="Arial" w:eastAsia="Arial" w:hAnsi="Arial" w:cs="Arial"/>
+        </w:rPr>
+        <w:t>D</w:t>
+      </w:r>
+      <w:r>
+        <w:rPr>
+          <w:i w:val="0"/>
+          <w:b w:val="0"/>
+          <w:color w:val="1155CC"/>
+          <w:sz w:val="22"/>
+          <w:szCs w:val="22"/>
+          <w:u w:val="single" w:color="1155CC"/>
+          <w:shd w:val="clear"/>
+          <w:rFonts w:ascii="Arial" w:eastAsia="Arial" w:hAnsi="Arial" w:cs="Arial"/>
+        </w:rPr>
+        <w:t>a</w:t>
+      </w:r>
+      <w:r>
+        <w:rPr>
+          <w:i w:val="0"/>
+          <w:b w:val="0"/>
+          <w:color w:val="1155CC"/>
+          <w:sz w:val="22"/>
+          <w:szCs w:val="22"/>
+          <w:u w:val="single" w:color="1155CC"/>
+          <w:shd w:val="clear"/>
+          <w:rFonts w:ascii="Arial" w:eastAsia="Arial" w:hAnsi="Arial" w:cs="Arial"/>
+        </w:rPr>
+        <w:t>t</w:t>
+      </w:r>
+      <w:r>
+        <w:rPr>
+          <w:i w:val="0"/>
+          <w:b w:val="0"/>
+          <w:color w:val="1155CC"/>
+          <w:sz w:val="22"/>
+          <w:szCs w:val="22"/>
+          <w:u w:val="single" w:color="1155CC"/>
+          <w:shd w:val="clear"/>
+          <w:rFonts w:ascii="Arial" w:eastAsia="Arial" w:hAnsi="Arial" w:cs="Arial"/>
+        </w:rPr>
+        <w:t>a</w:t>
+      </w:r>
+      <w:r>
+        <w:rPr>
+          <w:i w:val="0"/>
+          <w:b w:val="0"/>
+          <w:color w:val="1155CC"/>
+          <w:sz w:val="22"/>
+          <w:szCs w:val="22"/>
+          <w:u w:val="single" w:color="1155CC"/>
+          <w:shd w:val="clear"/>
+          <w:rFonts w:ascii="Arial" w:eastAsia="Arial" w:hAnsi="Arial" w:cs="Arial"/>
+        </w:rPr>
+        <w:t>.</w:t>
+      </w:r>
+      <w:r>
+        <w:rPr>
+          <w:i w:val="0"/>
+          <w:b w:val="0"/>
+          <w:color w:val="1155CC"/>
+          <w:sz w:val="22"/>
+          <w:szCs w:val="22"/>
+          <w:u w:val="single" w:color="1155CC"/>
+          <w:shd w:val="clear"/>
+          <w:rFonts w:ascii="Arial" w:eastAsia="Arial" w:hAnsi="Arial" w:cs="Arial"/>
+        </w:rPr>
+        <w:t>d</w:t>
+      </w:r>
+      <w:r>
+        <w:rPr>
+          <w:i w:val="0"/>
+          <w:b w:val="0"/>
+          <w:color w:val="1155CC"/>
+          <w:sz w:val="22"/>
+          <w:szCs w:val="22"/>
+          <w:u w:val="single" w:color="1155CC"/>
+          <w:shd w:val="clear"/>
+          <w:rFonts w:ascii="Arial" w:eastAsia="Arial" w:hAnsi="Arial" w:cs="Arial"/>
+        </w:rPr>
+        <w:t>o</w:t>
+      </w:r>
+      <w:r>
+        <w:rPr>
+          <w:shd w:val="clear"/>
+        </w:rPr>
+        <w:fldChar w:fldCharType="end"/>
+      </w:r>
+    </w:p>
+    <w:p>
+      <w:pPr>
+        <w:spacing w:lineRule="auto" w:line="163"/>
+        <w:rPr>
+          <w:i w:val="0"/>
+          <w:b w:val="0"/>
+          <w:color w:val="auto"/>
+          <w:sz w:val="22"/>
+          <w:szCs w:val="22"/>
+          <w:shd w:val="clear"/>
+          <w:rFonts w:ascii="Arial" w:eastAsia="Arial" w:hAnsi="Arial" w:cs="Arial"/>
+          <w:lang w:eastAsia="ko-KR"/>
+        </w:rPr>
+      </w:pPr>
+      <w:r>
+        <w:fldChar w:fldCharType="begin"/>
+      </w:r>
+      <w:r>
+        <w:instrText xml:space="preserve">HYPERLINK "https://www.data.go.kr/data/15090553/fileData.do"</w:instrText>
+      </w:r>
+      <w:r>
+        <w:fldChar w:fldCharType="separate"/>
+      </w:r>
+      <w:r>
+        <w:rPr>
+          <w:i w:val="0"/>
+          <w:b w:val="0"/>
+          <w:color w:val="0563C1" w:themeColor="hyperlink"/>
+          <w:sz w:val="22"/>
+          <w:szCs w:val="22"/>
+          <w:u w:val="single"/>
+          <w:shd w:val="clear"/>
+          <w:rFonts w:ascii="Arial" w:eastAsia="Arial" w:hAnsi="Arial" w:cs="Arial"/>
+          <w:lang w:eastAsia="ko-KR"/>
+        </w:rPr>
+        <w:t>h</w:t>
+      </w:r>
+      <w:r>
+        <w:rPr>
+          <w:i w:val="0"/>
+          <w:b w:val="0"/>
+          <w:color w:val="0563C1" w:themeColor="hyperlink"/>
+          <w:sz w:val="22"/>
+          <w:szCs w:val="22"/>
+          <w:u w:val="single"/>
+          <w:shd w:val="clear"/>
+          <w:rFonts w:ascii="Arial" w:eastAsia="Arial" w:hAnsi="Arial" w:cs="Arial"/>
+          <w:lang w:eastAsia="ko-KR"/>
+        </w:rPr>
+        <w:t>t</w:t>
+      </w:r>
+      <w:r>
+        <w:rPr>
+          <w:i w:val="0"/>
+          <w:b w:val="0"/>
+          <w:color w:val="0563C1" w:themeColor="hyperlink"/>
+          <w:sz w:val="22"/>
+          <w:szCs w:val="22"/>
+          <w:u w:val="single"/>
+          <w:shd w:val="clear"/>
+          <w:rFonts w:ascii="Arial" w:eastAsia="Arial" w:hAnsi="Arial" w:cs="Arial"/>
+          <w:lang w:eastAsia="ko-KR"/>
+        </w:rPr>
+        <w:t>t</w:t>
+      </w:r>
+      <w:r>
+        <w:rPr>
+          <w:i w:val="0"/>
+          <w:b w:val="0"/>
+          <w:color w:val="0563C1" w:themeColor="hyperlink"/>
+          <w:sz w:val="22"/>
+          <w:szCs w:val="22"/>
+          <w:u w:val="single"/>
+          <w:shd w:val="clear"/>
+          <w:rFonts w:ascii="Arial" w:eastAsia="Arial" w:hAnsi="Arial" w:cs="Arial"/>
+          <w:lang w:eastAsia="ko-KR"/>
+        </w:rPr>
+        <w:t>p</w:t>
+      </w:r>
+      <w:r>
+        <w:rPr>
+          <w:i w:val="0"/>
+          <w:b w:val="0"/>
+          <w:color w:val="0563C1" w:themeColor="hyperlink"/>
+          <w:sz w:val="22"/>
+          <w:szCs w:val="22"/>
+          <w:u w:val="single"/>
+          <w:shd w:val="clear"/>
+          <w:rFonts w:ascii="Arial" w:eastAsia="Arial" w:hAnsi="Arial" w:cs="Arial"/>
+          <w:lang w:eastAsia="ko-KR"/>
+        </w:rPr>
+        <w:t>s</w:t>
+      </w:r>
+      <w:r>
+        <w:rPr>
+          <w:i w:val="0"/>
+          <w:b w:val="0"/>
+          <w:color w:val="0563C1" w:themeColor="hyperlink"/>
+          <w:sz w:val="22"/>
+          <w:szCs w:val="22"/>
+          <w:u w:val="single"/>
+          <w:shd w:val="clear"/>
+          <w:rFonts w:ascii="Arial" w:eastAsia="Arial" w:hAnsi="Arial" w:cs="Arial"/>
+          <w:lang w:eastAsia="ko-KR"/>
+        </w:rPr>
+        <w:t>:</w:t>
+      </w:r>
+      <w:r>
+        <w:rPr>
+          <w:i w:val="0"/>
+          <w:b w:val="0"/>
+          <w:color w:val="0563C1" w:themeColor="hyperlink"/>
+          <w:sz w:val="22"/>
+          <w:szCs w:val="22"/>
+          <w:u w:val="single"/>
+          <w:shd w:val="clear"/>
+          <w:rFonts w:ascii="Arial" w:eastAsia="Arial" w:hAnsi="Arial" w:cs="Arial"/>
+          <w:lang w:eastAsia="ko-KR"/>
+        </w:rPr>
+        <w:t>/</w:t>
+      </w:r>
+      <w:r>
+        <w:rPr>
+          <w:i w:val="0"/>
+          <w:b w:val="0"/>
+          <w:color w:val="0563C1" w:themeColor="hyperlink"/>
+          <w:sz w:val="22"/>
+          <w:szCs w:val="22"/>
+          <w:u w:val="single"/>
+          <w:shd w:val="clear"/>
+          <w:rFonts w:ascii="Arial" w:eastAsia="Arial" w:hAnsi="Arial" w:cs="Arial"/>
+          <w:lang w:eastAsia="ko-KR"/>
+        </w:rPr>
+        <w:t>/</w:t>
+      </w:r>
+      <w:r>
+        <w:rPr>
+          <w:i w:val="0"/>
+          <w:b w:val="0"/>
+          <w:color w:val="0563C1" w:themeColor="hyperlink"/>
+          <w:sz w:val="22"/>
+          <w:szCs w:val="22"/>
+          <w:u w:val="single"/>
+          <w:shd w:val="clear"/>
+          <w:rFonts w:ascii="Arial" w:eastAsia="Arial" w:hAnsi="Arial" w:cs="Arial"/>
+          <w:lang w:eastAsia="ko-KR"/>
+        </w:rPr>
+        <w:t>w</w:t>
+      </w:r>
+      <w:r>
+        <w:rPr>
+          <w:i w:val="0"/>
+          <w:b w:val="0"/>
+          <w:color w:val="0563C1" w:themeColor="hyperlink"/>
+          <w:sz w:val="22"/>
+          <w:szCs w:val="22"/>
+          <w:u w:val="single"/>
+          <w:shd w:val="clear"/>
+          <w:rFonts w:ascii="Arial" w:eastAsia="Arial" w:hAnsi="Arial" w:cs="Arial"/>
+          <w:lang w:eastAsia="ko-KR"/>
+        </w:rPr>
+        <w:t>w</w:t>
+      </w:r>
+      <w:r>
+        <w:rPr>
+          <w:i w:val="0"/>
+          <w:b w:val="0"/>
+          <w:color w:val="0563C1" w:themeColor="hyperlink"/>
+          <w:sz w:val="22"/>
+          <w:szCs w:val="22"/>
+          <w:u w:val="single"/>
+          <w:shd w:val="clear"/>
+          <w:rFonts w:ascii="Arial" w:eastAsia="Arial" w:hAnsi="Arial" w:cs="Arial"/>
+          <w:lang w:eastAsia="ko-KR"/>
+        </w:rPr>
+        <w:t>w</w:t>
+      </w:r>
+      <w:r>
+        <w:rPr>
+          <w:i w:val="0"/>
+          <w:b w:val="0"/>
+          <w:color w:val="0563C1" w:themeColor="hyperlink"/>
+          <w:sz w:val="22"/>
+          <w:szCs w:val="22"/>
+          <w:u w:val="single"/>
+          <w:shd w:val="clear"/>
+          <w:rFonts w:ascii="Arial" w:eastAsia="Arial" w:hAnsi="Arial" w:cs="Arial"/>
+          <w:lang w:eastAsia="ko-KR"/>
+        </w:rPr>
+        <w:t>.</w:t>
+      </w:r>
+      <w:r>
+        <w:rPr>
+          <w:i w:val="0"/>
+          <w:b w:val="0"/>
+          <w:color w:val="0563C1" w:themeColor="hyperlink"/>
+          <w:sz w:val="22"/>
+          <w:szCs w:val="22"/>
+          <w:u w:val="single"/>
+          <w:shd w:val="clear"/>
+          <w:rFonts w:ascii="Arial" w:eastAsia="Arial" w:hAnsi="Arial" w:cs="Arial"/>
+          <w:lang w:eastAsia="ko-KR"/>
+        </w:rPr>
+        <w:t>d</w:t>
+      </w:r>
+      <w:r>
+        <w:rPr>
+          <w:i w:val="0"/>
+          <w:b w:val="0"/>
+          <w:color w:val="0563C1" w:themeColor="hyperlink"/>
+          <w:sz w:val="22"/>
+          <w:szCs w:val="22"/>
+          <w:u w:val="single"/>
+          <w:shd w:val="clear"/>
+          <w:rFonts w:ascii="Arial" w:eastAsia="Arial" w:hAnsi="Arial" w:cs="Arial"/>
+          <w:lang w:eastAsia="ko-KR"/>
+        </w:rPr>
+        <w:t>a</w:t>
+      </w:r>
+      <w:r>
+        <w:rPr>
+          <w:i w:val="0"/>
+          <w:b w:val="0"/>
+          <w:color w:val="0563C1" w:themeColor="hyperlink"/>
+          <w:sz w:val="22"/>
+          <w:szCs w:val="22"/>
+          <w:u w:val="single"/>
+          <w:shd w:val="clear"/>
+          <w:rFonts w:ascii="Arial" w:eastAsia="Arial" w:hAnsi="Arial" w:cs="Arial"/>
+          <w:lang w:eastAsia="ko-KR"/>
+        </w:rPr>
+        <w:t>t</w:t>
+      </w:r>
+      <w:r>
+        <w:rPr>
+          <w:i w:val="0"/>
+          <w:b w:val="0"/>
+          <w:color w:val="0563C1" w:themeColor="hyperlink"/>
+          <w:sz w:val="22"/>
+          <w:szCs w:val="22"/>
+          <w:u w:val="single"/>
+          <w:shd w:val="clear"/>
+          <w:rFonts w:ascii="Arial" w:eastAsia="Arial" w:hAnsi="Arial" w:cs="Arial"/>
+          <w:lang w:eastAsia="ko-KR"/>
+        </w:rPr>
+        <w:t>a</w:t>
+      </w:r>
+      <w:r>
+        <w:rPr>
+          <w:i w:val="0"/>
+          <w:b w:val="0"/>
+          <w:color w:val="0563C1" w:themeColor="hyperlink"/>
+          <w:sz w:val="22"/>
+          <w:szCs w:val="22"/>
+          <w:u w:val="single"/>
+          <w:shd w:val="clear"/>
+          <w:rFonts w:ascii="Arial" w:eastAsia="Arial" w:hAnsi="Arial" w:cs="Arial"/>
+          <w:lang w:eastAsia="ko-KR"/>
+        </w:rPr>
+        <w:t>.</w:t>
+      </w:r>
+      <w:r>
+        <w:rPr>
+          <w:i w:val="0"/>
+          <w:b w:val="0"/>
+          <w:color w:val="0563C1" w:themeColor="hyperlink"/>
+          <w:sz w:val="22"/>
+          <w:szCs w:val="22"/>
+          <w:u w:val="single"/>
+          <w:shd w:val="clear"/>
+          <w:rFonts w:ascii="Arial" w:eastAsia="Arial" w:hAnsi="Arial" w:cs="Arial"/>
+          <w:lang w:eastAsia="ko-KR"/>
+        </w:rPr>
+        <w:t>g</w:t>
+      </w:r>
+      <w:r>
+        <w:rPr>
+          <w:i w:val="0"/>
+          <w:b w:val="0"/>
+          <w:color w:val="0563C1" w:themeColor="hyperlink"/>
+          <w:sz w:val="22"/>
+          <w:szCs w:val="22"/>
+          <w:u w:val="single"/>
+          <w:shd w:val="clear"/>
+          <w:rFonts w:ascii="Arial" w:eastAsia="Arial" w:hAnsi="Arial" w:cs="Arial"/>
+          <w:lang w:eastAsia="ko-KR"/>
+        </w:rPr>
+        <w:t>o</w:t>
+      </w:r>
+      <w:r>
+        <w:rPr>
+          <w:i w:val="0"/>
+          <w:b w:val="0"/>
+          <w:color w:val="0563C1" w:themeColor="hyperlink"/>
+          <w:sz w:val="22"/>
+          <w:szCs w:val="22"/>
+          <w:u w:val="single"/>
+          <w:shd w:val="clear"/>
+          <w:rFonts w:ascii="Arial" w:eastAsia="Arial" w:hAnsi="Arial" w:cs="Arial"/>
+          <w:lang w:eastAsia="ko-KR"/>
+        </w:rPr>
+        <w:t>.</w:t>
+      </w:r>
+      <w:r>
+        <w:rPr>
+          <w:i w:val="0"/>
+          <w:b w:val="0"/>
+          <w:color w:val="0563C1" w:themeColor="hyperlink"/>
+          <w:sz w:val="22"/>
+          <w:szCs w:val="22"/>
+          <w:u w:val="single"/>
+          <w:shd w:val="clear"/>
+          <w:rFonts w:ascii="Arial" w:eastAsia="Arial" w:hAnsi="Arial" w:cs="Arial"/>
+          <w:lang w:eastAsia="ko-KR"/>
+        </w:rPr>
+        <w:t>k</w:t>
+      </w:r>
+      <w:r>
+        <w:rPr>
+          <w:i w:val="0"/>
+          <w:b w:val="0"/>
+          <w:color w:val="0563C1" w:themeColor="hyperlink"/>
+          <w:sz w:val="22"/>
+          <w:szCs w:val="22"/>
+          <w:u w:val="single"/>
+          <w:shd w:val="clear"/>
+          <w:rFonts w:ascii="Arial" w:eastAsia="Arial" w:hAnsi="Arial" w:cs="Arial"/>
+          <w:lang w:eastAsia="ko-KR"/>
+        </w:rPr>
+        <w:t>r</w:t>
+      </w:r>
+      <w:r>
+        <w:rPr>
+          <w:i w:val="0"/>
+          <w:b w:val="0"/>
+          <w:color w:val="0563C1" w:themeColor="hyperlink"/>
+          <w:sz w:val="22"/>
+          <w:szCs w:val="22"/>
+          <w:u w:val="single"/>
+          <w:shd w:val="clear"/>
+          <w:rFonts w:ascii="Arial" w:eastAsia="Arial" w:hAnsi="Arial" w:cs="Arial"/>
+          <w:lang w:eastAsia="ko-KR"/>
+        </w:rPr>
+        <w:t>/</w:t>
+      </w:r>
+      <w:r>
+        <w:rPr>
+          <w:i w:val="0"/>
+          <w:b w:val="0"/>
+          <w:color w:val="0563C1" w:themeColor="hyperlink"/>
+          <w:sz w:val="22"/>
+          <w:szCs w:val="22"/>
+          <w:u w:val="single"/>
+          <w:shd w:val="clear"/>
+          <w:rFonts w:ascii="Arial" w:eastAsia="Arial" w:hAnsi="Arial" w:cs="Arial"/>
+          <w:lang w:eastAsia="ko-KR"/>
+        </w:rPr>
+        <w:t>d</w:t>
+      </w:r>
+      <w:r>
+        <w:rPr>
+          <w:i w:val="0"/>
+          <w:b w:val="0"/>
+          <w:color w:val="0563C1" w:themeColor="hyperlink"/>
+          <w:sz w:val="22"/>
+          <w:szCs w:val="22"/>
+          <w:u w:val="single"/>
+          <w:shd w:val="clear"/>
+          <w:rFonts w:ascii="Arial" w:eastAsia="Arial" w:hAnsi="Arial" w:cs="Arial"/>
+          <w:lang w:eastAsia="ko-KR"/>
+        </w:rPr>
+        <w:t>a</w:t>
+      </w:r>
+      <w:r>
+        <w:rPr>
+          <w:i w:val="0"/>
+          <w:b w:val="0"/>
+          <w:color w:val="0563C1" w:themeColor="hyperlink"/>
+          <w:sz w:val="22"/>
+          <w:szCs w:val="22"/>
+          <w:u w:val="single"/>
+          <w:shd w:val="clear"/>
+          <w:rFonts w:ascii="Arial" w:eastAsia="Arial" w:hAnsi="Arial" w:cs="Arial"/>
+          <w:lang w:eastAsia="ko-KR"/>
+        </w:rPr>
+        <w:t>t</w:t>
+      </w:r>
+      <w:r>
+        <w:rPr>
+          <w:i w:val="0"/>
+          <w:b w:val="0"/>
+          <w:color w:val="0563C1" w:themeColor="hyperlink"/>
+          <w:sz w:val="22"/>
+          <w:szCs w:val="22"/>
+          <w:u w:val="single"/>
+          <w:shd w:val="clear"/>
+          <w:rFonts w:ascii="Arial" w:eastAsia="Arial" w:hAnsi="Arial" w:cs="Arial"/>
+          <w:lang w:eastAsia="ko-KR"/>
+        </w:rPr>
+        <w:t>a</w:t>
+      </w:r>
+      <w:r>
+        <w:rPr>
+          <w:i w:val="0"/>
+          <w:b w:val="0"/>
+          <w:color w:val="0563C1" w:themeColor="hyperlink"/>
+          <w:sz w:val="22"/>
+          <w:szCs w:val="22"/>
+          <w:u w:val="single"/>
+          <w:shd w:val="clear"/>
+          <w:rFonts w:ascii="Arial" w:eastAsia="Arial" w:hAnsi="Arial" w:cs="Arial"/>
+          <w:lang w:eastAsia="ko-KR"/>
+        </w:rPr>
+        <w:t>/</w:t>
+      </w:r>
+      <w:r>
+        <w:rPr>
+          <w:i w:val="0"/>
+          <w:b w:val="0"/>
+          <w:color w:val="0563C1" w:themeColor="hyperlink"/>
+          <w:sz w:val="22"/>
+          <w:szCs w:val="22"/>
+          <w:u w:val="single"/>
+          <w:shd w:val="clear"/>
+          <w:rFonts w:ascii="Arial" w:eastAsia="Arial" w:hAnsi="Arial" w:cs="Arial"/>
+          <w:lang w:eastAsia="ko-KR"/>
+        </w:rPr>
+        <w:t>1</w:t>
+      </w:r>
+      <w:r>
+        <w:rPr>
+          <w:i w:val="0"/>
+          <w:b w:val="0"/>
+          <w:color w:val="0563C1" w:themeColor="hyperlink"/>
+          <w:sz w:val="22"/>
+          <w:szCs w:val="22"/>
+          <w:u w:val="single"/>
+          <w:shd w:val="clear"/>
+          <w:rFonts w:ascii="Arial" w:eastAsia="Arial" w:hAnsi="Arial" w:cs="Arial"/>
+          <w:lang w:eastAsia="ko-KR"/>
+        </w:rPr>
+        <w:t>5</w:t>
+      </w:r>
+      <w:r>
+        <w:rPr>
+          <w:i w:val="0"/>
+          <w:b w:val="0"/>
+          <w:color w:val="0563C1" w:themeColor="hyperlink"/>
+          <w:sz w:val="22"/>
+          <w:szCs w:val="22"/>
+          <w:u w:val="single"/>
+          <w:shd w:val="clear"/>
+          <w:rFonts w:ascii="Arial" w:eastAsia="Arial" w:hAnsi="Arial" w:cs="Arial"/>
+          <w:lang w:eastAsia="ko-KR"/>
+        </w:rPr>
+        <w:t>0</w:t>
+      </w:r>
+      <w:r>
+        <w:rPr>
+          <w:i w:val="0"/>
+          <w:b w:val="0"/>
+          <w:color w:val="0563C1" w:themeColor="hyperlink"/>
+          <w:sz w:val="22"/>
+          <w:szCs w:val="22"/>
+          <w:u w:val="single"/>
+          <w:shd w:val="clear"/>
+          <w:rFonts w:ascii="Arial" w:eastAsia="Arial" w:hAnsi="Arial" w:cs="Arial"/>
+          <w:lang w:eastAsia="ko-KR"/>
+        </w:rPr>
+        <w:t>9</w:t>
+      </w:r>
+      <w:r>
+        <w:rPr>
+          <w:i w:val="0"/>
+          <w:b w:val="0"/>
+          <w:color w:val="0563C1" w:themeColor="hyperlink"/>
+          <w:sz w:val="22"/>
+          <w:szCs w:val="22"/>
+          <w:u w:val="single"/>
+          <w:shd w:val="clear"/>
+          <w:rFonts w:ascii="Arial" w:eastAsia="Arial" w:hAnsi="Arial" w:cs="Arial"/>
+          <w:lang w:eastAsia="ko-KR"/>
+        </w:rPr>
+        <w:t>0</w:t>
+      </w:r>
+      <w:r>
+        <w:rPr>
+          <w:i w:val="0"/>
+          <w:b w:val="0"/>
+          <w:color w:val="0563C1" w:themeColor="hyperlink"/>
+          <w:sz w:val="22"/>
+          <w:szCs w:val="22"/>
+          <w:u w:val="single"/>
+          <w:shd w:val="clear"/>
+          <w:rFonts w:ascii="Arial" w:eastAsia="Arial" w:hAnsi="Arial" w:cs="Arial"/>
+          <w:lang w:eastAsia="ko-KR"/>
+        </w:rPr>
+        <w:t>5</w:t>
+      </w:r>
+      <w:r>
+        <w:rPr>
+          <w:i w:val="0"/>
+          <w:b w:val="0"/>
+          <w:color w:val="0563C1" w:themeColor="hyperlink"/>
+          <w:sz w:val="22"/>
+          <w:szCs w:val="22"/>
+          <w:u w:val="single"/>
+          <w:shd w:val="clear"/>
+          <w:rFonts w:ascii="Arial" w:eastAsia="Arial" w:hAnsi="Arial" w:cs="Arial"/>
+          <w:lang w:eastAsia="ko-KR"/>
+        </w:rPr>
+        <w:t>5</w:t>
+      </w:r>
+      <w:r>
+        <w:rPr>
+          <w:i w:val="0"/>
+          <w:b w:val="0"/>
+          <w:color w:val="0563C1" w:themeColor="hyperlink"/>
+          <w:sz w:val="22"/>
+          <w:szCs w:val="22"/>
+          <w:u w:val="single"/>
+          <w:shd w:val="clear"/>
+          <w:rFonts w:ascii="Arial" w:eastAsia="Arial" w:hAnsi="Arial" w:cs="Arial"/>
+          <w:lang w:eastAsia="ko-KR"/>
+        </w:rPr>
+        <w:t>3</w:t>
+      </w:r>
+      <w:r>
+        <w:rPr>
+          <w:i w:val="0"/>
+          <w:b w:val="0"/>
+          <w:color w:val="0563C1" w:themeColor="hyperlink"/>
+          <w:sz w:val="22"/>
+          <w:szCs w:val="22"/>
+          <w:u w:val="single"/>
+          <w:shd w:val="clear"/>
+          <w:rFonts w:ascii="Arial" w:eastAsia="Arial" w:hAnsi="Arial" w:cs="Arial"/>
+          <w:lang w:eastAsia="ko-KR"/>
+        </w:rPr>
+        <w:t>/</w:t>
+      </w:r>
+      <w:r>
+        <w:rPr>
+          <w:i w:val="0"/>
+          <w:b w:val="0"/>
+          <w:color w:val="0563C1" w:themeColor="hyperlink"/>
+          <w:sz w:val="22"/>
+          <w:szCs w:val="22"/>
+          <w:u w:val="single"/>
+          <w:shd w:val="clear"/>
+          <w:rFonts w:ascii="Arial" w:eastAsia="Arial" w:hAnsi="Arial" w:cs="Arial"/>
+          <w:lang w:eastAsia="ko-KR"/>
+        </w:rPr>
+        <w:t>f</w:t>
+      </w:r>
+      <w:r>
+        <w:rPr>
+          <w:i w:val="0"/>
+          <w:b w:val="0"/>
+          <w:color w:val="0563C1" w:themeColor="hyperlink"/>
+          <w:sz w:val="22"/>
+          <w:szCs w:val="22"/>
+          <w:u w:val="single"/>
+          <w:shd w:val="clear"/>
+          <w:rFonts w:ascii="Arial" w:eastAsia="Arial" w:hAnsi="Arial" w:cs="Arial"/>
+          <w:lang w:eastAsia="ko-KR"/>
+        </w:rPr>
+        <w:t>i</w:t>
+      </w:r>
+      <w:r>
+        <w:rPr>
+          <w:i w:val="0"/>
+          <w:b w:val="0"/>
+          <w:color w:val="0563C1" w:themeColor="hyperlink"/>
+          <w:sz w:val="22"/>
+          <w:szCs w:val="22"/>
+          <w:u w:val="single"/>
+          <w:shd w:val="clear"/>
+          <w:rFonts w:ascii="Arial" w:eastAsia="Arial" w:hAnsi="Arial" w:cs="Arial"/>
+          <w:lang w:eastAsia="ko-KR"/>
+        </w:rPr>
+        <w:t>l</w:t>
+      </w:r>
+      <w:r>
+        <w:rPr>
+          <w:i w:val="0"/>
+          <w:b w:val="0"/>
+          <w:color w:val="0563C1" w:themeColor="hyperlink"/>
+          <w:sz w:val="22"/>
+          <w:szCs w:val="22"/>
+          <w:u w:val="single"/>
+          <w:shd w:val="clear"/>
+          <w:rFonts w:ascii="Arial" w:eastAsia="Arial" w:hAnsi="Arial" w:cs="Arial"/>
+          <w:lang w:eastAsia="ko-KR"/>
+        </w:rPr>
+        <w:t>e</w:t>
+      </w:r>
+      <w:r>
+        <w:rPr>
+          <w:i w:val="0"/>
+          <w:b w:val="0"/>
+          <w:color w:val="0563C1" w:themeColor="hyperlink"/>
+          <w:sz w:val="22"/>
+          <w:szCs w:val="22"/>
+          <w:u w:val="single"/>
+          <w:shd w:val="clear"/>
+          <w:rFonts w:ascii="Arial" w:eastAsia="Arial" w:hAnsi="Arial" w:cs="Arial"/>
+          <w:lang w:eastAsia="ko-KR"/>
+        </w:rPr>
+        <w:t>D</w:t>
+      </w:r>
+      <w:r>
+        <w:rPr>
+          <w:i w:val="0"/>
+          <w:b w:val="0"/>
+          <w:color w:val="0563C1" w:themeColor="hyperlink"/>
+          <w:sz w:val="22"/>
+          <w:szCs w:val="22"/>
+          <w:u w:val="single"/>
+          <w:shd w:val="clear"/>
+          <w:rFonts w:ascii="Arial" w:eastAsia="Arial" w:hAnsi="Arial" w:cs="Arial"/>
+          <w:lang w:eastAsia="ko-KR"/>
+        </w:rPr>
+        <w:t>a</w:t>
+      </w:r>
+      <w:r>
+        <w:rPr>
+          <w:i w:val="0"/>
+          <w:b w:val="0"/>
+          <w:color w:val="0563C1" w:themeColor="hyperlink"/>
+          <w:sz w:val="22"/>
+          <w:szCs w:val="22"/>
+          <w:u w:val="single"/>
+          <w:shd w:val="clear"/>
+          <w:rFonts w:ascii="Arial" w:eastAsia="Arial" w:hAnsi="Arial" w:cs="Arial"/>
+          <w:lang w:eastAsia="ko-KR"/>
+        </w:rPr>
+        <w:t>t</w:t>
+      </w:r>
+      <w:r>
+        <w:rPr>
+          <w:i w:val="0"/>
+          <w:b w:val="0"/>
+          <w:color w:val="0563C1" w:themeColor="hyperlink"/>
+          <w:sz w:val="22"/>
+          <w:szCs w:val="22"/>
+          <w:u w:val="single"/>
+          <w:shd w:val="clear"/>
+          <w:rFonts w:ascii="Arial" w:eastAsia="Arial" w:hAnsi="Arial" w:cs="Arial"/>
+          <w:lang w:eastAsia="ko-KR"/>
+        </w:rPr>
+        <w:t>a</w:t>
+      </w:r>
+      <w:r>
+        <w:rPr>
+          <w:i w:val="0"/>
+          <w:b w:val="0"/>
+          <w:color w:val="0563C1" w:themeColor="hyperlink"/>
+          <w:sz w:val="22"/>
+          <w:szCs w:val="22"/>
+          <w:u w:val="single"/>
+          <w:shd w:val="clear"/>
+          <w:rFonts w:ascii="Arial" w:eastAsia="Arial" w:hAnsi="Arial" w:cs="Arial"/>
+          <w:lang w:eastAsia="ko-KR"/>
+        </w:rPr>
+        <w:t>.</w:t>
+      </w:r>
+      <w:r>
+        <w:rPr>
+          <w:i w:val="0"/>
+          <w:b w:val="0"/>
+          <w:color w:val="0563C1" w:themeColor="hyperlink"/>
+          <w:sz w:val="22"/>
+          <w:szCs w:val="22"/>
+          <w:u w:val="single"/>
+          <w:shd w:val="clear"/>
+          <w:rFonts w:ascii="Arial" w:eastAsia="Arial" w:hAnsi="Arial" w:cs="Arial"/>
+          <w:lang w:eastAsia="ko-KR"/>
+        </w:rPr>
+        <w:t>d</w:t>
+      </w:r>
+      <w:r>
+        <w:rPr>
+          <w:i w:val="0"/>
+          <w:b w:val="0"/>
+          <w:color w:val="0563C1" w:themeColor="hyperlink"/>
+          <w:sz w:val="22"/>
+          <w:szCs w:val="22"/>
+          <w:u w:val="single"/>
+          <w:shd w:val="clear"/>
+          <w:rFonts w:ascii="Arial" w:eastAsia="Arial" w:hAnsi="Arial" w:cs="Arial"/>
+          <w:lang w:eastAsia="ko-KR"/>
+        </w:rPr>
+        <w:t>o</w:t>
+      </w:r>
+      <w:r>
+        <w:rPr>
+          <w:i w:val="0"/>
+          <w:b w:val="0"/>
+          <w:color w:val="0563C1" w:themeColor="hyperlink"/>
+          <w:sz w:val="22"/>
+          <w:szCs w:val="22"/>
+          <w:u w:val="single"/>
+          <w:shd w:val="clear"/>
+          <w:rFonts w:ascii="Arial" w:eastAsia="Arial" w:hAnsi="Arial" w:cs="Arial"/>
+          <w:lang w:eastAsia="ko-KR"/>
+        </w:rPr>
+        <w:fldChar w:fldCharType="end"/>
+      </w:r>
+    </w:p>
+    <w:p>
+      <w:pPr>
+        <w:spacing w:lineRule="auto" w:line="163"/>
+        <w:rPr>
+          <w:i w:val="0"/>
+          <w:b w:val="0"/>
+          <w:color w:val="1155CC"/>
+          <w:sz w:val="22"/>
+          <w:szCs w:val="22"/>
+          <w:u w:val="single" w:color="1155CC"/>
+          <w:shd w:val="clear"/>
+          <w:rFonts w:ascii="Arial" w:eastAsia="Arial" w:hAnsi="Arial" w:cs="Arial"/>
+          <w:lang w:eastAsia="ko-KR"/>
+        </w:rPr>
+      </w:pPr>
+      <w:r>
+        <w:fldChar w:fldCharType="begin"/>
+      </w:r>
+      <w:r>
+        <w:instrText xml:space="preserve">HYPERLINK "https://www.kamis.or.kr/customer/main/main.do"</w:instrText>
+      </w:r>
+      <w:r>
+        <w:fldChar w:fldCharType="separate"/>
+      </w:r>
+      <w:r>
+        <w:rPr>
+          <w:i w:val="0"/>
+          <w:b w:val="0"/>
+          <w:color w:val="0563C1" w:themeColor="hyperlink"/>
+          <w:sz w:val="22"/>
+          <w:szCs w:val="22"/>
+          <w:u w:val="single"/>
+          <w:shd w:val="clear"/>
+          <w:rFonts w:ascii="Arial" w:eastAsia="Arial" w:hAnsi="Arial" w:cs="Arial"/>
+        </w:rPr>
+        <w:t>h</w:t>
+      </w:r>
+      <w:r>
+        <w:rPr>
+          <w:i w:val="0"/>
+          <w:b w:val="0"/>
+          <w:color w:val="0563C1" w:themeColor="hyperlink"/>
+          <w:sz w:val="22"/>
+          <w:szCs w:val="22"/>
+          <w:u w:val="single"/>
+          <w:shd w:val="clear"/>
+          <w:rFonts w:ascii="Arial" w:eastAsia="Arial" w:hAnsi="Arial" w:cs="Arial"/>
+        </w:rPr>
+        <w:t>t</w:t>
+      </w:r>
+      <w:r>
+        <w:rPr>
+          <w:i w:val="0"/>
+          <w:b w:val="0"/>
+          <w:color w:val="0563C1" w:themeColor="hyperlink"/>
+          <w:sz w:val="22"/>
+          <w:szCs w:val="22"/>
+          <w:u w:val="single"/>
+          <w:shd w:val="clear"/>
+          <w:rFonts w:ascii="Arial" w:eastAsia="Arial" w:hAnsi="Arial" w:cs="Arial"/>
+        </w:rPr>
+        <w:t>t</w:t>
+      </w:r>
+      <w:r>
+        <w:rPr>
+          <w:i w:val="0"/>
+          <w:b w:val="0"/>
+          <w:color w:val="0563C1" w:themeColor="hyperlink"/>
+          <w:sz w:val="22"/>
+          <w:szCs w:val="22"/>
+          <w:u w:val="single"/>
+          <w:shd w:val="clear"/>
+          <w:rFonts w:ascii="Arial" w:eastAsia="Arial" w:hAnsi="Arial" w:cs="Arial"/>
+        </w:rPr>
+        <w:t>p</w:t>
+      </w:r>
+      <w:r>
+        <w:rPr>
+          <w:i w:val="0"/>
+          <w:b w:val="0"/>
+          <w:color w:val="0563C1" w:themeColor="hyperlink"/>
+          <w:sz w:val="22"/>
+          <w:szCs w:val="22"/>
+          <w:u w:val="single"/>
+          <w:shd w:val="clear"/>
+          <w:rFonts w:ascii="Arial" w:eastAsia="Arial" w:hAnsi="Arial" w:cs="Arial"/>
+        </w:rPr>
+        <w:t>s</w:t>
+      </w:r>
+      <w:r>
+        <w:rPr>
+          <w:i w:val="0"/>
+          <w:b w:val="0"/>
+          <w:color w:val="0563C1" w:themeColor="hyperlink"/>
+          <w:sz w:val="22"/>
+          <w:szCs w:val="22"/>
+          <w:u w:val="single"/>
+          <w:shd w:val="clear"/>
+          <w:rFonts w:ascii="Arial" w:eastAsia="Arial" w:hAnsi="Arial" w:cs="Arial"/>
+        </w:rPr>
+        <w:t>:</w:t>
+      </w:r>
+      <w:r>
+        <w:rPr>
+          <w:i w:val="0"/>
+          <w:b w:val="0"/>
+          <w:color w:val="0563C1" w:themeColor="hyperlink"/>
+          <w:sz w:val="22"/>
+          <w:szCs w:val="22"/>
+          <w:u w:val="single"/>
+          <w:shd w:val="clear"/>
+          <w:rFonts w:ascii="Arial" w:eastAsia="Arial" w:hAnsi="Arial" w:cs="Arial"/>
+        </w:rPr>
+        <w:t>/</w:t>
+      </w:r>
+      <w:r>
+        <w:rPr>
+          <w:i w:val="0"/>
+          <w:b w:val="0"/>
+          <w:color w:val="0563C1" w:themeColor="hyperlink"/>
+          <w:sz w:val="22"/>
+          <w:szCs w:val="22"/>
+          <w:u w:val="single"/>
+          <w:shd w:val="clear"/>
+          <w:rFonts w:ascii="Arial" w:eastAsia="Arial" w:hAnsi="Arial" w:cs="Arial"/>
+        </w:rPr>
+        <w:t>/</w:t>
+      </w:r>
+      <w:r>
+        <w:rPr>
+          <w:i w:val="0"/>
+          <w:b w:val="0"/>
+          <w:color w:val="0563C1" w:themeColor="hyperlink"/>
+          <w:sz w:val="22"/>
+          <w:szCs w:val="22"/>
+          <w:u w:val="single"/>
+          <w:shd w:val="clear"/>
+          <w:rFonts w:ascii="Arial" w:eastAsia="Arial" w:hAnsi="Arial" w:cs="Arial"/>
+        </w:rPr>
+        <w:t>w</w:t>
+      </w:r>
+      <w:r>
+        <w:rPr>
+          <w:i w:val="0"/>
+          <w:b w:val="0"/>
+          <w:color w:val="0563C1" w:themeColor="hyperlink"/>
+          <w:sz w:val="22"/>
+          <w:szCs w:val="22"/>
+          <w:u w:val="single"/>
+          <w:shd w:val="clear"/>
+          <w:rFonts w:ascii="Arial" w:eastAsia="Arial" w:hAnsi="Arial" w:cs="Arial"/>
+        </w:rPr>
+        <w:t>w</w:t>
+      </w:r>
+      <w:r>
+        <w:rPr>
+          <w:i w:val="0"/>
+          <w:b w:val="0"/>
+          <w:color w:val="0563C1" w:themeColor="hyperlink"/>
+          <w:sz w:val="22"/>
+          <w:szCs w:val="22"/>
+          <w:u w:val="single"/>
+          <w:shd w:val="clear"/>
+          <w:rFonts w:ascii="Arial" w:eastAsia="Arial" w:hAnsi="Arial" w:cs="Arial"/>
+        </w:rPr>
+        <w:t>w</w:t>
+      </w:r>
+      <w:r>
+        <w:rPr>
+          <w:i w:val="0"/>
+          <w:b w:val="0"/>
+          <w:color w:val="0563C1" w:themeColor="hyperlink"/>
+          <w:sz w:val="22"/>
+          <w:szCs w:val="22"/>
+          <w:u w:val="single"/>
+          <w:shd w:val="clear"/>
+          <w:rFonts w:ascii="Arial" w:eastAsia="Arial" w:hAnsi="Arial" w:cs="Arial"/>
+        </w:rPr>
+        <w:t>.</w:t>
+      </w:r>
+      <w:r>
+        <w:rPr>
+          <w:i w:val="0"/>
+          <w:b w:val="0"/>
+          <w:color w:val="0563C1" w:themeColor="hyperlink"/>
+          <w:sz w:val="22"/>
+          <w:szCs w:val="22"/>
+          <w:u w:val="single"/>
+          <w:shd w:val="clear"/>
+          <w:rFonts w:ascii="Arial" w:eastAsia="Arial" w:hAnsi="Arial" w:cs="Arial"/>
+        </w:rPr>
+        <w:t>k</w:t>
+      </w:r>
+      <w:r>
+        <w:rPr>
+          <w:i w:val="0"/>
+          <w:b w:val="0"/>
+          <w:color w:val="0563C1" w:themeColor="hyperlink"/>
+          <w:sz w:val="22"/>
+          <w:szCs w:val="22"/>
+          <w:u w:val="single"/>
+          <w:shd w:val="clear"/>
+          <w:rFonts w:ascii="Arial" w:eastAsia="Arial" w:hAnsi="Arial" w:cs="Arial"/>
+        </w:rPr>
+        <w:t>a</w:t>
+      </w:r>
+      <w:r>
+        <w:rPr>
+          <w:i w:val="0"/>
+          <w:b w:val="0"/>
+          <w:color w:val="0563C1" w:themeColor="hyperlink"/>
+          <w:sz w:val="22"/>
+          <w:szCs w:val="22"/>
+          <w:u w:val="single"/>
+          <w:shd w:val="clear"/>
+          <w:rFonts w:ascii="Arial" w:eastAsia="Arial" w:hAnsi="Arial" w:cs="Arial"/>
+        </w:rPr>
+        <w:t>m</w:t>
+      </w:r>
+      <w:r>
+        <w:rPr>
+          <w:i w:val="0"/>
+          <w:b w:val="0"/>
+          <w:color w:val="0563C1" w:themeColor="hyperlink"/>
+          <w:sz w:val="22"/>
+          <w:szCs w:val="22"/>
+          <w:u w:val="single"/>
+          <w:shd w:val="clear"/>
+          <w:rFonts w:ascii="Arial" w:eastAsia="Arial" w:hAnsi="Arial" w:cs="Arial"/>
+        </w:rPr>
+        <w:t>i</w:t>
+      </w:r>
+      <w:r>
+        <w:rPr>
+          <w:i w:val="0"/>
+          <w:b w:val="0"/>
+          <w:color w:val="0563C1" w:themeColor="hyperlink"/>
+          <w:sz w:val="22"/>
+          <w:szCs w:val="22"/>
+          <w:u w:val="single"/>
+          <w:shd w:val="clear"/>
+          <w:rFonts w:ascii="Arial" w:eastAsia="Arial" w:hAnsi="Arial" w:cs="Arial"/>
+        </w:rPr>
+        <w:t>s</w:t>
+      </w:r>
+      <w:r>
+        <w:rPr>
+          <w:i w:val="0"/>
+          <w:b w:val="0"/>
+          <w:color w:val="0563C1" w:themeColor="hyperlink"/>
+          <w:sz w:val="22"/>
+          <w:szCs w:val="22"/>
+          <w:u w:val="single"/>
+          <w:shd w:val="clear"/>
+          <w:rFonts w:ascii="Arial" w:eastAsia="Arial" w:hAnsi="Arial" w:cs="Arial"/>
+        </w:rPr>
+        <w:t>.</w:t>
+      </w:r>
+      <w:r>
+        <w:rPr>
+          <w:i w:val="0"/>
+          <w:b w:val="0"/>
+          <w:color w:val="0563C1" w:themeColor="hyperlink"/>
+          <w:sz w:val="22"/>
+          <w:szCs w:val="22"/>
+          <w:u w:val="single"/>
+          <w:shd w:val="clear"/>
+          <w:rFonts w:ascii="Arial" w:eastAsia="Arial" w:hAnsi="Arial" w:cs="Arial"/>
+        </w:rPr>
+        <w:t>o</w:t>
+      </w:r>
+      <w:r>
+        <w:rPr>
+          <w:i w:val="0"/>
+          <w:b w:val="0"/>
+          <w:color w:val="0563C1" w:themeColor="hyperlink"/>
+          <w:sz w:val="22"/>
+          <w:szCs w:val="22"/>
+          <w:u w:val="single"/>
+          <w:shd w:val="clear"/>
+          <w:rFonts w:ascii="Arial" w:eastAsia="Arial" w:hAnsi="Arial" w:cs="Arial"/>
+        </w:rPr>
+        <w:t>r</w:t>
+      </w:r>
+      <w:r>
+        <w:rPr>
+          <w:i w:val="0"/>
+          <w:b w:val="0"/>
+          <w:color w:val="0563C1" w:themeColor="hyperlink"/>
+          <w:sz w:val="22"/>
+          <w:szCs w:val="22"/>
+          <w:u w:val="single"/>
+          <w:shd w:val="clear"/>
+          <w:rFonts w:ascii="Arial" w:eastAsia="Arial" w:hAnsi="Arial" w:cs="Arial"/>
+        </w:rPr>
+        <w:t>.</w:t>
+      </w:r>
+      <w:r>
+        <w:rPr>
+          <w:i w:val="0"/>
+          <w:b w:val="0"/>
+          <w:color w:val="0563C1" w:themeColor="hyperlink"/>
+          <w:sz w:val="22"/>
+          <w:szCs w:val="22"/>
+          <w:u w:val="single"/>
+          <w:shd w:val="clear"/>
+          <w:rFonts w:ascii="Arial" w:eastAsia="Arial" w:hAnsi="Arial" w:cs="Arial"/>
+        </w:rPr>
+        <w:t>k</w:t>
+      </w:r>
+      <w:r>
+        <w:rPr>
+          <w:i w:val="0"/>
+          <w:b w:val="0"/>
+          <w:color w:val="0563C1" w:themeColor="hyperlink"/>
+          <w:sz w:val="22"/>
+          <w:szCs w:val="22"/>
+          <w:u w:val="single"/>
+          <w:shd w:val="clear"/>
+          <w:rFonts w:ascii="Arial" w:eastAsia="Arial" w:hAnsi="Arial" w:cs="Arial"/>
+        </w:rPr>
+        <w:t>r</w:t>
+      </w:r>
+      <w:r>
+        <w:rPr>
+          <w:i w:val="0"/>
+          <w:b w:val="0"/>
+          <w:color w:val="0563C1" w:themeColor="hyperlink"/>
+          <w:sz w:val="22"/>
+          <w:szCs w:val="22"/>
+          <w:u w:val="single"/>
+          <w:shd w:val="clear"/>
+          <w:rFonts w:ascii="Arial" w:eastAsia="Arial" w:hAnsi="Arial" w:cs="Arial"/>
+        </w:rPr>
+        <w:t>/</w:t>
+      </w:r>
+      <w:r>
+        <w:rPr>
+          <w:i w:val="0"/>
+          <w:b w:val="0"/>
+          <w:color w:val="0563C1" w:themeColor="hyperlink"/>
+          <w:sz w:val="22"/>
+          <w:szCs w:val="22"/>
+          <w:u w:val="single"/>
+          <w:shd w:val="clear"/>
+          <w:rFonts w:ascii="Arial" w:eastAsia="Arial" w:hAnsi="Arial" w:cs="Arial"/>
+        </w:rPr>
+        <w:t>c</w:t>
+      </w:r>
+      <w:r>
+        <w:rPr>
+          <w:i w:val="0"/>
+          <w:b w:val="0"/>
+          <w:color w:val="0563C1" w:themeColor="hyperlink"/>
+          <w:sz w:val="22"/>
+          <w:szCs w:val="22"/>
+          <w:u w:val="single"/>
+          <w:shd w:val="clear"/>
+          <w:rFonts w:ascii="Arial" w:eastAsia="Arial" w:hAnsi="Arial" w:cs="Arial"/>
+        </w:rPr>
+        <w:t>u</w:t>
+      </w:r>
+      <w:r>
+        <w:rPr>
+          <w:i w:val="0"/>
+          <w:b w:val="0"/>
+          <w:color w:val="0563C1" w:themeColor="hyperlink"/>
+          <w:sz w:val="22"/>
+          <w:szCs w:val="22"/>
+          <w:u w:val="single"/>
+          <w:shd w:val="clear"/>
+          <w:rFonts w:ascii="Arial" w:eastAsia="Arial" w:hAnsi="Arial" w:cs="Arial"/>
+        </w:rPr>
+        <w:t>s</w:t>
+      </w:r>
+      <w:r>
+        <w:rPr>
+          <w:i w:val="0"/>
+          <w:b w:val="0"/>
+          <w:color w:val="0563C1" w:themeColor="hyperlink"/>
+          <w:sz w:val="22"/>
+          <w:szCs w:val="22"/>
+          <w:u w:val="single"/>
+          <w:shd w:val="clear"/>
+          <w:rFonts w:ascii="Arial" w:eastAsia="Arial" w:hAnsi="Arial" w:cs="Arial"/>
+        </w:rPr>
+        <w:t>t</w:t>
+      </w:r>
+      <w:r>
+        <w:rPr>
+          <w:i w:val="0"/>
+          <w:b w:val="0"/>
+          <w:color w:val="0563C1" w:themeColor="hyperlink"/>
+          <w:sz w:val="22"/>
+          <w:szCs w:val="22"/>
+          <w:u w:val="single"/>
+          <w:shd w:val="clear"/>
+          <w:rFonts w:ascii="Arial" w:eastAsia="Arial" w:hAnsi="Arial" w:cs="Arial"/>
+        </w:rPr>
+        <w:t>o</w:t>
+      </w:r>
+      <w:r>
+        <w:rPr>
+          <w:i w:val="0"/>
+          <w:b w:val="0"/>
+          <w:color w:val="0563C1" w:themeColor="hyperlink"/>
+          <w:sz w:val="22"/>
+          <w:szCs w:val="22"/>
+          <w:u w:val="single"/>
+          <w:shd w:val="clear"/>
+          <w:rFonts w:ascii="Arial" w:eastAsia="Arial" w:hAnsi="Arial" w:cs="Arial"/>
+        </w:rPr>
+        <w:t>m</w:t>
+      </w:r>
+      <w:r>
+        <w:rPr>
+          <w:i w:val="0"/>
+          <w:b w:val="0"/>
+          <w:color w:val="0563C1" w:themeColor="hyperlink"/>
+          <w:sz w:val="22"/>
+          <w:szCs w:val="22"/>
+          <w:u w:val="single"/>
+          <w:shd w:val="clear"/>
+          <w:rFonts w:ascii="Arial" w:eastAsia="Arial" w:hAnsi="Arial" w:cs="Arial"/>
+        </w:rPr>
+        <w:t>e</w:t>
+      </w:r>
+      <w:r>
+        <w:rPr>
+          <w:i w:val="0"/>
+          <w:b w:val="0"/>
+          <w:color w:val="0563C1" w:themeColor="hyperlink"/>
+          <w:sz w:val="22"/>
+          <w:szCs w:val="22"/>
+          <w:u w:val="single"/>
+          <w:shd w:val="clear"/>
+          <w:rFonts w:ascii="Arial" w:eastAsia="Arial" w:hAnsi="Arial" w:cs="Arial"/>
+        </w:rPr>
+        <w:t>r</w:t>
+      </w:r>
+      <w:r>
+        <w:rPr>
+          <w:i w:val="0"/>
+          <w:b w:val="0"/>
+          <w:color w:val="0563C1" w:themeColor="hyperlink"/>
+          <w:sz w:val="22"/>
+          <w:szCs w:val="22"/>
+          <w:u w:val="single"/>
+          <w:shd w:val="clear"/>
+          <w:rFonts w:ascii="Arial" w:eastAsia="Arial" w:hAnsi="Arial" w:cs="Arial"/>
+        </w:rPr>
+        <w:t>/</w:t>
+      </w:r>
+      <w:r>
+        <w:rPr>
+          <w:i w:val="0"/>
+          <w:b w:val="0"/>
+          <w:color w:val="0563C1" w:themeColor="hyperlink"/>
+          <w:sz w:val="22"/>
+          <w:szCs w:val="22"/>
+          <w:u w:val="single"/>
+          <w:shd w:val="clear"/>
+          <w:rFonts w:ascii="Arial" w:eastAsia="Arial" w:hAnsi="Arial" w:cs="Arial"/>
+        </w:rPr>
+        <w:t>m</w:t>
+      </w:r>
+      <w:r>
+        <w:rPr>
+          <w:i w:val="0"/>
+          <w:b w:val="0"/>
+          <w:color w:val="0563C1" w:themeColor="hyperlink"/>
+          <w:sz w:val="22"/>
+          <w:szCs w:val="22"/>
+          <w:u w:val="single"/>
+          <w:shd w:val="clear"/>
+          <w:rFonts w:ascii="Arial" w:eastAsia="Arial" w:hAnsi="Arial" w:cs="Arial"/>
+        </w:rPr>
+        <w:t>a</w:t>
+      </w:r>
+      <w:r>
+        <w:rPr>
+          <w:i w:val="0"/>
+          <w:b w:val="0"/>
+          <w:color w:val="0563C1" w:themeColor="hyperlink"/>
+          <w:sz w:val="22"/>
+          <w:szCs w:val="22"/>
+          <w:u w:val="single"/>
+          <w:shd w:val="clear"/>
+          <w:rFonts w:ascii="Arial" w:eastAsia="Arial" w:hAnsi="Arial" w:cs="Arial"/>
+        </w:rPr>
+        <w:t>i</w:t>
+      </w:r>
+      <w:r>
+        <w:rPr>
+          <w:i w:val="0"/>
+          <w:b w:val="0"/>
+          <w:color w:val="0563C1" w:themeColor="hyperlink"/>
+          <w:sz w:val="22"/>
+          <w:szCs w:val="22"/>
+          <w:u w:val="single"/>
+          <w:shd w:val="clear"/>
+          <w:rFonts w:ascii="Arial" w:eastAsia="Arial" w:hAnsi="Arial" w:cs="Arial"/>
+        </w:rPr>
+        <w:t>n</w:t>
+      </w:r>
+      <w:r>
+        <w:rPr>
+          <w:i w:val="0"/>
+          <w:b w:val="0"/>
+          <w:color w:val="0563C1" w:themeColor="hyperlink"/>
+          <w:sz w:val="22"/>
+          <w:szCs w:val="22"/>
+          <w:u w:val="single"/>
+          <w:shd w:val="clear"/>
+          <w:rFonts w:ascii="Arial" w:eastAsia="Arial" w:hAnsi="Arial" w:cs="Arial"/>
+        </w:rPr>
+        <w:t>/</w:t>
+      </w:r>
+      <w:r>
+        <w:rPr>
+          <w:i w:val="0"/>
+          <w:b w:val="0"/>
+          <w:color w:val="0563C1" w:themeColor="hyperlink"/>
+          <w:sz w:val="22"/>
+          <w:szCs w:val="22"/>
+          <w:u w:val="single"/>
+          <w:shd w:val="clear"/>
+          <w:rFonts w:ascii="Arial" w:eastAsia="Arial" w:hAnsi="Arial" w:cs="Arial"/>
+        </w:rPr>
+        <w:t>m</w:t>
+      </w:r>
+      <w:r>
+        <w:rPr>
+          <w:i w:val="0"/>
+          <w:b w:val="0"/>
+          <w:color w:val="0563C1" w:themeColor="hyperlink"/>
+          <w:sz w:val="22"/>
+          <w:szCs w:val="22"/>
+          <w:u w:val="single"/>
+          <w:shd w:val="clear"/>
+          <w:rFonts w:ascii="Arial" w:eastAsia="Arial" w:hAnsi="Arial" w:cs="Arial"/>
+        </w:rPr>
+        <w:t>a</w:t>
+      </w:r>
+      <w:r>
+        <w:rPr>
+          <w:i w:val="0"/>
+          <w:b w:val="0"/>
+          <w:color w:val="0563C1" w:themeColor="hyperlink"/>
+          <w:sz w:val="22"/>
+          <w:szCs w:val="22"/>
+          <w:u w:val="single"/>
+          <w:shd w:val="clear"/>
+          <w:rFonts w:ascii="Arial" w:eastAsia="Arial" w:hAnsi="Arial" w:cs="Arial"/>
+        </w:rPr>
+        <w:t>i</w:t>
+      </w:r>
+      <w:r>
+        <w:rPr>
+          <w:i w:val="0"/>
+          <w:b w:val="0"/>
+          <w:color w:val="0563C1" w:themeColor="hyperlink"/>
+          <w:sz w:val="22"/>
+          <w:szCs w:val="22"/>
+          <w:u w:val="single"/>
+          <w:shd w:val="clear"/>
+          <w:rFonts w:ascii="Arial" w:eastAsia="Arial" w:hAnsi="Arial" w:cs="Arial"/>
+        </w:rPr>
+        <w:t>n</w:t>
+      </w:r>
+      <w:r>
+        <w:rPr>
+          <w:i w:val="0"/>
+          <w:b w:val="0"/>
+          <w:color w:val="0563C1" w:themeColor="hyperlink"/>
+          <w:sz w:val="22"/>
+          <w:szCs w:val="22"/>
+          <w:u w:val="single"/>
+          <w:shd w:val="clear"/>
+          <w:rFonts w:ascii="Arial" w:eastAsia="Arial" w:hAnsi="Arial" w:cs="Arial"/>
+        </w:rPr>
+        <w:t>.</w:t>
+      </w:r>
+      <w:r>
+        <w:rPr>
+          <w:i w:val="0"/>
+          <w:b w:val="0"/>
+          <w:color w:val="0563C1" w:themeColor="hyperlink"/>
+          <w:sz w:val="22"/>
+          <w:szCs w:val="22"/>
+          <w:u w:val="single"/>
+          <w:shd w:val="clear"/>
+          <w:rFonts w:ascii="Arial" w:eastAsia="Arial" w:hAnsi="Arial" w:cs="Arial"/>
+        </w:rPr>
+        <w:t>d</w:t>
+      </w:r>
+      <w:r>
+        <w:rPr>
+          <w:i w:val="0"/>
+          <w:b w:val="0"/>
+          <w:color w:val="0563C1" w:themeColor="hyperlink"/>
+          <w:sz w:val="22"/>
+          <w:szCs w:val="22"/>
+          <w:u w:val="single"/>
+          <w:shd w:val="clear"/>
+          <w:rFonts w:ascii="Arial" w:eastAsia="Arial" w:hAnsi="Arial" w:cs="Arial"/>
+        </w:rPr>
+        <w:t>o</w:t>
+      </w:r>
+      <w:r>
+        <w:rPr>
+          <w:i w:val="0"/>
+          <w:b w:val="0"/>
+          <w:color w:val="1155CC"/>
+          <w:sz w:val="22"/>
+          <w:szCs w:val="22"/>
+          <w:u w:val="single" w:color="1155CC"/>
+          <w:shd w:val="clear"/>
+          <w:rFonts w:ascii="Arial" w:eastAsia="Arial" w:hAnsi="Arial" w:cs="Arial"/>
+        </w:rPr>
+        <w:fldChar w:fldCharType="end"/>
+      </w:r>
+    </w:p>
+    <w:p>
+      <w:pPr>
+        <w:spacing w:lineRule="auto" w:line="163"/>
+        <w:rPr>
+          <w:i w:val="0"/>
+          <w:b w:val="0"/>
+          <w:color w:val="000000"/>
+          <w:sz w:val="22"/>
+          <w:szCs w:val="22"/>
+          <w:shd w:val="clear"/>
+          <w:rFonts w:ascii="Arial" w:eastAsia="Arial" w:hAnsi="Arial" w:cs="Arial"/>
+          <w:lang w:eastAsia="ko-KR"/>
+        </w:rPr>
+      </w:pPr>
+      <w:r>
+        <w:rPr>
+          <w:b w:val="0"/>
+          <w:shd w:val="clear"/>
+        </w:rPr>
+        <w:br/>
+      </w:r>
+    </w:p>
+    <w:p>
+      <w:pPr>
+        <w:spacing w:lineRule="auto" w:line="163"/>
+        <w:rPr>
+          <w:i w:val="0"/>
+          <w:b w:val="0"/>
+          <w:color w:val="000000"/>
+          <w:sz w:val="22"/>
+          <w:szCs w:val="22"/>
+          <w:shd w:val="clear"/>
+          <w:rFonts w:ascii="Arial" w:eastAsia="Arial" w:hAnsi="Arial" w:cs="Arial"/>
+        </w:rPr>
+      </w:pPr>
+      <w:r>
+        <w:rPr>
+          <w:i w:val="0"/>
+          <w:b w:val="0"/>
+          <w:color w:val="000000"/>
+          <w:sz w:val="22"/>
+          <w:szCs w:val="22"/>
+          <w:shd w:val="clear"/>
+          <w:rFonts w:ascii="Arial" w:eastAsia="Arial" w:hAnsi="Arial" w:cs="Arial"/>
+        </w:rPr>
+        <w:t xml:space="preserve">생산과다 -&gt; 수출하는 방법도 있다.</w:t>
+      </w:r>
+    </w:p>
+    <w:p>
+      <w:pPr>
+        <w:spacing w:lineRule="auto" w:line="235" w:before="0" w:after="0"/>
+        <w:rPr>
+          <w:i w:val="0"/>
+          <w:b w:val="0"/>
+          <w:color w:val="000000"/>
+          <w:sz w:val="22"/>
+          <w:szCs w:val="22"/>
+          <w:shd w:val="clear"/>
+          <w:rFonts w:ascii="Arial" w:eastAsia="Arial" w:hAnsi="Arial" w:cs="Arial"/>
+          <w:lang w:eastAsia="ko-KR"/>
+        </w:rPr>
+      </w:pPr>
+      <w:r>
+        <w:rPr>
+          <w:i w:val="0"/>
+          <w:b w:val="0"/>
+          <w:color w:val="000000"/>
+          <w:sz w:val="22"/>
+          <w:szCs w:val="22"/>
+          <w:shd w:val="clear"/>
+          <w:rFonts w:ascii="Arial" w:eastAsia="Arial" w:hAnsi="Arial" w:cs="Arial"/>
+        </w:rPr>
+        <w:t xml:space="preserve">-&gt; 생산량을 늘리는것에 초점</w:t>
+      </w:r>
+      <w:r>
+        <w:rPr>
+          <w:i w:val="0"/>
+          <w:b w:val="0"/>
+          <w:color w:val="000000"/>
+          <w:sz w:val="22"/>
+          <w:szCs w:val="22"/>
+          <w:shd w:val="clear"/>
+          <w:rFonts w:ascii="Arial" w:eastAsia="Arial" w:hAnsi="Arial" w:cs="Arial"/>
+          <w:lang w:eastAsia="ko-KR"/>
+        </w:rPr>
+        <w:t>으로?</w:t>
+      </w:r>
+      <w:r>
+        <w:rPr>
+          <w:i w:val="0"/>
+          <w:b w:val="0"/>
+          <w:color w:val="000000"/>
+          <w:sz w:val="22"/>
+          <w:szCs w:val="22"/>
+          <w:shd w:val="clear"/>
+          <w:rFonts w:ascii="Arial" w:eastAsia="Arial" w:hAnsi="Arial" w:cs="Arial"/>
+          <w:lang w:eastAsia="ko-KR"/>
+        </w:rPr>
+        <w:t>!</w:t>
+      </w:r>
+      <w:r>
+        <w:rPr>
+          <w:i w:val="0"/>
+          <w:b w:val="0"/>
+          <w:color w:val="000000"/>
+          <w:sz w:val="22"/>
+          <w:szCs w:val="22"/>
+          <w:shd w:val="clear"/>
+          <w:rFonts w:ascii="Arial" w:eastAsia="Arial" w:hAnsi="Arial" w:cs="Arial"/>
+          <w:lang w:eastAsia="ko-KR"/>
+        </w:rPr>
+        <w:t>!</w:t>
+      </w:r>
+    </w:p>
+    <w:p>
+      <w:pPr>
+        <w:spacing w:lineRule="auto" w:line="235" w:before="0" w:after="0"/>
+        <w:rPr>
+          <w:i w:val="0"/>
+          <w:b w:val="0"/>
+          <w:color w:val="000000"/>
+          <w:sz w:val="22"/>
+          <w:szCs w:val="22"/>
+          <w:shd w:val="clear"/>
+          <w:rFonts w:ascii="Arial" w:eastAsia="Arial" w:hAnsi="Arial" w:cs="Arial"/>
+        </w:rPr>
+      </w:pPr>
+      <w:r>
+        <w:rPr>
+          <w:b w:val="0"/>
+          <w:shd w:val="clear"/>
+        </w:rPr>
+        <w:br/>
+      </w:r>
+      <w:r>
+        <w:rPr>
+          <w:i w:val="0"/>
+          <w:b w:val="0"/>
+          <w:color w:val="000000"/>
+          <w:sz w:val="22"/>
+          <w:szCs w:val="22"/>
+          <w:shd w:val="clear"/>
+          <w:rFonts w:ascii="Arial" w:eastAsia="Arial" w:hAnsi="Arial" w:cs="Arial"/>
+        </w:rPr>
+        <w:t>참고)</w:t>
+      </w:r>
+    </w:p>
+    <w:p>
+      <w:pPr>
+        <w:spacing w:lineRule="auto" w:line="235" w:before="0" w:after="0"/>
+        <w:rPr>
+          <w:i w:val="0"/>
+          <w:b w:val="0"/>
+          <w:color w:val="000000"/>
+          <w:sz w:val="22"/>
+          <w:szCs w:val="22"/>
+          <w:shd w:val="clear"/>
+          <w:rFonts w:ascii="Arial" w:eastAsia="Arial" w:hAnsi="Arial" w:cs="Arial"/>
+        </w:rPr>
+      </w:pPr>
+      <w:r>
+        <w:rPr>
+          <w:i w:val="0"/>
+          <w:b w:val="0"/>
+          <w:color w:val="000000"/>
+          <w:sz w:val="22"/>
+          <w:szCs w:val="22"/>
+          <w:shd w:val="clear"/>
+          <w:rFonts w:ascii="Arial" w:eastAsia="Arial" w:hAnsi="Arial" w:cs="Arial"/>
+        </w:rPr>
+        <w:t xml:space="preserve">스마트팜에서 쌓이는 데이터는 서버로 전송하기도 하지만, 로컬PC에 쌓이기도 한다. 즉, </w:t>
+      </w:r>
+      <w:r>
+        <w:rPr>
+          <w:i w:val="0"/>
+          <w:b w:val="0"/>
+          <w:color w:val="000000"/>
+          <w:sz w:val="22"/>
+          <w:szCs w:val="22"/>
+          <w:shd w:val="clear"/>
+          <w:rFonts w:ascii="Arial" w:eastAsia="Arial" w:hAnsi="Arial" w:cs="Arial"/>
+        </w:rPr>
+        <w:t xml:space="preserve">스마트팜 업체가 무조건 가져가는게 아니라, 농가가 자체적으로 보유할수도 있음.</w:t>
+      </w:r>
+    </w:p>
+    <w:p>
+      <w:pPr>
+        <w:spacing w:lineRule="auto" w:line="235" w:before="0" w:after="0"/>
+        <w:rPr>
+          <w:i w:val="0"/>
+          <w:b w:val="0"/>
+          <w:color w:val="000000"/>
+          <w:sz w:val="22"/>
+          <w:szCs w:val="22"/>
+          <w:shd w:val="clear"/>
+          <w:rFonts w:ascii="Arial" w:eastAsia="Arial" w:hAnsi="Arial" w:cs="Arial"/>
+        </w:rPr>
+      </w:pPr>
+      <w:r>
+        <w:rPr>
+          <w:i w:val="0"/>
+          <w:b w:val="0"/>
+          <w:color w:val="000000"/>
+          <w:sz w:val="22"/>
+          <w:szCs w:val="22"/>
+          <w:shd w:val="clear"/>
+          <w:rFonts w:ascii="Arial" w:eastAsia="Arial" w:hAnsi="Arial" w:cs="Arial"/>
+        </w:rPr>
+        <w:t xml:space="preserve">-&gt; 데이터 분석만으로도 서비스 측면에서 의미가 있음</w:t>
+      </w:r>
+    </w:p>
+    <w:p>
+      <w:pPr>
+        <w:spacing w:lineRule="auto" w:line="163"/>
+        <w:rPr>
+          <w:i w:val="0"/>
+          <w:b w:val="0"/>
+          <w:color w:val="000000"/>
+          <w:sz w:val="22"/>
+          <w:szCs w:val="22"/>
+          <w:shd w:val="clear"/>
+          <w:rFonts w:ascii="Arial" w:eastAsia="Arial" w:hAnsi="Arial" w:cs="Arial"/>
+        </w:rPr>
+      </w:pPr>
+      <w:r>
+        <w:rPr>
+          <w:b w:val="0"/>
+          <w:shd w:val="clear"/>
+        </w:rPr>
+        <w:br/>
+      </w:r>
+      <w:r>
+        <w:rPr>
+          <w:b w:val="0"/>
+          <w:shd w:val="clear"/>
+        </w:rPr>
+        <w:br/>
+      </w:r>
+      <w:r>
+        <w:rPr>
+          <w:i w:val="0"/>
+          <w:b w:val="0"/>
+          <w:color w:val="000000"/>
+          <w:sz w:val="22"/>
+          <w:szCs w:val="22"/>
+          <w:shd w:val="clear"/>
+          <w:rFonts w:ascii="Arial" w:eastAsia="Arial" w:hAnsi="Arial" w:cs="Arial"/>
+        </w:rPr>
+        <w:t xml:space="preserve">대부분은 센서를 통해 정보를 수집하고 동작함</w:t>
+      </w:r>
+    </w:p>
+    <w:p>
+      <w:pPr>
+        <w:spacing w:lineRule="auto" w:line="235" w:before="0" w:after="0"/>
+        <w:rPr>
+          <w:i w:val="0"/>
+          <w:b w:val="0"/>
+          <w:color w:val="000000"/>
+          <w:sz w:val="22"/>
+          <w:szCs w:val="22"/>
+          <w:shd w:val="clear"/>
+          <w:rFonts w:ascii="Arial" w:eastAsia="Arial" w:hAnsi="Arial" w:cs="Arial"/>
+        </w:rPr>
+      </w:pPr>
+      <w:r>
+        <w:rPr>
+          <w:i w:val="0"/>
+          <w:b w:val="0"/>
+          <w:color w:val="000000"/>
+          <w:sz w:val="22"/>
+          <w:szCs w:val="22"/>
+          <w:shd w:val="clear"/>
+          <w:rFonts w:ascii="Arial" w:eastAsia="Arial" w:hAnsi="Arial" w:cs="Arial"/>
+        </w:rPr>
+        <w:t xml:space="preserve">-&gt; 센서가 고장나면 대처가 어려움</w:t>
+      </w:r>
+    </w:p>
+    <w:p>
+      <w:pPr>
+        <w:spacing w:lineRule="auto" w:line="235" w:before="0" w:after="0"/>
+        <w:rPr>
+          <w:i w:val="0"/>
+          <w:b w:val="0"/>
+          <w:color w:val="000000"/>
+          <w:sz w:val="22"/>
+          <w:szCs w:val="22"/>
+          <w:shd w:val="clear"/>
+          <w:rFonts w:ascii="Arial" w:eastAsia="Arial" w:hAnsi="Arial" w:cs="Arial"/>
+          <w:lang w:eastAsia="ko-KR"/>
+        </w:rPr>
+      </w:pPr>
+      <w:r>
+        <w:rPr>
+          <w:i w:val="0"/>
+          <w:b w:val="0"/>
+          <w:color w:val="000000"/>
+          <w:sz w:val="22"/>
+          <w:szCs w:val="22"/>
+          <w:shd w:val="clear"/>
+          <w:rFonts w:ascii="Arial" w:eastAsia="Arial" w:hAnsi="Arial" w:cs="Arial"/>
+        </w:rPr>
+        <w:t xml:space="preserve">-&gt; 이미지 분석을 통해 센서 고장을 파악하고 대처하는 식으로 프로젝트 발전 가능</w:t>
+      </w:r>
+      <w:r>
+        <w:rPr>
+          <w:i w:val="0"/>
+          <w:b w:val="0"/>
+          <w:color w:val="000000"/>
+          <w:sz w:val="22"/>
+          <w:szCs w:val="22"/>
+          <w:shd w:val="clear"/>
+          <w:rFonts w:ascii="Arial" w:eastAsia="Arial" w:hAnsi="Arial" w:cs="Arial"/>
+          <w:lang w:eastAsia="ko-KR"/>
+        </w:rPr>
+        <w:t>!</w:t>
+      </w:r>
+    </w:p>
+    <w:p>
+      <w:pPr>
+        <w:spacing w:lineRule="auto" w:line="235" w:before="0" w:after="0"/>
+        <w:rPr>
+          <w:i w:val="0"/>
+          <w:b w:val="0"/>
+          <w:color w:val="000000"/>
+          <w:sz w:val="22"/>
+          <w:szCs w:val="22"/>
+          <w:shd w:val="clear"/>
+          <w:rFonts w:ascii="Arial" w:eastAsia="Arial" w:hAnsi="Arial" w:cs="Arial"/>
+          <w:lang w:eastAsia="ko-KR"/>
+        </w:rPr>
+      </w:pPr>
+    </w:p>
+    <w:p>
+      <w:pPr>
+        <w:spacing w:lineRule="auto" w:line="331" w:before="0" w:after="0"/>
+        <w:rPr>
+          <w:i w:val="0"/>
+          <w:b w:val="0"/>
+          <w:color w:val="000000"/>
+          <w:sz w:val="22"/>
+          <w:szCs w:val="22"/>
+          <w:shd w:val="clear"/>
+          <w:rFonts w:ascii="Arial" w:eastAsia="Arial" w:hAnsi="Arial" w:cs="Arial"/>
+        </w:rPr>
+      </w:pPr>
+      <w:r>
+        <w:rPr>
+          <w:i w:val="0"/>
+          <w:b w:val="0"/>
+          <w:color w:val="000000"/>
+          <w:sz w:val="22"/>
+          <w:szCs w:val="22"/>
+          <w:shd w:val="clear"/>
+          <w:rFonts w:ascii="Arial" w:eastAsia="Arial" w:hAnsi="Arial" w:cs="Arial"/>
+        </w:rPr>
+        <w:t xml:space="preserve">해당지역의 날씨가 </w:t>
+      </w:r>
+      <w:r>
+        <w:rPr>
+          <w:i w:val="0"/>
+          <w:b w:val="0"/>
+          <w:color w:val="000000"/>
+          <w:sz w:val="22"/>
+          <w:szCs w:val="22"/>
+          <w:shd w:val="clear"/>
+          <w:rFonts w:ascii="Arial" w:eastAsia="Arial" w:hAnsi="Arial" w:cs="Arial"/>
+          <w:lang w:eastAsia="ko-KR"/>
+        </w:rPr>
+        <w:t xml:space="preserve">영향을 </w:t>
+      </w:r>
+      <w:r>
+        <w:rPr>
+          <w:i w:val="0"/>
+          <w:b w:val="0"/>
+          <w:color w:val="000000"/>
+          <w:sz w:val="22"/>
+          <w:szCs w:val="22"/>
+          <w:shd w:val="clear"/>
+          <w:rFonts w:ascii="Arial" w:eastAsia="Arial" w:hAnsi="Arial" w:cs="Arial"/>
+          <w:lang w:eastAsia="ko-KR"/>
+        </w:rPr>
+        <w:t>줄</w:t>
+      </w:r>
+      <w:r>
+        <w:rPr>
+          <w:i w:val="0"/>
+          <w:b w:val="0"/>
+          <w:color w:val="000000"/>
+          <w:sz w:val="22"/>
+          <w:szCs w:val="22"/>
+          <w:shd w:val="clear"/>
+          <w:rFonts w:ascii="Arial" w:eastAsia="Arial" w:hAnsi="Arial" w:cs="Arial"/>
+          <w:lang w:eastAsia="ko-KR"/>
+        </w:rPr>
+        <w:t xml:space="preserve"> </w:t>
+      </w:r>
+      <w:r>
+        <w:rPr>
+          <w:i w:val="0"/>
+          <w:b w:val="0"/>
+          <w:color w:val="000000"/>
+          <w:sz w:val="22"/>
+          <w:szCs w:val="22"/>
+          <w:shd w:val="clear"/>
+          <w:rFonts w:ascii="Arial" w:eastAsia="Arial" w:hAnsi="Arial" w:cs="Arial"/>
+          <w:lang w:eastAsia="ko-KR"/>
+        </w:rPr>
+        <w:t>것이고</w:t>
+      </w:r>
+      <w:r>
+        <w:rPr>
+          <w:i w:val="0"/>
+          <w:b w:val="0"/>
+          <w:color w:val="000000"/>
+          <w:sz w:val="22"/>
+          <w:szCs w:val="22"/>
+          <w:shd w:val="clear"/>
+          <w:rFonts w:ascii="Arial" w:eastAsia="Arial" w:hAnsi="Arial" w:cs="Arial"/>
+          <w:lang w:eastAsia="ko-KR"/>
+        </w:rPr>
+        <w:t>,</w:t>
+      </w:r>
+    </w:p>
+    <w:p>
+      <w:pPr>
+        <w:spacing w:lineRule="auto" w:line="331" w:before="0" w:after="0"/>
+        <w:rPr>
+          <w:i w:val="0"/>
+          <w:b w:val="0"/>
+          <w:color w:val="000000"/>
+          <w:sz w:val="22"/>
+          <w:szCs w:val="22"/>
+          <w:shd w:val="clear"/>
+          <w:rFonts w:ascii="Arial" w:eastAsia="Arial" w:hAnsi="Arial" w:cs="Arial"/>
+        </w:rPr>
+      </w:pPr>
+      <w:r>
+        <w:rPr>
+          <w:i w:val="0"/>
+          <w:b w:val="0"/>
+          <w:color w:val="000000"/>
+          <w:sz w:val="22"/>
+          <w:szCs w:val="22"/>
+          <w:shd w:val="clear"/>
+          <w:rFonts w:ascii="Arial" w:eastAsia="Arial" w:hAnsi="Arial" w:cs="Arial"/>
+        </w:rPr>
+        <w:t xml:space="preserve">환경값 분석에 가까워야함! 정형데이터가 </w:t>
+      </w:r>
+      <w:r>
+        <w:rPr>
+          <w:i w:val="0"/>
+          <w:b w:val="0"/>
+          <w:color w:val="000000"/>
+          <w:sz w:val="22"/>
+          <w:szCs w:val="22"/>
+          <w:shd w:val="clear"/>
+          <w:rFonts w:ascii="Arial" w:eastAsia="Arial" w:hAnsi="Arial" w:cs="Arial"/>
+          <w:lang w:eastAsia="ko-KR"/>
+        </w:rPr>
+        <w:t xml:space="preserve">나오게끔 하는게 </w:t>
+      </w:r>
+      <w:r>
+        <w:rPr>
+          <w:i w:val="0"/>
+          <w:b w:val="0"/>
+          <w:color w:val="000000"/>
+          <w:sz w:val="22"/>
+          <w:szCs w:val="22"/>
+          <w:shd w:val="clear"/>
+          <w:rFonts w:ascii="Arial" w:eastAsia="Arial" w:hAnsi="Arial" w:cs="Arial"/>
+          <w:lang w:eastAsia="ko-KR"/>
+        </w:rPr>
+        <w:t>중요</w:t>
+      </w:r>
+      <w:r>
+        <w:rPr>
+          <w:i w:val="0"/>
+          <w:b w:val="0"/>
+          <w:color w:val="000000"/>
+          <w:sz w:val="22"/>
+          <w:szCs w:val="22"/>
+          <w:shd w:val="clear"/>
+          <w:rFonts w:ascii="Arial" w:eastAsia="Arial" w:hAnsi="Arial" w:cs="Arial"/>
+          <w:lang w:eastAsia="ko-KR"/>
+        </w:rPr>
+        <w:t>합니다.</w:t>
+      </w:r>
+    </w:p>
+    <w:p>
+      <w:pPr>
+        <w:spacing w:lineRule="auto" w:line="331" w:before="0" w:after="0"/>
+        <w:rPr>
+          <w:i w:val="0"/>
+          <w:b w:val="0"/>
+          <w:color w:val="000000"/>
+          <w:sz w:val="22"/>
+          <w:szCs w:val="22"/>
+          <w:shd w:val="clear"/>
+          <w:rFonts w:ascii="Arial" w:eastAsia="Arial" w:hAnsi="Arial" w:cs="Arial"/>
+        </w:rPr>
+      </w:pPr>
+      <w:r>
+        <w:rPr>
+          <w:i w:val="0"/>
+          <w:b w:val="0"/>
+          <w:color w:val="000000"/>
+          <w:sz w:val="22"/>
+          <w:szCs w:val="22"/>
+          <w:shd w:val="clear"/>
+          <w:rFonts w:ascii="Arial" w:eastAsia="Arial" w:hAnsi="Arial" w:cs="Arial"/>
+        </w:rPr>
+        <w:t xml:space="preserve">생산량으로 할수있고 다른쪽에 있는 토향도 생각해야</w:t>
+      </w:r>
+      <w:r>
+        <w:rPr>
+          <w:i w:val="0"/>
+          <w:b w:val="0"/>
+          <w:color w:val="000000"/>
+          <w:sz w:val="22"/>
+          <w:szCs w:val="22"/>
+          <w:shd w:val="clear"/>
+          <w:rFonts w:ascii="Arial" w:eastAsia="Arial" w:hAnsi="Arial" w:cs="Arial"/>
+          <w:lang w:eastAsia="ko-KR"/>
+        </w:rPr>
+        <w:t>합니다.</w:t>
+      </w:r>
+    </w:p>
+    <w:p>
+      <w:pPr>
+        <w:spacing w:lineRule="auto" w:line="331" w:before="0" w:after="0"/>
+        <w:rPr>
+          <w:i w:val="0"/>
+          <w:b w:val="0"/>
+          <w:color w:val="000000"/>
+          <w:sz w:val="22"/>
+          <w:szCs w:val="22"/>
+          <w:shd w:val="clear"/>
+          <w:rFonts w:ascii="Arial" w:eastAsia="Arial" w:hAnsi="Arial" w:cs="Arial"/>
+        </w:rPr>
+      </w:pPr>
+      <w:r>
+        <w:rPr>
+          <w:i w:val="0"/>
+          <w:b w:val="0"/>
+          <w:color w:val="000000"/>
+          <w:sz w:val="22"/>
+          <w:szCs w:val="22"/>
+          <w:shd w:val="clear"/>
+          <w:rFonts w:ascii="Arial" w:eastAsia="Arial" w:hAnsi="Arial" w:cs="Arial"/>
+          <w:lang w:eastAsia="ko-KR"/>
+        </w:rPr>
+        <w:t xml:space="preserve">비정형데이터식으로 </w:t>
+      </w:r>
+      <w:r>
+        <w:rPr>
+          <w:i w:val="0"/>
+          <w:b w:val="0"/>
+          <w:color w:val="000000"/>
+          <w:sz w:val="22"/>
+          <w:szCs w:val="22"/>
+          <w:shd w:val="clear"/>
+          <w:rFonts w:ascii="Arial" w:eastAsia="Arial" w:hAnsi="Arial" w:cs="Arial"/>
+          <w:lang w:eastAsia="ko-KR"/>
+        </w:rPr>
+        <w:t xml:space="preserve">나오면 안될꺼 같아서 </w:t>
+      </w:r>
+      <w:r>
+        <w:rPr>
+          <w:i w:val="0"/>
+          <w:b w:val="0"/>
+          <w:color w:val="000000"/>
+          <w:sz w:val="22"/>
+          <w:szCs w:val="22"/>
+          <w:shd w:val="clear"/>
+          <w:rFonts w:ascii="Arial" w:eastAsia="Arial" w:hAnsi="Arial" w:cs="Arial"/>
+          <w:lang w:eastAsia="ko-KR"/>
+        </w:rPr>
+        <w:t xml:space="preserve">다른쪽에 </w:t>
+      </w:r>
+      <w:r>
+        <w:rPr>
+          <w:i w:val="0"/>
+          <w:b w:val="0"/>
+          <w:color w:val="000000"/>
+          <w:sz w:val="22"/>
+          <w:szCs w:val="22"/>
+          <w:shd w:val="clear"/>
+          <w:rFonts w:ascii="Arial" w:eastAsia="Arial" w:hAnsi="Arial" w:cs="Arial"/>
+          <w:lang w:eastAsia="ko-KR"/>
+        </w:rPr>
+        <w:t xml:space="preserve">토향도 생각하는게 중</w:t>
+      </w:r>
+      <w:r>
+        <w:rPr>
+          <w:i w:val="0"/>
+          <w:b w:val="0"/>
+          <w:color w:val="000000"/>
+          <w:sz w:val="22"/>
+          <w:szCs w:val="22"/>
+          <w:shd w:val="clear"/>
+          <w:rFonts w:ascii="Arial" w:eastAsia="Arial" w:hAnsi="Arial" w:cs="Arial"/>
+          <w:lang w:eastAsia="ko-KR"/>
+        </w:rPr>
+        <w:t>요함.</w:t>
+      </w:r>
+    </w:p>
+    <w:p>
+      <w:pPr>
+        <w:spacing w:lineRule="auto" w:line="331" w:before="0" w:after="0"/>
+        <w:rPr>
+          <w:i w:val="0"/>
+          <w:b w:val="0"/>
+          <w:color w:val="000000"/>
+          <w:sz w:val="22"/>
+          <w:szCs w:val="22"/>
+          <w:shd w:val="clear"/>
+          <w:rFonts w:ascii="Arial" w:eastAsia="Arial" w:hAnsi="Arial" w:cs="Arial"/>
+        </w:rPr>
+      </w:pPr>
+      <w:r>
+        <w:rPr>
+          <w:i w:val="0"/>
+          <w:b w:val="0"/>
+          <w:color w:val="000000"/>
+          <w:sz w:val="22"/>
+          <w:szCs w:val="22"/>
+          <w:shd w:val="clear"/>
+          <w:rFonts w:ascii="Arial" w:eastAsia="Arial" w:hAnsi="Arial" w:cs="Arial"/>
+        </w:rPr>
+        <w:t xml:space="preserve">→ 모델링</w:t>
+      </w:r>
+      <w:r>
+        <w:rPr>
+          <w:i w:val="0"/>
+          <w:b w:val="0"/>
+          <w:color w:val="000000"/>
+          <w:sz w:val="22"/>
+          <w:szCs w:val="22"/>
+          <w:shd w:val="clear"/>
+          <w:rFonts w:ascii="Arial" w:eastAsia="Arial" w:hAnsi="Arial" w:cs="Arial"/>
+          <w:lang w:eastAsia="ko-KR"/>
+        </w:rPr>
+        <w:t xml:space="preserve">을 </w:t>
+      </w:r>
+      <w:r>
+        <w:rPr>
+          <w:i w:val="0"/>
+          <w:b w:val="0"/>
+          <w:color w:val="000000"/>
+          <w:sz w:val="22"/>
+          <w:szCs w:val="22"/>
+          <w:shd w:val="clear"/>
+          <w:rFonts w:ascii="Arial" w:eastAsia="Arial" w:hAnsi="Arial" w:cs="Arial"/>
+          <w:lang w:eastAsia="ko-KR"/>
+        </w:rPr>
+        <w:t>만듦어</w:t>
+      </w:r>
+      <w:r>
+        <w:rPr>
+          <w:i w:val="0"/>
+          <w:b w:val="0"/>
+          <w:color w:val="000000"/>
+          <w:sz w:val="22"/>
+          <w:szCs w:val="22"/>
+          <w:shd w:val="clear"/>
+          <w:rFonts w:ascii="Arial" w:eastAsia="Arial" w:hAnsi="Arial" w:cs="Arial"/>
+          <w:lang w:eastAsia="ko-KR"/>
+        </w:rPr>
+        <w:t xml:space="preserve">주는데 </w:t>
+      </w:r>
+      <w:r>
+        <w:rPr>
+          <w:i w:val="0"/>
+          <w:b w:val="0"/>
+          <w:color w:val="000000"/>
+          <w:sz w:val="22"/>
+          <w:szCs w:val="22"/>
+          <w:shd w:val="clear"/>
+          <w:rFonts w:ascii="Arial" w:eastAsia="Arial" w:hAnsi="Arial" w:cs="Arial"/>
+          <w:lang w:eastAsia="ko-KR"/>
+        </w:rPr>
+        <w:t xml:space="preserve">중요한 요소!</w:t>
+      </w:r>
+    </w:p>
+    <w:p>
+      <w:pPr>
+        <w:spacing w:lineRule="auto" w:line="331" w:before="0" w:after="0"/>
+        <w:rPr>
+          <w:i w:val="0"/>
+          <w:b w:val="0"/>
+          <w:color w:val="000000"/>
+          <w:sz w:val="22"/>
+          <w:szCs w:val="22"/>
+          <w:shd w:val="clear"/>
+          <w:rFonts w:ascii="Arial" w:eastAsia="Arial" w:hAnsi="Arial" w:cs="Arial"/>
+          <w:lang w:eastAsia="ko-KR"/>
+        </w:rPr>
+      </w:pPr>
+      <w:r>
+        <w:rPr>
+          <w:i w:val="0"/>
+          <w:b w:val="0"/>
+          <w:color w:val="000000"/>
+          <w:sz w:val="22"/>
+          <w:szCs w:val="22"/>
+          <w:shd w:val="clear"/>
+          <w:rFonts w:ascii="Arial" w:eastAsia="Arial" w:hAnsi="Arial" w:cs="Arial"/>
+        </w:rPr>
+        <w:t xml:space="preserve">날씨가 선형귀수</w:t>
+      </w:r>
+      <w:r>
+        <w:rPr>
+          <w:i w:val="0"/>
+          <w:b w:val="0"/>
+          <w:color w:val="000000"/>
+          <w:sz w:val="22"/>
+          <w:szCs w:val="22"/>
+          <w:shd w:val="clear"/>
+          <w:rFonts w:ascii="Arial" w:eastAsia="Arial" w:hAnsi="Arial" w:cs="Arial"/>
+          <w:lang w:eastAsia="ko-KR"/>
+        </w:rPr>
+        <w:t xml:space="preserve">(분류나 </w:t>
+      </w:r>
+      <w:r>
+        <w:rPr>
+          <w:i w:val="0"/>
+          <w:b w:val="0"/>
+          <w:color w:val="000000"/>
+          <w:sz w:val="22"/>
+          <w:szCs w:val="22"/>
+          <w:shd w:val="clear"/>
+          <w:rFonts w:ascii="Arial" w:eastAsia="Arial" w:hAnsi="Arial" w:cs="Arial"/>
+          <w:lang w:eastAsia="ko-KR"/>
+        </w:rPr>
+        <w:t>회귀)</w:t>
+      </w:r>
+      <w:r>
+        <w:rPr>
+          <w:i w:val="0"/>
+          <w:b w:val="0"/>
+          <w:color w:val="000000"/>
+          <w:sz w:val="22"/>
+          <w:szCs w:val="22"/>
+          <w:shd w:val="clear"/>
+          <w:rFonts w:ascii="Arial" w:eastAsia="Arial" w:hAnsi="Arial" w:cs="Arial"/>
+        </w:rPr>
+        <w:t xml:space="preserve">를 사용하게끔 만</w:t>
+      </w:r>
+      <w:r>
+        <w:rPr>
+          <w:i w:val="0"/>
+          <w:b w:val="0"/>
+          <w:color w:val="000000"/>
+          <w:sz w:val="22"/>
+          <w:szCs w:val="22"/>
+          <w:shd w:val="clear"/>
+          <w:rFonts w:ascii="Arial" w:eastAsia="Arial" w:hAnsi="Arial" w:cs="Arial"/>
+          <w:lang w:eastAsia="ko-KR"/>
+        </w:rPr>
+        <w:t xml:space="preserve">들고 </w:t>
+      </w:r>
+      <w:r>
+        <w:rPr>
+          <w:i w:val="0"/>
+          <w:b w:val="0"/>
+          <w:color w:val="000000"/>
+          <w:sz w:val="22"/>
+          <w:szCs w:val="22"/>
+          <w:shd w:val="clear"/>
+          <w:rFonts w:ascii="Arial" w:eastAsia="Arial" w:hAnsi="Arial" w:cs="Arial"/>
+        </w:rPr>
+        <w:t>생육속도</w:t>
+      </w:r>
+      <w:r>
+        <w:rPr>
+          <w:i w:val="0"/>
+          <w:b w:val="0"/>
+          <w:color w:val="000000"/>
+          <w:sz w:val="22"/>
+          <w:szCs w:val="22"/>
+          <w:shd w:val="clear"/>
+          <w:rFonts w:ascii="Arial" w:eastAsia="Arial" w:hAnsi="Arial" w:cs="Arial"/>
+          <w:lang w:eastAsia="ko-KR"/>
+        </w:rPr>
+        <w:t xml:space="preserve">가 </w:t>
+      </w:r>
+      <w:r>
+        <w:rPr>
+          <w:i w:val="0"/>
+          <w:b w:val="0"/>
+          <w:color w:val="000000"/>
+          <w:sz w:val="22"/>
+          <w:szCs w:val="22"/>
+          <w:shd w:val="clear"/>
+          <w:rFonts w:ascii="Arial" w:eastAsia="Arial" w:hAnsi="Arial" w:cs="Arial"/>
+          <w:lang w:eastAsia="ko-KR"/>
+        </w:rPr>
+        <w:t>빨라지는</w:t>
+      </w:r>
+      <w:r>
+        <w:rPr>
+          <w:i w:val="0"/>
+          <w:b w:val="0"/>
+          <w:color w:val="000000"/>
+          <w:sz w:val="22"/>
+          <w:szCs w:val="22"/>
+          <w:shd w:val="clear"/>
+          <w:rFonts w:ascii="Arial" w:eastAsia="Arial" w:hAnsi="Arial" w:cs="Arial"/>
+          <w:lang w:eastAsia="ko-KR"/>
+        </w:rPr>
+        <w:t xml:space="preserve"> 것도 </w:t>
+      </w:r>
+    </w:p>
+    <w:p>
+      <w:pPr>
+        <w:spacing w:lineRule="auto" w:line="331" w:before="0" w:after="0"/>
+        <w:rPr>
+          <w:i w:val="0"/>
+          <w:b w:val="0"/>
+          <w:color w:val="000000"/>
+          <w:sz w:val="22"/>
+          <w:szCs w:val="22"/>
+          <w:shd w:val="clear"/>
+          <w:rFonts w:ascii="Arial" w:eastAsia="Arial" w:hAnsi="Arial" w:cs="Arial"/>
+          <w:lang w:eastAsia="ko-KR"/>
+        </w:rPr>
+      </w:pPr>
+      <w:r>
+        <w:rPr>
+          <w:i w:val="0"/>
+          <w:b w:val="0"/>
+          <w:color w:val="000000"/>
+          <w:sz w:val="22"/>
+          <w:szCs w:val="22"/>
+          <w:shd w:val="clear"/>
+          <w:rFonts w:ascii="Arial" w:eastAsia="Arial" w:hAnsi="Arial" w:cs="Arial"/>
+          <w:lang w:eastAsia="ko-KR"/>
+        </w:rPr>
+        <w:t xml:space="preserve">생각하는게 중</w:t>
+      </w:r>
+      <w:r>
+        <w:rPr>
+          <w:i w:val="0"/>
+          <w:b w:val="0"/>
+          <w:color w:val="000000"/>
+          <w:sz w:val="22"/>
+          <w:szCs w:val="22"/>
+          <w:shd w:val="clear"/>
+          <w:rFonts w:ascii="Arial" w:eastAsia="Arial" w:hAnsi="Arial" w:cs="Arial"/>
+          <w:lang w:eastAsia="ko-KR"/>
+        </w:rPr>
+        <w:t xml:space="preserve">요하다. 그리고 </w:t>
+      </w:r>
+      <w:r>
+        <w:rPr>
+          <w:i w:val="0"/>
+          <w:b w:val="0"/>
+          <w:color w:val="000000"/>
+          <w:sz w:val="22"/>
+          <w:szCs w:val="22"/>
+          <w:shd w:val="clear"/>
+          <w:rFonts w:ascii="Arial" w:eastAsia="Arial" w:hAnsi="Arial" w:cs="Arial"/>
+        </w:rPr>
+        <w:t xml:space="preserve">정확한 출하시기를 맞추게끔</w:t>
+      </w:r>
+      <w:r>
+        <w:rPr>
+          <w:i w:val="0"/>
+          <w:b w:val="0"/>
+          <w:color w:val="000000"/>
+          <w:sz w:val="22"/>
+          <w:szCs w:val="22"/>
+          <w:shd w:val="clear"/>
+          <w:rFonts w:ascii="Arial" w:eastAsia="Arial" w:hAnsi="Arial" w:cs="Arial"/>
+          <w:lang w:eastAsia="ko-KR"/>
+        </w:rPr>
+        <w:t xml:space="preserve"> a</w:t>
+      </w:r>
+      <w:r>
+        <w:rPr>
+          <w:i w:val="0"/>
+          <w:b w:val="0"/>
+          <w:color w:val="000000"/>
+          <w:sz w:val="22"/>
+          <w:szCs w:val="22"/>
+          <w:shd w:val="clear"/>
+          <w:rFonts w:ascii="Arial" w:eastAsia="Arial" w:hAnsi="Arial" w:cs="Arial"/>
+          <w:lang w:eastAsia="ko-KR"/>
+        </w:rPr>
+        <w:t>i개발</w:t>
+      </w:r>
+      <w:r>
+        <w:rPr>
+          <w:i w:val="0"/>
+          <w:b w:val="0"/>
+          <w:color w:val="000000"/>
+          <w:sz w:val="22"/>
+          <w:szCs w:val="22"/>
+          <w:shd w:val="clear"/>
+          <w:rFonts w:ascii="Arial" w:eastAsia="Arial" w:hAnsi="Arial" w:cs="Arial"/>
+          <w:lang w:eastAsia="ko-KR"/>
+        </w:rPr>
+        <w:t>해야할듯함!</w:t>
+      </w:r>
+    </w:p>
+    <w:p>
+      <w:pPr>
+        <w:spacing w:lineRule="auto" w:line="235" w:before="0" w:after="0"/>
+        <w:rPr>
+          <w:i w:val="0"/>
+          <w:b w:val="0"/>
+          <w:color w:val="000000"/>
+          <w:sz w:val="22"/>
+          <w:szCs w:val="22"/>
+          <w:shd w:val="clear"/>
+          <w:rFonts w:ascii="Arial" w:eastAsia="Arial" w:hAnsi="Arial" w:cs="Arial"/>
+          <w:lang w:eastAsia="ko-KR"/>
+        </w:rPr>
+      </w:pPr>
+    </w:p>
+    <w:p>
+      <w:pPr>
+        <w:spacing w:lineRule="auto" w:line="235" w:before="0" w:after="0"/>
+        <w:rPr>
+          <w:shd w:val="clear"/>
+        </w:rPr>
+      </w:pPr>
+      <w:r>
+        <w:rPr>
+          <w:shd w:val="clear"/>
+        </w:rPr>
+        <w:t xml:space="preserve">오늘의 날씨</w:t>
+      </w:r>
+    </w:p>
+    <w:p>
+      <w:pPr>
+        <w:spacing w:lineRule="auto" w:line="235" w:before="0" w:after="0"/>
+        <w:rPr>
+          <w:i w:val="0"/>
+          <w:b w:val="0"/>
+          <w:color w:val="auto"/>
+          <w:sz w:val="22"/>
+          <w:szCs w:val="22"/>
+          <w:shd w:val="clear"/>
+          <w:rFonts w:ascii="Arial" w:eastAsia="Arial" w:hAnsi="Arial" w:cs="Arial"/>
+          <w:lang w:eastAsia="ko-KR"/>
+        </w:rPr>
+      </w:pPr>
+      <w:r>
+        <w:fldChar w:fldCharType="begin"/>
+      </w:r>
+      <w:r>
+        <w:instrText xml:space="preserve">HYPERLINK "https://data.kma.go.kr/data/rmt/rmtList.do?code=420&amp;pgmNo=572"</w:instrText>
+      </w:r>
+      <w:r>
+        <w:fldChar w:fldCharType="separate"/>
+      </w:r>
+      <w:r>
+        <w:rPr>
+          <w:i w:val="0"/>
+          <w:b w:val="0"/>
+          <w:color w:val="1155CC"/>
+          <w:sz w:val="22"/>
+          <w:szCs w:val="22"/>
+          <w:u w:val="single" w:color="1155CC"/>
+          <w:shd w:val="clear"/>
+          <w:rFonts w:ascii="Arial" w:eastAsia="Arial" w:hAnsi="Arial" w:cs="Arial"/>
+        </w:rPr>
+        <w:t>h</w:t>
+      </w:r>
+      <w:r>
+        <w:rPr>
+          <w:i w:val="0"/>
+          <w:b w:val="0"/>
+          <w:color w:val="1155CC"/>
+          <w:sz w:val="22"/>
+          <w:szCs w:val="22"/>
+          <w:u w:val="single" w:color="1155CC"/>
+          <w:shd w:val="clear"/>
+          <w:rFonts w:ascii="Arial" w:eastAsia="Arial" w:hAnsi="Arial" w:cs="Arial"/>
+        </w:rPr>
+        <w:t>t</w:t>
+      </w:r>
+      <w:r>
+        <w:rPr>
+          <w:i w:val="0"/>
+          <w:b w:val="0"/>
+          <w:color w:val="1155CC"/>
+          <w:sz w:val="22"/>
+          <w:szCs w:val="22"/>
+          <w:u w:val="single" w:color="1155CC"/>
+          <w:shd w:val="clear"/>
+          <w:rFonts w:ascii="Arial" w:eastAsia="Arial" w:hAnsi="Arial" w:cs="Arial"/>
+        </w:rPr>
+        <w:t>t</w:t>
+      </w:r>
+      <w:r>
+        <w:rPr>
+          <w:i w:val="0"/>
+          <w:b w:val="0"/>
+          <w:color w:val="1155CC"/>
+          <w:sz w:val="22"/>
+          <w:szCs w:val="22"/>
+          <w:u w:val="single" w:color="1155CC"/>
+          <w:shd w:val="clear"/>
+          <w:rFonts w:ascii="Arial" w:eastAsia="Arial" w:hAnsi="Arial" w:cs="Arial"/>
+        </w:rPr>
+        <w:t>p</w:t>
+      </w:r>
+      <w:r>
+        <w:rPr>
+          <w:i w:val="0"/>
+          <w:b w:val="0"/>
+          <w:color w:val="1155CC"/>
+          <w:sz w:val="22"/>
+          <w:szCs w:val="22"/>
+          <w:u w:val="single" w:color="1155CC"/>
+          <w:shd w:val="clear"/>
+          <w:rFonts w:ascii="Arial" w:eastAsia="Arial" w:hAnsi="Arial" w:cs="Arial"/>
+        </w:rPr>
+        <w:t>s</w:t>
+      </w:r>
+      <w:r>
+        <w:rPr>
+          <w:i w:val="0"/>
+          <w:b w:val="0"/>
+          <w:color w:val="1155CC"/>
+          <w:sz w:val="22"/>
+          <w:szCs w:val="22"/>
+          <w:u w:val="single" w:color="1155CC"/>
+          <w:shd w:val="clear"/>
+          <w:rFonts w:ascii="Arial" w:eastAsia="Arial" w:hAnsi="Arial" w:cs="Arial"/>
+        </w:rPr>
+        <w:t>:</w:t>
+      </w:r>
+      <w:r>
+        <w:rPr>
+          <w:i w:val="0"/>
+          <w:b w:val="0"/>
+          <w:color w:val="1155CC"/>
+          <w:sz w:val="22"/>
+          <w:szCs w:val="22"/>
+          <w:u w:val="single" w:color="1155CC"/>
+          <w:shd w:val="clear"/>
+          <w:rFonts w:ascii="Arial" w:eastAsia="Arial" w:hAnsi="Arial" w:cs="Arial"/>
+        </w:rPr>
+        <w:t>/</w:t>
+      </w:r>
+      <w:r>
+        <w:rPr>
+          <w:i w:val="0"/>
+          <w:b w:val="0"/>
+          <w:color w:val="1155CC"/>
+          <w:sz w:val="22"/>
+          <w:szCs w:val="22"/>
+          <w:u w:val="single" w:color="1155CC"/>
+          <w:shd w:val="clear"/>
+          <w:rFonts w:ascii="Arial" w:eastAsia="Arial" w:hAnsi="Arial" w:cs="Arial"/>
+        </w:rPr>
+        <w:t>/</w:t>
+      </w:r>
+      <w:r>
+        <w:rPr>
+          <w:i w:val="0"/>
+          <w:b w:val="0"/>
+          <w:color w:val="1155CC"/>
+          <w:sz w:val="22"/>
+          <w:szCs w:val="22"/>
+          <w:u w:val="single" w:color="1155CC"/>
+          <w:shd w:val="clear"/>
+          <w:rFonts w:ascii="Arial" w:eastAsia="Arial" w:hAnsi="Arial" w:cs="Arial"/>
+        </w:rPr>
+        <w:t>d</w:t>
+      </w:r>
+      <w:r>
+        <w:rPr>
+          <w:i w:val="0"/>
+          <w:b w:val="0"/>
+          <w:color w:val="1155CC"/>
+          <w:sz w:val="22"/>
+          <w:szCs w:val="22"/>
+          <w:u w:val="single" w:color="1155CC"/>
+          <w:shd w:val="clear"/>
+          <w:rFonts w:ascii="Arial" w:eastAsia="Arial" w:hAnsi="Arial" w:cs="Arial"/>
+        </w:rPr>
+        <w:t>a</w:t>
+      </w:r>
+      <w:r>
+        <w:rPr>
+          <w:i w:val="0"/>
+          <w:b w:val="0"/>
+          <w:color w:val="1155CC"/>
+          <w:sz w:val="22"/>
+          <w:szCs w:val="22"/>
+          <w:u w:val="single" w:color="1155CC"/>
+          <w:shd w:val="clear"/>
+          <w:rFonts w:ascii="Arial" w:eastAsia="Arial" w:hAnsi="Arial" w:cs="Arial"/>
+        </w:rPr>
+        <w:t>t</w:t>
+      </w:r>
+      <w:r>
+        <w:rPr>
+          <w:i w:val="0"/>
+          <w:b w:val="0"/>
+          <w:color w:val="1155CC"/>
+          <w:sz w:val="22"/>
+          <w:szCs w:val="22"/>
+          <w:u w:val="single" w:color="1155CC"/>
+          <w:shd w:val="clear"/>
+          <w:rFonts w:ascii="Arial" w:eastAsia="Arial" w:hAnsi="Arial" w:cs="Arial"/>
+        </w:rPr>
+        <w:t>a</w:t>
+      </w:r>
+      <w:r>
+        <w:rPr>
+          <w:i w:val="0"/>
+          <w:b w:val="0"/>
+          <w:color w:val="1155CC"/>
+          <w:sz w:val="22"/>
+          <w:szCs w:val="22"/>
+          <w:u w:val="single" w:color="1155CC"/>
+          <w:shd w:val="clear"/>
+          <w:rFonts w:ascii="Arial" w:eastAsia="Arial" w:hAnsi="Arial" w:cs="Arial"/>
+        </w:rPr>
+        <w:t>.</w:t>
+      </w:r>
+      <w:r>
+        <w:rPr>
+          <w:i w:val="0"/>
+          <w:b w:val="0"/>
+          <w:color w:val="1155CC"/>
+          <w:sz w:val="22"/>
+          <w:szCs w:val="22"/>
+          <w:u w:val="single" w:color="1155CC"/>
+          <w:shd w:val="clear"/>
+          <w:rFonts w:ascii="Arial" w:eastAsia="Arial" w:hAnsi="Arial" w:cs="Arial"/>
+        </w:rPr>
+        <w:t>k</w:t>
+      </w:r>
+      <w:r>
+        <w:rPr>
+          <w:i w:val="0"/>
+          <w:b w:val="0"/>
+          <w:color w:val="1155CC"/>
+          <w:sz w:val="22"/>
+          <w:szCs w:val="22"/>
+          <w:u w:val="single" w:color="1155CC"/>
+          <w:shd w:val="clear"/>
+          <w:rFonts w:ascii="Arial" w:eastAsia="Arial" w:hAnsi="Arial" w:cs="Arial"/>
+        </w:rPr>
+        <w:t>m</w:t>
+      </w:r>
+      <w:r>
+        <w:rPr>
+          <w:i w:val="0"/>
+          <w:b w:val="0"/>
+          <w:color w:val="1155CC"/>
+          <w:sz w:val="22"/>
+          <w:szCs w:val="22"/>
+          <w:u w:val="single" w:color="1155CC"/>
+          <w:shd w:val="clear"/>
+          <w:rFonts w:ascii="Arial" w:eastAsia="Arial" w:hAnsi="Arial" w:cs="Arial"/>
+        </w:rPr>
+        <w:t>a</w:t>
+      </w:r>
+      <w:r>
+        <w:rPr>
+          <w:i w:val="0"/>
+          <w:b w:val="0"/>
+          <w:color w:val="1155CC"/>
+          <w:sz w:val="22"/>
+          <w:szCs w:val="22"/>
+          <w:u w:val="single" w:color="1155CC"/>
+          <w:shd w:val="clear"/>
+          <w:rFonts w:ascii="Arial" w:eastAsia="Arial" w:hAnsi="Arial" w:cs="Arial"/>
+        </w:rPr>
+        <w:t>.</w:t>
+      </w:r>
+      <w:r>
+        <w:rPr>
+          <w:i w:val="0"/>
+          <w:b w:val="0"/>
+          <w:color w:val="1155CC"/>
+          <w:sz w:val="22"/>
+          <w:szCs w:val="22"/>
+          <w:u w:val="single" w:color="1155CC"/>
+          <w:shd w:val="clear"/>
+          <w:rFonts w:ascii="Arial" w:eastAsia="Arial" w:hAnsi="Arial" w:cs="Arial"/>
+        </w:rPr>
+        <w:t>g</w:t>
+      </w:r>
+      <w:r>
+        <w:rPr>
+          <w:i w:val="0"/>
+          <w:b w:val="0"/>
+          <w:color w:val="1155CC"/>
+          <w:sz w:val="22"/>
+          <w:szCs w:val="22"/>
+          <w:u w:val="single" w:color="1155CC"/>
+          <w:shd w:val="clear"/>
+          <w:rFonts w:ascii="Arial" w:eastAsia="Arial" w:hAnsi="Arial" w:cs="Arial"/>
+        </w:rPr>
+        <w:t>o</w:t>
+      </w:r>
+      <w:r>
+        <w:rPr>
+          <w:i w:val="0"/>
+          <w:b w:val="0"/>
+          <w:color w:val="1155CC"/>
+          <w:sz w:val="22"/>
+          <w:szCs w:val="22"/>
+          <w:u w:val="single" w:color="1155CC"/>
+          <w:shd w:val="clear"/>
+          <w:rFonts w:ascii="Arial" w:eastAsia="Arial" w:hAnsi="Arial" w:cs="Arial"/>
+        </w:rPr>
+        <w:t>.</w:t>
+      </w:r>
+      <w:r>
+        <w:rPr>
+          <w:i w:val="0"/>
+          <w:b w:val="0"/>
+          <w:color w:val="1155CC"/>
+          <w:sz w:val="22"/>
+          <w:szCs w:val="22"/>
+          <w:u w:val="single" w:color="1155CC"/>
+          <w:shd w:val="clear"/>
+          <w:rFonts w:ascii="Arial" w:eastAsia="Arial" w:hAnsi="Arial" w:cs="Arial"/>
+        </w:rPr>
+        <w:t>k</w:t>
+      </w:r>
+      <w:r>
+        <w:rPr>
+          <w:i w:val="0"/>
+          <w:b w:val="0"/>
+          <w:color w:val="1155CC"/>
+          <w:sz w:val="22"/>
+          <w:szCs w:val="22"/>
+          <w:u w:val="single" w:color="1155CC"/>
+          <w:shd w:val="clear"/>
+          <w:rFonts w:ascii="Arial" w:eastAsia="Arial" w:hAnsi="Arial" w:cs="Arial"/>
+        </w:rPr>
+        <w:t>r</w:t>
+      </w:r>
+      <w:r>
+        <w:rPr>
+          <w:i w:val="0"/>
+          <w:b w:val="0"/>
+          <w:color w:val="1155CC"/>
+          <w:sz w:val="22"/>
+          <w:szCs w:val="22"/>
+          <w:u w:val="single" w:color="1155CC"/>
+          <w:shd w:val="clear"/>
+          <w:rFonts w:ascii="Arial" w:eastAsia="Arial" w:hAnsi="Arial" w:cs="Arial"/>
+        </w:rPr>
+        <w:t>/</w:t>
+      </w:r>
+      <w:r>
+        <w:rPr>
+          <w:i w:val="0"/>
+          <w:b w:val="0"/>
+          <w:color w:val="1155CC"/>
+          <w:sz w:val="22"/>
+          <w:szCs w:val="22"/>
+          <w:u w:val="single" w:color="1155CC"/>
+          <w:shd w:val="clear"/>
+          <w:rFonts w:ascii="Arial" w:eastAsia="Arial" w:hAnsi="Arial" w:cs="Arial"/>
+        </w:rPr>
+        <w:t>d</w:t>
+      </w:r>
+      <w:r>
+        <w:rPr>
+          <w:i w:val="0"/>
+          <w:b w:val="0"/>
+          <w:color w:val="1155CC"/>
+          <w:sz w:val="22"/>
+          <w:szCs w:val="22"/>
+          <w:u w:val="single" w:color="1155CC"/>
+          <w:shd w:val="clear"/>
+          <w:rFonts w:ascii="Arial" w:eastAsia="Arial" w:hAnsi="Arial" w:cs="Arial"/>
+        </w:rPr>
+        <w:t>a</w:t>
+      </w:r>
+      <w:r>
+        <w:rPr>
+          <w:i w:val="0"/>
+          <w:b w:val="0"/>
+          <w:color w:val="1155CC"/>
+          <w:sz w:val="22"/>
+          <w:szCs w:val="22"/>
+          <w:u w:val="single" w:color="1155CC"/>
+          <w:shd w:val="clear"/>
+          <w:rFonts w:ascii="Arial" w:eastAsia="Arial" w:hAnsi="Arial" w:cs="Arial"/>
+        </w:rPr>
+        <w:t>t</w:t>
+      </w:r>
+      <w:r>
+        <w:rPr>
+          <w:i w:val="0"/>
+          <w:b w:val="0"/>
+          <w:color w:val="1155CC"/>
+          <w:sz w:val="22"/>
+          <w:szCs w:val="22"/>
+          <w:u w:val="single" w:color="1155CC"/>
+          <w:shd w:val="clear"/>
+          <w:rFonts w:ascii="Arial" w:eastAsia="Arial" w:hAnsi="Arial" w:cs="Arial"/>
+        </w:rPr>
+        <w:t>a</w:t>
+      </w:r>
+      <w:r>
+        <w:rPr>
+          <w:i w:val="0"/>
+          <w:b w:val="0"/>
+          <w:color w:val="1155CC"/>
+          <w:sz w:val="22"/>
+          <w:szCs w:val="22"/>
+          <w:u w:val="single" w:color="1155CC"/>
+          <w:shd w:val="clear"/>
+          <w:rFonts w:ascii="Arial" w:eastAsia="Arial" w:hAnsi="Arial" w:cs="Arial"/>
+        </w:rPr>
+        <w:t>/</w:t>
+      </w:r>
+      <w:r>
+        <w:rPr>
+          <w:i w:val="0"/>
+          <w:b w:val="0"/>
+          <w:color w:val="1155CC"/>
+          <w:sz w:val="22"/>
+          <w:szCs w:val="22"/>
+          <w:u w:val="single" w:color="1155CC"/>
+          <w:shd w:val="clear"/>
+          <w:rFonts w:ascii="Arial" w:eastAsia="Arial" w:hAnsi="Arial" w:cs="Arial"/>
+        </w:rPr>
+        <w:t>r</w:t>
+      </w:r>
+      <w:r>
+        <w:rPr>
+          <w:i w:val="0"/>
+          <w:b w:val="0"/>
+          <w:color w:val="1155CC"/>
+          <w:sz w:val="22"/>
+          <w:szCs w:val="22"/>
+          <w:u w:val="single" w:color="1155CC"/>
+          <w:shd w:val="clear"/>
+          <w:rFonts w:ascii="Arial" w:eastAsia="Arial" w:hAnsi="Arial" w:cs="Arial"/>
+        </w:rPr>
+        <w:t>m</w:t>
+      </w:r>
+      <w:r>
+        <w:rPr>
+          <w:i w:val="0"/>
+          <w:b w:val="0"/>
+          <w:color w:val="1155CC"/>
+          <w:sz w:val="22"/>
+          <w:szCs w:val="22"/>
+          <w:u w:val="single" w:color="1155CC"/>
+          <w:shd w:val="clear"/>
+          <w:rFonts w:ascii="Arial" w:eastAsia="Arial" w:hAnsi="Arial" w:cs="Arial"/>
+        </w:rPr>
+        <w:t>t</w:t>
+      </w:r>
+      <w:r>
+        <w:rPr>
+          <w:i w:val="0"/>
+          <w:b w:val="0"/>
+          <w:color w:val="1155CC"/>
+          <w:sz w:val="22"/>
+          <w:szCs w:val="22"/>
+          <w:u w:val="single" w:color="1155CC"/>
+          <w:shd w:val="clear"/>
+          <w:rFonts w:ascii="Arial" w:eastAsia="Arial" w:hAnsi="Arial" w:cs="Arial"/>
+        </w:rPr>
+        <w:t>/</w:t>
+      </w:r>
+      <w:r>
+        <w:rPr>
+          <w:i w:val="0"/>
+          <w:b w:val="0"/>
+          <w:color w:val="1155CC"/>
+          <w:sz w:val="22"/>
+          <w:szCs w:val="22"/>
+          <w:u w:val="single" w:color="1155CC"/>
+          <w:shd w:val="clear"/>
+          <w:rFonts w:ascii="Arial" w:eastAsia="Arial" w:hAnsi="Arial" w:cs="Arial"/>
+        </w:rPr>
+        <w:t>r</w:t>
+      </w:r>
+      <w:r>
+        <w:rPr>
+          <w:i w:val="0"/>
+          <w:b w:val="0"/>
+          <w:color w:val="1155CC"/>
+          <w:sz w:val="22"/>
+          <w:szCs w:val="22"/>
+          <w:u w:val="single" w:color="1155CC"/>
+          <w:shd w:val="clear"/>
+          <w:rFonts w:ascii="Arial" w:eastAsia="Arial" w:hAnsi="Arial" w:cs="Arial"/>
+        </w:rPr>
+        <w:t>m</w:t>
+      </w:r>
+      <w:r>
+        <w:rPr>
+          <w:i w:val="0"/>
+          <w:b w:val="0"/>
+          <w:color w:val="1155CC"/>
+          <w:sz w:val="22"/>
+          <w:szCs w:val="22"/>
+          <w:u w:val="single" w:color="1155CC"/>
+          <w:shd w:val="clear"/>
+          <w:rFonts w:ascii="Arial" w:eastAsia="Arial" w:hAnsi="Arial" w:cs="Arial"/>
+        </w:rPr>
+        <w:t>t</w:t>
+      </w:r>
+      <w:r>
+        <w:rPr>
+          <w:i w:val="0"/>
+          <w:b w:val="0"/>
+          <w:color w:val="1155CC"/>
+          <w:sz w:val="22"/>
+          <w:szCs w:val="22"/>
+          <w:u w:val="single" w:color="1155CC"/>
+          <w:shd w:val="clear"/>
+          <w:rFonts w:ascii="Arial" w:eastAsia="Arial" w:hAnsi="Arial" w:cs="Arial"/>
+        </w:rPr>
+        <w:t>L</w:t>
+      </w:r>
+      <w:r>
+        <w:rPr>
+          <w:i w:val="0"/>
+          <w:b w:val="0"/>
+          <w:color w:val="1155CC"/>
+          <w:sz w:val="22"/>
+          <w:szCs w:val="22"/>
+          <w:u w:val="single" w:color="1155CC"/>
+          <w:shd w:val="clear"/>
+          <w:rFonts w:ascii="Arial" w:eastAsia="Arial" w:hAnsi="Arial" w:cs="Arial"/>
+        </w:rPr>
+        <w:t>i</w:t>
+      </w:r>
+      <w:r>
+        <w:rPr>
+          <w:i w:val="0"/>
+          <w:b w:val="0"/>
+          <w:color w:val="1155CC"/>
+          <w:sz w:val="22"/>
+          <w:szCs w:val="22"/>
+          <w:u w:val="single" w:color="1155CC"/>
+          <w:shd w:val="clear"/>
+          <w:rFonts w:ascii="Arial" w:eastAsia="Arial" w:hAnsi="Arial" w:cs="Arial"/>
+        </w:rPr>
+        <w:t>s</w:t>
+      </w:r>
+      <w:r>
+        <w:rPr>
+          <w:i w:val="0"/>
+          <w:b w:val="0"/>
+          <w:color w:val="1155CC"/>
+          <w:sz w:val="22"/>
+          <w:szCs w:val="22"/>
+          <w:u w:val="single" w:color="1155CC"/>
+          <w:shd w:val="clear"/>
+          <w:rFonts w:ascii="Arial" w:eastAsia="Arial" w:hAnsi="Arial" w:cs="Arial"/>
+        </w:rPr>
+        <w:t>t</w:t>
+      </w:r>
+      <w:r>
+        <w:rPr>
+          <w:i w:val="0"/>
+          <w:b w:val="0"/>
+          <w:color w:val="1155CC"/>
+          <w:sz w:val="22"/>
+          <w:szCs w:val="22"/>
+          <w:u w:val="single" w:color="1155CC"/>
+          <w:shd w:val="clear"/>
+          <w:rFonts w:ascii="Arial" w:eastAsia="Arial" w:hAnsi="Arial" w:cs="Arial"/>
+        </w:rPr>
+        <w:t>.</w:t>
+      </w:r>
+      <w:r>
+        <w:rPr>
+          <w:i w:val="0"/>
+          <w:b w:val="0"/>
+          <w:color w:val="1155CC"/>
+          <w:sz w:val="22"/>
+          <w:szCs w:val="22"/>
+          <w:u w:val="single" w:color="1155CC"/>
+          <w:shd w:val="clear"/>
+          <w:rFonts w:ascii="Arial" w:eastAsia="Arial" w:hAnsi="Arial" w:cs="Arial"/>
+        </w:rPr>
+        <w:t>d</w:t>
+      </w:r>
+      <w:r>
+        <w:rPr>
+          <w:i w:val="0"/>
+          <w:b w:val="0"/>
+          <w:color w:val="1155CC"/>
+          <w:sz w:val="22"/>
+          <w:szCs w:val="22"/>
+          <w:u w:val="single" w:color="1155CC"/>
+          <w:shd w:val="clear"/>
+          <w:rFonts w:ascii="Arial" w:eastAsia="Arial" w:hAnsi="Arial" w:cs="Arial"/>
+        </w:rPr>
+        <w:t>o</w:t>
+      </w:r>
+      <w:r>
+        <w:rPr>
+          <w:i w:val="0"/>
+          <w:b w:val="0"/>
+          <w:color w:val="1155CC"/>
+          <w:sz w:val="22"/>
+          <w:szCs w:val="22"/>
+          <w:u w:val="single" w:color="1155CC"/>
+          <w:shd w:val="clear"/>
+          <w:rFonts w:ascii="Arial" w:eastAsia="Arial" w:hAnsi="Arial" w:cs="Arial"/>
+        </w:rPr>
+        <w:t>?</w:t>
+      </w:r>
+      <w:r>
+        <w:rPr>
+          <w:i w:val="0"/>
+          <w:b w:val="0"/>
+          <w:color w:val="1155CC"/>
+          <w:sz w:val="22"/>
+          <w:szCs w:val="22"/>
+          <w:u w:val="single" w:color="1155CC"/>
+          <w:shd w:val="clear"/>
+          <w:rFonts w:ascii="Arial" w:eastAsia="Arial" w:hAnsi="Arial" w:cs="Arial"/>
+        </w:rPr>
+        <w:t>c</w:t>
+      </w:r>
+      <w:r>
+        <w:rPr>
+          <w:i w:val="0"/>
+          <w:b w:val="0"/>
+          <w:color w:val="1155CC"/>
+          <w:sz w:val="22"/>
+          <w:szCs w:val="22"/>
+          <w:u w:val="single" w:color="1155CC"/>
+          <w:shd w:val="clear"/>
+          <w:rFonts w:ascii="Arial" w:eastAsia="Arial" w:hAnsi="Arial" w:cs="Arial"/>
+        </w:rPr>
+        <w:t>o</w:t>
+      </w:r>
+      <w:r>
+        <w:rPr>
+          <w:i w:val="0"/>
+          <w:b w:val="0"/>
+          <w:color w:val="1155CC"/>
+          <w:sz w:val="22"/>
+          <w:szCs w:val="22"/>
+          <w:u w:val="single" w:color="1155CC"/>
+          <w:shd w:val="clear"/>
+          <w:rFonts w:ascii="Arial" w:eastAsia="Arial" w:hAnsi="Arial" w:cs="Arial"/>
+        </w:rPr>
+        <w:t>d</w:t>
+      </w:r>
+      <w:r>
+        <w:rPr>
+          <w:i w:val="0"/>
+          <w:b w:val="0"/>
+          <w:color w:val="1155CC"/>
+          <w:sz w:val="22"/>
+          <w:szCs w:val="22"/>
+          <w:u w:val="single" w:color="1155CC"/>
+          <w:shd w:val="clear"/>
+          <w:rFonts w:ascii="Arial" w:eastAsia="Arial" w:hAnsi="Arial" w:cs="Arial"/>
+        </w:rPr>
+        <w:t>e</w:t>
+      </w:r>
+      <w:r>
+        <w:rPr>
+          <w:i w:val="0"/>
+          <w:b w:val="0"/>
+          <w:color w:val="1155CC"/>
+          <w:sz w:val="22"/>
+          <w:szCs w:val="22"/>
+          <w:u w:val="single" w:color="1155CC"/>
+          <w:shd w:val="clear"/>
+          <w:rFonts w:ascii="Arial" w:eastAsia="Arial" w:hAnsi="Arial" w:cs="Arial"/>
+        </w:rPr>
+        <w:t>=</w:t>
+      </w:r>
+      <w:r>
+        <w:rPr>
+          <w:i w:val="0"/>
+          <w:b w:val="0"/>
+          <w:color w:val="1155CC"/>
+          <w:sz w:val="22"/>
+          <w:szCs w:val="22"/>
+          <w:u w:val="single" w:color="1155CC"/>
+          <w:shd w:val="clear"/>
+          <w:rFonts w:ascii="Arial" w:eastAsia="Arial" w:hAnsi="Arial" w:cs="Arial"/>
+        </w:rPr>
+        <w:t>4</w:t>
+      </w:r>
+      <w:r>
+        <w:rPr>
+          <w:i w:val="0"/>
+          <w:b w:val="0"/>
+          <w:color w:val="1155CC"/>
+          <w:sz w:val="22"/>
+          <w:szCs w:val="22"/>
+          <w:u w:val="single" w:color="1155CC"/>
+          <w:shd w:val="clear"/>
+          <w:rFonts w:ascii="Arial" w:eastAsia="Arial" w:hAnsi="Arial" w:cs="Arial"/>
+        </w:rPr>
+        <w:t>2</w:t>
+      </w:r>
+      <w:r>
+        <w:rPr>
+          <w:i w:val="0"/>
+          <w:b w:val="0"/>
+          <w:color w:val="1155CC"/>
+          <w:sz w:val="22"/>
+          <w:szCs w:val="22"/>
+          <w:u w:val="single" w:color="1155CC"/>
+          <w:shd w:val="clear"/>
+          <w:rFonts w:ascii="Arial" w:eastAsia="Arial" w:hAnsi="Arial" w:cs="Arial"/>
+        </w:rPr>
+        <w:t>0</w:t>
+      </w:r>
+      <w:r>
+        <w:rPr>
+          <w:i w:val="0"/>
+          <w:b w:val="0"/>
+          <w:color w:val="1155CC"/>
+          <w:sz w:val="22"/>
+          <w:szCs w:val="22"/>
+          <w:u w:val="single" w:color="1155CC"/>
+          <w:shd w:val="clear"/>
+          <w:rFonts w:ascii="Arial" w:eastAsia="Arial" w:hAnsi="Arial" w:cs="Arial"/>
+        </w:rPr>
+        <w:t>&amp;</w:t>
+      </w:r>
+      <w:r>
+        <w:rPr>
+          <w:i w:val="0"/>
+          <w:b w:val="0"/>
+          <w:color w:val="1155CC"/>
+          <w:sz w:val="22"/>
+          <w:szCs w:val="22"/>
+          <w:u w:val="single" w:color="1155CC"/>
+          <w:shd w:val="clear"/>
+          <w:rFonts w:ascii="Arial" w:eastAsia="Arial" w:hAnsi="Arial" w:cs="Arial"/>
+        </w:rPr>
+        <w:t>p</w:t>
+      </w:r>
+      <w:r>
+        <w:rPr>
+          <w:i w:val="0"/>
+          <w:b w:val="0"/>
+          <w:color w:val="1155CC"/>
+          <w:sz w:val="22"/>
+          <w:szCs w:val="22"/>
+          <w:u w:val="single" w:color="1155CC"/>
+          <w:shd w:val="clear"/>
+          <w:rFonts w:ascii="Arial" w:eastAsia="Arial" w:hAnsi="Arial" w:cs="Arial"/>
+        </w:rPr>
+        <w:t>g</w:t>
+      </w:r>
+      <w:r>
+        <w:rPr>
+          <w:i w:val="0"/>
+          <w:b w:val="0"/>
+          <w:color w:val="1155CC"/>
+          <w:sz w:val="22"/>
+          <w:szCs w:val="22"/>
+          <w:u w:val="single" w:color="1155CC"/>
+          <w:shd w:val="clear"/>
+          <w:rFonts w:ascii="Arial" w:eastAsia="Arial" w:hAnsi="Arial" w:cs="Arial"/>
+        </w:rPr>
+        <w:t>m</w:t>
+      </w:r>
+      <w:r>
+        <w:rPr>
+          <w:i w:val="0"/>
+          <w:b w:val="0"/>
+          <w:color w:val="1155CC"/>
+          <w:sz w:val="22"/>
+          <w:szCs w:val="22"/>
+          <w:u w:val="single" w:color="1155CC"/>
+          <w:shd w:val="clear"/>
+          <w:rFonts w:ascii="Arial" w:eastAsia="Arial" w:hAnsi="Arial" w:cs="Arial"/>
+        </w:rPr>
+        <w:t>N</w:t>
+      </w:r>
+      <w:r>
+        <w:rPr>
+          <w:i w:val="0"/>
+          <w:b w:val="0"/>
+          <w:color w:val="1155CC"/>
+          <w:sz w:val="22"/>
+          <w:szCs w:val="22"/>
+          <w:u w:val="single" w:color="1155CC"/>
+          <w:shd w:val="clear"/>
+          <w:rFonts w:ascii="Arial" w:eastAsia="Arial" w:hAnsi="Arial" w:cs="Arial"/>
+        </w:rPr>
+        <w:t>o</w:t>
+      </w:r>
+      <w:r>
+        <w:rPr>
+          <w:i w:val="0"/>
+          <w:b w:val="0"/>
+          <w:color w:val="1155CC"/>
+          <w:sz w:val="22"/>
+          <w:szCs w:val="22"/>
+          <w:u w:val="single" w:color="1155CC"/>
+          <w:shd w:val="clear"/>
+          <w:rFonts w:ascii="Arial" w:eastAsia="Arial" w:hAnsi="Arial" w:cs="Arial"/>
+        </w:rPr>
+        <w:t>=</w:t>
+      </w:r>
+      <w:r>
+        <w:rPr>
+          <w:i w:val="0"/>
+          <w:b w:val="0"/>
+          <w:color w:val="1155CC"/>
+          <w:sz w:val="22"/>
+          <w:szCs w:val="22"/>
+          <w:u w:val="single" w:color="1155CC"/>
+          <w:shd w:val="clear"/>
+          <w:rFonts w:ascii="Arial" w:eastAsia="Arial" w:hAnsi="Arial" w:cs="Arial"/>
+        </w:rPr>
+        <w:t>5</w:t>
+      </w:r>
+      <w:r>
+        <w:rPr>
+          <w:i w:val="0"/>
+          <w:b w:val="0"/>
+          <w:color w:val="1155CC"/>
+          <w:sz w:val="22"/>
+          <w:szCs w:val="22"/>
+          <w:u w:val="single" w:color="1155CC"/>
+          <w:shd w:val="clear"/>
+          <w:rFonts w:ascii="Arial" w:eastAsia="Arial" w:hAnsi="Arial" w:cs="Arial"/>
+        </w:rPr>
+        <w:t>7</w:t>
+      </w:r>
+      <w:r>
+        <w:rPr>
+          <w:i w:val="0"/>
+          <w:b w:val="0"/>
+          <w:color w:val="1155CC"/>
+          <w:sz w:val="22"/>
+          <w:szCs w:val="22"/>
+          <w:u w:val="single" w:color="1155CC"/>
+          <w:shd w:val="clear"/>
+          <w:rFonts w:ascii="Arial" w:eastAsia="Arial" w:hAnsi="Arial" w:cs="Arial"/>
+        </w:rPr>
+        <w:t>2</w:t>
+      </w:r>
+      <w:r>
+        <w:rPr>
+          <w:shd w:val="clear"/>
+        </w:rPr>
+        <w:fldChar w:fldCharType="end"/>
+      </w:r>
+    </w:p>
+    <w:p>
+      <w:pPr>
+        <w:spacing w:lineRule="auto" w:line="235" w:before="0" w:after="0"/>
+        <w:rPr>
+          <w:i w:val="0"/>
+          <w:b w:val="0"/>
+          <w:color w:val="auto"/>
+          <w:sz w:val="22"/>
+          <w:szCs w:val="22"/>
+          <w:shd w:val="clear"/>
+          <w:rFonts w:ascii="Arial" w:eastAsia="Arial" w:hAnsi="Arial" w:cs="Arial"/>
+          <w:lang w:eastAsia="ko-KR"/>
+        </w:rPr>
+      </w:pPr>
+    </w:p>
+    <w:p>
+      <w:pPr>
+        <w:spacing w:lineRule="auto" w:line="235" w:before="0" w:after="0"/>
+        <w:rPr>
+          <w:i w:val="0"/>
+          <w:b w:val="0"/>
+          <w:color w:val="auto"/>
+          <w:sz w:val="22"/>
+          <w:szCs w:val="22"/>
+          <w:shd w:val="clear"/>
+          <w:rFonts w:ascii="Arial" w:eastAsia="Arial" w:hAnsi="Arial" w:cs="Arial"/>
+          <w:lang w:eastAsia="ko-KR"/>
+        </w:rPr>
+      </w:pPr>
+      <w:r>
+        <w:rPr>
+          <w:i w:val="0"/>
+          <w:b w:val="0"/>
+          <w:color w:val="auto"/>
+          <w:sz w:val="22"/>
+          <w:szCs w:val="22"/>
+          <w:shd w:val="clear"/>
+          <w:rFonts w:ascii="Arial" w:eastAsia="Arial" w:hAnsi="Arial" w:cs="Arial"/>
+          <w:lang w:eastAsia="ko-KR"/>
+        </w:rPr>
+        <w:t xml:space="preserve">가격 데이터 관련 내용</w:t>
+      </w:r>
+      <w:r>
+        <w:rPr>
+          <w:i w:val="0"/>
+          <w:b w:val="0"/>
+          <w:color w:val="auto"/>
+          <w:sz w:val="22"/>
+          <w:szCs w:val="22"/>
+          <w:shd w:val="clear"/>
+          <w:rFonts w:ascii="Arial" w:eastAsia="Arial" w:hAnsi="Arial" w:cs="Arial"/>
+          <w:lang w:eastAsia="ko-KR"/>
+        </w:rPr>
+        <w:t>출처</w:t>
+      </w:r>
+    </w:p>
+    <w:p>
+      <w:pPr>
+        <w:spacing w:lineRule="auto" w:line="235" w:before="0" w:after="0"/>
+        <w:rPr>
+          <w:i w:val="0"/>
+          <w:b w:val="0"/>
+          <w:color w:val="auto"/>
+          <w:sz w:val="22"/>
+          <w:szCs w:val="22"/>
+          <w:shd w:val="clear"/>
+          <w:rFonts w:ascii="Arial" w:eastAsia="Arial" w:hAnsi="Arial" w:cs="Arial"/>
+          <w:lang w:eastAsia="ko-KR"/>
+        </w:rPr>
+      </w:pPr>
+      <w:r>
+        <w:fldChar w:fldCharType="begin"/>
+      </w:r>
+      <w:r>
+        <w:instrText xml:space="preserve">HYPERLINK "https://www.kamis.or.kr/customer/main/main.do"</w:instrText>
+      </w:r>
+      <w:r>
+        <w:fldChar w:fldCharType="separate"/>
+      </w:r>
+      <w:r>
+        <w:rPr>
+          <w:i w:val="0"/>
+          <w:b w:val="0"/>
+          <w:color w:val="1155CC"/>
+          <w:sz w:val="22"/>
+          <w:szCs w:val="22"/>
+          <w:u w:val="single" w:color="1155CC"/>
+          <w:shd w:val="clear"/>
+          <w:rFonts w:ascii="Arial" w:eastAsia="Arial" w:hAnsi="Arial" w:cs="Arial"/>
+        </w:rPr>
+        <w:t>h</w:t>
+      </w:r>
+      <w:r>
+        <w:rPr>
+          <w:i w:val="0"/>
+          <w:b w:val="0"/>
+          <w:color w:val="1155CC"/>
+          <w:sz w:val="22"/>
+          <w:szCs w:val="22"/>
+          <w:u w:val="single" w:color="1155CC"/>
+          <w:shd w:val="clear"/>
+          <w:rFonts w:ascii="Arial" w:eastAsia="Arial" w:hAnsi="Arial" w:cs="Arial"/>
+        </w:rPr>
+        <w:t>t</w:t>
+      </w:r>
+      <w:r>
+        <w:rPr>
+          <w:i w:val="0"/>
+          <w:b w:val="0"/>
+          <w:color w:val="1155CC"/>
+          <w:sz w:val="22"/>
+          <w:szCs w:val="22"/>
+          <w:u w:val="single" w:color="1155CC"/>
+          <w:shd w:val="clear"/>
+          <w:rFonts w:ascii="Arial" w:eastAsia="Arial" w:hAnsi="Arial" w:cs="Arial"/>
+        </w:rPr>
+        <w:t>t</w:t>
+      </w:r>
+      <w:r>
+        <w:rPr>
+          <w:i w:val="0"/>
+          <w:b w:val="0"/>
+          <w:color w:val="1155CC"/>
+          <w:sz w:val="22"/>
+          <w:szCs w:val="22"/>
+          <w:u w:val="single" w:color="1155CC"/>
+          <w:shd w:val="clear"/>
+          <w:rFonts w:ascii="Arial" w:eastAsia="Arial" w:hAnsi="Arial" w:cs="Arial"/>
+        </w:rPr>
+        <w:t>p</w:t>
+      </w:r>
+      <w:r>
+        <w:rPr>
+          <w:i w:val="0"/>
+          <w:b w:val="0"/>
+          <w:color w:val="1155CC"/>
+          <w:sz w:val="22"/>
+          <w:szCs w:val="22"/>
+          <w:u w:val="single" w:color="1155CC"/>
+          <w:shd w:val="clear"/>
+          <w:rFonts w:ascii="Arial" w:eastAsia="Arial" w:hAnsi="Arial" w:cs="Arial"/>
+        </w:rPr>
+        <w:t>s</w:t>
+      </w:r>
+      <w:r>
+        <w:rPr>
+          <w:i w:val="0"/>
+          <w:b w:val="0"/>
+          <w:color w:val="1155CC"/>
+          <w:sz w:val="22"/>
+          <w:szCs w:val="22"/>
+          <w:u w:val="single" w:color="1155CC"/>
+          <w:shd w:val="clear"/>
+          <w:rFonts w:ascii="Arial" w:eastAsia="Arial" w:hAnsi="Arial" w:cs="Arial"/>
+        </w:rPr>
+        <w:t>:</w:t>
+      </w:r>
+      <w:r>
+        <w:rPr>
+          <w:i w:val="0"/>
+          <w:b w:val="0"/>
+          <w:color w:val="1155CC"/>
+          <w:sz w:val="22"/>
+          <w:szCs w:val="22"/>
+          <w:u w:val="single" w:color="1155CC"/>
+          <w:shd w:val="clear"/>
+          <w:rFonts w:ascii="Arial" w:eastAsia="Arial" w:hAnsi="Arial" w:cs="Arial"/>
+        </w:rPr>
+        <w:t>/</w:t>
+      </w:r>
+      <w:r>
+        <w:rPr>
+          <w:i w:val="0"/>
+          <w:b w:val="0"/>
+          <w:color w:val="1155CC"/>
+          <w:sz w:val="22"/>
+          <w:szCs w:val="22"/>
+          <w:u w:val="single" w:color="1155CC"/>
+          <w:shd w:val="clear"/>
+          <w:rFonts w:ascii="Arial" w:eastAsia="Arial" w:hAnsi="Arial" w:cs="Arial"/>
+        </w:rPr>
+        <w:t>/</w:t>
+      </w:r>
+      <w:r>
+        <w:rPr>
+          <w:i w:val="0"/>
+          <w:b w:val="0"/>
+          <w:color w:val="1155CC"/>
+          <w:sz w:val="22"/>
+          <w:szCs w:val="22"/>
+          <w:u w:val="single" w:color="1155CC"/>
+          <w:shd w:val="clear"/>
+          <w:rFonts w:ascii="Arial" w:eastAsia="Arial" w:hAnsi="Arial" w:cs="Arial"/>
+        </w:rPr>
+        <w:t>w</w:t>
+      </w:r>
+      <w:r>
+        <w:rPr>
+          <w:i w:val="0"/>
+          <w:b w:val="0"/>
+          <w:color w:val="1155CC"/>
+          <w:sz w:val="22"/>
+          <w:szCs w:val="22"/>
+          <w:u w:val="single" w:color="1155CC"/>
+          <w:shd w:val="clear"/>
+          <w:rFonts w:ascii="Arial" w:eastAsia="Arial" w:hAnsi="Arial" w:cs="Arial"/>
+        </w:rPr>
+        <w:t>w</w:t>
+      </w:r>
+      <w:r>
+        <w:rPr>
+          <w:i w:val="0"/>
+          <w:b w:val="0"/>
+          <w:color w:val="1155CC"/>
+          <w:sz w:val="22"/>
+          <w:szCs w:val="22"/>
+          <w:u w:val="single" w:color="1155CC"/>
+          <w:shd w:val="clear"/>
+          <w:rFonts w:ascii="Arial" w:eastAsia="Arial" w:hAnsi="Arial" w:cs="Arial"/>
+        </w:rPr>
+        <w:t>w</w:t>
+      </w:r>
+      <w:r>
+        <w:rPr>
+          <w:i w:val="0"/>
+          <w:b w:val="0"/>
+          <w:color w:val="1155CC"/>
+          <w:sz w:val="22"/>
+          <w:szCs w:val="22"/>
+          <w:u w:val="single" w:color="1155CC"/>
+          <w:shd w:val="clear"/>
+          <w:rFonts w:ascii="Arial" w:eastAsia="Arial" w:hAnsi="Arial" w:cs="Arial"/>
+        </w:rPr>
+        <w:t>.</w:t>
+      </w:r>
+      <w:r>
+        <w:rPr>
+          <w:i w:val="0"/>
+          <w:b w:val="0"/>
+          <w:color w:val="1155CC"/>
+          <w:sz w:val="22"/>
+          <w:szCs w:val="22"/>
+          <w:u w:val="single" w:color="1155CC"/>
+          <w:shd w:val="clear"/>
+          <w:rFonts w:ascii="Arial" w:eastAsia="Arial" w:hAnsi="Arial" w:cs="Arial"/>
+        </w:rPr>
+        <w:t>k</w:t>
+      </w:r>
+      <w:r>
+        <w:rPr>
+          <w:i w:val="0"/>
+          <w:b w:val="0"/>
+          <w:color w:val="1155CC"/>
+          <w:sz w:val="22"/>
+          <w:szCs w:val="22"/>
+          <w:u w:val="single" w:color="1155CC"/>
+          <w:shd w:val="clear"/>
+          <w:rFonts w:ascii="Arial" w:eastAsia="Arial" w:hAnsi="Arial" w:cs="Arial"/>
+        </w:rPr>
+        <w:t>a</w:t>
+      </w:r>
+      <w:r>
+        <w:rPr>
+          <w:i w:val="0"/>
+          <w:b w:val="0"/>
+          <w:color w:val="1155CC"/>
+          <w:sz w:val="22"/>
+          <w:szCs w:val="22"/>
+          <w:u w:val="single" w:color="1155CC"/>
+          <w:shd w:val="clear"/>
+          <w:rFonts w:ascii="Arial" w:eastAsia="Arial" w:hAnsi="Arial" w:cs="Arial"/>
+        </w:rPr>
+        <w:t>m</w:t>
+      </w:r>
+      <w:r>
+        <w:rPr>
+          <w:i w:val="0"/>
+          <w:b w:val="0"/>
+          <w:color w:val="1155CC"/>
+          <w:sz w:val="22"/>
+          <w:szCs w:val="22"/>
+          <w:u w:val="single" w:color="1155CC"/>
+          <w:shd w:val="clear"/>
+          <w:rFonts w:ascii="Arial" w:eastAsia="Arial" w:hAnsi="Arial" w:cs="Arial"/>
+        </w:rPr>
+        <w:t>i</w:t>
+      </w:r>
+      <w:r>
+        <w:rPr>
+          <w:i w:val="0"/>
+          <w:b w:val="0"/>
+          <w:color w:val="1155CC"/>
+          <w:sz w:val="22"/>
+          <w:szCs w:val="22"/>
+          <w:u w:val="single" w:color="1155CC"/>
+          <w:shd w:val="clear"/>
+          <w:rFonts w:ascii="Arial" w:eastAsia="Arial" w:hAnsi="Arial" w:cs="Arial"/>
+        </w:rPr>
+        <w:t>s</w:t>
+      </w:r>
+      <w:r>
+        <w:rPr>
+          <w:i w:val="0"/>
+          <w:b w:val="0"/>
+          <w:color w:val="1155CC"/>
+          <w:sz w:val="22"/>
+          <w:szCs w:val="22"/>
+          <w:u w:val="single" w:color="1155CC"/>
+          <w:shd w:val="clear"/>
+          <w:rFonts w:ascii="Arial" w:eastAsia="Arial" w:hAnsi="Arial" w:cs="Arial"/>
+        </w:rPr>
+        <w:t>.</w:t>
+      </w:r>
+      <w:r>
+        <w:rPr>
+          <w:i w:val="0"/>
+          <w:b w:val="0"/>
+          <w:color w:val="1155CC"/>
+          <w:sz w:val="22"/>
+          <w:szCs w:val="22"/>
+          <w:u w:val="single" w:color="1155CC"/>
+          <w:shd w:val="clear"/>
+          <w:rFonts w:ascii="Arial" w:eastAsia="Arial" w:hAnsi="Arial" w:cs="Arial"/>
+        </w:rPr>
+        <w:t>o</w:t>
+      </w:r>
+      <w:r>
+        <w:rPr>
+          <w:i w:val="0"/>
+          <w:b w:val="0"/>
+          <w:color w:val="1155CC"/>
+          <w:sz w:val="22"/>
+          <w:szCs w:val="22"/>
+          <w:u w:val="single" w:color="1155CC"/>
+          <w:shd w:val="clear"/>
+          <w:rFonts w:ascii="Arial" w:eastAsia="Arial" w:hAnsi="Arial" w:cs="Arial"/>
+        </w:rPr>
+        <w:t>r</w:t>
+      </w:r>
+      <w:r>
+        <w:rPr>
+          <w:i w:val="0"/>
+          <w:b w:val="0"/>
+          <w:color w:val="1155CC"/>
+          <w:sz w:val="22"/>
+          <w:szCs w:val="22"/>
+          <w:u w:val="single" w:color="1155CC"/>
+          <w:shd w:val="clear"/>
+          <w:rFonts w:ascii="Arial" w:eastAsia="Arial" w:hAnsi="Arial" w:cs="Arial"/>
+        </w:rPr>
+        <w:t>.</w:t>
+      </w:r>
+      <w:r>
+        <w:rPr>
+          <w:i w:val="0"/>
+          <w:b w:val="0"/>
+          <w:color w:val="1155CC"/>
+          <w:sz w:val="22"/>
+          <w:szCs w:val="22"/>
+          <w:u w:val="single" w:color="1155CC"/>
+          <w:shd w:val="clear"/>
+          <w:rFonts w:ascii="Arial" w:eastAsia="Arial" w:hAnsi="Arial" w:cs="Arial"/>
+        </w:rPr>
+        <w:t>k</w:t>
+      </w:r>
+      <w:r>
+        <w:rPr>
+          <w:i w:val="0"/>
+          <w:b w:val="0"/>
+          <w:color w:val="1155CC"/>
+          <w:sz w:val="22"/>
+          <w:szCs w:val="22"/>
+          <w:u w:val="single" w:color="1155CC"/>
+          <w:shd w:val="clear"/>
+          <w:rFonts w:ascii="Arial" w:eastAsia="Arial" w:hAnsi="Arial" w:cs="Arial"/>
+        </w:rPr>
+        <w:t>r</w:t>
+      </w:r>
+      <w:r>
+        <w:rPr>
+          <w:i w:val="0"/>
+          <w:b w:val="0"/>
+          <w:color w:val="1155CC"/>
+          <w:sz w:val="22"/>
+          <w:szCs w:val="22"/>
+          <w:u w:val="single" w:color="1155CC"/>
+          <w:shd w:val="clear"/>
+          <w:rFonts w:ascii="Arial" w:eastAsia="Arial" w:hAnsi="Arial" w:cs="Arial"/>
+        </w:rPr>
+        <w:t>/</w:t>
+      </w:r>
+      <w:r>
+        <w:rPr>
+          <w:i w:val="0"/>
+          <w:b w:val="0"/>
+          <w:color w:val="1155CC"/>
+          <w:sz w:val="22"/>
+          <w:szCs w:val="22"/>
+          <w:u w:val="single" w:color="1155CC"/>
+          <w:shd w:val="clear"/>
+          <w:rFonts w:ascii="Arial" w:eastAsia="Arial" w:hAnsi="Arial" w:cs="Arial"/>
+        </w:rPr>
+        <w:t>c</w:t>
+      </w:r>
+      <w:r>
+        <w:rPr>
+          <w:i w:val="0"/>
+          <w:b w:val="0"/>
+          <w:color w:val="1155CC"/>
+          <w:sz w:val="22"/>
+          <w:szCs w:val="22"/>
+          <w:u w:val="single" w:color="1155CC"/>
+          <w:shd w:val="clear"/>
+          <w:rFonts w:ascii="Arial" w:eastAsia="Arial" w:hAnsi="Arial" w:cs="Arial"/>
+        </w:rPr>
+        <w:t>u</w:t>
+      </w:r>
+      <w:r>
+        <w:rPr>
+          <w:i w:val="0"/>
+          <w:b w:val="0"/>
+          <w:color w:val="1155CC"/>
+          <w:sz w:val="22"/>
+          <w:szCs w:val="22"/>
+          <w:u w:val="single" w:color="1155CC"/>
+          <w:shd w:val="clear"/>
+          <w:rFonts w:ascii="Arial" w:eastAsia="Arial" w:hAnsi="Arial" w:cs="Arial"/>
+        </w:rPr>
+        <w:t>s</w:t>
+      </w:r>
+      <w:r>
+        <w:rPr>
+          <w:i w:val="0"/>
+          <w:b w:val="0"/>
+          <w:color w:val="1155CC"/>
+          <w:sz w:val="22"/>
+          <w:szCs w:val="22"/>
+          <w:u w:val="single" w:color="1155CC"/>
+          <w:shd w:val="clear"/>
+          <w:rFonts w:ascii="Arial" w:eastAsia="Arial" w:hAnsi="Arial" w:cs="Arial"/>
+        </w:rPr>
+        <w:t>t</w:t>
+      </w:r>
+      <w:r>
+        <w:rPr>
+          <w:i w:val="0"/>
+          <w:b w:val="0"/>
+          <w:color w:val="1155CC"/>
+          <w:sz w:val="22"/>
+          <w:szCs w:val="22"/>
+          <w:u w:val="single" w:color="1155CC"/>
+          <w:shd w:val="clear"/>
+          <w:rFonts w:ascii="Arial" w:eastAsia="Arial" w:hAnsi="Arial" w:cs="Arial"/>
+        </w:rPr>
+        <w:t>o</w:t>
+      </w:r>
+      <w:r>
+        <w:rPr>
+          <w:i w:val="0"/>
+          <w:b w:val="0"/>
+          <w:color w:val="1155CC"/>
+          <w:sz w:val="22"/>
+          <w:szCs w:val="22"/>
+          <w:u w:val="single" w:color="1155CC"/>
+          <w:shd w:val="clear"/>
+          <w:rFonts w:ascii="Arial" w:eastAsia="Arial" w:hAnsi="Arial" w:cs="Arial"/>
+        </w:rPr>
+        <w:t>m</w:t>
+      </w:r>
+      <w:r>
+        <w:rPr>
+          <w:i w:val="0"/>
+          <w:b w:val="0"/>
+          <w:color w:val="1155CC"/>
+          <w:sz w:val="22"/>
+          <w:szCs w:val="22"/>
+          <w:u w:val="single" w:color="1155CC"/>
+          <w:shd w:val="clear"/>
+          <w:rFonts w:ascii="Arial" w:eastAsia="Arial" w:hAnsi="Arial" w:cs="Arial"/>
+        </w:rPr>
+        <w:t>e</w:t>
+      </w:r>
+      <w:r>
+        <w:rPr>
+          <w:i w:val="0"/>
+          <w:b w:val="0"/>
+          <w:color w:val="1155CC"/>
+          <w:sz w:val="22"/>
+          <w:szCs w:val="22"/>
+          <w:u w:val="single" w:color="1155CC"/>
+          <w:shd w:val="clear"/>
+          <w:rFonts w:ascii="Arial" w:eastAsia="Arial" w:hAnsi="Arial" w:cs="Arial"/>
+        </w:rPr>
+        <w:t>r</w:t>
+      </w:r>
+      <w:r>
+        <w:rPr>
+          <w:i w:val="0"/>
+          <w:b w:val="0"/>
+          <w:color w:val="1155CC"/>
+          <w:sz w:val="22"/>
+          <w:szCs w:val="22"/>
+          <w:u w:val="single" w:color="1155CC"/>
+          <w:shd w:val="clear"/>
+          <w:rFonts w:ascii="Arial" w:eastAsia="Arial" w:hAnsi="Arial" w:cs="Arial"/>
+        </w:rPr>
+        <w:t>/</w:t>
+      </w:r>
+      <w:r>
+        <w:rPr>
+          <w:i w:val="0"/>
+          <w:b w:val="0"/>
+          <w:color w:val="1155CC"/>
+          <w:sz w:val="22"/>
+          <w:szCs w:val="22"/>
+          <w:u w:val="single" w:color="1155CC"/>
+          <w:shd w:val="clear"/>
+          <w:rFonts w:ascii="Arial" w:eastAsia="Arial" w:hAnsi="Arial" w:cs="Arial"/>
+        </w:rPr>
+        <w:t>m</w:t>
+      </w:r>
+      <w:r>
+        <w:rPr>
+          <w:i w:val="0"/>
+          <w:b w:val="0"/>
+          <w:color w:val="1155CC"/>
+          <w:sz w:val="22"/>
+          <w:szCs w:val="22"/>
+          <w:u w:val="single" w:color="1155CC"/>
+          <w:shd w:val="clear"/>
+          <w:rFonts w:ascii="Arial" w:eastAsia="Arial" w:hAnsi="Arial" w:cs="Arial"/>
+        </w:rPr>
+        <w:t>a</w:t>
+      </w:r>
+      <w:r>
+        <w:rPr>
+          <w:i w:val="0"/>
+          <w:b w:val="0"/>
+          <w:color w:val="1155CC"/>
+          <w:sz w:val="22"/>
+          <w:szCs w:val="22"/>
+          <w:u w:val="single" w:color="1155CC"/>
+          <w:shd w:val="clear"/>
+          <w:rFonts w:ascii="Arial" w:eastAsia="Arial" w:hAnsi="Arial" w:cs="Arial"/>
+        </w:rPr>
+        <w:t>i</w:t>
+      </w:r>
+      <w:r>
+        <w:rPr>
+          <w:i w:val="0"/>
+          <w:b w:val="0"/>
+          <w:color w:val="1155CC"/>
+          <w:sz w:val="22"/>
+          <w:szCs w:val="22"/>
+          <w:u w:val="single" w:color="1155CC"/>
+          <w:shd w:val="clear"/>
+          <w:rFonts w:ascii="Arial" w:eastAsia="Arial" w:hAnsi="Arial" w:cs="Arial"/>
+        </w:rPr>
+        <w:t>n</w:t>
+      </w:r>
+      <w:r>
+        <w:rPr>
+          <w:i w:val="0"/>
+          <w:b w:val="0"/>
+          <w:color w:val="1155CC"/>
+          <w:sz w:val="22"/>
+          <w:szCs w:val="22"/>
+          <w:u w:val="single" w:color="1155CC"/>
+          <w:shd w:val="clear"/>
+          <w:rFonts w:ascii="Arial" w:eastAsia="Arial" w:hAnsi="Arial" w:cs="Arial"/>
+        </w:rPr>
+        <w:t>/</w:t>
+      </w:r>
+      <w:r>
+        <w:rPr>
+          <w:i w:val="0"/>
+          <w:b w:val="0"/>
+          <w:color w:val="1155CC"/>
+          <w:sz w:val="22"/>
+          <w:szCs w:val="22"/>
+          <w:u w:val="single" w:color="1155CC"/>
+          <w:shd w:val="clear"/>
+          <w:rFonts w:ascii="Arial" w:eastAsia="Arial" w:hAnsi="Arial" w:cs="Arial"/>
+        </w:rPr>
+        <w:t>m</w:t>
+      </w:r>
+      <w:r>
+        <w:rPr>
+          <w:i w:val="0"/>
+          <w:b w:val="0"/>
+          <w:color w:val="1155CC"/>
+          <w:sz w:val="22"/>
+          <w:szCs w:val="22"/>
+          <w:u w:val="single" w:color="1155CC"/>
+          <w:shd w:val="clear"/>
+          <w:rFonts w:ascii="Arial" w:eastAsia="Arial" w:hAnsi="Arial" w:cs="Arial"/>
+        </w:rPr>
+        <w:t>a</w:t>
+      </w:r>
+      <w:r>
+        <w:rPr>
+          <w:i w:val="0"/>
+          <w:b w:val="0"/>
+          <w:color w:val="1155CC"/>
+          <w:sz w:val="22"/>
+          <w:szCs w:val="22"/>
+          <w:u w:val="single" w:color="1155CC"/>
+          <w:shd w:val="clear"/>
+          <w:rFonts w:ascii="Arial" w:eastAsia="Arial" w:hAnsi="Arial" w:cs="Arial"/>
+        </w:rPr>
+        <w:t>i</w:t>
+      </w:r>
+      <w:r>
+        <w:rPr>
+          <w:i w:val="0"/>
+          <w:b w:val="0"/>
+          <w:color w:val="1155CC"/>
+          <w:sz w:val="22"/>
+          <w:szCs w:val="22"/>
+          <w:u w:val="single" w:color="1155CC"/>
+          <w:shd w:val="clear"/>
+          <w:rFonts w:ascii="Arial" w:eastAsia="Arial" w:hAnsi="Arial" w:cs="Arial"/>
+        </w:rPr>
+        <w:t>n</w:t>
+      </w:r>
+      <w:r>
+        <w:rPr>
+          <w:i w:val="0"/>
+          <w:b w:val="0"/>
+          <w:color w:val="1155CC"/>
+          <w:sz w:val="22"/>
+          <w:szCs w:val="22"/>
+          <w:u w:val="single" w:color="1155CC"/>
+          <w:shd w:val="clear"/>
+          <w:rFonts w:ascii="Arial" w:eastAsia="Arial" w:hAnsi="Arial" w:cs="Arial"/>
+        </w:rPr>
+        <w:t>.</w:t>
+      </w:r>
+      <w:r>
+        <w:rPr>
+          <w:i w:val="0"/>
+          <w:b w:val="0"/>
+          <w:color w:val="1155CC"/>
+          <w:sz w:val="22"/>
+          <w:szCs w:val="22"/>
+          <w:u w:val="single" w:color="1155CC"/>
+          <w:shd w:val="clear"/>
+          <w:rFonts w:ascii="Arial" w:eastAsia="Arial" w:hAnsi="Arial" w:cs="Arial"/>
+        </w:rPr>
+        <w:t>d</w:t>
+      </w:r>
+      <w:r>
+        <w:rPr>
+          <w:i w:val="0"/>
+          <w:b w:val="0"/>
+          <w:color w:val="1155CC"/>
+          <w:sz w:val="22"/>
+          <w:szCs w:val="22"/>
+          <w:u w:val="single" w:color="1155CC"/>
+          <w:shd w:val="clear"/>
+          <w:rFonts w:ascii="Arial" w:eastAsia="Arial" w:hAnsi="Arial" w:cs="Arial"/>
+        </w:rPr>
+        <w:t>o</w:t>
+      </w:r>
+      <w:r>
+        <w:rPr>
+          <w:shd w:val="clear"/>
+        </w:rPr>
+        <w:fldChar w:fldCharType="end"/>
+      </w:r>
+    </w:p>
+    <w:p>
+      <w:pPr>
+        <w:spacing w:lineRule="auto" w:line="235" w:before="0" w:after="0"/>
+        <w:rPr>
+          <w:i w:val="0"/>
+          <w:b w:val="0"/>
+          <w:color w:val="auto"/>
+          <w:sz w:val="22"/>
+          <w:szCs w:val="22"/>
+          <w:shd w:val="clear"/>
+          <w:rFonts w:ascii="Arial" w:eastAsia="Arial" w:hAnsi="Arial" w:cs="Arial"/>
+          <w:lang w:eastAsia="ko-KR"/>
+        </w:rPr>
+      </w:pPr>
+    </w:p>
+    <w:p>
+      <w:pPr>
+        <w:spacing w:lineRule="auto" w:line="235" w:before="0" w:after="0"/>
+        <w:rPr>
+          <w:i w:val="0"/>
+          <w:b w:val="0"/>
+          <w:color w:val="auto"/>
+          <w:sz w:val="22"/>
+          <w:szCs w:val="22"/>
+          <w:shd w:val="clear"/>
+          <w:rFonts w:ascii="Arial" w:eastAsia="Arial" w:hAnsi="Arial" w:cs="Arial"/>
+          <w:lang w:eastAsia="ko-KR"/>
+        </w:rPr>
+      </w:pPr>
+      <w:r>
+        <w:fldChar w:fldCharType="begin"/>
+      </w:r>
+      <w:r>
+        <w:instrText xml:space="preserve">HYPERLINK "https://www.data.go.kr/data/15121324/openapi.do"</w:instrText>
+      </w:r>
+      <w:r>
+        <w:fldChar w:fldCharType="separate"/>
+      </w:r>
+      <w:r>
+        <w:rPr>
+          <w:i w:val="0"/>
+          <w:b w:val="0"/>
+          <w:color w:val="1155CC"/>
+          <w:sz w:val="22"/>
+          <w:szCs w:val="22"/>
+          <w:u w:val="single" w:color="1155CC"/>
+          <w:shd w:val="clear"/>
+          <w:rFonts w:ascii="Arial" w:eastAsia="Arial" w:hAnsi="Arial" w:cs="Arial"/>
+        </w:rPr>
+        <w:t>h</w:t>
+      </w:r>
+      <w:r>
+        <w:rPr>
+          <w:i w:val="0"/>
+          <w:b w:val="0"/>
+          <w:color w:val="1155CC"/>
+          <w:sz w:val="22"/>
+          <w:szCs w:val="22"/>
+          <w:u w:val="single" w:color="1155CC"/>
+          <w:shd w:val="clear"/>
+          <w:rFonts w:ascii="Arial" w:eastAsia="Arial" w:hAnsi="Arial" w:cs="Arial"/>
+        </w:rPr>
+        <w:t>t</w:t>
+      </w:r>
+      <w:r>
+        <w:rPr>
+          <w:i w:val="0"/>
+          <w:b w:val="0"/>
+          <w:color w:val="1155CC"/>
+          <w:sz w:val="22"/>
+          <w:szCs w:val="22"/>
+          <w:u w:val="single" w:color="1155CC"/>
+          <w:shd w:val="clear"/>
+          <w:rFonts w:ascii="Arial" w:eastAsia="Arial" w:hAnsi="Arial" w:cs="Arial"/>
+        </w:rPr>
+        <w:t>t</w:t>
+      </w:r>
+      <w:r>
+        <w:rPr>
+          <w:i w:val="0"/>
+          <w:b w:val="0"/>
+          <w:color w:val="1155CC"/>
+          <w:sz w:val="22"/>
+          <w:szCs w:val="22"/>
+          <w:u w:val="single" w:color="1155CC"/>
+          <w:shd w:val="clear"/>
+          <w:rFonts w:ascii="Arial" w:eastAsia="Arial" w:hAnsi="Arial" w:cs="Arial"/>
+        </w:rPr>
+        <w:t>p</w:t>
+      </w:r>
+      <w:r>
+        <w:rPr>
+          <w:i w:val="0"/>
+          <w:b w:val="0"/>
+          <w:color w:val="1155CC"/>
+          <w:sz w:val="22"/>
+          <w:szCs w:val="22"/>
+          <w:u w:val="single" w:color="1155CC"/>
+          <w:shd w:val="clear"/>
+          <w:rFonts w:ascii="Arial" w:eastAsia="Arial" w:hAnsi="Arial" w:cs="Arial"/>
+        </w:rPr>
+        <w:t>s</w:t>
+      </w:r>
+      <w:r>
+        <w:rPr>
+          <w:i w:val="0"/>
+          <w:b w:val="0"/>
+          <w:color w:val="1155CC"/>
+          <w:sz w:val="22"/>
+          <w:szCs w:val="22"/>
+          <w:u w:val="single" w:color="1155CC"/>
+          <w:shd w:val="clear"/>
+          <w:rFonts w:ascii="Arial" w:eastAsia="Arial" w:hAnsi="Arial" w:cs="Arial"/>
+        </w:rPr>
+        <w:t>:</w:t>
+      </w:r>
+      <w:r>
+        <w:rPr>
+          <w:i w:val="0"/>
+          <w:b w:val="0"/>
+          <w:color w:val="1155CC"/>
+          <w:sz w:val="22"/>
+          <w:szCs w:val="22"/>
+          <w:u w:val="single" w:color="1155CC"/>
+          <w:shd w:val="clear"/>
+          <w:rFonts w:ascii="Arial" w:eastAsia="Arial" w:hAnsi="Arial" w:cs="Arial"/>
+        </w:rPr>
+        <w:t>/</w:t>
+      </w:r>
+      <w:r>
+        <w:rPr>
+          <w:i w:val="0"/>
+          <w:b w:val="0"/>
+          <w:color w:val="1155CC"/>
+          <w:sz w:val="22"/>
+          <w:szCs w:val="22"/>
+          <w:u w:val="single" w:color="1155CC"/>
+          <w:shd w:val="clear"/>
+          <w:rFonts w:ascii="Arial" w:eastAsia="Arial" w:hAnsi="Arial" w:cs="Arial"/>
+        </w:rPr>
+        <w:t>/</w:t>
+      </w:r>
+      <w:r>
+        <w:rPr>
+          <w:i w:val="0"/>
+          <w:b w:val="0"/>
+          <w:color w:val="1155CC"/>
+          <w:sz w:val="22"/>
+          <w:szCs w:val="22"/>
+          <w:u w:val="single" w:color="1155CC"/>
+          <w:shd w:val="clear"/>
+          <w:rFonts w:ascii="Arial" w:eastAsia="Arial" w:hAnsi="Arial" w:cs="Arial"/>
+        </w:rPr>
+        <w:t>w</w:t>
+      </w:r>
+      <w:r>
+        <w:rPr>
+          <w:i w:val="0"/>
+          <w:b w:val="0"/>
+          <w:color w:val="1155CC"/>
+          <w:sz w:val="22"/>
+          <w:szCs w:val="22"/>
+          <w:u w:val="single" w:color="1155CC"/>
+          <w:shd w:val="clear"/>
+          <w:rFonts w:ascii="Arial" w:eastAsia="Arial" w:hAnsi="Arial" w:cs="Arial"/>
+        </w:rPr>
+        <w:t>w</w:t>
+      </w:r>
+      <w:r>
+        <w:rPr>
+          <w:i w:val="0"/>
+          <w:b w:val="0"/>
+          <w:color w:val="1155CC"/>
+          <w:sz w:val="22"/>
+          <w:szCs w:val="22"/>
+          <w:u w:val="single" w:color="1155CC"/>
+          <w:shd w:val="clear"/>
+          <w:rFonts w:ascii="Arial" w:eastAsia="Arial" w:hAnsi="Arial" w:cs="Arial"/>
+        </w:rPr>
+        <w:t>w</w:t>
+      </w:r>
+      <w:r>
+        <w:rPr>
+          <w:i w:val="0"/>
+          <w:b w:val="0"/>
+          <w:color w:val="1155CC"/>
+          <w:sz w:val="22"/>
+          <w:szCs w:val="22"/>
+          <w:u w:val="single" w:color="1155CC"/>
+          <w:shd w:val="clear"/>
+          <w:rFonts w:ascii="Arial" w:eastAsia="Arial" w:hAnsi="Arial" w:cs="Arial"/>
+        </w:rPr>
+        <w:t>.</w:t>
+      </w:r>
+      <w:r>
+        <w:rPr>
+          <w:i w:val="0"/>
+          <w:b w:val="0"/>
+          <w:color w:val="1155CC"/>
+          <w:sz w:val="22"/>
+          <w:szCs w:val="22"/>
+          <w:u w:val="single" w:color="1155CC"/>
+          <w:shd w:val="clear"/>
+          <w:rFonts w:ascii="Arial" w:eastAsia="Arial" w:hAnsi="Arial" w:cs="Arial"/>
+        </w:rPr>
+        <w:t>d</w:t>
+      </w:r>
+      <w:r>
+        <w:rPr>
+          <w:i w:val="0"/>
+          <w:b w:val="0"/>
+          <w:color w:val="1155CC"/>
+          <w:sz w:val="22"/>
+          <w:szCs w:val="22"/>
+          <w:u w:val="single" w:color="1155CC"/>
+          <w:shd w:val="clear"/>
+          <w:rFonts w:ascii="Arial" w:eastAsia="Arial" w:hAnsi="Arial" w:cs="Arial"/>
+        </w:rPr>
+        <w:t>a</w:t>
+      </w:r>
+      <w:r>
+        <w:rPr>
+          <w:i w:val="0"/>
+          <w:b w:val="0"/>
+          <w:color w:val="1155CC"/>
+          <w:sz w:val="22"/>
+          <w:szCs w:val="22"/>
+          <w:u w:val="single" w:color="1155CC"/>
+          <w:shd w:val="clear"/>
+          <w:rFonts w:ascii="Arial" w:eastAsia="Arial" w:hAnsi="Arial" w:cs="Arial"/>
+        </w:rPr>
+        <w:t>t</w:t>
+      </w:r>
+      <w:r>
+        <w:rPr>
+          <w:i w:val="0"/>
+          <w:b w:val="0"/>
+          <w:color w:val="1155CC"/>
+          <w:sz w:val="22"/>
+          <w:szCs w:val="22"/>
+          <w:u w:val="single" w:color="1155CC"/>
+          <w:shd w:val="clear"/>
+          <w:rFonts w:ascii="Arial" w:eastAsia="Arial" w:hAnsi="Arial" w:cs="Arial"/>
+        </w:rPr>
+        <w:t>a</w:t>
+      </w:r>
+      <w:r>
+        <w:rPr>
+          <w:i w:val="0"/>
+          <w:b w:val="0"/>
+          <w:color w:val="1155CC"/>
+          <w:sz w:val="22"/>
+          <w:szCs w:val="22"/>
+          <w:u w:val="single" w:color="1155CC"/>
+          <w:shd w:val="clear"/>
+          <w:rFonts w:ascii="Arial" w:eastAsia="Arial" w:hAnsi="Arial" w:cs="Arial"/>
+        </w:rPr>
+        <w:t>.</w:t>
+      </w:r>
+      <w:r>
+        <w:rPr>
+          <w:i w:val="0"/>
+          <w:b w:val="0"/>
+          <w:color w:val="1155CC"/>
+          <w:sz w:val="22"/>
+          <w:szCs w:val="22"/>
+          <w:u w:val="single" w:color="1155CC"/>
+          <w:shd w:val="clear"/>
+          <w:rFonts w:ascii="Arial" w:eastAsia="Arial" w:hAnsi="Arial" w:cs="Arial"/>
+        </w:rPr>
+        <w:t>g</w:t>
+      </w:r>
+      <w:r>
+        <w:rPr>
+          <w:i w:val="0"/>
+          <w:b w:val="0"/>
+          <w:color w:val="1155CC"/>
+          <w:sz w:val="22"/>
+          <w:szCs w:val="22"/>
+          <w:u w:val="single" w:color="1155CC"/>
+          <w:shd w:val="clear"/>
+          <w:rFonts w:ascii="Arial" w:eastAsia="Arial" w:hAnsi="Arial" w:cs="Arial"/>
+        </w:rPr>
+        <w:t>o</w:t>
+      </w:r>
+      <w:r>
+        <w:rPr>
+          <w:i w:val="0"/>
+          <w:b w:val="0"/>
+          <w:color w:val="1155CC"/>
+          <w:sz w:val="22"/>
+          <w:szCs w:val="22"/>
+          <w:u w:val="single" w:color="1155CC"/>
+          <w:shd w:val="clear"/>
+          <w:rFonts w:ascii="Arial" w:eastAsia="Arial" w:hAnsi="Arial" w:cs="Arial"/>
+        </w:rPr>
+        <w:t>.</w:t>
+      </w:r>
+      <w:r>
+        <w:rPr>
+          <w:i w:val="0"/>
+          <w:b w:val="0"/>
+          <w:color w:val="1155CC"/>
+          <w:sz w:val="22"/>
+          <w:szCs w:val="22"/>
+          <w:u w:val="single" w:color="1155CC"/>
+          <w:shd w:val="clear"/>
+          <w:rFonts w:ascii="Arial" w:eastAsia="Arial" w:hAnsi="Arial" w:cs="Arial"/>
+        </w:rPr>
+        <w:t>k</w:t>
+      </w:r>
+      <w:r>
+        <w:rPr>
+          <w:i w:val="0"/>
+          <w:b w:val="0"/>
+          <w:color w:val="1155CC"/>
+          <w:sz w:val="22"/>
+          <w:szCs w:val="22"/>
+          <w:u w:val="single" w:color="1155CC"/>
+          <w:shd w:val="clear"/>
+          <w:rFonts w:ascii="Arial" w:eastAsia="Arial" w:hAnsi="Arial" w:cs="Arial"/>
+        </w:rPr>
+        <w:t>r</w:t>
+      </w:r>
+      <w:r>
+        <w:rPr>
+          <w:i w:val="0"/>
+          <w:b w:val="0"/>
+          <w:color w:val="1155CC"/>
+          <w:sz w:val="22"/>
+          <w:szCs w:val="22"/>
+          <w:u w:val="single" w:color="1155CC"/>
+          <w:shd w:val="clear"/>
+          <w:rFonts w:ascii="Arial" w:eastAsia="Arial" w:hAnsi="Arial" w:cs="Arial"/>
+        </w:rPr>
+        <w:t>/</w:t>
+      </w:r>
+      <w:r>
+        <w:rPr>
+          <w:i w:val="0"/>
+          <w:b w:val="0"/>
+          <w:color w:val="1155CC"/>
+          <w:sz w:val="22"/>
+          <w:szCs w:val="22"/>
+          <w:u w:val="single" w:color="1155CC"/>
+          <w:shd w:val="clear"/>
+          <w:rFonts w:ascii="Arial" w:eastAsia="Arial" w:hAnsi="Arial" w:cs="Arial"/>
+        </w:rPr>
+        <w:t>d</w:t>
+      </w:r>
+      <w:r>
+        <w:rPr>
+          <w:i w:val="0"/>
+          <w:b w:val="0"/>
+          <w:color w:val="1155CC"/>
+          <w:sz w:val="22"/>
+          <w:szCs w:val="22"/>
+          <w:u w:val="single" w:color="1155CC"/>
+          <w:shd w:val="clear"/>
+          <w:rFonts w:ascii="Arial" w:eastAsia="Arial" w:hAnsi="Arial" w:cs="Arial"/>
+        </w:rPr>
+        <w:t>a</w:t>
+      </w:r>
+      <w:r>
+        <w:rPr>
+          <w:i w:val="0"/>
+          <w:b w:val="0"/>
+          <w:color w:val="1155CC"/>
+          <w:sz w:val="22"/>
+          <w:szCs w:val="22"/>
+          <w:u w:val="single" w:color="1155CC"/>
+          <w:shd w:val="clear"/>
+          <w:rFonts w:ascii="Arial" w:eastAsia="Arial" w:hAnsi="Arial" w:cs="Arial"/>
+        </w:rPr>
+        <w:t>t</w:t>
+      </w:r>
+      <w:r>
+        <w:rPr>
+          <w:i w:val="0"/>
+          <w:b w:val="0"/>
+          <w:color w:val="1155CC"/>
+          <w:sz w:val="22"/>
+          <w:szCs w:val="22"/>
+          <w:u w:val="single" w:color="1155CC"/>
+          <w:shd w:val="clear"/>
+          <w:rFonts w:ascii="Arial" w:eastAsia="Arial" w:hAnsi="Arial" w:cs="Arial"/>
+        </w:rPr>
+        <w:t>a</w:t>
+      </w:r>
+      <w:r>
+        <w:rPr>
+          <w:i w:val="0"/>
+          <w:b w:val="0"/>
+          <w:color w:val="1155CC"/>
+          <w:sz w:val="22"/>
+          <w:szCs w:val="22"/>
+          <w:u w:val="single" w:color="1155CC"/>
+          <w:shd w:val="clear"/>
+          <w:rFonts w:ascii="Arial" w:eastAsia="Arial" w:hAnsi="Arial" w:cs="Arial"/>
+        </w:rPr>
+        <w:t>/</w:t>
+      </w:r>
+      <w:r>
+        <w:rPr>
+          <w:i w:val="0"/>
+          <w:b w:val="0"/>
+          <w:color w:val="1155CC"/>
+          <w:sz w:val="22"/>
+          <w:szCs w:val="22"/>
+          <w:u w:val="single" w:color="1155CC"/>
+          <w:shd w:val="clear"/>
+          <w:rFonts w:ascii="Arial" w:eastAsia="Arial" w:hAnsi="Arial" w:cs="Arial"/>
+        </w:rPr>
+        <w:t>1</w:t>
+      </w:r>
+      <w:r>
+        <w:rPr>
+          <w:i w:val="0"/>
+          <w:b w:val="0"/>
+          <w:color w:val="1155CC"/>
+          <w:sz w:val="22"/>
+          <w:szCs w:val="22"/>
+          <w:u w:val="single" w:color="1155CC"/>
+          <w:shd w:val="clear"/>
+          <w:rFonts w:ascii="Arial" w:eastAsia="Arial" w:hAnsi="Arial" w:cs="Arial"/>
+        </w:rPr>
+        <w:t>5</w:t>
+      </w:r>
+      <w:r>
+        <w:rPr>
+          <w:i w:val="0"/>
+          <w:b w:val="0"/>
+          <w:color w:val="1155CC"/>
+          <w:sz w:val="22"/>
+          <w:szCs w:val="22"/>
+          <w:u w:val="single" w:color="1155CC"/>
+          <w:shd w:val="clear"/>
+          <w:rFonts w:ascii="Arial" w:eastAsia="Arial" w:hAnsi="Arial" w:cs="Arial"/>
+        </w:rPr>
+        <w:t>1</w:t>
+      </w:r>
+      <w:r>
+        <w:rPr>
+          <w:i w:val="0"/>
+          <w:b w:val="0"/>
+          <w:color w:val="1155CC"/>
+          <w:sz w:val="22"/>
+          <w:szCs w:val="22"/>
+          <w:u w:val="single" w:color="1155CC"/>
+          <w:shd w:val="clear"/>
+          <w:rFonts w:ascii="Arial" w:eastAsia="Arial" w:hAnsi="Arial" w:cs="Arial"/>
+        </w:rPr>
+        <w:t>2</w:t>
+      </w:r>
+      <w:r>
+        <w:rPr>
+          <w:i w:val="0"/>
+          <w:b w:val="0"/>
+          <w:color w:val="1155CC"/>
+          <w:sz w:val="22"/>
+          <w:szCs w:val="22"/>
+          <w:u w:val="single" w:color="1155CC"/>
+          <w:shd w:val="clear"/>
+          <w:rFonts w:ascii="Arial" w:eastAsia="Arial" w:hAnsi="Arial" w:cs="Arial"/>
+        </w:rPr>
+        <w:t>1</w:t>
+      </w:r>
+      <w:r>
+        <w:rPr>
+          <w:i w:val="0"/>
+          <w:b w:val="0"/>
+          <w:color w:val="1155CC"/>
+          <w:sz w:val="22"/>
+          <w:szCs w:val="22"/>
+          <w:u w:val="single" w:color="1155CC"/>
+          <w:shd w:val="clear"/>
+          <w:rFonts w:ascii="Arial" w:eastAsia="Arial" w:hAnsi="Arial" w:cs="Arial"/>
+        </w:rPr>
+        <w:t>3</w:t>
+      </w:r>
+      <w:r>
+        <w:rPr>
+          <w:i w:val="0"/>
+          <w:b w:val="0"/>
+          <w:color w:val="1155CC"/>
+          <w:sz w:val="22"/>
+          <w:szCs w:val="22"/>
+          <w:u w:val="single" w:color="1155CC"/>
+          <w:shd w:val="clear"/>
+          <w:rFonts w:ascii="Arial" w:eastAsia="Arial" w:hAnsi="Arial" w:cs="Arial"/>
+        </w:rPr>
+        <w:t>2</w:t>
+      </w:r>
+      <w:r>
+        <w:rPr>
+          <w:i w:val="0"/>
+          <w:b w:val="0"/>
+          <w:color w:val="1155CC"/>
+          <w:sz w:val="22"/>
+          <w:szCs w:val="22"/>
+          <w:u w:val="single" w:color="1155CC"/>
+          <w:shd w:val="clear"/>
+          <w:rFonts w:ascii="Arial" w:eastAsia="Arial" w:hAnsi="Arial" w:cs="Arial"/>
+        </w:rPr>
+        <w:t>4</w:t>
+      </w:r>
+      <w:r>
+        <w:rPr>
+          <w:i w:val="0"/>
+          <w:b w:val="0"/>
+          <w:color w:val="1155CC"/>
+          <w:sz w:val="22"/>
+          <w:szCs w:val="22"/>
+          <w:u w:val="single" w:color="1155CC"/>
+          <w:shd w:val="clear"/>
+          <w:rFonts w:ascii="Arial" w:eastAsia="Arial" w:hAnsi="Arial" w:cs="Arial"/>
+        </w:rPr>
+        <w:t>/</w:t>
+      </w:r>
+      <w:r>
+        <w:rPr>
+          <w:i w:val="0"/>
+          <w:b w:val="0"/>
+          <w:color w:val="1155CC"/>
+          <w:sz w:val="22"/>
+          <w:szCs w:val="22"/>
+          <w:u w:val="single" w:color="1155CC"/>
+          <w:shd w:val="clear"/>
+          <w:rFonts w:ascii="Arial" w:eastAsia="Arial" w:hAnsi="Arial" w:cs="Arial"/>
+        </w:rPr>
+        <w:t>o</w:t>
+      </w:r>
+      <w:r>
+        <w:rPr>
+          <w:i w:val="0"/>
+          <w:b w:val="0"/>
+          <w:color w:val="1155CC"/>
+          <w:sz w:val="22"/>
+          <w:szCs w:val="22"/>
+          <w:u w:val="single" w:color="1155CC"/>
+          <w:shd w:val="clear"/>
+          <w:rFonts w:ascii="Arial" w:eastAsia="Arial" w:hAnsi="Arial" w:cs="Arial"/>
+        </w:rPr>
+        <w:t>p</w:t>
+      </w:r>
+      <w:r>
+        <w:rPr>
+          <w:i w:val="0"/>
+          <w:b w:val="0"/>
+          <w:color w:val="1155CC"/>
+          <w:sz w:val="22"/>
+          <w:szCs w:val="22"/>
+          <w:u w:val="single" w:color="1155CC"/>
+          <w:shd w:val="clear"/>
+          <w:rFonts w:ascii="Arial" w:eastAsia="Arial" w:hAnsi="Arial" w:cs="Arial"/>
+        </w:rPr>
+        <w:t>e</w:t>
+      </w:r>
+      <w:r>
+        <w:rPr>
+          <w:i w:val="0"/>
+          <w:b w:val="0"/>
+          <w:color w:val="1155CC"/>
+          <w:sz w:val="22"/>
+          <w:szCs w:val="22"/>
+          <w:u w:val="single" w:color="1155CC"/>
+          <w:shd w:val="clear"/>
+          <w:rFonts w:ascii="Arial" w:eastAsia="Arial" w:hAnsi="Arial" w:cs="Arial"/>
+        </w:rPr>
+        <w:t>n</w:t>
+      </w:r>
+      <w:r>
+        <w:rPr>
+          <w:i w:val="0"/>
+          <w:b w:val="0"/>
+          <w:color w:val="1155CC"/>
+          <w:sz w:val="22"/>
+          <w:szCs w:val="22"/>
+          <w:u w:val="single" w:color="1155CC"/>
+          <w:shd w:val="clear"/>
+          <w:rFonts w:ascii="Arial" w:eastAsia="Arial" w:hAnsi="Arial" w:cs="Arial"/>
+        </w:rPr>
+        <w:t>a</w:t>
+      </w:r>
+      <w:r>
+        <w:rPr>
+          <w:i w:val="0"/>
+          <w:b w:val="0"/>
+          <w:color w:val="1155CC"/>
+          <w:sz w:val="22"/>
+          <w:szCs w:val="22"/>
+          <w:u w:val="single" w:color="1155CC"/>
+          <w:shd w:val="clear"/>
+          <w:rFonts w:ascii="Arial" w:eastAsia="Arial" w:hAnsi="Arial" w:cs="Arial"/>
+        </w:rPr>
+        <w:t>p</w:t>
+      </w:r>
+      <w:r>
+        <w:rPr>
+          <w:i w:val="0"/>
+          <w:b w:val="0"/>
+          <w:color w:val="1155CC"/>
+          <w:sz w:val="22"/>
+          <w:szCs w:val="22"/>
+          <w:u w:val="single" w:color="1155CC"/>
+          <w:shd w:val="clear"/>
+          <w:rFonts w:ascii="Arial" w:eastAsia="Arial" w:hAnsi="Arial" w:cs="Arial"/>
+        </w:rPr>
+        <w:t>i</w:t>
+      </w:r>
+      <w:r>
+        <w:rPr>
+          <w:i w:val="0"/>
+          <w:b w:val="0"/>
+          <w:color w:val="1155CC"/>
+          <w:sz w:val="22"/>
+          <w:szCs w:val="22"/>
+          <w:u w:val="single" w:color="1155CC"/>
+          <w:shd w:val="clear"/>
+          <w:rFonts w:ascii="Arial" w:eastAsia="Arial" w:hAnsi="Arial" w:cs="Arial"/>
+        </w:rPr>
+        <w:t>.</w:t>
+      </w:r>
+      <w:r>
+        <w:rPr>
+          <w:i w:val="0"/>
+          <w:b w:val="0"/>
+          <w:color w:val="1155CC"/>
+          <w:sz w:val="22"/>
+          <w:szCs w:val="22"/>
+          <w:u w:val="single" w:color="1155CC"/>
+          <w:shd w:val="clear"/>
+          <w:rFonts w:ascii="Arial" w:eastAsia="Arial" w:hAnsi="Arial" w:cs="Arial"/>
+        </w:rPr>
+        <w:t>d</w:t>
+      </w:r>
+      <w:r>
+        <w:rPr>
+          <w:i w:val="0"/>
+          <w:b w:val="0"/>
+          <w:color w:val="1155CC"/>
+          <w:sz w:val="22"/>
+          <w:szCs w:val="22"/>
+          <w:u w:val="single" w:color="1155CC"/>
+          <w:shd w:val="clear"/>
+          <w:rFonts w:ascii="Arial" w:eastAsia="Arial" w:hAnsi="Arial" w:cs="Arial"/>
+        </w:rPr>
+        <w:t>o</w:t>
+      </w:r>
+      <w:r>
+        <w:rPr>
+          <w:shd w:val="clear"/>
+        </w:rPr>
+        <w:fldChar w:fldCharType="end"/>
+      </w:r>
+    </w:p>
+    <w:p>
+      <w:pPr>
+        <w:spacing w:lineRule="auto" w:line="235" w:before="0" w:after="0"/>
+        <w:rPr>
+          <w:shd w:val="clear"/>
+        </w:rPr>
+      </w:pPr>
+    </w:p>
+    <w:p>
+      <w:pPr>
+        <w:spacing w:lineRule="auto" w:line="235" w:before="0" w:after="0"/>
         <w:rPr>
           <w:b w:val="0"/>
           <w:color w:val="auto"/>
@@ -6774,6 +12997,24 @@
     <w:uiPriority w:val="99"/>
     <w:semiHidden/>
     <w:unhideWhenUsed/>
+  </w:style>
+  <w:style w:styleId="PO10" w:type="paragraph">
+    <w:name w:val="heading 4"/>
+    <w:basedOn w:val="PO1"/>
+    <w:next w:val="PO1"/>
+    <w:qFormat/>
+    <w:uiPriority w:val="9"/>
+    <w:pPr>
+      <w:ind w:left="1600" w:hanging="400" w:leftChars="400"/>
+      <w:rPr/>
+      <w:outlineLvl w:val="4"/>
+    </w:pPr>
+    <w:rPr>
+      <w:b w:val="1"/>
+      <w:sz w:val="20"/>
+      <w:szCs w:val="20"/>
+      <w:shd w:val="clear" w:color="auto" w:fill="auto"/>
+    </w:rPr>
   </w:style>
 </w:styles>
 </file>

--- a/기획서.docx
+++ b/기획서.docx
@@ -2436,46 +2436,7 @@
           <w:rFonts w:ascii="Arial" w:eastAsia="Arial" w:hAnsi="Arial" w:cs="Arial"/>
           <w:lang w:eastAsia="ko-KR"/>
         </w:rPr>
-        <w:t xml:space="preserve"> </w:t>
-      </w:r>
-      <w:r>
-        <w:rPr>
-          <w:i w:val="0"/>
-          <w:b w:val="0"/>
-          <w:color w:val="000000"/>
-          <w:sz w:val="22"/>
-          <w:szCs w:val="22"/>
-          <w:shd w:val="clear" w:color="auto" w:fill="auto"/>
-          <w:rFonts w:ascii="Arial" w:eastAsia="Arial" w:hAnsi="Arial" w:cs="Arial"/>
-          <w:lang w:eastAsia="ko-KR"/>
-        </w:rPr>
-        <w:t xml:space="preserve">- </w:t>
-      </w:r>
-      <w:r>
-        <w:rPr>
-          <w:i w:val="0"/>
-          <w:b w:val="0"/>
-          <w:color w:val="000000"/>
-          <w:sz w:val="22"/>
-          <w:szCs w:val="22"/>
-          <w:shd w:val="clear" w:color="auto" w:fill="auto"/>
-          <w:rFonts w:ascii="Arial" w:eastAsia="Arial" w:hAnsi="Arial" w:cs="Arial"/>
-          <w:lang w:eastAsia="ko-KR"/>
-        </w:rPr>
-        <w:t>o</w:t>
-      </w:r>
-      <w:r>
-        <w:rPr>
-          <w:i w:val="0"/>
-          <w:b w:val="0"/>
-          <w:color w:val="000000"/>
-          <w:sz w:val="22"/>
-          <w:szCs w:val="22"/>
-          <w:shd w:val="clear" w:color="auto" w:fill="auto"/>
-          <w:rFonts w:ascii="Arial" w:eastAsia="Arial" w:hAnsi="Arial" w:cs="Arial"/>
-          <w:lang w:eastAsia="ko-KR"/>
-        </w:rPr>
-        <w:t xml:space="preserve">pen api활용</w:t>
+        <w:t xml:space="preserve"> - open api활용</w:t>
       </w:r>
       <w:r>
         <w:rPr>
@@ -3466,46 +3427,7 @@
           <w:rFonts w:ascii="Arial" w:eastAsia="Arial" w:hAnsi="Arial" w:cs="Arial"/>
           <w:lang w:eastAsia="ko-KR"/>
         </w:rPr>
-        <w:t>a</w:t>
-      </w:r>
-      <w:r>
-        <w:rPr>
-          <w:i w:val="0"/>
-          <w:b w:val="0"/>
-          <w:color w:val="000000"/>
-          <w:sz w:val="22"/>
-          <w:szCs w:val="22"/>
-          <w:shd w:val="clear" w:color="auto" w:fill="auto"/>
-          <w:rFonts w:ascii="Arial" w:eastAsia="Arial" w:hAnsi="Arial" w:cs="Arial"/>
-          <w:lang w:eastAsia="ko-KR"/>
-        </w:rPr>
-        <w:t>pike</w:t>
-      </w:r>
-      <w:r>
-        <w:rPr>
-          <w:i w:val="0"/>
-          <w:b w:val="0"/>
-          <w:color w:val="000000"/>
-          <w:sz w:val="22"/>
-          <w:szCs w:val="22"/>
-          <w:shd w:val="clear" w:color="auto" w:fill="auto"/>
-          <w:rFonts w:ascii="Arial" w:eastAsia="Arial" w:hAnsi="Arial" w:cs="Arial"/>
-          <w:lang w:eastAsia="ko-KR"/>
-        </w:rPr>
-        <w:t xml:space="preserve">y </w:t>
-      </w:r>
-      <w:r>
-        <w:rPr>
-          <w:i w:val="0"/>
-          <w:b w:val="0"/>
-          <w:color w:val="000000"/>
-          <w:sz w:val="22"/>
-          <w:szCs w:val="22"/>
-          <w:shd w:val="clear" w:color="auto" w:fill="auto"/>
-          <w:rFonts w:ascii="Arial" w:eastAsia="Arial" w:hAnsi="Arial" w:cs="Arial"/>
-          <w:lang w:eastAsia="ko-KR"/>
-        </w:rPr>
-        <w:t xml:space="preserve">- 19617ae404405248d0ec5656a39bed3806db7c378fa8671470b7c5604931549a</w:t>
+        <w:t xml:space="preserve">apikey - 19617ae404405248d0ec5656a39bed3806db7c378fa8671470b7c5604931549a</w:t>
       </w:r>
     </w:p>
     <w:p>
@@ -5694,7 +5616,7 @@
           <w:color w:val="auto"/>
           <w:sz w:val="22"/>
           <w:szCs w:val="22"/>
-          <w:shd w:val="clear"/>
+          <w:shd w:val="clear" w:color="auto" w:fill="auto"/>
           <w:rFonts w:ascii="Arial" w:eastAsia="Arial" w:hAnsi="Arial" w:cs="Arial"/>
           <w:lang w:eastAsia="ko-KR"/>
         </w:rPr>
@@ -5706,37 +5628,11 @@
           <w:color w:val="auto"/>
           <w:sz w:val="22"/>
           <w:szCs w:val="22"/>
-          <w:shd w:val="clear"/>
+          <w:shd w:val="clear" w:color="auto" w:fill="auto"/>
           <w:rFonts w:ascii="Arial" w:eastAsia="Arial" w:hAnsi="Arial" w:cs="Arial"/>
           <w:lang w:eastAsia="ko-KR"/>
         </w:rPr>
-        <w:t xml:space="preserve">다른 </w:t>
-      </w:r>
-      <w:r>
-        <w:rPr>
-          <w:i w:val="0"/>
-          <w:b w:val="0"/>
-          <w:color w:val="auto"/>
-          <w:sz w:val="22"/>
-          <w:szCs w:val="22"/>
-          <w:shd w:val="clear"/>
-          <w:rFonts w:ascii="Arial" w:eastAsia="Arial" w:hAnsi="Arial" w:cs="Arial"/>
-          <w:lang w:eastAsia="ko-KR"/>
-        </w:rPr>
-        <w:t xml:space="preserve">재배식물의 </w:t>
-      </w:r>
-      <w:r>
-        <w:rPr>
-          <w:i w:val="0"/>
-          <w:b w:val="0"/>
-          <w:color w:val="auto"/>
-          <w:sz w:val="22"/>
-          <w:szCs w:val="22"/>
-          <w:shd w:val="clear"/>
-          <w:rFonts w:ascii="Arial" w:eastAsia="Arial" w:hAnsi="Arial" w:cs="Arial"/>
-          <w:lang w:eastAsia="ko-KR"/>
-        </w:rPr>
-        <w:t xml:space="preserve">관한 데이터들</w:t>
+        <w:t xml:space="preserve">다른 재배식물의 관한 데이터들</w:t>
       </w:r>
     </w:p>
     <w:p>
@@ -5749,7 +5645,7 @@
           <w:sz w:val="22"/>
           <w:szCs w:val="22"/>
           <w:u w:val="single"/>
-          <w:shd w:val="clear"/>
+          <w:shd w:val="clear" w:color="auto" w:fill="auto"/>
           <w:rFonts w:ascii="Arial" w:eastAsia="Arial" w:hAnsi="Arial" w:cs="Arial"/>
           <w:lang w:eastAsia="ko-KR"/>
         </w:rPr>
@@ -5762,697 +5658,11 @@
           <w:sz w:val="22"/>
           <w:szCs w:val="22"/>
           <w:u w:val="single"/>
-          <w:shd w:val="clear"/>
+          <w:shd w:val="clear" w:color="auto" w:fill="auto"/>
           <w:rFonts w:ascii="Arial" w:eastAsia="Arial" w:hAnsi="Arial" w:cs="Arial"/>
           <w:lang w:eastAsia="ko-KR"/>
         </w:rPr>
-        <w:t>h</w:t>
-      </w:r>
-      <w:r>
-        <w:rPr>
-          <w:i w:val="0"/>
-          <w:b w:val="0"/>
-          <w:color w:val="0563C1" w:themeColor="hyperlink"/>
-          <w:sz w:val="22"/>
-          <w:szCs w:val="22"/>
-          <w:u w:val="single"/>
-          <w:shd w:val="clear"/>
-          <w:rFonts w:ascii="Arial" w:eastAsia="Arial" w:hAnsi="Arial" w:cs="Arial"/>
-          <w:lang w:eastAsia="ko-KR"/>
-        </w:rPr>
-        <w:t>t</w:t>
-      </w:r>
-      <w:r>
-        <w:rPr>
-          <w:i w:val="0"/>
-          <w:b w:val="0"/>
-          <w:color w:val="0563C1" w:themeColor="hyperlink"/>
-          <w:sz w:val="22"/>
-          <w:szCs w:val="22"/>
-          <w:u w:val="single"/>
-          <w:shd w:val="clear"/>
-          <w:rFonts w:ascii="Arial" w:eastAsia="Arial" w:hAnsi="Arial" w:cs="Arial"/>
-          <w:lang w:eastAsia="ko-KR"/>
-        </w:rPr>
-        <w:t>t</w:t>
-      </w:r>
-      <w:r>
-        <w:rPr>
-          <w:i w:val="0"/>
-          <w:b w:val="0"/>
-          <w:color w:val="0563C1" w:themeColor="hyperlink"/>
-          <w:sz w:val="22"/>
-          <w:szCs w:val="22"/>
-          <w:u w:val="single"/>
-          <w:shd w:val="clear"/>
-          <w:rFonts w:ascii="Arial" w:eastAsia="Arial" w:hAnsi="Arial" w:cs="Arial"/>
-          <w:lang w:eastAsia="ko-KR"/>
-        </w:rPr>
-        <w:t>p</w:t>
-      </w:r>
-      <w:r>
-        <w:rPr>
-          <w:i w:val="0"/>
-          <w:b w:val="0"/>
-          <w:color w:val="0563C1" w:themeColor="hyperlink"/>
-          <w:sz w:val="22"/>
-          <w:szCs w:val="22"/>
-          <w:u w:val="single"/>
-          <w:shd w:val="clear"/>
-          <w:rFonts w:ascii="Arial" w:eastAsia="Arial" w:hAnsi="Arial" w:cs="Arial"/>
-          <w:lang w:eastAsia="ko-KR"/>
-        </w:rPr>
-        <w:t>s</w:t>
-      </w:r>
-      <w:r>
-        <w:rPr>
-          <w:i w:val="0"/>
-          <w:b w:val="0"/>
-          <w:color w:val="0563C1" w:themeColor="hyperlink"/>
-          <w:sz w:val="22"/>
-          <w:szCs w:val="22"/>
-          <w:u w:val="single"/>
-          <w:shd w:val="clear"/>
-          <w:rFonts w:ascii="Arial" w:eastAsia="Arial" w:hAnsi="Arial" w:cs="Arial"/>
-          <w:lang w:eastAsia="ko-KR"/>
-        </w:rPr>
-        <w:t>:</w:t>
-      </w:r>
-      <w:r>
-        <w:rPr>
-          <w:i w:val="0"/>
-          <w:b w:val="0"/>
-          <w:color w:val="0563C1" w:themeColor="hyperlink"/>
-          <w:sz w:val="22"/>
-          <w:szCs w:val="22"/>
-          <w:u w:val="single"/>
-          <w:shd w:val="clear"/>
-          <w:rFonts w:ascii="Arial" w:eastAsia="Arial" w:hAnsi="Arial" w:cs="Arial"/>
-          <w:lang w:eastAsia="ko-KR"/>
-        </w:rPr>
-        <w:t>/</w:t>
-      </w:r>
-      <w:r>
-        <w:rPr>
-          <w:i w:val="0"/>
-          <w:b w:val="0"/>
-          <w:color w:val="0563C1" w:themeColor="hyperlink"/>
-          <w:sz w:val="22"/>
-          <w:szCs w:val="22"/>
-          <w:u w:val="single"/>
-          <w:shd w:val="clear"/>
-          <w:rFonts w:ascii="Arial" w:eastAsia="Arial" w:hAnsi="Arial" w:cs="Arial"/>
-          <w:lang w:eastAsia="ko-KR"/>
-        </w:rPr>
-        <w:t>/</w:t>
-      </w:r>
-      <w:r>
-        <w:rPr>
-          <w:i w:val="0"/>
-          <w:b w:val="0"/>
-          <w:color w:val="0563C1" w:themeColor="hyperlink"/>
-          <w:sz w:val="22"/>
-          <w:szCs w:val="22"/>
-          <w:u w:val="single"/>
-          <w:shd w:val="clear"/>
-          <w:rFonts w:ascii="Arial" w:eastAsia="Arial" w:hAnsi="Arial" w:cs="Arial"/>
-          <w:lang w:eastAsia="ko-KR"/>
-        </w:rPr>
-        <w:t>w</w:t>
-      </w:r>
-      <w:r>
-        <w:rPr>
-          <w:i w:val="0"/>
-          <w:b w:val="0"/>
-          <w:color w:val="0563C1" w:themeColor="hyperlink"/>
-          <w:sz w:val="22"/>
-          <w:szCs w:val="22"/>
-          <w:u w:val="single"/>
-          <w:shd w:val="clear"/>
-          <w:rFonts w:ascii="Arial" w:eastAsia="Arial" w:hAnsi="Arial" w:cs="Arial"/>
-          <w:lang w:eastAsia="ko-KR"/>
-        </w:rPr>
-        <w:t>w</w:t>
-      </w:r>
-      <w:r>
-        <w:rPr>
-          <w:i w:val="0"/>
-          <w:b w:val="0"/>
-          <w:color w:val="0563C1" w:themeColor="hyperlink"/>
-          <w:sz w:val="22"/>
-          <w:szCs w:val="22"/>
-          <w:u w:val="single"/>
-          <w:shd w:val="clear"/>
-          <w:rFonts w:ascii="Arial" w:eastAsia="Arial" w:hAnsi="Arial" w:cs="Arial"/>
-          <w:lang w:eastAsia="ko-KR"/>
-        </w:rPr>
-        <w:t>w</w:t>
-      </w:r>
-      <w:r>
-        <w:rPr>
-          <w:i w:val="0"/>
-          <w:b w:val="0"/>
-          <w:color w:val="0563C1" w:themeColor="hyperlink"/>
-          <w:sz w:val="22"/>
-          <w:szCs w:val="22"/>
-          <w:u w:val="single"/>
-          <w:shd w:val="clear"/>
-          <w:rFonts w:ascii="Arial" w:eastAsia="Arial" w:hAnsi="Arial" w:cs="Arial"/>
-          <w:lang w:eastAsia="ko-KR"/>
-        </w:rPr>
-        <w:t>.</w:t>
-      </w:r>
-      <w:r>
-        <w:rPr>
-          <w:i w:val="0"/>
-          <w:b w:val="0"/>
-          <w:color w:val="0563C1" w:themeColor="hyperlink"/>
-          <w:sz w:val="22"/>
-          <w:szCs w:val="22"/>
-          <w:u w:val="single"/>
-          <w:shd w:val="clear"/>
-          <w:rFonts w:ascii="Arial" w:eastAsia="Arial" w:hAnsi="Arial" w:cs="Arial"/>
-          <w:lang w:eastAsia="ko-KR"/>
-        </w:rPr>
-        <w:t>d</w:t>
-      </w:r>
-      <w:r>
-        <w:rPr>
-          <w:i w:val="0"/>
-          <w:b w:val="0"/>
-          <w:color w:val="0563C1" w:themeColor="hyperlink"/>
-          <w:sz w:val="22"/>
-          <w:szCs w:val="22"/>
-          <w:u w:val="single"/>
-          <w:shd w:val="clear"/>
-          <w:rFonts w:ascii="Arial" w:eastAsia="Arial" w:hAnsi="Arial" w:cs="Arial"/>
-          <w:lang w:eastAsia="ko-KR"/>
-        </w:rPr>
-        <w:t>a</w:t>
-      </w:r>
-      <w:r>
-        <w:rPr>
-          <w:i w:val="0"/>
-          <w:b w:val="0"/>
-          <w:color w:val="0563C1" w:themeColor="hyperlink"/>
-          <w:sz w:val="22"/>
-          <w:szCs w:val="22"/>
-          <w:u w:val="single"/>
-          <w:shd w:val="clear"/>
-          <w:rFonts w:ascii="Arial" w:eastAsia="Arial" w:hAnsi="Arial" w:cs="Arial"/>
-          <w:lang w:eastAsia="ko-KR"/>
-        </w:rPr>
-        <w:t>t</w:t>
-      </w:r>
-      <w:r>
-        <w:rPr>
-          <w:i w:val="0"/>
-          <w:b w:val="0"/>
-          <w:color w:val="0563C1" w:themeColor="hyperlink"/>
-          <w:sz w:val="22"/>
-          <w:szCs w:val="22"/>
-          <w:u w:val="single"/>
-          <w:shd w:val="clear"/>
-          <w:rFonts w:ascii="Arial" w:eastAsia="Arial" w:hAnsi="Arial" w:cs="Arial"/>
-          <w:lang w:eastAsia="ko-KR"/>
-        </w:rPr>
-        <w:t>a</w:t>
-      </w:r>
-      <w:r>
-        <w:rPr>
-          <w:i w:val="0"/>
-          <w:b w:val="0"/>
-          <w:color w:val="0563C1" w:themeColor="hyperlink"/>
-          <w:sz w:val="22"/>
-          <w:szCs w:val="22"/>
-          <w:u w:val="single"/>
-          <w:shd w:val="clear"/>
-          <w:rFonts w:ascii="Arial" w:eastAsia="Arial" w:hAnsi="Arial" w:cs="Arial"/>
-          <w:lang w:eastAsia="ko-KR"/>
-        </w:rPr>
-        <w:t>.</w:t>
-      </w:r>
-      <w:r>
-        <w:rPr>
-          <w:i w:val="0"/>
-          <w:b w:val="0"/>
-          <w:color w:val="0563C1" w:themeColor="hyperlink"/>
-          <w:sz w:val="22"/>
-          <w:szCs w:val="22"/>
-          <w:u w:val="single"/>
-          <w:shd w:val="clear"/>
-          <w:rFonts w:ascii="Arial" w:eastAsia="Arial" w:hAnsi="Arial" w:cs="Arial"/>
-          <w:lang w:eastAsia="ko-KR"/>
-        </w:rPr>
-        <w:t>g</w:t>
-      </w:r>
-      <w:r>
-        <w:rPr>
-          <w:i w:val="0"/>
-          <w:b w:val="0"/>
-          <w:color w:val="0563C1" w:themeColor="hyperlink"/>
-          <w:sz w:val="22"/>
-          <w:szCs w:val="22"/>
-          <w:u w:val="single"/>
-          <w:shd w:val="clear"/>
-          <w:rFonts w:ascii="Arial" w:eastAsia="Arial" w:hAnsi="Arial" w:cs="Arial"/>
-          <w:lang w:eastAsia="ko-KR"/>
-        </w:rPr>
-        <w:t>o</w:t>
-      </w:r>
-      <w:r>
-        <w:rPr>
-          <w:i w:val="0"/>
-          <w:b w:val="0"/>
-          <w:color w:val="0563C1" w:themeColor="hyperlink"/>
-          <w:sz w:val="22"/>
-          <w:szCs w:val="22"/>
-          <w:u w:val="single"/>
-          <w:shd w:val="clear"/>
-          <w:rFonts w:ascii="Arial" w:eastAsia="Arial" w:hAnsi="Arial" w:cs="Arial"/>
-          <w:lang w:eastAsia="ko-KR"/>
-        </w:rPr>
-        <w:t>.</w:t>
-      </w:r>
-      <w:r>
-        <w:rPr>
-          <w:i w:val="0"/>
-          <w:b w:val="0"/>
-          <w:color w:val="0563C1" w:themeColor="hyperlink"/>
-          <w:sz w:val="22"/>
-          <w:szCs w:val="22"/>
-          <w:u w:val="single"/>
-          <w:shd w:val="clear"/>
-          <w:rFonts w:ascii="Arial" w:eastAsia="Arial" w:hAnsi="Arial" w:cs="Arial"/>
-          <w:lang w:eastAsia="ko-KR"/>
-        </w:rPr>
-        <w:t>k</w:t>
-      </w:r>
-      <w:r>
-        <w:rPr>
-          <w:i w:val="0"/>
-          <w:b w:val="0"/>
-          <w:color w:val="0563C1" w:themeColor="hyperlink"/>
-          <w:sz w:val="22"/>
-          <w:szCs w:val="22"/>
-          <w:u w:val="single"/>
-          <w:shd w:val="clear"/>
-          <w:rFonts w:ascii="Arial" w:eastAsia="Arial" w:hAnsi="Arial" w:cs="Arial"/>
-          <w:lang w:eastAsia="ko-KR"/>
-        </w:rPr>
-        <w:t>r</w:t>
-      </w:r>
-      <w:r>
-        <w:rPr>
-          <w:i w:val="0"/>
-          <w:b w:val="0"/>
-          <w:color w:val="0563C1" w:themeColor="hyperlink"/>
-          <w:sz w:val="22"/>
-          <w:szCs w:val="22"/>
-          <w:u w:val="single"/>
-          <w:shd w:val="clear"/>
-          <w:rFonts w:ascii="Arial" w:eastAsia="Arial" w:hAnsi="Arial" w:cs="Arial"/>
-          <w:lang w:eastAsia="ko-KR"/>
-        </w:rPr>
-        <w:t>/</w:t>
-      </w:r>
-      <w:r>
-        <w:rPr>
-          <w:i w:val="0"/>
-          <w:b w:val="0"/>
-          <w:color w:val="0563C1" w:themeColor="hyperlink"/>
-          <w:sz w:val="22"/>
-          <w:szCs w:val="22"/>
-          <w:u w:val="single"/>
-          <w:shd w:val="clear"/>
-          <w:rFonts w:ascii="Arial" w:eastAsia="Arial" w:hAnsi="Arial" w:cs="Arial"/>
-          <w:lang w:eastAsia="ko-KR"/>
-        </w:rPr>
-        <w:t>d</w:t>
-      </w:r>
-      <w:r>
-        <w:rPr>
-          <w:i w:val="0"/>
-          <w:b w:val="0"/>
-          <w:color w:val="0563C1" w:themeColor="hyperlink"/>
-          <w:sz w:val="22"/>
-          <w:szCs w:val="22"/>
-          <w:u w:val="single"/>
-          <w:shd w:val="clear"/>
-          <w:rFonts w:ascii="Arial" w:eastAsia="Arial" w:hAnsi="Arial" w:cs="Arial"/>
-          <w:lang w:eastAsia="ko-KR"/>
-        </w:rPr>
-        <w:t>a</w:t>
-      </w:r>
-      <w:r>
-        <w:rPr>
-          <w:i w:val="0"/>
-          <w:b w:val="0"/>
-          <w:color w:val="0563C1" w:themeColor="hyperlink"/>
-          <w:sz w:val="22"/>
-          <w:szCs w:val="22"/>
-          <w:u w:val="single"/>
-          <w:shd w:val="clear"/>
-          <w:rFonts w:ascii="Arial" w:eastAsia="Arial" w:hAnsi="Arial" w:cs="Arial"/>
-          <w:lang w:eastAsia="ko-KR"/>
-        </w:rPr>
-        <w:t>t</w:t>
-      </w:r>
-      <w:r>
-        <w:rPr>
-          <w:i w:val="0"/>
-          <w:b w:val="0"/>
-          <w:color w:val="0563C1" w:themeColor="hyperlink"/>
-          <w:sz w:val="22"/>
-          <w:szCs w:val="22"/>
-          <w:u w:val="single"/>
-          <w:shd w:val="clear"/>
-          <w:rFonts w:ascii="Arial" w:eastAsia="Arial" w:hAnsi="Arial" w:cs="Arial"/>
-          <w:lang w:eastAsia="ko-KR"/>
-        </w:rPr>
-        <w:t>a</w:t>
-      </w:r>
-      <w:r>
-        <w:rPr>
-          <w:i w:val="0"/>
-          <w:b w:val="0"/>
-          <w:color w:val="0563C1" w:themeColor="hyperlink"/>
-          <w:sz w:val="22"/>
-          <w:szCs w:val="22"/>
-          <w:u w:val="single"/>
-          <w:shd w:val="clear"/>
-          <w:rFonts w:ascii="Arial" w:eastAsia="Arial" w:hAnsi="Arial" w:cs="Arial"/>
-          <w:lang w:eastAsia="ko-KR"/>
-        </w:rPr>
-        <w:t>/</w:t>
-      </w:r>
-      <w:r>
-        <w:rPr>
-          <w:i w:val="0"/>
-          <w:b w:val="0"/>
-          <w:color w:val="0563C1" w:themeColor="hyperlink"/>
-          <w:sz w:val="22"/>
-          <w:szCs w:val="22"/>
-          <w:u w:val="single"/>
-          <w:shd w:val="clear"/>
-          <w:rFonts w:ascii="Arial" w:eastAsia="Arial" w:hAnsi="Arial" w:cs="Arial"/>
-          <w:lang w:eastAsia="ko-KR"/>
-        </w:rPr>
-        <w:t>9</w:t>
-      </w:r>
-      <w:r>
-        <w:rPr>
-          <w:i w:val="0"/>
-          <w:b w:val="0"/>
-          <w:color w:val="0563C1" w:themeColor="hyperlink"/>
-          <w:sz w:val="22"/>
-          <w:szCs w:val="22"/>
-          <w:u w:val="single"/>
-          <w:shd w:val="clear"/>
-          <w:rFonts w:ascii="Arial" w:eastAsia="Arial" w:hAnsi="Arial" w:cs="Arial"/>
-          <w:lang w:eastAsia="ko-KR"/>
-        </w:rPr>
-        <w:t>5</w:t>
-      </w:r>
-      <w:r>
-        <w:rPr>
-          <w:i w:val="0"/>
-          <w:b w:val="0"/>
-          <w:color w:val="0563C1" w:themeColor="hyperlink"/>
-          <w:sz w:val="22"/>
-          <w:szCs w:val="22"/>
-          <w:u w:val="single"/>
-          <w:shd w:val="clear"/>
-          <w:rFonts w:ascii="Arial" w:eastAsia="Arial" w:hAnsi="Arial" w:cs="Arial"/>
-          <w:lang w:eastAsia="ko-KR"/>
-        </w:rPr>
-        <w:t>6</w:t>
-      </w:r>
-      <w:r>
-        <w:rPr>
-          <w:i w:val="0"/>
-          <w:b w:val="0"/>
-          <w:color w:val="0563C1" w:themeColor="hyperlink"/>
-          <w:sz w:val="22"/>
-          <w:szCs w:val="22"/>
-          <w:u w:val="single"/>
-          <w:shd w:val="clear"/>
-          <w:rFonts w:ascii="Arial" w:eastAsia="Arial" w:hAnsi="Arial" w:cs="Arial"/>
-          <w:lang w:eastAsia="ko-KR"/>
-        </w:rPr>
-        <w:t>2</w:t>
-      </w:r>
-      <w:r>
-        <w:rPr>
-          <w:i w:val="0"/>
-          <w:b w:val="0"/>
-          <w:color w:val="0563C1" w:themeColor="hyperlink"/>
-          <w:sz w:val="22"/>
-          <w:szCs w:val="22"/>
-          <w:u w:val="single"/>
-          <w:shd w:val="clear"/>
-          <w:rFonts w:ascii="Arial" w:eastAsia="Arial" w:hAnsi="Arial" w:cs="Arial"/>
-          <w:lang w:eastAsia="ko-KR"/>
-        </w:rPr>
-        <w:t>3</w:t>
-      </w:r>
-      <w:r>
-        <w:rPr>
-          <w:i w:val="0"/>
-          <w:b w:val="0"/>
-          <w:color w:val="0563C1" w:themeColor="hyperlink"/>
-          <w:sz w:val="22"/>
-          <w:szCs w:val="22"/>
-          <w:u w:val="single"/>
-          <w:shd w:val="clear"/>
-          <w:rFonts w:ascii="Arial" w:eastAsia="Arial" w:hAnsi="Arial" w:cs="Arial"/>
-          <w:lang w:eastAsia="ko-KR"/>
-        </w:rPr>
-        <w:t>6</w:t>
-      </w:r>
-      <w:r>
-        <w:rPr>
-          <w:i w:val="0"/>
-          <w:b w:val="0"/>
-          <w:color w:val="0563C1" w:themeColor="hyperlink"/>
-          <w:sz w:val="22"/>
-          <w:szCs w:val="22"/>
-          <w:u w:val="single"/>
-          <w:shd w:val="clear"/>
-          <w:rFonts w:ascii="Arial" w:eastAsia="Arial" w:hAnsi="Arial" w:cs="Arial"/>
-          <w:lang w:eastAsia="ko-KR"/>
-        </w:rPr>
-        <w:t>4</w:t>
-      </w:r>
-      <w:r>
-        <w:rPr>
-          <w:i w:val="0"/>
-          <w:b w:val="0"/>
-          <w:color w:val="0563C1" w:themeColor="hyperlink"/>
-          <w:sz w:val="22"/>
-          <w:szCs w:val="22"/>
-          <w:u w:val="single"/>
-          <w:shd w:val="clear"/>
-          <w:rFonts w:ascii="Arial" w:eastAsia="Arial" w:hAnsi="Arial" w:cs="Arial"/>
-          <w:lang w:eastAsia="ko-KR"/>
-        </w:rPr>
-        <w:t>8</w:t>
-      </w:r>
-      <w:r>
-        <w:rPr>
-          <w:i w:val="0"/>
-          <w:b w:val="0"/>
-          <w:color w:val="0563C1" w:themeColor="hyperlink"/>
-          <w:sz w:val="22"/>
-          <w:szCs w:val="22"/>
-          <w:u w:val="single"/>
-          <w:shd w:val="clear"/>
-          <w:rFonts w:ascii="Arial" w:eastAsia="Arial" w:hAnsi="Arial" w:cs="Arial"/>
-          <w:lang w:eastAsia="ko-KR"/>
-        </w:rPr>
-        <w:t>/</w:t>
-      </w:r>
-      <w:r>
-        <w:rPr>
-          <w:i w:val="0"/>
-          <w:b w:val="0"/>
-          <w:color w:val="0563C1" w:themeColor="hyperlink"/>
-          <w:sz w:val="22"/>
-          <w:szCs w:val="22"/>
-          <w:u w:val="single"/>
-          <w:shd w:val="clear"/>
-          <w:rFonts w:ascii="Arial" w:eastAsia="Arial" w:hAnsi="Arial" w:cs="Arial"/>
-          <w:lang w:eastAsia="ko-KR"/>
-        </w:rPr>
-        <w:t>l</w:t>
-      </w:r>
-      <w:r>
-        <w:rPr>
-          <w:i w:val="0"/>
-          <w:b w:val="0"/>
-          <w:color w:val="0563C1" w:themeColor="hyperlink"/>
-          <w:sz w:val="22"/>
-          <w:szCs w:val="22"/>
-          <w:u w:val="single"/>
-          <w:shd w:val="clear"/>
-          <w:rFonts w:ascii="Arial" w:eastAsia="Arial" w:hAnsi="Arial" w:cs="Arial"/>
-          <w:lang w:eastAsia="ko-KR"/>
-        </w:rPr>
-        <w:t>i</w:t>
-      </w:r>
-      <w:r>
-        <w:rPr>
-          <w:i w:val="0"/>
-          <w:b w:val="0"/>
-          <w:color w:val="0563C1" w:themeColor="hyperlink"/>
-          <w:sz w:val="22"/>
-          <w:szCs w:val="22"/>
-          <w:u w:val="single"/>
-          <w:shd w:val="clear"/>
-          <w:rFonts w:ascii="Arial" w:eastAsia="Arial" w:hAnsi="Arial" w:cs="Arial"/>
-          <w:lang w:eastAsia="ko-KR"/>
-        </w:rPr>
-        <w:t>n</w:t>
-      </w:r>
-      <w:r>
-        <w:rPr>
-          <w:i w:val="0"/>
-          <w:b w:val="0"/>
-          <w:color w:val="0563C1" w:themeColor="hyperlink"/>
-          <w:sz w:val="22"/>
-          <w:szCs w:val="22"/>
-          <w:u w:val="single"/>
-          <w:shd w:val="clear"/>
-          <w:rFonts w:ascii="Arial" w:eastAsia="Arial" w:hAnsi="Arial" w:cs="Arial"/>
-          <w:lang w:eastAsia="ko-KR"/>
-        </w:rPr>
-        <w:t>k</w:t>
-      </w:r>
-      <w:r>
-        <w:rPr>
-          <w:i w:val="0"/>
-          <w:b w:val="0"/>
-          <w:color w:val="0563C1" w:themeColor="hyperlink"/>
-          <w:sz w:val="22"/>
-          <w:szCs w:val="22"/>
-          <w:u w:val="single"/>
-          <w:shd w:val="clear"/>
-          <w:rFonts w:ascii="Arial" w:eastAsia="Arial" w:hAnsi="Arial" w:cs="Arial"/>
-          <w:lang w:eastAsia="ko-KR"/>
-        </w:rPr>
-        <w:t>e</w:t>
-      </w:r>
-      <w:r>
-        <w:rPr>
-          <w:i w:val="0"/>
-          <w:b w:val="0"/>
-          <w:color w:val="0563C1" w:themeColor="hyperlink"/>
-          <w:sz w:val="22"/>
-          <w:szCs w:val="22"/>
-          <w:u w:val="single"/>
-          <w:shd w:val="clear"/>
-          <w:rFonts w:ascii="Arial" w:eastAsia="Arial" w:hAnsi="Arial" w:cs="Arial"/>
-          <w:lang w:eastAsia="ko-KR"/>
-        </w:rPr>
-        <w:t>d</w:t>
-      </w:r>
-      <w:r>
-        <w:rPr>
-          <w:i w:val="0"/>
-          <w:b w:val="0"/>
-          <w:color w:val="0563C1" w:themeColor="hyperlink"/>
-          <w:sz w:val="22"/>
-          <w:szCs w:val="22"/>
-          <w:u w:val="single"/>
-          <w:shd w:val="clear"/>
-          <w:rFonts w:ascii="Arial" w:eastAsia="Arial" w:hAnsi="Arial" w:cs="Arial"/>
-          <w:lang w:eastAsia="ko-KR"/>
-        </w:rPr>
-        <w:t>D</w:t>
-      </w:r>
-      <w:r>
-        <w:rPr>
-          <w:i w:val="0"/>
-          <w:b w:val="0"/>
-          <w:color w:val="0563C1" w:themeColor="hyperlink"/>
-          <w:sz w:val="22"/>
-          <w:szCs w:val="22"/>
-          <w:u w:val="single"/>
-          <w:shd w:val="clear"/>
-          <w:rFonts w:ascii="Arial" w:eastAsia="Arial" w:hAnsi="Arial" w:cs="Arial"/>
-          <w:lang w:eastAsia="ko-KR"/>
-        </w:rPr>
-        <w:t>a</w:t>
-      </w:r>
-      <w:r>
-        <w:rPr>
-          <w:i w:val="0"/>
-          <w:b w:val="0"/>
-          <w:color w:val="0563C1" w:themeColor="hyperlink"/>
-          <w:sz w:val="22"/>
-          <w:szCs w:val="22"/>
-          <w:u w:val="single"/>
-          <w:shd w:val="clear"/>
-          <w:rFonts w:ascii="Arial" w:eastAsia="Arial" w:hAnsi="Arial" w:cs="Arial"/>
-          <w:lang w:eastAsia="ko-KR"/>
-        </w:rPr>
-        <w:t>t</w:t>
-      </w:r>
-      <w:r>
-        <w:rPr>
-          <w:i w:val="0"/>
-          <w:b w:val="0"/>
-          <w:color w:val="0563C1" w:themeColor="hyperlink"/>
-          <w:sz w:val="22"/>
-          <w:szCs w:val="22"/>
-          <w:u w:val="single"/>
-          <w:shd w:val="clear"/>
-          <w:rFonts w:ascii="Arial" w:eastAsia="Arial" w:hAnsi="Arial" w:cs="Arial"/>
-          <w:lang w:eastAsia="ko-KR"/>
-        </w:rPr>
-        <w:t>a</w:t>
-      </w:r>
-      <w:r>
-        <w:rPr>
-          <w:i w:val="0"/>
-          <w:b w:val="0"/>
-          <w:color w:val="0563C1" w:themeColor="hyperlink"/>
-          <w:sz w:val="22"/>
-          <w:szCs w:val="22"/>
-          <w:u w:val="single"/>
-          <w:shd w:val="clear"/>
-          <w:rFonts w:ascii="Arial" w:eastAsia="Arial" w:hAnsi="Arial" w:cs="Arial"/>
-          <w:lang w:eastAsia="ko-KR"/>
-        </w:rPr>
-        <w:t>.</w:t>
-      </w:r>
-      <w:r>
-        <w:rPr>
-          <w:i w:val="0"/>
-          <w:b w:val="0"/>
-          <w:color w:val="0563C1" w:themeColor="hyperlink"/>
-          <w:sz w:val="22"/>
-          <w:szCs w:val="22"/>
-          <w:u w:val="single"/>
-          <w:shd w:val="clear"/>
-          <w:rFonts w:ascii="Arial" w:eastAsia="Arial" w:hAnsi="Arial" w:cs="Arial"/>
-          <w:lang w:eastAsia="ko-KR"/>
-        </w:rPr>
-        <w:t>d</w:t>
-      </w:r>
-      <w:r>
-        <w:rPr>
-          <w:i w:val="0"/>
-          <w:b w:val="0"/>
-          <w:color w:val="0563C1" w:themeColor="hyperlink"/>
-          <w:sz w:val="22"/>
-          <w:szCs w:val="22"/>
-          <w:u w:val="single"/>
-          <w:shd w:val="clear"/>
-          <w:rFonts w:ascii="Arial" w:eastAsia="Arial" w:hAnsi="Arial" w:cs="Arial"/>
-          <w:lang w:eastAsia="ko-KR"/>
-        </w:rPr>
-        <w:t>o</w:t>
+        <w:t>https://www.data.go.kr/data/95623648/linkedData.do</w:t>
       </w:r>
     </w:p>
     <w:p>
@@ -6464,7 +5674,7 @@
           <w:color w:val="auto"/>
           <w:sz w:val="22"/>
           <w:szCs w:val="22"/>
-          <w:shd w:val="clear"/>
+          <w:shd w:val="clear" w:color="auto" w:fill="auto"/>
           <w:rFonts w:ascii="Arial" w:eastAsia="Arial" w:hAnsi="Arial" w:cs="Arial"/>
           <w:lang w:eastAsia="ko-KR"/>
         </w:rPr>
@@ -6486,7 +5696,7 @@
           <w:sz w:val="22"/>
           <w:szCs w:val="22"/>
           <w:u w:val="single" w:color="1155CC"/>
-          <w:shd w:val="clear"/>
+          <w:shd w:val="clear" w:color="auto" w:fill="auto"/>
           <w:rFonts w:ascii="Arial" w:eastAsia="Arial" w:hAnsi="Arial" w:cs="Arial"/>
         </w:rPr>
         <w:t>h</w:t>
@@ -6499,7 +5709,7 @@
           <w:sz w:val="22"/>
           <w:szCs w:val="22"/>
           <w:u w:val="single" w:color="1155CC"/>
-          <w:shd w:val="clear"/>
+          <w:shd w:val="clear" w:color="auto" w:fill="auto"/>
           <w:rFonts w:ascii="Arial" w:eastAsia="Arial" w:hAnsi="Arial" w:cs="Arial"/>
         </w:rPr>
         <w:t>t</w:t>
@@ -6512,7 +5722,7 @@
           <w:sz w:val="22"/>
           <w:szCs w:val="22"/>
           <w:u w:val="single" w:color="1155CC"/>
-          <w:shd w:val="clear"/>
+          <w:shd w:val="clear" w:color="auto" w:fill="auto"/>
           <w:rFonts w:ascii="Arial" w:eastAsia="Arial" w:hAnsi="Arial" w:cs="Arial"/>
         </w:rPr>
         <w:t>t</w:t>
@@ -6525,7 +5735,7 @@
           <w:sz w:val="22"/>
           <w:szCs w:val="22"/>
           <w:u w:val="single" w:color="1155CC"/>
-          <w:shd w:val="clear"/>
+          <w:shd w:val="clear" w:color="auto" w:fill="auto"/>
           <w:rFonts w:ascii="Arial" w:eastAsia="Arial" w:hAnsi="Arial" w:cs="Arial"/>
         </w:rPr>
         <w:t>p</w:t>
@@ -6538,7 +5748,7 @@
           <w:sz w:val="22"/>
           <w:szCs w:val="22"/>
           <w:u w:val="single" w:color="1155CC"/>
-          <w:shd w:val="clear"/>
+          <w:shd w:val="clear" w:color="auto" w:fill="auto"/>
           <w:rFonts w:ascii="Arial" w:eastAsia="Arial" w:hAnsi="Arial" w:cs="Arial"/>
         </w:rPr>
         <w:t>s</w:t>
@@ -6551,7 +5761,7 @@
           <w:sz w:val="22"/>
           <w:szCs w:val="22"/>
           <w:u w:val="single" w:color="1155CC"/>
-          <w:shd w:val="clear"/>
+          <w:shd w:val="clear" w:color="auto" w:fill="auto"/>
           <w:rFonts w:ascii="Arial" w:eastAsia="Arial" w:hAnsi="Arial" w:cs="Arial"/>
         </w:rPr>
         <w:t>:</w:t>
@@ -6564,7 +5774,7 @@
           <w:sz w:val="22"/>
           <w:szCs w:val="22"/>
           <w:u w:val="single" w:color="1155CC"/>
-          <w:shd w:val="clear"/>
+          <w:shd w:val="clear" w:color="auto" w:fill="auto"/>
           <w:rFonts w:ascii="Arial" w:eastAsia="Arial" w:hAnsi="Arial" w:cs="Arial"/>
         </w:rPr>
         <w:t>/</w:t>
@@ -6577,7 +5787,7 @@
           <w:sz w:val="22"/>
           <w:szCs w:val="22"/>
           <w:u w:val="single" w:color="1155CC"/>
-          <w:shd w:val="clear"/>
+          <w:shd w:val="clear" w:color="auto" w:fill="auto"/>
           <w:rFonts w:ascii="Arial" w:eastAsia="Arial" w:hAnsi="Arial" w:cs="Arial"/>
         </w:rPr>
         <w:t>/</w:t>
@@ -6590,7 +5800,7 @@
           <w:sz w:val="22"/>
           <w:szCs w:val="22"/>
           <w:u w:val="single" w:color="1155CC"/>
-          <w:shd w:val="clear"/>
+          <w:shd w:val="clear" w:color="auto" w:fill="auto"/>
           <w:rFonts w:ascii="Arial" w:eastAsia="Arial" w:hAnsi="Arial" w:cs="Arial"/>
         </w:rPr>
         <w:t>w</w:t>
@@ -6603,7 +5813,7 @@
           <w:sz w:val="22"/>
           <w:szCs w:val="22"/>
           <w:u w:val="single" w:color="1155CC"/>
-          <w:shd w:val="clear"/>
+          <w:shd w:val="clear" w:color="auto" w:fill="auto"/>
           <w:rFonts w:ascii="Arial" w:eastAsia="Arial" w:hAnsi="Arial" w:cs="Arial"/>
         </w:rPr>
         <w:t>w</w:t>
@@ -6616,7 +5826,7 @@
           <w:sz w:val="22"/>
           <w:szCs w:val="22"/>
           <w:u w:val="single" w:color="1155CC"/>
-          <w:shd w:val="clear"/>
+          <w:shd w:val="clear" w:color="auto" w:fill="auto"/>
           <w:rFonts w:ascii="Arial" w:eastAsia="Arial" w:hAnsi="Arial" w:cs="Arial"/>
         </w:rPr>
         <w:t>w</w:t>
@@ -6629,7 +5839,7 @@
           <w:sz w:val="22"/>
           <w:szCs w:val="22"/>
           <w:u w:val="single" w:color="1155CC"/>
-          <w:shd w:val="clear"/>
+          <w:shd w:val="clear" w:color="auto" w:fill="auto"/>
           <w:rFonts w:ascii="Arial" w:eastAsia="Arial" w:hAnsi="Arial" w:cs="Arial"/>
         </w:rPr>
         <w:t>.</w:t>
@@ -6642,7 +5852,7 @@
           <w:sz w:val="22"/>
           <w:szCs w:val="22"/>
           <w:u w:val="single" w:color="1155CC"/>
-          <w:shd w:val="clear"/>
+          <w:shd w:val="clear" w:color="auto" w:fill="auto"/>
           <w:rFonts w:ascii="Arial" w:eastAsia="Arial" w:hAnsi="Arial" w:cs="Arial"/>
         </w:rPr>
         <w:t>d</w:t>
@@ -6655,7 +5865,7 @@
           <w:sz w:val="22"/>
           <w:szCs w:val="22"/>
           <w:u w:val="single" w:color="1155CC"/>
-          <w:shd w:val="clear"/>
+          <w:shd w:val="clear" w:color="auto" w:fill="auto"/>
           <w:rFonts w:ascii="Arial" w:eastAsia="Arial" w:hAnsi="Arial" w:cs="Arial"/>
         </w:rPr>
         <w:t>a</w:t>
@@ -6668,7 +5878,7 @@
           <w:sz w:val="22"/>
           <w:szCs w:val="22"/>
           <w:u w:val="single" w:color="1155CC"/>
-          <w:shd w:val="clear"/>
+          <w:shd w:val="clear" w:color="auto" w:fill="auto"/>
           <w:rFonts w:ascii="Arial" w:eastAsia="Arial" w:hAnsi="Arial" w:cs="Arial"/>
         </w:rPr>
         <w:t>t</w:t>
@@ -6681,7 +5891,7 @@
           <w:sz w:val="22"/>
           <w:szCs w:val="22"/>
           <w:u w:val="single" w:color="1155CC"/>
-          <w:shd w:val="clear"/>
+          <w:shd w:val="clear" w:color="auto" w:fill="auto"/>
           <w:rFonts w:ascii="Arial" w:eastAsia="Arial" w:hAnsi="Arial" w:cs="Arial"/>
         </w:rPr>
         <w:t>a</w:t>
@@ -6694,7 +5904,7 @@
           <w:sz w:val="22"/>
           <w:szCs w:val="22"/>
           <w:u w:val="single" w:color="1155CC"/>
-          <w:shd w:val="clear"/>
+          <w:shd w:val="clear" w:color="auto" w:fill="auto"/>
           <w:rFonts w:ascii="Arial" w:eastAsia="Arial" w:hAnsi="Arial" w:cs="Arial"/>
         </w:rPr>
         <w:t>.</w:t>
@@ -6707,7 +5917,7 @@
           <w:sz w:val="22"/>
           <w:szCs w:val="22"/>
           <w:u w:val="single" w:color="1155CC"/>
-          <w:shd w:val="clear"/>
+          <w:shd w:val="clear" w:color="auto" w:fill="auto"/>
           <w:rFonts w:ascii="Arial" w:eastAsia="Arial" w:hAnsi="Arial" w:cs="Arial"/>
         </w:rPr>
         <w:t>g</w:t>
@@ -6720,7 +5930,7 @@
           <w:sz w:val="22"/>
           <w:szCs w:val="22"/>
           <w:u w:val="single" w:color="1155CC"/>
-          <w:shd w:val="clear"/>
+          <w:shd w:val="clear" w:color="auto" w:fill="auto"/>
           <w:rFonts w:ascii="Arial" w:eastAsia="Arial" w:hAnsi="Arial" w:cs="Arial"/>
         </w:rPr>
         <w:t>o</w:t>
@@ -6733,7 +5943,7 @@
           <w:sz w:val="22"/>
           <w:szCs w:val="22"/>
           <w:u w:val="single" w:color="1155CC"/>
-          <w:shd w:val="clear"/>
+          <w:shd w:val="clear" w:color="auto" w:fill="auto"/>
           <w:rFonts w:ascii="Arial" w:eastAsia="Arial" w:hAnsi="Arial" w:cs="Arial"/>
         </w:rPr>
         <w:t>.</w:t>
@@ -6746,7 +5956,7 @@
           <w:sz w:val="22"/>
           <w:szCs w:val="22"/>
           <w:u w:val="single" w:color="1155CC"/>
-          <w:shd w:val="clear"/>
+          <w:shd w:val="clear" w:color="auto" w:fill="auto"/>
           <w:rFonts w:ascii="Arial" w:eastAsia="Arial" w:hAnsi="Arial" w:cs="Arial"/>
         </w:rPr>
         <w:t>k</w:t>
@@ -6759,7 +5969,7 @@
           <w:sz w:val="22"/>
           <w:szCs w:val="22"/>
           <w:u w:val="single" w:color="1155CC"/>
-          <w:shd w:val="clear"/>
+          <w:shd w:val="clear" w:color="auto" w:fill="auto"/>
           <w:rFonts w:ascii="Arial" w:eastAsia="Arial" w:hAnsi="Arial" w:cs="Arial"/>
         </w:rPr>
         <w:t>r</w:t>
@@ -6772,7 +5982,7 @@
           <w:sz w:val="22"/>
           <w:szCs w:val="22"/>
           <w:u w:val="single" w:color="1155CC"/>
-          <w:shd w:val="clear"/>
+          <w:shd w:val="clear" w:color="auto" w:fill="auto"/>
           <w:rFonts w:ascii="Arial" w:eastAsia="Arial" w:hAnsi="Arial" w:cs="Arial"/>
         </w:rPr>
         <w:t>/</w:t>
@@ -6785,7 +5995,7 @@
           <w:sz w:val="22"/>
           <w:szCs w:val="22"/>
           <w:u w:val="single" w:color="1155CC"/>
-          <w:shd w:val="clear"/>
+          <w:shd w:val="clear" w:color="auto" w:fill="auto"/>
           <w:rFonts w:ascii="Arial" w:eastAsia="Arial" w:hAnsi="Arial" w:cs="Arial"/>
         </w:rPr>
         <w:t>d</w:t>
@@ -6798,7 +6008,7 @@
           <w:sz w:val="22"/>
           <w:szCs w:val="22"/>
           <w:u w:val="single" w:color="1155CC"/>
-          <w:shd w:val="clear"/>
+          <w:shd w:val="clear" w:color="auto" w:fill="auto"/>
           <w:rFonts w:ascii="Arial" w:eastAsia="Arial" w:hAnsi="Arial" w:cs="Arial"/>
         </w:rPr>
         <w:t>a</w:t>
@@ -6811,7 +6021,7 @@
           <w:sz w:val="22"/>
           <w:szCs w:val="22"/>
           <w:u w:val="single" w:color="1155CC"/>
-          <w:shd w:val="clear"/>
+          <w:shd w:val="clear" w:color="auto" w:fill="auto"/>
           <w:rFonts w:ascii="Arial" w:eastAsia="Arial" w:hAnsi="Arial" w:cs="Arial"/>
         </w:rPr>
         <w:t>t</w:t>
@@ -6824,7 +6034,7 @@
           <w:sz w:val="22"/>
           <w:szCs w:val="22"/>
           <w:u w:val="single" w:color="1155CC"/>
-          <w:shd w:val="clear"/>
+          <w:shd w:val="clear" w:color="auto" w:fill="auto"/>
           <w:rFonts w:ascii="Arial" w:eastAsia="Arial" w:hAnsi="Arial" w:cs="Arial"/>
         </w:rPr>
         <w:t>a</w:t>
@@ -6837,7 +6047,7 @@
           <w:sz w:val="22"/>
           <w:szCs w:val="22"/>
           <w:u w:val="single" w:color="1155CC"/>
-          <w:shd w:val="clear"/>
+          <w:shd w:val="clear" w:color="auto" w:fill="auto"/>
           <w:rFonts w:ascii="Arial" w:eastAsia="Arial" w:hAnsi="Arial" w:cs="Arial"/>
         </w:rPr>
         <w:t>/</w:t>
@@ -6850,7 +6060,7 @@
           <w:sz w:val="22"/>
           <w:szCs w:val="22"/>
           <w:u w:val="single" w:color="1155CC"/>
-          <w:shd w:val="clear"/>
+          <w:shd w:val="clear" w:color="auto" w:fill="auto"/>
           <w:rFonts w:ascii="Arial" w:eastAsia="Arial" w:hAnsi="Arial" w:cs="Arial"/>
         </w:rPr>
         <w:t>5</w:t>
@@ -6863,7 +6073,7 @@
           <w:sz w:val="22"/>
           <w:szCs w:val="22"/>
           <w:u w:val="single" w:color="1155CC"/>
-          <w:shd w:val="clear"/>
+          <w:shd w:val="clear" w:color="auto" w:fill="auto"/>
           <w:rFonts w:ascii="Arial" w:eastAsia="Arial" w:hAnsi="Arial" w:cs="Arial"/>
         </w:rPr>
         <w:t>6</w:t>
@@ -6876,7 +6086,7 @@
           <w:sz w:val="22"/>
           <w:szCs w:val="22"/>
           <w:u w:val="single" w:color="1155CC"/>
-          <w:shd w:val="clear"/>
+          <w:shd w:val="clear" w:color="auto" w:fill="auto"/>
           <w:rFonts w:ascii="Arial" w:eastAsia="Arial" w:hAnsi="Arial" w:cs="Arial"/>
         </w:rPr>
         <w:t>2</w:t>
@@ -6889,7 +6099,7 @@
           <w:sz w:val="22"/>
           <w:szCs w:val="22"/>
           <w:u w:val="single" w:color="1155CC"/>
-          <w:shd w:val="clear"/>
+          <w:shd w:val="clear" w:color="auto" w:fill="auto"/>
           <w:rFonts w:ascii="Arial" w:eastAsia="Arial" w:hAnsi="Arial" w:cs="Arial"/>
         </w:rPr>
         <w:t>6</w:t>
@@ -6902,7 +6112,7 @@
           <w:sz w:val="22"/>
           <w:szCs w:val="22"/>
           <w:u w:val="single" w:color="1155CC"/>
-          <w:shd w:val="clear"/>
+          <w:shd w:val="clear" w:color="auto" w:fill="auto"/>
           <w:rFonts w:ascii="Arial" w:eastAsia="Arial" w:hAnsi="Arial" w:cs="Arial"/>
         </w:rPr>
         <w:t>2</w:t>
@@ -6915,7 +6125,7 @@
           <w:sz w:val="22"/>
           <w:szCs w:val="22"/>
           <w:u w:val="single" w:color="1155CC"/>
-          <w:shd w:val="clear"/>
+          <w:shd w:val="clear" w:color="auto" w:fill="auto"/>
           <w:rFonts w:ascii="Arial" w:eastAsia="Arial" w:hAnsi="Arial" w:cs="Arial"/>
         </w:rPr>
         <w:t>0</w:t>
@@ -6928,7 +6138,7 @@
           <w:sz w:val="22"/>
           <w:szCs w:val="22"/>
           <w:u w:val="single" w:color="1155CC"/>
-          <w:shd w:val="clear"/>
+          <w:shd w:val="clear" w:color="auto" w:fill="auto"/>
           <w:rFonts w:ascii="Arial" w:eastAsia="Arial" w:hAnsi="Arial" w:cs="Arial"/>
         </w:rPr>
         <w:t>9</w:t>
@@ -6941,7 +6151,7 @@
           <w:sz w:val="22"/>
           <w:szCs w:val="22"/>
           <w:u w:val="single" w:color="1155CC"/>
-          <w:shd w:val="clear"/>
+          <w:shd w:val="clear" w:color="auto" w:fill="auto"/>
           <w:rFonts w:ascii="Arial" w:eastAsia="Arial" w:hAnsi="Arial" w:cs="Arial"/>
         </w:rPr>
         <w:t>2</w:t>
@@ -6954,7 +6164,7 @@
           <w:sz w:val="22"/>
           <w:szCs w:val="22"/>
           <w:u w:val="single" w:color="1155CC"/>
-          <w:shd w:val="clear"/>
+          <w:shd w:val="clear" w:color="auto" w:fill="auto"/>
           <w:rFonts w:ascii="Arial" w:eastAsia="Arial" w:hAnsi="Arial" w:cs="Arial"/>
         </w:rPr>
         <w:t>/</w:t>
@@ -6967,7 +6177,7 @@
           <w:sz w:val="22"/>
           <w:szCs w:val="22"/>
           <w:u w:val="single" w:color="1155CC"/>
-          <w:shd w:val="clear"/>
+          <w:shd w:val="clear" w:color="auto" w:fill="auto"/>
           <w:rFonts w:ascii="Arial" w:eastAsia="Arial" w:hAnsi="Arial" w:cs="Arial"/>
         </w:rPr>
         <w:t>l</w:t>
@@ -6980,7 +6190,7 @@
           <w:sz w:val="22"/>
           <w:szCs w:val="22"/>
           <w:u w:val="single" w:color="1155CC"/>
-          <w:shd w:val="clear"/>
+          <w:shd w:val="clear" w:color="auto" w:fill="auto"/>
           <w:rFonts w:ascii="Arial" w:eastAsia="Arial" w:hAnsi="Arial" w:cs="Arial"/>
         </w:rPr>
         <w:t>i</w:t>
@@ -6993,7 +6203,7 @@
           <w:sz w:val="22"/>
           <w:szCs w:val="22"/>
           <w:u w:val="single" w:color="1155CC"/>
-          <w:shd w:val="clear"/>
+          <w:shd w:val="clear" w:color="auto" w:fill="auto"/>
           <w:rFonts w:ascii="Arial" w:eastAsia="Arial" w:hAnsi="Arial" w:cs="Arial"/>
         </w:rPr>
         <w:t>n</w:t>
@@ -7006,7 +6216,7 @@
           <w:sz w:val="22"/>
           <w:szCs w:val="22"/>
           <w:u w:val="single" w:color="1155CC"/>
-          <w:shd w:val="clear"/>
+          <w:shd w:val="clear" w:color="auto" w:fill="auto"/>
           <w:rFonts w:ascii="Arial" w:eastAsia="Arial" w:hAnsi="Arial" w:cs="Arial"/>
         </w:rPr>
         <w:t>k</w:t>
@@ -7019,7 +6229,7 @@
           <w:sz w:val="22"/>
           <w:szCs w:val="22"/>
           <w:u w:val="single" w:color="1155CC"/>
-          <w:shd w:val="clear"/>
+          <w:shd w:val="clear" w:color="auto" w:fill="auto"/>
           <w:rFonts w:ascii="Arial" w:eastAsia="Arial" w:hAnsi="Arial" w:cs="Arial"/>
         </w:rPr>
         <w:t>e</w:t>
@@ -7032,7 +6242,7 @@
           <w:sz w:val="22"/>
           <w:szCs w:val="22"/>
           <w:u w:val="single" w:color="1155CC"/>
-          <w:shd w:val="clear"/>
+          <w:shd w:val="clear" w:color="auto" w:fill="auto"/>
           <w:rFonts w:ascii="Arial" w:eastAsia="Arial" w:hAnsi="Arial" w:cs="Arial"/>
         </w:rPr>
         <w:t>d</w:t>
@@ -7045,7 +6255,7 @@
           <w:sz w:val="22"/>
           <w:szCs w:val="22"/>
           <w:u w:val="single" w:color="1155CC"/>
-          <w:shd w:val="clear"/>
+          <w:shd w:val="clear" w:color="auto" w:fill="auto"/>
           <w:rFonts w:ascii="Arial" w:eastAsia="Arial" w:hAnsi="Arial" w:cs="Arial"/>
         </w:rPr>
         <w:t>D</w:t>
@@ -7058,7 +6268,7 @@
           <w:sz w:val="22"/>
           <w:szCs w:val="22"/>
           <w:u w:val="single" w:color="1155CC"/>
-          <w:shd w:val="clear"/>
+          <w:shd w:val="clear" w:color="auto" w:fill="auto"/>
           <w:rFonts w:ascii="Arial" w:eastAsia="Arial" w:hAnsi="Arial" w:cs="Arial"/>
         </w:rPr>
         <w:t>a</w:t>
@@ -7071,7 +6281,7 @@
           <w:sz w:val="22"/>
           <w:szCs w:val="22"/>
           <w:u w:val="single" w:color="1155CC"/>
-          <w:shd w:val="clear"/>
+          <w:shd w:val="clear" w:color="auto" w:fill="auto"/>
           <w:rFonts w:ascii="Arial" w:eastAsia="Arial" w:hAnsi="Arial" w:cs="Arial"/>
         </w:rPr>
         <w:t>t</w:t>
@@ -7084,7 +6294,7 @@
           <w:sz w:val="22"/>
           <w:szCs w:val="22"/>
           <w:u w:val="single" w:color="1155CC"/>
-          <w:shd w:val="clear"/>
+          <w:shd w:val="clear" w:color="auto" w:fill="auto"/>
           <w:rFonts w:ascii="Arial" w:eastAsia="Arial" w:hAnsi="Arial" w:cs="Arial"/>
         </w:rPr>
         <w:t>a</w:t>
@@ -7097,7 +6307,7 @@
           <w:sz w:val="22"/>
           <w:szCs w:val="22"/>
           <w:u w:val="single" w:color="1155CC"/>
-          <w:shd w:val="clear"/>
+          <w:shd w:val="clear" w:color="auto" w:fill="auto"/>
           <w:rFonts w:ascii="Arial" w:eastAsia="Arial" w:hAnsi="Arial" w:cs="Arial"/>
         </w:rPr>
         <w:t>.</w:t>
@@ -7110,7 +6320,7 @@
           <w:sz w:val="22"/>
           <w:szCs w:val="22"/>
           <w:u w:val="single" w:color="1155CC"/>
-          <w:shd w:val="clear"/>
+          <w:shd w:val="clear" w:color="auto" w:fill="auto"/>
           <w:rFonts w:ascii="Arial" w:eastAsia="Arial" w:hAnsi="Arial" w:cs="Arial"/>
         </w:rPr>
         <w:t>d</w:t>
@@ -7123,14 +6333,14 @@
           <w:sz w:val="22"/>
           <w:szCs w:val="22"/>
           <w:u w:val="single" w:color="1155CC"/>
-          <w:shd w:val="clear"/>
+          <w:shd w:val="clear" w:color="auto" w:fill="auto"/>
           <w:rFonts w:ascii="Arial" w:eastAsia="Arial" w:hAnsi="Arial" w:cs="Arial"/>
         </w:rPr>
         <w:t>o</w:t>
       </w:r>
       <w:r>
         <w:rPr>
-          <w:shd w:val="clear"/>
+          <w:shd w:val="clear" w:color="auto" w:fill="auto"/>
         </w:rPr>
         <w:fldChar w:fldCharType="end"/>
       </w:r>
@@ -7144,7 +6354,7 @@
           <w:color w:val="auto"/>
           <w:sz w:val="22"/>
           <w:szCs w:val="22"/>
-          <w:shd w:val="clear"/>
+          <w:shd w:val="clear" w:color="auto" w:fill="auto"/>
           <w:rFonts w:ascii="Arial" w:eastAsia="Arial" w:hAnsi="Arial" w:cs="Arial"/>
           <w:lang w:eastAsia="ko-KR"/>
         </w:rPr>
@@ -7166,7 +6376,7 @@
           <w:sz w:val="22"/>
           <w:szCs w:val="22"/>
           <w:u w:val="single"/>
-          <w:shd w:val="clear"/>
+          <w:shd w:val="clear" w:color="auto" w:fill="auto"/>
           <w:rFonts w:ascii="Arial" w:eastAsia="Arial" w:hAnsi="Arial" w:cs="Arial"/>
           <w:lang w:eastAsia="ko-KR"/>
         </w:rPr>
@@ -7180,7 +6390,7 @@
           <w:sz w:val="22"/>
           <w:szCs w:val="22"/>
           <w:u w:val="single"/>
-          <w:shd w:val="clear"/>
+          <w:shd w:val="clear" w:color="auto" w:fill="auto"/>
           <w:rFonts w:ascii="Arial" w:eastAsia="Arial" w:hAnsi="Arial" w:cs="Arial"/>
           <w:lang w:eastAsia="ko-KR"/>
         </w:rPr>
@@ -7194,7 +6404,7 @@
           <w:sz w:val="22"/>
           <w:szCs w:val="22"/>
           <w:u w:val="single"/>
-          <w:shd w:val="clear"/>
+          <w:shd w:val="clear" w:color="auto" w:fill="auto"/>
           <w:rFonts w:ascii="Arial" w:eastAsia="Arial" w:hAnsi="Arial" w:cs="Arial"/>
           <w:lang w:eastAsia="ko-KR"/>
         </w:rPr>
@@ -7208,7 +6418,7 @@
           <w:sz w:val="22"/>
           <w:szCs w:val="22"/>
           <w:u w:val="single"/>
-          <w:shd w:val="clear"/>
+          <w:shd w:val="clear" w:color="auto" w:fill="auto"/>
           <w:rFonts w:ascii="Arial" w:eastAsia="Arial" w:hAnsi="Arial" w:cs="Arial"/>
           <w:lang w:eastAsia="ko-KR"/>
         </w:rPr>
@@ -7222,7 +6432,7 @@
           <w:sz w:val="22"/>
           <w:szCs w:val="22"/>
           <w:u w:val="single"/>
-          <w:shd w:val="clear"/>
+          <w:shd w:val="clear" w:color="auto" w:fill="auto"/>
           <w:rFonts w:ascii="Arial" w:eastAsia="Arial" w:hAnsi="Arial" w:cs="Arial"/>
           <w:lang w:eastAsia="ko-KR"/>
         </w:rPr>
@@ -7236,7 +6446,7 @@
           <w:sz w:val="22"/>
           <w:szCs w:val="22"/>
           <w:u w:val="single"/>
-          <w:shd w:val="clear"/>
+          <w:shd w:val="clear" w:color="auto" w:fill="auto"/>
           <w:rFonts w:ascii="Arial" w:eastAsia="Arial" w:hAnsi="Arial" w:cs="Arial"/>
           <w:lang w:eastAsia="ko-KR"/>
         </w:rPr>
@@ -7250,7 +6460,7 @@
           <w:sz w:val="22"/>
           <w:szCs w:val="22"/>
           <w:u w:val="single"/>
-          <w:shd w:val="clear"/>
+          <w:shd w:val="clear" w:color="auto" w:fill="auto"/>
           <w:rFonts w:ascii="Arial" w:eastAsia="Arial" w:hAnsi="Arial" w:cs="Arial"/>
           <w:lang w:eastAsia="ko-KR"/>
         </w:rPr>
@@ -7264,7 +6474,7 @@
           <w:sz w:val="22"/>
           <w:szCs w:val="22"/>
           <w:u w:val="single"/>
-          <w:shd w:val="clear"/>
+          <w:shd w:val="clear" w:color="auto" w:fill="auto"/>
           <w:rFonts w:ascii="Arial" w:eastAsia="Arial" w:hAnsi="Arial" w:cs="Arial"/>
           <w:lang w:eastAsia="ko-KR"/>
         </w:rPr>
@@ -7278,7 +6488,7 @@
           <w:sz w:val="22"/>
           <w:szCs w:val="22"/>
           <w:u w:val="single"/>
-          <w:shd w:val="clear"/>
+          <w:shd w:val="clear" w:color="auto" w:fill="auto"/>
           <w:rFonts w:ascii="Arial" w:eastAsia="Arial" w:hAnsi="Arial" w:cs="Arial"/>
           <w:lang w:eastAsia="ko-KR"/>
         </w:rPr>
@@ -7292,7 +6502,7 @@
           <w:sz w:val="22"/>
           <w:szCs w:val="22"/>
           <w:u w:val="single"/>
-          <w:shd w:val="clear"/>
+          <w:shd w:val="clear" w:color="auto" w:fill="auto"/>
           <w:rFonts w:ascii="Arial" w:eastAsia="Arial" w:hAnsi="Arial" w:cs="Arial"/>
           <w:lang w:eastAsia="ko-KR"/>
         </w:rPr>
@@ -7306,7 +6516,7 @@
           <w:sz w:val="22"/>
           <w:szCs w:val="22"/>
           <w:u w:val="single"/>
-          <w:shd w:val="clear"/>
+          <w:shd w:val="clear" w:color="auto" w:fill="auto"/>
           <w:rFonts w:ascii="Arial" w:eastAsia="Arial" w:hAnsi="Arial" w:cs="Arial"/>
           <w:lang w:eastAsia="ko-KR"/>
         </w:rPr>
@@ -7320,7 +6530,7 @@
           <w:sz w:val="22"/>
           <w:szCs w:val="22"/>
           <w:u w:val="single"/>
-          <w:shd w:val="clear"/>
+          <w:shd w:val="clear" w:color="auto" w:fill="auto"/>
           <w:rFonts w:ascii="Arial" w:eastAsia="Arial" w:hAnsi="Arial" w:cs="Arial"/>
           <w:lang w:eastAsia="ko-KR"/>
         </w:rPr>
@@ -7334,7 +6544,7 @@
           <w:sz w:val="22"/>
           <w:szCs w:val="22"/>
           <w:u w:val="single"/>
-          <w:shd w:val="clear"/>
+          <w:shd w:val="clear" w:color="auto" w:fill="auto"/>
           <w:rFonts w:ascii="Arial" w:eastAsia="Arial" w:hAnsi="Arial" w:cs="Arial"/>
           <w:lang w:eastAsia="ko-KR"/>
         </w:rPr>
@@ -7348,7 +6558,7 @@
           <w:sz w:val="22"/>
           <w:szCs w:val="22"/>
           <w:u w:val="single"/>
-          <w:shd w:val="clear"/>
+          <w:shd w:val="clear" w:color="auto" w:fill="auto"/>
           <w:rFonts w:ascii="Arial" w:eastAsia="Arial" w:hAnsi="Arial" w:cs="Arial"/>
           <w:lang w:eastAsia="ko-KR"/>
         </w:rPr>
@@ -7362,7 +6572,7 @@
           <w:sz w:val="22"/>
           <w:szCs w:val="22"/>
           <w:u w:val="single"/>
-          <w:shd w:val="clear"/>
+          <w:shd w:val="clear" w:color="auto" w:fill="auto"/>
           <w:rFonts w:ascii="Arial" w:eastAsia="Arial" w:hAnsi="Arial" w:cs="Arial"/>
           <w:lang w:eastAsia="ko-KR"/>
         </w:rPr>
@@ -7376,7 +6586,7 @@
           <w:sz w:val="22"/>
           <w:szCs w:val="22"/>
           <w:u w:val="single"/>
-          <w:shd w:val="clear"/>
+          <w:shd w:val="clear" w:color="auto" w:fill="auto"/>
           <w:rFonts w:ascii="Arial" w:eastAsia="Arial" w:hAnsi="Arial" w:cs="Arial"/>
           <w:lang w:eastAsia="ko-KR"/>
         </w:rPr>
@@ -7390,7 +6600,7 @@
           <w:sz w:val="22"/>
           <w:szCs w:val="22"/>
           <w:u w:val="single"/>
-          <w:shd w:val="clear"/>
+          <w:shd w:val="clear" w:color="auto" w:fill="auto"/>
           <w:rFonts w:ascii="Arial" w:eastAsia="Arial" w:hAnsi="Arial" w:cs="Arial"/>
           <w:lang w:eastAsia="ko-KR"/>
         </w:rPr>
@@ -7404,7 +6614,7 @@
           <w:sz w:val="22"/>
           <w:szCs w:val="22"/>
           <w:u w:val="single"/>
-          <w:shd w:val="clear"/>
+          <w:shd w:val="clear" w:color="auto" w:fill="auto"/>
           <w:rFonts w:ascii="Arial" w:eastAsia="Arial" w:hAnsi="Arial" w:cs="Arial"/>
           <w:lang w:eastAsia="ko-KR"/>
         </w:rPr>
@@ -7418,7 +6628,7 @@
           <w:sz w:val="22"/>
           <w:szCs w:val="22"/>
           <w:u w:val="single"/>
-          <w:shd w:val="clear"/>
+          <w:shd w:val="clear" w:color="auto" w:fill="auto"/>
           <w:rFonts w:ascii="Arial" w:eastAsia="Arial" w:hAnsi="Arial" w:cs="Arial"/>
           <w:lang w:eastAsia="ko-KR"/>
         </w:rPr>
@@ -7432,7 +6642,7 @@
           <w:sz w:val="22"/>
           <w:szCs w:val="22"/>
           <w:u w:val="single"/>
-          <w:shd w:val="clear"/>
+          <w:shd w:val="clear" w:color="auto" w:fill="auto"/>
           <w:rFonts w:ascii="Arial" w:eastAsia="Arial" w:hAnsi="Arial" w:cs="Arial"/>
           <w:lang w:eastAsia="ko-KR"/>
         </w:rPr>
@@ -7446,7 +6656,7 @@
           <w:sz w:val="22"/>
           <w:szCs w:val="22"/>
           <w:u w:val="single"/>
-          <w:shd w:val="clear"/>
+          <w:shd w:val="clear" w:color="auto" w:fill="auto"/>
           <w:rFonts w:ascii="Arial" w:eastAsia="Arial" w:hAnsi="Arial" w:cs="Arial"/>
           <w:lang w:eastAsia="ko-KR"/>
         </w:rPr>
@@ -7460,7 +6670,7 @@
           <w:sz w:val="22"/>
           <w:szCs w:val="22"/>
           <w:u w:val="single"/>
-          <w:shd w:val="clear"/>
+          <w:shd w:val="clear" w:color="auto" w:fill="auto"/>
           <w:rFonts w:ascii="Arial" w:eastAsia="Arial" w:hAnsi="Arial" w:cs="Arial"/>
           <w:lang w:eastAsia="ko-KR"/>
         </w:rPr>
@@ -7474,7 +6684,7 @@
           <w:sz w:val="22"/>
           <w:szCs w:val="22"/>
           <w:u w:val="single"/>
-          <w:shd w:val="clear"/>
+          <w:shd w:val="clear" w:color="auto" w:fill="auto"/>
           <w:rFonts w:ascii="Arial" w:eastAsia="Arial" w:hAnsi="Arial" w:cs="Arial"/>
           <w:lang w:eastAsia="ko-KR"/>
         </w:rPr>
@@ -7488,7 +6698,7 @@
           <w:sz w:val="22"/>
           <w:szCs w:val="22"/>
           <w:u w:val="single"/>
-          <w:shd w:val="clear"/>
+          <w:shd w:val="clear" w:color="auto" w:fill="auto"/>
           <w:rFonts w:ascii="Arial" w:eastAsia="Arial" w:hAnsi="Arial" w:cs="Arial"/>
           <w:lang w:eastAsia="ko-KR"/>
         </w:rPr>
@@ -7502,7 +6712,7 @@
           <w:sz w:val="22"/>
           <w:szCs w:val="22"/>
           <w:u w:val="single"/>
-          <w:shd w:val="clear"/>
+          <w:shd w:val="clear" w:color="auto" w:fill="auto"/>
           <w:rFonts w:ascii="Arial" w:eastAsia="Arial" w:hAnsi="Arial" w:cs="Arial"/>
           <w:lang w:eastAsia="ko-KR"/>
         </w:rPr>
@@ -7516,7 +6726,7 @@
           <w:sz w:val="22"/>
           <w:szCs w:val="22"/>
           <w:u w:val="single"/>
-          <w:shd w:val="clear"/>
+          <w:shd w:val="clear" w:color="auto" w:fill="auto"/>
           <w:rFonts w:ascii="Arial" w:eastAsia="Arial" w:hAnsi="Arial" w:cs="Arial"/>
           <w:lang w:eastAsia="ko-KR"/>
         </w:rPr>
@@ -7530,7 +6740,7 @@
           <w:sz w:val="22"/>
           <w:szCs w:val="22"/>
           <w:u w:val="single"/>
-          <w:shd w:val="clear"/>
+          <w:shd w:val="clear" w:color="auto" w:fill="auto"/>
           <w:rFonts w:ascii="Arial" w:eastAsia="Arial" w:hAnsi="Arial" w:cs="Arial"/>
           <w:lang w:eastAsia="ko-KR"/>
         </w:rPr>
@@ -7544,7 +6754,7 @@
           <w:sz w:val="22"/>
           <w:szCs w:val="22"/>
           <w:u w:val="single"/>
-          <w:shd w:val="clear"/>
+          <w:shd w:val="clear" w:color="auto" w:fill="auto"/>
           <w:rFonts w:ascii="Arial" w:eastAsia="Arial" w:hAnsi="Arial" w:cs="Arial"/>
           <w:lang w:eastAsia="ko-KR"/>
         </w:rPr>
@@ -7558,7 +6768,7 @@
           <w:sz w:val="22"/>
           <w:szCs w:val="22"/>
           <w:u w:val="single"/>
-          <w:shd w:val="clear"/>
+          <w:shd w:val="clear" w:color="auto" w:fill="auto"/>
           <w:rFonts w:ascii="Arial" w:eastAsia="Arial" w:hAnsi="Arial" w:cs="Arial"/>
           <w:lang w:eastAsia="ko-KR"/>
         </w:rPr>
@@ -7572,7 +6782,7 @@
           <w:sz w:val="22"/>
           <w:szCs w:val="22"/>
           <w:u w:val="single"/>
-          <w:shd w:val="clear"/>
+          <w:shd w:val="clear" w:color="auto" w:fill="auto"/>
           <w:rFonts w:ascii="Arial" w:eastAsia="Arial" w:hAnsi="Arial" w:cs="Arial"/>
           <w:lang w:eastAsia="ko-KR"/>
         </w:rPr>
@@ -7586,7 +6796,7 @@
           <w:sz w:val="22"/>
           <w:szCs w:val="22"/>
           <w:u w:val="single"/>
-          <w:shd w:val="clear"/>
+          <w:shd w:val="clear" w:color="auto" w:fill="auto"/>
           <w:rFonts w:ascii="Arial" w:eastAsia="Arial" w:hAnsi="Arial" w:cs="Arial"/>
           <w:lang w:eastAsia="ko-KR"/>
         </w:rPr>
@@ -7600,7 +6810,7 @@
           <w:sz w:val="22"/>
           <w:szCs w:val="22"/>
           <w:u w:val="single"/>
-          <w:shd w:val="clear"/>
+          <w:shd w:val="clear" w:color="auto" w:fill="auto"/>
           <w:rFonts w:ascii="Arial" w:eastAsia="Arial" w:hAnsi="Arial" w:cs="Arial"/>
           <w:lang w:eastAsia="ko-KR"/>
         </w:rPr>
@@ -7614,7 +6824,7 @@
           <w:sz w:val="22"/>
           <w:szCs w:val="22"/>
           <w:u w:val="single"/>
-          <w:shd w:val="clear"/>
+          <w:shd w:val="clear" w:color="auto" w:fill="auto"/>
           <w:rFonts w:ascii="Arial" w:eastAsia="Arial" w:hAnsi="Arial" w:cs="Arial"/>
           <w:lang w:eastAsia="ko-KR"/>
         </w:rPr>
@@ -7628,7 +6838,7 @@
           <w:sz w:val="22"/>
           <w:szCs w:val="22"/>
           <w:u w:val="single"/>
-          <w:shd w:val="clear"/>
+          <w:shd w:val="clear" w:color="auto" w:fill="auto"/>
           <w:rFonts w:ascii="Arial" w:eastAsia="Arial" w:hAnsi="Arial" w:cs="Arial"/>
           <w:lang w:eastAsia="ko-KR"/>
         </w:rPr>
@@ -7642,7 +6852,7 @@
           <w:sz w:val="22"/>
           <w:szCs w:val="22"/>
           <w:u w:val="single"/>
-          <w:shd w:val="clear"/>
+          <w:shd w:val="clear" w:color="auto" w:fill="auto"/>
           <w:rFonts w:ascii="Arial" w:eastAsia="Arial" w:hAnsi="Arial" w:cs="Arial"/>
           <w:lang w:eastAsia="ko-KR"/>
         </w:rPr>
@@ -7656,7 +6866,7 @@
           <w:sz w:val="22"/>
           <w:szCs w:val="22"/>
           <w:u w:val="single"/>
-          <w:shd w:val="clear"/>
+          <w:shd w:val="clear" w:color="auto" w:fill="auto"/>
           <w:rFonts w:ascii="Arial" w:eastAsia="Arial" w:hAnsi="Arial" w:cs="Arial"/>
           <w:lang w:eastAsia="ko-KR"/>
         </w:rPr>
@@ -7670,7 +6880,7 @@
           <w:sz w:val="22"/>
           <w:szCs w:val="22"/>
           <w:u w:val="single"/>
-          <w:shd w:val="clear"/>
+          <w:shd w:val="clear" w:color="auto" w:fill="auto"/>
           <w:rFonts w:ascii="Arial" w:eastAsia="Arial" w:hAnsi="Arial" w:cs="Arial"/>
           <w:lang w:eastAsia="ko-KR"/>
         </w:rPr>
@@ -7684,7 +6894,7 @@
           <w:sz w:val="22"/>
           <w:szCs w:val="22"/>
           <w:u w:val="single"/>
-          <w:shd w:val="clear"/>
+          <w:shd w:val="clear" w:color="auto" w:fill="auto"/>
           <w:rFonts w:ascii="Arial" w:eastAsia="Arial" w:hAnsi="Arial" w:cs="Arial"/>
           <w:lang w:eastAsia="ko-KR"/>
         </w:rPr>
@@ -7698,7 +6908,7 @@
           <w:sz w:val="22"/>
           <w:szCs w:val="22"/>
           <w:u w:val="single"/>
-          <w:shd w:val="clear"/>
+          <w:shd w:val="clear" w:color="auto" w:fill="auto"/>
           <w:rFonts w:ascii="Arial" w:eastAsia="Arial" w:hAnsi="Arial" w:cs="Arial"/>
           <w:lang w:eastAsia="ko-KR"/>
         </w:rPr>
@@ -7712,7 +6922,7 @@
           <w:sz w:val="22"/>
           <w:szCs w:val="22"/>
           <w:u w:val="single"/>
-          <w:shd w:val="clear"/>
+          <w:shd w:val="clear" w:color="auto" w:fill="auto"/>
           <w:rFonts w:ascii="Arial" w:eastAsia="Arial" w:hAnsi="Arial" w:cs="Arial"/>
           <w:lang w:eastAsia="ko-KR"/>
         </w:rPr>
@@ -7726,7 +6936,7 @@
           <w:sz w:val="22"/>
           <w:szCs w:val="22"/>
           <w:u w:val="single"/>
-          <w:shd w:val="clear"/>
+          <w:shd w:val="clear" w:color="auto" w:fill="auto"/>
           <w:rFonts w:ascii="Arial" w:eastAsia="Arial" w:hAnsi="Arial" w:cs="Arial"/>
           <w:lang w:eastAsia="ko-KR"/>
         </w:rPr>
@@ -7740,7 +6950,7 @@
           <w:sz w:val="22"/>
           <w:szCs w:val="22"/>
           <w:u w:val="single"/>
-          <w:shd w:val="clear"/>
+          <w:shd w:val="clear" w:color="auto" w:fill="auto"/>
           <w:rFonts w:ascii="Arial" w:eastAsia="Arial" w:hAnsi="Arial" w:cs="Arial"/>
           <w:lang w:eastAsia="ko-KR"/>
         </w:rPr>
@@ -7754,7 +6964,7 @@
           <w:sz w:val="22"/>
           <w:szCs w:val="22"/>
           <w:u w:val="single"/>
-          <w:shd w:val="clear"/>
+          <w:shd w:val="clear" w:color="auto" w:fill="auto"/>
           <w:rFonts w:ascii="Arial" w:eastAsia="Arial" w:hAnsi="Arial" w:cs="Arial"/>
           <w:lang w:eastAsia="ko-KR"/>
         </w:rPr>
@@ -7768,7 +6978,7 @@
           <w:sz w:val="22"/>
           <w:szCs w:val="22"/>
           <w:u w:val="single"/>
-          <w:shd w:val="clear"/>
+          <w:shd w:val="clear" w:color="auto" w:fill="auto"/>
           <w:rFonts w:ascii="Arial" w:eastAsia="Arial" w:hAnsi="Arial" w:cs="Arial"/>
           <w:lang w:eastAsia="ko-KR"/>
         </w:rPr>
@@ -7782,7 +6992,7 @@
           <w:sz w:val="22"/>
           <w:szCs w:val="22"/>
           <w:u w:val="single"/>
-          <w:shd w:val="clear"/>
+          <w:shd w:val="clear" w:color="auto" w:fill="auto"/>
           <w:rFonts w:ascii="Arial" w:eastAsia="Arial" w:hAnsi="Arial" w:cs="Arial"/>
           <w:lang w:eastAsia="ko-KR"/>
         </w:rPr>
@@ -7796,7 +7006,7 @@
           <w:sz w:val="22"/>
           <w:szCs w:val="22"/>
           <w:u w:val="single"/>
-          <w:shd w:val="clear"/>
+          <w:shd w:val="clear" w:color="auto" w:fill="auto"/>
           <w:rFonts w:ascii="Arial" w:eastAsia="Arial" w:hAnsi="Arial" w:cs="Arial"/>
           <w:lang w:eastAsia="ko-KR"/>
         </w:rPr>
@@ -7810,7 +7020,7 @@
           <w:sz w:val="22"/>
           <w:szCs w:val="22"/>
           <w:u w:val="single"/>
-          <w:shd w:val="clear"/>
+          <w:shd w:val="clear" w:color="auto" w:fill="auto"/>
           <w:rFonts w:ascii="Arial" w:eastAsia="Arial" w:hAnsi="Arial" w:cs="Arial"/>
           <w:lang w:eastAsia="ko-KR"/>
         </w:rPr>
@@ -7824,7 +7034,7 @@
           <w:sz w:val="22"/>
           <w:szCs w:val="22"/>
           <w:u w:val="single"/>
-          <w:shd w:val="clear"/>
+          <w:shd w:val="clear" w:color="auto" w:fill="auto"/>
           <w:rFonts w:ascii="Arial" w:eastAsia="Arial" w:hAnsi="Arial" w:cs="Arial"/>
           <w:lang w:eastAsia="ko-KR"/>
         </w:rPr>
@@ -7838,7 +7048,7 @@
           <w:sz w:val="22"/>
           <w:szCs w:val="22"/>
           <w:u w:val="single"/>
-          <w:shd w:val="clear"/>
+          <w:shd w:val="clear" w:color="auto" w:fill="auto"/>
           <w:rFonts w:ascii="Arial" w:eastAsia="Arial" w:hAnsi="Arial" w:cs="Arial"/>
           <w:lang w:eastAsia="ko-KR"/>
         </w:rPr>
@@ -7855,7 +7065,7 @@
           <w:sz w:val="22"/>
           <w:szCs w:val="22"/>
           <w:u w:val="single" w:color="1155CC"/>
-          <w:shd w:val="clear"/>
+          <w:shd w:val="clear" w:color="auto" w:fill="auto"/>
           <w:rFonts w:ascii="Arial" w:eastAsia="Arial" w:hAnsi="Arial" w:cs="Arial"/>
           <w:lang w:eastAsia="ko-KR"/>
         </w:rPr>
@@ -7877,7 +7087,7 @@
           <w:sz w:val="22"/>
           <w:szCs w:val="22"/>
           <w:u w:val="single"/>
-          <w:shd w:val="clear"/>
+          <w:shd w:val="clear" w:color="auto" w:fill="auto"/>
           <w:rFonts w:ascii="Arial" w:eastAsia="Arial" w:hAnsi="Arial" w:cs="Arial"/>
         </w:rPr>
         <w:t>h</w:t>
@@ -7890,7 +7100,7 @@
           <w:sz w:val="22"/>
           <w:szCs w:val="22"/>
           <w:u w:val="single"/>
-          <w:shd w:val="clear"/>
+          <w:shd w:val="clear" w:color="auto" w:fill="auto"/>
           <w:rFonts w:ascii="Arial" w:eastAsia="Arial" w:hAnsi="Arial" w:cs="Arial"/>
         </w:rPr>
         <w:t>t</w:t>
@@ -7903,7 +7113,7 @@
           <w:sz w:val="22"/>
           <w:szCs w:val="22"/>
           <w:u w:val="single"/>
-          <w:shd w:val="clear"/>
+          <w:shd w:val="clear" w:color="auto" w:fill="auto"/>
           <w:rFonts w:ascii="Arial" w:eastAsia="Arial" w:hAnsi="Arial" w:cs="Arial"/>
         </w:rPr>
         <w:t>t</w:t>
@@ -7916,7 +7126,7 @@
           <w:sz w:val="22"/>
           <w:szCs w:val="22"/>
           <w:u w:val="single"/>
-          <w:shd w:val="clear"/>
+          <w:shd w:val="clear" w:color="auto" w:fill="auto"/>
           <w:rFonts w:ascii="Arial" w:eastAsia="Arial" w:hAnsi="Arial" w:cs="Arial"/>
         </w:rPr>
         <w:t>p</w:t>
@@ -7929,7 +7139,7 @@
           <w:sz w:val="22"/>
           <w:szCs w:val="22"/>
           <w:u w:val="single"/>
-          <w:shd w:val="clear"/>
+          <w:shd w:val="clear" w:color="auto" w:fill="auto"/>
           <w:rFonts w:ascii="Arial" w:eastAsia="Arial" w:hAnsi="Arial" w:cs="Arial"/>
         </w:rPr>
         <w:t>s</w:t>
@@ -7942,7 +7152,7 @@
           <w:sz w:val="22"/>
           <w:szCs w:val="22"/>
           <w:u w:val="single"/>
-          <w:shd w:val="clear"/>
+          <w:shd w:val="clear" w:color="auto" w:fill="auto"/>
           <w:rFonts w:ascii="Arial" w:eastAsia="Arial" w:hAnsi="Arial" w:cs="Arial"/>
         </w:rPr>
         <w:t>:</w:t>
@@ -7955,7 +7165,7 @@
           <w:sz w:val="22"/>
           <w:szCs w:val="22"/>
           <w:u w:val="single"/>
-          <w:shd w:val="clear"/>
+          <w:shd w:val="clear" w:color="auto" w:fill="auto"/>
           <w:rFonts w:ascii="Arial" w:eastAsia="Arial" w:hAnsi="Arial" w:cs="Arial"/>
         </w:rPr>
         <w:t>/</w:t>
@@ -7968,7 +7178,7 @@
           <w:sz w:val="22"/>
           <w:szCs w:val="22"/>
           <w:u w:val="single"/>
-          <w:shd w:val="clear"/>
+          <w:shd w:val="clear" w:color="auto" w:fill="auto"/>
           <w:rFonts w:ascii="Arial" w:eastAsia="Arial" w:hAnsi="Arial" w:cs="Arial"/>
         </w:rPr>
         <w:t>/</w:t>
@@ -7981,7 +7191,7 @@
           <w:sz w:val="22"/>
           <w:szCs w:val="22"/>
           <w:u w:val="single"/>
-          <w:shd w:val="clear"/>
+          <w:shd w:val="clear" w:color="auto" w:fill="auto"/>
           <w:rFonts w:ascii="Arial" w:eastAsia="Arial" w:hAnsi="Arial" w:cs="Arial"/>
         </w:rPr>
         <w:t>w</w:t>
@@ -7994,7 +7204,7 @@
           <w:sz w:val="22"/>
           <w:szCs w:val="22"/>
           <w:u w:val="single"/>
-          <w:shd w:val="clear"/>
+          <w:shd w:val="clear" w:color="auto" w:fill="auto"/>
           <w:rFonts w:ascii="Arial" w:eastAsia="Arial" w:hAnsi="Arial" w:cs="Arial"/>
         </w:rPr>
         <w:t>w</w:t>
@@ -8007,7 +7217,7 @@
           <w:sz w:val="22"/>
           <w:szCs w:val="22"/>
           <w:u w:val="single"/>
-          <w:shd w:val="clear"/>
+          <w:shd w:val="clear" w:color="auto" w:fill="auto"/>
           <w:rFonts w:ascii="Arial" w:eastAsia="Arial" w:hAnsi="Arial" w:cs="Arial"/>
         </w:rPr>
         <w:t>w</w:t>
@@ -8020,7 +7230,7 @@
           <w:sz w:val="22"/>
           <w:szCs w:val="22"/>
           <w:u w:val="single"/>
-          <w:shd w:val="clear"/>
+          <w:shd w:val="clear" w:color="auto" w:fill="auto"/>
           <w:rFonts w:ascii="Arial" w:eastAsia="Arial" w:hAnsi="Arial" w:cs="Arial"/>
         </w:rPr>
         <w:t>.</w:t>
@@ -8033,7 +7243,7 @@
           <w:sz w:val="22"/>
           <w:szCs w:val="22"/>
           <w:u w:val="single"/>
-          <w:shd w:val="clear"/>
+          <w:shd w:val="clear" w:color="auto" w:fill="auto"/>
           <w:rFonts w:ascii="Arial" w:eastAsia="Arial" w:hAnsi="Arial" w:cs="Arial"/>
         </w:rPr>
         <w:t>k</w:t>
@@ -8046,7 +7256,7 @@
           <w:sz w:val="22"/>
           <w:szCs w:val="22"/>
           <w:u w:val="single"/>
-          <w:shd w:val="clear"/>
+          <w:shd w:val="clear" w:color="auto" w:fill="auto"/>
           <w:rFonts w:ascii="Arial" w:eastAsia="Arial" w:hAnsi="Arial" w:cs="Arial"/>
         </w:rPr>
         <w:t>a</w:t>
@@ -8059,7 +7269,7 @@
           <w:sz w:val="22"/>
           <w:szCs w:val="22"/>
           <w:u w:val="single"/>
-          <w:shd w:val="clear"/>
+          <w:shd w:val="clear" w:color="auto" w:fill="auto"/>
           <w:rFonts w:ascii="Arial" w:eastAsia="Arial" w:hAnsi="Arial" w:cs="Arial"/>
         </w:rPr>
         <w:t>m</w:t>
@@ -8072,7 +7282,7 @@
           <w:sz w:val="22"/>
           <w:szCs w:val="22"/>
           <w:u w:val="single"/>
-          <w:shd w:val="clear"/>
+          <w:shd w:val="clear" w:color="auto" w:fill="auto"/>
           <w:rFonts w:ascii="Arial" w:eastAsia="Arial" w:hAnsi="Arial" w:cs="Arial"/>
         </w:rPr>
         <w:t>i</w:t>
@@ -8085,7 +7295,7 @@
           <w:sz w:val="22"/>
           <w:szCs w:val="22"/>
           <w:u w:val="single"/>
-          <w:shd w:val="clear"/>
+          <w:shd w:val="clear" w:color="auto" w:fill="auto"/>
           <w:rFonts w:ascii="Arial" w:eastAsia="Arial" w:hAnsi="Arial" w:cs="Arial"/>
         </w:rPr>
         <w:t>s</w:t>
@@ -8098,7 +7308,7 @@
           <w:sz w:val="22"/>
           <w:szCs w:val="22"/>
           <w:u w:val="single"/>
-          <w:shd w:val="clear"/>
+          <w:shd w:val="clear" w:color="auto" w:fill="auto"/>
           <w:rFonts w:ascii="Arial" w:eastAsia="Arial" w:hAnsi="Arial" w:cs="Arial"/>
         </w:rPr>
         <w:t>.</w:t>
@@ -8111,7 +7321,7 @@
           <w:sz w:val="22"/>
           <w:szCs w:val="22"/>
           <w:u w:val="single"/>
-          <w:shd w:val="clear"/>
+          <w:shd w:val="clear" w:color="auto" w:fill="auto"/>
           <w:rFonts w:ascii="Arial" w:eastAsia="Arial" w:hAnsi="Arial" w:cs="Arial"/>
         </w:rPr>
         <w:t>o</w:t>
@@ -8124,7 +7334,7 @@
           <w:sz w:val="22"/>
           <w:szCs w:val="22"/>
           <w:u w:val="single"/>
-          <w:shd w:val="clear"/>
+          <w:shd w:val="clear" w:color="auto" w:fill="auto"/>
           <w:rFonts w:ascii="Arial" w:eastAsia="Arial" w:hAnsi="Arial" w:cs="Arial"/>
         </w:rPr>
         <w:t>r</w:t>
@@ -8137,7 +7347,7 @@
           <w:sz w:val="22"/>
           <w:szCs w:val="22"/>
           <w:u w:val="single"/>
-          <w:shd w:val="clear"/>
+          <w:shd w:val="clear" w:color="auto" w:fill="auto"/>
           <w:rFonts w:ascii="Arial" w:eastAsia="Arial" w:hAnsi="Arial" w:cs="Arial"/>
         </w:rPr>
         <w:t>.</w:t>
@@ -8150,7 +7360,7 @@
           <w:sz w:val="22"/>
           <w:szCs w:val="22"/>
           <w:u w:val="single"/>
-          <w:shd w:val="clear"/>
+          <w:shd w:val="clear" w:color="auto" w:fill="auto"/>
           <w:rFonts w:ascii="Arial" w:eastAsia="Arial" w:hAnsi="Arial" w:cs="Arial"/>
         </w:rPr>
         <w:t>k</w:t>
@@ -8163,7 +7373,7 @@
           <w:sz w:val="22"/>
           <w:szCs w:val="22"/>
           <w:u w:val="single"/>
-          <w:shd w:val="clear"/>
+          <w:shd w:val="clear" w:color="auto" w:fill="auto"/>
           <w:rFonts w:ascii="Arial" w:eastAsia="Arial" w:hAnsi="Arial" w:cs="Arial"/>
         </w:rPr>
         <w:t>r</w:t>
@@ -8176,7 +7386,7 @@
           <w:sz w:val="22"/>
           <w:szCs w:val="22"/>
           <w:u w:val="single"/>
-          <w:shd w:val="clear"/>
+          <w:shd w:val="clear" w:color="auto" w:fill="auto"/>
           <w:rFonts w:ascii="Arial" w:eastAsia="Arial" w:hAnsi="Arial" w:cs="Arial"/>
         </w:rPr>
         <w:t>/</w:t>
@@ -8189,7 +7399,7 @@
           <w:sz w:val="22"/>
           <w:szCs w:val="22"/>
           <w:u w:val="single"/>
-          <w:shd w:val="clear"/>
+          <w:shd w:val="clear" w:color="auto" w:fill="auto"/>
           <w:rFonts w:ascii="Arial" w:eastAsia="Arial" w:hAnsi="Arial" w:cs="Arial"/>
         </w:rPr>
         <w:t>c</w:t>
@@ -8202,7 +7412,7 @@
           <w:sz w:val="22"/>
           <w:szCs w:val="22"/>
           <w:u w:val="single"/>
-          <w:shd w:val="clear"/>
+          <w:shd w:val="clear" w:color="auto" w:fill="auto"/>
           <w:rFonts w:ascii="Arial" w:eastAsia="Arial" w:hAnsi="Arial" w:cs="Arial"/>
         </w:rPr>
         <w:t>u</w:t>
@@ -8215,7 +7425,7 @@
           <w:sz w:val="22"/>
           <w:szCs w:val="22"/>
           <w:u w:val="single"/>
-          <w:shd w:val="clear"/>
+          <w:shd w:val="clear" w:color="auto" w:fill="auto"/>
           <w:rFonts w:ascii="Arial" w:eastAsia="Arial" w:hAnsi="Arial" w:cs="Arial"/>
         </w:rPr>
         <w:t>s</w:t>
@@ -8228,7 +7438,7 @@
           <w:sz w:val="22"/>
           <w:szCs w:val="22"/>
           <w:u w:val="single"/>
-          <w:shd w:val="clear"/>
+          <w:shd w:val="clear" w:color="auto" w:fill="auto"/>
           <w:rFonts w:ascii="Arial" w:eastAsia="Arial" w:hAnsi="Arial" w:cs="Arial"/>
         </w:rPr>
         <w:t>t</w:t>
@@ -8241,7 +7451,7 @@
           <w:sz w:val="22"/>
           <w:szCs w:val="22"/>
           <w:u w:val="single"/>
-          <w:shd w:val="clear"/>
+          <w:shd w:val="clear" w:color="auto" w:fill="auto"/>
           <w:rFonts w:ascii="Arial" w:eastAsia="Arial" w:hAnsi="Arial" w:cs="Arial"/>
         </w:rPr>
         <w:t>o</w:t>
@@ -8254,7 +7464,7 @@
           <w:sz w:val="22"/>
           <w:szCs w:val="22"/>
           <w:u w:val="single"/>
-          <w:shd w:val="clear"/>
+          <w:shd w:val="clear" w:color="auto" w:fill="auto"/>
           <w:rFonts w:ascii="Arial" w:eastAsia="Arial" w:hAnsi="Arial" w:cs="Arial"/>
         </w:rPr>
         <w:t>m</w:t>
@@ -8267,7 +7477,7 @@
           <w:sz w:val="22"/>
           <w:szCs w:val="22"/>
           <w:u w:val="single"/>
-          <w:shd w:val="clear"/>
+          <w:shd w:val="clear" w:color="auto" w:fill="auto"/>
           <w:rFonts w:ascii="Arial" w:eastAsia="Arial" w:hAnsi="Arial" w:cs="Arial"/>
         </w:rPr>
         <w:t>e</w:t>
@@ -8280,7 +7490,7 @@
           <w:sz w:val="22"/>
           <w:szCs w:val="22"/>
           <w:u w:val="single"/>
-          <w:shd w:val="clear"/>
+          <w:shd w:val="clear" w:color="auto" w:fill="auto"/>
           <w:rFonts w:ascii="Arial" w:eastAsia="Arial" w:hAnsi="Arial" w:cs="Arial"/>
         </w:rPr>
         <w:t>r</w:t>
@@ -8293,7 +7503,7 @@
           <w:sz w:val="22"/>
           <w:szCs w:val="22"/>
           <w:u w:val="single"/>
-          <w:shd w:val="clear"/>
+          <w:shd w:val="clear" w:color="auto" w:fill="auto"/>
           <w:rFonts w:ascii="Arial" w:eastAsia="Arial" w:hAnsi="Arial" w:cs="Arial"/>
         </w:rPr>
         <w:t>/</w:t>
@@ -8306,7 +7516,7 @@
           <w:sz w:val="22"/>
           <w:szCs w:val="22"/>
           <w:u w:val="single"/>
-          <w:shd w:val="clear"/>
+          <w:shd w:val="clear" w:color="auto" w:fill="auto"/>
           <w:rFonts w:ascii="Arial" w:eastAsia="Arial" w:hAnsi="Arial" w:cs="Arial"/>
         </w:rPr>
         <w:t>m</w:t>
@@ -8319,7 +7529,7 @@
           <w:sz w:val="22"/>
           <w:szCs w:val="22"/>
           <w:u w:val="single"/>
-          <w:shd w:val="clear"/>
+          <w:shd w:val="clear" w:color="auto" w:fill="auto"/>
           <w:rFonts w:ascii="Arial" w:eastAsia="Arial" w:hAnsi="Arial" w:cs="Arial"/>
         </w:rPr>
         <w:t>a</w:t>
@@ -8332,7 +7542,7 @@
           <w:sz w:val="22"/>
           <w:szCs w:val="22"/>
           <w:u w:val="single"/>
-          <w:shd w:val="clear"/>
+          <w:shd w:val="clear" w:color="auto" w:fill="auto"/>
           <w:rFonts w:ascii="Arial" w:eastAsia="Arial" w:hAnsi="Arial" w:cs="Arial"/>
         </w:rPr>
         <w:t>i</w:t>
@@ -8345,7 +7555,7 @@
           <w:sz w:val="22"/>
           <w:szCs w:val="22"/>
           <w:u w:val="single"/>
-          <w:shd w:val="clear"/>
+          <w:shd w:val="clear" w:color="auto" w:fill="auto"/>
           <w:rFonts w:ascii="Arial" w:eastAsia="Arial" w:hAnsi="Arial" w:cs="Arial"/>
         </w:rPr>
         <w:t>n</w:t>
@@ -8358,7 +7568,7 @@
           <w:sz w:val="22"/>
           <w:szCs w:val="22"/>
           <w:u w:val="single"/>
-          <w:shd w:val="clear"/>
+          <w:shd w:val="clear" w:color="auto" w:fill="auto"/>
           <w:rFonts w:ascii="Arial" w:eastAsia="Arial" w:hAnsi="Arial" w:cs="Arial"/>
         </w:rPr>
         <w:t>/</w:t>
@@ -8371,7 +7581,7 @@
           <w:sz w:val="22"/>
           <w:szCs w:val="22"/>
           <w:u w:val="single"/>
-          <w:shd w:val="clear"/>
+          <w:shd w:val="clear" w:color="auto" w:fill="auto"/>
           <w:rFonts w:ascii="Arial" w:eastAsia="Arial" w:hAnsi="Arial" w:cs="Arial"/>
         </w:rPr>
         <w:t>m</w:t>
@@ -8384,7 +7594,7 @@
           <w:sz w:val="22"/>
           <w:szCs w:val="22"/>
           <w:u w:val="single"/>
-          <w:shd w:val="clear"/>
+          <w:shd w:val="clear" w:color="auto" w:fill="auto"/>
           <w:rFonts w:ascii="Arial" w:eastAsia="Arial" w:hAnsi="Arial" w:cs="Arial"/>
         </w:rPr>
         <w:t>a</w:t>
@@ -8397,7 +7607,7 @@
           <w:sz w:val="22"/>
           <w:szCs w:val="22"/>
           <w:u w:val="single"/>
-          <w:shd w:val="clear"/>
+          <w:shd w:val="clear" w:color="auto" w:fill="auto"/>
           <w:rFonts w:ascii="Arial" w:eastAsia="Arial" w:hAnsi="Arial" w:cs="Arial"/>
         </w:rPr>
         <w:t>i</w:t>
@@ -8410,7 +7620,7 @@
           <w:sz w:val="22"/>
           <w:szCs w:val="22"/>
           <w:u w:val="single"/>
-          <w:shd w:val="clear"/>
+          <w:shd w:val="clear" w:color="auto" w:fill="auto"/>
           <w:rFonts w:ascii="Arial" w:eastAsia="Arial" w:hAnsi="Arial" w:cs="Arial"/>
         </w:rPr>
         <w:t>n</w:t>
@@ -8423,7 +7633,7 @@
           <w:sz w:val="22"/>
           <w:szCs w:val="22"/>
           <w:u w:val="single"/>
-          <w:shd w:val="clear"/>
+          <w:shd w:val="clear" w:color="auto" w:fill="auto"/>
           <w:rFonts w:ascii="Arial" w:eastAsia="Arial" w:hAnsi="Arial" w:cs="Arial"/>
         </w:rPr>
         <w:t>.</w:t>
@@ -8436,7 +7646,7 @@
           <w:sz w:val="22"/>
           <w:szCs w:val="22"/>
           <w:u w:val="single"/>
-          <w:shd w:val="clear"/>
+          <w:shd w:val="clear" w:color="auto" w:fill="auto"/>
           <w:rFonts w:ascii="Arial" w:eastAsia="Arial" w:hAnsi="Arial" w:cs="Arial"/>
         </w:rPr>
         <w:t>d</w:t>
@@ -8449,7 +7659,7 @@
           <w:sz w:val="22"/>
           <w:szCs w:val="22"/>
           <w:u w:val="single"/>
-          <w:shd w:val="clear"/>
+          <w:shd w:val="clear" w:color="auto" w:fill="auto"/>
           <w:rFonts w:ascii="Arial" w:eastAsia="Arial" w:hAnsi="Arial" w:cs="Arial"/>
         </w:rPr>
         <w:t>o</w:t>
@@ -8462,7 +7672,7 @@
           <w:sz w:val="22"/>
           <w:szCs w:val="22"/>
           <w:u w:val="single" w:color="1155CC"/>
-          <w:shd w:val="clear"/>
+          <w:shd w:val="clear" w:color="auto" w:fill="auto"/>
           <w:rFonts w:ascii="Arial" w:eastAsia="Arial" w:hAnsi="Arial" w:cs="Arial"/>
         </w:rPr>
         <w:fldChar w:fldCharType="end"/>
@@ -8477,7 +7687,7 @@
           <w:color w:val="000000"/>
           <w:sz w:val="22"/>
           <w:szCs w:val="22"/>
-          <w:shd w:val="clear"/>
+          <w:shd w:val="clear" w:color="auto" w:fill="auto"/>
           <w:rFonts w:ascii="Arial" w:eastAsia="Arial" w:hAnsi="Arial" w:cs="Arial"/>
           <w:lang w:eastAsia="ko-KR"/>
         </w:rPr>
@@ -8485,7 +7695,7 @@
       <w:r>
         <w:rPr>
           <w:b w:val="0"/>
-          <w:shd w:val="clear"/>
+          <w:shd w:val="clear" w:color="auto" w:fill="auto"/>
         </w:rPr>
         <w:br/>
       </w:r>
@@ -8499,18 +7709,18 @@
           <w:color w:val="000000"/>
           <w:sz w:val="22"/>
           <w:szCs w:val="22"/>
-          <w:shd w:val="clear"/>
-          <w:rFonts w:ascii="Arial" w:eastAsia="Arial" w:hAnsi="Arial" w:cs="Arial"/>
-        </w:rPr>
-      </w:pPr>
-      <w:r>
-        <w:rPr>
-          <w:i w:val="0"/>
-          <w:b w:val="0"/>
-          <w:color w:val="000000"/>
-          <w:sz w:val="22"/>
-          <w:szCs w:val="22"/>
-          <w:shd w:val="clear"/>
+          <w:shd w:val="clear" w:color="auto" w:fill="auto"/>
+          <w:rFonts w:ascii="Arial" w:eastAsia="Arial" w:hAnsi="Arial" w:cs="Arial"/>
+        </w:rPr>
+      </w:pPr>
+      <w:r>
+        <w:rPr>
+          <w:i w:val="0"/>
+          <w:b w:val="0"/>
+          <w:color w:val="000000"/>
+          <w:sz w:val="22"/>
+          <w:szCs w:val="22"/>
+          <w:shd w:val="clear" w:color="auto" w:fill="auto"/>
           <w:rFonts w:ascii="Arial" w:eastAsia="Arial" w:hAnsi="Arial" w:cs="Arial"/>
         </w:rPr>
         <w:t xml:space="preserve">생산과다 -&gt; 수출하는 방법도 있다.</w:t>
@@ -8525,7 +7735,7 @@
           <w:color w:val="000000"/>
           <w:sz w:val="22"/>
           <w:szCs w:val="22"/>
-          <w:shd w:val="clear"/>
+          <w:shd w:val="clear" w:color="auto" w:fill="auto"/>
           <w:rFonts w:ascii="Arial" w:eastAsia="Arial" w:hAnsi="Arial" w:cs="Arial"/>
           <w:lang w:eastAsia="ko-KR"/>
         </w:rPr>
@@ -8537,7 +7747,7 @@
           <w:color w:val="000000"/>
           <w:sz w:val="22"/>
           <w:szCs w:val="22"/>
-          <w:shd w:val="clear"/>
+          <w:shd w:val="clear" w:color="auto" w:fill="auto"/>
           <w:rFonts w:ascii="Arial" w:eastAsia="Arial" w:hAnsi="Arial" w:cs="Arial"/>
         </w:rPr>
         <w:t xml:space="preserve">-&gt; 생산량을 늘리는것에 초점</w:t>
@@ -8549,37 +7759,11 @@
           <w:color w:val="000000"/>
           <w:sz w:val="22"/>
           <w:szCs w:val="22"/>
-          <w:shd w:val="clear"/>
+          <w:shd w:val="clear" w:color="auto" w:fill="auto"/>
           <w:rFonts w:ascii="Arial" w:eastAsia="Arial" w:hAnsi="Arial" w:cs="Arial"/>
           <w:lang w:eastAsia="ko-KR"/>
         </w:rPr>
-        <w:t>으로?</w:t>
-      </w:r>
-      <w:r>
-        <w:rPr>
-          <w:i w:val="0"/>
-          <w:b w:val="0"/>
-          <w:color w:val="000000"/>
-          <w:sz w:val="22"/>
-          <w:szCs w:val="22"/>
-          <w:shd w:val="clear"/>
-          <w:rFonts w:ascii="Arial" w:eastAsia="Arial" w:hAnsi="Arial" w:cs="Arial"/>
-          <w:lang w:eastAsia="ko-KR"/>
-        </w:rPr>
-        <w:t>!</w:t>
-      </w:r>
-      <w:r>
-        <w:rPr>
-          <w:i w:val="0"/>
-          <w:b w:val="0"/>
-          <w:color w:val="000000"/>
-          <w:sz w:val="22"/>
-          <w:szCs w:val="22"/>
-          <w:shd w:val="clear"/>
-          <w:rFonts w:ascii="Arial" w:eastAsia="Arial" w:hAnsi="Arial" w:cs="Arial"/>
-          <w:lang w:eastAsia="ko-KR"/>
-        </w:rPr>
-        <w:t>!</w:t>
+        <w:t>으로?!!</w:t>
       </w:r>
     </w:p>
     <w:p>
@@ -8591,14 +7775,14 @@
           <w:color w:val="000000"/>
           <w:sz w:val="22"/>
           <w:szCs w:val="22"/>
-          <w:shd w:val="clear"/>
-          <w:rFonts w:ascii="Arial" w:eastAsia="Arial" w:hAnsi="Arial" w:cs="Arial"/>
-        </w:rPr>
-      </w:pPr>
-      <w:r>
-        <w:rPr>
-          <w:b w:val="0"/>
-          <w:shd w:val="clear"/>
+          <w:shd w:val="clear" w:color="auto" w:fill="auto"/>
+          <w:rFonts w:ascii="Arial" w:eastAsia="Arial" w:hAnsi="Arial" w:cs="Arial"/>
+        </w:rPr>
+      </w:pPr>
+      <w:r>
+        <w:rPr>
+          <w:b w:val="0"/>
+          <w:shd w:val="clear" w:color="auto" w:fill="auto"/>
         </w:rPr>
         <w:br/>
       </w:r>
@@ -8609,7 +7793,7 @@
           <w:color w:val="000000"/>
           <w:sz w:val="22"/>
           <w:szCs w:val="22"/>
-          <w:shd w:val="clear"/>
+          <w:shd w:val="clear" w:color="auto" w:fill="auto"/>
           <w:rFonts w:ascii="Arial" w:eastAsia="Arial" w:hAnsi="Arial" w:cs="Arial"/>
         </w:rPr>
         <w:t>참고)</w:t>
@@ -8624,18 +7808,18 @@
           <w:color w:val="000000"/>
           <w:sz w:val="22"/>
           <w:szCs w:val="22"/>
-          <w:shd w:val="clear"/>
-          <w:rFonts w:ascii="Arial" w:eastAsia="Arial" w:hAnsi="Arial" w:cs="Arial"/>
-        </w:rPr>
-      </w:pPr>
-      <w:r>
-        <w:rPr>
-          <w:i w:val="0"/>
-          <w:b w:val="0"/>
-          <w:color w:val="000000"/>
-          <w:sz w:val="22"/>
-          <w:szCs w:val="22"/>
-          <w:shd w:val="clear"/>
+          <w:shd w:val="clear" w:color="auto" w:fill="auto"/>
+          <w:rFonts w:ascii="Arial" w:eastAsia="Arial" w:hAnsi="Arial" w:cs="Arial"/>
+        </w:rPr>
+      </w:pPr>
+      <w:r>
+        <w:rPr>
+          <w:i w:val="0"/>
+          <w:b w:val="0"/>
+          <w:color w:val="000000"/>
+          <w:sz w:val="22"/>
+          <w:szCs w:val="22"/>
+          <w:shd w:val="clear" w:color="auto" w:fill="auto"/>
           <w:rFonts w:ascii="Arial" w:eastAsia="Arial" w:hAnsi="Arial" w:cs="Arial"/>
         </w:rPr>
         <w:t xml:space="preserve">스마트팜에서 쌓이는 데이터는 서버로 전송하기도 하지만, 로컬PC에 쌓이기도 한다. 즉, </w:t>
@@ -8647,7 +7831,7 @@
           <w:color w:val="000000"/>
           <w:sz w:val="22"/>
           <w:szCs w:val="22"/>
-          <w:shd w:val="clear"/>
+          <w:shd w:val="clear" w:color="auto" w:fill="auto"/>
           <w:rFonts w:ascii="Arial" w:eastAsia="Arial" w:hAnsi="Arial" w:cs="Arial"/>
         </w:rPr>
         <w:t xml:space="preserve">스마트팜 업체가 무조건 가져가는게 아니라, 농가가 자체적으로 보유할수도 있음.</w:t>
@@ -8662,18 +7846,18 @@
           <w:color w:val="000000"/>
           <w:sz w:val="22"/>
           <w:szCs w:val="22"/>
-          <w:shd w:val="clear"/>
-          <w:rFonts w:ascii="Arial" w:eastAsia="Arial" w:hAnsi="Arial" w:cs="Arial"/>
-        </w:rPr>
-      </w:pPr>
-      <w:r>
-        <w:rPr>
-          <w:i w:val="0"/>
-          <w:b w:val="0"/>
-          <w:color w:val="000000"/>
-          <w:sz w:val="22"/>
-          <w:szCs w:val="22"/>
-          <w:shd w:val="clear"/>
+          <w:shd w:val="clear" w:color="auto" w:fill="auto"/>
+          <w:rFonts w:ascii="Arial" w:eastAsia="Arial" w:hAnsi="Arial" w:cs="Arial"/>
+        </w:rPr>
+      </w:pPr>
+      <w:r>
+        <w:rPr>
+          <w:i w:val="0"/>
+          <w:b w:val="0"/>
+          <w:color w:val="000000"/>
+          <w:sz w:val="22"/>
+          <w:szCs w:val="22"/>
+          <w:shd w:val="clear" w:color="auto" w:fill="auto"/>
           <w:rFonts w:ascii="Arial" w:eastAsia="Arial" w:hAnsi="Arial" w:cs="Arial"/>
         </w:rPr>
         <w:t xml:space="preserve">-&gt; 데이터 분석만으로도 서비스 측면에서 의미가 있음</w:t>
@@ -8688,21 +7872,21 @@
           <w:color w:val="000000"/>
           <w:sz w:val="22"/>
           <w:szCs w:val="22"/>
-          <w:shd w:val="clear"/>
-          <w:rFonts w:ascii="Arial" w:eastAsia="Arial" w:hAnsi="Arial" w:cs="Arial"/>
-        </w:rPr>
-      </w:pPr>
-      <w:r>
-        <w:rPr>
-          <w:b w:val="0"/>
-          <w:shd w:val="clear"/>
+          <w:shd w:val="clear" w:color="auto" w:fill="auto"/>
+          <w:rFonts w:ascii="Arial" w:eastAsia="Arial" w:hAnsi="Arial" w:cs="Arial"/>
+        </w:rPr>
+      </w:pPr>
+      <w:r>
+        <w:rPr>
+          <w:b w:val="0"/>
+          <w:shd w:val="clear" w:color="auto" w:fill="auto"/>
         </w:rPr>
         <w:br/>
       </w:r>
       <w:r>
         <w:rPr>
           <w:b w:val="0"/>
-          <w:shd w:val="clear"/>
+          <w:shd w:val="clear" w:color="auto" w:fill="auto"/>
         </w:rPr>
         <w:br/>
       </w:r>
@@ -8713,7 +7897,7 @@
           <w:color w:val="000000"/>
           <w:sz w:val="22"/>
           <w:szCs w:val="22"/>
-          <w:shd w:val="clear"/>
+          <w:shd w:val="clear" w:color="auto" w:fill="auto"/>
           <w:rFonts w:ascii="Arial" w:eastAsia="Arial" w:hAnsi="Arial" w:cs="Arial"/>
         </w:rPr>
         <w:t xml:space="preserve">대부분은 센서를 통해 정보를 수집하고 동작함</w:t>
@@ -8728,18 +7912,18 @@
           <w:color w:val="000000"/>
           <w:sz w:val="22"/>
           <w:szCs w:val="22"/>
-          <w:shd w:val="clear"/>
-          <w:rFonts w:ascii="Arial" w:eastAsia="Arial" w:hAnsi="Arial" w:cs="Arial"/>
-        </w:rPr>
-      </w:pPr>
-      <w:r>
-        <w:rPr>
-          <w:i w:val="0"/>
-          <w:b w:val="0"/>
-          <w:color w:val="000000"/>
-          <w:sz w:val="22"/>
-          <w:szCs w:val="22"/>
-          <w:shd w:val="clear"/>
+          <w:shd w:val="clear" w:color="auto" w:fill="auto"/>
+          <w:rFonts w:ascii="Arial" w:eastAsia="Arial" w:hAnsi="Arial" w:cs="Arial"/>
+        </w:rPr>
+      </w:pPr>
+      <w:r>
+        <w:rPr>
+          <w:i w:val="0"/>
+          <w:b w:val="0"/>
+          <w:color w:val="000000"/>
+          <w:sz w:val="22"/>
+          <w:szCs w:val="22"/>
+          <w:shd w:val="clear" w:color="auto" w:fill="auto"/>
           <w:rFonts w:ascii="Arial" w:eastAsia="Arial" w:hAnsi="Arial" w:cs="Arial"/>
         </w:rPr>
         <w:t xml:space="preserve">-&gt; 센서가 고장나면 대처가 어려움</w:t>
@@ -8754,7 +7938,7 @@
           <w:color w:val="000000"/>
           <w:sz w:val="22"/>
           <w:szCs w:val="22"/>
-          <w:shd w:val="clear"/>
+          <w:shd w:val="clear" w:color="auto" w:fill="auto"/>
           <w:rFonts w:ascii="Arial" w:eastAsia="Arial" w:hAnsi="Arial" w:cs="Arial"/>
           <w:lang w:eastAsia="ko-KR"/>
         </w:rPr>
@@ -8766,7 +7950,7 @@
           <w:color w:val="000000"/>
           <w:sz w:val="22"/>
           <w:szCs w:val="22"/>
-          <w:shd w:val="clear"/>
+          <w:shd w:val="clear" w:color="auto" w:fill="auto"/>
           <w:rFonts w:ascii="Arial" w:eastAsia="Arial" w:hAnsi="Arial" w:cs="Arial"/>
         </w:rPr>
         <w:t xml:space="preserve">-&gt; 이미지 분석을 통해 센서 고장을 파악하고 대처하는 식으로 프로젝트 발전 가능</w:t>
@@ -8778,7 +7962,7 @@
           <w:color w:val="000000"/>
           <w:sz w:val="22"/>
           <w:szCs w:val="22"/>
-          <w:shd w:val="clear"/>
+          <w:shd w:val="clear" w:color="auto" w:fill="auto"/>
           <w:rFonts w:ascii="Arial" w:eastAsia="Arial" w:hAnsi="Arial" w:cs="Arial"/>
           <w:lang w:eastAsia="ko-KR"/>
         </w:rPr>
@@ -8794,7 +7978,7 @@
           <w:color w:val="000000"/>
           <w:sz w:val="22"/>
           <w:szCs w:val="22"/>
-          <w:shd w:val="clear"/>
+          <w:shd w:val="clear" w:color="auto" w:fill="auto"/>
           <w:rFonts w:ascii="Arial" w:eastAsia="Arial" w:hAnsi="Arial" w:cs="Arial"/>
           <w:lang w:eastAsia="ko-KR"/>
         </w:rPr>
@@ -8802,93 +7986,43 @@
     </w:p>
     <w:p>
       <w:pPr>
-        <w:spacing w:lineRule="auto" w:line="331" w:before="0" w:after="0"/>
-        <w:rPr>
-          <w:i w:val="0"/>
-          <w:b w:val="0"/>
-          <w:color w:val="000000"/>
-          <w:sz w:val="22"/>
-          <w:szCs w:val="22"/>
-          <w:shd w:val="clear"/>
-          <w:rFonts w:ascii="Arial" w:eastAsia="Arial" w:hAnsi="Arial" w:cs="Arial"/>
-        </w:rPr>
-      </w:pPr>
-      <w:r>
-        <w:rPr>
-          <w:i w:val="0"/>
-          <w:b w:val="0"/>
-          <w:color w:val="000000"/>
-          <w:sz w:val="22"/>
-          <w:szCs w:val="22"/>
-          <w:shd w:val="clear"/>
-          <w:rFonts w:ascii="Arial" w:eastAsia="Arial" w:hAnsi="Arial" w:cs="Arial"/>
-        </w:rPr>
-        <w:t xml:space="preserve">해당지역의 날씨가 </w:t>
-      </w:r>
-      <w:r>
-        <w:rPr>
-          <w:i w:val="0"/>
-          <w:b w:val="0"/>
-          <w:color w:val="000000"/>
-          <w:sz w:val="22"/>
-          <w:szCs w:val="22"/>
-          <w:shd w:val="clear"/>
+        <w:spacing w:lineRule="auto" w:line="235" w:before="0" w:after="0"/>
+        <w:rPr>
+          <w:i w:val="0"/>
+          <w:b w:val="0"/>
+          <w:color w:val="000000"/>
+          <w:sz w:val="22"/>
+          <w:szCs w:val="22"/>
+          <w:shd w:val="clear" w:color="auto" w:fill="auto"/>
           <w:rFonts w:ascii="Arial" w:eastAsia="Arial" w:hAnsi="Arial" w:cs="Arial"/>
           <w:lang w:eastAsia="ko-KR"/>
         </w:rPr>
-        <w:t xml:space="preserve">영향을 </w:t>
-      </w:r>
-      <w:r>
-        <w:rPr>
-          <w:i w:val="0"/>
-          <w:b w:val="0"/>
-          <w:color w:val="000000"/>
-          <w:sz w:val="22"/>
-          <w:szCs w:val="22"/>
-          <w:shd w:val="clear"/>
+      </w:pPr>
+      <w:r>
+        <w:rPr>
+          <w:i w:val="0"/>
+          <w:b w:val="0"/>
+          <w:color w:val="000000"/>
+          <w:sz w:val="22"/>
+          <w:szCs w:val="22"/>
+          <w:shd w:val="clear" w:color="auto" w:fill="auto"/>
           <w:rFonts w:ascii="Arial" w:eastAsia="Arial" w:hAnsi="Arial" w:cs="Arial"/>
           <w:lang w:eastAsia="ko-KR"/>
         </w:rPr>
-        <w:t>줄</w:t>
-      </w:r>
-      <w:r>
-        <w:rPr>
-          <w:i w:val="0"/>
-          <w:b w:val="0"/>
-          <w:color w:val="000000"/>
-          <w:sz w:val="22"/>
-          <w:szCs w:val="22"/>
-          <w:shd w:val="clear"/>
+        <w:t>*추가</w:t>
+      </w:r>
+      <w:r>
+        <w:rPr>
+          <w:i w:val="0"/>
+          <w:b w:val="0"/>
+          <w:color w:val="000000"/>
+          <w:sz w:val="22"/>
+          <w:szCs w:val="22"/>
+          <w:shd w:val="clear" w:color="auto" w:fill="auto"/>
           <w:rFonts w:ascii="Arial" w:eastAsia="Arial" w:hAnsi="Arial" w:cs="Arial"/>
           <w:lang w:eastAsia="ko-KR"/>
         </w:rPr>
-        <w:t xml:space="preserve"> </w:t>
-      </w:r>
-      <w:r>
-        <w:rPr>
-          <w:i w:val="0"/>
-          <w:b w:val="0"/>
-          <w:color w:val="000000"/>
-          <w:sz w:val="22"/>
-          <w:szCs w:val="22"/>
-          <w:shd w:val="clear"/>
-          <w:rFonts w:ascii="Arial" w:eastAsia="Arial" w:hAnsi="Arial" w:cs="Arial"/>
-          <w:lang w:eastAsia="ko-KR"/>
-        </w:rPr>
-        <w:t>것이고</w:t>
-      </w:r>
-      <w:r>
-        <w:rPr>
-          <w:i w:val="0"/>
-          <w:b w:val="0"/>
-          <w:color w:val="000000"/>
-          <w:sz w:val="22"/>
-          <w:szCs w:val="22"/>
-          <w:shd w:val="clear"/>
-          <w:rFonts w:ascii="Arial" w:eastAsia="Arial" w:hAnsi="Arial" w:cs="Arial"/>
-          <w:lang w:eastAsia="ko-KR"/>
-        </w:rPr>
-        <w:t>,</w:t>
+        <w:t>목표사항</w:t>
       </w:r>
     </w:p>
     <w:p>
@@ -8900,60 +8034,34 @@
           <w:color w:val="000000"/>
           <w:sz w:val="22"/>
           <w:szCs w:val="22"/>
-          <w:shd w:val="clear"/>
-          <w:rFonts w:ascii="Arial" w:eastAsia="Arial" w:hAnsi="Arial" w:cs="Arial"/>
-        </w:rPr>
-      </w:pPr>
-      <w:r>
-        <w:rPr>
-          <w:i w:val="0"/>
-          <w:b w:val="0"/>
-          <w:color w:val="000000"/>
-          <w:sz w:val="22"/>
-          <w:szCs w:val="22"/>
-          <w:shd w:val="clear"/>
-          <w:rFonts w:ascii="Arial" w:eastAsia="Arial" w:hAnsi="Arial" w:cs="Arial"/>
-        </w:rPr>
-        <w:t xml:space="preserve">환경값 분석에 가까워야함! 정형데이터가 </w:t>
-      </w:r>
-      <w:r>
-        <w:rPr>
-          <w:i w:val="0"/>
-          <w:b w:val="0"/>
-          <w:color w:val="000000"/>
-          <w:sz w:val="22"/>
-          <w:szCs w:val="22"/>
-          <w:shd w:val="clear"/>
+          <w:shd w:val="clear" w:color="auto" w:fill="auto"/>
+          <w:rFonts w:ascii="Arial" w:eastAsia="Arial" w:hAnsi="Arial" w:cs="Arial"/>
+        </w:rPr>
+      </w:pPr>
+      <w:r>
+        <w:rPr>
+          <w:i w:val="0"/>
+          <w:b w:val="0"/>
+          <w:color w:val="000000"/>
+          <w:sz w:val="22"/>
+          <w:szCs w:val="22"/>
+          <w:shd w:val="clear" w:color="auto" w:fill="auto"/>
+          <w:rFonts w:ascii="Arial" w:eastAsia="Arial" w:hAnsi="Arial" w:cs="Arial"/>
+        </w:rPr>
+        <w:t xml:space="preserve">해당지역의 날씨가 </w:t>
+      </w:r>
+      <w:r>
+        <w:rPr>
+          <w:i w:val="0"/>
+          <w:b w:val="0"/>
+          <w:color w:val="000000"/>
+          <w:sz w:val="22"/>
+          <w:szCs w:val="22"/>
+          <w:shd w:val="clear" w:color="auto" w:fill="auto"/>
           <w:rFonts w:ascii="Arial" w:eastAsia="Arial" w:hAnsi="Arial" w:cs="Arial"/>
           <w:lang w:eastAsia="ko-KR"/>
         </w:rPr>
-        <w:t xml:space="preserve">나오게끔 하는게 </w:t>
-      </w:r>
-      <w:r>
-        <w:rPr>
-          <w:i w:val="0"/>
-          <w:b w:val="0"/>
-          <w:color w:val="000000"/>
-          <w:sz w:val="22"/>
-          <w:szCs w:val="22"/>
-          <w:shd w:val="clear"/>
-          <w:rFonts w:ascii="Arial" w:eastAsia="Arial" w:hAnsi="Arial" w:cs="Arial"/>
-          <w:lang w:eastAsia="ko-KR"/>
-        </w:rPr>
-        <w:t>중요</w:t>
-      </w:r>
-      <w:r>
-        <w:rPr>
-          <w:i w:val="0"/>
-          <w:b w:val="0"/>
-          <w:color w:val="000000"/>
-          <w:sz w:val="22"/>
-          <w:szCs w:val="22"/>
-          <w:shd w:val="clear"/>
-          <w:rFonts w:ascii="Arial" w:eastAsia="Arial" w:hAnsi="Arial" w:cs="Arial"/>
-          <w:lang w:eastAsia="ko-KR"/>
-        </w:rPr>
-        <w:t>합니다.</w:t>
+        <w:t xml:space="preserve">영향을 줄 것이고,</w:t>
       </w:r>
     </w:p>
     <w:p>
@@ -8965,34 +8073,47 @@
           <w:color w:val="000000"/>
           <w:sz w:val="22"/>
           <w:szCs w:val="22"/>
-          <w:shd w:val="clear"/>
-          <w:rFonts w:ascii="Arial" w:eastAsia="Arial" w:hAnsi="Arial" w:cs="Arial"/>
-        </w:rPr>
-      </w:pPr>
-      <w:r>
-        <w:rPr>
-          <w:i w:val="0"/>
-          <w:b w:val="0"/>
-          <w:color w:val="000000"/>
-          <w:sz w:val="22"/>
-          <w:szCs w:val="22"/>
-          <w:shd w:val="clear"/>
-          <w:rFonts w:ascii="Arial" w:eastAsia="Arial" w:hAnsi="Arial" w:cs="Arial"/>
-        </w:rPr>
-        <w:t xml:space="preserve">생산량으로 할수있고 다른쪽에 있는 토향도 생각해야</w:t>
-      </w:r>
-      <w:r>
-        <w:rPr>
-          <w:i w:val="0"/>
-          <w:b w:val="0"/>
-          <w:color w:val="000000"/>
-          <w:sz w:val="22"/>
-          <w:szCs w:val="22"/>
-          <w:shd w:val="clear"/>
+          <w:shd w:val="clear" w:color="auto" w:fill="auto"/>
+          <w:rFonts w:ascii="Arial" w:eastAsia="Arial" w:hAnsi="Arial" w:cs="Arial"/>
+        </w:rPr>
+      </w:pPr>
+      <w:r>
+        <w:rPr>
+          <w:i w:val="0"/>
+          <w:b w:val="0"/>
+          <w:color w:val="000000"/>
+          <w:sz w:val="22"/>
+          <w:szCs w:val="22"/>
+          <w:shd w:val="clear" w:color="auto" w:fill="auto"/>
+          <w:rFonts w:ascii="Arial" w:eastAsia="Arial" w:hAnsi="Arial" w:cs="Arial"/>
+        </w:rPr>
+        <w:t xml:space="preserve">환경값 분석에 가까워야함! 정형데이터가 </w:t>
+      </w:r>
+      <w:r>
+        <w:rPr>
+          <w:i w:val="0"/>
+          <w:b w:val="0"/>
+          <w:color w:val="000000"/>
+          <w:sz w:val="22"/>
+          <w:szCs w:val="22"/>
+          <w:shd w:val="clear" w:color="auto" w:fill="auto"/>
           <w:rFonts w:ascii="Arial" w:eastAsia="Arial" w:hAnsi="Arial" w:cs="Arial"/>
           <w:lang w:eastAsia="ko-KR"/>
         </w:rPr>
-        <w:t>합니다.</w:t>
+        <w:t xml:space="preserve">나오게끔 하는게 중요</w:t>
+      </w:r>
+      <w:r>
+        <w:rPr>
+          <w:i w:val="0"/>
+          <w:b w:val="0"/>
+          <w:color w:val="000000"/>
+          <w:sz w:val="22"/>
+          <w:szCs w:val="22"/>
+          <w:shd w:val="clear" w:color="auto" w:fill="auto"/>
+          <w:rFonts w:ascii="Arial" w:eastAsia="Arial" w:hAnsi="Arial" w:cs="Arial"/>
+          <w:lang w:eastAsia="ko-KR"/>
+        </w:rPr>
+        <w:t>함!</w:t>
       </w:r>
     </w:p>
     <w:p>
@@ -9004,74 +8125,84 @@
           <w:color w:val="000000"/>
           <w:sz w:val="22"/>
           <w:szCs w:val="22"/>
-          <w:shd w:val="clear"/>
-          <w:rFonts w:ascii="Arial" w:eastAsia="Arial" w:hAnsi="Arial" w:cs="Arial"/>
-        </w:rPr>
-      </w:pPr>
-      <w:r>
-        <w:rPr>
-          <w:i w:val="0"/>
-          <w:b w:val="0"/>
-          <w:color w:val="000000"/>
-          <w:sz w:val="22"/>
-          <w:szCs w:val="22"/>
-          <w:shd w:val="clear"/>
+          <w:shd w:val="clear" w:color="auto" w:fill="auto"/>
+          <w:rFonts w:ascii="Arial" w:eastAsia="Arial" w:hAnsi="Arial" w:cs="Arial"/>
+        </w:rPr>
+      </w:pPr>
+      <w:r>
+        <w:rPr>
+          <w:i w:val="0"/>
+          <w:b w:val="0"/>
+          <w:color w:val="000000"/>
+          <w:sz w:val="22"/>
+          <w:szCs w:val="22"/>
+          <w:shd w:val="clear" w:color="auto" w:fill="auto"/>
+          <w:rFonts w:ascii="Arial" w:eastAsia="Arial" w:hAnsi="Arial" w:cs="Arial"/>
+        </w:rPr>
+        <w:t xml:space="preserve">생산량으로 할</w:t>
+      </w:r>
+      <w:r>
+        <w:rPr>
+          <w:i w:val="0"/>
+          <w:b w:val="0"/>
+          <w:color w:val="000000"/>
+          <w:sz w:val="22"/>
+          <w:szCs w:val="22"/>
+          <w:shd w:val="clear" w:color="auto" w:fill="auto"/>
           <w:rFonts w:ascii="Arial" w:eastAsia="Arial" w:hAnsi="Arial" w:cs="Arial"/>
           <w:lang w:eastAsia="ko-KR"/>
         </w:rPr>
-        <w:t xml:space="preserve">비정형데이터식으로 </w:t>
-      </w:r>
-      <w:r>
-        <w:rPr>
-          <w:i w:val="0"/>
-          <w:b w:val="0"/>
-          <w:color w:val="000000"/>
-          <w:sz w:val="22"/>
-          <w:szCs w:val="22"/>
-          <w:shd w:val="clear"/>
+        <w:t xml:space="preserve"> </w:t>
+      </w:r>
+      <w:r>
+        <w:rPr>
+          <w:i w:val="0"/>
+          <w:b w:val="0"/>
+          <w:color w:val="000000"/>
+          <w:sz w:val="22"/>
+          <w:szCs w:val="22"/>
+          <w:shd w:val="clear" w:color="auto" w:fill="auto"/>
+          <w:rFonts w:ascii="Arial" w:eastAsia="Arial" w:hAnsi="Arial" w:cs="Arial"/>
+        </w:rPr>
+        <w:t>수</w:t>
+      </w:r>
+      <w:r>
+        <w:rPr>
+          <w:i w:val="0"/>
+          <w:b w:val="0"/>
+          <w:color w:val="000000"/>
+          <w:sz w:val="22"/>
+          <w:szCs w:val="22"/>
+          <w:shd w:val="clear" w:color="auto" w:fill="auto"/>
           <w:rFonts w:ascii="Arial" w:eastAsia="Arial" w:hAnsi="Arial" w:cs="Arial"/>
           <w:lang w:eastAsia="ko-KR"/>
         </w:rPr>
-        <w:t xml:space="preserve">나오면 안될꺼 같아서 </w:t>
-      </w:r>
-      <w:r>
-        <w:rPr>
-          <w:i w:val="0"/>
-          <w:b w:val="0"/>
-          <w:color w:val="000000"/>
-          <w:sz w:val="22"/>
-          <w:szCs w:val="22"/>
-          <w:shd w:val="clear"/>
+        <w:t xml:space="preserve"> </w:t>
+      </w:r>
+      <w:r>
+        <w:rPr>
+          <w:i w:val="0"/>
+          <w:b w:val="0"/>
+          <w:color w:val="000000"/>
+          <w:sz w:val="22"/>
+          <w:szCs w:val="22"/>
+          <w:shd w:val="clear" w:color="auto" w:fill="auto"/>
+          <w:rFonts w:ascii="Arial" w:eastAsia="Arial" w:hAnsi="Arial" w:cs="Arial"/>
+        </w:rPr>
+        <w:t xml:space="preserve">있고 다른쪽에 있는 토향도 생각해야</w:t>
+      </w:r>
+      <w:r>
+        <w:rPr>
+          <w:i w:val="0"/>
+          <w:b w:val="0"/>
+          <w:color w:val="000000"/>
+          <w:sz w:val="22"/>
+          <w:szCs w:val="22"/>
+          <w:shd w:val="clear" w:color="auto" w:fill="auto"/>
           <w:rFonts w:ascii="Arial" w:eastAsia="Arial" w:hAnsi="Arial" w:cs="Arial"/>
           <w:lang w:eastAsia="ko-KR"/>
         </w:rPr>
-        <w:t xml:space="preserve">다른쪽에 </w:t>
-      </w:r>
-      <w:r>
-        <w:rPr>
-          <w:i w:val="0"/>
-          <w:b w:val="0"/>
-          <w:color w:val="000000"/>
-          <w:sz w:val="22"/>
-          <w:szCs w:val="22"/>
-          <w:shd w:val="clear"/>
-          <w:rFonts w:ascii="Arial" w:eastAsia="Arial" w:hAnsi="Arial" w:cs="Arial"/>
-          <w:lang w:eastAsia="ko-KR"/>
-        </w:rPr>
-        <w:t xml:space="preserve">토향도 생각하는게 중</w:t>
-      </w:r>
-      <w:r>
-        <w:rPr>
-          <w:i w:val="0"/>
-          <w:b w:val="0"/>
-          <w:color w:val="000000"/>
-          <w:sz w:val="22"/>
-          <w:szCs w:val="22"/>
-          <w:shd w:val="clear"/>
-          <w:rFonts w:ascii="Arial" w:eastAsia="Arial" w:hAnsi="Arial" w:cs="Arial"/>
-          <w:lang w:eastAsia="ko-KR"/>
-        </w:rPr>
-        <w:t>요함.</w:t>
+        <w:t>한다.</w:t>
       </w:r>
     </w:p>
     <w:p>
@@ -9083,73 +8214,22 @@
           <w:color w:val="000000"/>
           <w:sz w:val="22"/>
           <w:szCs w:val="22"/>
-          <w:shd w:val="clear"/>
-          <w:rFonts w:ascii="Arial" w:eastAsia="Arial" w:hAnsi="Arial" w:cs="Arial"/>
-        </w:rPr>
-      </w:pPr>
-      <w:r>
-        <w:rPr>
-          <w:i w:val="0"/>
-          <w:b w:val="0"/>
-          <w:color w:val="000000"/>
-          <w:sz w:val="22"/>
-          <w:szCs w:val="22"/>
-          <w:shd w:val="clear"/>
-          <w:rFonts w:ascii="Arial" w:eastAsia="Arial" w:hAnsi="Arial" w:cs="Arial"/>
-        </w:rPr>
-        <w:t xml:space="preserve">→ 모델링</w:t>
-      </w:r>
-      <w:r>
-        <w:rPr>
-          <w:i w:val="0"/>
-          <w:b w:val="0"/>
-          <w:color w:val="000000"/>
-          <w:sz w:val="22"/>
-          <w:szCs w:val="22"/>
-          <w:shd w:val="clear"/>
+          <w:shd w:val="clear" w:color="auto" w:fill="auto"/>
+          <w:rFonts w:ascii="Arial" w:eastAsia="Arial" w:hAnsi="Arial" w:cs="Arial"/>
+        </w:rPr>
+      </w:pPr>
+      <w:r>
+        <w:rPr>
+          <w:i w:val="0"/>
+          <w:b w:val="0"/>
+          <w:color w:val="000000"/>
+          <w:sz w:val="22"/>
+          <w:szCs w:val="22"/>
+          <w:shd w:val="clear" w:color="auto" w:fill="auto"/>
           <w:rFonts w:ascii="Arial" w:eastAsia="Arial" w:hAnsi="Arial" w:cs="Arial"/>
           <w:lang w:eastAsia="ko-KR"/>
         </w:rPr>
-        <w:t xml:space="preserve">을 </w:t>
-      </w:r>
-      <w:r>
-        <w:rPr>
-          <w:i w:val="0"/>
-          <w:b w:val="0"/>
-          <w:color w:val="000000"/>
-          <w:sz w:val="22"/>
-          <w:szCs w:val="22"/>
-          <w:shd w:val="clear"/>
-          <w:rFonts w:ascii="Arial" w:eastAsia="Arial" w:hAnsi="Arial" w:cs="Arial"/>
-          <w:lang w:eastAsia="ko-KR"/>
-        </w:rPr>
-        <w:t>만듦어</w:t>
-      </w:r>
-      <w:r>
-        <w:rPr>
-          <w:i w:val="0"/>
-          <w:b w:val="0"/>
-          <w:color w:val="000000"/>
-          <w:sz w:val="22"/>
-          <w:szCs w:val="22"/>
-          <w:shd w:val="clear"/>
-          <w:rFonts w:ascii="Arial" w:eastAsia="Arial" w:hAnsi="Arial" w:cs="Arial"/>
-          <w:lang w:eastAsia="ko-KR"/>
-        </w:rPr>
-        <w:t xml:space="preserve">주는데 </w:t>
-      </w:r>
-      <w:r>
-        <w:rPr>
-          <w:i w:val="0"/>
-          <w:b w:val="0"/>
-          <w:color w:val="000000"/>
-          <w:sz w:val="22"/>
-          <w:szCs w:val="22"/>
-          <w:shd w:val="clear"/>
-          <w:rFonts w:ascii="Arial" w:eastAsia="Arial" w:hAnsi="Arial" w:cs="Arial"/>
-          <w:lang w:eastAsia="ko-KR"/>
-        </w:rPr>
-        <w:t xml:space="preserve">중요한 요소!</w:t>
+        <w:t xml:space="preserve">비정형데이터식으로 나오면 안될꺼 같아서 다른쪽에 토향도 생각하는게 중요함.</w:t>
       </w:r>
     </w:p>
     <w:p>
@@ -9161,124 +8241,60 @@
           <w:color w:val="000000"/>
           <w:sz w:val="22"/>
           <w:szCs w:val="22"/>
-          <w:shd w:val="clear"/>
+          <w:shd w:val="clear" w:color="auto" w:fill="auto"/>
+          <w:rFonts w:ascii="Arial" w:eastAsia="Arial" w:hAnsi="Arial" w:cs="Arial"/>
+        </w:rPr>
+      </w:pPr>
+      <w:r>
+        <w:rPr>
+          <w:i w:val="0"/>
+          <w:b w:val="0"/>
+          <w:color w:val="000000"/>
+          <w:sz w:val="22"/>
+          <w:szCs w:val="22"/>
+          <w:shd w:val="clear" w:color="auto" w:fill="auto"/>
+          <w:rFonts w:ascii="Arial" w:eastAsia="Arial" w:hAnsi="Arial" w:cs="Arial"/>
+        </w:rPr>
+        <w:t xml:space="preserve">→ 모델링</w:t>
+      </w:r>
+      <w:r>
+        <w:rPr>
+          <w:i w:val="0"/>
+          <w:b w:val="0"/>
+          <w:color w:val="000000"/>
+          <w:sz w:val="22"/>
+          <w:szCs w:val="22"/>
+          <w:shd w:val="clear" w:color="auto" w:fill="auto"/>
           <w:rFonts w:ascii="Arial" w:eastAsia="Arial" w:hAnsi="Arial" w:cs="Arial"/>
           <w:lang w:eastAsia="ko-KR"/>
         </w:rPr>
-      </w:pPr>
-      <w:r>
-        <w:rPr>
-          <w:i w:val="0"/>
-          <w:b w:val="0"/>
-          <w:color w:val="000000"/>
-          <w:sz w:val="22"/>
-          <w:szCs w:val="22"/>
-          <w:shd w:val="clear"/>
-          <w:rFonts w:ascii="Arial" w:eastAsia="Arial" w:hAnsi="Arial" w:cs="Arial"/>
-        </w:rPr>
-        <w:t xml:space="preserve">날씨가 선형귀수</w:t>
-      </w:r>
-      <w:r>
-        <w:rPr>
-          <w:i w:val="0"/>
-          <w:b w:val="0"/>
-          <w:color w:val="000000"/>
-          <w:sz w:val="22"/>
-          <w:szCs w:val="22"/>
-          <w:shd w:val="clear"/>
+        <w:t xml:space="preserve">을 만</w:t>
+      </w:r>
+      <w:r>
+        <w:rPr>
+          <w:i w:val="0"/>
+          <w:b w:val="0"/>
+          <w:color w:val="000000"/>
+          <w:sz w:val="22"/>
+          <w:szCs w:val="22"/>
+          <w:shd w:val="clear" w:color="auto" w:fill="auto"/>
           <w:rFonts w:ascii="Arial" w:eastAsia="Arial" w:hAnsi="Arial" w:cs="Arial"/>
           <w:lang w:eastAsia="ko-KR"/>
         </w:rPr>
-        <w:t xml:space="preserve">(분류나 </w:t>
-      </w:r>
-      <w:r>
-        <w:rPr>
-          <w:i w:val="0"/>
-          <w:b w:val="0"/>
-          <w:color w:val="000000"/>
-          <w:sz w:val="22"/>
-          <w:szCs w:val="22"/>
-          <w:shd w:val="clear"/>
+        <w:t>들</w:t>
+      </w:r>
+      <w:r>
+        <w:rPr>
+          <w:i w:val="0"/>
+          <w:b w:val="0"/>
+          <w:color w:val="000000"/>
+          <w:sz w:val="22"/>
+          <w:szCs w:val="22"/>
+          <w:shd w:val="clear" w:color="auto" w:fill="auto"/>
           <w:rFonts w:ascii="Arial" w:eastAsia="Arial" w:hAnsi="Arial" w:cs="Arial"/>
           <w:lang w:eastAsia="ko-KR"/>
         </w:rPr>
-        <w:t>회귀)</w:t>
-      </w:r>
-      <w:r>
-        <w:rPr>
-          <w:i w:val="0"/>
-          <w:b w:val="0"/>
-          <w:color w:val="000000"/>
-          <w:sz w:val="22"/>
-          <w:szCs w:val="22"/>
-          <w:shd w:val="clear"/>
-          <w:rFonts w:ascii="Arial" w:eastAsia="Arial" w:hAnsi="Arial" w:cs="Arial"/>
-        </w:rPr>
-        <w:t xml:space="preserve">를 사용하게끔 만</w:t>
-      </w:r>
-      <w:r>
-        <w:rPr>
-          <w:i w:val="0"/>
-          <w:b w:val="0"/>
-          <w:color w:val="000000"/>
-          <w:sz w:val="22"/>
-          <w:szCs w:val="22"/>
-          <w:shd w:val="clear"/>
-          <w:rFonts w:ascii="Arial" w:eastAsia="Arial" w:hAnsi="Arial" w:cs="Arial"/>
-          <w:lang w:eastAsia="ko-KR"/>
-        </w:rPr>
-        <w:t xml:space="preserve">들고 </w:t>
-      </w:r>
-      <w:r>
-        <w:rPr>
-          <w:i w:val="0"/>
-          <w:b w:val="0"/>
-          <w:color w:val="000000"/>
-          <w:sz w:val="22"/>
-          <w:szCs w:val="22"/>
-          <w:shd w:val="clear"/>
-          <w:rFonts w:ascii="Arial" w:eastAsia="Arial" w:hAnsi="Arial" w:cs="Arial"/>
-        </w:rPr>
-        <w:t>생육속도</w:t>
-      </w:r>
-      <w:r>
-        <w:rPr>
-          <w:i w:val="0"/>
-          <w:b w:val="0"/>
-          <w:color w:val="000000"/>
-          <w:sz w:val="22"/>
-          <w:szCs w:val="22"/>
-          <w:shd w:val="clear"/>
-          <w:rFonts w:ascii="Arial" w:eastAsia="Arial" w:hAnsi="Arial" w:cs="Arial"/>
-          <w:lang w:eastAsia="ko-KR"/>
-        </w:rPr>
-        <w:t xml:space="preserve">가 </w:t>
-      </w:r>
-      <w:r>
-        <w:rPr>
-          <w:i w:val="0"/>
-          <w:b w:val="0"/>
-          <w:color w:val="000000"/>
-          <w:sz w:val="22"/>
-          <w:szCs w:val="22"/>
-          <w:shd w:val="clear"/>
-          <w:rFonts w:ascii="Arial" w:eastAsia="Arial" w:hAnsi="Arial" w:cs="Arial"/>
-          <w:lang w:eastAsia="ko-KR"/>
-        </w:rPr>
-        <w:t>빨라지는</w:t>
-      </w:r>
-      <w:r>
-        <w:rPr>
-          <w:i w:val="0"/>
-          <w:b w:val="0"/>
-          <w:color w:val="000000"/>
-          <w:sz w:val="22"/>
-          <w:szCs w:val="22"/>
-          <w:shd w:val="clear"/>
-          <w:rFonts w:ascii="Arial" w:eastAsia="Arial" w:hAnsi="Arial" w:cs="Arial"/>
-          <w:lang w:eastAsia="ko-KR"/>
-        </w:rPr>
-        <w:t xml:space="preserve"> 것도 </w:t>
+        <w:t xml:space="preserve">어주는데 중요한 요소!</w:t>
       </w:r>
     </w:p>
     <w:p>
@@ -9290,7 +8306,7 @@
           <w:color w:val="000000"/>
           <w:sz w:val="22"/>
           <w:szCs w:val="22"/>
-          <w:shd w:val="clear"/>
+          <w:shd w:val="clear" w:color="auto" w:fill="auto"/>
           <w:rFonts w:ascii="Arial" w:eastAsia="Arial" w:hAnsi="Arial" w:cs="Arial"/>
           <w:lang w:eastAsia="ko-KR"/>
         </w:rPr>
@@ -9302,927 +8318,207 @@
           <w:color w:val="000000"/>
           <w:sz w:val="22"/>
           <w:szCs w:val="22"/>
-          <w:shd w:val="clear"/>
+          <w:shd w:val="clear" w:color="auto" w:fill="auto"/>
+          <w:rFonts w:ascii="Arial" w:eastAsia="Arial" w:hAnsi="Arial" w:cs="Arial"/>
+        </w:rPr>
+        <w:t xml:space="preserve">날씨가 선형귀수</w:t>
+      </w:r>
+      <w:r>
+        <w:rPr>
+          <w:i w:val="0"/>
+          <w:b w:val="0"/>
+          <w:color w:val="000000"/>
+          <w:sz w:val="22"/>
+          <w:szCs w:val="22"/>
+          <w:shd w:val="clear" w:color="auto" w:fill="auto"/>
           <w:rFonts w:ascii="Arial" w:eastAsia="Arial" w:hAnsi="Arial" w:cs="Arial"/>
           <w:lang w:eastAsia="ko-KR"/>
         </w:rPr>
-        <w:t xml:space="preserve">생각하는게 중</w:t>
-      </w:r>
-      <w:r>
-        <w:rPr>
-          <w:i w:val="0"/>
-          <w:b w:val="0"/>
-          <w:color w:val="000000"/>
-          <w:sz w:val="22"/>
-          <w:szCs w:val="22"/>
-          <w:shd w:val="clear"/>
+        <w:t>(분류</w:t>
+      </w:r>
+      <w:r>
+        <w:rPr>
+          <w:i w:val="0"/>
+          <w:b w:val="0"/>
+          <w:color w:val="000000"/>
+          <w:sz w:val="22"/>
+          <w:szCs w:val="22"/>
+          <w:shd w:val="clear" w:color="auto" w:fill="auto"/>
           <w:rFonts w:ascii="Arial" w:eastAsia="Arial" w:hAnsi="Arial" w:cs="Arial"/>
           <w:lang w:eastAsia="ko-KR"/>
         </w:rPr>
-        <w:t xml:space="preserve">요하다. 그리고 </w:t>
-      </w:r>
-      <w:r>
-        <w:rPr>
-          <w:i w:val="0"/>
-          <w:b w:val="0"/>
-          <w:color w:val="000000"/>
-          <w:sz w:val="22"/>
-          <w:szCs w:val="22"/>
-          <w:shd w:val="clear"/>
-          <w:rFonts w:ascii="Arial" w:eastAsia="Arial" w:hAnsi="Arial" w:cs="Arial"/>
-        </w:rPr>
-        <w:t xml:space="preserve">정확한 출하시기를 맞추게끔</w:t>
-      </w:r>
-      <w:r>
-        <w:rPr>
-          <w:i w:val="0"/>
-          <w:b w:val="0"/>
-          <w:color w:val="000000"/>
-          <w:sz w:val="22"/>
-          <w:szCs w:val="22"/>
-          <w:shd w:val="clear"/>
+        <w:t>/</w:t>
+      </w:r>
+      <w:r>
+        <w:rPr>
+          <w:i w:val="0"/>
+          <w:b w:val="0"/>
+          <w:color w:val="000000"/>
+          <w:sz w:val="22"/>
+          <w:szCs w:val="22"/>
+          <w:shd w:val="clear" w:color="auto" w:fill="auto"/>
           <w:rFonts w:ascii="Arial" w:eastAsia="Arial" w:hAnsi="Arial" w:cs="Arial"/>
           <w:lang w:eastAsia="ko-KR"/>
         </w:rPr>
-        <w:t xml:space="preserve"> a</w:t>
-      </w:r>
-      <w:r>
-        <w:rPr>
-          <w:i w:val="0"/>
-          <w:b w:val="0"/>
-          <w:color w:val="000000"/>
-          <w:sz w:val="22"/>
-          <w:szCs w:val="22"/>
-          <w:shd w:val="clear"/>
+        <w:t>회귀)</w:t>
+      </w:r>
+      <w:r>
+        <w:rPr>
+          <w:i w:val="0"/>
+          <w:b w:val="0"/>
+          <w:color w:val="000000"/>
+          <w:sz w:val="22"/>
+          <w:szCs w:val="22"/>
+          <w:shd w:val="clear" w:color="auto" w:fill="auto"/>
+          <w:rFonts w:ascii="Arial" w:eastAsia="Arial" w:hAnsi="Arial" w:cs="Arial"/>
+        </w:rPr>
+        <w:t xml:space="preserve">를 사용하게끔 만</w:t>
+      </w:r>
+      <w:r>
+        <w:rPr>
+          <w:i w:val="0"/>
+          <w:b w:val="0"/>
+          <w:color w:val="000000"/>
+          <w:sz w:val="22"/>
+          <w:szCs w:val="22"/>
+          <w:shd w:val="clear" w:color="auto" w:fill="auto"/>
           <w:rFonts w:ascii="Arial" w:eastAsia="Arial" w:hAnsi="Arial" w:cs="Arial"/>
           <w:lang w:eastAsia="ko-KR"/>
         </w:rPr>
-        <w:t>i개발</w:t>
-      </w:r>
-      <w:r>
-        <w:rPr>
-          <w:i w:val="0"/>
-          <w:b w:val="0"/>
-          <w:color w:val="000000"/>
-          <w:sz w:val="22"/>
-          <w:szCs w:val="22"/>
-          <w:shd w:val="clear"/>
+        <w:t xml:space="preserve">들고 </w:t>
+      </w:r>
+      <w:r>
+        <w:rPr>
+          <w:i w:val="0"/>
+          <w:b w:val="0"/>
+          <w:color w:val="000000"/>
+          <w:sz w:val="22"/>
+          <w:szCs w:val="22"/>
+          <w:shd w:val="clear" w:color="auto" w:fill="auto"/>
+          <w:rFonts w:ascii="Arial" w:eastAsia="Arial" w:hAnsi="Arial" w:cs="Arial"/>
+        </w:rPr>
+        <w:t>생육속도</w:t>
+      </w:r>
+      <w:r>
+        <w:rPr>
+          <w:i w:val="0"/>
+          <w:b w:val="0"/>
+          <w:color w:val="000000"/>
+          <w:sz w:val="22"/>
+          <w:szCs w:val="22"/>
+          <w:shd w:val="clear" w:color="auto" w:fill="auto"/>
           <w:rFonts w:ascii="Arial" w:eastAsia="Arial" w:hAnsi="Arial" w:cs="Arial"/>
           <w:lang w:eastAsia="ko-KR"/>
         </w:rPr>
-        <w:t>해야할듯함!</w:t>
+        <w:t xml:space="preserve">가 빨라지는 것도 </w:t>
       </w:r>
     </w:p>
     <w:p>
       <w:pPr>
-        <w:spacing w:lineRule="auto" w:line="235" w:before="0" w:after="0"/>
-        <w:rPr>
-          <w:i w:val="0"/>
-          <w:b w:val="0"/>
-          <w:color w:val="000000"/>
-          <w:sz w:val="22"/>
-          <w:szCs w:val="22"/>
-          <w:shd w:val="clear"/>
+        <w:spacing w:lineRule="auto" w:line="331" w:before="0" w:after="0"/>
+        <w:rPr>
+          <w:i w:val="0"/>
+          <w:b w:val="0"/>
+          <w:color w:val="000000"/>
+          <w:sz w:val="22"/>
+          <w:szCs w:val="22"/>
+          <w:shd w:val="clear" w:color="auto" w:fill="auto"/>
           <w:rFonts w:ascii="Arial" w:eastAsia="Arial" w:hAnsi="Arial" w:cs="Arial"/>
           <w:lang w:eastAsia="ko-KR"/>
         </w:rPr>
       </w:pPr>
+      <w:r>
+        <w:rPr>
+          <w:i w:val="0"/>
+          <w:b w:val="0"/>
+          <w:color w:val="000000"/>
+          <w:sz w:val="22"/>
+          <w:szCs w:val="22"/>
+          <w:shd w:val="clear" w:color="auto" w:fill="auto"/>
+          <w:rFonts w:ascii="Arial" w:eastAsia="Arial" w:hAnsi="Arial" w:cs="Arial"/>
+          <w:lang w:eastAsia="ko-KR"/>
+        </w:rPr>
+        <w:t xml:space="preserve">생각하는게 중</w:t>
+      </w:r>
+      <w:r>
+        <w:rPr>
+          <w:i w:val="0"/>
+          <w:b w:val="0"/>
+          <w:color w:val="000000"/>
+          <w:sz w:val="22"/>
+          <w:szCs w:val="22"/>
+          <w:shd w:val="clear" w:color="auto" w:fill="auto"/>
+          <w:rFonts w:ascii="Arial" w:eastAsia="Arial" w:hAnsi="Arial" w:cs="Arial"/>
+          <w:lang w:eastAsia="ko-KR"/>
+        </w:rPr>
+        <w:t>요!</w:t>
+      </w:r>
+      <w:r>
+        <w:rPr>
+          <w:i w:val="0"/>
+          <w:b w:val="0"/>
+          <w:color w:val="000000"/>
+          <w:sz w:val="22"/>
+          <w:szCs w:val="22"/>
+          <w:shd w:val="clear" w:color="auto" w:fill="auto"/>
+          <w:rFonts w:ascii="Arial" w:eastAsia="Arial" w:hAnsi="Arial" w:cs="Arial"/>
+          <w:lang w:eastAsia="ko-KR"/>
+        </w:rPr>
+        <w:t xml:space="preserve"> 그리고 </w:t>
+      </w:r>
+      <w:r>
+        <w:rPr>
+          <w:i w:val="0"/>
+          <w:b w:val="0"/>
+          <w:color w:val="000000"/>
+          <w:sz w:val="22"/>
+          <w:szCs w:val="22"/>
+          <w:shd w:val="clear" w:color="auto" w:fill="auto"/>
+          <w:rFonts w:ascii="Arial" w:eastAsia="Arial" w:hAnsi="Arial" w:cs="Arial"/>
+        </w:rPr>
+        <w:t xml:space="preserve">정확한 출하시기를 맞추게끔</w:t>
+      </w:r>
+      <w:r>
+        <w:rPr>
+          <w:i w:val="0"/>
+          <w:b w:val="0"/>
+          <w:color w:val="000000"/>
+          <w:sz w:val="22"/>
+          <w:szCs w:val="22"/>
+          <w:shd w:val="clear" w:color="auto" w:fill="auto"/>
+          <w:rFonts w:ascii="Arial" w:eastAsia="Arial" w:hAnsi="Arial" w:cs="Arial"/>
+          <w:lang w:eastAsia="ko-KR"/>
+        </w:rPr>
+        <w:t xml:space="preserve"> ai개발해야할듯함!</w:t>
+      </w:r>
     </w:p>
     <w:p>
       <w:pPr>
         <w:spacing w:lineRule="auto" w:line="235" w:before="0" w:after="0"/>
         <w:rPr>
-          <w:shd w:val="clear"/>
-        </w:rPr>
-      </w:pPr>
-      <w:r>
-        <w:rPr>
-          <w:shd w:val="clear"/>
-        </w:rPr>
-        <w:t xml:space="preserve">오늘의 날씨</w:t>
-      </w:r>
+          <w:i w:val="0"/>
+          <w:b w:val="0"/>
+          <w:color w:val="000000"/>
+          <w:sz w:val="22"/>
+          <w:szCs w:val="22"/>
+          <w:shd w:val="clear" w:color="auto" w:fill="auto"/>
+          <w:rFonts w:ascii="Arial" w:eastAsia="Arial" w:hAnsi="Arial" w:cs="Arial"/>
+          <w:lang w:eastAsia="ko-KR"/>
+        </w:rPr>
+      </w:pPr>
     </w:p>
     <w:p>
       <w:pPr>
         <w:spacing w:lineRule="auto" w:line="235" w:before="0" w:after="0"/>
         <w:rPr>
-          <w:i w:val="0"/>
-          <w:b w:val="0"/>
-          <w:color w:val="auto"/>
-          <w:sz w:val="22"/>
-          <w:szCs w:val="22"/>
-          <w:shd w:val="clear"/>
-          <w:rFonts w:ascii="Arial" w:eastAsia="Arial" w:hAnsi="Arial" w:cs="Arial"/>
-          <w:lang w:eastAsia="ko-KR"/>
-        </w:rPr>
-      </w:pPr>
-      <w:r>
-        <w:fldChar w:fldCharType="begin"/>
-      </w:r>
-      <w:r>
-        <w:instrText xml:space="preserve">HYPERLINK "https://data.kma.go.kr/data/rmt/rmtList.do?code=420&amp;pgmNo=572"</w:instrText>
-      </w:r>
-      <w:r>
-        <w:fldChar w:fldCharType="separate"/>
-      </w:r>
-      <w:r>
-        <w:rPr>
-          <w:i w:val="0"/>
-          <w:b w:val="0"/>
-          <w:color w:val="1155CC"/>
-          <w:sz w:val="22"/>
-          <w:szCs w:val="22"/>
-          <w:u w:val="single" w:color="1155CC"/>
-          <w:shd w:val="clear"/>
-          <w:rFonts w:ascii="Arial" w:eastAsia="Arial" w:hAnsi="Arial" w:cs="Arial"/>
-        </w:rPr>
-        <w:t>h</w:t>
-      </w:r>
-      <w:r>
-        <w:rPr>
-          <w:i w:val="0"/>
-          <w:b w:val="0"/>
-          <w:color w:val="1155CC"/>
-          <w:sz w:val="22"/>
-          <w:szCs w:val="22"/>
-          <w:u w:val="single" w:color="1155CC"/>
-          <w:shd w:val="clear"/>
-          <w:rFonts w:ascii="Arial" w:eastAsia="Arial" w:hAnsi="Arial" w:cs="Arial"/>
-        </w:rPr>
-        <w:t>t</w:t>
-      </w:r>
-      <w:r>
-        <w:rPr>
-          <w:i w:val="0"/>
-          <w:b w:val="0"/>
-          <w:color w:val="1155CC"/>
-          <w:sz w:val="22"/>
-          <w:szCs w:val="22"/>
-          <w:u w:val="single" w:color="1155CC"/>
-          <w:shd w:val="clear"/>
-          <w:rFonts w:ascii="Arial" w:eastAsia="Arial" w:hAnsi="Arial" w:cs="Arial"/>
-        </w:rPr>
-        <w:t>t</w:t>
-      </w:r>
-      <w:r>
-        <w:rPr>
-          <w:i w:val="0"/>
-          <w:b w:val="0"/>
-          <w:color w:val="1155CC"/>
-          <w:sz w:val="22"/>
-          <w:szCs w:val="22"/>
-          <w:u w:val="single" w:color="1155CC"/>
-          <w:shd w:val="clear"/>
-          <w:rFonts w:ascii="Arial" w:eastAsia="Arial" w:hAnsi="Arial" w:cs="Arial"/>
-        </w:rPr>
-        <w:t>p</w:t>
-      </w:r>
-      <w:r>
-        <w:rPr>
-          <w:i w:val="0"/>
-          <w:b w:val="0"/>
-          <w:color w:val="1155CC"/>
-          <w:sz w:val="22"/>
-          <w:szCs w:val="22"/>
-          <w:u w:val="single" w:color="1155CC"/>
-          <w:shd w:val="clear"/>
-          <w:rFonts w:ascii="Arial" w:eastAsia="Arial" w:hAnsi="Arial" w:cs="Arial"/>
-        </w:rPr>
-        <w:t>s</w:t>
-      </w:r>
-      <w:r>
-        <w:rPr>
-          <w:i w:val="0"/>
-          <w:b w:val="0"/>
-          <w:color w:val="1155CC"/>
-          <w:sz w:val="22"/>
-          <w:szCs w:val="22"/>
-          <w:u w:val="single" w:color="1155CC"/>
-          <w:shd w:val="clear"/>
-          <w:rFonts w:ascii="Arial" w:eastAsia="Arial" w:hAnsi="Arial" w:cs="Arial"/>
-        </w:rPr>
-        <w:t>:</w:t>
-      </w:r>
-      <w:r>
-        <w:rPr>
-          <w:i w:val="0"/>
-          <w:b w:val="0"/>
-          <w:color w:val="1155CC"/>
-          <w:sz w:val="22"/>
-          <w:szCs w:val="22"/>
-          <w:u w:val="single" w:color="1155CC"/>
-          <w:shd w:val="clear"/>
-          <w:rFonts w:ascii="Arial" w:eastAsia="Arial" w:hAnsi="Arial" w:cs="Arial"/>
-        </w:rPr>
-        <w:t>/</w:t>
-      </w:r>
-      <w:r>
-        <w:rPr>
-          <w:i w:val="0"/>
-          <w:b w:val="0"/>
-          <w:color w:val="1155CC"/>
-          <w:sz w:val="22"/>
-          <w:szCs w:val="22"/>
-          <w:u w:val="single" w:color="1155CC"/>
-          <w:shd w:val="clear"/>
-          <w:rFonts w:ascii="Arial" w:eastAsia="Arial" w:hAnsi="Arial" w:cs="Arial"/>
-        </w:rPr>
-        <w:t>/</w:t>
-      </w:r>
-      <w:r>
-        <w:rPr>
-          <w:i w:val="0"/>
-          <w:b w:val="0"/>
-          <w:color w:val="1155CC"/>
-          <w:sz w:val="22"/>
-          <w:szCs w:val="22"/>
-          <w:u w:val="single" w:color="1155CC"/>
-          <w:shd w:val="clear"/>
-          <w:rFonts w:ascii="Arial" w:eastAsia="Arial" w:hAnsi="Arial" w:cs="Arial"/>
-        </w:rPr>
-        <w:t>d</w:t>
-      </w:r>
-      <w:r>
-        <w:rPr>
-          <w:i w:val="0"/>
-          <w:b w:val="0"/>
-          <w:color w:val="1155CC"/>
-          <w:sz w:val="22"/>
-          <w:szCs w:val="22"/>
-          <w:u w:val="single" w:color="1155CC"/>
-          <w:shd w:val="clear"/>
-          <w:rFonts w:ascii="Arial" w:eastAsia="Arial" w:hAnsi="Arial" w:cs="Arial"/>
-        </w:rPr>
-        <w:t>a</w:t>
-      </w:r>
-      <w:r>
-        <w:rPr>
-          <w:i w:val="0"/>
-          <w:b w:val="0"/>
-          <w:color w:val="1155CC"/>
-          <w:sz w:val="22"/>
-          <w:szCs w:val="22"/>
-          <w:u w:val="single" w:color="1155CC"/>
-          <w:shd w:val="clear"/>
-          <w:rFonts w:ascii="Arial" w:eastAsia="Arial" w:hAnsi="Arial" w:cs="Arial"/>
-        </w:rPr>
-        <w:t>t</w:t>
-      </w:r>
-      <w:r>
-        <w:rPr>
-          <w:i w:val="0"/>
-          <w:b w:val="0"/>
-          <w:color w:val="1155CC"/>
-          <w:sz w:val="22"/>
-          <w:szCs w:val="22"/>
-          <w:u w:val="single" w:color="1155CC"/>
-          <w:shd w:val="clear"/>
-          <w:rFonts w:ascii="Arial" w:eastAsia="Arial" w:hAnsi="Arial" w:cs="Arial"/>
-        </w:rPr>
-        <w:t>a</w:t>
-      </w:r>
-      <w:r>
-        <w:rPr>
-          <w:i w:val="0"/>
-          <w:b w:val="0"/>
-          <w:color w:val="1155CC"/>
-          <w:sz w:val="22"/>
-          <w:szCs w:val="22"/>
-          <w:u w:val="single" w:color="1155CC"/>
-          <w:shd w:val="clear"/>
-          <w:rFonts w:ascii="Arial" w:eastAsia="Arial" w:hAnsi="Arial" w:cs="Arial"/>
-        </w:rPr>
-        <w:t>.</w:t>
-      </w:r>
-      <w:r>
-        <w:rPr>
-          <w:i w:val="0"/>
-          <w:b w:val="0"/>
-          <w:color w:val="1155CC"/>
-          <w:sz w:val="22"/>
-          <w:szCs w:val="22"/>
-          <w:u w:val="single" w:color="1155CC"/>
-          <w:shd w:val="clear"/>
-          <w:rFonts w:ascii="Arial" w:eastAsia="Arial" w:hAnsi="Arial" w:cs="Arial"/>
-        </w:rPr>
-        <w:t>k</w:t>
-      </w:r>
-      <w:r>
-        <w:rPr>
-          <w:i w:val="0"/>
-          <w:b w:val="0"/>
-          <w:color w:val="1155CC"/>
-          <w:sz w:val="22"/>
-          <w:szCs w:val="22"/>
-          <w:u w:val="single" w:color="1155CC"/>
-          <w:shd w:val="clear"/>
-          <w:rFonts w:ascii="Arial" w:eastAsia="Arial" w:hAnsi="Arial" w:cs="Arial"/>
-        </w:rPr>
-        <w:t>m</w:t>
-      </w:r>
-      <w:r>
-        <w:rPr>
-          <w:i w:val="0"/>
-          <w:b w:val="0"/>
-          <w:color w:val="1155CC"/>
-          <w:sz w:val="22"/>
-          <w:szCs w:val="22"/>
-          <w:u w:val="single" w:color="1155CC"/>
-          <w:shd w:val="clear"/>
-          <w:rFonts w:ascii="Arial" w:eastAsia="Arial" w:hAnsi="Arial" w:cs="Arial"/>
-        </w:rPr>
-        <w:t>a</w:t>
-      </w:r>
-      <w:r>
-        <w:rPr>
-          <w:i w:val="0"/>
-          <w:b w:val="0"/>
-          <w:color w:val="1155CC"/>
-          <w:sz w:val="22"/>
-          <w:szCs w:val="22"/>
-          <w:u w:val="single" w:color="1155CC"/>
-          <w:shd w:val="clear"/>
-          <w:rFonts w:ascii="Arial" w:eastAsia="Arial" w:hAnsi="Arial" w:cs="Arial"/>
-        </w:rPr>
-        <w:t>.</w:t>
-      </w:r>
-      <w:r>
-        <w:rPr>
-          <w:i w:val="0"/>
-          <w:b w:val="0"/>
-          <w:color w:val="1155CC"/>
-          <w:sz w:val="22"/>
-          <w:szCs w:val="22"/>
-          <w:u w:val="single" w:color="1155CC"/>
-          <w:shd w:val="clear"/>
-          <w:rFonts w:ascii="Arial" w:eastAsia="Arial" w:hAnsi="Arial" w:cs="Arial"/>
-        </w:rPr>
-        <w:t>g</w:t>
-      </w:r>
-      <w:r>
-        <w:rPr>
-          <w:i w:val="0"/>
-          <w:b w:val="0"/>
-          <w:color w:val="1155CC"/>
-          <w:sz w:val="22"/>
-          <w:szCs w:val="22"/>
-          <w:u w:val="single" w:color="1155CC"/>
-          <w:shd w:val="clear"/>
-          <w:rFonts w:ascii="Arial" w:eastAsia="Arial" w:hAnsi="Arial" w:cs="Arial"/>
-        </w:rPr>
-        <w:t>o</w:t>
-      </w:r>
-      <w:r>
-        <w:rPr>
-          <w:i w:val="0"/>
-          <w:b w:val="0"/>
-          <w:color w:val="1155CC"/>
-          <w:sz w:val="22"/>
-          <w:szCs w:val="22"/>
-          <w:u w:val="single" w:color="1155CC"/>
-          <w:shd w:val="clear"/>
-          <w:rFonts w:ascii="Arial" w:eastAsia="Arial" w:hAnsi="Arial" w:cs="Arial"/>
-        </w:rPr>
-        <w:t>.</w:t>
-      </w:r>
-      <w:r>
-        <w:rPr>
-          <w:i w:val="0"/>
-          <w:b w:val="0"/>
-          <w:color w:val="1155CC"/>
-          <w:sz w:val="22"/>
-          <w:szCs w:val="22"/>
-          <w:u w:val="single" w:color="1155CC"/>
-          <w:shd w:val="clear"/>
-          <w:rFonts w:ascii="Arial" w:eastAsia="Arial" w:hAnsi="Arial" w:cs="Arial"/>
-        </w:rPr>
-        <w:t>k</w:t>
-      </w:r>
-      <w:r>
-        <w:rPr>
-          <w:i w:val="0"/>
-          <w:b w:val="0"/>
-          <w:color w:val="1155CC"/>
-          <w:sz w:val="22"/>
-          <w:szCs w:val="22"/>
-          <w:u w:val="single" w:color="1155CC"/>
-          <w:shd w:val="clear"/>
-          <w:rFonts w:ascii="Arial" w:eastAsia="Arial" w:hAnsi="Arial" w:cs="Arial"/>
-        </w:rPr>
-        <w:t>r</w:t>
-      </w:r>
-      <w:r>
-        <w:rPr>
-          <w:i w:val="0"/>
-          <w:b w:val="0"/>
-          <w:color w:val="1155CC"/>
-          <w:sz w:val="22"/>
-          <w:szCs w:val="22"/>
-          <w:u w:val="single" w:color="1155CC"/>
-          <w:shd w:val="clear"/>
-          <w:rFonts w:ascii="Arial" w:eastAsia="Arial" w:hAnsi="Arial" w:cs="Arial"/>
-        </w:rPr>
-        <w:t>/</w:t>
-      </w:r>
-      <w:r>
-        <w:rPr>
-          <w:i w:val="0"/>
-          <w:b w:val="0"/>
-          <w:color w:val="1155CC"/>
-          <w:sz w:val="22"/>
-          <w:szCs w:val="22"/>
-          <w:u w:val="single" w:color="1155CC"/>
-          <w:shd w:val="clear"/>
-          <w:rFonts w:ascii="Arial" w:eastAsia="Arial" w:hAnsi="Arial" w:cs="Arial"/>
-        </w:rPr>
-        <w:t>d</w:t>
-      </w:r>
-      <w:r>
-        <w:rPr>
-          <w:i w:val="0"/>
-          <w:b w:val="0"/>
-          <w:color w:val="1155CC"/>
-          <w:sz w:val="22"/>
-          <w:szCs w:val="22"/>
-          <w:u w:val="single" w:color="1155CC"/>
-          <w:shd w:val="clear"/>
-          <w:rFonts w:ascii="Arial" w:eastAsia="Arial" w:hAnsi="Arial" w:cs="Arial"/>
-        </w:rPr>
-        <w:t>a</w:t>
-      </w:r>
-      <w:r>
-        <w:rPr>
-          <w:i w:val="0"/>
-          <w:b w:val="0"/>
-          <w:color w:val="1155CC"/>
-          <w:sz w:val="22"/>
-          <w:szCs w:val="22"/>
-          <w:u w:val="single" w:color="1155CC"/>
-          <w:shd w:val="clear"/>
-          <w:rFonts w:ascii="Arial" w:eastAsia="Arial" w:hAnsi="Arial" w:cs="Arial"/>
-        </w:rPr>
-        <w:t>t</w:t>
-      </w:r>
-      <w:r>
-        <w:rPr>
-          <w:i w:val="0"/>
-          <w:b w:val="0"/>
-          <w:color w:val="1155CC"/>
-          <w:sz w:val="22"/>
-          <w:szCs w:val="22"/>
-          <w:u w:val="single" w:color="1155CC"/>
-          <w:shd w:val="clear"/>
-          <w:rFonts w:ascii="Arial" w:eastAsia="Arial" w:hAnsi="Arial" w:cs="Arial"/>
-        </w:rPr>
-        <w:t>a</w:t>
-      </w:r>
-      <w:r>
-        <w:rPr>
-          <w:i w:val="0"/>
-          <w:b w:val="0"/>
-          <w:color w:val="1155CC"/>
-          <w:sz w:val="22"/>
-          <w:szCs w:val="22"/>
-          <w:u w:val="single" w:color="1155CC"/>
-          <w:shd w:val="clear"/>
-          <w:rFonts w:ascii="Arial" w:eastAsia="Arial" w:hAnsi="Arial" w:cs="Arial"/>
-        </w:rPr>
-        <w:t>/</w:t>
-      </w:r>
-      <w:r>
-        <w:rPr>
-          <w:i w:val="0"/>
-          <w:b w:val="0"/>
-          <w:color w:val="1155CC"/>
-          <w:sz w:val="22"/>
-          <w:szCs w:val="22"/>
-          <w:u w:val="single" w:color="1155CC"/>
-          <w:shd w:val="clear"/>
-          <w:rFonts w:ascii="Arial" w:eastAsia="Arial" w:hAnsi="Arial" w:cs="Arial"/>
-        </w:rPr>
-        <w:t>r</w:t>
-      </w:r>
-      <w:r>
-        <w:rPr>
-          <w:i w:val="0"/>
-          <w:b w:val="0"/>
-          <w:color w:val="1155CC"/>
-          <w:sz w:val="22"/>
-          <w:szCs w:val="22"/>
-          <w:u w:val="single" w:color="1155CC"/>
-          <w:shd w:val="clear"/>
-          <w:rFonts w:ascii="Arial" w:eastAsia="Arial" w:hAnsi="Arial" w:cs="Arial"/>
-        </w:rPr>
-        <w:t>m</w:t>
-      </w:r>
-      <w:r>
-        <w:rPr>
-          <w:i w:val="0"/>
-          <w:b w:val="0"/>
-          <w:color w:val="1155CC"/>
-          <w:sz w:val="22"/>
-          <w:szCs w:val="22"/>
-          <w:u w:val="single" w:color="1155CC"/>
-          <w:shd w:val="clear"/>
-          <w:rFonts w:ascii="Arial" w:eastAsia="Arial" w:hAnsi="Arial" w:cs="Arial"/>
-        </w:rPr>
-        <w:t>t</w:t>
-      </w:r>
-      <w:r>
-        <w:rPr>
-          <w:i w:val="0"/>
-          <w:b w:val="0"/>
-          <w:color w:val="1155CC"/>
-          <w:sz w:val="22"/>
-          <w:szCs w:val="22"/>
-          <w:u w:val="single" w:color="1155CC"/>
-          <w:shd w:val="clear"/>
-          <w:rFonts w:ascii="Arial" w:eastAsia="Arial" w:hAnsi="Arial" w:cs="Arial"/>
-        </w:rPr>
-        <w:t>/</w:t>
-      </w:r>
-      <w:r>
-        <w:rPr>
-          <w:i w:val="0"/>
-          <w:b w:val="0"/>
-          <w:color w:val="1155CC"/>
-          <w:sz w:val="22"/>
-          <w:szCs w:val="22"/>
-          <w:u w:val="single" w:color="1155CC"/>
-          <w:shd w:val="clear"/>
-          <w:rFonts w:ascii="Arial" w:eastAsia="Arial" w:hAnsi="Arial" w:cs="Arial"/>
-        </w:rPr>
-        <w:t>r</w:t>
-      </w:r>
-      <w:r>
-        <w:rPr>
-          <w:i w:val="0"/>
-          <w:b w:val="0"/>
-          <w:color w:val="1155CC"/>
-          <w:sz w:val="22"/>
-          <w:szCs w:val="22"/>
-          <w:u w:val="single" w:color="1155CC"/>
-          <w:shd w:val="clear"/>
-          <w:rFonts w:ascii="Arial" w:eastAsia="Arial" w:hAnsi="Arial" w:cs="Arial"/>
-        </w:rPr>
-        <w:t>m</w:t>
-      </w:r>
-      <w:r>
-        <w:rPr>
-          <w:i w:val="0"/>
-          <w:b w:val="0"/>
-          <w:color w:val="1155CC"/>
-          <w:sz w:val="22"/>
-          <w:szCs w:val="22"/>
-          <w:u w:val="single" w:color="1155CC"/>
-          <w:shd w:val="clear"/>
-          <w:rFonts w:ascii="Arial" w:eastAsia="Arial" w:hAnsi="Arial" w:cs="Arial"/>
-        </w:rPr>
-        <w:t>t</w:t>
-      </w:r>
-      <w:r>
-        <w:rPr>
-          <w:i w:val="0"/>
-          <w:b w:val="0"/>
-          <w:color w:val="1155CC"/>
-          <w:sz w:val="22"/>
-          <w:szCs w:val="22"/>
-          <w:u w:val="single" w:color="1155CC"/>
-          <w:shd w:val="clear"/>
-          <w:rFonts w:ascii="Arial" w:eastAsia="Arial" w:hAnsi="Arial" w:cs="Arial"/>
-        </w:rPr>
-        <w:t>L</w:t>
-      </w:r>
-      <w:r>
-        <w:rPr>
-          <w:i w:val="0"/>
-          <w:b w:val="0"/>
-          <w:color w:val="1155CC"/>
-          <w:sz w:val="22"/>
-          <w:szCs w:val="22"/>
-          <w:u w:val="single" w:color="1155CC"/>
-          <w:shd w:val="clear"/>
-          <w:rFonts w:ascii="Arial" w:eastAsia="Arial" w:hAnsi="Arial" w:cs="Arial"/>
-        </w:rPr>
-        <w:t>i</w:t>
-      </w:r>
-      <w:r>
-        <w:rPr>
-          <w:i w:val="0"/>
-          <w:b w:val="0"/>
-          <w:color w:val="1155CC"/>
-          <w:sz w:val="22"/>
-          <w:szCs w:val="22"/>
-          <w:u w:val="single" w:color="1155CC"/>
-          <w:shd w:val="clear"/>
-          <w:rFonts w:ascii="Arial" w:eastAsia="Arial" w:hAnsi="Arial" w:cs="Arial"/>
-        </w:rPr>
-        <w:t>s</w:t>
-      </w:r>
-      <w:r>
-        <w:rPr>
-          <w:i w:val="0"/>
-          <w:b w:val="0"/>
-          <w:color w:val="1155CC"/>
-          <w:sz w:val="22"/>
-          <w:szCs w:val="22"/>
-          <w:u w:val="single" w:color="1155CC"/>
-          <w:shd w:val="clear"/>
-          <w:rFonts w:ascii="Arial" w:eastAsia="Arial" w:hAnsi="Arial" w:cs="Arial"/>
-        </w:rPr>
-        <w:t>t</w:t>
-      </w:r>
-      <w:r>
-        <w:rPr>
-          <w:i w:val="0"/>
-          <w:b w:val="0"/>
-          <w:color w:val="1155CC"/>
-          <w:sz w:val="22"/>
-          <w:szCs w:val="22"/>
-          <w:u w:val="single" w:color="1155CC"/>
-          <w:shd w:val="clear"/>
-          <w:rFonts w:ascii="Arial" w:eastAsia="Arial" w:hAnsi="Arial" w:cs="Arial"/>
-        </w:rPr>
-        <w:t>.</w:t>
-      </w:r>
-      <w:r>
-        <w:rPr>
-          <w:i w:val="0"/>
-          <w:b w:val="0"/>
-          <w:color w:val="1155CC"/>
-          <w:sz w:val="22"/>
-          <w:szCs w:val="22"/>
-          <w:u w:val="single" w:color="1155CC"/>
-          <w:shd w:val="clear"/>
-          <w:rFonts w:ascii="Arial" w:eastAsia="Arial" w:hAnsi="Arial" w:cs="Arial"/>
-        </w:rPr>
-        <w:t>d</w:t>
-      </w:r>
-      <w:r>
-        <w:rPr>
-          <w:i w:val="0"/>
-          <w:b w:val="0"/>
-          <w:color w:val="1155CC"/>
-          <w:sz w:val="22"/>
-          <w:szCs w:val="22"/>
-          <w:u w:val="single" w:color="1155CC"/>
-          <w:shd w:val="clear"/>
-          <w:rFonts w:ascii="Arial" w:eastAsia="Arial" w:hAnsi="Arial" w:cs="Arial"/>
-        </w:rPr>
-        <w:t>o</w:t>
-      </w:r>
-      <w:r>
-        <w:rPr>
-          <w:i w:val="0"/>
-          <w:b w:val="0"/>
-          <w:color w:val="1155CC"/>
-          <w:sz w:val="22"/>
-          <w:szCs w:val="22"/>
-          <w:u w:val="single" w:color="1155CC"/>
-          <w:shd w:val="clear"/>
-          <w:rFonts w:ascii="Arial" w:eastAsia="Arial" w:hAnsi="Arial" w:cs="Arial"/>
-        </w:rPr>
-        <w:t>?</w:t>
-      </w:r>
-      <w:r>
-        <w:rPr>
-          <w:i w:val="0"/>
-          <w:b w:val="0"/>
-          <w:color w:val="1155CC"/>
-          <w:sz w:val="22"/>
-          <w:szCs w:val="22"/>
-          <w:u w:val="single" w:color="1155CC"/>
-          <w:shd w:val="clear"/>
-          <w:rFonts w:ascii="Arial" w:eastAsia="Arial" w:hAnsi="Arial" w:cs="Arial"/>
-        </w:rPr>
-        <w:t>c</w:t>
-      </w:r>
-      <w:r>
-        <w:rPr>
-          <w:i w:val="0"/>
-          <w:b w:val="0"/>
-          <w:color w:val="1155CC"/>
-          <w:sz w:val="22"/>
-          <w:szCs w:val="22"/>
-          <w:u w:val="single" w:color="1155CC"/>
-          <w:shd w:val="clear"/>
-          <w:rFonts w:ascii="Arial" w:eastAsia="Arial" w:hAnsi="Arial" w:cs="Arial"/>
-        </w:rPr>
-        <w:t>o</w:t>
-      </w:r>
-      <w:r>
-        <w:rPr>
-          <w:i w:val="0"/>
-          <w:b w:val="0"/>
-          <w:color w:val="1155CC"/>
-          <w:sz w:val="22"/>
-          <w:szCs w:val="22"/>
-          <w:u w:val="single" w:color="1155CC"/>
-          <w:shd w:val="clear"/>
-          <w:rFonts w:ascii="Arial" w:eastAsia="Arial" w:hAnsi="Arial" w:cs="Arial"/>
-        </w:rPr>
-        <w:t>d</w:t>
-      </w:r>
-      <w:r>
-        <w:rPr>
-          <w:i w:val="0"/>
-          <w:b w:val="0"/>
-          <w:color w:val="1155CC"/>
-          <w:sz w:val="22"/>
-          <w:szCs w:val="22"/>
-          <w:u w:val="single" w:color="1155CC"/>
-          <w:shd w:val="clear"/>
-          <w:rFonts w:ascii="Arial" w:eastAsia="Arial" w:hAnsi="Arial" w:cs="Arial"/>
-        </w:rPr>
-        <w:t>e</w:t>
-      </w:r>
-      <w:r>
-        <w:rPr>
-          <w:i w:val="0"/>
-          <w:b w:val="0"/>
-          <w:color w:val="1155CC"/>
-          <w:sz w:val="22"/>
-          <w:szCs w:val="22"/>
-          <w:u w:val="single" w:color="1155CC"/>
-          <w:shd w:val="clear"/>
-          <w:rFonts w:ascii="Arial" w:eastAsia="Arial" w:hAnsi="Arial" w:cs="Arial"/>
-        </w:rPr>
-        <w:t>=</w:t>
-      </w:r>
-      <w:r>
-        <w:rPr>
-          <w:i w:val="0"/>
-          <w:b w:val="0"/>
-          <w:color w:val="1155CC"/>
-          <w:sz w:val="22"/>
-          <w:szCs w:val="22"/>
-          <w:u w:val="single" w:color="1155CC"/>
-          <w:shd w:val="clear"/>
-          <w:rFonts w:ascii="Arial" w:eastAsia="Arial" w:hAnsi="Arial" w:cs="Arial"/>
-        </w:rPr>
-        <w:t>4</w:t>
-      </w:r>
-      <w:r>
-        <w:rPr>
-          <w:i w:val="0"/>
-          <w:b w:val="0"/>
-          <w:color w:val="1155CC"/>
-          <w:sz w:val="22"/>
-          <w:szCs w:val="22"/>
-          <w:u w:val="single" w:color="1155CC"/>
-          <w:shd w:val="clear"/>
-          <w:rFonts w:ascii="Arial" w:eastAsia="Arial" w:hAnsi="Arial" w:cs="Arial"/>
-        </w:rPr>
-        <w:t>2</w:t>
-      </w:r>
-      <w:r>
-        <w:rPr>
-          <w:i w:val="0"/>
-          <w:b w:val="0"/>
-          <w:color w:val="1155CC"/>
-          <w:sz w:val="22"/>
-          <w:szCs w:val="22"/>
-          <w:u w:val="single" w:color="1155CC"/>
-          <w:shd w:val="clear"/>
-          <w:rFonts w:ascii="Arial" w:eastAsia="Arial" w:hAnsi="Arial" w:cs="Arial"/>
-        </w:rPr>
-        <w:t>0</w:t>
-      </w:r>
-      <w:r>
-        <w:rPr>
-          <w:i w:val="0"/>
-          <w:b w:val="0"/>
-          <w:color w:val="1155CC"/>
-          <w:sz w:val="22"/>
-          <w:szCs w:val="22"/>
-          <w:u w:val="single" w:color="1155CC"/>
-          <w:shd w:val="clear"/>
-          <w:rFonts w:ascii="Arial" w:eastAsia="Arial" w:hAnsi="Arial" w:cs="Arial"/>
-        </w:rPr>
-        <w:t>&amp;</w:t>
-      </w:r>
-      <w:r>
-        <w:rPr>
-          <w:i w:val="0"/>
-          <w:b w:val="0"/>
-          <w:color w:val="1155CC"/>
-          <w:sz w:val="22"/>
-          <w:szCs w:val="22"/>
-          <w:u w:val="single" w:color="1155CC"/>
-          <w:shd w:val="clear"/>
-          <w:rFonts w:ascii="Arial" w:eastAsia="Arial" w:hAnsi="Arial" w:cs="Arial"/>
-        </w:rPr>
-        <w:t>p</w:t>
-      </w:r>
-      <w:r>
-        <w:rPr>
-          <w:i w:val="0"/>
-          <w:b w:val="0"/>
-          <w:color w:val="1155CC"/>
-          <w:sz w:val="22"/>
-          <w:szCs w:val="22"/>
-          <w:u w:val="single" w:color="1155CC"/>
-          <w:shd w:val="clear"/>
-          <w:rFonts w:ascii="Arial" w:eastAsia="Arial" w:hAnsi="Arial" w:cs="Arial"/>
-        </w:rPr>
-        <w:t>g</w:t>
-      </w:r>
-      <w:r>
-        <w:rPr>
-          <w:i w:val="0"/>
-          <w:b w:val="0"/>
-          <w:color w:val="1155CC"/>
-          <w:sz w:val="22"/>
-          <w:szCs w:val="22"/>
-          <w:u w:val="single" w:color="1155CC"/>
-          <w:shd w:val="clear"/>
-          <w:rFonts w:ascii="Arial" w:eastAsia="Arial" w:hAnsi="Arial" w:cs="Arial"/>
-        </w:rPr>
-        <w:t>m</w:t>
-      </w:r>
-      <w:r>
-        <w:rPr>
-          <w:i w:val="0"/>
-          <w:b w:val="0"/>
-          <w:color w:val="1155CC"/>
-          <w:sz w:val="22"/>
-          <w:szCs w:val="22"/>
-          <w:u w:val="single" w:color="1155CC"/>
-          <w:shd w:val="clear"/>
-          <w:rFonts w:ascii="Arial" w:eastAsia="Arial" w:hAnsi="Arial" w:cs="Arial"/>
-        </w:rPr>
-        <w:t>N</w:t>
-      </w:r>
-      <w:r>
-        <w:rPr>
-          <w:i w:val="0"/>
-          <w:b w:val="0"/>
-          <w:color w:val="1155CC"/>
-          <w:sz w:val="22"/>
-          <w:szCs w:val="22"/>
-          <w:u w:val="single" w:color="1155CC"/>
-          <w:shd w:val="clear"/>
-          <w:rFonts w:ascii="Arial" w:eastAsia="Arial" w:hAnsi="Arial" w:cs="Arial"/>
-        </w:rPr>
-        <w:t>o</w:t>
-      </w:r>
-      <w:r>
-        <w:rPr>
-          <w:i w:val="0"/>
-          <w:b w:val="0"/>
-          <w:color w:val="1155CC"/>
-          <w:sz w:val="22"/>
-          <w:szCs w:val="22"/>
-          <w:u w:val="single" w:color="1155CC"/>
-          <w:shd w:val="clear"/>
-          <w:rFonts w:ascii="Arial" w:eastAsia="Arial" w:hAnsi="Arial" w:cs="Arial"/>
-        </w:rPr>
-        <w:t>=</w:t>
-      </w:r>
-      <w:r>
-        <w:rPr>
-          <w:i w:val="0"/>
-          <w:b w:val="0"/>
-          <w:color w:val="1155CC"/>
-          <w:sz w:val="22"/>
-          <w:szCs w:val="22"/>
-          <w:u w:val="single" w:color="1155CC"/>
-          <w:shd w:val="clear"/>
-          <w:rFonts w:ascii="Arial" w:eastAsia="Arial" w:hAnsi="Arial" w:cs="Arial"/>
-        </w:rPr>
-        <w:t>5</w:t>
-      </w:r>
-      <w:r>
-        <w:rPr>
-          <w:i w:val="0"/>
-          <w:b w:val="0"/>
-          <w:color w:val="1155CC"/>
-          <w:sz w:val="22"/>
-          <w:szCs w:val="22"/>
-          <w:u w:val="single" w:color="1155CC"/>
-          <w:shd w:val="clear"/>
-          <w:rFonts w:ascii="Arial" w:eastAsia="Arial" w:hAnsi="Arial" w:cs="Arial"/>
-        </w:rPr>
-        <w:t>7</w:t>
-      </w:r>
-      <w:r>
-        <w:rPr>
-          <w:i w:val="0"/>
-          <w:b w:val="0"/>
-          <w:color w:val="1155CC"/>
-          <w:sz w:val="22"/>
-          <w:szCs w:val="22"/>
-          <w:u w:val="single" w:color="1155CC"/>
-          <w:shd w:val="clear"/>
-          <w:rFonts w:ascii="Arial" w:eastAsia="Arial" w:hAnsi="Arial" w:cs="Arial"/>
-        </w:rPr>
-        <w:t>2</w:t>
-      </w:r>
-      <w:r>
-        <w:rPr>
-          <w:shd w:val="clear"/>
-        </w:rPr>
-        <w:fldChar w:fldCharType="end"/>
+          <w:shd w:val="clear" w:color="auto" w:fill="auto"/>
+        </w:rPr>
+      </w:pPr>
+      <w:r>
+        <w:rPr>
+          <w:shd w:val="clear" w:color="auto" w:fill="auto"/>
+        </w:rPr>
+        <w:t xml:space="preserve">오늘의 날씨</w:t>
       </w:r>
     </w:p>
     <w:p>
@@ -10234,11 +8530,819 @@
           <w:color w:val="auto"/>
           <w:sz w:val="22"/>
           <w:szCs w:val="22"/>
-          <w:shd w:val="clear"/>
+          <w:shd w:val="clear" w:color="auto" w:fill="auto"/>
           <w:rFonts w:ascii="Arial" w:eastAsia="Arial" w:hAnsi="Arial" w:cs="Arial"/>
           <w:lang w:eastAsia="ko-KR"/>
         </w:rPr>
       </w:pPr>
+      <w:r>
+        <w:fldChar w:fldCharType="begin"/>
+      </w:r>
+      <w:r>
+        <w:instrText xml:space="preserve">HYPERLINK "https://data.kma.go.kr/data/rmt/rmtList.do?code=420&amp;pgmNo=572"</w:instrText>
+      </w:r>
+      <w:r>
+        <w:fldChar w:fldCharType="separate"/>
+      </w:r>
+      <w:r>
+        <w:rPr>
+          <w:i w:val="0"/>
+          <w:b w:val="0"/>
+          <w:color w:val="1155CC"/>
+          <w:sz w:val="22"/>
+          <w:szCs w:val="22"/>
+          <w:u w:val="single" w:color="1155CC"/>
+          <w:shd w:val="clear" w:color="auto" w:fill="auto"/>
+          <w:rFonts w:ascii="Arial" w:eastAsia="Arial" w:hAnsi="Arial" w:cs="Arial"/>
+        </w:rPr>
+        <w:t>h</w:t>
+      </w:r>
+      <w:r>
+        <w:rPr>
+          <w:i w:val="0"/>
+          <w:b w:val="0"/>
+          <w:color w:val="1155CC"/>
+          <w:sz w:val="22"/>
+          <w:szCs w:val="22"/>
+          <w:u w:val="single" w:color="1155CC"/>
+          <w:shd w:val="clear" w:color="auto" w:fill="auto"/>
+          <w:rFonts w:ascii="Arial" w:eastAsia="Arial" w:hAnsi="Arial" w:cs="Arial"/>
+        </w:rPr>
+        <w:t>t</w:t>
+      </w:r>
+      <w:r>
+        <w:rPr>
+          <w:i w:val="0"/>
+          <w:b w:val="0"/>
+          <w:color w:val="1155CC"/>
+          <w:sz w:val="22"/>
+          <w:szCs w:val="22"/>
+          <w:u w:val="single" w:color="1155CC"/>
+          <w:shd w:val="clear" w:color="auto" w:fill="auto"/>
+          <w:rFonts w:ascii="Arial" w:eastAsia="Arial" w:hAnsi="Arial" w:cs="Arial"/>
+        </w:rPr>
+        <w:t>t</w:t>
+      </w:r>
+      <w:r>
+        <w:rPr>
+          <w:i w:val="0"/>
+          <w:b w:val="0"/>
+          <w:color w:val="1155CC"/>
+          <w:sz w:val="22"/>
+          <w:szCs w:val="22"/>
+          <w:u w:val="single" w:color="1155CC"/>
+          <w:shd w:val="clear" w:color="auto" w:fill="auto"/>
+          <w:rFonts w:ascii="Arial" w:eastAsia="Arial" w:hAnsi="Arial" w:cs="Arial"/>
+        </w:rPr>
+        <w:t>p</w:t>
+      </w:r>
+      <w:r>
+        <w:rPr>
+          <w:i w:val="0"/>
+          <w:b w:val="0"/>
+          <w:color w:val="1155CC"/>
+          <w:sz w:val="22"/>
+          <w:szCs w:val="22"/>
+          <w:u w:val="single" w:color="1155CC"/>
+          <w:shd w:val="clear" w:color="auto" w:fill="auto"/>
+          <w:rFonts w:ascii="Arial" w:eastAsia="Arial" w:hAnsi="Arial" w:cs="Arial"/>
+        </w:rPr>
+        <w:t>s</w:t>
+      </w:r>
+      <w:r>
+        <w:rPr>
+          <w:i w:val="0"/>
+          <w:b w:val="0"/>
+          <w:color w:val="1155CC"/>
+          <w:sz w:val="22"/>
+          <w:szCs w:val="22"/>
+          <w:u w:val="single" w:color="1155CC"/>
+          <w:shd w:val="clear" w:color="auto" w:fill="auto"/>
+          <w:rFonts w:ascii="Arial" w:eastAsia="Arial" w:hAnsi="Arial" w:cs="Arial"/>
+        </w:rPr>
+        <w:t>:</w:t>
+      </w:r>
+      <w:r>
+        <w:rPr>
+          <w:i w:val="0"/>
+          <w:b w:val="0"/>
+          <w:color w:val="1155CC"/>
+          <w:sz w:val="22"/>
+          <w:szCs w:val="22"/>
+          <w:u w:val="single" w:color="1155CC"/>
+          <w:shd w:val="clear" w:color="auto" w:fill="auto"/>
+          <w:rFonts w:ascii="Arial" w:eastAsia="Arial" w:hAnsi="Arial" w:cs="Arial"/>
+        </w:rPr>
+        <w:t>/</w:t>
+      </w:r>
+      <w:r>
+        <w:rPr>
+          <w:i w:val="0"/>
+          <w:b w:val="0"/>
+          <w:color w:val="1155CC"/>
+          <w:sz w:val="22"/>
+          <w:szCs w:val="22"/>
+          <w:u w:val="single" w:color="1155CC"/>
+          <w:shd w:val="clear" w:color="auto" w:fill="auto"/>
+          <w:rFonts w:ascii="Arial" w:eastAsia="Arial" w:hAnsi="Arial" w:cs="Arial"/>
+        </w:rPr>
+        <w:t>/</w:t>
+      </w:r>
+      <w:r>
+        <w:rPr>
+          <w:i w:val="0"/>
+          <w:b w:val="0"/>
+          <w:color w:val="1155CC"/>
+          <w:sz w:val="22"/>
+          <w:szCs w:val="22"/>
+          <w:u w:val="single" w:color="1155CC"/>
+          <w:shd w:val="clear" w:color="auto" w:fill="auto"/>
+          <w:rFonts w:ascii="Arial" w:eastAsia="Arial" w:hAnsi="Arial" w:cs="Arial"/>
+        </w:rPr>
+        <w:t>d</w:t>
+      </w:r>
+      <w:r>
+        <w:rPr>
+          <w:i w:val="0"/>
+          <w:b w:val="0"/>
+          <w:color w:val="1155CC"/>
+          <w:sz w:val="22"/>
+          <w:szCs w:val="22"/>
+          <w:u w:val="single" w:color="1155CC"/>
+          <w:shd w:val="clear" w:color="auto" w:fill="auto"/>
+          <w:rFonts w:ascii="Arial" w:eastAsia="Arial" w:hAnsi="Arial" w:cs="Arial"/>
+        </w:rPr>
+        <w:t>a</w:t>
+      </w:r>
+      <w:r>
+        <w:rPr>
+          <w:i w:val="0"/>
+          <w:b w:val="0"/>
+          <w:color w:val="1155CC"/>
+          <w:sz w:val="22"/>
+          <w:szCs w:val="22"/>
+          <w:u w:val="single" w:color="1155CC"/>
+          <w:shd w:val="clear" w:color="auto" w:fill="auto"/>
+          <w:rFonts w:ascii="Arial" w:eastAsia="Arial" w:hAnsi="Arial" w:cs="Arial"/>
+        </w:rPr>
+        <w:t>t</w:t>
+      </w:r>
+      <w:r>
+        <w:rPr>
+          <w:i w:val="0"/>
+          <w:b w:val="0"/>
+          <w:color w:val="1155CC"/>
+          <w:sz w:val="22"/>
+          <w:szCs w:val="22"/>
+          <w:u w:val="single" w:color="1155CC"/>
+          <w:shd w:val="clear" w:color="auto" w:fill="auto"/>
+          <w:rFonts w:ascii="Arial" w:eastAsia="Arial" w:hAnsi="Arial" w:cs="Arial"/>
+        </w:rPr>
+        <w:t>a</w:t>
+      </w:r>
+      <w:r>
+        <w:rPr>
+          <w:i w:val="0"/>
+          <w:b w:val="0"/>
+          <w:color w:val="1155CC"/>
+          <w:sz w:val="22"/>
+          <w:szCs w:val="22"/>
+          <w:u w:val="single" w:color="1155CC"/>
+          <w:shd w:val="clear" w:color="auto" w:fill="auto"/>
+          <w:rFonts w:ascii="Arial" w:eastAsia="Arial" w:hAnsi="Arial" w:cs="Arial"/>
+        </w:rPr>
+        <w:t>.</w:t>
+      </w:r>
+      <w:r>
+        <w:rPr>
+          <w:i w:val="0"/>
+          <w:b w:val="0"/>
+          <w:color w:val="1155CC"/>
+          <w:sz w:val="22"/>
+          <w:szCs w:val="22"/>
+          <w:u w:val="single" w:color="1155CC"/>
+          <w:shd w:val="clear" w:color="auto" w:fill="auto"/>
+          <w:rFonts w:ascii="Arial" w:eastAsia="Arial" w:hAnsi="Arial" w:cs="Arial"/>
+        </w:rPr>
+        <w:t>k</w:t>
+      </w:r>
+      <w:r>
+        <w:rPr>
+          <w:i w:val="0"/>
+          <w:b w:val="0"/>
+          <w:color w:val="1155CC"/>
+          <w:sz w:val="22"/>
+          <w:szCs w:val="22"/>
+          <w:u w:val="single" w:color="1155CC"/>
+          <w:shd w:val="clear" w:color="auto" w:fill="auto"/>
+          <w:rFonts w:ascii="Arial" w:eastAsia="Arial" w:hAnsi="Arial" w:cs="Arial"/>
+        </w:rPr>
+        <w:t>m</w:t>
+      </w:r>
+      <w:r>
+        <w:rPr>
+          <w:i w:val="0"/>
+          <w:b w:val="0"/>
+          <w:color w:val="1155CC"/>
+          <w:sz w:val="22"/>
+          <w:szCs w:val="22"/>
+          <w:u w:val="single" w:color="1155CC"/>
+          <w:shd w:val="clear" w:color="auto" w:fill="auto"/>
+          <w:rFonts w:ascii="Arial" w:eastAsia="Arial" w:hAnsi="Arial" w:cs="Arial"/>
+        </w:rPr>
+        <w:t>a</w:t>
+      </w:r>
+      <w:r>
+        <w:rPr>
+          <w:i w:val="0"/>
+          <w:b w:val="0"/>
+          <w:color w:val="1155CC"/>
+          <w:sz w:val="22"/>
+          <w:szCs w:val="22"/>
+          <w:u w:val="single" w:color="1155CC"/>
+          <w:shd w:val="clear" w:color="auto" w:fill="auto"/>
+          <w:rFonts w:ascii="Arial" w:eastAsia="Arial" w:hAnsi="Arial" w:cs="Arial"/>
+        </w:rPr>
+        <w:t>.</w:t>
+      </w:r>
+      <w:r>
+        <w:rPr>
+          <w:i w:val="0"/>
+          <w:b w:val="0"/>
+          <w:color w:val="1155CC"/>
+          <w:sz w:val="22"/>
+          <w:szCs w:val="22"/>
+          <w:u w:val="single" w:color="1155CC"/>
+          <w:shd w:val="clear" w:color="auto" w:fill="auto"/>
+          <w:rFonts w:ascii="Arial" w:eastAsia="Arial" w:hAnsi="Arial" w:cs="Arial"/>
+        </w:rPr>
+        <w:t>g</w:t>
+      </w:r>
+      <w:r>
+        <w:rPr>
+          <w:i w:val="0"/>
+          <w:b w:val="0"/>
+          <w:color w:val="1155CC"/>
+          <w:sz w:val="22"/>
+          <w:szCs w:val="22"/>
+          <w:u w:val="single" w:color="1155CC"/>
+          <w:shd w:val="clear" w:color="auto" w:fill="auto"/>
+          <w:rFonts w:ascii="Arial" w:eastAsia="Arial" w:hAnsi="Arial" w:cs="Arial"/>
+        </w:rPr>
+        <w:t>o</w:t>
+      </w:r>
+      <w:r>
+        <w:rPr>
+          <w:i w:val="0"/>
+          <w:b w:val="0"/>
+          <w:color w:val="1155CC"/>
+          <w:sz w:val="22"/>
+          <w:szCs w:val="22"/>
+          <w:u w:val="single" w:color="1155CC"/>
+          <w:shd w:val="clear" w:color="auto" w:fill="auto"/>
+          <w:rFonts w:ascii="Arial" w:eastAsia="Arial" w:hAnsi="Arial" w:cs="Arial"/>
+        </w:rPr>
+        <w:t>.</w:t>
+      </w:r>
+      <w:r>
+        <w:rPr>
+          <w:i w:val="0"/>
+          <w:b w:val="0"/>
+          <w:color w:val="1155CC"/>
+          <w:sz w:val="22"/>
+          <w:szCs w:val="22"/>
+          <w:u w:val="single" w:color="1155CC"/>
+          <w:shd w:val="clear" w:color="auto" w:fill="auto"/>
+          <w:rFonts w:ascii="Arial" w:eastAsia="Arial" w:hAnsi="Arial" w:cs="Arial"/>
+        </w:rPr>
+        <w:t>k</w:t>
+      </w:r>
+      <w:r>
+        <w:rPr>
+          <w:i w:val="0"/>
+          <w:b w:val="0"/>
+          <w:color w:val="1155CC"/>
+          <w:sz w:val="22"/>
+          <w:szCs w:val="22"/>
+          <w:u w:val="single" w:color="1155CC"/>
+          <w:shd w:val="clear" w:color="auto" w:fill="auto"/>
+          <w:rFonts w:ascii="Arial" w:eastAsia="Arial" w:hAnsi="Arial" w:cs="Arial"/>
+        </w:rPr>
+        <w:t>r</w:t>
+      </w:r>
+      <w:r>
+        <w:rPr>
+          <w:i w:val="0"/>
+          <w:b w:val="0"/>
+          <w:color w:val="1155CC"/>
+          <w:sz w:val="22"/>
+          <w:szCs w:val="22"/>
+          <w:u w:val="single" w:color="1155CC"/>
+          <w:shd w:val="clear" w:color="auto" w:fill="auto"/>
+          <w:rFonts w:ascii="Arial" w:eastAsia="Arial" w:hAnsi="Arial" w:cs="Arial"/>
+        </w:rPr>
+        <w:t>/</w:t>
+      </w:r>
+      <w:r>
+        <w:rPr>
+          <w:i w:val="0"/>
+          <w:b w:val="0"/>
+          <w:color w:val="1155CC"/>
+          <w:sz w:val="22"/>
+          <w:szCs w:val="22"/>
+          <w:u w:val="single" w:color="1155CC"/>
+          <w:shd w:val="clear" w:color="auto" w:fill="auto"/>
+          <w:rFonts w:ascii="Arial" w:eastAsia="Arial" w:hAnsi="Arial" w:cs="Arial"/>
+        </w:rPr>
+        <w:t>d</w:t>
+      </w:r>
+      <w:r>
+        <w:rPr>
+          <w:i w:val="0"/>
+          <w:b w:val="0"/>
+          <w:color w:val="1155CC"/>
+          <w:sz w:val="22"/>
+          <w:szCs w:val="22"/>
+          <w:u w:val="single" w:color="1155CC"/>
+          <w:shd w:val="clear" w:color="auto" w:fill="auto"/>
+          <w:rFonts w:ascii="Arial" w:eastAsia="Arial" w:hAnsi="Arial" w:cs="Arial"/>
+        </w:rPr>
+        <w:t>a</w:t>
+      </w:r>
+      <w:r>
+        <w:rPr>
+          <w:i w:val="0"/>
+          <w:b w:val="0"/>
+          <w:color w:val="1155CC"/>
+          <w:sz w:val="22"/>
+          <w:szCs w:val="22"/>
+          <w:u w:val="single" w:color="1155CC"/>
+          <w:shd w:val="clear" w:color="auto" w:fill="auto"/>
+          <w:rFonts w:ascii="Arial" w:eastAsia="Arial" w:hAnsi="Arial" w:cs="Arial"/>
+        </w:rPr>
+        <w:t>t</w:t>
+      </w:r>
+      <w:r>
+        <w:rPr>
+          <w:i w:val="0"/>
+          <w:b w:val="0"/>
+          <w:color w:val="1155CC"/>
+          <w:sz w:val="22"/>
+          <w:szCs w:val="22"/>
+          <w:u w:val="single" w:color="1155CC"/>
+          <w:shd w:val="clear" w:color="auto" w:fill="auto"/>
+          <w:rFonts w:ascii="Arial" w:eastAsia="Arial" w:hAnsi="Arial" w:cs="Arial"/>
+        </w:rPr>
+        <w:t>a</w:t>
+      </w:r>
+      <w:r>
+        <w:rPr>
+          <w:i w:val="0"/>
+          <w:b w:val="0"/>
+          <w:color w:val="1155CC"/>
+          <w:sz w:val="22"/>
+          <w:szCs w:val="22"/>
+          <w:u w:val="single" w:color="1155CC"/>
+          <w:shd w:val="clear" w:color="auto" w:fill="auto"/>
+          <w:rFonts w:ascii="Arial" w:eastAsia="Arial" w:hAnsi="Arial" w:cs="Arial"/>
+        </w:rPr>
+        <w:t>/</w:t>
+      </w:r>
+      <w:r>
+        <w:rPr>
+          <w:i w:val="0"/>
+          <w:b w:val="0"/>
+          <w:color w:val="1155CC"/>
+          <w:sz w:val="22"/>
+          <w:szCs w:val="22"/>
+          <w:u w:val="single" w:color="1155CC"/>
+          <w:shd w:val="clear" w:color="auto" w:fill="auto"/>
+          <w:rFonts w:ascii="Arial" w:eastAsia="Arial" w:hAnsi="Arial" w:cs="Arial"/>
+        </w:rPr>
+        <w:t>r</w:t>
+      </w:r>
+      <w:r>
+        <w:rPr>
+          <w:i w:val="0"/>
+          <w:b w:val="0"/>
+          <w:color w:val="1155CC"/>
+          <w:sz w:val="22"/>
+          <w:szCs w:val="22"/>
+          <w:u w:val="single" w:color="1155CC"/>
+          <w:shd w:val="clear" w:color="auto" w:fill="auto"/>
+          <w:rFonts w:ascii="Arial" w:eastAsia="Arial" w:hAnsi="Arial" w:cs="Arial"/>
+        </w:rPr>
+        <w:t>m</w:t>
+      </w:r>
+      <w:r>
+        <w:rPr>
+          <w:i w:val="0"/>
+          <w:b w:val="0"/>
+          <w:color w:val="1155CC"/>
+          <w:sz w:val="22"/>
+          <w:szCs w:val="22"/>
+          <w:u w:val="single" w:color="1155CC"/>
+          <w:shd w:val="clear" w:color="auto" w:fill="auto"/>
+          <w:rFonts w:ascii="Arial" w:eastAsia="Arial" w:hAnsi="Arial" w:cs="Arial"/>
+        </w:rPr>
+        <w:t>t</w:t>
+      </w:r>
+      <w:r>
+        <w:rPr>
+          <w:i w:val="0"/>
+          <w:b w:val="0"/>
+          <w:color w:val="1155CC"/>
+          <w:sz w:val="22"/>
+          <w:szCs w:val="22"/>
+          <w:u w:val="single" w:color="1155CC"/>
+          <w:shd w:val="clear" w:color="auto" w:fill="auto"/>
+          <w:rFonts w:ascii="Arial" w:eastAsia="Arial" w:hAnsi="Arial" w:cs="Arial"/>
+        </w:rPr>
+        <w:t>/</w:t>
+      </w:r>
+      <w:r>
+        <w:rPr>
+          <w:i w:val="0"/>
+          <w:b w:val="0"/>
+          <w:color w:val="1155CC"/>
+          <w:sz w:val="22"/>
+          <w:szCs w:val="22"/>
+          <w:u w:val="single" w:color="1155CC"/>
+          <w:shd w:val="clear" w:color="auto" w:fill="auto"/>
+          <w:rFonts w:ascii="Arial" w:eastAsia="Arial" w:hAnsi="Arial" w:cs="Arial"/>
+        </w:rPr>
+        <w:t>r</w:t>
+      </w:r>
+      <w:r>
+        <w:rPr>
+          <w:i w:val="0"/>
+          <w:b w:val="0"/>
+          <w:color w:val="1155CC"/>
+          <w:sz w:val="22"/>
+          <w:szCs w:val="22"/>
+          <w:u w:val="single" w:color="1155CC"/>
+          <w:shd w:val="clear" w:color="auto" w:fill="auto"/>
+          <w:rFonts w:ascii="Arial" w:eastAsia="Arial" w:hAnsi="Arial" w:cs="Arial"/>
+        </w:rPr>
+        <w:t>m</w:t>
+      </w:r>
+      <w:r>
+        <w:rPr>
+          <w:i w:val="0"/>
+          <w:b w:val="0"/>
+          <w:color w:val="1155CC"/>
+          <w:sz w:val="22"/>
+          <w:szCs w:val="22"/>
+          <w:u w:val="single" w:color="1155CC"/>
+          <w:shd w:val="clear" w:color="auto" w:fill="auto"/>
+          <w:rFonts w:ascii="Arial" w:eastAsia="Arial" w:hAnsi="Arial" w:cs="Arial"/>
+        </w:rPr>
+        <w:t>t</w:t>
+      </w:r>
+      <w:r>
+        <w:rPr>
+          <w:i w:val="0"/>
+          <w:b w:val="0"/>
+          <w:color w:val="1155CC"/>
+          <w:sz w:val="22"/>
+          <w:szCs w:val="22"/>
+          <w:u w:val="single" w:color="1155CC"/>
+          <w:shd w:val="clear" w:color="auto" w:fill="auto"/>
+          <w:rFonts w:ascii="Arial" w:eastAsia="Arial" w:hAnsi="Arial" w:cs="Arial"/>
+        </w:rPr>
+        <w:t>L</w:t>
+      </w:r>
+      <w:r>
+        <w:rPr>
+          <w:i w:val="0"/>
+          <w:b w:val="0"/>
+          <w:color w:val="1155CC"/>
+          <w:sz w:val="22"/>
+          <w:szCs w:val="22"/>
+          <w:u w:val="single" w:color="1155CC"/>
+          <w:shd w:val="clear" w:color="auto" w:fill="auto"/>
+          <w:rFonts w:ascii="Arial" w:eastAsia="Arial" w:hAnsi="Arial" w:cs="Arial"/>
+        </w:rPr>
+        <w:t>i</w:t>
+      </w:r>
+      <w:r>
+        <w:rPr>
+          <w:i w:val="0"/>
+          <w:b w:val="0"/>
+          <w:color w:val="1155CC"/>
+          <w:sz w:val="22"/>
+          <w:szCs w:val="22"/>
+          <w:u w:val="single" w:color="1155CC"/>
+          <w:shd w:val="clear" w:color="auto" w:fill="auto"/>
+          <w:rFonts w:ascii="Arial" w:eastAsia="Arial" w:hAnsi="Arial" w:cs="Arial"/>
+        </w:rPr>
+        <w:t>s</w:t>
+      </w:r>
+      <w:r>
+        <w:rPr>
+          <w:i w:val="0"/>
+          <w:b w:val="0"/>
+          <w:color w:val="1155CC"/>
+          <w:sz w:val="22"/>
+          <w:szCs w:val="22"/>
+          <w:u w:val="single" w:color="1155CC"/>
+          <w:shd w:val="clear" w:color="auto" w:fill="auto"/>
+          <w:rFonts w:ascii="Arial" w:eastAsia="Arial" w:hAnsi="Arial" w:cs="Arial"/>
+        </w:rPr>
+        <w:t>t</w:t>
+      </w:r>
+      <w:r>
+        <w:rPr>
+          <w:i w:val="0"/>
+          <w:b w:val="0"/>
+          <w:color w:val="1155CC"/>
+          <w:sz w:val="22"/>
+          <w:szCs w:val="22"/>
+          <w:u w:val="single" w:color="1155CC"/>
+          <w:shd w:val="clear" w:color="auto" w:fill="auto"/>
+          <w:rFonts w:ascii="Arial" w:eastAsia="Arial" w:hAnsi="Arial" w:cs="Arial"/>
+        </w:rPr>
+        <w:t>.</w:t>
+      </w:r>
+      <w:r>
+        <w:rPr>
+          <w:i w:val="0"/>
+          <w:b w:val="0"/>
+          <w:color w:val="1155CC"/>
+          <w:sz w:val="22"/>
+          <w:szCs w:val="22"/>
+          <w:u w:val="single" w:color="1155CC"/>
+          <w:shd w:val="clear" w:color="auto" w:fill="auto"/>
+          <w:rFonts w:ascii="Arial" w:eastAsia="Arial" w:hAnsi="Arial" w:cs="Arial"/>
+        </w:rPr>
+        <w:t>d</w:t>
+      </w:r>
+      <w:r>
+        <w:rPr>
+          <w:i w:val="0"/>
+          <w:b w:val="0"/>
+          <w:color w:val="1155CC"/>
+          <w:sz w:val="22"/>
+          <w:szCs w:val="22"/>
+          <w:u w:val="single" w:color="1155CC"/>
+          <w:shd w:val="clear" w:color="auto" w:fill="auto"/>
+          <w:rFonts w:ascii="Arial" w:eastAsia="Arial" w:hAnsi="Arial" w:cs="Arial"/>
+        </w:rPr>
+        <w:t>o</w:t>
+      </w:r>
+      <w:r>
+        <w:rPr>
+          <w:i w:val="0"/>
+          <w:b w:val="0"/>
+          <w:color w:val="1155CC"/>
+          <w:sz w:val="22"/>
+          <w:szCs w:val="22"/>
+          <w:u w:val="single" w:color="1155CC"/>
+          <w:shd w:val="clear" w:color="auto" w:fill="auto"/>
+          <w:rFonts w:ascii="Arial" w:eastAsia="Arial" w:hAnsi="Arial" w:cs="Arial"/>
+        </w:rPr>
+        <w:t>?</w:t>
+      </w:r>
+      <w:r>
+        <w:rPr>
+          <w:i w:val="0"/>
+          <w:b w:val="0"/>
+          <w:color w:val="1155CC"/>
+          <w:sz w:val="22"/>
+          <w:szCs w:val="22"/>
+          <w:u w:val="single" w:color="1155CC"/>
+          <w:shd w:val="clear" w:color="auto" w:fill="auto"/>
+          <w:rFonts w:ascii="Arial" w:eastAsia="Arial" w:hAnsi="Arial" w:cs="Arial"/>
+        </w:rPr>
+        <w:t>c</w:t>
+      </w:r>
+      <w:r>
+        <w:rPr>
+          <w:i w:val="0"/>
+          <w:b w:val="0"/>
+          <w:color w:val="1155CC"/>
+          <w:sz w:val="22"/>
+          <w:szCs w:val="22"/>
+          <w:u w:val="single" w:color="1155CC"/>
+          <w:shd w:val="clear" w:color="auto" w:fill="auto"/>
+          <w:rFonts w:ascii="Arial" w:eastAsia="Arial" w:hAnsi="Arial" w:cs="Arial"/>
+        </w:rPr>
+        <w:t>o</w:t>
+      </w:r>
+      <w:r>
+        <w:rPr>
+          <w:i w:val="0"/>
+          <w:b w:val="0"/>
+          <w:color w:val="1155CC"/>
+          <w:sz w:val="22"/>
+          <w:szCs w:val="22"/>
+          <w:u w:val="single" w:color="1155CC"/>
+          <w:shd w:val="clear" w:color="auto" w:fill="auto"/>
+          <w:rFonts w:ascii="Arial" w:eastAsia="Arial" w:hAnsi="Arial" w:cs="Arial"/>
+        </w:rPr>
+        <w:t>d</w:t>
+      </w:r>
+      <w:r>
+        <w:rPr>
+          <w:i w:val="0"/>
+          <w:b w:val="0"/>
+          <w:color w:val="1155CC"/>
+          <w:sz w:val="22"/>
+          <w:szCs w:val="22"/>
+          <w:u w:val="single" w:color="1155CC"/>
+          <w:shd w:val="clear" w:color="auto" w:fill="auto"/>
+          <w:rFonts w:ascii="Arial" w:eastAsia="Arial" w:hAnsi="Arial" w:cs="Arial"/>
+        </w:rPr>
+        <w:t>e</w:t>
+      </w:r>
+      <w:r>
+        <w:rPr>
+          <w:i w:val="0"/>
+          <w:b w:val="0"/>
+          <w:color w:val="1155CC"/>
+          <w:sz w:val="22"/>
+          <w:szCs w:val="22"/>
+          <w:u w:val="single" w:color="1155CC"/>
+          <w:shd w:val="clear" w:color="auto" w:fill="auto"/>
+          <w:rFonts w:ascii="Arial" w:eastAsia="Arial" w:hAnsi="Arial" w:cs="Arial"/>
+        </w:rPr>
+        <w:t>=</w:t>
+      </w:r>
+      <w:r>
+        <w:rPr>
+          <w:i w:val="0"/>
+          <w:b w:val="0"/>
+          <w:color w:val="1155CC"/>
+          <w:sz w:val="22"/>
+          <w:szCs w:val="22"/>
+          <w:u w:val="single" w:color="1155CC"/>
+          <w:shd w:val="clear" w:color="auto" w:fill="auto"/>
+          <w:rFonts w:ascii="Arial" w:eastAsia="Arial" w:hAnsi="Arial" w:cs="Arial"/>
+        </w:rPr>
+        <w:t>4</w:t>
+      </w:r>
+      <w:r>
+        <w:rPr>
+          <w:i w:val="0"/>
+          <w:b w:val="0"/>
+          <w:color w:val="1155CC"/>
+          <w:sz w:val="22"/>
+          <w:szCs w:val="22"/>
+          <w:u w:val="single" w:color="1155CC"/>
+          <w:shd w:val="clear" w:color="auto" w:fill="auto"/>
+          <w:rFonts w:ascii="Arial" w:eastAsia="Arial" w:hAnsi="Arial" w:cs="Arial"/>
+        </w:rPr>
+        <w:t>2</w:t>
+      </w:r>
+      <w:r>
+        <w:rPr>
+          <w:i w:val="0"/>
+          <w:b w:val="0"/>
+          <w:color w:val="1155CC"/>
+          <w:sz w:val="22"/>
+          <w:szCs w:val="22"/>
+          <w:u w:val="single" w:color="1155CC"/>
+          <w:shd w:val="clear" w:color="auto" w:fill="auto"/>
+          <w:rFonts w:ascii="Arial" w:eastAsia="Arial" w:hAnsi="Arial" w:cs="Arial"/>
+        </w:rPr>
+        <w:t>0</w:t>
+      </w:r>
+      <w:r>
+        <w:rPr>
+          <w:i w:val="0"/>
+          <w:b w:val="0"/>
+          <w:color w:val="1155CC"/>
+          <w:sz w:val="22"/>
+          <w:szCs w:val="22"/>
+          <w:u w:val="single" w:color="1155CC"/>
+          <w:shd w:val="clear" w:color="auto" w:fill="auto"/>
+          <w:rFonts w:ascii="Arial" w:eastAsia="Arial" w:hAnsi="Arial" w:cs="Arial"/>
+        </w:rPr>
+        <w:t>&amp;</w:t>
+      </w:r>
+      <w:r>
+        <w:rPr>
+          <w:i w:val="0"/>
+          <w:b w:val="0"/>
+          <w:color w:val="1155CC"/>
+          <w:sz w:val="22"/>
+          <w:szCs w:val="22"/>
+          <w:u w:val="single" w:color="1155CC"/>
+          <w:shd w:val="clear" w:color="auto" w:fill="auto"/>
+          <w:rFonts w:ascii="Arial" w:eastAsia="Arial" w:hAnsi="Arial" w:cs="Arial"/>
+        </w:rPr>
+        <w:t>p</w:t>
+      </w:r>
+      <w:r>
+        <w:rPr>
+          <w:i w:val="0"/>
+          <w:b w:val="0"/>
+          <w:color w:val="1155CC"/>
+          <w:sz w:val="22"/>
+          <w:szCs w:val="22"/>
+          <w:u w:val="single" w:color="1155CC"/>
+          <w:shd w:val="clear" w:color="auto" w:fill="auto"/>
+          <w:rFonts w:ascii="Arial" w:eastAsia="Arial" w:hAnsi="Arial" w:cs="Arial"/>
+        </w:rPr>
+        <w:t>g</w:t>
+      </w:r>
+      <w:r>
+        <w:rPr>
+          <w:i w:val="0"/>
+          <w:b w:val="0"/>
+          <w:color w:val="1155CC"/>
+          <w:sz w:val="22"/>
+          <w:szCs w:val="22"/>
+          <w:u w:val="single" w:color="1155CC"/>
+          <w:shd w:val="clear" w:color="auto" w:fill="auto"/>
+          <w:rFonts w:ascii="Arial" w:eastAsia="Arial" w:hAnsi="Arial" w:cs="Arial"/>
+        </w:rPr>
+        <w:t>m</w:t>
+      </w:r>
+      <w:r>
+        <w:rPr>
+          <w:i w:val="0"/>
+          <w:b w:val="0"/>
+          <w:color w:val="1155CC"/>
+          <w:sz w:val="22"/>
+          <w:szCs w:val="22"/>
+          <w:u w:val="single" w:color="1155CC"/>
+          <w:shd w:val="clear" w:color="auto" w:fill="auto"/>
+          <w:rFonts w:ascii="Arial" w:eastAsia="Arial" w:hAnsi="Arial" w:cs="Arial"/>
+        </w:rPr>
+        <w:t>N</w:t>
+      </w:r>
+      <w:r>
+        <w:rPr>
+          <w:i w:val="0"/>
+          <w:b w:val="0"/>
+          <w:color w:val="1155CC"/>
+          <w:sz w:val="22"/>
+          <w:szCs w:val="22"/>
+          <w:u w:val="single" w:color="1155CC"/>
+          <w:shd w:val="clear" w:color="auto" w:fill="auto"/>
+          <w:rFonts w:ascii="Arial" w:eastAsia="Arial" w:hAnsi="Arial" w:cs="Arial"/>
+        </w:rPr>
+        <w:t>o</w:t>
+      </w:r>
+      <w:r>
+        <w:rPr>
+          <w:i w:val="0"/>
+          <w:b w:val="0"/>
+          <w:color w:val="1155CC"/>
+          <w:sz w:val="22"/>
+          <w:szCs w:val="22"/>
+          <w:u w:val="single" w:color="1155CC"/>
+          <w:shd w:val="clear" w:color="auto" w:fill="auto"/>
+          <w:rFonts w:ascii="Arial" w:eastAsia="Arial" w:hAnsi="Arial" w:cs="Arial"/>
+        </w:rPr>
+        <w:t>=</w:t>
+      </w:r>
+      <w:r>
+        <w:rPr>
+          <w:i w:val="0"/>
+          <w:b w:val="0"/>
+          <w:color w:val="1155CC"/>
+          <w:sz w:val="22"/>
+          <w:szCs w:val="22"/>
+          <w:u w:val="single" w:color="1155CC"/>
+          <w:shd w:val="clear" w:color="auto" w:fill="auto"/>
+          <w:rFonts w:ascii="Arial" w:eastAsia="Arial" w:hAnsi="Arial" w:cs="Arial"/>
+        </w:rPr>
+        <w:t>5</w:t>
+      </w:r>
+      <w:r>
+        <w:rPr>
+          <w:i w:val="0"/>
+          <w:b w:val="0"/>
+          <w:color w:val="1155CC"/>
+          <w:sz w:val="22"/>
+          <w:szCs w:val="22"/>
+          <w:u w:val="single" w:color="1155CC"/>
+          <w:shd w:val="clear" w:color="auto" w:fill="auto"/>
+          <w:rFonts w:ascii="Arial" w:eastAsia="Arial" w:hAnsi="Arial" w:cs="Arial"/>
+        </w:rPr>
+        <w:t>7</w:t>
+      </w:r>
+      <w:r>
+        <w:rPr>
+          <w:i w:val="0"/>
+          <w:b w:val="0"/>
+          <w:color w:val="1155CC"/>
+          <w:sz w:val="22"/>
+          <w:szCs w:val="22"/>
+          <w:u w:val="single" w:color="1155CC"/>
+          <w:shd w:val="clear" w:color="auto" w:fill="auto"/>
+          <w:rFonts w:ascii="Arial" w:eastAsia="Arial" w:hAnsi="Arial" w:cs="Arial"/>
+        </w:rPr>
+        <w:t>2</w:t>
+      </w:r>
+      <w:r>
+        <w:rPr>
+          <w:shd w:val="clear" w:color="auto" w:fill="auto"/>
+        </w:rPr>
+        <w:fldChar w:fldCharType="end"/>
+      </w:r>
     </w:p>
     <w:p>
       <w:pPr>
@@ -10249,37 +9353,11 @@
           <w:color w:val="auto"/>
           <w:sz w:val="22"/>
           <w:szCs w:val="22"/>
-          <w:shd w:val="clear"/>
+          <w:shd w:val="clear" w:color="auto" w:fill="auto"/>
           <w:rFonts w:ascii="Arial" w:eastAsia="Arial" w:hAnsi="Arial" w:cs="Arial"/>
           <w:lang w:eastAsia="ko-KR"/>
         </w:rPr>
       </w:pPr>
-      <w:r>
-        <w:rPr>
-          <w:i w:val="0"/>
-          <w:b w:val="0"/>
-          <w:color w:val="auto"/>
-          <w:sz w:val="22"/>
-          <w:szCs w:val="22"/>
-          <w:shd w:val="clear"/>
-          <w:rFonts w:ascii="Arial" w:eastAsia="Arial" w:hAnsi="Arial" w:cs="Arial"/>
-          <w:lang w:eastAsia="ko-KR"/>
-        </w:rPr>
-        <w:t xml:space="preserve">가격 데이터 관련 내용</w:t>
-      </w:r>
-      <w:r>
-        <w:rPr>
-          <w:i w:val="0"/>
-          <w:b w:val="0"/>
-          <w:color w:val="auto"/>
-          <w:sz w:val="22"/>
-          <w:szCs w:val="22"/>
-          <w:shd w:val="clear"/>
-          <w:rFonts w:ascii="Arial" w:eastAsia="Arial" w:hAnsi="Arial" w:cs="Arial"/>
-          <w:lang w:eastAsia="ko-KR"/>
-        </w:rPr>
-        <w:t>출처</w:t>
-      </w:r>
     </w:p>
     <w:p>
       <w:pPr>
@@ -10290,610 +9368,23 @@
           <w:color w:val="auto"/>
           <w:sz w:val="22"/>
           <w:szCs w:val="22"/>
-          <w:shd w:val="clear"/>
+          <w:shd w:val="clear" w:color="auto" w:fill="auto"/>
           <w:rFonts w:ascii="Arial" w:eastAsia="Arial" w:hAnsi="Arial" w:cs="Arial"/>
           <w:lang w:eastAsia="ko-KR"/>
         </w:rPr>
       </w:pPr>
       <w:r>
-        <w:fldChar w:fldCharType="begin"/>
-      </w:r>
-      <w:r>
-        <w:instrText xml:space="preserve">HYPERLINK "https://www.kamis.or.kr/customer/main/main.do"</w:instrText>
-      </w:r>
-      <w:r>
-        <w:fldChar w:fldCharType="separate"/>
-      </w:r>
-      <w:r>
-        <w:rPr>
-          <w:i w:val="0"/>
-          <w:b w:val="0"/>
-          <w:color w:val="1155CC"/>
-          <w:sz w:val="22"/>
-          <w:szCs w:val="22"/>
-          <w:u w:val="single" w:color="1155CC"/>
-          <w:shd w:val="clear"/>
-          <w:rFonts w:ascii="Arial" w:eastAsia="Arial" w:hAnsi="Arial" w:cs="Arial"/>
-        </w:rPr>
-        <w:t>h</w:t>
-      </w:r>
-      <w:r>
-        <w:rPr>
-          <w:i w:val="0"/>
-          <w:b w:val="0"/>
-          <w:color w:val="1155CC"/>
-          <w:sz w:val="22"/>
-          <w:szCs w:val="22"/>
-          <w:u w:val="single" w:color="1155CC"/>
-          <w:shd w:val="clear"/>
-          <w:rFonts w:ascii="Arial" w:eastAsia="Arial" w:hAnsi="Arial" w:cs="Arial"/>
-        </w:rPr>
-        <w:t>t</w:t>
-      </w:r>
-      <w:r>
-        <w:rPr>
-          <w:i w:val="0"/>
-          <w:b w:val="0"/>
-          <w:color w:val="1155CC"/>
-          <w:sz w:val="22"/>
-          <w:szCs w:val="22"/>
-          <w:u w:val="single" w:color="1155CC"/>
-          <w:shd w:val="clear"/>
-          <w:rFonts w:ascii="Arial" w:eastAsia="Arial" w:hAnsi="Arial" w:cs="Arial"/>
-        </w:rPr>
-        <w:t>t</w:t>
-      </w:r>
-      <w:r>
-        <w:rPr>
-          <w:i w:val="0"/>
-          <w:b w:val="0"/>
-          <w:color w:val="1155CC"/>
-          <w:sz w:val="22"/>
-          <w:szCs w:val="22"/>
-          <w:u w:val="single" w:color="1155CC"/>
-          <w:shd w:val="clear"/>
-          <w:rFonts w:ascii="Arial" w:eastAsia="Arial" w:hAnsi="Arial" w:cs="Arial"/>
-        </w:rPr>
-        <w:t>p</w:t>
-      </w:r>
-      <w:r>
-        <w:rPr>
-          <w:i w:val="0"/>
-          <w:b w:val="0"/>
-          <w:color w:val="1155CC"/>
-          <w:sz w:val="22"/>
-          <w:szCs w:val="22"/>
-          <w:u w:val="single" w:color="1155CC"/>
-          <w:shd w:val="clear"/>
-          <w:rFonts w:ascii="Arial" w:eastAsia="Arial" w:hAnsi="Arial" w:cs="Arial"/>
-        </w:rPr>
-        <w:t>s</w:t>
-      </w:r>
-      <w:r>
-        <w:rPr>
-          <w:i w:val="0"/>
-          <w:b w:val="0"/>
-          <w:color w:val="1155CC"/>
-          <w:sz w:val="22"/>
-          <w:szCs w:val="22"/>
-          <w:u w:val="single" w:color="1155CC"/>
-          <w:shd w:val="clear"/>
-          <w:rFonts w:ascii="Arial" w:eastAsia="Arial" w:hAnsi="Arial" w:cs="Arial"/>
-        </w:rPr>
-        <w:t>:</w:t>
-      </w:r>
-      <w:r>
-        <w:rPr>
-          <w:i w:val="0"/>
-          <w:b w:val="0"/>
-          <w:color w:val="1155CC"/>
-          <w:sz w:val="22"/>
-          <w:szCs w:val="22"/>
-          <w:u w:val="single" w:color="1155CC"/>
-          <w:shd w:val="clear"/>
-          <w:rFonts w:ascii="Arial" w:eastAsia="Arial" w:hAnsi="Arial" w:cs="Arial"/>
-        </w:rPr>
-        <w:t>/</w:t>
-      </w:r>
-      <w:r>
-        <w:rPr>
-          <w:i w:val="0"/>
-          <w:b w:val="0"/>
-          <w:color w:val="1155CC"/>
-          <w:sz w:val="22"/>
-          <w:szCs w:val="22"/>
-          <w:u w:val="single" w:color="1155CC"/>
-          <w:shd w:val="clear"/>
-          <w:rFonts w:ascii="Arial" w:eastAsia="Arial" w:hAnsi="Arial" w:cs="Arial"/>
-        </w:rPr>
-        <w:t>/</w:t>
-      </w:r>
-      <w:r>
-        <w:rPr>
-          <w:i w:val="0"/>
-          <w:b w:val="0"/>
-          <w:color w:val="1155CC"/>
-          <w:sz w:val="22"/>
-          <w:szCs w:val="22"/>
-          <w:u w:val="single" w:color="1155CC"/>
-          <w:shd w:val="clear"/>
-          <w:rFonts w:ascii="Arial" w:eastAsia="Arial" w:hAnsi="Arial" w:cs="Arial"/>
-        </w:rPr>
-        <w:t>w</w:t>
-      </w:r>
-      <w:r>
-        <w:rPr>
-          <w:i w:val="0"/>
-          <w:b w:val="0"/>
-          <w:color w:val="1155CC"/>
-          <w:sz w:val="22"/>
-          <w:szCs w:val="22"/>
-          <w:u w:val="single" w:color="1155CC"/>
-          <w:shd w:val="clear"/>
-          <w:rFonts w:ascii="Arial" w:eastAsia="Arial" w:hAnsi="Arial" w:cs="Arial"/>
-        </w:rPr>
-        <w:t>w</w:t>
-      </w:r>
-      <w:r>
-        <w:rPr>
-          <w:i w:val="0"/>
-          <w:b w:val="0"/>
-          <w:color w:val="1155CC"/>
-          <w:sz w:val="22"/>
-          <w:szCs w:val="22"/>
-          <w:u w:val="single" w:color="1155CC"/>
-          <w:shd w:val="clear"/>
-          <w:rFonts w:ascii="Arial" w:eastAsia="Arial" w:hAnsi="Arial" w:cs="Arial"/>
-        </w:rPr>
-        <w:t>w</w:t>
-      </w:r>
-      <w:r>
-        <w:rPr>
-          <w:i w:val="0"/>
-          <w:b w:val="0"/>
-          <w:color w:val="1155CC"/>
-          <w:sz w:val="22"/>
-          <w:szCs w:val="22"/>
-          <w:u w:val="single" w:color="1155CC"/>
-          <w:shd w:val="clear"/>
-          <w:rFonts w:ascii="Arial" w:eastAsia="Arial" w:hAnsi="Arial" w:cs="Arial"/>
-        </w:rPr>
-        <w:t>.</w:t>
-      </w:r>
-      <w:r>
-        <w:rPr>
-          <w:i w:val="0"/>
-          <w:b w:val="0"/>
-          <w:color w:val="1155CC"/>
-          <w:sz w:val="22"/>
-          <w:szCs w:val="22"/>
-          <w:u w:val="single" w:color="1155CC"/>
-          <w:shd w:val="clear"/>
-          <w:rFonts w:ascii="Arial" w:eastAsia="Arial" w:hAnsi="Arial" w:cs="Arial"/>
-        </w:rPr>
-        <w:t>k</w:t>
-      </w:r>
-      <w:r>
-        <w:rPr>
-          <w:i w:val="0"/>
-          <w:b w:val="0"/>
-          <w:color w:val="1155CC"/>
-          <w:sz w:val="22"/>
-          <w:szCs w:val="22"/>
-          <w:u w:val="single" w:color="1155CC"/>
-          <w:shd w:val="clear"/>
-          <w:rFonts w:ascii="Arial" w:eastAsia="Arial" w:hAnsi="Arial" w:cs="Arial"/>
-        </w:rPr>
-        <w:t>a</w:t>
-      </w:r>
-      <w:r>
-        <w:rPr>
-          <w:i w:val="0"/>
-          <w:b w:val="0"/>
-          <w:color w:val="1155CC"/>
-          <w:sz w:val="22"/>
-          <w:szCs w:val="22"/>
-          <w:u w:val="single" w:color="1155CC"/>
-          <w:shd w:val="clear"/>
-          <w:rFonts w:ascii="Arial" w:eastAsia="Arial" w:hAnsi="Arial" w:cs="Arial"/>
-        </w:rPr>
-        <w:t>m</w:t>
-      </w:r>
-      <w:r>
-        <w:rPr>
-          <w:i w:val="0"/>
-          <w:b w:val="0"/>
-          <w:color w:val="1155CC"/>
-          <w:sz w:val="22"/>
-          <w:szCs w:val="22"/>
-          <w:u w:val="single" w:color="1155CC"/>
-          <w:shd w:val="clear"/>
-          <w:rFonts w:ascii="Arial" w:eastAsia="Arial" w:hAnsi="Arial" w:cs="Arial"/>
-        </w:rPr>
-        <w:t>i</w:t>
-      </w:r>
-      <w:r>
-        <w:rPr>
-          <w:i w:val="0"/>
-          <w:b w:val="0"/>
-          <w:color w:val="1155CC"/>
-          <w:sz w:val="22"/>
-          <w:szCs w:val="22"/>
-          <w:u w:val="single" w:color="1155CC"/>
-          <w:shd w:val="clear"/>
-          <w:rFonts w:ascii="Arial" w:eastAsia="Arial" w:hAnsi="Arial" w:cs="Arial"/>
-        </w:rPr>
-        <w:t>s</w:t>
-      </w:r>
-      <w:r>
-        <w:rPr>
-          <w:i w:val="0"/>
-          <w:b w:val="0"/>
-          <w:color w:val="1155CC"/>
-          <w:sz w:val="22"/>
-          <w:szCs w:val="22"/>
-          <w:u w:val="single" w:color="1155CC"/>
-          <w:shd w:val="clear"/>
-          <w:rFonts w:ascii="Arial" w:eastAsia="Arial" w:hAnsi="Arial" w:cs="Arial"/>
-        </w:rPr>
-        <w:t>.</w:t>
-      </w:r>
-      <w:r>
-        <w:rPr>
-          <w:i w:val="0"/>
-          <w:b w:val="0"/>
-          <w:color w:val="1155CC"/>
-          <w:sz w:val="22"/>
-          <w:szCs w:val="22"/>
-          <w:u w:val="single" w:color="1155CC"/>
-          <w:shd w:val="clear"/>
-          <w:rFonts w:ascii="Arial" w:eastAsia="Arial" w:hAnsi="Arial" w:cs="Arial"/>
-        </w:rPr>
-        <w:t>o</w:t>
-      </w:r>
-      <w:r>
-        <w:rPr>
-          <w:i w:val="0"/>
-          <w:b w:val="0"/>
-          <w:color w:val="1155CC"/>
-          <w:sz w:val="22"/>
-          <w:szCs w:val="22"/>
-          <w:u w:val="single" w:color="1155CC"/>
-          <w:shd w:val="clear"/>
-          <w:rFonts w:ascii="Arial" w:eastAsia="Arial" w:hAnsi="Arial" w:cs="Arial"/>
-        </w:rPr>
-        <w:t>r</w:t>
-      </w:r>
-      <w:r>
-        <w:rPr>
-          <w:i w:val="0"/>
-          <w:b w:val="0"/>
-          <w:color w:val="1155CC"/>
-          <w:sz w:val="22"/>
-          <w:szCs w:val="22"/>
-          <w:u w:val="single" w:color="1155CC"/>
-          <w:shd w:val="clear"/>
-          <w:rFonts w:ascii="Arial" w:eastAsia="Arial" w:hAnsi="Arial" w:cs="Arial"/>
-        </w:rPr>
-        <w:t>.</w:t>
-      </w:r>
-      <w:r>
-        <w:rPr>
-          <w:i w:val="0"/>
-          <w:b w:val="0"/>
-          <w:color w:val="1155CC"/>
-          <w:sz w:val="22"/>
-          <w:szCs w:val="22"/>
-          <w:u w:val="single" w:color="1155CC"/>
-          <w:shd w:val="clear"/>
-          <w:rFonts w:ascii="Arial" w:eastAsia="Arial" w:hAnsi="Arial" w:cs="Arial"/>
-        </w:rPr>
-        <w:t>k</w:t>
-      </w:r>
-      <w:r>
-        <w:rPr>
-          <w:i w:val="0"/>
-          <w:b w:val="0"/>
-          <w:color w:val="1155CC"/>
-          <w:sz w:val="22"/>
-          <w:szCs w:val="22"/>
-          <w:u w:val="single" w:color="1155CC"/>
-          <w:shd w:val="clear"/>
-          <w:rFonts w:ascii="Arial" w:eastAsia="Arial" w:hAnsi="Arial" w:cs="Arial"/>
-        </w:rPr>
-        <w:t>r</w:t>
-      </w:r>
-      <w:r>
-        <w:rPr>
-          <w:i w:val="0"/>
-          <w:b w:val="0"/>
-          <w:color w:val="1155CC"/>
-          <w:sz w:val="22"/>
-          <w:szCs w:val="22"/>
-          <w:u w:val="single" w:color="1155CC"/>
-          <w:shd w:val="clear"/>
-          <w:rFonts w:ascii="Arial" w:eastAsia="Arial" w:hAnsi="Arial" w:cs="Arial"/>
-        </w:rPr>
-        <w:t>/</w:t>
-      </w:r>
-      <w:r>
-        <w:rPr>
-          <w:i w:val="0"/>
-          <w:b w:val="0"/>
-          <w:color w:val="1155CC"/>
-          <w:sz w:val="22"/>
-          <w:szCs w:val="22"/>
-          <w:u w:val="single" w:color="1155CC"/>
-          <w:shd w:val="clear"/>
-          <w:rFonts w:ascii="Arial" w:eastAsia="Arial" w:hAnsi="Arial" w:cs="Arial"/>
-        </w:rPr>
-        <w:t>c</w:t>
-      </w:r>
-      <w:r>
-        <w:rPr>
-          <w:i w:val="0"/>
-          <w:b w:val="0"/>
-          <w:color w:val="1155CC"/>
-          <w:sz w:val="22"/>
-          <w:szCs w:val="22"/>
-          <w:u w:val="single" w:color="1155CC"/>
-          <w:shd w:val="clear"/>
-          <w:rFonts w:ascii="Arial" w:eastAsia="Arial" w:hAnsi="Arial" w:cs="Arial"/>
-        </w:rPr>
-        <w:t>u</w:t>
-      </w:r>
-      <w:r>
-        <w:rPr>
-          <w:i w:val="0"/>
-          <w:b w:val="0"/>
-          <w:color w:val="1155CC"/>
-          <w:sz w:val="22"/>
-          <w:szCs w:val="22"/>
-          <w:u w:val="single" w:color="1155CC"/>
-          <w:shd w:val="clear"/>
-          <w:rFonts w:ascii="Arial" w:eastAsia="Arial" w:hAnsi="Arial" w:cs="Arial"/>
-        </w:rPr>
-        <w:t>s</w:t>
-      </w:r>
-      <w:r>
-        <w:rPr>
-          <w:i w:val="0"/>
-          <w:b w:val="0"/>
-          <w:color w:val="1155CC"/>
-          <w:sz w:val="22"/>
-          <w:szCs w:val="22"/>
-          <w:u w:val="single" w:color="1155CC"/>
-          <w:shd w:val="clear"/>
-          <w:rFonts w:ascii="Arial" w:eastAsia="Arial" w:hAnsi="Arial" w:cs="Arial"/>
-        </w:rPr>
-        <w:t>t</w:t>
-      </w:r>
-      <w:r>
-        <w:rPr>
-          <w:i w:val="0"/>
-          <w:b w:val="0"/>
-          <w:color w:val="1155CC"/>
-          <w:sz w:val="22"/>
-          <w:szCs w:val="22"/>
-          <w:u w:val="single" w:color="1155CC"/>
-          <w:shd w:val="clear"/>
-          <w:rFonts w:ascii="Arial" w:eastAsia="Arial" w:hAnsi="Arial" w:cs="Arial"/>
-        </w:rPr>
-        <w:t>o</w:t>
-      </w:r>
-      <w:r>
-        <w:rPr>
-          <w:i w:val="0"/>
-          <w:b w:val="0"/>
-          <w:color w:val="1155CC"/>
-          <w:sz w:val="22"/>
-          <w:szCs w:val="22"/>
-          <w:u w:val="single" w:color="1155CC"/>
-          <w:shd w:val="clear"/>
-          <w:rFonts w:ascii="Arial" w:eastAsia="Arial" w:hAnsi="Arial" w:cs="Arial"/>
-        </w:rPr>
-        <w:t>m</w:t>
-      </w:r>
-      <w:r>
-        <w:rPr>
-          <w:i w:val="0"/>
-          <w:b w:val="0"/>
-          <w:color w:val="1155CC"/>
-          <w:sz w:val="22"/>
-          <w:szCs w:val="22"/>
-          <w:u w:val="single" w:color="1155CC"/>
-          <w:shd w:val="clear"/>
-          <w:rFonts w:ascii="Arial" w:eastAsia="Arial" w:hAnsi="Arial" w:cs="Arial"/>
-        </w:rPr>
-        <w:t>e</w:t>
-      </w:r>
-      <w:r>
-        <w:rPr>
-          <w:i w:val="0"/>
-          <w:b w:val="0"/>
-          <w:color w:val="1155CC"/>
-          <w:sz w:val="22"/>
-          <w:szCs w:val="22"/>
-          <w:u w:val="single" w:color="1155CC"/>
-          <w:shd w:val="clear"/>
-          <w:rFonts w:ascii="Arial" w:eastAsia="Arial" w:hAnsi="Arial" w:cs="Arial"/>
-        </w:rPr>
-        <w:t>r</w:t>
-      </w:r>
-      <w:r>
-        <w:rPr>
-          <w:i w:val="0"/>
-          <w:b w:val="0"/>
-          <w:color w:val="1155CC"/>
-          <w:sz w:val="22"/>
-          <w:szCs w:val="22"/>
-          <w:u w:val="single" w:color="1155CC"/>
-          <w:shd w:val="clear"/>
-          <w:rFonts w:ascii="Arial" w:eastAsia="Arial" w:hAnsi="Arial" w:cs="Arial"/>
-        </w:rPr>
-        <w:t>/</w:t>
-      </w:r>
-      <w:r>
-        <w:rPr>
-          <w:i w:val="0"/>
-          <w:b w:val="0"/>
-          <w:color w:val="1155CC"/>
-          <w:sz w:val="22"/>
-          <w:szCs w:val="22"/>
-          <w:u w:val="single" w:color="1155CC"/>
-          <w:shd w:val="clear"/>
-          <w:rFonts w:ascii="Arial" w:eastAsia="Arial" w:hAnsi="Arial" w:cs="Arial"/>
-        </w:rPr>
-        <w:t>m</w:t>
-      </w:r>
-      <w:r>
-        <w:rPr>
-          <w:i w:val="0"/>
-          <w:b w:val="0"/>
-          <w:color w:val="1155CC"/>
-          <w:sz w:val="22"/>
-          <w:szCs w:val="22"/>
-          <w:u w:val="single" w:color="1155CC"/>
-          <w:shd w:val="clear"/>
-          <w:rFonts w:ascii="Arial" w:eastAsia="Arial" w:hAnsi="Arial" w:cs="Arial"/>
-        </w:rPr>
-        <w:t>a</w:t>
-      </w:r>
-      <w:r>
-        <w:rPr>
-          <w:i w:val="0"/>
-          <w:b w:val="0"/>
-          <w:color w:val="1155CC"/>
-          <w:sz w:val="22"/>
-          <w:szCs w:val="22"/>
-          <w:u w:val="single" w:color="1155CC"/>
-          <w:shd w:val="clear"/>
-          <w:rFonts w:ascii="Arial" w:eastAsia="Arial" w:hAnsi="Arial" w:cs="Arial"/>
-        </w:rPr>
-        <w:t>i</w:t>
-      </w:r>
-      <w:r>
-        <w:rPr>
-          <w:i w:val="0"/>
-          <w:b w:val="0"/>
-          <w:color w:val="1155CC"/>
-          <w:sz w:val="22"/>
-          <w:szCs w:val="22"/>
-          <w:u w:val="single" w:color="1155CC"/>
-          <w:shd w:val="clear"/>
-          <w:rFonts w:ascii="Arial" w:eastAsia="Arial" w:hAnsi="Arial" w:cs="Arial"/>
-        </w:rPr>
-        <w:t>n</w:t>
-      </w:r>
-      <w:r>
-        <w:rPr>
-          <w:i w:val="0"/>
-          <w:b w:val="0"/>
-          <w:color w:val="1155CC"/>
-          <w:sz w:val="22"/>
-          <w:szCs w:val="22"/>
-          <w:u w:val="single" w:color="1155CC"/>
-          <w:shd w:val="clear"/>
-          <w:rFonts w:ascii="Arial" w:eastAsia="Arial" w:hAnsi="Arial" w:cs="Arial"/>
-        </w:rPr>
-        <w:t>/</w:t>
-      </w:r>
-      <w:r>
-        <w:rPr>
-          <w:i w:val="0"/>
-          <w:b w:val="0"/>
-          <w:color w:val="1155CC"/>
-          <w:sz w:val="22"/>
-          <w:szCs w:val="22"/>
-          <w:u w:val="single" w:color="1155CC"/>
-          <w:shd w:val="clear"/>
-          <w:rFonts w:ascii="Arial" w:eastAsia="Arial" w:hAnsi="Arial" w:cs="Arial"/>
-        </w:rPr>
-        <w:t>m</w:t>
-      </w:r>
-      <w:r>
-        <w:rPr>
-          <w:i w:val="0"/>
-          <w:b w:val="0"/>
-          <w:color w:val="1155CC"/>
-          <w:sz w:val="22"/>
-          <w:szCs w:val="22"/>
-          <w:u w:val="single" w:color="1155CC"/>
-          <w:shd w:val="clear"/>
-          <w:rFonts w:ascii="Arial" w:eastAsia="Arial" w:hAnsi="Arial" w:cs="Arial"/>
-        </w:rPr>
-        <w:t>a</w:t>
-      </w:r>
-      <w:r>
-        <w:rPr>
-          <w:i w:val="0"/>
-          <w:b w:val="0"/>
-          <w:color w:val="1155CC"/>
-          <w:sz w:val="22"/>
-          <w:szCs w:val="22"/>
-          <w:u w:val="single" w:color="1155CC"/>
-          <w:shd w:val="clear"/>
-          <w:rFonts w:ascii="Arial" w:eastAsia="Arial" w:hAnsi="Arial" w:cs="Arial"/>
-        </w:rPr>
-        <w:t>i</w:t>
-      </w:r>
-      <w:r>
-        <w:rPr>
-          <w:i w:val="0"/>
-          <w:b w:val="0"/>
-          <w:color w:val="1155CC"/>
-          <w:sz w:val="22"/>
-          <w:szCs w:val="22"/>
-          <w:u w:val="single" w:color="1155CC"/>
-          <w:shd w:val="clear"/>
-          <w:rFonts w:ascii="Arial" w:eastAsia="Arial" w:hAnsi="Arial" w:cs="Arial"/>
-        </w:rPr>
-        <w:t>n</w:t>
-      </w:r>
-      <w:r>
-        <w:rPr>
-          <w:i w:val="0"/>
-          <w:b w:val="0"/>
-          <w:color w:val="1155CC"/>
-          <w:sz w:val="22"/>
-          <w:szCs w:val="22"/>
-          <w:u w:val="single" w:color="1155CC"/>
-          <w:shd w:val="clear"/>
-          <w:rFonts w:ascii="Arial" w:eastAsia="Arial" w:hAnsi="Arial" w:cs="Arial"/>
-        </w:rPr>
-        <w:t>.</w:t>
-      </w:r>
-      <w:r>
-        <w:rPr>
-          <w:i w:val="0"/>
-          <w:b w:val="0"/>
-          <w:color w:val="1155CC"/>
-          <w:sz w:val="22"/>
-          <w:szCs w:val="22"/>
-          <w:u w:val="single" w:color="1155CC"/>
-          <w:shd w:val="clear"/>
-          <w:rFonts w:ascii="Arial" w:eastAsia="Arial" w:hAnsi="Arial" w:cs="Arial"/>
-        </w:rPr>
-        <w:t>d</w:t>
-      </w:r>
-      <w:r>
-        <w:rPr>
-          <w:i w:val="0"/>
-          <w:b w:val="0"/>
-          <w:color w:val="1155CC"/>
-          <w:sz w:val="22"/>
-          <w:szCs w:val="22"/>
-          <w:u w:val="single" w:color="1155CC"/>
-          <w:shd w:val="clear"/>
-          <w:rFonts w:ascii="Arial" w:eastAsia="Arial" w:hAnsi="Arial" w:cs="Arial"/>
-        </w:rPr>
-        <w:t>o</w:t>
-      </w:r>
-      <w:r>
-        <w:rPr>
-          <w:shd w:val="clear"/>
-        </w:rPr>
-        <w:fldChar w:fldCharType="end"/>
+        <w:rPr>
+          <w:i w:val="0"/>
+          <w:b w:val="0"/>
+          <w:color w:val="auto"/>
+          <w:sz w:val="22"/>
+          <w:szCs w:val="22"/>
+          <w:shd w:val="clear" w:color="auto" w:fill="auto"/>
+          <w:rFonts w:ascii="Arial" w:eastAsia="Arial" w:hAnsi="Arial" w:cs="Arial"/>
+          <w:lang w:eastAsia="ko-KR"/>
+        </w:rPr>
+        <w:t xml:space="preserve">가격 데이터 관련 내용출처</w:t>
       </w:r>
     </w:p>
     <w:p>
@@ -10905,11 +9396,611 @@
           <w:color w:val="auto"/>
           <w:sz w:val="22"/>
           <w:szCs w:val="22"/>
-          <w:shd w:val="clear"/>
+          <w:shd w:val="clear" w:color="auto" w:fill="auto"/>
           <w:rFonts w:ascii="Arial" w:eastAsia="Arial" w:hAnsi="Arial" w:cs="Arial"/>
           <w:lang w:eastAsia="ko-KR"/>
         </w:rPr>
       </w:pPr>
+      <w:r>
+        <w:fldChar w:fldCharType="begin"/>
+      </w:r>
+      <w:r>
+        <w:instrText xml:space="preserve">HYPERLINK "https://www.kamis.or.kr/customer/main/main.do"</w:instrText>
+      </w:r>
+      <w:r>
+        <w:fldChar w:fldCharType="separate"/>
+      </w:r>
+      <w:r>
+        <w:rPr>
+          <w:i w:val="0"/>
+          <w:b w:val="0"/>
+          <w:color w:val="1155CC"/>
+          <w:sz w:val="22"/>
+          <w:szCs w:val="22"/>
+          <w:u w:val="single" w:color="1155CC"/>
+          <w:shd w:val="clear" w:color="auto" w:fill="auto"/>
+          <w:rFonts w:ascii="Arial" w:eastAsia="Arial" w:hAnsi="Arial" w:cs="Arial"/>
+        </w:rPr>
+        <w:t>h</w:t>
+      </w:r>
+      <w:r>
+        <w:rPr>
+          <w:i w:val="0"/>
+          <w:b w:val="0"/>
+          <w:color w:val="1155CC"/>
+          <w:sz w:val="22"/>
+          <w:szCs w:val="22"/>
+          <w:u w:val="single" w:color="1155CC"/>
+          <w:shd w:val="clear" w:color="auto" w:fill="auto"/>
+          <w:rFonts w:ascii="Arial" w:eastAsia="Arial" w:hAnsi="Arial" w:cs="Arial"/>
+        </w:rPr>
+        <w:t>t</w:t>
+      </w:r>
+      <w:r>
+        <w:rPr>
+          <w:i w:val="0"/>
+          <w:b w:val="0"/>
+          <w:color w:val="1155CC"/>
+          <w:sz w:val="22"/>
+          <w:szCs w:val="22"/>
+          <w:u w:val="single" w:color="1155CC"/>
+          <w:shd w:val="clear" w:color="auto" w:fill="auto"/>
+          <w:rFonts w:ascii="Arial" w:eastAsia="Arial" w:hAnsi="Arial" w:cs="Arial"/>
+        </w:rPr>
+        <w:t>t</w:t>
+      </w:r>
+      <w:r>
+        <w:rPr>
+          <w:i w:val="0"/>
+          <w:b w:val="0"/>
+          <w:color w:val="1155CC"/>
+          <w:sz w:val="22"/>
+          <w:szCs w:val="22"/>
+          <w:u w:val="single" w:color="1155CC"/>
+          <w:shd w:val="clear" w:color="auto" w:fill="auto"/>
+          <w:rFonts w:ascii="Arial" w:eastAsia="Arial" w:hAnsi="Arial" w:cs="Arial"/>
+        </w:rPr>
+        <w:t>p</w:t>
+      </w:r>
+      <w:r>
+        <w:rPr>
+          <w:i w:val="0"/>
+          <w:b w:val="0"/>
+          <w:color w:val="1155CC"/>
+          <w:sz w:val="22"/>
+          <w:szCs w:val="22"/>
+          <w:u w:val="single" w:color="1155CC"/>
+          <w:shd w:val="clear" w:color="auto" w:fill="auto"/>
+          <w:rFonts w:ascii="Arial" w:eastAsia="Arial" w:hAnsi="Arial" w:cs="Arial"/>
+        </w:rPr>
+        <w:t>s</w:t>
+      </w:r>
+      <w:r>
+        <w:rPr>
+          <w:i w:val="0"/>
+          <w:b w:val="0"/>
+          <w:color w:val="1155CC"/>
+          <w:sz w:val="22"/>
+          <w:szCs w:val="22"/>
+          <w:u w:val="single" w:color="1155CC"/>
+          <w:shd w:val="clear" w:color="auto" w:fill="auto"/>
+          <w:rFonts w:ascii="Arial" w:eastAsia="Arial" w:hAnsi="Arial" w:cs="Arial"/>
+        </w:rPr>
+        <w:t>:</w:t>
+      </w:r>
+      <w:r>
+        <w:rPr>
+          <w:i w:val="0"/>
+          <w:b w:val="0"/>
+          <w:color w:val="1155CC"/>
+          <w:sz w:val="22"/>
+          <w:szCs w:val="22"/>
+          <w:u w:val="single" w:color="1155CC"/>
+          <w:shd w:val="clear" w:color="auto" w:fill="auto"/>
+          <w:rFonts w:ascii="Arial" w:eastAsia="Arial" w:hAnsi="Arial" w:cs="Arial"/>
+        </w:rPr>
+        <w:t>/</w:t>
+      </w:r>
+      <w:r>
+        <w:rPr>
+          <w:i w:val="0"/>
+          <w:b w:val="0"/>
+          <w:color w:val="1155CC"/>
+          <w:sz w:val="22"/>
+          <w:szCs w:val="22"/>
+          <w:u w:val="single" w:color="1155CC"/>
+          <w:shd w:val="clear" w:color="auto" w:fill="auto"/>
+          <w:rFonts w:ascii="Arial" w:eastAsia="Arial" w:hAnsi="Arial" w:cs="Arial"/>
+        </w:rPr>
+        <w:t>/</w:t>
+      </w:r>
+      <w:r>
+        <w:rPr>
+          <w:i w:val="0"/>
+          <w:b w:val="0"/>
+          <w:color w:val="1155CC"/>
+          <w:sz w:val="22"/>
+          <w:szCs w:val="22"/>
+          <w:u w:val="single" w:color="1155CC"/>
+          <w:shd w:val="clear" w:color="auto" w:fill="auto"/>
+          <w:rFonts w:ascii="Arial" w:eastAsia="Arial" w:hAnsi="Arial" w:cs="Arial"/>
+        </w:rPr>
+        <w:t>w</w:t>
+      </w:r>
+      <w:r>
+        <w:rPr>
+          <w:i w:val="0"/>
+          <w:b w:val="0"/>
+          <w:color w:val="1155CC"/>
+          <w:sz w:val="22"/>
+          <w:szCs w:val="22"/>
+          <w:u w:val="single" w:color="1155CC"/>
+          <w:shd w:val="clear" w:color="auto" w:fill="auto"/>
+          <w:rFonts w:ascii="Arial" w:eastAsia="Arial" w:hAnsi="Arial" w:cs="Arial"/>
+        </w:rPr>
+        <w:t>w</w:t>
+      </w:r>
+      <w:r>
+        <w:rPr>
+          <w:i w:val="0"/>
+          <w:b w:val="0"/>
+          <w:color w:val="1155CC"/>
+          <w:sz w:val="22"/>
+          <w:szCs w:val="22"/>
+          <w:u w:val="single" w:color="1155CC"/>
+          <w:shd w:val="clear" w:color="auto" w:fill="auto"/>
+          <w:rFonts w:ascii="Arial" w:eastAsia="Arial" w:hAnsi="Arial" w:cs="Arial"/>
+        </w:rPr>
+        <w:t>w</w:t>
+      </w:r>
+      <w:r>
+        <w:rPr>
+          <w:i w:val="0"/>
+          <w:b w:val="0"/>
+          <w:color w:val="1155CC"/>
+          <w:sz w:val="22"/>
+          <w:szCs w:val="22"/>
+          <w:u w:val="single" w:color="1155CC"/>
+          <w:shd w:val="clear" w:color="auto" w:fill="auto"/>
+          <w:rFonts w:ascii="Arial" w:eastAsia="Arial" w:hAnsi="Arial" w:cs="Arial"/>
+        </w:rPr>
+        <w:t>.</w:t>
+      </w:r>
+      <w:r>
+        <w:rPr>
+          <w:i w:val="0"/>
+          <w:b w:val="0"/>
+          <w:color w:val="1155CC"/>
+          <w:sz w:val="22"/>
+          <w:szCs w:val="22"/>
+          <w:u w:val="single" w:color="1155CC"/>
+          <w:shd w:val="clear" w:color="auto" w:fill="auto"/>
+          <w:rFonts w:ascii="Arial" w:eastAsia="Arial" w:hAnsi="Arial" w:cs="Arial"/>
+        </w:rPr>
+        <w:t>k</w:t>
+      </w:r>
+      <w:r>
+        <w:rPr>
+          <w:i w:val="0"/>
+          <w:b w:val="0"/>
+          <w:color w:val="1155CC"/>
+          <w:sz w:val="22"/>
+          <w:szCs w:val="22"/>
+          <w:u w:val="single" w:color="1155CC"/>
+          <w:shd w:val="clear" w:color="auto" w:fill="auto"/>
+          <w:rFonts w:ascii="Arial" w:eastAsia="Arial" w:hAnsi="Arial" w:cs="Arial"/>
+        </w:rPr>
+        <w:t>a</w:t>
+      </w:r>
+      <w:r>
+        <w:rPr>
+          <w:i w:val="0"/>
+          <w:b w:val="0"/>
+          <w:color w:val="1155CC"/>
+          <w:sz w:val="22"/>
+          <w:szCs w:val="22"/>
+          <w:u w:val="single" w:color="1155CC"/>
+          <w:shd w:val="clear" w:color="auto" w:fill="auto"/>
+          <w:rFonts w:ascii="Arial" w:eastAsia="Arial" w:hAnsi="Arial" w:cs="Arial"/>
+        </w:rPr>
+        <w:t>m</w:t>
+      </w:r>
+      <w:r>
+        <w:rPr>
+          <w:i w:val="0"/>
+          <w:b w:val="0"/>
+          <w:color w:val="1155CC"/>
+          <w:sz w:val="22"/>
+          <w:szCs w:val="22"/>
+          <w:u w:val="single" w:color="1155CC"/>
+          <w:shd w:val="clear" w:color="auto" w:fill="auto"/>
+          <w:rFonts w:ascii="Arial" w:eastAsia="Arial" w:hAnsi="Arial" w:cs="Arial"/>
+        </w:rPr>
+        <w:t>i</w:t>
+      </w:r>
+      <w:r>
+        <w:rPr>
+          <w:i w:val="0"/>
+          <w:b w:val="0"/>
+          <w:color w:val="1155CC"/>
+          <w:sz w:val="22"/>
+          <w:szCs w:val="22"/>
+          <w:u w:val="single" w:color="1155CC"/>
+          <w:shd w:val="clear" w:color="auto" w:fill="auto"/>
+          <w:rFonts w:ascii="Arial" w:eastAsia="Arial" w:hAnsi="Arial" w:cs="Arial"/>
+        </w:rPr>
+        <w:t>s</w:t>
+      </w:r>
+      <w:r>
+        <w:rPr>
+          <w:i w:val="0"/>
+          <w:b w:val="0"/>
+          <w:color w:val="1155CC"/>
+          <w:sz w:val="22"/>
+          <w:szCs w:val="22"/>
+          <w:u w:val="single" w:color="1155CC"/>
+          <w:shd w:val="clear" w:color="auto" w:fill="auto"/>
+          <w:rFonts w:ascii="Arial" w:eastAsia="Arial" w:hAnsi="Arial" w:cs="Arial"/>
+        </w:rPr>
+        <w:t>.</w:t>
+      </w:r>
+      <w:r>
+        <w:rPr>
+          <w:i w:val="0"/>
+          <w:b w:val="0"/>
+          <w:color w:val="1155CC"/>
+          <w:sz w:val="22"/>
+          <w:szCs w:val="22"/>
+          <w:u w:val="single" w:color="1155CC"/>
+          <w:shd w:val="clear" w:color="auto" w:fill="auto"/>
+          <w:rFonts w:ascii="Arial" w:eastAsia="Arial" w:hAnsi="Arial" w:cs="Arial"/>
+        </w:rPr>
+        <w:t>o</w:t>
+      </w:r>
+      <w:r>
+        <w:rPr>
+          <w:i w:val="0"/>
+          <w:b w:val="0"/>
+          <w:color w:val="1155CC"/>
+          <w:sz w:val="22"/>
+          <w:szCs w:val="22"/>
+          <w:u w:val="single" w:color="1155CC"/>
+          <w:shd w:val="clear" w:color="auto" w:fill="auto"/>
+          <w:rFonts w:ascii="Arial" w:eastAsia="Arial" w:hAnsi="Arial" w:cs="Arial"/>
+        </w:rPr>
+        <w:t>r</w:t>
+      </w:r>
+      <w:r>
+        <w:rPr>
+          <w:i w:val="0"/>
+          <w:b w:val="0"/>
+          <w:color w:val="1155CC"/>
+          <w:sz w:val="22"/>
+          <w:szCs w:val="22"/>
+          <w:u w:val="single" w:color="1155CC"/>
+          <w:shd w:val="clear" w:color="auto" w:fill="auto"/>
+          <w:rFonts w:ascii="Arial" w:eastAsia="Arial" w:hAnsi="Arial" w:cs="Arial"/>
+        </w:rPr>
+        <w:t>.</w:t>
+      </w:r>
+      <w:r>
+        <w:rPr>
+          <w:i w:val="0"/>
+          <w:b w:val="0"/>
+          <w:color w:val="1155CC"/>
+          <w:sz w:val="22"/>
+          <w:szCs w:val="22"/>
+          <w:u w:val="single" w:color="1155CC"/>
+          <w:shd w:val="clear" w:color="auto" w:fill="auto"/>
+          <w:rFonts w:ascii="Arial" w:eastAsia="Arial" w:hAnsi="Arial" w:cs="Arial"/>
+        </w:rPr>
+        <w:t>k</w:t>
+      </w:r>
+      <w:r>
+        <w:rPr>
+          <w:i w:val="0"/>
+          <w:b w:val="0"/>
+          <w:color w:val="1155CC"/>
+          <w:sz w:val="22"/>
+          <w:szCs w:val="22"/>
+          <w:u w:val="single" w:color="1155CC"/>
+          <w:shd w:val="clear" w:color="auto" w:fill="auto"/>
+          <w:rFonts w:ascii="Arial" w:eastAsia="Arial" w:hAnsi="Arial" w:cs="Arial"/>
+        </w:rPr>
+        <w:t>r</w:t>
+      </w:r>
+      <w:r>
+        <w:rPr>
+          <w:i w:val="0"/>
+          <w:b w:val="0"/>
+          <w:color w:val="1155CC"/>
+          <w:sz w:val="22"/>
+          <w:szCs w:val="22"/>
+          <w:u w:val="single" w:color="1155CC"/>
+          <w:shd w:val="clear" w:color="auto" w:fill="auto"/>
+          <w:rFonts w:ascii="Arial" w:eastAsia="Arial" w:hAnsi="Arial" w:cs="Arial"/>
+        </w:rPr>
+        <w:t>/</w:t>
+      </w:r>
+      <w:r>
+        <w:rPr>
+          <w:i w:val="0"/>
+          <w:b w:val="0"/>
+          <w:color w:val="1155CC"/>
+          <w:sz w:val="22"/>
+          <w:szCs w:val="22"/>
+          <w:u w:val="single" w:color="1155CC"/>
+          <w:shd w:val="clear" w:color="auto" w:fill="auto"/>
+          <w:rFonts w:ascii="Arial" w:eastAsia="Arial" w:hAnsi="Arial" w:cs="Arial"/>
+        </w:rPr>
+        <w:t>c</w:t>
+      </w:r>
+      <w:r>
+        <w:rPr>
+          <w:i w:val="0"/>
+          <w:b w:val="0"/>
+          <w:color w:val="1155CC"/>
+          <w:sz w:val="22"/>
+          <w:szCs w:val="22"/>
+          <w:u w:val="single" w:color="1155CC"/>
+          <w:shd w:val="clear" w:color="auto" w:fill="auto"/>
+          <w:rFonts w:ascii="Arial" w:eastAsia="Arial" w:hAnsi="Arial" w:cs="Arial"/>
+        </w:rPr>
+        <w:t>u</w:t>
+      </w:r>
+      <w:r>
+        <w:rPr>
+          <w:i w:val="0"/>
+          <w:b w:val="0"/>
+          <w:color w:val="1155CC"/>
+          <w:sz w:val="22"/>
+          <w:szCs w:val="22"/>
+          <w:u w:val="single" w:color="1155CC"/>
+          <w:shd w:val="clear" w:color="auto" w:fill="auto"/>
+          <w:rFonts w:ascii="Arial" w:eastAsia="Arial" w:hAnsi="Arial" w:cs="Arial"/>
+        </w:rPr>
+        <w:t>s</w:t>
+      </w:r>
+      <w:r>
+        <w:rPr>
+          <w:i w:val="0"/>
+          <w:b w:val="0"/>
+          <w:color w:val="1155CC"/>
+          <w:sz w:val="22"/>
+          <w:szCs w:val="22"/>
+          <w:u w:val="single" w:color="1155CC"/>
+          <w:shd w:val="clear" w:color="auto" w:fill="auto"/>
+          <w:rFonts w:ascii="Arial" w:eastAsia="Arial" w:hAnsi="Arial" w:cs="Arial"/>
+        </w:rPr>
+        <w:t>t</w:t>
+      </w:r>
+      <w:r>
+        <w:rPr>
+          <w:i w:val="0"/>
+          <w:b w:val="0"/>
+          <w:color w:val="1155CC"/>
+          <w:sz w:val="22"/>
+          <w:szCs w:val="22"/>
+          <w:u w:val="single" w:color="1155CC"/>
+          <w:shd w:val="clear" w:color="auto" w:fill="auto"/>
+          <w:rFonts w:ascii="Arial" w:eastAsia="Arial" w:hAnsi="Arial" w:cs="Arial"/>
+        </w:rPr>
+        <w:t>o</w:t>
+      </w:r>
+      <w:r>
+        <w:rPr>
+          <w:i w:val="0"/>
+          <w:b w:val="0"/>
+          <w:color w:val="1155CC"/>
+          <w:sz w:val="22"/>
+          <w:szCs w:val="22"/>
+          <w:u w:val="single" w:color="1155CC"/>
+          <w:shd w:val="clear" w:color="auto" w:fill="auto"/>
+          <w:rFonts w:ascii="Arial" w:eastAsia="Arial" w:hAnsi="Arial" w:cs="Arial"/>
+        </w:rPr>
+        <w:t>m</w:t>
+      </w:r>
+      <w:r>
+        <w:rPr>
+          <w:i w:val="0"/>
+          <w:b w:val="0"/>
+          <w:color w:val="1155CC"/>
+          <w:sz w:val="22"/>
+          <w:szCs w:val="22"/>
+          <w:u w:val="single" w:color="1155CC"/>
+          <w:shd w:val="clear" w:color="auto" w:fill="auto"/>
+          <w:rFonts w:ascii="Arial" w:eastAsia="Arial" w:hAnsi="Arial" w:cs="Arial"/>
+        </w:rPr>
+        <w:t>e</w:t>
+      </w:r>
+      <w:r>
+        <w:rPr>
+          <w:i w:val="0"/>
+          <w:b w:val="0"/>
+          <w:color w:val="1155CC"/>
+          <w:sz w:val="22"/>
+          <w:szCs w:val="22"/>
+          <w:u w:val="single" w:color="1155CC"/>
+          <w:shd w:val="clear" w:color="auto" w:fill="auto"/>
+          <w:rFonts w:ascii="Arial" w:eastAsia="Arial" w:hAnsi="Arial" w:cs="Arial"/>
+        </w:rPr>
+        <w:t>r</w:t>
+      </w:r>
+      <w:r>
+        <w:rPr>
+          <w:i w:val="0"/>
+          <w:b w:val="0"/>
+          <w:color w:val="1155CC"/>
+          <w:sz w:val="22"/>
+          <w:szCs w:val="22"/>
+          <w:u w:val="single" w:color="1155CC"/>
+          <w:shd w:val="clear" w:color="auto" w:fill="auto"/>
+          <w:rFonts w:ascii="Arial" w:eastAsia="Arial" w:hAnsi="Arial" w:cs="Arial"/>
+        </w:rPr>
+        <w:t>/</w:t>
+      </w:r>
+      <w:r>
+        <w:rPr>
+          <w:i w:val="0"/>
+          <w:b w:val="0"/>
+          <w:color w:val="1155CC"/>
+          <w:sz w:val="22"/>
+          <w:szCs w:val="22"/>
+          <w:u w:val="single" w:color="1155CC"/>
+          <w:shd w:val="clear" w:color="auto" w:fill="auto"/>
+          <w:rFonts w:ascii="Arial" w:eastAsia="Arial" w:hAnsi="Arial" w:cs="Arial"/>
+        </w:rPr>
+        <w:t>m</w:t>
+      </w:r>
+      <w:r>
+        <w:rPr>
+          <w:i w:val="0"/>
+          <w:b w:val="0"/>
+          <w:color w:val="1155CC"/>
+          <w:sz w:val="22"/>
+          <w:szCs w:val="22"/>
+          <w:u w:val="single" w:color="1155CC"/>
+          <w:shd w:val="clear" w:color="auto" w:fill="auto"/>
+          <w:rFonts w:ascii="Arial" w:eastAsia="Arial" w:hAnsi="Arial" w:cs="Arial"/>
+        </w:rPr>
+        <w:t>a</w:t>
+      </w:r>
+      <w:r>
+        <w:rPr>
+          <w:i w:val="0"/>
+          <w:b w:val="0"/>
+          <w:color w:val="1155CC"/>
+          <w:sz w:val="22"/>
+          <w:szCs w:val="22"/>
+          <w:u w:val="single" w:color="1155CC"/>
+          <w:shd w:val="clear" w:color="auto" w:fill="auto"/>
+          <w:rFonts w:ascii="Arial" w:eastAsia="Arial" w:hAnsi="Arial" w:cs="Arial"/>
+        </w:rPr>
+        <w:t>i</w:t>
+      </w:r>
+      <w:r>
+        <w:rPr>
+          <w:i w:val="0"/>
+          <w:b w:val="0"/>
+          <w:color w:val="1155CC"/>
+          <w:sz w:val="22"/>
+          <w:szCs w:val="22"/>
+          <w:u w:val="single" w:color="1155CC"/>
+          <w:shd w:val="clear" w:color="auto" w:fill="auto"/>
+          <w:rFonts w:ascii="Arial" w:eastAsia="Arial" w:hAnsi="Arial" w:cs="Arial"/>
+        </w:rPr>
+        <w:t>n</w:t>
+      </w:r>
+      <w:r>
+        <w:rPr>
+          <w:i w:val="0"/>
+          <w:b w:val="0"/>
+          <w:color w:val="1155CC"/>
+          <w:sz w:val="22"/>
+          <w:szCs w:val="22"/>
+          <w:u w:val="single" w:color="1155CC"/>
+          <w:shd w:val="clear" w:color="auto" w:fill="auto"/>
+          <w:rFonts w:ascii="Arial" w:eastAsia="Arial" w:hAnsi="Arial" w:cs="Arial"/>
+        </w:rPr>
+        <w:t>/</w:t>
+      </w:r>
+      <w:r>
+        <w:rPr>
+          <w:i w:val="0"/>
+          <w:b w:val="0"/>
+          <w:color w:val="1155CC"/>
+          <w:sz w:val="22"/>
+          <w:szCs w:val="22"/>
+          <w:u w:val="single" w:color="1155CC"/>
+          <w:shd w:val="clear" w:color="auto" w:fill="auto"/>
+          <w:rFonts w:ascii="Arial" w:eastAsia="Arial" w:hAnsi="Arial" w:cs="Arial"/>
+        </w:rPr>
+        <w:t>m</w:t>
+      </w:r>
+      <w:r>
+        <w:rPr>
+          <w:i w:val="0"/>
+          <w:b w:val="0"/>
+          <w:color w:val="1155CC"/>
+          <w:sz w:val="22"/>
+          <w:szCs w:val="22"/>
+          <w:u w:val="single" w:color="1155CC"/>
+          <w:shd w:val="clear" w:color="auto" w:fill="auto"/>
+          <w:rFonts w:ascii="Arial" w:eastAsia="Arial" w:hAnsi="Arial" w:cs="Arial"/>
+        </w:rPr>
+        <w:t>a</w:t>
+      </w:r>
+      <w:r>
+        <w:rPr>
+          <w:i w:val="0"/>
+          <w:b w:val="0"/>
+          <w:color w:val="1155CC"/>
+          <w:sz w:val="22"/>
+          <w:szCs w:val="22"/>
+          <w:u w:val="single" w:color="1155CC"/>
+          <w:shd w:val="clear" w:color="auto" w:fill="auto"/>
+          <w:rFonts w:ascii="Arial" w:eastAsia="Arial" w:hAnsi="Arial" w:cs="Arial"/>
+        </w:rPr>
+        <w:t>i</w:t>
+      </w:r>
+      <w:r>
+        <w:rPr>
+          <w:i w:val="0"/>
+          <w:b w:val="0"/>
+          <w:color w:val="1155CC"/>
+          <w:sz w:val="22"/>
+          <w:szCs w:val="22"/>
+          <w:u w:val="single" w:color="1155CC"/>
+          <w:shd w:val="clear" w:color="auto" w:fill="auto"/>
+          <w:rFonts w:ascii="Arial" w:eastAsia="Arial" w:hAnsi="Arial" w:cs="Arial"/>
+        </w:rPr>
+        <w:t>n</w:t>
+      </w:r>
+      <w:r>
+        <w:rPr>
+          <w:i w:val="0"/>
+          <w:b w:val="0"/>
+          <w:color w:val="1155CC"/>
+          <w:sz w:val="22"/>
+          <w:szCs w:val="22"/>
+          <w:u w:val="single" w:color="1155CC"/>
+          <w:shd w:val="clear" w:color="auto" w:fill="auto"/>
+          <w:rFonts w:ascii="Arial" w:eastAsia="Arial" w:hAnsi="Arial" w:cs="Arial"/>
+        </w:rPr>
+        <w:t>.</w:t>
+      </w:r>
+      <w:r>
+        <w:rPr>
+          <w:i w:val="0"/>
+          <w:b w:val="0"/>
+          <w:color w:val="1155CC"/>
+          <w:sz w:val="22"/>
+          <w:szCs w:val="22"/>
+          <w:u w:val="single" w:color="1155CC"/>
+          <w:shd w:val="clear" w:color="auto" w:fill="auto"/>
+          <w:rFonts w:ascii="Arial" w:eastAsia="Arial" w:hAnsi="Arial" w:cs="Arial"/>
+        </w:rPr>
+        <w:t>d</w:t>
+      </w:r>
+      <w:r>
+        <w:rPr>
+          <w:i w:val="0"/>
+          <w:b w:val="0"/>
+          <w:color w:val="1155CC"/>
+          <w:sz w:val="22"/>
+          <w:szCs w:val="22"/>
+          <w:u w:val="single" w:color="1155CC"/>
+          <w:shd w:val="clear" w:color="auto" w:fill="auto"/>
+          <w:rFonts w:ascii="Arial" w:eastAsia="Arial" w:hAnsi="Arial" w:cs="Arial"/>
+        </w:rPr>
+        <w:t>o</w:t>
+      </w:r>
+      <w:r>
+        <w:rPr>
+          <w:shd w:val="clear" w:color="auto" w:fill="auto"/>
+        </w:rPr>
+        <w:fldChar w:fldCharType="end"/>
+      </w:r>
     </w:p>
     <w:p>
       <w:pPr>
@@ -10920,643 +10011,658 @@
           <w:color w:val="auto"/>
           <w:sz w:val="22"/>
           <w:szCs w:val="22"/>
-          <w:shd w:val="clear"/>
+          <w:shd w:val="clear" w:color="auto" w:fill="auto"/>
           <w:rFonts w:ascii="Arial" w:eastAsia="Arial" w:hAnsi="Arial" w:cs="Arial"/>
           <w:lang w:eastAsia="ko-KR"/>
         </w:rPr>
       </w:pPr>
-      <w:r>
-        <w:fldChar w:fldCharType="begin"/>
-      </w:r>
-      <w:r>
-        <w:instrText xml:space="preserve">HYPERLINK "https://www.data.go.kr/data/15121324/openapi.do"</w:instrText>
-      </w:r>
-      <w:r>
-        <w:fldChar w:fldCharType="separate"/>
-      </w:r>
-      <w:r>
-        <w:rPr>
-          <w:i w:val="0"/>
-          <w:b w:val="0"/>
-          <w:color w:val="1155CC"/>
-          <w:sz w:val="22"/>
-          <w:szCs w:val="22"/>
-          <w:u w:val="single" w:color="1155CC"/>
-          <w:shd w:val="clear"/>
-          <w:rFonts w:ascii="Arial" w:eastAsia="Arial" w:hAnsi="Arial" w:cs="Arial"/>
-        </w:rPr>
-        <w:t>h</w:t>
-      </w:r>
-      <w:r>
-        <w:rPr>
-          <w:i w:val="0"/>
-          <w:b w:val="0"/>
-          <w:color w:val="1155CC"/>
-          <w:sz w:val="22"/>
-          <w:szCs w:val="22"/>
-          <w:u w:val="single" w:color="1155CC"/>
-          <w:shd w:val="clear"/>
-          <w:rFonts w:ascii="Arial" w:eastAsia="Arial" w:hAnsi="Arial" w:cs="Arial"/>
-        </w:rPr>
-        <w:t>t</w:t>
-      </w:r>
-      <w:r>
-        <w:rPr>
-          <w:i w:val="0"/>
-          <w:b w:val="0"/>
-          <w:color w:val="1155CC"/>
-          <w:sz w:val="22"/>
-          <w:szCs w:val="22"/>
-          <w:u w:val="single" w:color="1155CC"/>
-          <w:shd w:val="clear"/>
-          <w:rFonts w:ascii="Arial" w:eastAsia="Arial" w:hAnsi="Arial" w:cs="Arial"/>
-        </w:rPr>
-        <w:t>t</w:t>
-      </w:r>
-      <w:r>
-        <w:rPr>
-          <w:i w:val="0"/>
-          <w:b w:val="0"/>
-          <w:color w:val="1155CC"/>
-          <w:sz w:val="22"/>
-          <w:szCs w:val="22"/>
-          <w:u w:val="single" w:color="1155CC"/>
-          <w:shd w:val="clear"/>
-          <w:rFonts w:ascii="Arial" w:eastAsia="Arial" w:hAnsi="Arial" w:cs="Arial"/>
-        </w:rPr>
-        <w:t>p</w:t>
-      </w:r>
-      <w:r>
-        <w:rPr>
-          <w:i w:val="0"/>
-          <w:b w:val="0"/>
-          <w:color w:val="1155CC"/>
-          <w:sz w:val="22"/>
-          <w:szCs w:val="22"/>
-          <w:u w:val="single" w:color="1155CC"/>
-          <w:shd w:val="clear"/>
-          <w:rFonts w:ascii="Arial" w:eastAsia="Arial" w:hAnsi="Arial" w:cs="Arial"/>
-        </w:rPr>
-        <w:t>s</w:t>
-      </w:r>
-      <w:r>
-        <w:rPr>
-          <w:i w:val="0"/>
-          <w:b w:val="0"/>
-          <w:color w:val="1155CC"/>
-          <w:sz w:val="22"/>
-          <w:szCs w:val="22"/>
-          <w:u w:val="single" w:color="1155CC"/>
-          <w:shd w:val="clear"/>
-          <w:rFonts w:ascii="Arial" w:eastAsia="Arial" w:hAnsi="Arial" w:cs="Arial"/>
-        </w:rPr>
-        <w:t>:</w:t>
-      </w:r>
-      <w:r>
-        <w:rPr>
-          <w:i w:val="0"/>
-          <w:b w:val="0"/>
-          <w:color w:val="1155CC"/>
-          <w:sz w:val="22"/>
-          <w:szCs w:val="22"/>
-          <w:u w:val="single" w:color="1155CC"/>
-          <w:shd w:val="clear"/>
-          <w:rFonts w:ascii="Arial" w:eastAsia="Arial" w:hAnsi="Arial" w:cs="Arial"/>
-        </w:rPr>
-        <w:t>/</w:t>
-      </w:r>
-      <w:r>
-        <w:rPr>
-          <w:i w:val="0"/>
-          <w:b w:val="0"/>
-          <w:color w:val="1155CC"/>
-          <w:sz w:val="22"/>
-          <w:szCs w:val="22"/>
-          <w:u w:val="single" w:color="1155CC"/>
-          <w:shd w:val="clear"/>
-          <w:rFonts w:ascii="Arial" w:eastAsia="Arial" w:hAnsi="Arial" w:cs="Arial"/>
-        </w:rPr>
-        <w:t>/</w:t>
-      </w:r>
-      <w:r>
-        <w:rPr>
-          <w:i w:val="0"/>
-          <w:b w:val="0"/>
-          <w:color w:val="1155CC"/>
-          <w:sz w:val="22"/>
-          <w:szCs w:val="22"/>
-          <w:u w:val="single" w:color="1155CC"/>
-          <w:shd w:val="clear"/>
-          <w:rFonts w:ascii="Arial" w:eastAsia="Arial" w:hAnsi="Arial" w:cs="Arial"/>
-        </w:rPr>
-        <w:t>w</w:t>
-      </w:r>
-      <w:r>
-        <w:rPr>
-          <w:i w:val="0"/>
-          <w:b w:val="0"/>
-          <w:color w:val="1155CC"/>
-          <w:sz w:val="22"/>
-          <w:szCs w:val="22"/>
-          <w:u w:val="single" w:color="1155CC"/>
-          <w:shd w:val="clear"/>
-          <w:rFonts w:ascii="Arial" w:eastAsia="Arial" w:hAnsi="Arial" w:cs="Arial"/>
-        </w:rPr>
-        <w:t>w</w:t>
-      </w:r>
-      <w:r>
-        <w:rPr>
-          <w:i w:val="0"/>
-          <w:b w:val="0"/>
-          <w:color w:val="1155CC"/>
-          <w:sz w:val="22"/>
-          <w:szCs w:val="22"/>
-          <w:u w:val="single" w:color="1155CC"/>
-          <w:shd w:val="clear"/>
-          <w:rFonts w:ascii="Arial" w:eastAsia="Arial" w:hAnsi="Arial" w:cs="Arial"/>
-        </w:rPr>
-        <w:t>w</w:t>
-      </w:r>
-      <w:r>
-        <w:rPr>
-          <w:i w:val="0"/>
-          <w:b w:val="0"/>
-          <w:color w:val="1155CC"/>
-          <w:sz w:val="22"/>
-          <w:szCs w:val="22"/>
-          <w:u w:val="single" w:color="1155CC"/>
-          <w:shd w:val="clear"/>
-          <w:rFonts w:ascii="Arial" w:eastAsia="Arial" w:hAnsi="Arial" w:cs="Arial"/>
-        </w:rPr>
-        <w:t>.</w:t>
-      </w:r>
-      <w:r>
-        <w:rPr>
-          <w:i w:val="0"/>
-          <w:b w:val="0"/>
-          <w:color w:val="1155CC"/>
-          <w:sz w:val="22"/>
-          <w:szCs w:val="22"/>
-          <w:u w:val="single" w:color="1155CC"/>
-          <w:shd w:val="clear"/>
-          <w:rFonts w:ascii="Arial" w:eastAsia="Arial" w:hAnsi="Arial" w:cs="Arial"/>
-        </w:rPr>
-        <w:t>d</w:t>
-      </w:r>
-      <w:r>
-        <w:rPr>
-          <w:i w:val="0"/>
-          <w:b w:val="0"/>
-          <w:color w:val="1155CC"/>
-          <w:sz w:val="22"/>
-          <w:szCs w:val="22"/>
-          <w:u w:val="single" w:color="1155CC"/>
-          <w:shd w:val="clear"/>
-          <w:rFonts w:ascii="Arial" w:eastAsia="Arial" w:hAnsi="Arial" w:cs="Arial"/>
-        </w:rPr>
-        <w:t>a</w:t>
-      </w:r>
-      <w:r>
-        <w:rPr>
-          <w:i w:val="0"/>
-          <w:b w:val="0"/>
-          <w:color w:val="1155CC"/>
-          <w:sz w:val="22"/>
-          <w:szCs w:val="22"/>
-          <w:u w:val="single" w:color="1155CC"/>
-          <w:shd w:val="clear"/>
-          <w:rFonts w:ascii="Arial" w:eastAsia="Arial" w:hAnsi="Arial" w:cs="Arial"/>
-        </w:rPr>
-        <w:t>t</w:t>
-      </w:r>
-      <w:r>
-        <w:rPr>
-          <w:i w:val="0"/>
-          <w:b w:val="0"/>
-          <w:color w:val="1155CC"/>
-          <w:sz w:val="22"/>
-          <w:szCs w:val="22"/>
-          <w:u w:val="single" w:color="1155CC"/>
-          <w:shd w:val="clear"/>
-          <w:rFonts w:ascii="Arial" w:eastAsia="Arial" w:hAnsi="Arial" w:cs="Arial"/>
-        </w:rPr>
-        <w:t>a</w:t>
-      </w:r>
-      <w:r>
-        <w:rPr>
-          <w:i w:val="0"/>
-          <w:b w:val="0"/>
-          <w:color w:val="1155CC"/>
-          <w:sz w:val="22"/>
-          <w:szCs w:val="22"/>
-          <w:u w:val="single" w:color="1155CC"/>
-          <w:shd w:val="clear"/>
-          <w:rFonts w:ascii="Arial" w:eastAsia="Arial" w:hAnsi="Arial" w:cs="Arial"/>
-        </w:rPr>
-        <w:t>.</w:t>
-      </w:r>
-      <w:r>
-        <w:rPr>
-          <w:i w:val="0"/>
-          <w:b w:val="0"/>
-          <w:color w:val="1155CC"/>
-          <w:sz w:val="22"/>
-          <w:szCs w:val="22"/>
-          <w:u w:val="single" w:color="1155CC"/>
-          <w:shd w:val="clear"/>
-          <w:rFonts w:ascii="Arial" w:eastAsia="Arial" w:hAnsi="Arial" w:cs="Arial"/>
-        </w:rPr>
-        <w:t>g</w:t>
-      </w:r>
-      <w:r>
-        <w:rPr>
-          <w:i w:val="0"/>
-          <w:b w:val="0"/>
-          <w:color w:val="1155CC"/>
-          <w:sz w:val="22"/>
-          <w:szCs w:val="22"/>
-          <w:u w:val="single" w:color="1155CC"/>
-          <w:shd w:val="clear"/>
-          <w:rFonts w:ascii="Arial" w:eastAsia="Arial" w:hAnsi="Arial" w:cs="Arial"/>
-        </w:rPr>
-        <w:t>o</w:t>
-      </w:r>
-      <w:r>
-        <w:rPr>
-          <w:i w:val="0"/>
-          <w:b w:val="0"/>
-          <w:color w:val="1155CC"/>
-          <w:sz w:val="22"/>
-          <w:szCs w:val="22"/>
-          <w:u w:val="single" w:color="1155CC"/>
-          <w:shd w:val="clear"/>
-          <w:rFonts w:ascii="Arial" w:eastAsia="Arial" w:hAnsi="Arial" w:cs="Arial"/>
-        </w:rPr>
-        <w:t>.</w:t>
-      </w:r>
-      <w:r>
-        <w:rPr>
-          <w:i w:val="0"/>
-          <w:b w:val="0"/>
-          <w:color w:val="1155CC"/>
-          <w:sz w:val="22"/>
-          <w:szCs w:val="22"/>
-          <w:u w:val="single" w:color="1155CC"/>
-          <w:shd w:val="clear"/>
-          <w:rFonts w:ascii="Arial" w:eastAsia="Arial" w:hAnsi="Arial" w:cs="Arial"/>
-        </w:rPr>
-        <w:t>k</w:t>
-      </w:r>
-      <w:r>
-        <w:rPr>
-          <w:i w:val="0"/>
-          <w:b w:val="0"/>
-          <w:color w:val="1155CC"/>
-          <w:sz w:val="22"/>
-          <w:szCs w:val="22"/>
-          <w:u w:val="single" w:color="1155CC"/>
-          <w:shd w:val="clear"/>
-          <w:rFonts w:ascii="Arial" w:eastAsia="Arial" w:hAnsi="Arial" w:cs="Arial"/>
-        </w:rPr>
-        <w:t>r</w:t>
-      </w:r>
-      <w:r>
-        <w:rPr>
-          <w:i w:val="0"/>
-          <w:b w:val="0"/>
-          <w:color w:val="1155CC"/>
-          <w:sz w:val="22"/>
-          <w:szCs w:val="22"/>
-          <w:u w:val="single" w:color="1155CC"/>
-          <w:shd w:val="clear"/>
-          <w:rFonts w:ascii="Arial" w:eastAsia="Arial" w:hAnsi="Arial" w:cs="Arial"/>
-        </w:rPr>
-        <w:t>/</w:t>
-      </w:r>
-      <w:r>
-        <w:rPr>
-          <w:i w:val="0"/>
-          <w:b w:val="0"/>
-          <w:color w:val="1155CC"/>
-          <w:sz w:val="22"/>
-          <w:szCs w:val="22"/>
-          <w:u w:val="single" w:color="1155CC"/>
-          <w:shd w:val="clear"/>
-          <w:rFonts w:ascii="Arial" w:eastAsia="Arial" w:hAnsi="Arial" w:cs="Arial"/>
-        </w:rPr>
-        <w:t>d</w:t>
-      </w:r>
-      <w:r>
-        <w:rPr>
-          <w:i w:val="0"/>
-          <w:b w:val="0"/>
-          <w:color w:val="1155CC"/>
-          <w:sz w:val="22"/>
-          <w:szCs w:val="22"/>
-          <w:u w:val="single" w:color="1155CC"/>
-          <w:shd w:val="clear"/>
-          <w:rFonts w:ascii="Arial" w:eastAsia="Arial" w:hAnsi="Arial" w:cs="Arial"/>
-        </w:rPr>
-        <w:t>a</w:t>
-      </w:r>
-      <w:r>
-        <w:rPr>
-          <w:i w:val="0"/>
-          <w:b w:val="0"/>
-          <w:color w:val="1155CC"/>
-          <w:sz w:val="22"/>
-          <w:szCs w:val="22"/>
-          <w:u w:val="single" w:color="1155CC"/>
-          <w:shd w:val="clear"/>
-          <w:rFonts w:ascii="Arial" w:eastAsia="Arial" w:hAnsi="Arial" w:cs="Arial"/>
-        </w:rPr>
-        <w:t>t</w:t>
-      </w:r>
-      <w:r>
-        <w:rPr>
-          <w:i w:val="0"/>
-          <w:b w:val="0"/>
-          <w:color w:val="1155CC"/>
-          <w:sz w:val="22"/>
-          <w:szCs w:val="22"/>
-          <w:u w:val="single" w:color="1155CC"/>
-          <w:shd w:val="clear"/>
-          <w:rFonts w:ascii="Arial" w:eastAsia="Arial" w:hAnsi="Arial" w:cs="Arial"/>
-        </w:rPr>
-        <w:t>a</w:t>
-      </w:r>
-      <w:r>
-        <w:rPr>
-          <w:i w:val="0"/>
-          <w:b w:val="0"/>
-          <w:color w:val="1155CC"/>
-          <w:sz w:val="22"/>
-          <w:szCs w:val="22"/>
-          <w:u w:val="single" w:color="1155CC"/>
-          <w:shd w:val="clear"/>
-          <w:rFonts w:ascii="Arial" w:eastAsia="Arial" w:hAnsi="Arial" w:cs="Arial"/>
-        </w:rPr>
-        <w:t>/</w:t>
-      </w:r>
-      <w:r>
-        <w:rPr>
-          <w:i w:val="0"/>
-          <w:b w:val="0"/>
-          <w:color w:val="1155CC"/>
-          <w:sz w:val="22"/>
-          <w:szCs w:val="22"/>
-          <w:u w:val="single" w:color="1155CC"/>
-          <w:shd w:val="clear"/>
-          <w:rFonts w:ascii="Arial" w:eastAsia="Arial" w:hAnsi="Arial" w:cs="Arial"/>
-        </w:rPr>
-        <w:t>1</w:t>
-      </w:r>
-      <w:r>
-        <w:rPr>
-          <w:i w:val="0"/>
-          <w:b w:val="0"/>
-          <w:color w:val="1155CC"/>
-          <w:sz w:val="22"/>
-          <w:szCs w:val="22"/>
-          <w:u w:val="single" w:color="1155CC"/>
-          <w:shd w:val="clear"/>
-          <w:rFonts w:ascii="Arial" w:eastAsia="Arial" w:hAnsi="Arial" w:cs="Arial"/>
-        </w:rPr>
-        <w:t>5</w:t>
-      </w:r>
-      <w:r>
-        <w:rPr>
-          <w:i w:val="0"/>
-          <w:b w:val="0"/>
-          <w:color w:val="1155CC"/>
-          <w:sz w:val="22"/>
-          <w:szCs w:val="22"/>
-          <w:u w:val="single" w:color="1155CC"/>
-          <w:shd w:val="clear"/>
-          <w:rFonts w:ascii="Arial" w:eastAsia="Arial" w:hAnsi="Arial" w:cs="Arial"/>
-        </w:rPr>
-        <w:t>1</w:t>
-      </w:r>
-      <w:r>
-        <w:rPr>
-          <w:i w:val="0"/>
-          <w:b w:val="0"/>
-          <w:color w:val="1155CC"/>
-          <w:sz w:val="22"/>
-          <w:szCs w:val="22"/>
-          <w:u w:val="single" w:color="1155CC"/>
-          <w:shd w:val="clear"/>
-          <w:rFonts w:ascii="Arial" w:eastAsia="Arial" w:hAnsi="Arial" w:cs="Arial"/>
-        </w:rPr>
-        <w:t>2</w:t>
-      </w:r>
-      <w:r>
-        <w:rPr>
-          <w:i w:val="0"/>
-          <w:b w:val="0"/>
-          <w:color w:val="1155CC"/>
-          <w:sz w:val="22"/>
-          <w:szCs w:val="22"/>
-          <w:u w:val="single" w:color="1155CC"/>
-          <w:shd w:val="clear"/>
-          <w:rFonts w:ascii="Arial" w:eastAsia="Arial" w:hAnsi="Arial" w:cs="Arial"/>
-        </w:rPr>
-        <w:t>1</w:t>
-      </w:r>
-      <w:r>
-        <w:rPr>
-          <w:i w:val="0"/>
-          <w:b w:val="0"/>
-          <w:color w:val="1155CC"/>
-          <w:sz w:val="22"/>
-          <w:szCs w:val="22"/>
-          <w:u w:val="single" w:color="1155CC"/>
-          <w:shd w:val="clear"/>
-          <w:rFonts w:ascii="Arial" w:eastAsia="Arial" w:hAnsi="Arial" w:cs="Arial"/>
-        </w:rPr>
-        <w:t>3</w:t>
-      </w:r>
-      <w:r>
-        <w:rPr>
-          <w:i w:val="0"/>
-          <w:b w:val="0"/>
-          <w:color w:val="1155CC"/>
-          <w:sz w:val="22"/>
-          <w:szCs w:val="22"/>
-          <w:u w:val="single" w:color="1155CC"/>
-          <w:shd w:val="clear"/>
-          <w:rFonts w:ascii="Arial" w:eastAsia="Arial" w:hAnsi="Arial" w:cs="Arial"/>
-        </w:rPr>
-        <w:t>2</w:t>
-      </w:r>
-      <w:r>
-        <w:rPr>
-          <w:i w:val="0"/>
-          <w:b w:val="0"/>
-          <w:color w:val="1155CC"/>
-          <w:sz w:val="22"/>
-          <w:szCs w:val="22"/>
-          <w:u w:val="single" w:color="1155CC"/>
-          <w:shd w:val="clear"/>
-          <w:rFonts w:ascii="Arial" w:eastAsia="Arial" w:hAnsi="Arial" w:cs="Arial"/>
-        </w:rPr>
-        <w:t>4</w:t>
-      </w:r>
-      <w:r>
-        <w:rPr>
-          <w:i w:val="0"/>
-          <w:b w:val="0"/>
-          <w:color w:val="1155CC"/>
-          <w:sz w:val="22"/>
-          <w:szCs w:val="22"/>
-          <w:u w:val="single" w:color="1155CC"/>
-          <w:shd w:val="clear"/>
-          <w:rFonts w:ascii="Arial" w:eastAsia="Arial" w:hAnsi="Arial" w:cs="Arial"/>
-        </w:rPr>
-        <w:t>/</w:t>
-      </w:r>
-      <w:r>
-        <w:rPr>
-          <w:i w:val="0"/>
-          <w:b w:val="0"/>
-          <w:color w:val="1155CC"/>
-          <w:sz w:val="22"/>
-          <w:szCs w:val="22"/>
-          <w:u w:val="single" w:color="1155CC"/>
-          <w:shd w:val="clear"/>
-          <w:rFonts w:ascii="Arial" w:eastAsia="Arial" w:hAnsi="Arial" w:cs="Arial"/>
-        </w:rPr>
-        <w:t>o</w:t>
-      </w:r>
-      <w:r>
-        <w:rPr>
-          <w:i w:val="0"/>
-          <w:b w:val="0"/>
-          <w:color w:val="1155CC"/>
-          <w:sz w:val="22"/>
-          <w:szCs w:val="22"/>
-          <w:u w:val="single" w:color="1155CC"/>
-          <w:shd w:val="clear"/>
-          <w:rFonts w:ascii="Arial" w:eastAsia="Arial" w:hAnsi="Arial" w:cs="Arial"/>
-        </w:rPr>
-        <w:t>p</w:t>
-      </w:r>
-      <w:r>
-        <w:rPr>
-          <w:i w:val="0"/>
-          <w:b w:val="0"/>
-          <w:color w:val="1155CC"/>
-          <w:sz w:val="22"/>
-          <w:szCs w:val="22"/>
-          <w:u w:val="single" w:color="1155CC"/>
-          <w:shd w:val="clear"/>
-          <w:rFonts w:ascii="Arial" w:eastAsia="Arial" w:hAnsi="Arial" w:cs="Arial"/>
-        </w:rPr>
-        <w:t>e</w:t>
-      </w:r>
-      <w:r>
-        <w:rPr>
-          <w:i w:val="0"/>
-          <w:b w:val="0"/>
-          <w:color w:val="1155CC"/>
-          <w:sz w:val="22"/>
-          <w:szCs w:val="22"/>
-          <w:u w:val="single" w:color="1155CC"/>
-          <w:shd w:val="clear"/>
-          <w:rFonts w:ascii="Arial" w:eastAsia="Arial" w:hAnsi="Arial" w:cs="Arial"/>
-        </w:rPr>
-        <w:t>n</w:t>
-      </w:r>
-      <w:r>
-        <w:rPr>
-          <w:i w:val="0"/>
-          <w:b w:val="0"/>
-          <w:color w:val="1155CC"/>
-          <w:sz w:val="22"/>
-          <w:szCs w:val="22"/>
-          <w:u w:val="single" w:color="1155CC"/>
-          <w:shd w:val="clear"/>
-          <w:rFonts w:ascii="Arial" w:eastAsia="Arial" w:hAnsi="Arial" w:cs="Arial"/>
-        </w:rPr>
-        <w:t>a</w:t>
-      </w:r>
-      <w:r>
-        <w:rPr>
-          <w:i w:val="0"/>
-          <w:b w:val="0"/>
-          <w:color w:val="1155CC"/>
-          <w:sz w:val="22"/>
-          <w:szCs w:val="22"/>
-          <w:u w:val="single" w:color="1155CC"/>
-          <w:shd w:val="clear"/>
-          <w:rFonts w:ascii="Arial" w:eastAsia="Arial" w:hAnsi="Arial" w:cs="Arial"/>
-        </w:rPr>
-        <w:t>p</w:t>
-      </w:r>
-      <w:r>
-        <w:rPr>
-          <w:i w:val="0"/>
-          <w:b w:val="0"/>
-          <w:color w:val="1155CC"/>
-          <w:sz w:val="22"/>
-          <w:szCs w:val="22"/>
-          <w:u w:val="single" w:color="1155CC"/>
-          <w:shd w:val="clear"/>
-          <w:rFonts w:ascii="Arial" w:eastAsia="Arial" w:hAnsi="Arial" w:cs="Arial"/>
-        </w:rPr>
-        <w:t>i</w:t>
-      </w:r>
-      <w:r>
-        <w:rPr>
-          <w:i w:val="0"/>
-          <w:b w:val="0"/>
-          <w:color w:val="1155CC"/>
-          <w:sz w:val="22"/>
-          <w:szCs w:val="22"/>
-          <w:u w:val="single" w:color="1155CC"/>
-          <w:shd w:val="clear"/>
-          <w:rFonts w:ascii="Arial" w:eastAsia="Arial" w:hAnsi="Arial" w:cs="Arial"/>
-        </w:rPr>
-        <w:t>.</w:t>
-      </w:r>
-      <w:r>
-        <w:rPr>
-          <w:i w:val="0"/>
-          <w:b w:val="0"/>
-          <w:color w:val="1155CC"/>
-          <w:sz w:val="22"/>
-          <w:szCs w:val="22"/>
-          <w:u w:val="single" w:color="1155CC"/>
-          <w:shd w:val="clear"/>
-          <w:rFonts w:ascii="Arial" w:eastAsia="Arial" w:hAnsi="Arial" w:cs="Arial"/>
-        </w:rPr>
-        <w:t>d</w:t>
-      </w:r>
-      <w:r>
-        <w:rPr>
-          <w:i w:val="0"/>
-          <w:b w:val="0"/>
-          <w:color w:val="1155CC"/>
-          <w:sz w:val="22"/>
-          <w:szCs w:val="22"/>
-          <w:u w:val="single" w:color="1155CC"/>
-          <w:shd w:val="clear"/>
-          <w:rFonts w:ascii="Arial" w:eastAsia="Arial" w:hAnsi="Arial" w:cs="Arial"/>
-        </w:rPr>
-        <w:t>o</w:t>
-      </w:r>
-      <w:r>
-        <w:rPr>
-          <w:shd w:val="clear"/>
-        </w:rPr>
-        <w:fldChar w:fldCharType="end"/>
-      </w:r>
     </w:p>
     <w:p>
       <w:pPr>
         <w:spacing w:lineRule="auto" w:line="235" w:before="0" w:after="0"/>
         <w:rPr>
-          <w:shd w:val="clear"/>
+          <w:i w:val="0"/>
+          <w:b w:val="0"/>
+          <w:color w:val="auto"/>
+          <w:sz w:val="22"/>
+          <w:szCs w:val="22"/>
+          <w:shd w:val="clear" w:color="auto" w:fill="auto"/>
+          <w:rFonts w:ascii="Arial" w:eastAsia="Arial" w:hAnsi="Arial" w:cs="Arial"/>
+          <w:lang w:eastAsia="ko-KR"/>
+        </w:rPr>
+      </w:pPr>
+      <w:r>
+        <w:fldChar w:fldCharType="begin"/>
+      </w:r>
+      <w:r>
+        <w:instrText xml:space="preserve">HYPERLINK "https://www.data.go.kr/data/15121324/openapi.do"</w:instrText>
+      </w:r>
+      <w:r>
+        <w:fldChar w:fldCharType="separate"/>
+      </w:r>
+      <w:r>
+        <w:rPr>
+          <w:i w:val="0"/>
+          <w:b w:val="0"/>
+          <w:color w:val="1155CC"/>
+          <w:sz w:val="22"/>
+          <w:szCs w:val="22"/>
+          <w:u w:val="single" w:color="1155CC"/>
+          <w:shd w:val="clear" w:color="auto" w:fill="auto"/>
+          <w:rFonts w:ascii="Arial" w:eastAsia="Arial" w:hAnsi="Arial" w:cs="Arial"/>
+        </w:rPr>
+        <w:t>h</w:t>
+      </w:r>
+      <w:r>
+        <w:rPr>
+          <w:i w:val="0"/>
+          <w:b w:val="0"/>
+          <w:color w:val="1155CC"/>
+          <w:sz w:val="22"/>
+          <w:szCs w:val="22"/>
+          <w:u w:val="single" w:color="1155CC"/>
+          <w:shd w:val="clear" w:color="auto" w:fill="auto"/>
+          <w:rFonts w:ascii="Arial" w:eastAsia="Arial" w:hAnsi="Arial" w:cs="Arial"/>
+        </w:rPr>
+        <w:t>t</w:t>
+      </w:r>
+      <w:r>
+        <w:rPr>
+          <w:i w:val="0"/>
+          <w:b w:val="0"/>
+          <w:color w:val="1155CC"/>
+          <w:sz w:val="22"/>
+          <w:szCs w:val="22"/>
+          <w:u w:val="single" w:color="1155CC"/>
+          <w:shd w:val="clear" w:color="auto" w:fill="auto"/>
+          <w:rFonts w:ascii="Arial" w:eastAsia="Arial" w:hAnsi="Arial" w:cs="Arial"/>
+        </w:rPr>
+        <w:t>t</w:t>
+      </w:r>
+      <w:r>
+        <w:rPr>
+          <w:i w:val="0"/>
+          <w:b w:val="0"/>
+          <w:color w:val="1155CC"/>
+          <w:sz w:val="22"/>
+          <w:szCs w:val="22"/>
+          <w:u w:val="single" w:color="1155CC"/>
+          <w:shd w:val="clear" w:color="auto" w:fill="auto"/>
+          <w:rFonts w:ascii="Arial" w:eastAsia="Arial" w:hAnsi="Arial" w:cs="Arial"/>
+        </w:rPr>
+        <w:t>p</w:t>
+      </w:r>
+      <w:r>
+        <w:rPr>
+          <w:i w:val="0"/>
+          <w:b w:val="0"/>
+          <w:color w:val="1155CC"/>
+          <w:sz w:val="22"/>
+          <w:szCs w:val="22"/>
+          <w:u w:val="single" w:color="1155CC"/>
+          <w:shd w:val="clear" w:color="auto" w:fill="auto"/>
+          <w:rFonts w:ascii="Arial" w:eastAsia="Arial" w:hAnsi="Arial" w:cs="Arial"/>
+        </w:rPr>
+        <w:t>s</w:t>
+      </w:r>
+      <w:r>
+        <w:rPr>
+          <w:i w:val="0"/>
+          <w:b w:val="0"/>
+          <w:color w:val="1155CC"/>
+          <w:sz w:val="22"/>
+          <w:szCs w:val="22"/>
+          <w:u w:val="single" w:color="1155CC"/>
+          <w:shd w:val="clear" w:color="auto" w:fill="auto"/>
+          <w:rFonts w:ascii="Arial" w:eastAsia="Arial" w:hAnsi="Arial" w:cs="Arial"/>
+        </w:rPr>
+        <w:t>:</w:t>
+      </w:r>
+      <w:r>
+        <w:rPr>
+          <w:i w:val="0"/>
+          <w:b w:val="0"/>
+          <w:color w:val="1155CC"/>
+          <w:sz w:val="22"/>
+          <w:szCs w:val="22"/>
+          <w:u w:val="single" w:color="1155CC"/>
+          <w:shd w:val="clear" w:color="auto" w:fill="auto"/>
+          <w:rFonts w:ascii="Arial" w:eastAsia="Arial" w:hAnsi="Arial" w:cs="Arial"/>
+        </w:rPr>
+        <w:t>/</w:t>
+      </w:r>
+      <w:r>
+        <w:rPr>
+          <w:i w:val="0"/>
+          <w:b w:val="0"/>
+          <w:color w:val="1155CC"/>
+          <w:sz w:val="22"/>
+          <w:szCs w:val="22"/>
+          <w:u w:val="single" w:color="1155CC"/>
+          <w:shd w:val="clear" w:color="auto" w:fill="auto"/>
+          <w:rFonts w:ascii="Arial" w:eastAsia="Arial" w:hAnsi="Arial" w:cs="Arial"/>
+        </w:rPr>
+        <w:t>/</w:t>
+      </w:r>
+      <w:r>
+        <w:rPr>
+          <w:i w:val="0"/>
+          <w:b w:val="0"/>
+          <w:color w:val="1155CC"/>
+          <w:sz w:val="22"/>
+          <w:szCs w:val="22"/>
+          <w:u w:val="single" w:color="1155CC"/>
+          <w:shd w:val="clear" w:color="auto" w:fill="auto"/>
+          <w:rFonts w:ascii="Arial" w:eastAsia="Arial" w:hAnsi="Arial" w:cs="Arial"/>
+        </w:rPr>
+        <w:t>w</w:t>
+      </w:r>
+      <w:r>
+        <w:rPr>
+          <w:i w:val="0"/>
+          <w:b w:val="0"/>
+          <w:color w:val="1155CC"/>
+          <w:sz w:val="22"/>
+          <w:szCs w:val="22"/>
+          <w:u w:val="single" w:color="1155CC"/>
+          <w:shd w:val="clear" w:color="auto" w:fill="auto"/>
+          <w:rFonts w:ascii="Arial" w:eastAsia="Arial" w:hAnsi="Arial" w:cs="Arial"/>
+        </w:rPr>
+        <w:t>w</w:t>
+      </w:r>
+      <w:r>
+        <w:rPr>
+          <w:i w:val="0"/>
+          <w:b w:val="0"/>
+          <w:color w:val="1155CC"/>
+          <w:sz w:val="22"/>
+          <w:szCs w:val="22"/>
+          <w:u w:val="single" w:color="1155CC"/>
+          <w:shd w:val="clear" w:color="auto" w:fill="auto"/>
+          <w:rFonts w:ascii="Arial" w:eastAsia="Arial" w:hAnsi="Arial" w:cs="Arial"/>
+        </w:rPr>
+        <w:t>w</w:t>
+      </w:r>
+      <w:r>
+        <w:rPr>
+          <w:i w:val="0"/>
+          <w:b w:val="0"/>
+          <w:color w:val="1155CC"/>
+          <w:sz w:val="22"/>
+          <w:szCs w:val="22"/>
+          <w:u w:val="single" w:color="1155CC"/>
+          <w:shd w:val="clear" w:color="auto" w:fill="auto"/>
+          <w:rFonts w:ascii="Arial" w:eastAsia="Arial" w:hAnsi="Arial" w:cs="Arial"/>
+        </w:rPr>
+        <w:t>.</w:t>
+      </w:r>
+      <w:r>
+        <w:rPr>
+          <w:i w:val="0"/>
+          <w:b w:val="0"/>
+          <w:color w:val="1155CC"/>
+          <w:sz w:val="22"/>
+          <w:szCs w:val="22"/>
+          <w:u w:val="single" w:color="1155CC"/>
+          <w:shd w:val="clear" w:color="auto" w:fill="auto"/>
+          <w:rFonts w:ascii="Arial" w:eastAsia="Arial" w:hAnsi="Arial" w:cs="Arial"/>
+        </w:rPr>
+        <w:t>d</w:t>
+      </w:r>
+      <w:r>
+        <w:rPr>
+          <w:i w:val="0"/>
+          <w:b w:val="0"/>
+          <w:color w:val="1155CC"/>
+          <w:sz w:val="22"/>
+          <w:szCs w:val="22"/>
+          <w:u w:val="single" w:color="1155CC"/>
+          <w:shd w:val="clear" w:color="auto" w:fill="auto"/>
+          <w:rFonts w:ascii="Arial" w:eastAsia="Arial" w:hAnsi="Arial" w:cs="Arial"/>
+        </w:rPr>
+        <w:t>a</w:t>
+      </w:r>
+      <w:r>
+        <w:rPr>
+          <w:i w:val="0"/>
+          <w:b w:val="0"/>
+          <w:color w:val="1155CC"/>
+          <w:sz w:val="22"/>
+          <w:szCs w:val="22"/>
+          <w:u w:val="single" w:color="1155CC"/>
+          <w:shd w:val="clear" w:color="auto" w:fill="auto"/>
+          <w:rFonts w:ascii="Arial" w:eastAsia="Arial" w:hAnsi="Arial" w:cs="Arial"/>
+        </w:rPr>
+        <w:t>t</w:t>
+      </w:r>
+      <w:r>
+        <w:rPr>
+          <w:i w:val="0"/>
+          <w:b w:val="0"/>
+          <w:color w:val="1155CC"/>
+          <w:sz w:val="22"/>
+          <w:szCs w:val="22"/>
+          <w:u w:val="single" w:color="1155CC"/>
+          <w:shd w:val="clear" w:color="auto" w:fill="auto"/>
+          <w:rFonts w:ascii="Arial" w:eastAsia="Arial" w:hAnsi="Arial" w:cs="Arial"/>
+        </w:rPr>
+        <w:t>a</w:t>
+      </w:r>
+      <w:r>
+        <w:rPr>
+          <w:i w:val="0"/>
+          <w:b w:val="0"/>
+          <w:color w:val="1155CC"/>
+          <w:sz w:val="22"/>
+          <w:szCs w:val="22"/>
+          <w:u w:val="single" w:color="1155CC"/>
+          <w:shd w:val="clear" w:color="auto" w:fill="auto"/>
+          <w:rFonts w:ascii="Arial" w:eastAsia="Arial" w:hAnsi="Arial" w:cs="Arial"/>
+        </w:rPr>
+        <w:t>.</w:t>
+      </w:r>
+      <w:r>
+        <w:rPr>
+          <w:i w:val="0"/>
+          <w:b w:val="0"/>
+          <w:color w:val="1155CC"/>
+          <w:sz w:val="22"/>
+          <w:szCs w:val="22"/>
+          <w:u w:val="single" w:color="1155CC"/>
+          <w:shd w:val="clear" w:color="auto" w:fill="auto"/>
+          <w:rFonts w:ascii="Arial" w:eastAsia="Arial" w:hAnsi="Arial" w:cs="Arial"/>
+        </w:rPr>
+        <w:t>g</w:t>
+      </w:r>
+      <w:r>
+        <w:rPr>
+          <w:i w:val="0"/>
+          <w:b w:val="0"/>
+          <w:color w:val="1155CC"/>
+          <w:sz w:val="22"/>
+          <w:szCs w:val="22"/>
+          <w:u w:val="single" w:color="1155CC"/>
+          <w:shd w:val="clear" w:color="auto" w:fill="auto"/>
+          <w:rFonts w:ascii="Arial" w:eastAsia="Arial" w:hAnsi="Arial" w:cs="Arial"/>
+        </w:rPr>
+        <w:t>o</w:t>
+      </w:r>
+      <w:r>
+        <w:rPr>
+          <w:i w:val="0"/>
+          <w:b w:val="0"/>
+          <w:color w:val="1155CC"/>
+          <w:sz w:val="22"/>
+          <w:szCs w:val="22"/>
+          <w:u w:val="single" w:color="1155CC"/>
+          <w:shd w:val="clear" w:color="auto" w:fill="auto"/>
+          <w:rFonts w:ascii="Arial" w:eastAsia="Arial" w:hAnsi="Arial" w:cs="Arial"/>
+        </w:rPr>
+        <w:t>.</w:t>
+      </w:r>
+      <w:r>
+        <w:rPr>
+          <w:i w:val="0"/>
+          <w:b w:val="0"/>
+          <w:color w:val="1155CC"/>
+          <w:sz w:val="22"/>
+          <w:szCs w:val="22"/>
+          <w:u w:val="single" w:color="1155CC"/>
+          <w:shd w:val="clear" w:color="auto" w:fill="auto"/>
+          <w:rFonts w:ascii="Arial" w:eastAsia="Arial" w:hAnsi="Arial" w:cs="Arial"/>
+        </w:rPr>
+        <w:t>k</w:t>
+      </w:r>
+      <w:r>
+        <w:rPr>
+          <w:i w:val="0"/>
+          <w:b w:val="0"/>
+          <w:color w:val="1155CC"/>
+          <w:sz w:val="22"/>
+          <w:szCs w:val="22"/>
+          <w:u w:val="single" w:color="1155CC"/>
+          <w:shd w:val="clear" w:color="auto" w:fill="auto"/>
+          <w:rFonts w:ascii="Arial" w:eastAsia="Arial" w:hAnsi="Arial" w:cs="Arial"/>
+        </w:rPr>
+        <w:t>r</w:t>
+      </w:r>
+      <w:r>
+        <w:rPr>
+          <w:i w:val="0"/>
+          <w:b w:val="0"/>
+          <w:color w:val="1155CC"/>
+          <w:sz w:val="22"/>
+          <w:szCs w:val="22"/>
+          <w:u w:val="single" w:color="1155CC"/>
+          <w:shd w:val="clear" w:color="auto" w:fill="auto"/>
+          <w:rFonts w:ascii="Arial" w:eastAsia="Arial" w:hAnsi="Arial" w:cs="Arial"/>
+        </w:rPr>
+        <w:t>/</w:t>
+      </w:r>
+      <w:r>
+        <w:rPr>
+          <w:i w:val="0"/>
+          <w:b w:val="0"/>
+          <w:color w:val="1155CC"/>
+          <w:sz w:val="22"/>
+          <w:szCs w:val="22"/>
+          <w:u w:val="single" w:color="1155CC"/>
+          <w:shd w:val="clear" w:color="auto" w:fill="auto"/>
+          <w:rFonts w:ascii="Arial" w:eastAsia="Arial" w:hAnsi="Arial" w:cs="Arial"/>
+        </w:rPr>
+        <w:t>d</w:t>
+      </w:r>
+      <w:r>
+        <w:rPr>
+          <w:i w:val="0"/>
+          <w:b w:val="0"/>
+          <w:color w:val="1155CC"/>
+          <w:sz w:val="22"/>
+          <w:szCs w:val="22"/>
+          <w:u w:val="single" w:color="1155CC"/>
+          <w:shd w:val="clear" w:color="auto" w:fill="auto"/>
+          <w:rFonts w:ascii="Arial" w:eastAsia="Arial" w:hAnsi="Arial" w:cs="Arial"/>
+        </w:rPr>
+        <w:t>a</w:t>
+      </w:r>
+      <w:r>
+        <w:rPr>
+          <w:i w:val="0"/>
+          <w:b w:val="0"/>
+          <w:color w:val="1155CC"/>
+          <w:sz w:val="22"/>
+          <w:szCs w:val="22"/>
+          <w:u w:val="single" w:color="1155CC"/>
+          <w:shd w:val="clear" w:color="auto" w:fill="auto"/>
+          <w:rFonts w:ascii="Arial" w:eastAsia="Arial" w:hAnsi="Arial" w:cs="Arial"/>
+        </w:rPr>
+        <w:t>t</w:t>
+      </w:r>
+      <w:r>
+        <w:rPr>
+          <w:i w:val="0"/>
+          <w:b w:val="0"/>
+          <w:color w:val="1155CC"/>
+          <w:sz w:val="22"/>
+          <w:szCs w:val="22"/>
+          <w:u w:val="single" w:color="1155CC"/>
+          <w:shd w:val="clear" w:color="auto" w:fill="auto"/>
+          <w:rFonts w:ascii="Arial" w:eastAsia="Arial" w:hAnsi="Arial" w:cs="Arial"/>
+        </w:rPr>
+        <w:t>a</w:t>
+      </w:r>
+      <w:r>
+        <w:rPr>
+          <w:i w:val="0"/>
+          <w:b w:val="0"/>
+          <w:color w:val="1155CC"/>
+          <w:sz w:val="22"/>
+          <w:szCs w:val="22"/>
+          <w:u w:val="single" w:color="1155CC"/>
+          <w:shd w:val="clear" w:color="auto" w:fill="auto"/>
+          <w:rFonts w:ascii="Arial" w:eastAsia="Arial" w:hAnsi="Arial" w:cs="Arial"/>
+        </w:rPr>
+        <w:t>/</w:t>
+      </w:r>
+      <w:r>
+        <w:rPr>
+          <w:i w:val="0"/>
+          <w:b w:val="0"/>
+          <w:color w:val="1155CC"/>
+          <w:sz w:val="22"/>
+          <w:szCs w:val="22"/>
+          <w:u w:val="single" w:color="1155CC"/>
+          <w:shd w:val="clear" w:color="auto" w:fill="auto"/>
+          <w:rFonts w:ascii="Arial" w:eastAsia="Arial" w:hAnsi="Arial" w:cs="Arial"/>
+        </w:rPr>
+        <w:t>1</w:t>
+      </w:r>
+      <w:r>
+        <w:rPr>
+          <w:i w:val="0"/>
+          <w:b w:val="0"/>
+          <w:color w:val="1155CC"/>
+          <w:sz w:val="22"/>
+          <w:szCs w:val="22"/>
+          <w:u w:val="single" w:color="1155CC"/>
+          <w:shd w:val="clear" w:color="auto" w:fill="auto"/>
+          <w:rFonts w:ascii="Arial" w:eastAsia="Arial" w:hAnsi="Arial" w:cs="Arial"/>
+        </w:rPr>
+        <w:t>5</w:t>
+      </w:r>
+      <w:r>
+        <w:rPr>
+          <w:i w:val="0"/>
+          <w:b w:val="0"/>
+          <w:color w:val="1155CC"/>
+          <w:sz w:val="22"/>
+          <w:szCs w:val="22"/>
+          <w:u w:val="single" w:color="1155CC"/>
+          <w:shd w:val="clear" w:color="auto" w:fill="auto"/>
+          <w:rFonts w:ascii="Arial" w:eastAsia="Arial" w:hAnsi="Arial" w:cs="Arial"/>
+        </w:rPr>
+        <w:t>1</w:t>
+      </w:r>
+      <w:r>
+        <w:rPr>
+          <w:i w:val="0"/>
+          <w:b w:val="0"/>
+          <w:color w:val="1155CC"/>
+          <w:sz w:val="22"/>
+          <w:szCs w:val="22"/>
+          <w:u w:val="single" w:color="1155CC"/>
+          <w:shd w:val="clear" w:color="auto" w:fill="auto"/>
+          <w:rFonts w:ascii="Arial" w:eastAsia="Arial" w:hAnsi="Arial" w:cs="Arial"/>
+        </w:rPr>
+        <w:t>2</w:t>
+      </w:r>
+      <w:r>
+        <w:rPr>
+          <w:i w:val="0"/>
+          <w:b w:val="0"/>
+          <w:color w:val="1155CC"/>
+          <w:sz w:val="22"/>
+          <w:szCs w:val="22"/>
+          <w:u w:val="single" w:color="1155CC"/>
+          <w:shd w:val="clear" w:color="auto" w:fill="auto"/>
+          <w:rFonts w:ascii="Arial" w:eastAsia="Arial" w:hAnsi="Arial" w:cs="Arial"/>
+        </w:rPr>
+        <w:t>1</w:t>
+      </w:r>
+      <w:r>
+        <w:rPr>
+          <w:i w:val="0"/>
+          <w:b w:val="0"/>
+          <w:color w:val="1155CC"/>
+          <w:sz w:val="22"/>
+          <w:szCs w:val="22"/>
+          <w:u w:val="single" w:color="1155CC"/>
+          <w:shd w:val="clear" w:color="auto" w:fill="auto"/>
+          <w:rFonts w:ascii="Arial" w:eastAsia="Arial" w:hAnsi="Arial" w:cs="Arial"/>
+        </w:rPr>
+        <w:t>3</w:t>
+      </w:r>
+      <w:r>
+        <w:rPr>
+          <w:i w:val="0"/>
+          <w:b w:val="0"/>
+          <w:color w:val="1155CC"/>
+          <w:sz w:val="22"/>
+          <w:szCs w:val="22"/>
+          <w:u w:val="single" w:color="1155CC"/>
+          <w:shd w:val="clear" w:color="auto" w:fill="auto"/>
+          <w:rFonts w:ascii="Arial" w:eastAsia="Arial" w:hAnsi="Arial" w:cs="Arial"/>
+        </w:rPr>
+        <w:t>2</w:t>
+      </w:r>
+      <w:r>
+        <w:rPr>
+          <w:i w:val="0"/>
+          <w:b w:val="0"/>
+          <w:color w:val="1155CC"/>
+          <w:sz w:val="22"/>
+          <w:szCs w:val="22"/>
+          <w:u w:val="single" w:color="1155CC"/>
+          <w:shd w:val="clear" w:color="auto" w:fill="auto"/>
+          <w:rFonts w:ascii="Arial" w:eastAsia="Arial" w:hAnsi="Arial" w:cs="Arial"/>
+        </w:rPr>
+        <w:t>4</w:t>
+      </w:r>
+      <w:r>
+        <w:rPr>
+          <w:i w:val="0"/>
+          <w:b w:val="0"/>
+          <w:color w:val="1155CC"/>
+          <w:sz w:val="22"/>
+          <w:szCs w:val="22"/>
+          <w:u w:val="single" w:color="1155CC"/>
+          <w:shd w:val="clear" w:color="auto" w:fill="auto"/>
+          <w:rFonts w:ascii="Arial" w:eastAsia="Arial" w:hAnsi="Arial" w:cs="Arial"/>
+        </w:rPr>
+        <w:t>/</w:t>
+      </w:r>
+      <w:r>
+        <w:rPr>
+          <w:i w:val="0"/>
+          <w:b w:val="0"/>
+          <w:color w:val="1155CC"/>
+          <w:sz w:val="22"/>
+          <w:szCs w:val="22"/>
+          <w:u w:val="single" w:color="1155CC"/>
+          <w:shd w:val="clear" w:color="auto" w:fill="auto"/>
+          <w:rFonts w:ascii="Arial" w:eastAsia="Arial" w:hAnsi="Arial" w:cs="Arial"/>
+        </w:rPr>
+        <w:t>o</w:t>
+      </w:r>
+      <w:r>
+        <w:rPr>
+          <w:i w:val="0"/>
+          <w:b w:val="0"/>
+          <w:color w:val="1155CC"/>
+          <w:sz w:val="22"/>
+          <w:szCs w:val="22"/>
+          <w:u w:val="single" w:color="1155CC"/>
+          <w:shd w:val="clear" w:color="auto" w:fill="auto"/>
+          <w:rFonts w:ascii="Arial" w:eastAsia="Arial" w:hAnsi="Arial" w:cs="Arial"/>
+        </w:rPr>
+        <w:t>p</w:t>
+      </w:r>
+      <w:r>
+        <w:rPr>
+          <w:i w:val="0"/>
+          <w:b w:val="0"/>
+          <w:color w:val="1155CC"/>
+          <w:sz w:val="22"/>
+          <w:szCs w:val="22"/>
+          <w:u w:val="single" w:color="1155CC"/>
+          <w:shd w:val="clear" w:color="auto" w:fill="auto"/>
+          <w:rFonts w:ascii="Arial" w:eastAsia="Arial" w:hAnsi="Arial" w:cs="Arial"/>
+        </w:rPr>
+        <w:t>e</w:t>
+      </w:r>
+      <w:r>
+        <w:rPr>
+          <w:i w:val="0"/>
+          <w:b w:val="0"/>
+          <w:color w:val="1155CC"/>
+          <w:sz w:val="22"/>
+          <w:szCs w:val="22"/>
+          <w:u w:val="single" w:color="1155CC"/>
+          <w:shd w:val="clear" w:color="auto" w:fill="auto"/>
+          <w:rFonts w:ascii="Arial" w:eastAsia="Arial" w:hAnsi="Arial" w:cs="Arial"/>
+        </w:rPr>
+        <w:t>n</w:t>
+      </w:r>
+      <w:r>
+        <w:rPr>
+          <w:i w:val="0"/>
+          <w:b w:val="0"/>
+          <w:color w:val="1155CC"/>
+          <w:sz w:val="22"/>
+          <w:szCs w:val="22"/>
+          <w:u w:val="single" w:color="1155CC"/>
+          <w:shd w:val="clear" w:color="auto" w:fill="auto"/>
+          <w:rFonts w:ascii="Arial" w:eastAsia="Arial" w:hAnsi="Arial" w:cs="Arial"/>
+        </w:rPr>
+        <w:t>a</w:t>
+      </w:r>
+      <w:r>
+        <w:rPr>
+          <w:i w:val="0"/>
+          <w:b w:val="0"/>
+          <w:color w:val="1155CC"/>
+          <w:sz w:val="22"/>
+          <w:szCs w:val="22"/>
+          <w:u w:val="single" w:color="1155CC"/>
+          <w:shd w:val="clear" w:color="auto" w:fill="auto"/>
+          <w:rFonts w:ascii="Arial" w:eastAsia="Arial" w:hAnsi="Arial" w:cs="Arial"/>
+        </w:rPr>
+        <w:t>p</w:t>
+      </w:r>
+      <w:r>
+        <w:rPr>
+          <w:i w:val="0"/>
+          <w:b w:val="0"/>
+          <w:color w:val="1155CC"/>
+          <w:sz w:val="22"/>
+          <w:szCs w:val="22"/>
+          <w:u w:val="single" w:color="1155CC"/>
+          <w:shd w:val="clear" w:color="auto" w:fill="auto"/>
+          <w:rFonts w:ascii="Arial" w:eastAsia="Arial" w:hAnsi="Arial" w:cs="Arial"/>
+        </w:rPr>
+        <w:t>i</w:t>
+      </w:r>
+      <w:r>
+        <w:rPr>
+          <w:i w:val="0"/>
+          <w:b w:val="0"/>
+          <w:color w:val="1155CC"/>
+          <w:sz w:val="22"/>
+          <w:szCs w:val="22"/>
+          <w:u w:val="single" w:color="1155CC"/>
+          <w:shd w:val="clear" w:color="auto" w:fill="auto"/>
+          <w:rFonts w:ascii="Arial" w:eastAsia="Arial" w:hAnsi="Arial" w:cs="Arial"/>
+        </w:rPr>
+        <w:t>.</w:t>
+      </w:r>
+      <w:r>
+        <w:rPr>
+          <w:i w:val="0"/>
+          <w:b w:val="0"/>
+          <w:color w:val="1155CC"/>
+          <w:sz w:val="22"/>
+          <w:szCs w:val="22"/>
+          <w:u w:val="single" w:color="1155CC"/>
+          <w:shd w:val="clear" w:color="auto" w:fill="auto"/>
+          <w:rFonts w:ascii="Arial" w:eastAsia="Arial" w:hAnsi="Arial" w:cs="Arial"/>
+        </w:rPr>
+        <w:t>d</w:t>
+      </w:r>
+      <w:r>
+        <w:rPr>
+          <w:i w:val="0"/>
+          <w:b w:val="0"/>
+          <w:color w:val="1155CC"/>
+          <w:sz w:val="22"/>
+          <w:szCs w:val="22"/>
+          <w:u w:val="single" w:color="1155CC"/>
+          <w:shd w:val="clear" w:color="auto" w:fill="auto"/>
+          <w:rFonts w:ascii="Arial" w:eastAsia="Arial" w:hAnsi="Arial" w:cs="Arial"/>
+        </w:rPr>
+        <w:t>o</w:t>
+      </w:r>
+      <w:r>
+        <w:rPr>
+          <w:shd w:val="clear" w:color="auto" w:fill="auto"/>
+        </w:rPr>
+        <w:fldChar w:fldCharType="end"/>
+      </w:r>
+    </w:p>
+    <w:p>
+      <w:pPr>
+        <w:spacing w:lineRule="auto" w:line="235" w:before="0" w:after="0"/>
+        <w:rPr>
+          <w:shd w:val="clear" w:color="auto" w:fill="auto"/>
         </w:rPr>
       </w:pPr>
     </w:p>

--- a/기획서.docx
+++ b/기획서.docx
@@ -7989,80 +7989,43 @@
         <w:spacing w:lineRule="auto" w:line="235" w:before="0" w:after="0"/>
         <w:rPr>
           <w:i w:val="0"/>
-          <w:b w:val="0"/>
-          <w:color w:val="000000"/>
-          <w:sz w:val="22"/>
-          <w:szCs w:val="22"/>
-          <w:shd w:val="clear" w:color="auto" w:fill="auto"/>
-          <w:rFonts w:ascii="Arial" w:eastAsia="Arial" w:hAnsi="Arial" w:cs="Arial"/>
-          <w:lang w:eastAsia="ko-KR"/>
-        </w:rPr>
-      </w:pPr>
-      <w:r>
-        <w:rPr>
-          <w:i w:val="0"/>
-          <w:b w:val="0"/>
-          <w:color w:val="000000"/>
-          <w:sz w:val="22"/>
-          <w:szCs w:val="22"/>
-          <w:shd w:val="clear" w:color="auto" w:fill="auto"/>
-          <w:rFonts w:ascii="Arial" w:eastAsia="Arial" w:hAnsi="Arial" w:cs="Arial"/>
-          <w:lang w:eastAsia="ko-KR"/>
-        </w:rPr>
-        <w:t>*추가</w:t>
-      </w:r>
-      <w:r>
-        <w:rPr>
-          <w:i w:val="0"/>
-          <w:b w:val="0"/>
-          <w:color w:val="000000"/>
-          <w:sz w:val="22"/>
-          <w:szCs w:val="22"/>
-          <w:shd w:val="clear" w:color="auto" w:fill="auto"/>
-          <w:rFonts w:ascii="Arial" w:eastAsia="Arial" w:hAnsi="Arial" w:cs="Arial"/>
-          <w:lang w:eastAsia="ko-KR"/>
-        </w:rPr>
-        <w:t>목표사항</w:t>
+          <w:b w:val="1"/>
+          <w:color w:val="000000"/>
+          <w:sz w:val="24"/>
+          <w:szCs w:val="24"/>
+          <w:shd w:val="clear" w:color="auto" w:fill="auto"/>
+          <w:rFonts w:ascii="Arial" w:eastAsia="Arial" w:hAnsi="Arial" w:cs="Arial"/>
+          <w:lang w:eastAsia="ko-KR"/>
+        </w:rPr>
+      </w:pPr>
+      <w:r>
+        <w:rPr>
+          <w:i w:val="0"/>
+          <w:b w:val="1"/>
+          <w:color w:val="000000"/>
+          <w:sz w:val="24"/>
+          <w:szCs w:val="24"/>
+          <w:shd w:val="clear" w:color="auto" w:fill="auto"/>
+          <w:rFonts w:ascii="Arial" w:eastAsia="Arial" w:hAnsi="Arial" w:cs="Arial"/>
+          <w:lang w:eastAsia="ko-KR"/>
+        </w:rPr>
+        <w:t>*추가목표사항</w:t>
       </w:r>
     </w:p>
     <w:p>
       <w:pPr>
-        <w:spacing w:lineRule="auto" w:line="331" w:before="0" w:after="0"/>
-        <w:rPr>
-          <w:i w:val="0"/>
-          <w:b w:val="0"/>
-          <w:color w:val="000000"/>
-          <w:sz w:val="22"/>
-          <w:szCs w:val="22"/>
-          <w:shd w:val="clear" w:color="auto" w:fill="auto"/>
-          <w:rFonts w:ascii="Arial" w:eastAsia="Arial" w:hAnsi="Arial" w:cs="Arial"/>
-        </w:rPr>
-      </w:pPr>
-      <w:r>
-        <w:rPr>
-          <w:i w:val="0"/>
-          <w:b w:val="0"/>
-          <w:color w:val="000000"/>
-          <w:sz w:val="22"/>
-          <w:szCs w:val="22"/>
-          <w:shd w:val="clear" w:color="auto" w:fill="auto"/>
-          <w:rFonts w:ascii="Arial" w:eastAsia="Arial" w:hAnsi="Arial" w:cs="Arial"/>
-        </w:rPr>
-        <w:t xml:space="preserve">해당지역의 날씨가 </w:t>
-      </w:r>
-      <w:r>
-        <w:rPr>
-          <w:i w:val="0"/>
-          <w:b w:val="0"/>
-          <w:color w:val="000000"/>
-          <w:sz w:val="22"/>
-          <w:szCs w:val="22"/>
-          <w:shd w:val="clear" w:color="auto" w:fill="auto"/>
-          <w:rFonts w:ascii="Arial" w:eastAsia="Arial" w:hAnsi="Arial" w:cs="Arial"/>
-          <w:lang w:eastAsia="ko-KR"/>
-        </w:rPr>
-        <w:t xml:space="preserve">영향을 줄 것이고,</w:t>
-      </w:r>
+        <w:spacing w:lineRule="auto" w:line="235" w:before="0" w:after="0"/>
+        <w:rPr>
+          <w:i w:val="0"/>
+          <w:b w:val="1"/>
+          <w:color w:val="000000"/>
+          <w:sz w:val="24"/>
+          <w:szCs w:val="24"/>
+          <w:shd w:val="clear" w:color="auto" w:fill="auto"/>
+          <w:rFonts w:ascii="Arial" w:eastAsia="Arial" w:hAnsi="Arial" w:cs="Arial"/>
+          <w:lang w:eastAsia="ko-KR"/>
+        </w:rPr>
+      </w:pPr>
     </w:p>
     <w:p>
       <w:pPr>
@@ -8087,33 +8050,20 @@
           <w:shd w:val="clear" w:color="auto" w:fill="auto"/>
           <w:rFonts w:ascii="Arial" w:eastAsia="Arial" w:hAnsi="Arial" w:cs="Arial"/>
         </w:rPr>
-        <w:t xml:space="preserve">환경값 분석에 가까워야함! 정형데이터가 </w:t>
-      </w:r>
-      <w:r>
-        <w:rPr>
-          <w:i w:val="0"/>
-          <w:b w:val="0"/>
-          <w:color w:val="000000"/>
-          <w:sz w:val="22"/>
-          <w:szCs w:val="22"/>
-          <w:shd w:val="clear" w:color="auto" w:fill="auto"/>
-          <w:rFonts w:ascii="Arial" w:eastAsia="Arial" w:hAnsi="Arial" w:cs="Arial"/>
-          <w:lang w:eastAsia="ko-KR"/>
-        </w:rPr>
-        <w:t xml:space="preserve">나오게끔 하는게 중요</w:t>
-      </w:r>
-      <w:r>
-        <w:rPr>
-          <w:i w:val="0"/>
-          <w:b w:val="0"/>
-          <w:color w:val="000000"/>
-          <w:sz w:val="22"/>
-          <w:szCs w:val="22"/>
-          <w:shd w:val="clear" w:color="auto" w:fill="auto"/>
-          <w:rFonts w:ascii="Arial" w:eastAsia="Arial" w:hAnsi="Arial" w:cs="Arial"/>
-          <w:lang w:eastAsia="ko-KR"/>
-        </w:rPr>
-        <w:t>함!</w:t>
+        <w:t xml:space="preserve">해당지역의 날씨가 </w:t>
+      </w:r>
+      <w:r>
+        <w:rPr>
+          <w:i w:val="0"/>
+          <w:b w:val="0"/>
+          <w:color w:val="000000"/>
+          <w:sz w:val="22"/>
+          <w:szCs w:val="22"/>
+          <w:shd w:val="clear" w:color="auto" w:fill="auto"/>
+          <w:rFonts w:ascii="Arial" w:eastAsia="Arial" w:hAnsi="Arial" w:cs="Arial"/>
+          <w:lang w:eastAsia="ko-KR"/>
+        </w:rPr>
+        <w:t xml:space="preserve">영향을 줄 것이고,</w:t>
       </w:r>
     </w:p>
     <w:p>
@@ -8139,70 +8089,134 @@
           <w:shd w:val="clear" w:color="auto" w:fill="auto"/>
           <w:rFonts w:ascii="Arial" w:eastAsia="Arial" w:hAnsi="Arial" w:cs="Arial"/>
         </w:rPr>
-        <w:t xml:space="preserve">생산량으로 할</w:t>
-      </w:r>
-      <w:r>
-        <w:rPr>
-          <w:i w:val="0"/>
-          <w:b w:val="0"/>
-          <w:color w:val="000000"/>
-          <w:sz w:val="22"/>
-          <w:szCs w:val="22"/>
-          <w:shd w:val="clear" w:color="auto" w:fill="auto"/>
-          <w:rFonts w:ascii="Arial" w:eastAsia="Arial" w:hAnsi="Arial" w:cs="Arial"/>
-          <w:lang w:eastAsia="ko-KR"/>
-        </w:rPr>
-        <w:t xml:space="preserve"> </w:t>
-      </w:r>
-      <w:r>
-        <w:rPr>
-          <w:i w:val="0"/>
-          <w:b w:val="0"/>
-          <w:color w:val="000000"/>
-          <w:sz w:val="22"/>
-          <w:szCs w:val="22"/>
-          <w:shd w:val="clear" w:color="auto" w:fill="auto"/>
-          <w:rFonts w:ascii="Arial" w:eastAsia="Arial" w:hAnsi="Arial" w:cs="Arial"/>
-        </w:rPr>
-        <w:t>수</w:t>
-      </w:r>
-      <w:r>
-        <w:rPr>
-          <w:i w:val="0"/>
-          <w:b w:val="0"/>
-          <w:color w:val="000000"/>
-          <w:sz w:val="22"/>
-          <w:szCs w:val="22"/>
-          <w:shd w:val="clear" w:color="auto" w:fill="auto"/>
-          <w:rFonts w:ascii="Arial" w:eastAsia="Arial" w:hAnsi="Arial" w:cs="Arial"/>
-          <w:lang w:eastAsia="ko-KR"/>
-        </w:rPr>
-        <w:t xml:space="preserve"> </w:t>
-      </w:r>
-      <w:r>
-        <w:rPr>
-          <w:i w:val="0"/>
-          <w:b w:val="0"/>
-          <w:color w:val="000000"/>
-          <w:sz w:val="22"/>
-          <w:szCs w:val="22"/>
-          <w:shd w:val="clear" w:color="auto" w:fill="auto"/>
-          <w:rFonts w:ascii="Arial" w:eastAsia="Arial" w:hAnsi="Arial" w:cs="Arial"/>
-        </w:rPr>
-        <w:t xml:space="preserve">있고 다른쪽에 있는 토향도 생각해야</w:t>
-      </w:r>
-      <w:r>
-        <w:rPr>
-          <w:i w:val="0"/>
-          <w:b w:val="0"/>
-          <w:color w:val="000000"/>
-          <w:sz w:val="22"/>
-          <w:szCs w:val="22"/>
-          <w:shd w:val="clear" w:color="auto" w:fill="auto"/>
-          <w:rFonts w:ascii="Arial" w:eastAsia="Arial" w:hAnsi="Arial" w:cs="Arial"/>
-          <w:lang w:eastAsia="ko-KR"/>
-        </w:rPr>
-        <w:t>한다.</w:t>
+        <w:t>환경</w:t>
+      </w:r>
+      <w:r>
+        <w:rPr>
+          <w:i w:val="0"/>
+          <w:b w:val="0"/>
+          <w:color w:val="000000"/>
+          <w:sz w:val="22"/>
+          <w:szCs w:val="22"/>
+          <w:shd w:val="clear" w:color="auto" w:fill="auto"/>
+          <w:rFonts w:ascii="Arial" w:eastAsia="Arial" w:hAnsi="Arial" w:cs="Arial"/>
+          <w:lang w:eastAsia="ko-KR"/>
+        </w:rPr>
+        <w:t>/</w:t>
+      </w:r>
+      <w:r>
+        <w:rPr>
+          <w:i w:val="0"/>
+          <w:b w:val="0"/>
+          <w:color w:val="000000"/>
+          <w:sz w:val="22"/>
+          <w:szCs w:val="22"/>
+          <w:shd w:val="clear" w:color="auto" w:fill="auto"/>
+          <w:rFonts w:ascii="Arial" w:eastAsia="Arial" w:hAnsi="Arial" w:cs="Arial"/>
+          <w:lang w:eastAsia="ko-KR"/>
+        </w:rPr>
+        <w:t>생산/판매</w:t>
+      </w:r>
+      <w:r>
+        <w:rPr>
+          <w:i w:val="0"/>
+          <w:b w:val="0"/>
+          <w:color w:val="000000"/>
+          <w:sz w:val="22"/>
+          <w:szCs w:val="22"/>
+          <w:shd w:val="clear" w:color="auto" w:fill="auto"/>
+          <w:rFonts w:ascii="Arial" w:eastAsia="Arial" w:hAnsi="Arial" w:cs="Arial"/>
+        </w:rPr>
+        <w:t>값</w:t>
+      </w:r>
+      <w:r>
+        <w:rPr>
+          <w:i w:val="0"/>
+          <w:b w:val="0"/>
+          <w:color w:val="000000"/>
+          <w:sz w:val="22"/>
+          <w:szCs w:val="22"/>
+          <w:shd w:val="clear" w:color="auto" w:fill="auto"/>
+          <w:rFonts w:ascii="Arial" w:eastAsia="Arial" w:hAnsi="Arial" w:cs="Arial"/>
+          <w:lang w:eastAsia="ko-KR"/>
+        </w:rPr>
+        <w:t>들의</w:t>
+      </w:r>
+      <w:r>
+        <w:rPr>
+          <w:i w:val="0"/>
+          <w:b w:val="0"/>
+          <w:color w:val="000000"/>
+          <w:sz w:val="22"/>
+          <w:szCs w:val="22"/>
+          <w:shd w:val="clear" w:color="auto" w:fill="auto"/>
+          <w:rFonts w:ascii="Arial" w:eastAsia="Arial" w:hAnsi="Arial" w:cs="Arial"/>
+        </w:rPr>
+        <w:t xml:space="preserve"> 분</w:t>
+      </w:r>
+      <w:r>
+        <w:rPr>
+          <w:i w:val="0"/>
+          <w:b w:val="0"/>
+          <w:color w:val="000000"/>
+          <w:sz w:val="22"/>
+          <w:szCs w:val="22"/>
+          <w:shd w:val="clear" w:color="auto" w:fill="auto"/>
+          <w:rFonts w:ascii="Arial" w:eastAsia="Arial" w:hAnsi="Arial" w:cs="Arial"/>
+          <w:lang w:eastAsia="ko-KR"/>
+        </w:rPr>
+        <w:t xml:space="preserve">석이 </w:t>
+      </w:r>
+      <w:r>
+        <w:rPr>
+          <w:i w:val="0"/>
+          <w:b w:val="0"/>
+          <w:color w:val="000000"/>
+          <w:sz w:val="22"/>
+          <w:szCs w:val="22"/>
+          <w:shd w:val="clear" w:color="auto" w:fill="auto"/>
+          <w:rFonts w:ascii="Arial" w:eastAsia="Arial" w:hAnsi="Arial" w:cs="Arial"/>
+          <w:lang w:eastAsia="ko-KR"/>
+        </w:rPr>
+        <w:t xml:space="preserve">잘 되야하며</w:t>
+      </w:r>
+      <w:r>
+        <w:rPr>
+          <w:i w:val="0"/>
+          <w:b w:val="0"/>
+          <w:color w:val="000000"/>
+          <w:sz w:val="22"/>
+          <w:szCs w:val="22"/>
+          <w:shd w:val="clear" w:color="auto" w:fill="auto"/>
+          <w:rFonts w:ascii="Arial" w:eastAsia="Arial" w:hAnsi="Arial" w:cs="Arial"/>
+        </w:rPr>
+        <w:t xml:space="preserve"> 정형데이터가 </w:t>
+      </w:r>
+      <w:r>
+        <w:rPr>
+          <w:i w:val="0"/>
+          <w:b w:val="0"/>
+          <w:color w:val="000000"/>
+          <w:sz w:val="22"/>
+          <w:szCs w:val="22"/>
+          <w:shd w:val="clear" w:color="auto" w:fill="auto"/>
+          <w:rFonts w:ascii="Arial" w:eastAsia="Arial" w:hAnsi="Arial" w:cs="Arial"/>
+          <w:lang w:eastAsia="ko-KR"/>
+        </w:rPr>
+        <w:t xml:space="preserve">나오게끔 하는게 중요</w:t>
+      </w:r>
+      <w:r>
+        <w:rPr>
+          <w:i w:val="0"/>
+          <w:b w:val="0"/>
+          <w:color w:val="000000"/>
+          <w:sz w:val="22"/>
+          <w:szCs w:val="22"/>
+          <w:shd w:val="clear" w:color="auto" w:fill="auto"/>
+          <w:rFonts w:ascii="Arial" w:eastAsia="Arial" w:hAnsi="Arial" w:cs="Arial"/>
+          <w:lang w:eastAsia="ko-KR"/>
+        </w:rPr>
+        <w:t>함!</w:t>
       </w:r>
     </w:p>
     <w:p>
@@ -8229,7 +8243,121 @@
           <w:rFonts w:ascii="Arial" w:eastAsia="Arial" w:hAnsi="Arial" w:cs="Arial"/>
           <w:lang w:eastAsia="ko-KR"/>
         </w:rPr>
-        <w:t xml:space="preserve">비정형데이터식으로 나오면 안될꺼 같아서 다른쪽에 토향도 생각하는게 중요함.</w:t>
+        <w:t xml:space="preserve">그러기위해선 </w:t>
+      </w:r>
+      <w:r>
+        <w:rPr>
+          <w:i w:val="0"/>
+          <w:b w:val="0"/>
+          <w:color w:val="000000"/>
+          <w:sz w:val="22"/>
+          <w:szCs w:val="22"/>
+          <w:shd w:val="clear" w:color="auto" w:fill="auto"/>
+          <w:rFonts w:ascii="Arial" w:eastAsia="Arial" w:hAnsi="Arial" w:cs="Arial"/>
+        </w:rPr>
+        <w:t>생산량</w:t>
+      </w:r>
+      <w:r>
+        <w:rPr>
+          <w:i w:val="0"/>
+          <w:b w:val="0"/>
+          <w:color w:val="000000"/>
+          <w:sz w:val="22"/>
+          <w:szCs w:val="22"/>
+          <w:shd w:val="clear" w:color="auto" w:fill="auto"/>
+          <w:rFonts w:ascii="Arial" w:eastAsia="Arial" w:hAnsi="Arial" w:cs="Arial"/>
+          <w:lang w:eastAsia="ko-KR"/>
+        </w:rPr>
+        <w:t xml:space="preserve">이 일정하거나 잘 </w:t>
+      </w:r>
+      <w:r>
+        <w:rPr>
+          <w:i w:val="0"/>
+          <w:b w:val="0"/>
+          <w:color w:val="000000"/>
+          <w:sz w:val="22"/>
+          <w:szCs w:val="22"/>
+          <w:shd w:val="clear" w:color="auto" w:fill="auto"/>
+          <w:rFonts w:ascii="Arial" w:eastAsia="Arial" w:hAnsi="Arial" w:cs="Arial"/>
+          <w:lang w:eastAsia="ko-KR"/>
+        </w:rPr>
+        <w:t xml:space="preserve">맞게끔 해야할 것 </w:t>
+      </w:r>
+      <w:r>
+        <w:rPr>
+          <w:i w:val="0"/>
+          <w:b w:val="0"/>
+          <w:color w:val="000000"/>
+          <w:sz w:val="22"/>
+          <w:szCs w:val="22"/>
+          <w:shd w:val="clear" w:color="auto" w:fill="auto"/>
+          <w:rFonts w:ascii="Arial" w:eastAsia="Arial" w:hAnsi="Arial" w:cs="Arial"/>
+          <w:lang w:eastAsia="ko-KR"/>
+        </w:rPr>
+        <w:t>같고</w:t>
+      </w:r>
+      <w:r>
+        <w:rPr>
+          <w:i w:val="0"/>
+          <w:b w:val="0"/>
+          <w:color w:val="000000"/>
+          <w:sz w:val="22"/>
+          <w:szCs w:val="22"/>
+          <w:shd w:val="clear" w:color="auto" w:fill="auto"/>
+          <w:rFonts w:ascii="Arial" w:eastAsia="Arial" w:hAnsi="Arial" w:cs="Arial"/>
+        </w:rPr>
+        <w:t xml:space="preserve"> 다른쪽에</w:t>
+      </w:r>
+      <w:r>
+        <w:rPr>
+          <w:i w:val="0"/>
+          <w:b w:val="0"/>
+          <w:color w:val="000000"/>
+          <w:sz w:val="22"/>
+          <w:szCs w:val="22"/>
+          <w:shd w:val="clear" w:color="auto" w:fill="auto"/>
+          <w:rFonts w:ascii="Arial" w:eastAsia="Arial" w:hAnsi="Arial" w:cs="Arial"/>
+          <w:lang w:eastAsia="ko-KR"/>
+        </w:rPr>
+        <w:t xml:space="preserve"> </w:t>
+      </w:r>
+      <w:r>
+        <w:rPr>
+          <w:i w:val="0"/>
+          <w:b w:val="0"/>
+          <w:color w:val="000000"/>
+          <w:sz w:val="22"/>
+          <w:szCs w:val="22"/>
+          <w:shd w:val="clear" w:color="auto" w:fill="auto"/>
+          <w:rFonts w:ascii="Arial" w:eastAsia="Arial" w:hAnsi="Arial" w:cs="Arial"/>
+        </w:rPr>
+        <w:t xml:space="preserve">있는 토향도</w:t>
+      </w:r>
+      <w:r>
+        <w:rPr>
+          <w:i w:val="0"/>
+          <w:b w:val="0"/>
+          <w:color w:val="000000"/>
+          <w:sz w:val="22"/>
+          <w:szCs w:val="22"/>
+          <w:shd w:val="clear" w:color="auto" w:fill="auto"/>
+          <w:rFonts w:ascii="Arial" w:eastAsia="Arial" w:hAnsi="Arial" w:cs="Arial"/>
+          <w:lang w:eastAsia="ko-KR"/>
+        </w:rPr>
+        <w:t xml:space="preserve"> </w:t>
+      </w:r>
+      <w:r>
+        <w:rPr>
+          <w:i w:val="0"/>
+          <w:b w:val="0"/>
+          <w:color w:val="000000"/>
+          <w:sz w:val="22"/>
+          <w:szCs w:val="22"/>
+          <w:shd w:val="clear" w:color="auto" w:fill="auto"/>
+          <w:rFonts w:ascii="Arial" w:eastAsia="Arial" w:hAnsi="Arial" w:cs="Arial"/>
+          <w:lang w:eastAsia="ko-KR"/>
+        </w:rPr>
+        <w:t>고려해봐야한다.</w:t>
       </w:r>
     </w:p>
     <w:p>
@@ -8254,47 +8382,100 @@
           <w:szCs w:val="22"/>
           <w:shd w:val="clear" w:color="auto" w:fill="auto"/>
           <w:rFonts w:ascii="Arial" w:eastAsia="Arial" w:hAnsi="Arial" w:cs="Arial"/>
-        </w:rPr>
-        <w:t xml:space="preserve">→ 모델링</w:t>
-      </w:r>
-      <w:r>
-        <w:rPr>
-          <w:i w:val="0"/>
-          <w:b w:val="0"/>
-          <w:color w:val="000000"/>
-          <w:sz w:val="22"/>
-          <w:szCs w:val="22"/>
-          <w:shd w:val="clear" w:color="auto" w:fill="auto"/>
-          <w:rFonts w:ascii="Arial" w:eastAsia="Arial" w:hAnsi="Arial" w:cs="Arial"/>
-          <w:lang w:eastAsia="ko-KR"/>
-        </w:rPr>
-        <w:t xml:space="preserve">을 만</w:t>
-      </w:r>
-      <w:r>
-        <w:rPr>
-          <w:i w:val="0"/>
-          <w:b w:val="0"/>
-          <w:color w:val="000000"/>
-          <w:sz w:val="22"/>
-          <w:szCs w:val="22"/>
-          <w:shd w:val="clear" w:color="auto" w:fill="auto"/>
-          <w:rFonts w:ascii="Arial" w:eastAsia="Arial" w:hAnsi="Arial" w:cs="Arial"/>
-          <w:lang w:eastAsia="ko-KR"/>
-        </w:rPr>
-        <w:t>들</w:t>
-      </w:r>
-      <w:r>
-        <w:rPr>
-          <w:i w:val="0"/>
-          <w:b w:val="0"/>
-          <w:color w:val="000000"/>
-          <w:sz w:val="22"/>
-          <w:szCs w:val="22"/>
-          <w:shd w:val="clear" w:color="auto" w:fill="auto"/>
-          <w:rFonts w:ascii="Arial" w:eastAsia="Arial" w:hAnsi="Arial" w:cs="Arial"/>
-          <w:lang w:eastAsia="ko-KR"/>
-        </w:rPr>
-        <w:t xml:space="preserve">어주는데 중요한 요소!</w:t>
+          <w:lang w:eastAsia="ko-KR"/>
+        </w:rPr>
+        <w:t xml:space="preserve">비정형데이터식으로 </w:t>
+      </w:r>
+      <w:r>
+        <w:rPr>
+          <w:i w:val="0"/>
+          <w:b w:val="0"/>
+          <w:color w:val="000000"/>
+          <w:sz w:val="22"/>
+          <w:szCs w:val="22"/>
+          <w:shd w:val="clear" w:color="auto" w:fill="auto"/>
+          <w:rFonts w:ascii="Arial" w:eastAsia="Arial" w:hAnsi="Arial" w:cs="Arial"/>
+          <w:lang w:eastAsia="ko-KR"/>
+        </w:rPr>
+        <w:t xml:space="preserve">이미지나 </w:t>
+      </w:r>
+      <w:r>
+        <w:rPr>
+          <w:i w:val="0"/>
+          <w:b w:val="0"/>
+          <w:color w:val="000000"/>
+          <w:sz w:val="22"/>
+          <w:szCs w:val="22"/>
+          <w:shd w:val="clear" w:color="auto" w:fill="auto"/>
+          <w:rFonts w:ascii="Arial" w:eastAsia="Arial" w:hAnsi="Arial" w:cs="Arial"/>
+          <w:lang w:eastAsia="ko-KR"/>
+        </w:rPr>
+        <w:t xml:space="preserve">영상쪽 데이터가 </w:t>
+      </w:r>
+      <w:r>
+        <w:rPr>
+          <w:i w:val="0"/>
+          <w:b w:val="0"/>
+          <w:color w:val="000000"/>
+          <w:sz w:val="22"/>
+          <w:szCs w:val="22"/>
+          <w:shd w:val="clear" w:color="auto" w:fill="auto"/>
+          <w:rFonts w:ascii="Arial" w:eastAsia="Arial" w:hAnsi="Arial" w:cs="Arial"/>
+          <w:lang w:eastAsia="ko-KR"/>
+        </w:rPr>
+        <w:t xml:space="preserve">일단은 안나오게 </w:t>
+      </w:r>
+      <w:r>
+        <w:rPr>
+          <w:i w:val="0"/>
+          <w:b w:val="0"/>
+          <w:color w:val="000000"/>
+          <w:sz w:val="22"/>
+          <w:szCs w:val="22"/>
+          <w:shd w:val="clear" w:color="auto" w:fill="auto"/>
+          <w:rFonts w:ascii="Arial" w:eastAsia="Arial" w:hAnsi="Arial" w:cs="Arial"/>
+          <w:lang w:eastAsia="ko-KR"/>
+        </w:rPr>
+        <w:t>하</w:t>
+      </w:r>
+      <w:r>
+        <w:rPr>
+          <w:i w:val="0"/>
+          <w:b w:val="0"/>
+          <w:color w:val="000000"/>
+          <w:sz w:val="22"/>
+          <w:szCs w:val="22"/>
+          <w:shd w:val="clear" w:color="auto" w:fill="auto"/>
+          <w:rFonts w:ascii="Arial" w:eastAsia="Arial" w:hAnsi="Arial" w:cs="Arial"/>
+          <w:lang w:eastAsia="ko-KR"/>
+        </w:rPr>
+        <w:t xml:space="preserve">는게 </w:t>
+      </w:r>
+      <w:r>
+        <w:rPr>
+          <w:i w:val="0"/>
+          <w:b w:val="0"/>
+          <w:color w:val="000000"/>
+          <w:sz w:val="22"/>
+          <w:szCs w:val="22"/>
+          <w:shd w:val="clear" w:color="auto" w:fill="auto"/>
+          <w:rFonts w:ascii="Arial" w:eastAsia="Arial" w:hAnsi="Arial" w:cs="Arial"/>
+          <w:lang w:eastAsia="ko-KR"/>
+        </w:rPr>
+        <w:t>중요</w:t>
+      </w:r>
+      <w:r>
+        <w:rPr>
+          <w:i w:val="0"/>
+          <w:b w:val="0"/>
+          <w:color w:val="000000"/>
+          <w:sz w:val="22"/>
+          <w:szCs w:val="22"/>
+          <w:shd w:val="clear" w:color="auto" w:fill="auto"/>
+          <w:rFonts w:ascii="Arial" w:eastAsia="Arial" w:hAnsi="Arial" w:cs="Arial"/>
+          <w:lang w:eastAsia="ko-KR"/>
+        </w:rPr>
+        <w:t>함!</w:t>
       </w:r>
     </w:p>
     <w:p>
@@ -8308,6 +8489,71 @@
           <w:szCs w:val="22"/>
           <w:shd w:val="clear" w:color="auto" w:fill="auto"/>
           <w:rFonts w:ascii="Arial" w:eastAsia="Arial" w:hAnsi="Arial" w:cs="Arial"/>
+        </w:rPr>
+      </w:pPr>
+      <w:r>
+        <w:rPr>
+          <w:i w:val="0"/>
+          <w:b w:val="0"/>
+          <w:color w:val="000000"/>
+          <w:sz w:val="22"/>
+          <w:szCs w:val="22"/>
+          <w:shd w:val="clear" w:color="auto" w:fill="auto"/>
+          <w:rFonts w:ascii="Arial" w:eastAsia="Arial" w:hAnsi="Arial" w:cs="Arial"/>
+        </w:rPr>
+        <w:t xml:space="preserve">→ 모델링</w:t>
+      </w:r>
+      <w:r>
+        <w:rPr>
+          <w:i w:val="0"/>
+          <w:b w:val="0"/>
+          <w:color w:val="000000"/>
+          <w:sz w:val="22"/>
+          <w:szCs w:val="22"/>
+          <w:shd w:val="clear" w:color="auto" w:fill="auto"/>
+          <w:rFonts w:ascii="Arial" w:eastAsia="Arial" w:hAnsi="Arial" w:cs="Arial"/>
+          <w:lang w:eastAsia="ko-KR"/>
+        </w:rPr>
+        <w:t xml:space="preserve">을 만</w:t>
+      </w:r>
+      <w:r>
+        <w:rPr>
+          <w:i w:val="0"/>
+          <w:b w:val="0"/>
+          <w:color w:val="000000"/>
+          <w:sz w:val="22"/>
+          <w:szCs w:val="22"/>
+          <w:shd w:val="clear" w:color="auto" w:fill="auto"/>
+          <w:rFonts w:ascii="Arial" w:eastAsia="Arial" w:hAnsi="Arial" w:cs="Arial"/>
+          <w:lang w:eastAsia="ko-KR"/>
+        </w:rPr>
+        <w:t>들</w:t>
+      </w:r>
+      <w:r>
+        <w:rPr>
+          <w:i w:val="0"/>
+          <w:b w:val="0"/>
+          <w:color w:val="000000"/>
+          <w:sz w:val="22"/>
+          <w:szCs w:val="22"/>
+          <w:shd w:val="clear" w:color="auto" w:fill="auto"/>
+          <w:rFonts w:ascii="Arial" w:eastAsia="Arial" w:hAnsi="Arial" w:cs="Arial"/>
+          <w:lang w:eastAsia="ko-KR"/>
+        </w:rPr>
+        <w:t xml:space="preserve">어주는데 중요한 요소!</w:t>
+      </w:r>
+    </w:p>
+    <w:p>
+      <w:pPr>
+        <w:spacing w:lineRule="auto" w:line="331" w:before="0" w:after="0"/>
+        <w:rPr>
+          <w:i w:val="0"/>
+          <w:b w:val="0"/>
+          <w:color w:val="000000"/>
+          <w:sz w:val="22"/>
+          <w:szCs w:val="22"/>
+          <w:shd w:val="clear" w:color="auto" w:fill="auto"/>
+          <w:rFonts w:ascii="Arial" w:eastAsia="Arial" w:hAnsi="Arial" w:cs="Arial"/>
           <w:lang w:eastAsia="ko-KR"/>
         </w:rPr>
       </w:pPr>
@@ -8410,7 +8656,33 @@
           <w:rFonts w:ascii="Arial" w:eastAsia="Arial" w:hAnsi="Arial" w:cs="Arial"/>
           <w:lang w:eastAsia="ko-KR"/>
         </w:rPr>
-        <w:t xml:space="preserve">가 빨라지는 것도 </w:t>
+        <w:t xml:space="preserve">가 빨라지는</w:t>
+      </w:r>
+      <w:r>
+        <w:rPr>
+          <w:i w:val="0"/>
+          <w:b w:val="0"/>
+          <w:color w:val="000000"/>
+          <w:sz w:val="22"/>
+          <w:szCs w:val="22"/>
+          <w:shd w:val="clear" w:color="auto" w:fill="auto"/>
+          <w:rFonts w:ascii="Arial" w:eastAsia="Arial" w:hAnsi="Arial" w:cs="Arial"/>
+          <w:lang w:eastAsia="ko-KR"/>
+        </w:rPr>
+        <w:t xml:space="preserve"> </w:t>
+      </w:r>
+      <w:r>
+        <w:rPr>
+          <w:i w:val="0"/>
+          <w:b w:val="0"/>
+          <w:color w:val="000000"/>
+          <w:sz w:val="22"/>
+          <w:szCs w:val="22"/>
+          <w:shd w:val="clear" w:color="auto" w:fill="auto"/>
+          <w:rFonts w:ascii="Arial" w:eastAsia="Arial" w:hAnsi="Arial" w:cs="Arial"/>
+          <w:lang w:eastAsia="ko-KR"/>
+        </w:rPr>
+        <w:t>것도</w:t>
       </w:r>
     </w:p>
     <w:p>

--- a/기획서.docx
+++ b/기획서.docx
@@ -8077,6 +8077,7 @@
           <w:szCs w:val="22"/>
           <w:shd w:val="clear" w:color="auto" w:fill="auto"/>
           <w:rFonts w:ascii="Arial" w:eastAsia="Arial" w:hAnsi="Arial" w:cs="Arial"/>
+          <w:lang w:eastAsia="ko-KR"/>
         </w:rPr>
       </w:pPr>
       <w:r>
@@ -8115,7 +8116,20 @@
           <w:rFonts w:ascii="Arial" w:eastAsia="Arial" w:hAnsi="Arial" w:cs="Arial"/>
           <w:lang w:eastAsia="ko-KR"/>
         </w:rPr>
-        <w:t>생산/판매</w:t>
+        <w:t>생산/</w:t>
+      </w:r>
+      <w:r>
+        <w:rPr>
+          <w:i w:val="0"/>
+          <w:b w:val="0"/>
+          <w:color w:val="000000"/>
+          <w:sz w:val="22"/>
+          <w:szCs w:val="22"/>
+          <w:shd w:val="clear" w:color="auto" w:fill="auto"/>
+          <w:rFonts w:ascii="Arial" w:eastAsia="Arial" w:hAnsi="Arial" w:cs="Arial"/>
+          <w:lang w:eastAsia="ko-KR"/>
+        </w:rPr>
+        <w:t>생육/재배정보</w:t>
       </w:r>
       <w:r>
         <w:rPr>
@@ -8203,7 +8217,34 @@
           <w:rFonts w:ascii="Arial" w:eastAsia="Arial" w:hAnsi="Arial" w:cs="Arial"/>
           <w:lang w:eastAsia="ko-KR"/>
         </w:rPr>
-        <w:t xml:space="preserve">나오게끔 하는게 중요</w:t>
+        <w:t xml:space="preserve">나오게끔 하는게 </w:t>
+      </w:r>
+    </w:p>
+    <w:p>
+      <w:pPr>
+        <w:spacing w:lineRule="auto" w:line="331" w:before="0" w:after="0"/>
+        <w:rPr>
+          <w:i w:val="0"/>
+          <w:b w:val="0"/>
+          <w:color w:val="000000"/>
+          <w:sz w:val="22"/>
+          <w:szCs w:val="22"/>
+          <w:shd w:val="clear" w:color="auto" w:fill="auto"/>
+          <w:rFonts w:ascii="Arial" w:eastAsia="Arial" w:hAnsi="Arial" w:cs="Arial"/>
+        </w:rPr>
+      </w:pPr>
+      <w:r>
+        <w:rPr>
+          <w:i w:val="0"/>
+          <w:b w:val="0"/>
+          <w:color w:val="000000"/>
+          <w:sz w:val="22"/>
+          <w:szCs w:val="22"/>
+          <w:shd w:val="clear" w:color="auto" w:fill="auto"/>
+          <w:rFonts w:ascii="Arial" w:eastAsia="Arial" w:hAnsi="Arial" w:cs="Arial"/>
+          <w:lang w:eastAsia="ko-KR"/>
+        </w:rPr>
+        <w:t>중요</w:t>
       </w:r>
       <w:r>
         <w:rPr>

--- a/기획서.docx
+++ b/기획서.docx
@@ -8103,33 +8103,7 @@
           <w:rFonts w:ascii="Arial" w:eastAsia="Arial" w:hAnsi="Arial" w:cs="Arial"/>
           <w:lang w:eastAsia="ko-KR"/>
         </w:rPr>
-        <w:t>/</w:t>
-      </w:r>
-      <w:r>
-        <w:rPr>
-          <w:i w:val="0"/>
-          <w:b w:val="0"/>
-          <w:color w:val="000000"/>
-          <w:sz w:val="22"/>
-          <w:szCs w:val="22"/>
-          <w:shd w:val="clear" w:color="auto" w:fill="auto"/>
-          <w:rFonts w:ascii="Arial" w:eastAsia="Arial" w:hAnsi="Arial" w:cs="Arial"/>
-          <w:lang w:eastAsia="ko-KR"/>
-        </w:rPr>
-        <w:t>생산/</w:t>
-      </w:r>
-      <w:r>
-        <w:rPr>
-          <w:i w:val="0"/>
-          <w:b w:val="0"/>
-          <w:color w:val="000000"/>
-          <w:sz w:val="22"/>
-          <w:szCs w:val="22"/>
-          <w:shd w:val="clear" w:color="auto" w:fill="auto"/>
-          <w:rFonts w:ascii="Arial" w:eastAsia="Arial" w:hAnsi="Arial" w:cs="Arial"/>
-          <w:lang w:eastAsia="ko-KR"/>
-        </w:rPr>
-        <w:t>생육/재배정보</w:t>
+        <w:t>/생산/생육/재배정보</w:t>
       </w:r>
       <w:r>
         <w:rPr>
@@ -8179,20 +8153,7 @@
           <w:rFonts w:ascii="Arial" w:eastAsia="Arial" w:hAnsi="Arial" w:cs="Arial"/>
           <w:lang w:eastAsia="ko-KR"/>
         </w:rPr>
-        <w:t xml:space="preserve">석이 </w:t>
-      </w:r>
-      <w:r>
-        <w:rPr>
-          <w:i w:val="0"/>
-          <w:b w:val="0"/>
-          <w:color w:val="000000"/>
-          <w:sz w:val="22"/>
-          <w:szCs w:val="22"/>
-          <w:shd w:val="clear" w:color="auto" w:fill="auto"/>
-          <w:rFonts w:ascii="Arial" w:eastAsia="Arial" w:hAnsi="Arial" w:cs="Arial"/>
-          <w:lang w:eastAsia="ko-KR"/>
-        </w:rPr>
-        <w:t xml:space="preserve">잘 되야하며</w:t>
+        <w:t xml:space="preserve">석이 잘 되야하며</w:t>
       </w:r>
       <w:r>
         <w:rPr>
@@ -8231,33 +8192,21 @@
           <w:szCs w:val="22"/>
           <w:shd w:val="clear" w:color="auto" w:fill="auto"/>
           <w:rFonts w:ascii="Arial" w:eastAsia="Arial" w:hAnsi="Arial" w:cs="Arial"/>
-        </w:rPr>
-      </w:pPr>
-      <w:r>
-        <w:rPr>
-          <w:i w:val="0"/>
-          <w:b w:val="0"/>
-          <w:color w:val="000000"/>
-          <w:sz w:val="22"/>
-          <w:szCs w:val="22"/>
-          <w:shd w:val="clear" w:color="auto" w:fill="auto"/>
-          <w:rFonts w:ascii="Arial" w:eastAsia="Arial" w:hAnsi="Arial" w:cs="Arial"/>
-          <w:lang w:eastAsia="ko-KR"/>
-        </w:rPr>
-        <w:t>중요</w:t>
-      </w:r>
-      <w:r>
-        <w:rPr>
-          <w:i w:val="0"/>
-          <w:b w:val="0"/>
-          <w:color w:val="000000"/>
-          <w:sz w:val="22"/>
-          <w:szCs w:val="22"/>
-          <w:shd w:val="clear" w:color="auto" w:fill="auto"/>
-          <w:rFonts w:ascii="Arial" w:eastAsia="Arial" w:hAnsi="Arial" w:cs="Arial"/>
-          <w:lang w:eastAsia="ko-KR"/>
-        </w:rPr>
-        <w:t>함!</w:t>
+          <w:lang w:eastAsia="ko-KR"/>
+        </w:rPr>
+      </w:pPr>
+      <w:r>
+        <w:rPr>
+          <w:i w:val="0"/>
+          <w:b w:val="0"/>
+          <w:color w:val="000000"/>
+          <w:sz w:val="22"/>
+          <w:szCs w:val="22"/>
+          <w:shd w:val="clear" w:color="auto" w:fill="auto"/>
+          <w:rFonts w:ascii="Arial" w:eastAsia="Arial" w:hAnsi="Arial" w:cs="Arial"/>
+          <w:lang w:eastAsia="ko-KR"/>
+        </w:rPr>
+        <w:t>중요함!</w:t>
       </w:r>
     </w:p>
     <w:p>
@@ -8284,121 +8233,150 @@
           <w:rFonts w:ascii="Arial" w:eastAsia="Arial" w:hAnsi="Arial" w:cs="Arial"/>
           <w:lang w:eastAsia="ko-KR"/>
         </w:rPr>
-        <w:t xml:space="preserve">그러기위해선 </w:t>
-      </w:r>
-      <w:r>
-        <w:rPr>
-          <w:i w:val="0"/>
-          <w:b w:val="0"/>
-          <w:color w:val="000000"/>
-          <w:sz w:val="22"/>
-          <w:szCs w:val="22"/>
-          <w:shd w:val="clear" w:color="auto" w:fill="auto"/>
-          <w:rFonts w:ascii="Arial" w:eastAsia="Arial" w:hAnsi="Arial" w:cs="Arial"/>
-        </w:rPr>
-        <w:t>생산량</w:t>
-      </w:r>
-      <w:r>
-        <w:rPr>
-          <w:i w:val="0"/>
-          <w:b w:val="0"/>
-          <w:color w:val="000000"/>
-          <w:sz w:val="22"/>
-          <w:szCs w:val="22"/>
-          <w:shd w:val="clear" w:color="auto" w:fill="auto"/>
-          <w:rFonts w:ascii="Arial" w:eastAsia="Arial" w:hAnsi="Arial" w:cs="Arial"/>
-          <w:lang w:eastAsia="ko-KR"/>
-        </w:rPr>
-        <w:t xml:space="preserve">이 일정하거나 잘 </w:t>
-      </w:r>
-      <w:r>
-        <w:rPr>
-          <w:i w:val="0"/>
-          <w:b w:val="0"/>
-          <w:color w:val="000000"/>
-          <w:sz w:val="22"/>
-          <w:szCs w:val="22"/>
-          <w:shd w:val="clear" w:color="auto" w:fill="auto"/>
-          <w:rFonts w:ascii="Arial" w:eastAsia="Arial" w:hAnsi="Arial" w:cs="Arial"/>
-          <w:lang w:eastAsia="ko-KR"/>
-        </w:rPr>
-        <w:t xml:space="preserve">맞게끔 해야할 것 </w:t>
-      </w:r>
-      <w:r>
-        <w:rPr>
-          <w:i w:val="0"/>
-          <w:b w:val="0"/>
-          <w:color w:val="000000"/>
-          <w:sz w:val="22"/>
-          <w:szCs w:val="22"/>
-          <w:shd w:val="clear" w:color="auto" w:fill="auto"/>
-          <w:rFonts w:ascii="Arial" w:eastAsia="Arial" w:hAnsi="Arial" w:cs="Arial"/>
-          <w:lang w:eastAsia="ko-KR"/>
-        </w:rPr>
-        <w:t>같고</w:t>
-      </w:r>
-      <w:r>
-        <w:rPr>
-          <w:i w:val="0"/>
-          <w:b w:val="0"/>
-          <w:color w:val="000000"/>
-          <w:sz w:val="22"/>
-          <w:szCs w:val="22"/>
-          <w:shd w:val="clear" w:color="auto" w:fill="auto"/>
-          <w:rFonts w:ascii="Arial" w:eastAsia="Arial" w:hAnsi="Arial" w:cs="Arial"/>
-        </w:rPr>
-        <w:t xml:space="preserve"> 다른쪽에</w:t>
-      </w:r>
-      <w:r>
-        <w:rPr>
-          <w:i w:val="0"/>
-          <w:b w:val="0"/>
-          <w:color w:val="000000"/>
-          <w:sz w:val="22"/>
-          <w:szCs w:val="22"/>
-          <w:shd w:val="clear" w:color="auto" w:fill="auto"/>
-          <w:rFonts w:ascii="Arial" w:eastAsia="Arial" w:hAnsi="Arial" w:cs="Arial"/>
-          <w:lang w:eastAsia="ko-KR"/>
-        </w:rPr>
-        <w:t xml:space="preserve"> </w:t>
-      </w:r>
-      <w:r>
-        <w:rPr>
-          <w:i w:val="0"/>
-          <w:b w:val="0"/>
-          <w:color w:val="000000"/>
-          <w:sz w:val="22"/>
-          <w:szCs w:val="22"/>
-          <w:shd w:val="clear" w:color="auto" w:fill="auto"/>
-          <w:rFonts w:ascii="Arial" w:eastAsia="Arial" w:hAnsi="Arial" w:cs="Arial"/>
-        </w:rPr>
-        <w:t xml:space="preserve">있는 토향도</w:t>
-      </w:r>
-      <w:r>
-        <w:rPr>
-          <w:i w:val="0"/>
-          <w:b w:val="0"/>
-          <w:color w:val="000000"/>
-          <w:sz w:val="22"/>
-          <w:szCs w:val="22"/>
-          <w:shd w:val="clear" w:color="auto" w:fill="auto"/>
-          <w:rFonts w:ascii="Arial" w:eastAsia="Arial" w:hAnsi="Arial" w:cs="Arial"/>
-          <w:lang w:eastAsia="ko-KR"/>
-        </w:rPr>
-        <w:t xml:space="preserve"> </w:t>
-      </w:r>
-      <w:r>
-        <w:rPr>
-          <w:i w:val="0"/>
-          <w:b w:val="0"/>
-          <w:color w:val="000000"/>
-          <w:sz w:val="22"/>
-          <w:szCs w:val="22"/>
-          <w:shd w:val="clear" w:color="auto" w:fill="auto"/>
-          <w:rFonts w:ascii="Arial" w:eastAsia="Arial" w:hAnsi="Arial" w:cs="Arial"/>
-          <w:lang w:eastAsia="ko-KR"/>
-        </w:rPr>
-        <w:t>고려해봐야한다.</w:t>
+        <w:t xml:space="preserve">데이터들의 여러 공공기관들의 open</w:t>
+      </w:r>
+      <w:r>
+        <w:rPr>
+          <w:i w:val="0"/>
+          <w:b w:val="0"/>
+          <w:color w:val="000000"/>
+          <w:sz w:val="22"/>
+          <w:szCs w:val="22"/>
+          <w:shd w:val="clear" w:color="auto" w:fill="auto"/>
+          <w:rFonts w:ascii="Arial" w:eastAsia="Arial" w:hAnsi="Arial" w:cs="Arial"/>
+          <w:lang w:eastAsia="ko-KR"/>
+        </w:rPr>
+        <w:t>a</w:t>
+      </w:r>
+      <w:r>
+        <w:rPr>
+          <w:i w:val="0"/>
+          <w:b w:val="0"/>
+          <w:color w:val="000000"/>
+          <w:sz w:val="22"/>
+          <w:szCs w:val="22"/>
+          <w:shd w:val="clear" w:color="auto" w:fill="auto"/>
+          <w:rFonts w:ascii="Arial" w:eastAsia="Arial" w:hAnsi="Arial" w:cs="Arial"/>
+          <w:lang w:eastAsia="ko-KR"/>
+        </w:rPr>
+        <w:t>pi</w:t>
+      </w:r>
+      <w:r>
+        <w:rPr>
+          <w:i w:val="0"/>
+          <w:b w:val="0"/>
+          <w:color w:val="000000"/>
+          <w:sz w:val="22"/>
+          <w:szCs w:val="22"/>
+          <w:shd w:val="clear" w:color="auto" w:fill="auto"/>
+          <w:rFonts w:ascii="Arial" w:eastAsia="Arial" w:hAnsi="Arial" w:cs="Arial"/>
+          <w:lang w:eastAsia="ko-KR"/>
+        </w:rPr>
+        <w:t>k</w:t>
+      </w:r>
+      <w:r>
+        <w:rPr>
+          <w:i w:val="0"/>
+          <w:b w:val="0"/>
+          <w:color w:val="000000"/>
+          <w:sz w:val="22"/>
+          <w:szCs w:val="22"/>
+          <w:shd w:val="clear" w:color="auto" w:fill="auto"/>
+          <w:rFonts w:ascii="Arial" w:eastAsia="Arial" w:hAnsi="Arial" w:cs="Arial"/>
+          <w:lang w:eastAsia="ko-KR"/>
+        </w:rPr>
+        <w:t xml:space="preserve">ey나 </w:t>
+      </w:r>
+      <w:r>
+        <w:rPr>
+          <w:i w:val="0"/>
+          <w:b w:val="0"/>
+          <w:color w:val="000000"/>
+          <w:sz w:val="22"/>
+          <w:szCs w:val="22"/>
+          <w:shd w:val="clear" w:color="auto" w:fill="auto"/>
+          <w:rFonts w:ascii="Arial" w:eastAsia="Arial" w:hAnsi="Arial" w:cs="Arial"/>
+          <w:lang w:eastAsia="ko-KR"/>
+        </w:rPr>
+        <w:t>u</w:t>
+      </w:r>
+      <w:r>
+        <w:rPr>
+          <w:i w:val="0"/>
+          <w:b w:val="0"/>
+          <w:color w:val="000000"/>
+          <w:sz w:val="22"/>
+          <w:szCs w:val="22"/>
+          <w:shd w:val="clear" w:color="auto" w:fill="auto"/>
+          <w:rFonts w:ascii="Arial" w:eastAsia="Arial" w:hAnsi="Arial" w:cs="Arial"/>
+          <w:lang w:eastAsia="ko-KR"/>
+        </w:rPr>
+        <w:t>rl사이트들</w:t>
+      </w:r>
+      <w:r>
+        <w:rPr>
+          <w:i w:val="0"/>
+          <w:b w:val="0"/>
+          <w:color w:val="000000"/>
+          <w:sz w:val="22"/>
+          <w:szCs w:val="22"/>
+          <w:shd w:val="clear" w:color="auto" w:fill="auto"/>
+          <w:rFonts w:ascii="Arial" w:eastAsia="Arial" w:hAnsi="Arial" w:cs="Arial"/>
+          <w:lang w:eastAsia="ko-KR"/>
+        </w:rPr>
+        <w:t xml:space="preserve">에서 </w:t>
+      </w:r>
+      <w:r>
+        <w:rPr>
+          <w:i w:val="0"/>
+          <w:b w:val="0"/>
+          <w:color w:val="000000"/>
+          <w:sz w:val="22"/>
+          <w:szCs w:val="22"/>
+          <w:shd w:val="clear" w:color="auto" w:fill="auto"/>
+          <w:rFonts w:ascii="Arial" w:eastAsia="Arial" w:hAnsi="Arial" w:cs="Arial"/>
+          <w:lang w:eastAsia="ko-KR"/>
+        </w:rPr>
+        <w:t xml:space="preserve">모은 자료</w:t>
+      </w:r>
+      <w:r>
+        <w:rPr>
+          <w:i w:val="0"/>
+          <w:b w:val="0"/>
+          <w:color w:val="000000"/>
+          <w:sz w:val="22"/>
+          <w:szCs w:val="22"/>
+          <w:shd w:val="clear" w:color="auto" w:fill="auto"/>
+          <w:rFonts w:ascii="Arial" w:eastAsia="Arial" w:hAnsi="Arial" w:cs="Arial"/>
+          <w:lang w:eastAsia="ko-KR"/>
+        </w:rPr>
+        <w:t xml:space="preserve">로 많은 </w:t>
+      </w:r>
+      <w:r>
+        <w:rPr>
+          <w:i w:val="0"/>
+          <w:b w:val="0"/>
+          <w:color w:val="000000"/>
+          <w:sz w:val="22"/>
+          <w:szCs w:val="22"/>
+          <w:shd w:val="clear" w:color="auto" w:fill="auto"/>
+          <w:rFonts w:ascii="Arial" w:eastAsia="Arial" w:hAnsi="Arial" w:cs="Arial"/>
+          <w:lang w:eastAsia="ko-KR"/>
+        </w:rPr>
+        <w:t xml:space="preserve">분석이 </w:t>
+      </w:r>
+      <w:r>
+        <w:rPr>
+          <w:i w:val="0"/>
+          <w:b w:val="0"/>
+          <w:color w:val="000000"/>
+          <w:sz w:val="22"/>
+          <w:szCs w:val="22"/>
+          <w:shd w:val="clear" w:color="auto" w:fill="auto"/>
+          <w:rFonts w:ascii="Arial" w:eastAsia="Arial" w:hAnsi="Arial" w:cs="Arial"/>
+          <w:lang w:eastAsia="ko-KR"/>
+        </w:rPr>
+        <w:t>필요할듯함!</w:t>
       </w:r>
     </w:p>
     <w:p>
@@ -8425,98 +8403,95 @@
           <w:rFonts w:ascii="Arial" w:eastAsia="Arial" w:hAnsi="Arial" w:cs="Arial"/>
           <w:lang w:eastAsia="ko-KR"/>
         </w:rPr>
-        <w:t xml:space="preserve">비정형데이터식으로 </w:t>
-      </w:r>
-      <w:r>
-        <w:rPr>
-          <w:i w:val="0"/>
-          <w:b w:val="0"/>
-          <w:color w:val="000000"/>
-          <w:sz w:val="22"/>
-          <w:szCs w:val="22"/>
-          <w:shd w:val="clear" w:color="auto" w:fill="auto"/>
-          <w:rFonts w:ascii="Arial" w:eastAsia="Arial" w:hAnsi="Arial" w:cs="Arial"/>
-          <w:lang w:eastAsia="ko-KR"/>
-        </w:rPr>
-        <w:t xml:space="preserve">이미지나 </w:t>
-      </w:r>
-      <w:r>
-        <w:rPr>
-          <w:i w:val="0"/>
-          <w:b w:val="0"/>
-          <w:color w:val="000000"/>
-          <w:sz w:val="22"/>
-          <w:szCs w:val="22"/>
-          <w:shd w:val="clear" w:color="auto" w:fill="auto"/>
-          <w:rFonts w:ascii="Arial" w:eastAsia="Arial" w:hAnsi="Arial" w:cs="Arial"/>
-          <w:lang w:eastAsia="ko-KR"/>
-        </w:rPr>
-        <w:t xml:space="preserve">영상쪽 데이터가 </w:t>
-      </w:r>
-      <w:r>
-        <w:rPr>
-          <w:i w:val="0"/>
-          <w:b w:val="0"/>
-          <w:color w:val="000000"/>
-          <w:sz w:val="22"/>
-          <w:szCs w:val="22"/>
-          <w:shd w:val="clear" w:color="auto" w:fill="auto"/>
-          <w:rFonts w:ascii="Arial" w:eastAsia="Arial" w:hAnsi="Arial" w:cs="Arial"/>
-          <w:lang w:eastAsia="ko-KR"/>
-        </w:rPr>
-        <w:t xml:space="preserve">일단은 안나오게 </w:t>
-      </w:r>
-      <w:r>
-        <w:rPr>
-          <w:i w:val="0"/>
-          <w:b w:val="0"/>
-          <w:color w:val="000000"/>
-          <w:sz w:val="22"/>
-          <w:szCs w:val="22"/>
-          <w:shd w:val="clear" w:color="auto" w:fill="auto"/>
-          <w:rFonts w:ascii="Arial" w:eastAsia="Arial" w:hAnsi="Arial" w:cs="Arial"/>
-          <w:lang w:eastAsia="ko-KR"/>
-        </w:rPr>
-        <w:t>하</w:t>
-      </w:r>
-      <w:r>
-        <w:rPr>
-          <w:i w:val="0"/>
-          <w:b w:val="0"/>
-          <w:color w:val="000000"/>
-          <w:sz w:val="22"/>
-          <w:szCs w:val="22"/>
-          <w:shd w:val="clear" w:color="auto" w:fill="auto"/>
-          <w:rFonts w:ascii="Arial" w:eastAsia="Arial" w:hAnsi="Arial" w:cs="Arial"/>
-          <w:lang w:eastAsia="ko-KR"/>
-        </w:rPr>
-        <w:t xml:space="preserve">는게 </w:t>
-      </w:r>
-      <w:r>
-        <w:rPr>
-          <w:i w:val="0"/>
-          <w:b w:val="0"/>
-          <w:color w:val="000000"/>
-          <w:sz w:val="22"/>
-          <w:szCs w:val="22"/>
-          <w:shd w:val="clear" w:color="auto" w:fill="auto"/>
-          <w:rFonts w:ascii="Arial" w:eastAsia="Arial" w:hAnsi="Arial" w:cs="Arial"/>
-          <w:lang w:eastAsia="ko-KR"/>
-        </w:rPr>
-        <w:t>중요</w:t>
-      </w:r>
-      <w:r>
-        <w:rPr>
-          <w:i w:val="0"/>
-          <w:b w:val="0"/>
-          <w:color w:val="000000"/>
-          <w:sz w:val="22"/>
-          <w:szCs w:val="22"/>
-          <w:shd w:val="clear" w:color="auto" w:fill="auto"/>
-          <w:rFonts w:ascii="Arial" w:eastAsia="Arial" w:hAnsi="Arial" w:cs="Arial"/>
-          <w:lang w:eastAsia="ko-KR"/>
-        </w:rPr>
-        <w:t>함!</w:t>
+        <w:t xml:space="preserve">그러기위해선 </w:t>
+      </w:r>
+      <w:r>
+        <w:rPr>
+          <w:i w:val="0"/>
+          <w:b w:val="0"/>
+          <w:color w:val="000000"/>
+          <w:sz w:val="22"/>
+          <w:szCs w:val="22"/>
+          <w:shd w:val="clear" w:color="auto" w:fill="auto"/>
+          <w:rFonts w:ascii="Arial" w:eastAsia="Arial" w:hAnsi="Arial" w:cs="Arial"/>
+        </w:rPr>
+        <w:t>생산량</w:t>
+      </w:r>
+      <w:r>
+        <w:rPr>
+          <w:i w:val="0"/>
+          <w:b w:val="0"/>
+          <w:color w:val="000000"/>
+          <w:sz w:val="22"/>
+          <w:szCs w:val="22"/>
+          <w:shd w:val="clear" w:color="auto" w:fill="auto"/>
+          <w:rFonts w:ascii="Arial" w:eastAsia="Arial" w:hAnsi="Arial" w:cs="Arial"/>
+          <w:lang w:eastAsia="ko-KR"/>
+        </w:rPr>
+        <w:t xml:space="preserve">이 일정하거나 잘 맞게끔 해야할 것 같고</w:t>
+      </w:r>
+      <w:r>
+        <w:rPr>
+          <w:i w:val="0"/>
+          <w:b w:val="0"/>
+          <w:color w:val="000000"/>
+          <w:sz w:val="22"/>
+          <w:szCs w:val="22"/>
+          <w:shd w:val="clear" w:color="auto" w:fill="auto"/>
+          <w:rFonts w:ascii="Arial" w:eastAsia="Arial" w:hAnsi="Arial" w:cs="Arial"/>
+        </w:rPr>
+        <w:t xml:space="preserve"> 다른쪽에</w:t>
+      </w:r>
+      <w:r>
+        <w:rPr>
+          <w:i w:val="0"/>
+          <w:b w:val="0"/>
+          <w:color w:val="000000"/>
+          <w:sz w:val="22"/>
+          <w:szCs w:val="22"/>
+          <w:shd w:val="clear" w:color="auto" w:fill="auto"/>
+          <w:rFonts w:ascii="Arial" w:eastAsia="Arial" w:hAnsi="Arial" w:cs="Arial"/>
+          <w:lang w:eastAsia="ko-KR"/>
+        </w:rPr>
+        <w:t xml:space="preserve"> </w:t>
+      </w:r>
+      <w:r>
+        <w:rPr>
+          <w:i w:val="0"/>
+          <w:b w:val="0"/>
+          <w:color w:val="000000"/>
+          <w:sz w:val="22"/>
+          <w:szCs w:val="22"/>
+          <w:shd w:val="clear" w:color="auto" w:fill="auto"/>
+          <w:rFonts w:ascii="Arial" w:eastAsia="Arial" w:hAnsi="Arial" w:cs="Arial"/>
+        </w:rPr>
+        <w:t xml:space="preserve">있는 토향도</w:t>
+      </w:r>
+      <w:r>
+        <w:rPr>
+          <w:i w:val="0"/>
+          <w:b w:val="0"/>
+          <w:color w:val="000000"/>
+          <w:sz w:val="22"/>
+          <w:szCs w:val="22"/>
+          <w:shd w:val="clear" w:color="auto" w:fill="auto"/>
+          <w:rFonts w:ascii="Arial" w:eastAsia="Arial" w:hAnsi="Arial" w:cs="Arial"/>
+          <w:lang w:eastAsia="ko-KR"/>
+        </w:rPr>
+        <w:t xml:space="preserve"> </w:t>
+      </w:r>
+      <w:r>
+        <w:rPr>
+          <w:i w:val="0"/>
+          <w:b w:val="0"/>
+          <w:color w:val="000000"/>
+          <w:sz w:val="22"/>
+          <w:szCs w:val="22"/>
+          <w:shd w:val="clear" w:color="auto" w:fill="auto"/>
+          <w:rFonts w:ascii="Arial" w:eastAsia="Arial" w:hAnsi="Arial" w:cs="Arial"/>
+          <w:lang w:eastAsia="ko-KR"/>
+        </w:rPr>
+        <w:t>고려해봐야한다.</w:t>
       </w:r>
     </w:p>
     <w:p>
@@ -8541,47 +8516,9 @@
           <w:szCs w:val="22"/>
           <w:shd w:val="clear" w:color="auto" w:fill="auto"/>
           <w:rFonts w:ascii="Arial" w:eastAsia="Arial" w:hAnsi="Arial" w:cs="Arial"/>
-        </w:rPr>
-        <w:t xml:space="preserve">→ 모델링</w:t>
-      </w:r>
-      <w:r>
-        <w:rPr>
-          <w:i w:val="0"/>
-          <w:b w:val="0"/>
-          <w:color w:val="000000"/>
-          <w:sz w:val="22"/>
-          <w:szCs w:val="22"/>
-          <w:shd w:val="clear" w:color="auto" w:fill="auto"/>
-          <w:rFonts w:ascii="Arial" w:eastAsia="Arial" w:hAnsi="Arial" w:cs="Arial"/>
-          <w:lang w:eastAsia="ko-KR"/>
-        </w:rPr>
-        <w:t xml:space="preserve">을 만</w:t>
-      </w:r>
-      <w:r>
-        <w:rPr>
-          <w:i w:val="0"/>
-          <w:b w:val="0"/>
-          <w:color w:val="000000"/>
-          <w:sz w:val="22"/>
-          <w:szCs w:val="22"/>
-          <w:shd w:val="clear" w:color="auto" w:fill="auto"/>
-          <w:rFonts w:ascii="Arial" w:eastAsia="Arial" w:hAnsi="Arial" w:cs="Arial"/>
-          <w:lang w:eastAsia="ko-KR"/>
-        </w:rPr>
-        <w:t>들</w:t>
-      </w:r>
-      <w:r>
-        <w:rPr>
-          <w:i w:val="0"/>
-          <w:b w:val="0"/>
-          <w:color w:val="000000"/>
-          <w:sz w:val="22"/>
-          <w:szCs w:val="22"/>
-          <w:shd w:val="clear" w:color="auto" w:fill="auto"/>
-          <w:rFonts w:ascii="Arial" w:eastAsia="Arial" w:hAnsi="Arial" w:cs="Arial"/>
-          <w:lang w:eastAsia="ko-KR"/>
-        </w:rPr>
-        <w:t xml:space="preserve">어주는데 중요한 요소!</w:t>
+          <w:lang w:eastAsia="ko-KR"/>
+        </w:rPr>
+        <w:t xml:space="preserve">비정형데이터식으로 이미지나 영상쪽 데이터가 일단은 안나오게 하는게 중요함!</w:t>
       </w:r>
     </w:p>
     <w:p>
@@ -8595,135 +8532,32 @@
           <w:szCs w:val="22"/>
           <w:shd w:val="clear" w:color="auto" w:fill="auto"/>
           <w:rFonts w:ascii="Arial" w:eastAsia="Arial" w:hAnsi="Arial" w:cs="Arial"/>
-          <w:lang w:eastAsia="ko-KR"/>
-        </w:rPr>
-      </w:pPr>
-      <w:r>
-        <w:rPr>
-          <w:i w:val="0"/>
-          <w:b w:val="0"/>
-          <w:color w:val="000000"/>
-          <w:sz w:val="22"/>
-          <w:szCs w:val="22"/>
-          <w:shd w:val="clear" w:color="auto" w:fill="auto"/>
-          <w:rFonts w:ascii="Arial" w:eastAsia="Arial" w:hAnsi="Arial" w:cs="Arial"/>
-        </w:rPr>
-        <w:t xml:space="preserve">날씨가 선형귀수</w:t>
-      </w:r>
-      <w:r>
-        <w:rPr>
-          <w:i w:val="0"/>
-          <w:b w:val="0"/>
-          <w:color w:val="000000"/>
-          <w:sz w:val="22"/>
-          <w:szCs w:val="22"/>
-          <w:shd w:val="clear" w:color="auto" w:fill="auto"/>
-          <w:rFonts w:ascii="Arial" w:eastAsia="Arial" w:hAnsi="Arial" w:cs="Arial"/>
-          <w:lang w:eastAsia="ko-KR"/>
-        </w:rPr>
-        <w:t>(분류</w:t>
-      </w:r>
-      <w:r>
-        <w:rPr>
-          <w:i w:val="0"/>
-          <w:b w:val="0"/>
-          <w:color w:val="000000"/>
-          <w:sz w:val="22"/>
-          <w:szCs w:val="22"/>
-          <w:shd w:val="clear" w:color="auto" w:fill="auto"/>
-          <w:rFonts w:ascii="Arial" w:eastAsia="Arial" w:hAnsi="Arial" w:cs="Arial"/>
-          <w:lang w:eastAsia="ko-KR"/>
-        </w:rPr>
-        <w:t>/</w:t>
-      </w:r>
-      <w:r>
-        <w:rPr>
-          <w:i w:val="0"/>
-          <w:b w:val="0"/>
-          <w:color w:val="000000"/>
-          <w:sz w:val="22"/>
-          <w:szCs w:val="22"/>
-          <w:shd w:val="clear" w:color="auto" w:fill="auto"/>
-          <w:rFonts w:ascii="Arial" w:eastAsia="Arial" w:hAnsi="Arial" w:cs="Arial"/>
-          <w:lang w:eastAsia="ko-KR"/>
-        </w:rPr>
-        <w:t>회귀)</w:t>
-      </w:r>
-      <w:r>
-        <w:rPr>
-          <w:i w:val="0"/>
-          <w:b w:val="0"/>
-          <w:color w:val="000000"/>
-          <w:sz w:val="22"/>
-          <w:szCs w:val="22"/>
-          <w:shd w:val="clear" w:color="auto" w:fill="auto"/>
-          <w:rFonts w:ascii="Arial" w:eastAsia="Arial" w:hAnsi="Arial" w:cs="Arial"/>
-        </w:rPr>
-        <w:t xml:space="preserve">를 사용하게끔 만</w:t>
-      </w:r>
-      <w:r>
-        <w:rPr>
-          <w:i w:val="0"/>
-          <w:b w:val="0"/>
-          <w:color w:val="000000"/>
-          <w:sz w:val="22"/>
-          <w:szCs w:val="22"/>
-          <w:shd w:val="clear" w:color="auto" w:fill="auto"/>
-          <w:rFonts w:ascii="Arial" w:eastAsia="Arial" w:hAnsi="Arial" w:cs="Arial"/>
-          <w:lang w:eastAsia="ko-KR"/>
-        </w:rPr>
-        <w:t xml:space="preserve">들고 </w:t>
-      </w:r>
-      <w:r>
-        <w:rPr>
-          <w:i w:val="0"/>
-          <w:b w:val="0"/>
-          <w:color w:val="000000"/>
-          <w:sz w:val="22"/>
-          <w:szCs w:val="22"/>
-          <w:shd w:val="clear" w:color="auto" w:fill="auto"/>
-          <w:rFonts w:ascii="Arial" w:eastAsia="Arial" w:hAnsi="Arial" w:cs="Arial"/>
-        </w:rPr>
-        <w:t>생육속도</w:t>
-      </w:r>
-      <w:r>
-        <w:rPr>
-          <w:i w:val="0"/>
-          <w:b w:val="0"/>
-          <w:color w:val="000000"/>
-          <w:sz w:val="22"/>
-          <w:szCs w:val="22"/>
-          <w:shd w:val="clear" w:color="auto" w:fill="auto"/>
-          <w:rFonts w:ascii="Arial" w:eastAsia="Arial" w:hAnsi="Arial" w:cs="Arial"/>
-          <w:lang w:eastAsia="ko-KR"/>
-        </w:rPr>
-        <w:t xml:space="preserve">가 빨라지는</w:t>
-      </w:r>
-      <w:r>
-        <w:rPr>
-          <w:i w:val="0"/>
-          <w:b w:val="0"/>
-          <w:color w:val="000000"/>
-          <w:sz w:val="22"/>
-          <w:szCs w:val="22"/>
-          <w:shd w:val="clear" w:color="auto" w:fill="auto"/>
-          <w:rFonts w:ascii="Arial" w:eastAsia="Arial" w:hAnsi="Arial" w:cs="Arial"/>
-          <w:lang w:eastAsia="ko-KR"/>
-        </w:rPr>
-        <w:t xml:space="preserve"> </w:t>
-      </w:r>
-      <w:r>
-        <w:rPr>
-          <w:i w:val="0"/>
-          <w:b w:val="0"/>
-          <w:color w:val="000000"/>
-          <w:sz w:val="22"/>
-          <w:szCs w:val="22"/>
-          <w:shd w:val="clear" w:color="auto" w:fill="auto"/>
-          <w:rFonts w:ascii="Arial" w:eastAsia="Arial" w:hAnsi="Arial" w:cs="Arial"/>
-          <w:lang w:eastAsia="ko-KR"/>
-        </w:rPr>
-        <w:t>것도</w:t>
+        </w:rPr>
+      </w:pPr>
+      <w:r>
+        <w:rPr>
+          <w:i w:val="0"/>
+          <w:b w:val="0"/>
+          <w:color w:val="000000"/>
+          <w:sz w:val="22"/>
+          <w:szCs w:val="22"/>
+          <w:shd w:val="clear" w:color="auto" w:fill="auto"/>
+          <w:rFonts w:ascii="Arial" w:eastAsia="Arial" w:hAnsi="Arial" w:cs="Arial"/>
+        </w:rPr>
+        <w:t xml:space="preserve">→ 모델링</w:t>
+      </w:r>
+      <w:r>
+        <w:rPr>
+          <w:i w:val="0"/>
+          <w:b w:val="0"/>
+          <w:color w:val="000000"/>
+          <w:sz w:val="22"/>
+          <w:szCs w:val="22"/>
+          <w:shd w:val="clear" w:color="auto" w:fill="auto"/>
+          <w:rFonts w:ascii="Arial" w:eastAsia="Arial" w:hAnsi="Arial" w:cs="Arial"/>
+          <w:lang w:eastAsia="ko-KR"/>
+        </w:rPr>
+        <w:t xml:space="preserve">을 만들어주는데 중요한 요소!</w:t>
       </w:r>
     </w:p>
     <w:p>
@@ -8749,912 +8583,153 @@
           <w:szCs w:val="22"/>
           <w:shd w:val="clear" w:color="auto" w:fill="auto"/>
           <w:rFonts w:ascii="Arial" w:eastAsia="Arial" w:hAnsi="Arial" w:cs="Arial"/>
-          <w:lang w:eastAsia="ko-KR"/>
-        </w:rPr>
-        <w:t xml:space="preserve">생각하는게 중</w:t>
-      </w:r>
-      <w:r>
-        <w:rPr>
-          <w:i w:val="0"/>
-          <w:b w:val="0"/>
-          <w:color w:val="000000"/>
-          <w:sz w:val="22"/>
-          <w:szCs w:val="22"/>
-          <w:shd w:val="clear" w:color="auto" w:fill="auto"/>
-          <w:rFonts w:ascii="Arial" w:eastAsia="Arial" w:hAnsi="Arial" w:cs="Arial"/>
-          <w:lang w:eastAsia="ko-KR"/>
-        </w:rPr>
-        <w:t>요!</w:t>
-      </w:r>
-      <w:r>
-        <w:rPr>
-          <w:i w:val="0"/>
-          <w:b w:val="0"/>
-          <w:color w:val="000000"/>
-          <w:sz w:val="22"/>
-          <w:szCs w:val="22"/>
-          <w:shd w:val="clear" w:color="auto" w:fill="auto"/>
-          <w:rFonts w:ascii="Arial" w:eastAsia="Arial" w:hAnsi="Arial" w:cs="Arial"/>
-          <w:lang w:eastAsia="ko-KR"/>
-        </w:rPr>
-        <w:t xml:space="preserve"> 그리고 </w:t>
-      </w:r>
-      <w:r>
-        <w:rPr>
-          <w:i w:val="0"/>
-          <w:b w:val="0"/>
-          <w:color w:val="000000"/>
-          <w:sz w:val="22"/>
-          <w:szCs w:val="22"/>
-          <w:shd w:val="clear" w:color="auto" w:fill="auto"/>
-          <w:rFonts w:ascii="Arial" w:eastAsia="Arial" w:hAnsi="Arial" w:cs="Arial"/>
-        </w:rPr>
-        <w:t xml:space="preserve">정확한 출하시기를 맞추게끔</w:t>
-      </w:r>
-      <w:r>
-        <w:rPr>
-          <w:i w:val="0"/>
-          <w:b w:val="0"/>
-          <w:color w:val="000000"/>
-          <w:sz w:val="22"/>
-          <w:szCs w:val="22"/>
-          <w:shd w:val="clear" w:color="auto" w:fill="auto"/>
-          <w:rFonts w:ascii="Arial" w:eastAsia="Arial" w:hAnsi="Arial" w:cs="Arial"/>
-          <w:lang w:eastAsia="ko-KR"/>
-        </w:rPr>
-        <w:t xml:space="preserve"> ai개발해야할듯함!</w:t>
+        </w:rPr>
+        <w:t xml:space="preserve">날씨가 선형귀수</w:t>
+      </w:r>
+      <w:r>
+        <w:rPr>
+          <w:i w:val="0"/>
+          <w:b w:val="0"/>
+          <w:color w:val="000000"/>
+          <w:sz w:val="22"/>
+          <w:szCs w:val="22"/>
+          <w:shd w:val="clear" w:color="auto" w:fill="auto"/>
+          <w:rFonts w:ascii="Arial" w:eastAsia="Arial" w:hAnsi="Arial" w:cs="Arial"/>
+          <w:lang w:eastAsia="ko-KR"/>
+        </w:rPr>
+        <w:t>(분류/회귀)</w:t>
+      </w:r>
+      <w:r>
+        <w:rPr>
+          <w:i w:val="0"/>
+          <w:b w:val="0"/>
+          <w:color w:val="000000"/>
+          <w:sz w:val="22"/>
+          <w:szCs w:val="22"/>
+          <w:shd w:val="clear" w:color="auto" w:fill="auto"/>
+          <w:rFonts w:ascii="Arial" w:eastAsia="Arial" w:hAnsi="Arial" w:cs="Arial"/>
+        </w:rPr>
+        <w:t xml:space="preserve">를 사용하게끔 만</w:t>
+      </w:r>
+      <w:r>
+        <w:rPr>
+          <w:i w:val="0"/>
+          <w:b w:val="0"/>
+          <w:color w:val="000000"/>
+          <w:sz w:val="22"/>
+          <w:szCs w:val="22"/>
+          <w:shd w:val="clear" w:color="auto" w:fill="auto"/>
+          <w:rFonts w:ascii="Arial" w:eastAsia="Arial" w:hAnsi="Arial" w:cs="Arial"/>
+          <w:lang w:eastAsia="ko-KR"/>
+        </w:rPr>
+        <w:t xml:space="preserve">들고 </w:t>
+      </w:r>
+      <w:r>
+        <w:rPr>
+          <w:i w:val="0"/>
+          <w:b w:val="0"/>
+          <w:color w:val="000000"/>
+          <w:sz w:val="22"/>
+          <w:szCs w:val="22"/>
+          <w:shd w:val="clear" w:color="auto" w:fill="auto"/>
+          <w:rFonts w:ascii="Arial" w:eastAsia="Arial" w:hAnsi="Arial" w:cs="Arial"/>
+        </w:rPr>
+        <w:t>생육속도</w:t>
+      </w:r>
+      <w:r>
+        <w:rPr>
+          <w:i w:val="0"/>
+          <w:b w:val="0"/>
+          <w:color w:val="000000"/>
+          <w:sz w:val="22"/>
+          <w:szCs w:val="22"/>
+          <w:shd w:val="clear" w:color="auto" w:fill="auto"/>
+          <w:rFonts w:ascii="Arial" w:eastAsia="Arial" w:hAnsi="Arial" w:cs="Arial"/>
+          <w:lang w:eastAsia="ko-KR"/>
+        </w:rPr>
+        <w:t xml:space="preserve">가 빨라지는 것도</w:t>
       </w:r>
     </w:p>
     <w:p>
       <w:pPr>
-        <w:spacing w:lineRule="auto" w:line="235" w:before="0" w:after="0"/>
-        <w:rPr>
-          <w:i w:val="0"/>
-          <w:b w:val="0"/>
-          <w:color w:val="000000"/>
-          <w:sz w:val="22"/>
-          <w:szCs w:val="22"/>
-          <w:shd w:val="clear" w:color="auto" w:fill="auto"/>
-          <w:rFonts w:ascii="Arial" w:eastAsia="Arial" w:hAnsi="Arial" w:cs="Arial"/>
-          <w:lang w:eastAsia="ko-KR"/>
-        </w:rPr>
-      </w:pPr>
+        <w:spacing w:lineRule="auto" w:line="331" w:before="0" w:after="0"/>
+        <w:rPr>
+          <w:i w:val="0"/>
+          <w:b w:val="0"/>
+          <w:color w:val="000000"/>
+          <w:sz w:val="22"/>
+          <w:szCs w:val="22"/>
+          <w:shd w:val="clear" w:color="auto" w:fill="auto"/>
+          <w:rFonts w:ascii="Arial" w:eastAsia="Arial" w:hAnsi="Arial" w:cs="Arial"/>
+          <w:lang w:eastAsia="ko-KR"/>
+        </w:rPr>
+      </w:pPr>
+      <w:r>
+        <w:rPr>
+          <w:i w:val="0"/>
+          <w:b w:val="0"/>
+          <w:color w:val="000000"/>
+          <w:sz w:val="22"/>
+          <w:szCs w:val="22"/>
+          <w:shd w:val="clear" w:color="auto" w:fill="auto"/>
+          <w:rFonts w:ascii="Arial" w:eastAsia="Arial" w:hAnsi="Arial" w:cs="Arial"/>
+          <w:lang w:eastAsia="ko-KR"/>
+        </w:rPr>
+        <w:t xml:space="preserve">생각하는게 중요! 그리고 </w:t>
+      </w:r>
+      <w:r>
+        <w:rPr>
+          <w:i w:val="0"/>
+          <w:b w:val="0"/>
+          <w:color w:val="000000"/>
+          <w:sz w:val="22"/>
+          <w:szCs w:val="22"/>
+          <w:shd w:val="clear" w:color="auto" w:fill="auto"/>
+          <w:rFonts w:ascii="Arial" w:eastAsia="Arial" w:hAnsi="Arial" w:cs="Arial"/>
+        </w:rPr>
+        <w:t xml:space="preserve">정확한 출하시기를 맞추게끔</w:t>
+      </w:r>
+      <w:r>
+        <w:rPr>
+          <w:i w:val="0"/>
+          <w:b w:val="0"/>
+          <w:color w:val="000000"/>
+          <w:sz w:val="22"/>
+          <w:szCs w:val="22"/>
+          <w:shd w:val="clear" w:color="auto" w:fill="auto"/>
+          <w:rFonts w:ascii="Arial" w:eastAsia="Arial" w:hAnsi="Arial" w:cs="Arial"/>
+          <w:lang w:eastAsia="ko-KR"/>
+        </w:rPr>
+        <w:t xml:space="preserve"> ai개발해야할듯함!</w:t>
+      </w:r>
     </w:p>
     <w:p>
       <w:pPr>
         <w:spacing w:lineRule="auto" w:line="235" w:before="0" w:after="0"/>
         <w:rPr>
-          <w:shd w:val="clear" w:color="auto" w:fill="auto"/>
-        </w:rPr>
-      </w:pPr>
-      <w:r>
-        <w:rPr>
-          <w:shd w:val="clear" w:color="auto" w:fill="auto"/>
-        </w:rPr>
-        <w:t xml:space="preserve">오늘의 날씨</w:t>
-      </w:r>
+          <w:i w:val="0"/>
+          <w:b w:val="0"/>
+          <w:color w:val="000000"/>
+          <w:sz w:val="22"/>
+          <w:szCs w:val="22"/>
+          <w:shd w:val="clear" w:color="auto" w:fill="auto"/>
+          <w:rFonts w:ascii="Arial" w:eastAsia="Arial" w:hAnsi="Arial" w:cs="Arial"/>
+          <w:lang w:eastAsia="ko-KR"/>
+        </w:rPr>
+      </w:pPr>
     </w:p>
     <w:p>
       <w:pPr>
         <w:spacing w:lineRule="auto" w:line="235" w:before="0" w:after="0"/>
         <w:rPr>
-          <w:i w:val="0"/>
-          <w:b w:val="0"/>
-          <w:color w:val="auto"/>
-          <w:sz w:val="22"/>
-          <w:szCs w:val="22"/>
-          <w:shd w:val="clear" w:color="auto" w:fill="auto"/>
-          <w:rFonts w:ascii="Arial" w:eastAsia="Arial" w:hAnsi="Arial" w:cs="Arial"/>
-          <w:lang w:eastAsia="ko-KR"/>
-        </w:rPr>
-      </w:pPr>
-      <w:r>
-        <w:fldChar w:fldCharType="begin"/>
-      </w:r>
-      <w:r>
-        <w:instrText xml:space="preserve">HYPERLINK "https://data.kma.go.kr/data/rmt/rmtList.do?code=420&amp;pgmNo=572"</w:instrText>
-      </w:r>
-      <w:r>
-        <w:fldChar w:fldCharType="separate"/>
-      </w:r>
-      <w:r>
-        <w:rPr>
-          <w:i w:val="0"/>
-          <w:b w:val="0"/>
-          <w:color w:val="1155CC"/>
-          <w:sz w:val="22"/>
-          <w:szCs w:val="22"/>
-          <w:u w:val="single" w:color="1155CC"/>
-          <w:shd w:val="clear" w:color="auto" w:fill="auto"/>
-          <w:rFonts w:ascii="Arial" w:eastAsia="Arial" w:hAnsi="Arial" w:cs="Arial"/>
-        </w:rPr>
-        <w:t>h</w:t>
-      </w:r>
-      <w:r>
-        <w:rPr>
-          <w:i w:val="0"/>
-          <w:b w:val="0"/>
-          <w:color w:val="1155CC"/>
-          <w:sz w:val="22"/>
-          <w:szCs w:val="22"/>
-          <w:u w:val="single" w:color="1155CC"/>
-          <w:shd w:val="clear" w:color="auto" w:fill="auto"/>
-          <w:rFonts w:ascii="Arial" w:eastAsia="Arial" w:hAnsi="Arial" w:cs="Arial"/>
-        </w:rPr>
-        <w:t>t</w:t>
-      </w:r>
-      <w:r>
-        <w:rPr>
-          <w:i w:val="0"/>
-          <w:b w:val="0"/>
-          <w:color w:val="1155CC"/>
-          <w:sz w:val="22"/>
-          <w:szCs w:val="22"/>
-          <w:u w:val="single" w:color="1155CC"/>
-          <w:shd w:val="clear" w:color="auto" w:fill="auto"/>
-          <w:rFonts w:ascii="Arial" w:eastAsia="Arial" w:hAnsi="Arial" w:cs="Arial"/>
-        </w:rPr>
-        <w:t>t</w:t>
-      </w:r>
-      <w:r>
-        <w:rPr>
-          <w:i w:val="0"/>
-          <w:b w:val="0"/>
-          <w:color w:val="1155CC"/>
-          <w:sz w:val="22"/>
-          <w:szCs w:val="22"/>
-          <w:u w:val="single" w:color="1155CC"/>
-          <w:shd w:val="clear" w:color="auto" w:fill="auto"/>
-          <w:rFonts w:ascii="Arial" w:eastAsia="Arial" w:hAnsi="Arial" w:cs="Arial"/>
-        </w:rPr>
-        <w:t>p</w:t>
-      </w:r>
-      <w:r>
-        <w:rPr>
-          <w:i w:val="0"/>
-          <w:b w:val="0"/>
-          <w:color w:val="1155CC"/>
-          <w:sz w:val="22"/>
-          <w:szCs w:val="22"/>
-          <w:u w:val="single" w:color="1155CC"/>
-          <w:shd w:val="clear" w:color="auto" w:fill="auto"/>
-          <w:rFonts w:ascii="Arial" w:eastAsia="Arial" w:hAnsi="Arial" w:cs="Arial"/>
-        </w:rPr>
-        <w:t>s</w:t>
-      </w:r>
-      <w:r>
-        <w:rPr>
-          <w:i w:val="0"/>
-          <w:b w:val="0"/>
-          <w:color w:val="1155CC"/>
-          <w:sz w:val="22"/>
-          <w:szCs w:val="22"/>
-          <w:u w:val="single" w:color="1155CC"/>
-          <w:shd w:val="clear" w:color="auto" w:fill="auto"/>
-          <w:rFonts w:ascii="Arial" w:eastAsia="Arial" w:hAnsi="Arial" w:cs="Arial"/>
-        </w:rPr>
-        <w:t>:</w:t>
-      </w:r>
-      <w:r>
-        <w:rPr>
-          <w:i w:val="0"/>
-          <w:b w:val="0"/>
-          <w:color w:val="1155CC"/>
-          <w:sz w:val="22"/>
-          <w:szCs w:val="22"/>
-          <w:u w:val="single" w:color="1155CC"/>
-          <w:shd w:val="clear" w:color="auto" w:fill="auto"/>
-          <w:rFonts w:ascii="Arial" w:eastAsia="Arial" w:hAnsi="Arial" w:cs="Arial"/>
-        </w:rPr>
-        <w:t>/</w:t>
-      </w:r>
-      <w:r>
-        <w:rPr>
-          <w:i w:val="0"/>
-          <w:b w:val="0"/>
-          <w:color w:val="1155CC"/>
-          <w:sz w:val="22"/>
-          <w:szCs w:val="22"/>
-          <w:u w:val="single" w:color="1155CC"/>
-          <w:shd w:val="clear" w:color="auto" w:fill="auto"/>
-          <w:rFonts w:ascii="Arial" w:eastAsia="Arial" w:hAnsi="Arial" w:cs="Arial"/>
-        </w:rPr>
-        <w:t>/</w:t>
-      </w:r>
-      <w:r>
-        <w:rPr>
-          <w:i w:val="0"/>
-          <w:b w:val="0"/>
-          <w:color w:val="1155CC"/>
-          <w:sz w:val="22"/>
-          <w:szCs w:val="22"/>
-          <w:u w:val="single" w:color="1155CC"/>
-          <w:shd w:val="clear" w:color="auto" w:fill="auto"/>
-          <w:rFonts w:ascii="Arial" w:eastAsia="Arial" w:hAnsi="Arial" w:cs="Arial"/>
-        </w:rPr>
-        <w:t>d</w:t>
-      </w:r>
-      <w:r>
-        <w:rPr>
-          <w:i w:val="0"/>
-          <w:b w:val="0"/>
-          <w:color w:val="1155CC"/>
-          <w:sz w:val="22"/>
-          <w:szCs w:val="22"/>
-          <w:u w:val="single" w:color="1155CC"/>
-          <w:shd w:val="clear" w:color="auto" w:fill="auto"/>
-          <w:rFonts w:ascii="Arial" w:eastAsia="Arial" w:hAnsi="Arial" w:cs="Arial"/>
-        </w:rPr>
-        <w:t>a</w:t>
-      </w:r>
-      <w:r>
-        <w:rPr>
-          <w:i w:val="0"/>
-          <w:b w:val="0"/>
-          <w:color w:val="1155CC"/>
-          <w:sz w:val="22"/>
-          <w:szCs w:val="22"/>
-          <w:u w:val="single" w:color="1155CC"/>
-          <w:shd w:val="clear" w:color="auto" w:fill="auto"/>
-          <w:rFonts w:ascii="Arial" w:eastAsia="Arial" w:hAnsi="Arial" w:cs="Arial"/>
-        </w:rPr>
-        <w:t>t</w:t>
-      </w:r>
-      <w:r>
-        <w:rPr>
-          <w:i w:val="0"/>
-          <w:b w:val="0"/>
-          <w:color w:val="1155CC"/>
-          <w:sz w:val="22"/>
-          <w:szCs w:val="22"/>
-          <w:u w:val="single" w:color="1155CC"/>
-          <w:shd w:val="clear" w:color="auto" w:fill="auto"/>
-          <w:rFonts w:ascii="Arial" w:eastAsia="Arial" w:hAnsi="Arial" w:cs="Arial"/>
-        </w:rPr>
-        <w:t>a</w:t>
-      </w:r>
-      <w:r>
-        <w:rPr>
-          <w:i w:val="0"/>
-          <w:b w:val="0"/>
-          <w:color w:val="1155CC"/>
-          <w:sz w:val="22"/>
-          <w:szCs w:val="22"/>
-          <w:u w:val="single" w:color="1155CC"/>
-          <w:shd w:val="clear" w:color="auto" w:fill="auto"/>
-          <w:rFonts w:ascii="Arial" w:eastAsia="Arial" w:hAnsi="Arial" w:cs="Arial"/>
-        </w:rPr>
-        <w:t>.</w:t>
-      </w:r>
-      <w:r>
-        <w:rPr>
-          <w:i w:val="0"/>
-          <w:b w:val="0"/>
-          <w:color w:val="1155CC"/>
-          <w:sz w:val="22"/>
-          <w:szCs w:val="22"/>
-          <w:u w:val="single" w:color="1155CC"/>
-          <w:shd w:val="clear" w:color="auto" w:fill="auto"/>
-          <w:rFonts w:ascii="Arial" w:eastAsia="Arial" w:hAnsi="Arial" w:cs="Arial"/>
-        </w:rPr>
-        <w:t>k</w:t>
-      </w:r>
-      <w:r>
-        <w:rPr>
-          <w:i w:val="0"/>
-          <w:b w:val="0"/>
-          <w:color w:val="1155CC"/>
-          <w:sz w:val="22"/>
-          <w:szCs w:val="22"/>
-          <w:u w:val="single" w:color="1155CC"/>
-          <w:shd w:val="clear" w:color="auto" w:fill="auto"/>
-          <w:rFonts w:ascii="Arial" w:eastAsia="Arial" w:hAnsi="Arial" w:cs="Arial"/>
-        </w:rPr>
-        <w:t>m</w:t>
-      </w:r>
-      <w:r>
-        <w:rPr>
-          <w:i w:val="0"/>
-          <w:b w:val="0"/>
-          <w:color w:val="1155CC"/>
-          <w:sz w:val="22"/>
-          <w:szCs w:val="22"/>
-          <w:u w:val="single" w:color="1155CC"/>
-          <w:shd w:val="clear" w:color="auto" w:fill="auto"/>
-          <w:rFonts w:ascii="Arial" w:eastAsia="Arial" w:hAnsi="Arial" w:cs="Arial"/>
-        </w:rPr>
-        <w:t>a</w:t>
-      </w:r>
-      <w:r>
-        <w:rPr>
-          <w:i w:val="0"/>
-          <w:b w:val="0"/>
-          <w:color w:val="1155CC"/>
-          <w:sz w:val="22"/>
-          <w:szCs w:val="22"/>
-          <w:u w:val="single" w:color="1155CC"/>
-          <w:shd w:val="clear" w:color="auto" w:fill="auto"/>
-          <w:rFonts w:ascii="Arial" w:eastAsia="Arial" w:hAnsi="Arial" w:cs="Arial"/>
-        </w:rPr>
-        <w:t>.</w:t>
-      </w:r>
-      <w:r>
-        <w:rPr>
-          <w:i w:val="0"/>
-          <w:b w:val="0"/>
-          <w:color w:val="1155CC"/>
-          <w:sz w:val="22"/>
-          <w:szCs w:val="22"/>
-          <w:u w:val="single" w:color="1155CC"/>
-          <w:shd w:val="clear" w:color="auto" w:fill="auto"/>
-          <w:rFonts w:ascii="Arial" w:eastAsia="Arial" w:hAnsi="Arial" w:cs="Arial"/>
-        </w:rPr>
-        <w:t>g</w:t>
-      </w:r>
-      <w:r>
-        <w:rPr>
-          <w:i w:val="0"/>
-          <w:b w:val="0"/>
-          <w:color w:val="1155CC"/>
-          <w:sz w:val="22"/>
-          <w:szCs w:val="22"/>
-          <w:u w:val="single" w:color="1155CC"/>
-          <w:shd w:val="clear" w:color="auto" w:fill="auto"/>
-          <w:rFonts w:ascii="Arial" w:eastAsia="Arial" w:hAnsi="Arial" w:cs="Arial"/>
-        </w:rPr>
-        <w:t>o</w:t>
-      </w:r>
-      <w:r>
-        <w:rPr>
-          <w:i w:val="0"/>
-          <w:b w:val="0"/>
-          <w:color w:val="1155CC"/>
-          <w:sz w:val="22"/>
-          <w:szCs w:val="22"/>
-          <w:u w:val="single" w:color="1155CC"/>
-          <w:shd w:val="clear" w:color="auto" w:fill="auto"/>
-          <w:rFonts w:ascii="Arial" w:eastAsia="Arial" w:hAnsi="Arial" w:cs="Arial"/>
-        </w:rPr>
-        <w:t>.</w:t>
-      </w:r>
-      <w:r>
-        <w:rPr>
-          <w:i w:val="0"/>
-          <w:b w:val="0"/>
-          <w:color w:val="1155CC"/>
-          <w:sz w:val="22"/>
-          <w:szCs w:val="22"/>
-          <w:u w:val="single" w:color="1155CC"/>
-          <w:shd w:val="clear" w:color="auto" w:fill="auto"/>
-          <w:rFonts w:ascii="Arial" w:eastAsia="Arial" w:hAnsi="Arial" w:cs="Arial"/>
-        </w:rPr>
-        <w:t>k</w:t>
-      </w:r>
-      <w:r>
-        <w:rPr>
-          <w:i w:val="0"/>
-          <w:b w:val="0"/>
-          <w:color w:val="1155CC"/>
-          <w:sz w:val="22"/>
-          <w:szCs w:val="22"/>
-          <w:u w:val="single" w:color="1155CC"/>
-          <w:shd w:val="clear" w:color="auto" w:fill="auto"/>
-          <w:rFonts w:ascii="Arial" w:eastAsia="Arial" w:hAnsi="Arial" w:cs="Arial"/>
-        </w:rPr>
-        <w:t>r</w:t>
-      </w:r>
-      <w:r>
-        <w:rPr>
-          <w:i w:val="0"/>
-          <w:b w:val="0"/>
-          <w:color w:val="1155CC"/>
-          <w:sz w:val="22"/>
-          <w:szCs w:val="22"/>
-          <w:u w:val="single" w:color="1155CC"/>
-          <w:shd w:val="clear" w:color="auto" w:fill="auto"/>
-          <w:rFonts w:ascii="Arial" w:eastAsia="Arial" w:hAnsi="Arial" w:cs="Arial"/>
-        </w:rPr>
-        <w:t>/</w:t>
-      </w:r>
-      <w:r>
-        <w:rPr>
-          <w:i w:val="0"/>
-          <w:b w:val="0"/>
-          <w:color w:val="1155CC"/>
-          <w:sz w:val="22"/>
-          <w:szCs w:val="22"/>
-          <w:u w:val="single" w:color="1155CC"/>
-          <w:shd w:val="clear" w:color="auto" w:fill="auto"/>
-          <w:rFonts w:ascii="Arial" w:eastAsia="Arial" w:hAnsi="Arial" w:cs="Arial"/>
-        </w:rPr>
-        <w:t>d</w:t>
-      </w:r>
-      <w:r>
-        <w:rPr>
-          <w:i w:val="0"/>
-          <w:b w:val="0"/>
-          <w:color w:val="1155CC"/>
-          <w:sz w:val="22"/>
-          <w:szCs w:val="22"/>
-          <w:u w:val="single" w:color="1155CC"/>
-          <w:shd w:val="clear" w:color="auto" w:fill="auto"/>
-          <w:rFonts w:ascii="Arial" w:eastAsia="Arial" w:hAnsi="Arial" w:cs="Arial"/>
-        </w:rPr>
-        <w:t>a</w:t>
-      </w:r>
-      <w:r>
-        <w:rPr>
-          <w:i w:val="0"/>
-          <w:b w:val="0"/>
-          <w:color w:val="1155CC"/>
-          <w:sz w:val="22"/>
-          <w:szCs w:val="22"/>
-          <w:u w:val="single" w:color="1155CC"/>
-          <w:shd w:val="clear" w:color="auto" w:fill="auto"/>
-          <w:rFonts w:ascii="Arial" w:eastAsia="Arial" w:hAnsi="Arial" w:cs="Arial"/>
-        </w:rPr>
-        <w:t>t</w:t>
-      </w:r>
-      <w:r>
-        <w:rPr>
-          <w:i w:val="0"/>
-          <w:b w:val="0"/>
-          <w:color w:val="1155CC"/>
-          <w:sz w:val="22"/>
-          <w:szCs w:val="22"/>
-          <w:u w:val="single" w:color="1155CC"/>
-          <w:shd w:val="clear" w:color="auto" w:fill="auto"/>
-          <w:rFonts w:ascii="Arial" w:eastAsia="Arial" w:hAnsi="Arial" w:cs="Arial"/>
-        </w:rPr>
-        <w:t>a</w:t>
-      </w:r>
-      <w:r>
-        <w:rPr>
-          <w:i w:val="0"/>
-          <w:b w:val="0"/>
-          <w:color w:val="1155CC"/>
-          <w:sz w:val="22"/>
-          <w:szCs w:val="22"/>
-          <w:u w:val="single" w:color="1155CC"/>
-          <w:shd w:val="clear" w:color="auto" w:fill="auto"/>
-          <w:rFonts w:ascii="Arial" w:eastAsia="Arial" w:hAnsi="Arial" w:cs="Arial"/>
-        </w:rPr>
-        <w:t>/</w:t>
-      </w:r>
-      <w:r>
-        <w:rPr>
-          <w:i w:val="0"/>
-          <w:b w:val="0"/>
-          <w:color w:val="1155CC"/>
-          <w:sz w:val="22"/>
-          <w:szCs w:val="22"/>
-          <w:u w:val="single" w:color="1155CC"/>
-          <w:shd w:val="clear" w:color="auto" w:fill="auto"/>
-          <w:rFonts w:ascii="Arial" w:eastAsia="Arial" w:hAnsi="Arial" w:cs="Arial"/>
-        </w:rPr>
-        <w:t>r</w:t>
-      </w:r>
-      <w:r>
-        <w:rPr>
-          <w:i w:val="0"/>
-          <w:b w:val="0"/>
-          <w:color w:val="1155CC"/>
-          <w:sz w:val="22"/>
-          <w:szCs w:val="22"/>
-          <w:u w:val="single" w:color="1155CC"/>
-          <w:shd w:val="clear" w:color="auto" w:fill="auto"/>
-          <w:rFonts w:ascii="Arial" w:eastAsia="Arial" w:hAnsi="Arial" w:cs="Arial"/>
-        </w:rPr>
-        <w:t>m</w:t>
-      </w:r>
-      <w:r>
-        <w:rPr>
-          <w:i w:val="0"/>
-          <w:b w:val="0"/>
-          <w:color w:val="1155CC"/>
-          <w:sz w:val="22"/>
-          <w:szCs w:val="22"/>
-          <w:u w:val="single" w:color="1155CC"/>
-          <w:shd w:val="clear" w:color="auto" w:fill="auto"/>
-          <w:rFonts w:ascii="Arial" w:eastAsia="Arial" w:hAnsi="Arial" w:cs="Arial"/>
-        </w:rPr>
-        <w:t>t</w:t>
-      </w:r>
-      <w:r>
-        <w:rPr>
-          <w:i w:val="0"/>
-          <w:b w:val="0"/>
-          <w:color w:val="1155CC"/>
-          <w:sz w:val="22"/>
-          <w:szCs w:val="22"/>
-          <w:u w:val="single" w:color="1155CC"/>
-          <w:shd w:val="clear" w:color="auto" w:fill="auto"/>
-          <w:rFonts w:ascii="Arial" w:eastAsia="Arial" w:hAnsi="Arial" w:cs="Arial"/>
-        </w:rPr>
-        <w:t>/</w:t>
-      </w:r>
-      <w:r>
-        <w:rPr>
-          <w:i w:val="0"/>
-          <w:b w:val="0"/>
-          <w:color w:val="1155CC"/>
-          <w:sz w:val="22"/>
-          <w:szCs w:val="22"/>
-          <w:u w:val="single" w:color="1155CC"/>
-          <w:shd w:val="clear" w:color="auto" w:fill="auto"/>
-          <w:rFonts w:ascii="Arial" w:eastAsia="Arial" w:hAnsi="Arial" w:cs="Arial"/>
-        </w:rPr>
-        <w:t>r</w:t>
-      </w:r>
-      <w:r>
-        <w:rPr>
-          <w:i w:val="0"/>
-          <w:b w:val="0"/>
-          <w:color w:val="1155CC"/>
-          <w:sz w:val="22"/>
-          <w:szCs w:val="22"/>
-          <w:u w:val="single" w:color="1155CC"/>
-          <w:shd w:val="clear" w:color="auto" w:fill="auto"/>
-          <w:rFonts w:ascii="Arial" w:eastAsia="Arial" w:hAnsi="Arial" w:cs="Arial"/>
-        </w:rPr>
-        <w:t>m</w:t>
-      </w:r>
-      <w:r>
-        <w:rPr>
-          <w:i w:val="0"/>
-          <w:b w:val="0"/>
-          <w:color w:val="1155CC"/>
-          <w:sz w:val="22"/>
-          <w:szCs w:val="22"/>
-          <w:u w:val="single" w:color="1155CC"/>
-          <w:shd w:val="clear" w:color="auto" w:fill="auto"/>
-          <w:rFonts w:ascii="Arial" w:eastAsia="Arial" w:hAnsi="Arial" w:cs="Arial"/>
-        </w:rPr>
-        <w:t>t</w:t>
-      </w:r>
-      <w:r>
-        <w:rPr>
-          <w:i w:val="0"/>
-          <w:b w:val="0"/>
-          <w:color w:val="1155CC"/>
-          <w:sz w:val="22"/>
-          <w:szCs w:val="22"/>
-          <w:u w:val="single" w:color="1155CC"/>
-          <w:shd w:val="clear" w:color="auto" w:fill="auto"/>
-          <w:rFonts w:ascii="Arial" w:eastAsia="Arial" w:hAnsi="Arial" w:cs="Arial"/>
-        </w:rPr>
-        <w:t>L</w:t>
-      </w:r>
-      <w:r>
-        <w:rPr>
-          <w:i w:val="0"/>
-          <w:b w:val="0"/>
-          <w:color w:val="1155CC"/>
-          <w:sz w:val="22"/>
-          <w:szCs w:val="22"/>
-          <w:u w:val="single" w:color="1155CC"/>
-          <w:shd w:val="clear" w:color="auto" w:fill="auto"/>
-          <w:rFonts w:ascii="Arial" w:eastAsia="Arial" w:hAnsi="Arial" w:cs="Arial"/>
-        </w:rPr>
-        <w:t>i</w:t>
-      </w:r>
-      <w:r>
-        <w:rPr>
-          <w:i w:val="0"/>
-          <w:b w:val="0"/>
-          <w:color w:val="1155CC"/>
-          <w:sz w:val="22"/>
-          <w:szCs w:val="22"/>
-          <w:u w:val="single" w:color="1155CC"/>
-          <w:shd w:val="clear" w:color="auto" w:fill="auto"/>
-          <w:rFonts w:ascii="Arial" w:eastAsia="Arial" w:hAnsi="Arial" w:cs="Arial"/>
-        </w:rPr>
-        <w:t>s</w:t>
-      </w:r>
-      <w:r>
-        <w:rPr>
-          <w:i w:val="0"/>
-          <w:b w:val="0"/>
-          <w:color w:val="1155CC"/>
-          <w:sz w:val="22"/>
-          <w:szCs w:val="22"/>
-          <w:u w:val="single" w:color="1155CC"/>
-          <w:shd w:val="clear" w:color="auto" w:fill="auto"/>
-          <w:rFonts w:ascii="Arial" w:eastAsia="Arial" w:hAnsi="Arial" w:cs="Arial"/>
-        </w:rPr>
-        <w:t>t</w:t>
-      </w:r>
-      <w:r>
-        <w:rPr>
-          <w:i w:val="0"/>
-          <w:b w:val="0"/>
-          <w:color w:val="1155CC"/>
-          <w:sz w:val="22"/>
-          <w:szCs w:val="22"/>
-          <w:u w:val="single" w:color="1155CC"/>
-          <w:shd w:val="clear" w:color="auto" w:fill="auto"/>
-          <w:rFonts w:ascii="Arial" w:eastAsia="Arial" w:hAnsi="Arial" w:cs="Arial"/>
-        </w:rPr>
-        <w:t>.</w:t>
-      </w:r>
-      <w:r>
-        <w:rPr>
-          <w:i w:val="0"/>
-          <w:b w:val="0"/>
-          <w:color w:val="1155CC"/>
-          <w:sz w:val="22"/>
-          <w:szCs w:val="22"/>
-          <w:u w:val="single" w:color="1155CC"/>
-          <w:shd w:val="clear" w:color="auto" w:fill="auto"/>
-          <w:rFonts w:ascii="Arial" w:eastAsia="Arial" w:hAnsi="Arial" w:cs="Arial"/>
-        </w:rPr>
-        <w:t>d</w:t>
-      </w:r>
-      <w:r>
-        <w:rPr>
-          <w:i w:val="0"/>
-          <w:b w:val="0"/>
-          <w:color w:val="1155CC"/>
-          <w:sz w:val="22"/>
-          <w:szCs w:val="22"/>
-          <w:u w:val="single" w:color="1155CC"/>
-          <w:shd w:val="clear" w:color="auto" w:fill="auto"/>
-          <w:rFonts w:ascii="Arial" w:eastAsia="Arial" w:hAnsi="Arial" w:cs="Arial"/>
-        </w:rPr>
-        <w:t>o</w:t>
-      </w:r>
-      <w:r>
-        <w:rPr>
-          <w:i w:val="0"/>
-          <w:b w:val="0"/>
-          <w:color w:val="1155CC"/>
-          <w:sz w:val="22"/>
-          <w:szCs w:val="22"/>
-          <w:u w:val="single" w:color="1155CC"/>
-          <w:shd w:val="clear" w:color="auto" w:fill="auto"/>
-          <w:rFonts w:ascii="Arial" w:eastAsia="Arial" w:hAnsi="Arial" w:cs="Arial"/>
-        </w:rPr>
-        <w:t>?</w:t>
-      </w:r>
-      <w:r>
-        <w:rPr>
-          <w:i w:val="0"/>
-          <w:b w:val="0"/>
-          <w:color w:val="1155CC"/>
-          <w:sz w:val="22"/>
-          <w:szCs w:val="22"/>
-          <w:u w:val="single" w:color="1155CC"/>
-          <w:shd w:val="clear" w:color="auto" w:fill="auto"/>
-          <w:rFonts w:ascii="Arial" w:eastAsia="Arial" w:hAnsi="Arial" w:cs="Arial"/>
-        </w:rPr>
-        <w:t>c</w:t>
-      </w:r>
-      <w:r>
-        <w:rPr>
-          <w:i w:val="0"/>
-          <w:b w:val="0"/>
-          <w:color w:val="1155CC"/>
-          <w:sz w:val="22"/>
-          <w:szCs w:val="22"/>
-          <w:u w:val="single" w:color="1155CC"/>
-          <w:shd w:val="clear" w:color="auto" w:fill="auto"/>
-          <w:rFonts w:ascii="Arial" w:eastAsia="Arial" w:hAnsi="Arial" w:cs="Arial"/>
-        </w:rPr>
-        <w:t>o</w:t>
-      </w:r>
-      <w:r>
-        <w:rPr>
-          <w:i w:val="0"/>
-          <w:b w:val="0"/>
-          <w:color w:val="1155CC"/>
-          <w:sz w:val="22"/>
-          <w:szCs w:val="22"/>
-          <w:u w:val="single" w:color="1155CC"/>
-          <w:shd w:val="clear" w:color="auto" w:fill="auto"/>
-          <w:rFonts w:ascii="Arial" w:eastAsia="Arial" w:hAnsi="Arial" w:cs="Arial"/>
-        </w:rPr>
-        <w:t>d</w:t>
-      </w:r>
-      <w:r>
-        <w:rPr>
-          <w:i w:val="0"/>
-          <w:b w:val="0"/>
-          <w:color w:val="1155CC"/>
-          <w:sz w:val="22"/>
-          <w:szCs w:val="22"/>
-          <w:u w:val="single" w:color="1155CC"/>
-          <w:shd w:val="clear" w:color="auto" w:fill="auto"/>
-          <w:rFonts w:ascii="Arial" w:eastAsia="Arial" w:hAnsi="Arial" w:cs="Arial"/>
-        </w:rPr>
-        <w:t>e</w:t>
-      </w:r>
-      <w:r>
-        <w:rPr>
-          <w:i w:val="0"/>
-          <w:b w:val="0"/>
-          <w:color w:val="1155CC"/>
-          <w:sz w:val="22"/>
-          <w:szCs w:val="22"/>
-          <w:u w:val="single" w:color="1155CC"/>
-          <w:shd w:val="clear" w:color="auto" w:fill="auto"/>
-          <w:rFonts w:ascii="Arial" w:eastAsia="Arial" w:hAnsi="Arial" w:cs="Arial"/>
-        </w:rPr>
-        <w:t>=</w:t>
-      </w:r>
-      <w:r>
-        <w:rPr>
-          <w:i w:val="0"/>
-          <w:b w:val="0"/>
-          <w:color w:val="1155CC"/>
-          <w:sz w:val="22"/>
-          <w:szCs w:val="22"/>
-          <w:u w:val="single" w:color="1155CC"/>
-          <w:shd w:val="clear" w:color="auto" w:fill="auto"/>
-          <w:rFonts w:ascii="Arial" w:eastAsia="Arial" w:hAnsi="Arial" w:cs="Arial"/>
-        </w:rPr>
-        <w:t>4</w:t>
-      </w:r>
-      <w:r>
-        <w:rPr>
-          <w:i w:val="0"/>
-          <w:b w:val="0"/>
-          <w:color w:val="1155CC"/>
-          <w:sz w:val="22"/>
-          <w:szCs w:val="22"/>
-          <w:u w:val="single" w:color="1155CC"/>
-          <w:shd w:val="clear" w:color="auto" w:fill="auto"/>
-          <w:rFonts w:ascii="Arial" w:eastAsia="Arial" w:hAnsi="Arial" w:cs="Arial"/>
-        </w:rPr>
-        <w:t>2</w:t>
-      </w:r>
-      <w:r>
-        <w:rPr>
-          <w:i w:val="0"/>
-          <w:b w:val="0"/>
-          <w:color w:val="1155CC"/>
-          <w:sz w:val="22"/>
-          <w:szCs w:val="22"/>
-          <w:u w:val="single" w:color="1155CC"/>
-          <w:shd w:val="clear" w:color="auto" w:fill="auto"/>
-          <w:rFonts w:ascii="Arial" w:eastAsia="Arial" w:hAnsi="Arial" w:cs="Arial"/>
-        </w:rPr>
-        <w:t>0</w:t>
-      </w:r>
-      <w:r>
-        <w:rPr>
-          <w:i w:val="0"/>
-          <w:b w:val="0"/>
-          <w:color w:val="1155CC"/>
-          <w:sz w:val="22"/>
-          <w:szCs w:val="22"/>
-          <w:u w:val="single" w:color="1155CC"/>
-          <w:shd w:val="clear" w:color="auto" w:fill="auto"/>
-          <w:rFonts w:ascii="Arial" w:eastAsia="Arial" w:hAnsi="Arial" w:cs="Arial"/>
-        </w:rPr>
-        <w:t>&amp;</w:t>
-      </w:r>
-      <w:r>
-        <w:rPr>
-          <w:i w:val="0"/>
-          <w:b w:val="0"/>
-          <w:color w:val="1155CC"/>
-          <w:sz w:val="22"/>
-          <w:szCs w:val="22"/>
-          <w:u w:val="single" w:color="1155CC"/>
-          <w:shd w:val="clear" w:color="auto" w:fill="auto"/>
-          <w:rFonts w:ascii="Arial" w:eastAsia="Arial" w:hAnsi="Arial" w:cs="Arial"/>
-        </w:rPr>
-        <w:t>p</w:t>
-      </w:r>
-      <w:r>
-        <w:rPr>
-          <w:i w:val="0"/>
-          <w:b w:val="0"/>
-          <w:color w:val="1155CC"/>
-          <w:sz w:val="22"/>
-          <w:szCs w:val="22"/>
-          <w:u w:val="single" w:color="1155CC"/>
-          <w:shd w:val="clear" w:color="auto" w:fill="auto"/>
-          <w:rFonts w:ascii="Arial" w:eastAsia="Arial" w:hAnsi="Arial" w:cs="Arial"/>
-        </w:rPr>
-        <w:t>g</w:t>
-      </w:r>
-      <w:r>
-        <w:rPr>
-          <w:i w:val="0"/>
-          <w:b w:val="0"/>
-          <w:color w:val="1155CC"/>
-          <w:sz w:val="22"/>
-          <w:szCs w:val="22"/>
-          <w:u w:val="single" w:color="1155CC"/>
-          <w:shd w:val="clear" w:color="auto" w:fill="auto"/>
-          <w:rFonts w:ascii="Arial" w:eastAsia="Arial" w:hAnsi="Arial" w:cs="Arial"/>
-        </w:rPr>
-        <w:t>m</w:t>
-      </w:r>
-      <w:r>
-        <w:rPr>
-          <w:i w:val="0"/>
-          <w:b w:val="0"/>
-          <w:color w:val="1155CC"/>
-          <w:sz w:val="22"/>
-          <w:szCs w:val="22"/>
-          <w:u w:val="single" w:color="1155CC"/>
-          <w:shd w:val="clear" w:color="auto" w:fill="auto"/>
-          <w:rFonts w:ascii="Arial" w:eastAsia="Arial" w:hAnsi="Arial" w:cs="Arial"/>
-        </w:rPr>
-        <w:t>N</w:t>
-      </w:r>
-      <w:r>
-        <w:rPr>
-          <w:i w:val="0"/>
-          <w:b w:val="0"/>
-          <w:color w:val="1155CC"/>
-          <w:sz w:val="22"/>
-          <w:szCs w:val="22"/>
-          <w:u w:val="single" w:color="1155CC"/>
-          <w:shd w:val="clear" w:color="auto" w:fill="auto"/>
-          <w:rFonts w:ascii="Arial" w:eastAsia="Arial" w:hAnsi="Arial" w:cs="Arial"/>
-        </w:rPr>
-        <w:t>o</w:t>
-      </w:r>
-      <w:r>
-        <w:rPr>
-          <w:i w:val="0"/>
-          <w:b w:val="0"/>
-          <w:color w:val="1155CC"/>
-          <w:sz w:val="22"/>
-          <w:szCs w:val="22"/>
-          <w:u w:val="single" w:color="1155CC"/>
-          <w:shd w:val="clear" w:color="auto" w:fill="auto"/>
-          <w:rFonts w:ascii="Arial" w:eastAsia="Arial" w:hAnsi="Arial" w:cs="Arial"/>
-        </w:rPr>
-        <w:t>=</w:t>
-      </w:r>
-      <w:r>
-        <w:rPr>
-          <w:i w:val="0"/>
-          <w:b w:val="0"/>
-          <w:color w:val="1155CC"/>
-          <w:sz w:val="22"/>
-          <w:szCs w:val="22"/>
-          <w:u w:val="single" w:color="1155CC"/>
-          <w:shd w:val="clear" w:color="auto" w:fill="auto"/>
-          <w:rFonts w:ascii="Arial" w:eastAsia="Arial" w:hAnsi="Arial" w:cs="Arial"/>
-        </w:rPr>
-        <w:t>5</w:t>
-      </w:r>
-      <w:r>
-        <w:rPr>
-          <w:i w:val="0"/>
-          <w:b w:val="0"/>
-          <w:color w:val="1155CC"/>
-          <w:sz w:val="22"/>
-          <w:szCs w:val="22"/>
-          <w:u w:val="single" w:color="1155CC"/>
-          <w:shd w:val="clear" w:color="auto" w:fill="auto"/>
-          <w:rFonts w:ascii="Arial" w:eastAsia="Arial" w:hAnsi="Arial" w:cs="Arial"/>
-        </w:rPr>
-        <w:t>7</w:t>
-      </w:r>
-      <w:r>
-        <w:rPr>
-          <w:i w:val="0"/>
-          <w:b w:val="0"/>
-          <w:color w:val="1155CC"/>
-          <w:sz w:val="22"/>
-          <w:szCs w:val="22"/>
-          <w:u w:val="single" w:color="1155CC"/>
-          <w:shd w:val="clear" w:color="auto" w:fill="auto"/>
-          <w:rFonts w:ascii="Arial" w:eastAsia="Arial" w:hAnsi="Arial" w:cs="Arial"/>
-        </w:rPr>
-        <w:t>2</w:t>
-      </w:r>
-      <w:r>
-        <w:rPr>
-          <w:shd w:val="clear" w:color="auto" w:fill="auto"/>
-        </w:rPr>
-        <w:fldChar w:fldCharType="end"/>
+          <w:shd w:val="clear" w:color="auto" w:fill="auto"/>
+        </w:rPr>
+      </w:pPr>
+      <w:r>
+        <w:rPr>
+          <w:shd w:val="clear" w:color="auto" w:fill="auto"/>
+        </w:rPr>
+        <w:t xml:space="preserve">오늘의 날씨</w:t>
       </w:r>
     </w:p>
     <w:p>
@@ -9671,6 +8746,814 @@
           <w:lang w:eastAsia="ko-KR"/>
         </w:rPr>
       </w:pPr>
+      <w:r>
+        <w:fldChar w:fldCharType="begin"/>
+      </w:r>
+      <w:r>
+        <w:instrText xml:space="preserve">HYPERLINK "https://data.kma.go.kr/data/rmt/rmtList.do?code=420&amp;pgmNo=572"</w:instrText>
+      </w:r>
+      <w:r>
+        <w:fldChar w:fldCharType="separate"/>
+      </w:r>
+      <w:r>
+        <w:rPr>
+          <w:i w:val="0"/>
+          <w:b w:val="0"/>
+          <w:color w:val="1155CC"/>
+          <w:sz w:val="22"/>
+          <w:szCs w:val="22"/>
+          <w:u w:val="single" w:color="1155CC"/>
+          <w:shd w:val="clear" w:color="auto" w:fill="auto"/>
+          <w:rFonts w:ascii="Arial" w:eastAsia="Arial" w:hAnsi="Arial" w:cs="Arial"/>
+        </w:rPr>
+        <w:t>h</w:t>
+      </w:r>
+      <w:r>
+        <w:rPr>
+          <w:i w:val="0"/>
+          <w:b w:val="0"/>
+          <w:color w:val="1155CC"/>
+          <w:sz w:val="22"/>
+          <w:szCs w:val="22"/>
+          <w:u w:val="single" w:color="1155CC"/>
+          <w:shd w:val="clear" w:color="auto" w:fill="auto"/>
+          <w:rFonts w:ascii="Arial" w:eastAsia="Arial" w:hAnsi="Arial" w:cs="Arial"/>
+        </w:rPr>
+        <w:t>t</w:t>
+      </w:r>
+      <w:r>
+        <w:rPr>
+          <w:i w:val="0"/>
+          <w:b w:val="0"/>
+          <w:color w:val="1155CC"/>
+          <w:sz w:val="22"/>
+          <w:szCs w:val="22"/>
+          <w:u w:val="single" w:color="1155CC"/>
+          <w:shd w:val="clear" w:color="auto" w:fill="auto"/>
+          <w:rFonts w:ascii="Arial" w:eastAsia="Arial" w:hAnsi="Arial" w:cs="Arial"/>
+        </w:rPr>
+        <w:t>t</w:t>
+      </w:r>
+      <w:r>
+        <w:rPr>
+          <w:i w:val="0"/>
+          <w:b w:val="0"/>
+          <w:color w:val="1155CC"/>
+          <w:sz w:val="22"/>
+          <w:szCs w:val="22"/>
+          <w:u w:val="single" w:color="1155CC"/>
+          <w:shd w:val="clear" w:color="auto" w:fill="auto"/>
+          <w:rFonts w:ascii="Arial" w:eastAsia="Arial" w:hAnsi="Arial" w:cs="Arial"/>
+        </w:rPr>
+        <w:t>p</w:t>
+      </w:r>
+      <w:r>
+        <w:rPr>
+          <w:i w:val="0"/>
+          <w:b w:val="0"/>
+          <w:color w:val="1155CC"/>
+          <w:sz w:val="22"/>
+          <w:szCs w:val="22"/>
+          <w:u w:val="single" w:color="1155CC"/>
+          <w:shd w:val="clear" w:color="auto" w:fill="auto"/>
+          <w:rFonts w:ascii="Arial" w:eastAsia="Arial" w:hAnsi="Arial" w:cs="Arial"/>
+        </w:rPr>
+        <w:t>s</w:t>
+      </w:r>
+      <w:r>
+        <w:rPr>
+          <w:i w:val="0"/>
+          <w:b w:val="0"/>
+          <w:color w:val="1155CC"/>
+          <w:sz w:val="22"/>
+          <w:szCs w:val="22"/>
+          <w:u w:val="single" w:color="1155CC"/>
+          <w:shd w:val="clear" w:color="auto" w:fill="auto"/>
+          <w:rFonts w:ascii="Arial" w:eastAsia="Arial" w:hAnsi="Arial" w:cs="Arial"/>
+        </w:rPr>
+        <w:t>:</w:t>
+      </w:r>
+      <w:r>
+        <w:rPr>
+          <w:i w:val="0"/>
+          <w:b w:val="0"/>
+          <w:color w:val="1155CC"/>
+          <w:sz w:val="22"/>
+          <w:szCs w:val="22"/>
+          <w:u w:val="single" w:color="1155CC"/>
+          <w:shd w:val="clear" w:color="auto" w:fill="auto"/>
+          <w:rFonts w:ascii="Arial" w:eastAsia="Arial" w:hAnsi="Arial" w:cs="Arial"/>
+        </w:rPr>
+        <w:t>/</w:t>
+      </w:r>
+      <w:r>
+        <w:rPr>
+          <w:i w:val="0"/>
+          <w:b w:val="0"/>
+          <w:color w:val="1155CC"/>
+          <w:sz w:val="22"/>
+          <w:szCs w:val="22"/>
+          <w:u w:val="single" w:color="1155CC"/>
+          <w:shd w:val="clear" w:color="auto" w:fill="auto"/>
+          <w:rFonts w:ascii="Arial" w:eastAsia="Arial" w:hAnsi="Arial" w:cs="Arial"/>
+        </w:rPr>
+        <w:t>/</w:t>
+      </w:r>
+      <w:r>
+        <w:rPr>
+          <w:i w:val="0"/>
+          <w:b w:val="0"/>
+          <w:color w:val="1155CC"/>
+          <w:sz w:val="22"/>
+          <w:szCs w:val="22"/>
+          <w:u w:val="single" w:color="1155CC"/>
+          <w:shd w:val="clear" w:color="auto" w:fill="auto"/>
+          <w:rFonts w:ascii="Arial" w:eastAsia="Arial" w:hAnsi="Arial" w:cs="Arial"/>
+        </w:rPr>
+        <w:t>d</w:t>
+      </w:r>
+      <w:r>
+        <w:rPr>
+          <w:i w:val="0"/>
+          <w:b w:val="0"/>
+          <w:color w:val="1155CC"/>
+          <w:sz w:val="22"/>
+          <w:szCs w:val="22"/>
+          <w:u w:val="single" w:color="1155CC"/>
+          <w:shd w:val="clear" w:color="auto" w:fill="auto"/>
+          <w:rFonts w:ascii="Arial" w:eastAsia="Arial" w:hAnsi="Arial" w:cs="Arial"/>
+        </w:rPr>
+        <w:t>a</w:t>
+      </w:r>
+      <w:r>
+        <w:rPr>
+          <w:i w:val="0"/>
+          <w:b w:val="0"/>
+          <w:color w:val="1155CC"/>
+          <w:sz w:val="22"/>
+          <w:szCs w:val="22"/>
+          <w:u w:val="single" w:color="1155CC"/>
+          <w:shd w:val="clear" w:color="auto" w:fill="auto"/>
+          <w:rFonts w:ascii="Arial" w:eastAsia="Arial" w:hAnsi="Arial" w:cs="Arial"/>
+        </w:rPr>
+        <w:t>t</w:t>
+      </w:r>
+      <w:r>
+        <w:rPr>
+          <w:i w:val="0"/>
+          <w:b w:val="0"/>
+          <w:color w:val="1155CC"/>
+          <w:sz w:val="22"/>
+          <w:szCs w:val="22"/>
+          <w:u w:val="single" w:color="1155CC"/>
+          <w:shd w:val="clear" w:color="auto" w:fill="auto"/>
+          <w:rFonts w:ascii="Arial" w:eastAsia="Arial" w:hAnsi="Arial" w:cs="Arial"/>
+        </w:rPr>
+        <w:t>a</w:t>
+      </w:r>
+      <w:r>
+        <w:rPr>
+          <w:i w:val="0"/>
+          <w:b w:val="0"/>
+          <w:color w:val="1155CC"/>
+          <w:sz w:val="22"/>
+          <w:szCs w:val="22"/>
+          <w:u w:val="single" w:color="1155CC"/>
+          <w:shd w:val="clear" w:color="auto" w:fill="auto"/>
+          <w:rFonts w:ascii="Arial" w:eastAsia="Arial" w:hAnsi="Arial" w:cs="Arial"/>
+        </w:rPr>
+        <w:t>.</w:t>
+      </w:r>
+      <w:r>
+        <w:rPr>
+          <w:i w:val="0"/>
+          <w:b w:val="0"/>
+          <w:color w:val="1155CC"/>
+          <w:sz w:val="22"/>
+          <w:szCs w:val="22"/>
+          <w:u w:val="single" w:color="1155CC"/>
+          <w:shd w:val="clear" w:color="auto" w:fill="auto"/>
+          <w:rFonts w:ascii="Arial" w:eastAsia="Arial" w:hAnsi="Arial" w:cs="Arial"/>
+        </w:rPr>
+        <w:t>k</w:t>
+      </w:r>
+      <w:r>
+        <w:rPr>
+          <w:i w:val="0"/>
+          <w:b w:val="0"/>
+          <w:color w:val="1155CC"/>
+          <w:sz w:val="22"/>
+          <w:szCs w:val="22"/>
+          <w:u w:val="single" w:color="1155CC"/>
+          <w:shd w:val="clear" w:color="auto" w:fill="auto"/>
+          <w:rFonts w:ascii="Arial" w:eastAsia="Arial" w:hAnsi="Arial" w:cs="Arial"/>
+        </w:rPr>
+        <w:t>m</w:t>
+      </w:r>
+      <w:r>
+        <w:rPr>
+          <w:i w:val="0"/>
+          <w:b w:val="0"/>
+          <w:color w:val="1155CC"/>
+          <w:sz w:val="22"/>
+          <w:szCs w:val="22"/>
+          <w:u w:val="single" w:color="1155CC"/>
+          <w:shd w:val="clear" w:color="auto" w:fill="auto"/>
+          <w:rFonts w:ascii="Arial" w:eastAsia="Arial" w:hAnsi="Arial" w:cs="Arial"/>
+        </w:rPr>
+        <w:t>a</w:t>
+      </w:r>
+      <w:r>
+        <w:rPr>
+          <w:i w:val="0"/>
+          <w:b w:val="0"/>
+          <w:color w:val="1155CC"/>
+          <w:sz w:val="22"/>
+          <w:szCs w:val="22"/>
+          <w:u w:val="single" w:color="1155CC"/>
+          <w:shd w:val="clear" w:color="auto" w:fill="auto"/>
+          <w:rFonts w:ascii="Arial" w:eastAsia="Arial" w:hAnsi="Arial" w:cs="Arial"/>
+        </w:rPr>
+        <w:t>.</w:t>
+      </w:r>
+      <w:r>
+        <w:rPr>
+          <w:i w:val="0"/>
+          <w:b w:val="0"/>
+          <w:color w:val="1155CC"/>
+          <w:sz w:val="22"/>
+          <w:szCs w:val="22"/>
+          <w:u w:val="single" w:color="1155CC"/>
+          <w:shd w:val="clear" w:color="auto" w:fill="auto"/>
+          <w:rFonts w:ascii="Arial" w:eastAsia="Arial" w:hAnsi="Arial" w:cs="Arial"/>
+        </w:rPr>
+        <w:t>g</w:t>
+      </w:r>
+      <w:r>
+        <w:rPr>
+          <w:i w:val="0"/>
+          <w:b w:val="0"/>
+          <w:color w:val="1155CC"/>
+          <w:sz w:val="22"/>
+          <w:szCs w:val="22"/>
+          <w:u w:val="single" w:color="1155CC"/>
+          <w:shd w:val="clear" w:color="auto" w:fill="auto"/>
+          <w:rFonts w:ascii="Arial" w:eastAsia="Arial" w:hAnsi="Arial" w:cs="Arial"/>
+        </w:rPr>
+        <w:t>o</w:t>
+      </w:r>
+      <w:r>
+        <w:rPr>
+          <w:i w:val="0"/>
+          <w:b w:val="0"/>
+          <w:color w:val="1155CC"/>
+          <w:sz w:val="22"/>
+          <w:szCs w:val="22"/>
+          <w:u w:val="single" w:color="1155CC"/>
+          <w:shd w:val="clear" w:color="auto" w:fill="auto"/>
+          <w:rFonts w:ascii="Arial" w:eastAsia="Arial" w:hAnsi="Arial" w:cs="Arial"/>
+        </w:rPr>
+        <w:t>.</w:t>
+      </w:r>
+      <w:r>
+        <w:rPr>
+          <w:i w:val="0"/>
+          <w:b w:val="0"/>
+          <w:color w:val="1155CC"/>
+          <w:sz w:val="22"/>
+          <w:szCs w:val="22"/>
+          <w:u w:val="single" w:color="1155CC"/>
+          <w:shd w:val="clear" w:color="auto" w:fill="auto"/>
+          <w:rFonts w:ascii="Arial" w:eastAsia="Arial" w:hAnsi="Arial" w:cs="Arial"/>
+        </w:rPr>
+        <w:t>k</w:t>
+      </w:r>
+      <w:r>
+        <w:rPr>
+          <w:i w:val="0"/>
+          <w:b w:val="0"/>
+          <w:color w:val="1155CC"/>
+          <w:sz w:val="22"/>
+          <w:szCs w:val="22"/>
+          <w:u w:val="single" w:color="1155CC"/>
+          <w:shd w:val="clear" w:color="auto" w:fill="auto"/>
+          <w:rFonts w:ascii="Arial" w:eastAsia="Arial" w:hAnsi="Arial" w:cs="Arial"/>
+        </w:rPr>
+        <w:t>r</w:t>
+      </w:r>
+      <w:r>
+        <w:rPr>
+          <w:i w:val="0"/>
+          <w:b w:val="0"/>
+          <w:color w:val="1155CC"/>
+          <w:sz w:val="22"/>
+          <w:szCs w:val="22"/>
+          <w:u w:val="single" w:color="1155CC"/>
+          <w:shd w:val="clear" w:color="auto" w:fill="auto"/>
+          <w:rFonts w:ascii="Arial" w:eastAsia="Arial" w:hAnsi="Arial" w:cs="Arial"/>
+        </w:rPr>
+        <w:t>/</w:t>
+      </w:r>
+      <w:r>
+        <w:rPr>
+          <w:i w:val="0"/>
+          <w:b w:val="0"/>
+          <w:color w:val="1155CC"/>
+          <w:sz w:val="22"/>
+          <w:szCs w:val="22"/>
+          <w:u w:val="single" w:color="1155CC"/>
+          <w:shd w:val="clear" w:color="auto" w:fill="auto"/>
+          <w:rFonts w:ascii="Arial" w:eastAsia="Arial" w:hAnsi="Arial" w:cs="Arial"/>
+        </w:rPr>
+        <w:t>d</w:t>
+      </w:r>
+      <w:r>
+        <w:rPr>
+          <w:i w:val="0"/>
+          <w:b w:val="0"/>
+          <w:color w:val="1155CC"/>
+          <w:sz w:val="22"/>
+          <w:szCs w:val="22"/>
+          <w:u w:val="single" w:color="1155CC"/>
+          <w:shd w:val="clear" w:color="auto" w:fill="auto"/>
+          <w:rFonts w:ascii="Arial" w:eastAsia="Arial" w:hAnsi="Arial" w:cs="Arial"/>
+        </w:rPr>
+        <w:t>a</w:t>
+      </w:r>
+      <w:r>
+        <w:rPr>
+          <w:i w:val="0"/>
+          <w:b w:val="0"/>
+          <w:color w:val="1155CC"/>
+          <w:sz w:val="22"/>
+          <w:szCs w:val="22"/>
+          <w:u w:val="single" w:color="1155CC"/>
+          <w:shd w:val="clear" w:color="auto" w:fill="auto"/>
+          <w:rFonts w:ascii="Arial" w:eastAsia="Arial" w:hAnsi="Arial" w:cs="Arial"/>
+        </w:rPr>
+        <w:t>t</w:t>
+      </w:r>
+      <w:r>
+        <w:rPr>
+          <w:i w:val="0"/>
+          <w:b w:val="0"/>
+          <w:color w:val="1155CC"/>
+          <w:sz w:val="22"/>
+          <w:szCs w:val="22"/>
+          <w:u w:val="single" w:color="1155CC"/>
+          <w:shd w:val="clear" w:color="auto" w:fill="auto"/>
+          <w:rFonts w:ascii="Arial" w:eastAsia="Arial" w:hAnsi="Arial" w:cs="Arial"/>
+        </w:rPr>
+        <w:t>a</w:t>
+      </w:r>
+      <w:r>
+        <w:rPr>
+          <w:i w:val="0"/>
+          <w:b w:val="0"/>
+          <w:color w:val="1155CC"/>
+          <w:sz w:val="22"/>
+          <w:szCs w:val="22"/>
+          <w:u w:val="single" w:color="1155CC"/>
+          <w:shd w:val="clear" w:color="auto" w:fill="auto"/>
+          <w:rFonts w:ascii="Arial" w:eastAsia="Arial" w:hAnsi="Arial" w:cs="Arial"/>
+        </w:rPr>
+        <w:t>/</w:t>
+      </w:r>
+      <w:r>
+        <w:rPr>
+          <w:i w:val="0"/>
+          <w:b w:val="0"/>
+          <w:color w:val="1155CC"/>
+          <w:sz w:val="22"/>
+          <w:szCs w:val="22"/>
+          <w:u w:val="single" w:color="1155CC"/>
+          <w:shd w:val="clear" w:color="auto" w:fill="auto"/>
+          <w:rFonts w:ascii="Arial" w:eastAsia="Arial" w:hAnsi="Arial" w:cs="Arial"/>
+        </w:rPr>
+        <w:t>r</w:t>
+      </w:r>
+      <w:r>
+        <w:rPr>
+          <w:i w:val="0"/>
+          <w:b w:val="0"/>
+          <w:color w:val="1155CC"/>
+          <w:sz w:val="22"/>
+          <w:szCs w:val="22"/>
+          <w:u w:val="single" w:color="1155CC"/>
+          <w:shd w:val="clear" w:color="auto" w:fill="auto"/>
+          <w:rFonts w:ascii="Arial" w:eastAsia="Arial" w:hAnsi="Arial" w:cs="Arial"/>
+        </w:rPr>
+        <w:t>m</w:t>
+      </w:r>
+      <w:r>
+        <w:rPr>
+          <w:i w:val="0"/>
+          <w:b w:val="0"/>
+          <w:color w:val="1155CC"/>
+          <w:sz w:val="22"/>
+          <w:szCs w:val="22"/>
+          <w:u w:val="single" w:color="1155CC"/>
+          <w:shd w:val="clear" w:color="auto" w:fill="auto"/>
+          <w:rFonts w:ascii="Arial" w:eastAsia="Arial" w:hAnsi="Arial" w:cs="Arial"/>
+        </w:rPr>
+        <w:t>t</w:t>
+      </w:r>
+      <w:r>
+        <w:rPr>
+          <w:i w:val="0"/>
+          <w:b w:val="0"/>
+          <w:color w:val="1155CC"/>
+          <w:sz w:val="22"/>
+          <w:szCs w:val="22"/>
+          <w:u w:val="single" w:color="1155CC"/>
+          <w:shd w:val="clear" w:color="auto" w:fill="auto"/>
+          <w:rFonts w:ascii="Arial" w:eastAsia="Arial" w:hAnsi="Arial" w:cs="Arial"/>
+        </w:rPr>
+        <w:t>/</w:t>
+      </w:r>
+      <w:r>
+        <w:rPr>
+          <w:i w:val="0"/>
+          <w:b w:val="0"/>
+          <w:color w:val="1155CC"/>
+          <w:sz w:val="22"/>
+          <w:szCs w:val="22"/>
+          <w:u w:val="single" w:color="1155CC"/>
+          <w:shd w:val="clear" w:color="auto" w:fill="auto"/>
+          <w:rFonts w:ascii="Arial" w:eastAsia="Arial" w:hAnsi="Arial" w:cs="Arial"/>
+        </w:rPr>
+        <w:t>r</w:t>
+      </w:r>
+      <w:r>
+        <w:rPr>
+          <w:i w:val="0"/>
+          <w:b w:val="0"/>
+          <w:color w:val="1155CC"/>
+          <w:sz w:val="22"/>
+          <w:szCs w:val="22"/>
+          <w:u w:val="single" w:color="1155CC"/>
+          <w:shd w:val="clear" w:color="auto" w:fill="auto"/>
+          <w:rFonts w:ascii="Arial" w:eastAsia="Arial" w:hAnsi="Arial" w:cs="Arial"/>
+        </w:rPr>
+        <w:t>m</w:t>
+      </w:r>
+      <w:r>
+        <w:rPr>
+          <w:i w:val="0"/>
+          <w:b w:val="0"/>
+          <w:color w:val="1155CC"/>
+          <w:sz w:val="22"/>
+          <w:szCs w:val="22"/>
+          <w:u w:val="single" w:color="1155CC"/>
+          <w:shd w:val="clear" w:color="auto" w:fill="auto"/>
+          <w:rFonts w:ascii="Arial" w:eastAsia="Arial" w:hAnsi="Arial" w:cs="Arial"/>
+        </w:rPr>
+        <w:t>t</w:t>
+      </w:r>
+      <w:r>
+        <w:rPr>
+          <w:i w:val="0"/>
+          <w:b w:val="0"/>
+          <w:color w:val="1155CC"/>
+          <w:sz w:val="22"/>
+          <w:szCs w:val="22"/>
+          <w:u w:val="single" w:color="1155CC"/>
+          <w:shd w:val="clear" w:color="auto" w:fill="auto"/>
+          <w:rFonts w:ascii="Arial" w:eastAsia="Arial" w:hAnsi="Arial" w:cs="Arial"/>
+        </w:rPr>
+        <w:t>L</w:t>
+      </w:r>
+      <w:r>
+        <w:rPr>
+          <w:i w:val="0"/>
+          <w:b w:val="0"/>
+          <w:color w:val="1155CC"/>
+          <w:sz w:val="22"/>
+          <w:szCs w:val="22"/>
+          <w:u w:val="single" w:color="1155CC"/>
+          <w:shd w:val="clear" w:color="auto" w:fill="auto"/>
+          <w:rFonts w:ascii="Arial" w:eastAsia="Arial" w:hAnsi="Arial" w:cs="Arial"/>
+        </w:rPr>
+        <w:t>i</w:t>
+      </w:r>
+      <w:r>
+        <w:rPr>
+          <w:i w:val="0"/>
+          <w:b w:val="0"/>
+          <w:color w:val="1155CC"/>
+          <w:sz w:val="22"/>
+          <w:szCs w:val="22"/>
+          <w:u w:val="single" w:color="1155CC"/>
+          <w:shd w:val="clear" w:color="auto" w:fill="auto"/>
+          <w:rFonts w:ascii="Arial" w:eastAsia="Arial" w:hAnsi="Arial" w:cs="Arial"/>
+        </w:rPr>
+        <w:t>s</w:t>
+      </w:r>
+      <w:r>
+        <w:rPr>
+          <w:i w:val="0"/>
+          <w:b w:val="0"/>
+          <w:color w:val="1155CC"/>
+          <w:sz w:val="22"/>
+          <w:szCs w:val="22"/>
+          <w:u w:val="single" w:color="1155CC"/>
+          <w:shd w:val="clear" w:color="auto" w:fill="auto"/>
+          <w:rFonts w:ascii="Arial" w:eastAsia="Arial" w:hAnsi="Arial" w:cs="Arial"/>
+        </w:rPr>
+        <w:t>t</w:t>
+      </w:r>
+      <w:r>
+        <w:rPr>
+          <w:i w:val="0"/>
+          <w:b w:val="0"/>
+          <w:color w:val="1155CC"/>
+          <w:sz w:val="22"/>
+          <w:szCs w:val="22"/>
+          <w:u w:val="single" w:color="1155CC"/>
+          <w:shd w:val="clear" w:color="auto" w:fill="auto"/>
+          <w:rFonts w:ascii="Arial" w:eastAsia="Arial" w:hAnsi="Arial" w:cs="Arial"/>
+        </w:rPr>
+        <w:t>.</w:t>
+      </w:r>
+      <w:r>
+        <w:rPr>
+          <w:i w:val="0"/>
+          <w:b w:val="0"/>
+          <w:color w:val="1155CC"/>
+          <w:sz w:val="22"/>
+          <w:szCs w:val="22"/>
+          <w:u w:val="single" w:color="1155CC"/>
+          <w:shd w:val="clear" w:color="auto" w:fill="auto"/>
+          <w:rFonts w:ascii="Arial" w:eastAsia="Arial" w:hAnsi="Arial" w:cs="Arial"/>
+        </w:rPr>
+        <w:t>d</w:t>
+      </w:r>
+      <w:r>
+        <w:rPr>
+          <w:i w:val="0"/>
+          <w:b w:val="0"/>
+          <w:color w:val="1155CC"/>
+          <w:sz w:val="22"/>
+          <w:szCs w:val="22"/>
+          <w:u w:val="single" w:color="1155CC"/>
+          <w:shd w:val="clear" w:color="auto" w:fill="auto"/>
+          <w:rFonts w:ascii="Arial" w:eastAsia="Arial" w:hAnsi="Arial" w:cs="Arial"/>
+        </w:rPr>
+        <w:t>o</w:t>
+      </w:r>
+      <w:r>
+        <w:rPr>
+          <w:i w:val="0"/>
+          <w:b w:val="0"/>
+          <w:color w:val="1155CC"/>
+          <w:sz w:val="22"/>
+          <w:szCs w:val="22"/>
+          <w:u w:val="single" w:color="1155CC"/>
+          <w:shd w:val="clear" w:color="auto" w:fill="auto"/>
+          <w:rFonts w:ascii="Arial" w:eastAsia="Arial" w:hAnsi="Arial" w:cs="Arial"/>
+        </w:rPr>
+        <w:t>?</w:t>
+      </w:r>
+      <w:r>
+        <w:rPr>
+          <w:i w:val="0"/>
+          <w:b w:val="0"/>
+          <w:color w:val="1155CC"/>
+          <w:sz w:val="22"/>
+          <w:szCs w:val="22"/>
+          <w:u w:val="single" w:color="1155CC"/>
+          <w:shd w:val="clear" w:color="auto" w:fill="auto"/>
+          <w:rFonts w:ascii="Arial" w:eastAsia="Arial" w:hAnsi="Arial" w:cs="Arial"/>
+        </w:rPr>
+        <w:t>c</w:t>
+      </w:r>
+      <w:r>
+        <w:rPr>
+          <w:i w:val="0"/>
+          <w:b w:val="0"/>
+          <w:color w:val="1155CC"/>
+          <w:sz w:val="22"/>
+          <w:szCs w:val="22"/>
+          <w:u w:val="single" w:color="1155CC"/>
+          <w:shd w:val="clear" w:color="auto" w:fill="auto"/>
+          <w:rFonts w:ascii="Arial" w:eastAsia="Arial" w:hAnsi="Arial" w:cs="Arial"/>
+        </w:rPr>
+        <w:t>o</w:t>
+      </w:r>
+      <w:r>
+        <w:rPr>
+          <w:i w:val="0"/>
+          <w:b w:val="0"/>
+          <w:color w:val="1155CC"/>
+          <w:sz w:val="22"/>
+          <w:szCs w:val="22"/>
+          <w:u w:val="single" w:color="1155CC"/>
+          <w:shd w:val="clear" w:color="auto" w:fill="auto"/>
+          <w:rFonts w:ascii="Arial" w:eastAsia="Arial" w:hAnsi="Arial" w:cs="Arial"/>
+        </w:rPr>
+        <w:t>d</w:t>
+      </w:r>
+      <w:r>
+        <w:rPr>
+          <w:i w:val="0"/>
+          <w:b w:val="0"/>
+          <w:color w:val="1155CC"/>
+          <w:sz w:val="22"/>
+          <w:szCs w:val="22"/>
+          <w:u w:val="single" w:color="1155CC"/>
+          <w:shd w:val="clear" w:color="auto" w:fill="auto"/>
+          <w:rFonts w:ascii="Arial" w:eastAsia="Arial" w:hAnsi="Arial" w:cs="Arial"/>
+        </w:rPr>
+        <w:t>e</w:t>
+      </w:r>
+      <w:r>
+        <w:rPr>
+          <w:i w:val="0"/>
+          <w:b w:val="0"/>
+          <w:color w:val="1155CC"/>
+          <w:sz w:val="22"/>
+          <w:szCs w:val="22"/>
+          <w:u w:val="single" w:color="1155CC"/>
+          <w:shd w:val="clear" w:color="auto" w:fill="auto"/>
+          <w:rFonts w:ascii="Arial" w:eastAsia="Arial" w:hAnsi="Arial" w:cs="Arial"/>
+        </w:rPr>
+        <w:t>=</w:t>
+      </w:r>
+      <w:r>
+        <w:rPr>
+          <w:i w:val="0"/>
+          <w:b w:val="0"/>
+          <w:color w:val="1155CC"/>
+          <w:sz w:val="22"/>
+          <w:szCs w:val="22"/>
+          <w:u w:val="single" w:color="1155CC"/>
+          <w:shd w:val="clear" w:color="auto" w:fill="auto"/>
+          <w:rFonts w:ascii="Arial" w:eastAsia="Arial" w:hAnsi="Arial" w:cs="Arial"/>
+        </w:rPr>
+        <w:t>4</w:t>
+      </w:r>
+      <w:r>
+        <w:rPr>
+          <w:i w:val="0"/>
+          <w:b w:val="0"/>
+          <w:color w:val="1155CC"/>
+          <w:sz w:val="22"/>
+          <w:szCs w:val="22"/>
+          <w:u w:val="single" w:color="1155CC"/>
+          <w:shd w:val="clear" w:color="auto" w:fill="auto"/>
+          <w:rFonts w:ascii="Arial" w:eastAsia="Arial" w:hAnsi="Arial" w:cs="Arial"/>
+        </w:rPr>
+        <w:t>2</w:t>
+      </w:r>
+      <w:r>
+        <w:rPr>
+          <w:i w:val="0"/>
+          <w:b w:val="0"/>
+          <w:color w:val="1155CC"/>
+          <w:sz w:val="22"/>
+          <w:szCs w:val="22"/>
+          <w:u w:val="single" w:color="1155CC"/>
+          <w:shd w:val="clear" w:color="auto" w:fill="auto"/>
+          <w:rFonts w:ascii="Arial" w:eastAsia="Arial" w:hAnsi="Arial" w:cs="Arial"/>
+        </w:rPr>
+        <w:t>0</w:t>
+      </w:r>
+      <w:r>
+        <w:rPr>
+          <w:i w:val="0"/>
+          <w:b w:val="0"/>
+          <w:color w:val="1155CC"/>
+          <w:sz w:val="22"/>
+          <w:szCs w:val="22"/>
+          <w:u w:val="single" w:color="1155CC"/>
+          <w:shd w:val="clear" w:color="auto" w:fill="auto"/>
+          <w:rFonts w:ascii="Arial" w:eastAsia="Arial" w:hAnsi="Arial" w:cs="Arial"/>
+        </w:rPr>
+        <w:t>&amp;</w:t>
+      </w:r>
+      <w:r>
+        <w:rPr>
+          <w:i w:val="0"/>
+          <w:b w:val="0"/>
+          <w:color w:val="1155CC"/>
+          <w:sz w:val="22"/>
+          <w:szCs w:val="22"/>
+          <w:u w:val="single" w:color="1155CC"/>
+          <w:shd w:val="clear" w:color="auto" w:fill="auto"/>
+          <w:rFonts w:ascii="Arial" w:eastAsia="Arial" w:hAnsi="Arial" w:cs="Arial"/>
+        </w:rPr>
+        <w:t>p</w:t>
+      </w:r>
+      <w:r>
+        <w:rPr>
+          <w:i w:val="0"/>
+          <w:b w:val="0"/>
+          <w:color w:val="1155CC"/>
+          <w:sz w:val="22"/>
+          <w:szCs w:val="22"/>
+          <w:u w:val="single" w:color="1155CC"/>
+          <w:shd w:val="clear" w:color="auto" w:fill="auto"/>
+          <w:rFonts w:ascii="Arial" w:eastAsia="Arial" w:hAnsi="Arial" w:cs="Arial"/>
+        </w:rPr>
+        <w:t>g</w:t>
+      </w:r>
+      <w:r>
+        <w:rPr>
+          <w:i w:val="0"/>
+          <w:b w:val="0"/>
+          <w:color w:val="1155CC"/>
+          <w:sz w:val="22"/>
+          <w:szCs w:val="22"/>
+          <w:u w:val="single" w:color="1155CC"/>
+          <w:shd w:val="clear" w:color="auto" w:fill="auto"/>
+          <w:rFonts w:ascii="Arial" w:eastAsia="Arial" w:hAnsi="Arial" w:cs="Arial"/>
+        </w:rPr>
+        <w:t>m</w:t>
+      </w:r>
+      <w:r>
+        <w:rPr>
+          <w:i w:val="0"/>
+          <w:b w:val="0"/>
+          <w:color w:val="1155CC"/>
+          <w:sz w:val="22"/>
+          <w:szCs w:val="22"/>
+          <w:u w:val="single" w:color="1155CC"/>
+          <w:shd w:val="clear" w:color="auto" w:fill="auto"/>
+          <w:rFonts w:ascii="Arial" w:eastAsia="Arial" w:hAnsi="Arial" w:cs="Arial"/>
+        </w:rPr>
+        <w:t>N</w:t>
+      </w:r>
+      <w:r>
+        <w:rPr>
+          <w:i w:val="0"/>
+          <w:b w:val="0"/>
+          <w:color w:val="1155CC"/>
+          <w:sz w:val="22"/>
+          <w:szCs w:val="22"/>
+          <w:u w:val="single" w:color="1155CC"/>
+          <w:shd w:val="clear" w:color="auto" w:fill="auto"/>
+          <w:rFonts w:ascii="Arial" w:eastAsia="Arial" w:hAnsi="Arial" w:cs="Arial"/>
+        </w:rPr>
+        <w:t>o</w:t>
+      </w:r>
+      <w:r>
+        <w:rPr>
+          <w:i w:val="0"/>
+          <w:b w:val="0"/>
+          <w:color w:val="1155CC"/>
+          <w:sz w:val="22"/>
+          <w:szCs w:val="22"/>
+          <w:u w:val="single" w:color="1155CC"/>
+          <w:shd w:val="clear" w:color="auto" w:fill="auto"/>
+          <w:rFonts w:ascii="Arial" w:eastAsia="Arial" w:hAnsi="Arial" w:cs="Arial"/>
+        </w:rPr>
+        <w:t>=</w:t>
+      </w:r>
+      <w:r>
+        <w:rPr>
+          <w:i w:val="0"/>
+          <w:b w:val="0"/>
+          <w:color w:val="1155CC"/>
+          <w:sz w:val="22"/>
+          <w:szCs w:val="22"/>
+          <w:u w:val="single" w:color="1155CC"/>
+          <w:shd w:val="clear" w:color="auto" w:fill="auto"/>
+          <w:rFonts w:ascii="Arial" w:eastAsia="Arial" w:hAnsi="Arial" w:cs="Arial"/>
+        </w:rPr>
+        <w:t>5</w:t>
+      </w:r>
+      <w:r>
+        <w:rPr>
+          <w:i w:val="0"/>
+          <w:b w:val="0"/>
+          <w:color w:val="1155CC"/>
+          <w:sz w:val="22"/>
+          <w:szCs w:val="22"/>
+          <w:u w:val="single" w:color="1155CC"/>
+          <w:shd w:val="clear" w:color="auto" w:fill="auto"/>
+          <w:rFonts w:ascii="Arial" w:eastAsia="Arial" w:hAnsi="Arial" w:cs="Arial"/>
+        </w:rPr>
+        <w:t>7</w:t>
+      </w:r>
+      <w:r>
+        <w:rPr>
+          <w:i w:val="0"/>
+          <w:b w:val="0"/>
+          <w:color w:val="1155CC"/>
+          <w:sz w:val="22"/>
+          <w:szCs w:val="22"/>
+          <w:u w:val="single" w:color="1155CC"/>
+          <w:shd w:val="clear" w:color="auto" w:fill="auto"/>
+          <w:rFonts w:ascii="Arial" w:eastAsia="Arial" w:hAnsi="Arial" w:cs="Arial"/>
+        </w:rPr>
+        <w:t>2</w:t>
+      </w:r>
+      <w:r>
+        <w:rPr>
+          <w:shd w:val="clear" w:color="auto" w:fill="auto"/>
+        </w:rPr>
+        <w:fldChar w:fldCharType="end"/>
+      </w:r>
     </w:p>
     <w:p>
       <w:pPr>
@@ -9686,19 +9569,6 @@
           <w:lang w:eastAsia="ko-KR"/>
         </w:rPr>
       </w:pPr>
-      <w:r>
-        <w:rPr>
-          <w:i w:val="0"/>
-          <w:b w:val="0"/>
-          <w:color w:val="auto"/>
-          <w:sz w:val="22"/>
-          <w:szCs w:val="22"/>
-          <w:shd w:val="clear" w:color="auto" w:fill="auto"/>
-          <w:rFonts w:ascii="Arial" w:eastAsia="Arial" w:hAnsi="Arial" w:cs="Arial"/>
-          <w:lang w:eastAsia="ko-KR"/>
-        </w:rPr>
-        <w:t xml:space="preserve">가격 데이터 관련 내용출처</w:t>
-      </w:r>
     </w:p>
     <w:p>
       <w:pPr>
@@ -9715,604 +9585,17 @@
         </w:rPr>
       </w:pPr>
       <w:r>
-        <w:fldChar w:fldCharType="begin"/>
-      </w:r>
-      <w:r>
-        <w:instrText xml:space="preserve">HYPERLINK "https://www.kamis.or.kr/customer/main/main.do"</w:instrText>
-      </w:r>
-      <w:r>
-        <w:fldChar w:fldCharType="separate"/>
-      </w:r>
-      <w:r>
-        <w:rPr>
-          <w:i w:val="0"/>
-          <w:b w:val="0"/>
-          <w:color w:val="1155CC"/>
-          <w:sz w:val="22"/>
-          <w:szCs w:val="22"/>
-          <w:u w:val="single" w:color="1155CC"/>
-          <w:shd w:val="clear" w:color="auto" w:fill="auto"/>
-          <w:rFonts w:ascii="Arial" w:eastAsia="Arial" w:hAnsi="Arial" w:cs="Arial"/>
-        </w:rPr>
-        <w:t>h</w:t>
-      </w:r>
-      <w:r>
-        <w:rPr>
-          <w:i w:val="0"/>
-          <w:b w:val="0"/>
-          <w:color w:val="1155CC"/>
-          <w:sz w:val="22"/>
-          <w:szCs w:val="22"/>
-          <w:u w:val="single" w:color="1155CC"/>
-          <w:shd w:val="clear" w:color="auto" w:fill="auto"/>
-          <w:rFonts w:ascii="Arial" w:eastAsia="Arial" w:hAnsi="Arial" w:cs="Arial"/>
-        </w:rPr>
-        <w:t>t</w:t>
-      </w:r>
-      <w:r>
-        <w:rPr>
-          <w:i w:val="0"/>
-          <w:b w:val="0"/>
-          <w:color w:val="1155CC"/>
-          <w:sz w:val="22"/>
-          <w:szCs w:val="22"/>
-          <w:u w:val="single" w:color="1155CC"/>
-          <w:shd w:val="clear" w:color="auto" w:fill="auto"/>
-          <w:rFonts w:ascii="Arial" w:eastAsia="Arial" w:hAnsi="Arial" w:cs="Arial"/>
-        </w:rPr>
-        <w:t>t</w:t>
-      </w:r>
-      <w:r>
-        <w:rPr>
-          <w:i w:val="0"/>
-          <w:b w:val="0"/>
-          <w:color w:val="1155CC"/>
-          <w:sz w:val="22"/>
-          <w:szCs w:val="22"/>
-          <w:u w:val="single" w:color="1155CC"/>
-          <w:shd w:val="clear" w:color="auto" w:fill="auto"/>
-          <w:rFonts w:ascii="Arial" w:eastAsia="Arial" w:hAnsi="Arial" w:cs="Arial"/>
-        </w:rPr>
-        <w:t>p</w:t>
-      </w:r>
-      <w:r>
-        <w:rPr>
-          <w:i w:val="0"/>
-          <w:b w:val="0"/>
-          <w:color w:val="1155CC"/>
-          <w:sz w:val="22"/>
-          <w:szCs w:val="22"/>
-          <w:u w:val="single" w:color="1155CC"/>
-          <w:shd w:val="clear" w:color="auto" w:fill="auto"/>
-          <w:rFonts w:ascii="Arial" w:eastAsia="Arial" w:hAnsi="Arial" w:cs="Arial"/>
-        </w:rPr>
-        <w:t>s</w:t>
-      </w:r>
-      <w:r>
-        <w:rPr>
-          <w:i w:val="0"/>
-          <w:b w:val="0"/>
-          <w:color w:val="1155CC"/>
-          <w:sz w:val="22"/>
-          <w:szCs w:val="22"/>
-          <w:u w:val="single" w:color="1155CC"/>
-          <w:shd w:val="clear" w:color="auto" w:fill="auto"/>
-          <w:rFonts w:ascii="Arial" w:eastAsia="Arial" w:hAnsi="Arial" w:cs="Arial"/>
-        </w:rPr>
-        <w:t>:</w:t>
-      </w:r>
-      <w:r>
-        <w:rPr>
-          <w:i w:val="0"/>
-          <w:b w:val="0"/>
-          <w:color w:val="1155CC"/>
-          <w:sz w:val="22"/>
-          <w:szCs w:val="22"/>
-          <w:u w:val="single" w:color="1155CC"/>
-          <w:shd w:val="clear" w:color="auto" w:fill="auto"/>
-          <w:rFonts w:ascii="Arial" w:eastAsia="Arial" w:hAnsi="Arial" w:cs="Arial"/>
-        </w:rPr>
-        <w:t>/</w:t>
-      </w:r>
-      <w:r>
-        <w:rPr>
-          <w:i w:val="0"/>
-          <w:b w:val="0"/>
-          <w:color w:val="1155CC"/>
-          <w:sz w:val="22"/>
-          <w:szCs w:val="22"/>
-          <w:u w:val="single" w:color="1155CC"/>
-          <w:shd w:val="clear" w:color="auto" w:fill="auto"/>
-          <w:rFonts w:ascii="Arial" w:eastAsia="Arial" w:hAnsi="Arial" w:cs="Arial"/>
-        </w:rPr>
-        <w:t>/</w:t>
-      </w:r>
-      <w:r>
-        <w:rPr>
-          <w:i w:val="0"/>
-          <w:b w:val="0"/>
-          <w:color w:val="1155CC"/>
-          <w:sz w:val="22"/>
-          <w:szCs w:val="22"/>
-          <w:u w:val="single" w:color="1155CC"/>
-          <w:shd w:val="clear" w:color="auto" w:fill="auto"/>
-          <w:rFonts w:ascii="Arial" w:eastAsia="Arial" w:hAnsi="Arial" w:cs="Arial"/>
-        </w:rPr>
-        <w:t>w</w:t>
-      </w:r>
-      <w:r>
-        <w:rPr>
-          <w:i w:val="0"/>
-          <w:b w:val="0"/>
-          <w:color w:val="1155CC"/>
-          <w:sz w:val="22"/>
-          <w:szCs w:val="22"/>
-          <w:u w:val="single" w:color="1155CC"/>
-          <w:shd w:val="clear" w:color="auto" w:fill="auto"/>
-          <w:rFonts w:ascii="Arial" w:eastAsia="Arial" w:hAnsi="Arial" w:cs="Arial"/>
-        </w:rPr>
-        <w:t>w</w:t>
-      </w:r>
-      <w:r>
-        <w:rPr>
-          <w:i w:val="0"/>
-          <w:b w:val="0"/>
-          <w:color w:val="1155CC"/>
-          <w:sz w:val="22"/>
-          <w:szCs w:val="22"/>
-          <w:u w:val="single" w:color="1155CC"/>
-          <w:shd w:val="clear" w:color="auto" w:fill="auto"/>
-          <w:rFonts w:ascii="Arial" w:eastAsia="Arial" w:hAnsi="Arial" w:cs="Arial"/>
-        </w:rPr>
-        <w:t>w</w:t>
-      </w:r>
-      <w:r>
-        <w:rPr>
-          <w:i w:val="0"/>
-          <w:b w:val="0"/>
-          <w:color w:val="1155CC"/>
-          <w:sz w:val="22"/>
-          <w:szCs w:val="22"/>
-          <w:u w:val="single" w:color="1155CC"/>
-          <w:shd w:val="clear" w:color="auto" w:fill="auto"/>
-          <w:rFonts w:ascii="Arial" w:eastAsia="Arial" w:hAnsi="Arial" w:cs="Arial"/>
-        </w:rPr>
-        <w:t>.</w:t>
-      </w:r>
-      <w:r>
-        <w:rPr>
-          <w:i w:val="0"/>
-          <w:b w:val="0"/>
-          <w:color w:val="1155CC"/>
-          <w:sz w:val="22"/>
-          <w:szCs w:val="22"/>
-          <w:u w:val="single" w:color="1155CC"/>
-          <w:shd w:val="clear" w:color="auto" w:fill="auto"/>
-          <w:rFonts w:ascii="Arial" w:eastAsia="Arial" w:hAnsi="Arial" w:cs="Arial"/>
-        </w:rPr>
-        <w:t>k</w:t>
-      </w:r>
-      <w:r>
-        <w:rPr>
-          <w:i w:val="0"/>
-          <w:b w:val="0"/>
-          <w:color w:val="1155CC"/>
-          <w:sz w:val="22"/>
-          <w:szCs w:val="22"/>
-          <w:u w:val="single" w:color="1155CC"/>
-          <w:shd w:val="clear" w:color="auto" w:fill="auto"/>
-          <w:rFonts w:ascii="Arial" w:eastAsia="Arial" w:hAnsi="Arial" w:cs="Arial"/>
-        </w:rPr>
-        <w:t>a</w:t>
-      </w:r>
-      <w:r>
-        <w:rPr>
-          <w:i w:val="0"/>
-          <w:b w:val="0"/>
-          <w:color w:val="1155CC"/>
-          <w:sz w:val="22"/>
-          <w:szCs w:val="22"/>
-          <w:u w:val="single" w:color="1155CC"/>
-          <w:shd w:val="clear" w:color="auto" w:fill="auto"/>
-          <w:rFonts w:ascii="Arial" w:eastAsia="Arial" w:hAnsi="Arial" w:cs="Arial"/>
-        </w:rPr>
-        <w:t>m</w:t>
-      </w:r>
-      <w:r>
-        <w:rPr>
-          <w:i w:val="0"/>
-          <w:b w:val="0"/>
-          <w:color w:val="1155CC"/>
-          <w:sz w:val="22"/>
-          <w:szCs w:val="22"/>
-          <w:u w:val="single" w:color="1155CC"/>
-          <w:shd w:val="clear" w:color="auto" w:fill="auto"/>
-          <w:rFonts w:ascii="Arial" w:eastAsia="Arial" w:hAnsi="Arial" w:cs="Arial"/>
-        </w:rPr>
-        <w:t>i</w:t>
-      </w:r>
-      <w:r>
-        <w:rPr>
-          <w:i w:val="0"/>
-          <w:b w:val="0"/>
-          <w:color w:val="1155CC"/>
-          <w:sz w:val="22"/>
-          <w:szCs w:val="22"/>
-          <w:u w:val="single" w:color="1155CC"/>
-          <w:shd w:val="clear" w:color="auto" w:fill="auto"/>
-          <w:rFonts w:ascii="Arial" w:eastAsia="Arial" w:hAnsi="Arial" w:cs="Arial"/>
-        </w:rPr>
-        <w:t>s</w:t>
-      </w:r>
-      <w:r>
-        <w:rPr>
-          <w:i w:val="0"/>
-          <w:b w:val="0"/>
-          <w:color w:val="1155CC"/>
-          <w:sz w:val="22"/>
-          <w:szCs w:val="22"/>
-          <w:u w:val="single" w:color="1155CC"/>
-          <w:shd w:val="clear" w:color="auto" w:fill="auto"/>
-          <w:rFonts w:ascii="Arial" w:eastAsia="Arial" w:hAnsi="Arial" w:cs="Arial"/>
-        </w:rPr>
-        <w:t>.</w:t>
-      </w:r>
-      <w:r>
-        <w:rPr>
-          <w:i w:val="0"/>
-          <w:b w:val="0"/>
-          <w:color w:val="1155CC"/>
-          <w:sz w:val="22"/>
-          <w:szCs w:val="22"/>
-          <w:u w:val="single" w:color="1155CC"/>
-          <w:shd w:val="clear" w:color="auto" w:fill="auto"/>
-          <w:rFonts w:ascii="Arial" w:eastAsia="Arial" w:hAnsi="Arial" w:cs="Arial"/>
-        </w:rPr>
-        <w:t>o</w:t>
-      </w:r>
-      <w:r>
-        <w:rPr>
-          <w:i w:val="0"/>
-          <w:b w:val="0"/>
-          <w:color w:val="1155CC"/>
-          <w:sz w:val="22"/>
-          <w:szCs w:val="22"/>
-          <w:u w:val="single" w:color="1155CC"/>
-          <w:shd w:val="clear" w:color="auto" w:fill="auto"/>
-          <w:rFonts w:ascii="Arial" w:eastAsia="Arial" w:hAnsi="Arial" w:cs="Arial"/>
-        </w:rPr>
-        <w:t>r</w:t>
-      </w:r>
-      <w:r>
-        <w:rPr>
-          <w:i w:val="0"/>
-          <w:b w:val="0"/>
-          <w:color w:val="1155CC"/>
-          <w:sz w:val="22"/>
-          <w:szCs w:val="22"/>
-          <w:u w:val="single" w:color="1155CC"/>
-          <w:shd w:val="clear" w:color="auto" w:fill="auto"/>
-          <w:rFonts w:ascii="Arial" w:eastAsia="Arial" w:hAnsi="Arial" w:cs="Arial"/>
-        </w:rPr>
-        <w:t>.</w:t>
-      </w:r>
-      <w:r>
-        <w:rPr>
-          <w:i w:val="0"/>
-          <w:b w:val="0"/>
-          <w:color w:val="1155CC"/>
-          <w:sz w:val="22"/>
-          <w:szCs w:val="22"/>
-          <w:u w:val="single" w:color="1155CC"/>
-          <w:shd w:val="clear" w:color="auto" w:fill="auto"/>
-          <w:rFonts w:ascii="Arial" w:eastAsia="Arial" w:hAnsi="Arial" w:cs="Arial"/>
-        </w:rPr>
-        <w:t>k</w:t>
-      </w:r>
-      <w:r>
-        <w:rPr>
-          <w:i w:val="0"/>
-          <w:b w:val="0"/>
-          <w:color w:val="1155CC"/>
-          <w:sz w:val="22"/>
-          <w:szCs w:val="22"/>
-          <w:u w:val="single" w:color="1155CC"/>
-          <w:shd w:val="clear" w:color="auto" w:fill="auto"/>
-          <w:rFonts w:ascii="Arial" w:eastAsia="Arial" w:hAnsi="Arial" w:cs="Arial"/>
-        </w:rPr>
-        <w:t>r</w:t>
-      </w:r>
-      <w:r>
-        <w:rPr>
-          <w:i w:val="0"/>
-          <w:b w:val="0"/>
-          <w:color w:val="1155CC"/>
-          <w:sz w:val="22"/>
-          <w:szCs w:val="22"/>
-          <w:u w:val="single" w:color="1155CC"/>
-          <w:shd w:val="clear" w:color="auto" w:fill="auto"/>
-          <w:rFonts w:ascii="Arial" w:eastAsia="Arial" w:hAnsi="Arial" w:cs="Arial"/>
-        </w:rPr>
-        <w:t>/</w:t>
-      </w:r>
-      <w:r>
-        <w:rPr>
-          <w:i w:val="0"/>
-          <w:b w:val="0"/>
-          <w:color w:val="1155CC"/>
-          <w:sz w:val="22"/>
-          <w:szCs w:val="22"/>
-          <w:u w:val="single" w:color="1155CC"/>
-          <w:shd w:val="clear" w:color="auto" w:fill="auto"/>
-          <w:rFonts w:ascii="Arial" w:eastAsia="Arial" w:hAnsi="Arial" w:cs="Arial"/>
-        </w:rPr>
-        <w:t>c</w:t>
-      </w:r>
-      <w:r>
-        <w:rPr>
-          <w:i w:val="0"/>
-          <w:b w:val="0"/>
-          <w:color w:val="1155CC"/>
-          <w:sz w:val="22"/>
-          <w:szCs w:val="22"/>
-          <w:u w:val="single" w:color="1155CC"/>
-          <w:shd w:val="clear" w:color="auto" w:fill="auto"/>
-          <w:rFonts w:ascii="Arial" w:eastAsia="Arial" w:hAnsi="Arial" w:cs="Arial"/>
-        </w:rPr>
-        <w:t>u</w:t>
-      </w:r>
-      <w:r>
-        <w:rPr>
-          <w:i w:val="0"/>
-          <w:b w:val="0"/>
-          <w:color w:val="1155CC"/>
-          <w:sz w:val="22"/>
-          <w:szCs w:val="22"/>
-          <w:u w:val="single" w:color="1155CC"/>
-          <w:shd w:val="clear" w:color="auto" w:fill="auto"/>
-          <w:rFonts w:ascii="Arial" w:eastAsia="Arial" w:hAnsi="Arial" w:cs="Arial"/>
-        </w:rPr>
-        <w:t>s</w:t>
-      </w:r>
-      <w:r>
-        <w:rPr>
-          <w:i w:val="0"/>
-          <w:b w:val="0"/>
-          <w:color w:val="1155CC"/>
-          <w:sz w:val="22"/>
-          <w:szCs w:val="22"/>
-          <w:u w:val="single" w:color="1155CC"/>
-          <w:shd w:val="clear" w:color="auto" w:fill="auto"/>
-          <w:rFonts w:ascii="Arial" w:eastAsia="Arial" w:hAnsi="Arial" w:cs="Arial"/>
-        </w:rPr>
-        <w:t>t</w:t>
-      </w:r>
-      <w:r>
-        <w:rPr>
-          <w:i w:val="0"/>
-          <w:b w:val="0"/>
-          <w:color w:val="1155CC"/>
-          <w:sz w:val="22"/>
-          <w:szCs w:val="22"/>
-          <w:u w:val="single" w:color="1155CC"/>
-          <w:shd w:val="clear" w:color="auto" w:fill="auto"/>
-          <w:rFonts w:ascii="Arial" w:eastAsia="Arial" w:hAnsi="Arial" w:cs="Arial"/>
-        </w:rPr>
-        <w:t>o</w:t>
-      </w:r>
-      <w:r>
-        <w:rPr>
-          <w:i w:val="0"/>
-          <w:b w:val="0"/>
-          <w:color w:val="1155CC"/>
-          <w:sz w:val="22"/>
-          <w:szCs w:val="22"/>
-          <w:u w:val="single" w:color="1155CC"/>
-          <w:shd w:val="clear" w:color="auto" w:fill="auto"/>
-          <w:rFonts w:ascii="Arial" w:eastAsia="Arial" w:hAnsi="Arial" w:cs="Arial"/>
-        </w:rPr>
-        <w:t>m</w:t>
-      </w:r>
-      <w:r>
-        <w:rPr>
-          <w:i w:val="0"/>
-          <w:b w:val="0"/>
-          <w:color w:val="1155CC"/>
-          <w:sz w:val="22"/>
-          <w:szCs w:val="22"/>
-          <w:u w:val="single" w:color="1155CC"/>
-          <w:shd w:val="clear" w:color="auto" w:fill="auto"/>
-          <w:rFonts w:ascii="Arial" w:eastAsia="Arial" w:hAnsi="Arial" w:cs="Arial"/>
-        </w:rPr>
-        <w:t>e</w:t>
-      </w:r>
-      <w:r>
-        <w:rPr>
-          <w:i w:val="0"/>
-          <w:b w:val="0"/>
-          <w:color w:val="1155CC"/>
-          <w:sz w:val="22"/>
-          <w:szCs w:val="22"/>
-          <w:u w:val="single" w:color="1155CC"/>
-          <w:shd w:val="clear" w:color="auto" w:fill="auto"/>
-          <w:rFonts w:ascii="Arial" w:eastAsia="Arial" w:hAnsi="Arial" w:cs="Arial"/>
-        </w:rPr>
-        <w:t>r</w:t>
-      </w:r>
-      <w:r>
-        <w:rPr>
-          <w:i w:val="0"/>
-          <w:b w:val="0"/>
-          <w:color w:val="1155CC"/>
-          <w:sz w:val="22"/>
-          <w:szCs w:val="22"/>
-          <w:u w:val="single" w:color="1155CC"/>
-          <w:shd w:val="clear" w:color="auto" w:fill="auto"/>
-          <w:rFonts w:ascii="Arial" w:eastAsia="Arial" w:hAnsi="Arial" w:cs="Arial"/>
-        </w:rPr>
-        <w:t>/</w:t>
-      </w:r>
-      <w:r>
-        <w:rPr>
-          <w:i w:val="0"/>
-          <w:b w:val="0"/>
-          <w:color w:val="1155CC"/>
-          <w:sz w:val="22"/>
-          <w:szCs w:val="22"/>
-          <w:u w:val="single" w:color="1155CC"/>
-          <w:shd w:val="clear" w:color="auto" w:fill="auto"/>
-          <w:rFonts w:ascii="Arial" w:eastAsia="Arial" w:hAnsi="Arial" w:cs="Arial"/>
-        </w:rPr>
-        <w:t>m</w:t>
-      </w:r>
-      <w:r>
-        <w:rPr>
-          <w:i w:val="0"/>
-          <w:b w:val="0"/>
-          <w:color w:val="1155CC"/>
-          <w:sz w:val="22"/>
-          <w:szCs w:val="22"/>
-          <w:u w:val="single" w:color="1155CC"/>
-          <w:shd w:val="clear" w:color="auto" w:fill="auto"/>
-          <w:rFonts w:ascii="Arial" w:eastAsia="Arial" w:hAnsi="Arial" w:cs="Arial"/>
-        </w:rPr>
-        <w:t>a</w:t>
-      </w:r>
-      <w:r>
-        <w:rPr>
-          <w:i w:val="0"/>
-          <w:b w:val="0"/>
-          <w:color w:val="1155CC"/>
-          <w:sz w:val="22"/>
-          <w:szCs w:val="22"/>
-          <w:u w:val="single" w:color="1155CC"/>
-          <w:shd w:val="clear" w:color="auto" w:fill="auto"/>
-          <w:rFonts w:ascii="Arial" w:eastAsia="Arial" w:hAnsi="Arial" w:cs="Arial"/>
-        </w:rPr>
-        <w:t>i</w:t>
-      </w:r>
-      <w:r>
-        <w:rPr>
-          <w:i w:val="0"/>
-          <w:b w:val="0"/>
-          <w:color w:val="1155CC"/>
-          <w:sz w:val="22"/>
-          <w:szCs w:val="22"/>
-          <w:u w:val="single" w:color="1155CC"/>
-          <w:shd w:val="clear" w:color="auto" w:fill="auto"/>
-          <w:rFonts w:ascii="Arial" w:eastAsia="Arial" w:hAnsi="Arial" w:cs="Arial"/>
-        </w:rPr>
-        <w:t>n</w:t>
-      </w:r>
-      <w:r>
-        <w:rPr>
-          <w:i w:val="0"/>
-          <w:b w:val="0"/>
-          <w:color w:val="1155CC"/>
-          <w:sz w:val="22"/>
-          <w:szCs w:val="22"/>
-          <w:u w:val="single" w:color="1155CC"/>
-          <w:shd w:val="clear" w:color="auto" w:fill="auto"/>
-          <w:rFonts w:ascii="Arial" w:eastAsia="Arial" w:hAnsi="Arial" w:cs="Arial"/>
-        </w:rPr>
-        <w:t>/</w:t>
-      </w:r>
-      <w:r>
-        <w:rPr>
-          <w:i w:val="0"/>
-          <w:b w:val="0"/>
-          <w:color w:val="1155CC"/>
-          <w:sz w:val="22"/>
-          <w:szCs w:val="22"/>
-          <w:u w:val="single" w:color="1155CC"/>
-          <w:shd w:val="clear" w:color="auto" w:fill="auto"/>
-          <w:rFonts w:ascii="Arial" w:eastAsia="Arial" w:hAnsi="Arial" w:cs="Arial"/>
-        </w:rPr>
-        <w:t>m</w:t>
-      </w:r>
-      <w:r>
-        <w:rPr>
-          <w:i w:val="0"/>
-          <w:b w:val="0"/>
-          <w:color w:val="1155CC"/>
-          <w:sz w:val="22"/>
-          <w:szCs w:val="22"/>
-          <w:u w:val="single" w:color="1155CC"/>
-          <w:shd w:val="clear" w:color="auto" w:fill="auto"/>
-          <w:rFonts w:ascii="Arial" w:eastAsia="Arial" w:hAnsi="Arial" w:cs="Arial"/>
-        </w:rPr>
-        <w:t>a</w:t>
-      </w:r>
-      <w:r>
-        <w:rPr>
-          <w:i w:val="0"/>
-          <w:b w:val="0"/>
-          <w:color w:val="1155CC"/>
-          <w:sz w:val="22"/>
-          <w:szCs w:val="22"/>
-          <w:u w:val="single" w:color="1155CC"/>
-          <w:shd w:val="clear" w:color="auto" w:fill="auto"/>
-          <w:rFonts w:ascii="Arial" w:eastAsia="Arial" w:hAnsi="Arial" w:cs="Arial"/>
-        </w:rPr>
-        <w:t>i</w:t>
-      </w:r>
-      <w:r>
-        <w:rPr>
-          <w:i w:val="0"/>
-          <w:b w:val="0"/>
-          <w:color w:val="1155CC"/>
-          <w:sz w:val="22"/>
-          <w:szCs w:val="22"/>
-          <w:u w:val="single" w:color="1155CC"/>
-          <w:shd w:val="clear" w:color="auto" w:fill="auto"/>
-          <w:rFonts w:ascii="Arial" w:eastAsia="Arial" w:hAnsi="Arial" w:cs="Arial"/>
-        </w:rPr>
-        <w:t>n</w:t>
-      </w:r>
-      <w:r>
-        <w:rPr>
-          <w:i w:val="0"/>
-          <w:b w:val="0"/>
-          <w:color w:val="1155CC"/>
-          <w:sz w:val="22"/>
-          <w:szCs w:val="22"/>
-          <w:u w:val="single" w:color="1155CC"/>
-          <w:shd w:val="clear" w:color="auto" w:fill="auto"/>
-          <w:rFonts w:ascii="Arial" w:eastAsia="Arial" w:hAnsi="Arial" w:cs="Arial"/>
-        </w:rPr>
-        <w:t>.</w:t>
-      </w:r>
-      <w:r>
-        <w:rPr>
-          <w:i w:val="0"/>
-          <w:b w:val="0"/>
-          <w:color w:val="1155CC"/>
-          <w:sz w:val="22"/>
-          <w:szCs w:val="22"/>
-          <w:u w:val="single" w:color="1155CC"/>
-          <w:shd w:val="clear" w:color="auto" w:fill="auto"/>
-          <w:rFonts w:ascii="Arial" w:eastAsia="Arial" w:hAnsi="Arial" w:cs="Arial"/>
-        </w:rPr>
-        <w:t>d</w:t>
-      </w:r>
-      <w:r>
-        <w:rPr>
-          <w:i w:val="0"/>
-          <w:b w:val="0"/>
-          <w:color w:val="1155CC"/>
-          <w:sz w:val="22"/>
-          <w:szCs w:val="22"/>
-          <w:u w:val="single" w:color="1155CC"/>
-          <w:shd w:val="clear" w:color="auto" w:fill="auto"/>
-          <w:rFonts w:ascii="Arial" w:eastAsia="Arial" w:hAnsi="Arial" w:cs="Arial"/>
-        </w:rPr>
-        <w:t>o</w:t>
-      </w:r>
-      <w:r>
-        <w:rPr>
-          <w:shd w:val="clear" w:color="auto" w:fill="auto"/>
-        </w:rPr>
-        <w:fldChar w:fldCharType="end"/>
+        <w:rPr>
+          <w:i w:val="0"/>
+          <w:b w:val="0"/>
+          <w:color w:val="auto"/>
+          <w:sz w:val="22"/>
+          <w:szCs w:val="22"/>
+          <w:shd w:val="clear" w:color="auto" w:fill="auto"/>
+          <w:rFonts w:ascii="Arial" w:eastAsia="Arial" w:hAnsi="Arial" w:cs="Arial"/>
+          <w:lang w:eastAsia="ko-KR"/>
+        </w:rPr>
+        <w:t xml:space="preserve">가격 데이터 관련 내용출처</w:t>
       </w:r>
     </w:p>
     <w:p>
@@ -10329,6 +9612,606 @@
           <w:lang w:eastAsia="ko-KR"/>
         </w:rPr>
       </w:pPr>
+      <w:r>
+        <w:fldChar w:fldCharType="begin"/>
+      </w:r>
+      <w:r>
+        <w:instrText xml:space="preserve">HYPERLINK "https://www.kamis.or.kr/customer/main/main.do"</w:instrText>
+      </w:r>
+      <w:r>
+        <w:fldChar w:fldCharType="separate"/>
+      </w:r>
+      <w:r>
+        <w:rPr>
+          <w:i w:val="0"/>
+          <w:b w:val="0"/>
+          <w:color w:val="1155CC"/>
+          <w:sz w:val="22"/>
+          <w:szCs w:val="22"/>
+          <w:u w:val="single" w:color="1155CC"/>
+          <w:shd w:val="clear" w:color="auto" w:fill="auto"/>
+          <w:rFonts w:ascii="Arial" w:eastAsia="Arial" w:hAnsi="Arial" w:cs="Arial"/>
+        </w:rPr>
+        <w:t>h</w:t>
+      </w:r>
+      <w:r>
+        <w:rPr>
+          <w:i w:val="0"/>
+          <w:b w:val="0"/>
+          <w:color w:val="1155CC"/>
+          <w:sz w:val="22"/>
+          <w:szCs w:val="22"/>
+          <w:u w:val="single" w:color="1155CC"/>
+          <w:shd w:val="clear" w:color="auto" w:fill="auto"/>
+          <w:rFonts w:ascii="Arial" w:eastAsia="Arial" w:hAnsi="Arial" w:cs="Arial"/>
+        </w:rPr>
+        <w:t>t</w:t>
+      </w:r>
+      <w:r>
+        <w:rPr>
+          <w:i w:val="0"/>
+          <w:b w:val="0"/>
+          <w:color w:val="1155CC"/>
+          <w:sz w:val="22"/>
+          <w:szCs w:val="22"/>
+          <w:u w:val="single" w:color="1155CC"/>
+          <w:shd w:val="clear" w:color="auto" w:fill="auto"/>
+          <w:rFonts w:ascii="Arial" w:eastAsia="Arial" w:hAnsi="Arial" w:cs="Arial"/>
+        </w:rPr>
+        <w:t>t</w:t>
+      </w:r>
+      <w:r>
+        <w:rPr>
+          <w:i w:val="0"/>
+          <w:b w:val="0"/>
+          <w:color w:val="1155CC"/>
+          <w:sz w:val="22"/>
+          <w:szCs w:val="22"/>
+          <w:u w:val="single" w:color="1155CC"/>
+          <w:shd w:val="clear" w:color="auto" w:fill="auto"/>
+          <w:rFonts w:ascii="Arial" w:eastAsia="Arial" w:hAnsi="Arial" w:cs="Arial"/>
+        </w:rPr>
+        <w:t>p</w:t>
+      </w:r>
+      <w:r>
+        <w:rPr>
+          <w:i w:val="0"/>
+          <w:b w:val="0"/>
+          <w:color w:val="1155CC"/>
+          <w:sz w:val="22"/>
+          <w:szCs w:val="22"/>
+          <w:u w:val="single" w:color="1155CC"/>
+          <w:shd w:val="clear" w:color="auto" w:fill="auto"/>
+          <w:rFonts w:ascii="Arial" w:eastAsia="Arial" w:hAnsi="Arial" w:cs="Arial"/>
+        </w:rPr>
+        <w:t>s</w:t>
+      </w:r>
+      <w:r>
+        <w:rPr>
+          <w:i w:val="0"/>
+          <w:b w:val="0"/>
+          <w:color w:val="1155CC"/>
+          <w:sz w:val="22"/>
+          <w:szCs w:val="22"/>
+          <w:u w:val="single" w:color="1155CC"/>
+          <w:shd w:val="clear" w:color="auto" w:fill="auto"/>
+          <w:rFonts w:ascii="Arial" w:eastAsia="Arial" w:hAnsi="Arial" w:cs="Arial"/>
+        </w:rPr>
+        <w:t>:</w:t>
+      </w:r>
+      <w:r>
+        <w:rPr>
+          <w:i w:val="0"/>
+          <w:b w:val="0"/>
+          <w:color w:val="1155CC"/>
+          <w:sz w:val="22"/>
+          <w:szCs w:val="22"/>
+          <w:u w:val="single" w:color="1155CC"/>
+          <w:shd w:val="clear" w:color="auto" w:fill="auto"/>
+          <w:rFonts w:ascii="Arial" w:eastAsia="Arial" w:hAnsi="Arial" w:cs="Arial"/>
+        </w:rPr>
+        <w:t>/</w:t>
+      </w:r>
+      <w:r>
+        <w:rPr>
+          <w:i w:val="0"/>
+          <w:b w:val="0"/>
+          <w:color w:val="1155CC"/>
+          <w:sz w:val="22"/>
+          <w:szCs w:val="22"/>
+          <w:u w:val="single" w:color="1155CC"/>
+          <w:shd w:val="clear" w:color="auto" w:fill="auto"/>
+          <w:rFonts w:ascii="Arial" w:eastAsia="Arial" w:hAnsi="Arial" w:cs="Arial"/>
+        </w:rPr>
+        <w:t>/</w:t>
+      </w:r>
+      <w:r>
+        <w:rPr>
+          <w:i w:val="0"/>
+          <w:b w:val="0"/>
+          <w:color w:val="1155CC"/>
+          <w:sz w:val="22"/>
+          <w:szCs w:val="22"/>
+          <w:u w:val="single" w:color="1155CC"/>
+          <w:shd w:val="clear" w:color="auto" w:fill="auto"/>
+          <w:rFonts w:ascii="Arial" w:eastAsia="Arial" w:hAnsi="Arial" w:cs="Arial"/>
+        </w:rPr>
+        <w:t>w</w:t>
+      </w:r>
+      <w:r>
+        <w:rPr>
+          <w:i w:val="0"/>
+          <w:b w:val="0"/>
+          <w:color w:val="1155CC"/>
+          <w:sz w:val="22"/>
+          <w:szCs w:val="22"/>
+          <w:u w:val="single" w:color="1155CC"/>
+          <w:shd w:val="clear" w:color="auto" w:fill="auto"/>
+          <w:rFonts w:ascii="Arial" w:eastAsia="Arial" w:hAnsi="Arial" w:cs="Arial"/>
+        </w:rPr>
+        <w:t>w</w:t>
+      </w:r>
+      <w:r>
+        <w:rPr>
+          <w:i w:val="0"/>
+          <w:b w:val="0"/>
+          <w:color w:val="1155CC"/>
+          <w:sz w:val="22"/>
+          <w:szCs w:val="22"/>
+          <w:u w:val="single" w:color="1155CC"/>
+          <w:shd w:val="clear" w:color="auto" w:fill="auto"/>
+          <w:rFonts w:ascii="Arial" w:eastAsia="Arial" w:hAnsi="Arial" w:cs="Arial"/>
+        </w:rPr>
+        <w:t>w</w:t>
+      </w:r>
+      <w:r>
+        <w:rPr>
+          <w:i w:val="0"/>
+          <w:b w:val="0"/>
+          <w:color w:val="1155CC"/>
+          <w:sz w:val="22"/>
+          <w:szCs w:val="22"/>
+          <w:u w:val="single" w:color="1155CC"/>
+          <w:shd w:val="clear" w:color="auto" w:fill="auto"/>
+          <w:rFonts w:ascii="Arial" w:eastAsia="Arial" w:hAnsi="Arial" w:cs="Arial"/>
+        </w:rPr>
+        <w:t>.</w:t>
+      </w:r>
+      <w:r>
+        <w:rPr>
+          <w:i w:val="0"/>
+          <w:b w:val="0"/>
+          <w:color w:val="1155CC"/>
+          <w:sz w:val="22"/>
+          <w:szCs w:val="22"/>
+          <w:u w:val="single" w:color="1155CC"/>
+          <w:shd w:val="clear" w:color="auto" w:fill="auto"/>
+          <w:rFonts w:ascii="Arial" w:eastAsia="Arial" w:hAnsi="Arial" w:cs="Arial"/>
+        </w:rPr>
+        <w:t>k</w:t>
+      </w:r>
+      <w:r>
+        <w:rPr>
+          <w:i w:val="0"/>
+          <w:b w:val="0"/>
+          <w:color w:val="1155CC"/>
+          <w:sz w:val="22"/>
+          <w:szCs w:val="22"/>
+          <w:u w:val="single" w:color="1155CC"/>
+          <w:shd w:val="clear" w:color="auto" w:fill="auto"/>
+          <w:rFonts w:ascii="Arial" w:eastAsia="Arial" w:hAnsi="Arial" w:cs="Arial"/>
+        </w:rPr>
+        <w:t>a</w:t>
+      </w:r>
+      <w:r>
+        <w:rPr>
+          <w:i w:val="0"/>
+          <w:b w:val="0"/>
+          <w:color w:val="1155CC"/>
+          <w:sz w:val="22"/>
+          <w:szCs w:val="22"/>
+          <w:u w:val="single" w:color="1155CC"/>
+          <w:shd w:val="clear" w:color="auto" w:fill="auto"/>
+          <w:rFonts w:ascii="Arial" w:eastAsia="Arial" w:hAnsi="Arial" w:cs="Arial"/>
+        </w:rPr>
+        <w:t>m</w:t>
+      </w:r>
+      <w:r>
+        <w:rPr>
+          <w:i w:val="0"/>
+          <w:b w:val="0"/>
+          <w:color w:val="1155CC"/>
+          <w:sz w:val="22"/>
+          <w:szCs w:val="22"/>
+          <w:u w:val="single" w:color="1155CC"/>
+          <w:shd w:val="clear" w:color="auto" w:fill="auto"/>
+          <w:rFonts w:ascii="Arial" w:eastAsia="Arial" w:hAnsi="Arial" w:cs="Arial"/>
+        </w:rPr>
+        <w:t>i</w:t>
+      </w:r>
+      <w:r>
+        <w:rPr>
+          <w:i w:val="0"/>
+          <w:b w:val="0"/>
+          <w:color w:val="1155CC"/>
+          <w:sz w:val="22"/>
+          <w:szCs w:val="22"/>
+          <w:u w:val="single" w:color="1155CC"/>
+          <w:shd w:val="clear" w:color="auto" w:fill="auto"/>
+          <w:rFonts w:ascii="Arial" w:eastAsia="Arial" w:hAnsi="Arial" w:cs="Arial"/>
+        </w:rPr>
+        <w:t>s</w:t>
+      </w:r>
+      <w:r>
+        <w:rPr>
+          <w:i w:val="0"/>
+          <w:b w:val="0"/>
+          <w:color w:val="1155CC"/>
+          <w:sz w:val="22"/>
+          <w:szCs w:val="22"/>
+          <w:u w:val="single" w:color="1155CC"/>
+          <w:shd w:val="clear" w:color="auto" w:fill="auto"/>
+          <w:rFonts w:ascii="Arial" w:eastAsia="Arial" w:hAnsi="Arial" w:cs="Arial"/>
+        </w:rPr>
+        <w:t>.</w:t>
+      </w:r>
+      <w:r>
+        <w:rPr>
+          <w:i w:val="0"/>
+          <w:b w:val="0"/>
+          <w:color w:val="1155CC"/>
+          <w:sz w:val="22"/>
+          <w:szCs w:val="22"/>
+          <w:u w:val="single" w:color="1155CC"/>
+          <w:shd w:val="clear" w:color="auto" w:fill="auto"/>
+          <w:rFonts w:ascii="Arial" w:eastAsia="Arial" w:hAnsi="Arial" w:cs="Arial"/>
+        </w:rPr>
+        <w:t>o</w:t>
+      </w:r>
+      <w:r>
+        <w:rPr>
+          <w:i w:val="0"/>
+          <w:b w:val="0"/>
+          <w:color w:val="1155CC"/>
+          <w:sz w:val="22"/>
+          <w:szCs w:val="22"/>
+          <w:u w:val="single" w:color="1155CC"/>
+          <w:shd w:val="clear" w:color="auto" w:fill="auto"/>
+          <w:rFonts w:ascii="Arial" w:eastAsia="Arial" w:hAnsi="Arial" w:cs="Arial"/>
+        </w:rPr>
+        <w:t>r</w:t>
+      </w:r>
+      <w:r>
+        <w:rPr>
+          <w:i w:val="0"/>
+          <w:b w:val="0"/>
+          <w:color w:val="1155CC"/>
+          <w:sz w:val="22"/>
+          <w:szCs w:val="22"/>
+          <w:u w:val="single" w:color="1155CC"/>
+          <w:shd w:val="clear" w:color="auto" w:fill="auto"/>
+          <w:rFonts w:ascii="Arial" w:eastAsia="Arial" w:hAnsi="Arial" w:cs="Arial"/>
+        </w:rPr>
+        <w:t>.</w:t>
+      </w:r>
+      <w:r>
+        <w:rPr>
+          <w:i w:val="0"/>
+          <w:b w:val="0"/>
+          <w:color w:val="1155CC"/>
+          <w:sz w:val="22"/>
+          <w:szCs w:val="22"/>
+          <w:u w:val="single" w:color="1155CC"/>
+          <w:shd w:val="clear" w:color="auto" w:fill="auto"/>
+          <w:rFonts w:ascii="Arial" w:eastAsia="Arial" w:hAnsi="Arial" w:cs="Arial"/>
+        </w:rPr>
+        <w:t>k</w:t>
+      </w:r>
+      <w:r>
+        <w:rPr>
+          <w:i w:val="0"/>
+          <w:b w:val="0"/>
+          <w:color w:val="1155CC"/>
+          <w:sz w:val="22"/>
+          <w:szCs w:val="22"/>
+          <w:u w:val="single" w:color="1155CC"/>
+          <w:shd w:val="clear" w:color="auto" w:fill="auto"/>
+          <w:rFonts w:ascii="Arial" w:eastAsia="Arial" w:hAnsi="Arial" w:cs="Arial"/>
+        </w:rPr>
+        <w:t>r</w:t>
+      </w:r>
+      <w:r>
+        <w:rPr>
+          <w:i w:val="0"/>
+          <w:b w:val="0"/>
+          <w:color w:val="1155CC"/>
+          <w:sz w:val="22"/>
+          <w:szCs w:val="22"/>
+          <w:u w:val="single" w:color="1155CC"/>
+          <w:shd w:val="clear" w:color="auto" w:fill="auto"/>
+          <w:rFonts w:ascii="Arial" w:eastAsia="Arial" w:hAnsi="Arial" w:cs="Arial"/>
+        </w:rPr>
+        <w:t>/</w:t>
+      </w:r>
+      <w:r>
+        <w:rPr>
+          <w:i w:val="0"/>
+          <w:b w:val="0"/>
+          <w:color w:val="1155CC"/>
+          <w:sz w:val="22"/>
+          <w:szCs w:val="22"/>
+          <w:u w:val="single" w:color="1155CC"/>
+          <w:shd w:val="clear" w:color="auto" w:fill="auto"/>
+          <w:rFonts w:ascii="Arial" w:eastAsia="Arial" w:hAnsi="Arial" w:cs="Arial"/>
+        </w:rPr>
+        <w:t>c</w:t>
+      </w:r>
+      <w:r>
+        <w:rPr>
+          <w:i w:val="0"/>
+          <w:b w:val="0"/>
+          <w:color w:val="1155CC"/>
+          <w:sz w:val="22"/>
+          <w:szCs w:val="22"/>
+          <w:u w:val="single" w:color="1155CC"/>
+          <w:shd w:val="clear" w:color="auto" w:fill="auto"/>
+          <w:rFonts w:ascii="Arial" w:eastAsia="Arial" w:hAnsi="Arial" w:cs="Arial"/>
+        </w:rPr>
+        <w:t>u</w:t>
+      </w:r>
+      <w:r>
+        <w:rPr>
+          <w:i w:val="0"/>
+          <w:b w:val="0"/>
+          <w:color w:val="1155CC"/>
+          <w:sz w:val="22"/>
+          <w:szCs w:val="22"/>
+          <w:u w:val="single" w:color="1155CC"/>
+          <w:shd w:val="clear" w:color="auto" w:fill="auto"/>
+          <w:rFonts w:ascii="Arial" w:eastAsia="Arial" w:hAnsi="Arial" w:cs="Arial"/>
+        </w:rPr>
+        <w:t>s</w:t>
+      </w:r>
+      <w:r>
+        <w:rPr>
+          <w:i w:val="0"/>
+          <w:b w:val="0"/>
+          <w:color w:val="1155CC"/>
+          <w:sz w:val="22"/>
+          <w:szCs w:val="22"/>
+          <w:u w:val="single" w:color="1155CC"/>
+          <w:shd w:val="clear" w:color="auto" w:fill="auto"/>
+          <w:rFonts w:ascii="Arial" w:eastAsia="Arial" w:hAnsi="Arial" w:cs="Arial"/>
+        </w:rPr>
+        <w:t>t</w:t>
+      </w:r>
+      <w:r>
+        <w:rPr>
+          <w:i w:val="0"/>
+          <w:b w:val="0"/>
+          <w:color w:val="1155CC"/>
+          <w:sz w:val="22"/>
+          <w:szCs w:val="22"/>
+          <w:u w:val="single" w:color="1155CC"/>
+          <w:shd w:val="clear" w:color="auto" w:fill="auto"/>
+          <w:rFonts w:ascii="Arial" w:eastAsia="Arial" w:hAnsi="Arial" w:cs="Arial"/>
+        </w:rPr>
+        <w:t>o</w:t>
+      </w:r>
+      <w:r>
+        <w:rPr>
+          <w:i w:val="0"/>
+          <w:b w:val="0"/>
+          <w:color w:val="1155CC"/>
+          <w:sz w:val="22"/>
+          <w:szCs w:val="22"/>
+          <w:u w:val="single" w:color="1155CC"/>
+          <w:shd w:val="clear" w:color="auto" w:fill="auto"/>
+          <w:rFonts w:ascii="Arial" w:eastAsia="Arial" w:hAnsi="Arial" w:cs="Arial"/>
+        </w:rPr>
+        <w:t>m</w:t>
+      </w:r>
+      <w:r>
+        <w:rPr>
+          <w:i w:val="0"/>
+          <w:b w:val="0"/>
+          <w:color w:val="1155CC"/>
+          <w:sz w:val="22"/>
+          <w:szCs w:val="22"/>
+          <w:u w:val="single" w:color="1155CC"/>
+          <w:shd w:val="clear" w:color="auto" w:fill="auto"/>
+          <w:rFonts w:ascii="Arial" w:eastAsia="Arial" w:hAnsi="Arial" w:cs="Arial"/>
+        </w:rPr>
+        <w:t>e</w:t>
+      </w:r>
+      <w:r>
+        <w:rPr>
+          <w:i w:val="0"/>
+          <w:b w:val="0"/>
+          <w:color w:val="1155CC"/>
+          <w:sz w:val="22"/>
+          <w:szCs w:val="22"/>
+          <w:u w:val="single" w:color="1155CC"/>
+          <w:shd w:val="clear" w:color="auto" w:fill="auto"/>
+          <w:rFonts w:ascii="Arial" w:eastAsia="Arial" w:hAnsi="Arial" w:cs="Arial"/>
+        </w:rPr>
+        <w:t>r</w:t>
+      </w:r>
+      <w:r>
+        <w:rPr>
+          <w:i w:val="0"/>
+          <w:b w:val="0"/>
+          <w:color w:val="1155CC"/>
+          <w:sz w:val="22"/>
+          <w:szCs w:val="22"/>
+          <w:u w:val="single" w:color="1155CC"/>
+          <w:shd w:val="clear" w:color="auto" w:fill="auto"/>
+          <w:rFonts w:ascii="Arial" w:eastAsia="Arial" w:hAnsi="Arial" w:cs="Arial"/>
+        </w:rPr>
+        <w:t>/</w:t>
+      </w:r>
+      <w:r>
+        <w:rPr>
+          <w:i w:val="0"/>
+          <w:b w:val="0"/>
+          <w:color w:val="1155CC"/>
+          <w:sz w:val="22"/>
+          <w:szCs w:val="22"/>
+          <w:u w:val="single" w:color="1155CC"/>
+          <w:shd w:val="clear" w:color="auto" w:fill="auto"/>
+          <w:rFonts w:ascii="Arial" w:eastAsia="Arial" w:hAnsi="Arial" w:cs="Arial"/>
+        </w:rPr>
+        <w:t>m</w:t>
+      </w:r>
+      <w:r>
+        <w:rPr>
+          <w:i w:val="0"/>
+          <w:b w:val="0"/>
+          <w:color w:val="1155CC"/>
+          <w:sz w:val="22"/>
+          <w:szCs w:val="22"/>
+          <w:u w:val="single" w:color="1155CC"/>
+          <w:shd w:val="clear" w:color="auto" w:fill="auto"/>
+          <w:rFonts w:ascii="Arial" w:eastAsia="Arial" w:hAnsi="Arial" w:cs="Arial"/>
+        </w:rPr>
+        <w:t>a</w:t>
+      </w:r>
+      <w:r>
+        <w:rPr>
+          <w:i w:val="0"/>
+          <w:b w:val="0"/>
+          <w:color w:val="1155CC"/>
+          <w:sz w:val="22"/>
+          <w:szCs w:val="22"/>
+          <w:u w:val="single" w:color="1155CC"/>
+          <w:shd w:val="clear" w:color="auto" w:fill="auto"/>
+          <w:rFonts w:ascii="Arial" w:eastAsia="Arial" w:hAnsi="Arial" w:cs="Arial"/>
+        </w:rPr>
+        <w:t>i</w:t>
+      </w:r>
+      <w:r>
+        <w:rPr>
+          <w:i w:val="0"/>
+          <w:b w:val="0"/>
+          <w:color w:val="1155CC"/>
+          <w:sz w:val="22"/>
+          <w:szCs w:val="22"/>
+          <w:u w:val="single" w:color="1155CC"/>
+          <w:shd w:val="clear" w:color="auto" w:fill="auto"/>
+          <w:rFonts w:ascii="Arial" w:eastAsia="Arial" w:hAnsi="Arial" w:cs="Arial"/>
+        </w:rPr>
+        <w:t>n</w:t>
+      </w:r>
+      <w:r>
+        <w:rPr>
+          <w:i w:val="0"/>
+          <w:b w:val="0"/>
+          <w:color w:val="1155CC"/>
+          <w:sz w:val="22"/>
+          <w:szCs w:val="22"/>
+          <w:u w:val="single" w:color="1155CC"/>
+          <w:shd w:val="clear" w:color="auto" w:fill="auto"/>
+          <w:rFonts w:ascii="Arial" w:eastAsia="Arial" w:hAnsi="Arial" w:cs="Arial"/>
+        </w:rPr>
+        <w:t>/</w:t>
+      </w:r>
+      <w:r>
+        <w:rPr>
+          <w:i w:val="0"/>
+          <w:b w:val="0"/>
+          <w:color w:val="1155CC"/>
+          <w:sz w:val="22"/>
+          <w:szCs w:val="22"/>
+          <w:u w:val="single" w:color="1155CC"/>
+          <w:shd w:val="clear" w:color="auto" w:fill="auto"/>
+          <w:rFonts w:ascii="Arial" w:eastAsia="Arial" w:hAnsi="Arial" w:cs="Arial"/>
+        </w:rPr>
+        <w:t>m</w:t>
+      </w:r>
+      <w:r>
+        <w:rPr>
+          <w:i w:val="0"/>
+          <w:b w:val="0"/>
+          <w:color w:val="1155CC"/>
+          <w:sz w:val="22"/>
+          <w:szCs w:val="22"/>
+          <w:u w:val="single" w:color="1155CC"/>
+          <w:shd w:val="clear" w:color="auto" w:fill="auto"/>
+          <w:rFonts w:ascii="Arial" w:eastAsia="Arial" w:hAnsi="Arial" w:cs="Arial"/>
+        </w:rPr>
+        <w:t>a</w:t>
+      </w:r>
+      <w:r>
+        <w:rPr>
+          <w:i w:val="0"/>
+          <w:b w:val="0"/>
+          <w:color w:val="1155CC"/>
+          <w:sz w:val="22"/>
+          <w:szCs w:val="22"/>
+          <w:u w:val="single" w:color="1155CC"/>
+          <w:shd w:val="clear" w:color="auto" w:fill="auto"/>
+          <w:rFonts w:ascii="Arial" w:eastAsia="Arial" w:hAnsi="Arial" w:cs="Arial"/>
+        </w:rPr>
+        <w:t>i</w:t>
+      </w:r>
+      <w:r>
+        <w:rPr>
+          <w:i w:val="0"/>
+          <w:b w:val="0"/>
+          <w:color w:val="1155CC"/>
+          <w:sz w:val="22"/>
+          <w:szCs w:val="22"/>
+          <w:u w:val="single" w:color="1155CC"/>
+          <w:shd w:val="clear" w:color="auto" w:fill="auto"/>
+          <w:rFonts w:ascii="Arial" w:eastAsia="Arial" w:hAnsi="Arial" w:cs="Arial"/>
+        </w:rPr>
+        <w:t>n</w:t>
+      </w:r>
+      <w:r>
+        <w:rPr>
+          <w:i w:val="0"/>
+          <w:b w:val="0"/>
+          <w:color w:val="1155CC"/>
+          <w:sz w:val="22"/>
+          <w:szCs w:val="22"/>
+          <w:u w:val="single" w:color="1155CC"/>
+          <w:shd w:val="clear" w:color="auto" w:fill="auto"/>
+          <w:rFonts w:ascii="Arial" w:eastAsia="Arial" w:hAnsi="Arial" w:cs="Arial"/>
+        </w:rPr>
+        <w:t>.</w:t>
+      </w:r>
+      <w:r>
+        <w:rPr>
+          <w:i w:val="0"/>
+          <w:b w:val="0"/>
+          <w:color w:val="1155CC"/>
+          <w:sz w:val="22"/>
+          <w:szCs w:val="22"/>
+          <w:u w:val="single" w:color="1155CC"/>
+          <w:shd w:val="clear" w:color="auto" w:fill="auto"/>
+          <w:rFonts w:ascii="Arial" w:eastAsia="Arial" w:hAnsi="Arial" w:cs="Arial"/>
+        </w:rPr>
+        <w:t>d</w:t>
+      </w:r>
+      <w:r>
+        <w:rPr>
+          <w:i w:val="0"/>
+          <w:b w:val="0"/>
+          <w:color w:val="1155CC"/>
+          <w:sz w:val="22"/>
+          <w:szCs w:val="22"/>
+          <w:u w:val="single" w:color="1155CC"/>
+          <w:shd w:val="clear" w:color="auto" w:fill="auto"/>
+          <w:rFonts w:ascii="Arial" w:eastAsia="Arial" w:hAnsi="Arial" w:cs="Arial"/>
+        </w:rPr>
+        <w:t>o</w:t>
+      </w:r>
+      <w:r>
+        <w:rPr>
+          <w:shd w:val="clear" w:color="auto" w:fill="auto"/>
+        </w:rPr>
+        <w:fldChar w:fldCharType="end"/>
+      </w:r>
     </w:p>
     <w:p>
       <w:pPr>
@@ -10344,638 +10227,779 @@
           <w:lang w:eastAsia="ko-KR"/>
         </w:rPr>
       </w:pPr>
-      <w:r>
-        <w:fldChar w:fldCharType="begin"/>
-      </w:r>
-      <w:r>
-        <w:instrText xml:space="preserve">HYPERLINK "https://www.data.go.kr/data/15121324/openapi.do"</w:instrText>
-      </w:r>
-      <w:r>
-        <w:fldChar w:fldCharType="separate"/>
-      </w:r>
-      <w:r>
-        <w:rPr>
-          <w:i w:val="0"/>
-          <w:b w:val="0"/>
-          <w:color w:val="1155CC"/>
-          <w:sz w:val="22"/>
-          <w:szCs w:val="22"/>
-          <w:u w:val="single" w:color="1155CC"/>
-          <w:shd w:val="clear" w:color="auto" w:fill="auto"/>
-          <w:rFonts w:ascii="Arial" w:eastAsia="Arial" w:hAnsi="Arial" w:cs="Arial"/>
-        </w:rPr>
-        <w:t>h</w:t>
-      </w:r>
-      <w:r>
-        <w:rPr>
-          <w:i w:val="0"/>
-          <w:b w:val="0"/>
-          <w:color w:val="1155CC"/>
-          <w:sz w:val="22"/>
-          <w:szCs w:val="22"/>
-          <w:u w:val="single" w:color="1155CC"/>
-          <w:shd w:val="clear" w:color="auto" w:fill="auto"/>
-          <w:rFonts w:ascii="Arial" w:eastAsia="Arial" w:hAnsi="Arial" w:cs="Arial"/>
-        </w:rPr>
-        <w:t>t</w:t>
-      </w:r>
-      <w:r>
-        <w:rPr>
-          <w:i w:val="0"/>
-          <w:b w:val="0"/>
-          <w:color w:val="1155CC"/>
-          <w:sz w:val="22"/>
-          <w:szCs w:val="22"/>
-          <w:u w:val="single" w:color="1155CC"/>
-          <w:shd w:val="clear" w:color="auto" w:fill="auto"/>
-          <w:rFonts w:ascii="Arial" w:eastAsia="Arial" w:hAnsi="Arial" w:cs="Arial"/>
-        </w:rPr>
-        <w:t>t</w:t>
-      </w:r>
-      <w:r>
-        <w:rPr>
-          <w:i w:val="0"/>
-          <w:b w:val="0"/>
-          <w:color w:val="1155CC"/>
-          <w:sz w:val="22"/>
-          <w:szCs w:val="22"/>
-          <w:u w:val="single" w:color="1155CC"/>
-          <w:shd w:val="clear" w:color="auto" w:fill="auto"/>
-          <w:rFonts w:ascii="Arial" w:eastAsia="Arial" w:hAnsi="Arial" w:cs="Arial"/>
-        </w:rPr>
-        <w:t>p</w:t>
-      </w:r>
-      <w:r>
-        <w:rPr>
-          <w:i w:val="0"/>
-          <w:b w:val="0"/>
-          <w:color w:val="1155CC"/>
-          <w:sz w:val="22"/>
-          <w:szCs w:val="22"/>
-          <w:u w:val="single" w:color="1155CC"/>
-          <w:shd w:val="clear" w:color="auto" w:fill="auto"/>
-          <w:rFonts w:ascii="Arial" w:eastAsia="Arial" w:hAnsi="Arial" w:cs="Arial"/>
-        </w:rPr>
-        <w:t>s</w:t>
-      </w:r>
-      <w:r>
-        <w:rPr>
-          <w:i w:val="0"/>
-          <w:b w:val="0"/>
-          <w:color w:val="1155CC"/>
-          <w:sz w:val="22"/>
-          <w:szCs w:val="22"/>
-          <w:u w:val="single" w:color="1155CC"/>
-          <w:shd w:val="clear" w:color="auto" w:fill="auto"/>
-          <w:rFonts w:ascii="Arial" w:eastAsia="Arial" w:hAnsi="Arial" w:cs="Arial"/>
-        </w:rPr>
-        <w:t>:</w:t>
-      </w:r>
-      <w:r>
-        <w:rPr>
-          <w:i w:val="0"/>
-          <w:b w:val="0"/>
-          <w:color w:val="1155CC"/>
-          <w:sz w:val="22"/>
-          <w:szCs w:val="22"/>
-          <w:u w:val="single" w:color="1155CC"/>
-          <w:shd w:val="clear" w:color="auto" w:fill="auto"/>
-          <w:rFonts w:ascii="Arial" w:eastAsia="Arial" w:hAnsi="Arial" w:cs="Arial"/>
-        </w:rPr>
-        <w:t>/</w:t>
-      </w:r>
-      <w:r>
-        <w:rPr>
-          <w:i w:val="0"/>
-          <w:b w:val="0"/>
-          <w:color w:val="1155CC"/>
-          <w:sz w:val="22"/>
-          <w:szCs w:val="22"/>
-          <w:u w:val="single" w:color="1155CC"/>
-          <w:shd w:val="clear" w:color="auto" w:fill="auto"/>
-          <w:rFonts w:ascii="Arial" w:eastAsia="Arial" w:hAnsi="Arial" w:cs="Arial"/>
-        </w:rPr>
-        <w:t>/</w:t>
-      </w:r>
-      <w:r>
-        <w:rPr>
-          <w:i w:val="0"/>
-          <w:b w:val="0"/>
-          <w:color w:val="1155CC"/>
-          <w:sz w:val="22"/>
-          <w:szCs w:val="22"/>
-          <w:u w:val="single" w:color="1155CC"/>
-          <w:shd w:val="clear" w:color="auto" w:fill="auto"/>
-          <w:rFonts w:ascii="Arial" w:eastAsia="Arial" w:hAnsi="Arial" w:cs="Arial"/>
-        </w:rPr>
-        <w:t>w</w:t>
-      </w:r>
-      <w:r>
-        <w:rPr>
-          <w:i w:val="0"/>
-          <w:b w:val="0"/>
-          <w:color w:val="1155CC"/>
-          <w:sz w:val="22"/>
-          <w:szCs w:val="22"/>
-          <w:u w:val="single" w:color="1155CC"/>
-          <w:shd w:val="clear" w:color="auto" w:fill="auto"/>
-          <w:rFonts w:ascii="Arial" w:eastAsia="Arial" w:hAnsi="Arial" w:cs="Arial"/>
-        </w:rPr>
-        <w:t>w</w:t>
-      </w:r>
-      <w:r>
-        <w:rPr>
-          <w:i w:val="0"/>
-          <w:b w:val="0"/>
-          <w:color w:val="1155CC"/>
-          <w:sz w:val="22"/>
-          <w:szCs w:val="22"/>
-          <w:u w:val="single" w:color="1155CC"/>
-          <w:shd w:val="clear" w:color="auto" w:fill="auto"/>
-          <w:rFonts w:ascii="Arial" w:eastAsia="Arial" w:hAnsi="Arial" w:cs="Arial"/>
-        </w:rPr>
-        <w:t>w</w:t>
-      </w:r>
-      <w:r>
-        <w:rPr>
-          <w:i w:val="0"/>
-          <w:b w:val="0"/>
-          <w:color w:val="1155CC"/>
-          <w:sz w:val="22"/>
-          <w:szCs w:val="22"/>
-          <w:u w:val="single" w:color="1155CC"/>
-          <w:shd w:val="clear" w:color="auto" w:fill="auto"/>
-          <w:rFonts w:ascii="Arial" w:eastAsia="Arial" w:hAnsi="Arial" w:cs="Arial"/>
-        </w:rPr>
-        <w:t>.</w:t>
-      </w:r>
-      <w:r>
-        <w:rPr>
-          <w:i w:val="0"/>
-          <w:b w:val="0"/>
-          <w:color w:val="1155CC"/>
-          <w:sz w:val="22"/>
-          <w:szCs w:val="22"/>
-          <w:u w:val="single" w:color="1155CC"/>
-          <w:shd w:val="clear" w:color="auto" w:fill="auto"/>
-          <w:rFonts w:ascii="Arial" w:eastAsia="Arial" w:hAnsi="Arial" w:cs="Arial"/>
-        </w:rPr>
-        <w:t>d</w:t>
-      </w:r>
-      <w:r>
-        <w:rPr>
-          <w:i w:val="0"/>
-          <w:b w:val="0"/>
-          <w:color w:val="1155CC"/>
-          <w:sz w:val="22"/>
-          <w:szCs w:val="22"/>
-          <w:u w:val="single" w:color="1155CC"/>
-          <w:shd w:val="clear" w:color="auto" w:fill="auto"/>
-          <w:rFonts w:ascii="Arial" w:eastAsia="Arial" w:hAnsi="Arial" w:cs="Arial"/>
-        </w:rPr>
-        <w:t>a</w:t>
-      </w:r>
-      <w:r>
-        <w:rPr>
-          <w:i w:val="0"/>
-          <w:b w:val="0"/>
-          <w:color w:val="1155CC"/>
-          <w:sz w:val="22"/>
-          <w:szCs w:val="22"/>
-          <w:u w:val="single" w:color="1155CC"/>
-          <w:shd w:val="clear" w:color="auto" w:fill="auto"/>
-          <w:rFonts w:ascii="Arial" w:eastAsia="Arial" w:hAnsi="Arial" w:cs="Arial"/>
-        </w:rPr>
-        <w:t>t</w:t>
-      </w:r>
-      <w:r>
-        <w:rPr>
-          <w:i w:val="0"/>
-          <w:b w:val="0"/>
-          <w:color w:val="1155CC"/>
-          <w:sz w:val="22"/>
-          <w:szCs w:val="22"/>
-          <w:u w:val="single" w:color="1155CC"/>
-          <w:shd w:val="clear" w:color="auto" w:fill="auto"/>
-          <w:rFonts w:ascii="Arial" w:eastAsia="Arial" w:hAnsi="Arial" w:cs="Arial"/>
-        </w:rPr>
-        <w:t>a</w:t>
-      </w:r>
-      <w:r>
-        <w:rPr>
-          <w:i w:val="0"/>
-          <w:b w:val="0"/>
-          <w:color w:val="1155CC"/>
-          <w:sz w:val="22"/>
-          <w:szCs w:val="22"/>
-          <w:u w:val="single" w:color="1155CC"/>
-          <w:shd w:val="clear" w:color="auto" w:fill="auto"/>
-          <w:rFonts w:ascii="Arial" w:eastAsia="Arial" w:hAnsi="Arial" w:cs="Arial"/>
-        </w:rPr>
-        <w:t>.</w:t>
-      </w:r>
-      <w:r>
-        <w:rPr>
-          <w:i w:val="0"/>
-          <w:b w:val="0"/>
-          <w:color w:val="1155CC"/>
-          <w:sz w:val="22"/>
-          <w:szCs w:val="22"/>
-          <w:u w:val="single" w:color="1155CC"/>
-          <w:shd w:val="clear" w:color="auto" w:fill="auto"/>
-          <w:rFonts w:ascii="Arial" w:eastAsia="Arial" w:hAnsi="Arial" w:cs="Arial"/>
-        </w:rPr>
-        <w:t>g</w:t>
-      </w:r>
-      <w:r>
-        <w:rPr>
-          <w:i w:val="0"/>
-          <w:b w:val="0"/>
-          <w:color w:val="1155CC"/>
-          <w:sz w:val="22"/>
-          <w:szCs w:val="22"/>
-          <w:u w:val="single" w:color="1155CC"/>
-          <w:shd w:val="clear" w:color="auto" w:fill="auto"/>
-          <w:rFonts w:ascii="Arial" w:eastAsia="Arial" w:hAnsi="Arial" w:cs="Arial"/>
-        </w:rPr>
-        <w:t>o</w:t>
-      </w:r>
-      <w:r>
-        <w:rPr>
-          <w:i w:val="0"/>
-          <w:b w:val="0"/>
-          <w:color w:val="1155CC"/>
-          <w:sz w:val="22"/>
-          <w:szCs w:val="22"/>
-          <w:u w:val="single" w:color="1155CC"/>
-          <w:shd w:val="clear" w:color="auto" w:fill="auto"/>
-          <w:rFonts w:ascii="Arial" w:eastAsia="Arial" w:hAnsi="Arial" w:cs="Arial"/>
-        </w:rPr>
-        <w:t>.</w:t>
-      </w:r>
-      <w:r>
-        <w:rPr>
-          <w:i w:val="0"/>
-          <w:b w:val="0"/>
-          <w:color w:val="1155CC"/>
-          <w:sz w:val="22"/>
-          <w:szCs w:val="22"/>
-          <w:u w:val="single" w:color="1155CC"/>
-          <w:shd w:val="clear" w:color="auto" w:fill="auto"/>
-          <w:rFonts w:ascii="Arial" w:eastAsia="Arial" w:hAnsi="Arial" w:cs="Arial"/>
-        </w:rPr>
-        <w:t>k</w:t>
-      </w:r>
-      <w:r>
-        <w:rPr>
-          <w:i w:val="0"/>
-          <w:b w:val="0"/>
-          <w:color w:val="1155CC"/>
-          <w:sz w:val="22"/>
-          <w:szCs w:val="22"/>
-          <w:u w:val="single" w:color="1155CC"/>
-          <w:shd w:val="clear" w:color="auto" w:fill="auto"/>
-          <w:rFonts w:ascii="Arial" w:eastAsia="Arial" w:hAnsi="Arial" w:cs="Arial"/>
-        </w:rPr>
-        <w:t>r</w:t>
-      </w:r>
-      <w:r>
-        <w:rPr>
-          <w:i w:val="0"/>
-          <w:b w:val="0"/>
-          <w:color w:val="1155CC"/>
-          <w:sz w:val="22"/>
-          <w:szCs w:val="22"/>
-          <w:u w:val="single" w:color="1155CC"/>
-          <w:shd w:val="clear" w:color="auto" w:fill="auto"/>
-          <w:rFonts w:ascii="Arial" w:eastAsia="Arial" w:hAnsi="Arial" w:cs="Arial"/>
-        </w:rPr>
-        <w:t>/</w:t>
-      </w:r>
-      <w:r>
-        <w:rPr>
-          <w:i w:val="0"/>
-          <w:b w:val="0"/>
-          <w:color w:val="1155CC"/>
-          <w:sz w:val="22"/>
-          <w:szCs w:val="22"/>
-          <w:u w:val="single" w:color="1155CC"/>
-          <w:shd w:val="clear" w:color="auto" w:fill="auto"/>
-          <w:rFonts w:ascii="Arial" w:eastAsia="Arial" w:hAnsi="Arial" w:cs="Arial"/>
-        </w:rPr>
-        <w:t>d</w:t>
-      </w:r>
-      <w:r>
-        <w:rPr>
-          <w:i w:val="0"/>
-          <w:b w:val="0"/>
-          <w:color w:val="1155CC"/>
-          <w:sz w:val="22"/>
-          <w:szCs w:val="22"/>
-          <w:u w:val="single" w:color="1155CC"/>
-          <w:shd w:val="clear" w:color="auto" w:fill="auto"/>
-          <w:rFonts w:ascii="Arial" w:eastAsia="Arial" w:hAnsi="Arial" w:cs="Arial"/>
-        </w:rPr>
-        <w:t>a</w:t>
-      </w:r>
-      <w:r>
-        <w:rPr>
-          <w:i w:val="0"/>
-          <w:b w:val="0"/>
-          <w:color w:val="1155CC"/>
-          <w:sz w:val="22"/>
-          <w:szCs w:val="22"/>
-          <w:u w:val="single" w:color="1155CC"/>
-          <w:shd w:val="clear" w:color="auto" w:fill="auto"/>
-          <w:rFonts w:ascii="Arial" w:eastAsia="Arial" w:hAnsi="Arial" w:cs="Arial"/>
-        </w:rPr>
-        <w:t>t</w:t>
-      </w:r>
-      <w:r>
-        <w:rPr>
-          <w:i w:val="0"/>
-          <w:b w:val="0"/>
-          <w:color w:val="1155CC"/>
-          <w:sz w:val="22"/>
-          <w:szCs w:val="22"/>
-          <w:u w:val="single" w:color="1155CC"/>
-          <w:shd w:val="clear" w:color="auto" w:fill="auto"/>
-          <w:rFonts w:ascii="Arial" w:eastAsia="Arial" w:hAnsi="Arial" w:cs="Arial"/>
-        </w:rPr>
-        <w:t>a</w:t>
-      </w:r>
-      <w:r>
-        <w:rPr>
-          <w:i w:val="0"/>
-          <w:b w:val="0"/>
-          <w:color w:val="1155CC"/>
-          <w:sz w:val="22"/>
-          <w:szCs w:val="22"/>
-          <w:u w:val="single" w:color="1155CC"/>
-          <w:shd w:val="clear" w:color="auto" w:fill="auto"/>
-          <w:rFonts w:ascii="Arial" w:eastAsia="Arial" w:hAnsi="Arial" w:cs="Arial"/>
-        </w:rPr>
-        <w:t>/</w:t>
-      </w:r>
-      <w:r>
-        <w:rPr>
-          <w:i w:val="0"/>
-          <w:b w:val="0"/>
-          <w:color w:val="1155CC"/>
-          <w:sz w:val="22"/>
-          <w:szCs w:val="22"/>
-          <w:u w:val="single" w:color="1155CC"/>
-          <w:shd w:val="clear" w:color="auto" w:fill="auto"/>
-          <w:rFonts w:ascii="Arial" w:eastAsia="Arial" w:hAnsi="Arial" w:cs="Arial"/>
-        </w:rPr>
-        <w:t>1</w:t>
-      </w:r>
-      <w:r>
-        <w:rPr>
-          <w:i w:val="0"/>
-          <w:b w:val="0"/>
-          <w:color w:val="1155CC"/>
-          <w:sz w:val="22"/>
-          <w:szCs w:val="22"/>
-          <w:u w:val="single" w:color="1155CC"/>
-          <w:shd w:val="clear" w:color="auto" w:fill="auto"/>
-          <w:rFonts w:ascii="Arial" w:eastAsia="Arial" w:hAnsi="Arial" w:cs="Arial"/>
-        </w:rPr>
-        <w:t>5</w:t>
-      </w:r>
-      <w:r>
-        <w:rPr>
-          <w:i w:val="0"/>
-          <w:b w:val="0"/>
-          <w:color w:val="1155CC"/>
-          <w:sz w:val="22"/>
-          <w:szCs w:val="22"/>
-          <w:u w:val="single" w:color="1155CC"/>
-          <w:shd w:val="clear" w:color="auto" w:fill="auto"/>
-          <w:rFonts w:ascii="Arial" w:eastAsia="Arial" w:hAnsi="Arial" w:cs="Arial"/>
-        </w:rPr>
-        <w:t>1</w:t>
-      </w:r>
-      <w:r>
-        <w:rPr>
-          <w:i w:val="0"/>
-          <w:b w:val="0"/>
-          <w:color w:val="1155CC"/>
-          <w:sz w:val="22"/>
-          <w:szCs w:val="22"/>
-          <w:u w:val="single" w:color="1155CC"/>
-          <w:shd w:val="clear" w:color="auto" w:fill="auto"/>
-          <w:rFonts w:ascii="Arial" w:eastAsia="Arial" w:hAnsi="Arial" w:cs="Arial"/>
-        </w:rPr>
-        <w:t>2</w:t>
-      </w:r>
-      <w:r>
-        <w:rPr>
-          <w:i w:val="0"/>
-          <w:b w:val="0"/>
-          <w:color w:val="1155CC"/>
-          <w:sz w:val="22"/>
-          <w:szCs w:val="22"/>
-          <w:u w:val="single" w:color="1155CC"/>
-          <w:shd w:val="clear" w:color="auto" w:fill="auto"/>
-          <w:rFonts w:ascii="Arial" w:eastAsia="Arial" w:hAnsi="Arial" w:cs="Arial"/>
-        </w:rPr>
-        <w:t>1</w:t>
-      </w:r>
-      <w:r>
-        <w:rPr>
-          <w:i w:val="0"/>
-          <w:b w:val="0"/>
-          <w:color w:val="1155CC"/>
-          <w:sz w:val="22"/>
-          <w:szCs w:val="22"/>
-          <w:u w:val="single" w:color="1155CC"/>
-          <w:shd w:val="clear" w:color="auto" w:fill="auto"/>
-          <w:rFonts w:ascii="Arial" w:eastAsia="Arial" w:hAnsi="Arial" w:cs="Arial"/>
-        </w:rPr>
-        <w:t>3</w:t>
-      </w:r>
-      <w:r>
-        <w:rPr>
-          <w:i w:val="0"/>
-          <w:b w:val="0"/>
-          <w:color w:val="1155CC"/>
-          <w:sz w:val="22"/>
-          <w:szCs w:val="22"/>
-          <w:u w:val="single" w:color="1155CC"/>
-          <w:shd w:val="clear" w:color="auto" w:fill="auto"/>
-          <w:rFonts w:ascii="Arial" w:eastAsia="Arial" w:hAnsi="Arial" w:cs="Arial"/>
-        </w:rPr>
-        <w:t>2</w:t>
-      </w:r>
-      <w:r>
-        <w:rPr>
-          <w:i w:val="0"/>
-          <w:b w:val="0"/>
-          <w:color w:val="1155CC"/>
-          <w:sz w:val="22"/>
-          <w:szCs w:val="22"/>
-          <w:u w:val="single" w:color="1155CC"/>
-          <w:shd w:val="clear" w:color="auto" w:fill="auto"/>
-          <w:rFonts w:ascii="Arial" w:eastAsia="Arial" w:hAnsi="Arial" w:cs="Arial"/>
-        </w:rPr>
-        <w:t>4</w:t>
-      </w:r>
-      <w:r>
-        <w:rPr>
-          <w:i w:val="0"/>
-          <w:b w:val="0"/>
-          <w:color w:val="1155CC"/>
-          <w:sz w:val="22"/>
-          <w:szCs w:val="22"/>
-          <w:u w:val="single" w:color="1155CC"/>
-          <w:shd w:val="clear" w:color="auto" w:fill="auto"/>
-          <w:rFonts w:ascii="Arial" w:eastAsia="Arial" w:hAnsi="Arial" w:cs="Arial"/>
-        </w:rPr>
-        <w:t>/</w:t>
-      </w:r>
-      <w:r>
-        <w:rPr>
-          <w:i w:val="0"/>
-          <w:b w:val="0"/>
-          <w:color w:val="1155CC"/>
-          <w:sz w:val="22"/>
-          <w:szCs w:val="22"/>
-          <w:u w:val="single" w:color="1155CC"/>
-          <w:shd w:val="clear" w:color="auto" w:fill="auto"/>
-          <w:rFonts w:ascii="Arial" w:eastAsia="Arial" w:hAnsi="Arial" w:cs="Arial"/>
-        </w:rPr>
-        <w:t>o</w:t>
-      </w:r>
-      <w:r>
-        <w:rPr>
-          <w:i w:val="0"/>
-          <w:b w:val="0"/>
-          <w:color w:val="1155CC"/>
-          <w:sz w:val="22"/>
-          <w:szCs w:val="22"/>
-          <w:u w:val="single" w:color="1155CC"/>
-          <w:shd w:val="clear" w:color="auto" w:fill="auto"/>
-          <w:rFonts w:ascii="Arial" w:eastAsia="Arial" w:hAnsi="Arial" w:cs="Arial"/>
-        </w:rPr>
-        <w:t>p</w:t>
-      </w:r>
-      <w:r>
-        <w:rPr>
-          <w:i w:val="0"/>
-          <w:b w:val="0"/>
-          <w:color w:val="1155CC"/>
-          <w:sz w:val="22"/>
-          <w:szCs w:val="22"/>
-          <w:u w:val="single" w:color="1155CC"/>
-          <w:shd w:val="clear" w:color="auto" w:fill="auto"/>
-          <w:rFonts w:ascii="Arial" w:eastAsia="Arial" w:hAnsi="Arial" w:cs="Arial"/>
-        </w:rPr>
-        <w:t>e</w:t>
-      </w:r>
-      <w:r>
-        <w:rPr>
-          <w:i w:val="0"/>
-          <w:b w:val="0"/>
-          <w:color w:val="1155CC"/>
-          <w:sz w:val="22"/>
-          <w:szCs w:val="22"/>
-          <w:u w:val="single" w:color="1155CC"/>
-          <w:shd w:val="clear" w:color="auto" w:fill="auto"/>
-          <w:rFonts w:ascii="Arial" w:eastAsia="Arial" w:hAnsi="Arial" w:cs="Arial"/>
-        </w:rPr>
-        <w:t>n</w:t>
-      </w:r>
-      <w:r>
-        <w:rPr>
-          <w:i w:val="0"/>
-          <w:b w:val="0"/>
-          <w:color w:val="1155CC"/>
-          <w:sz w:val="22"/>
-          <w:szCs w:val="22"/>
-          <w:u w:val="single" w:color="1155CC"/>
-          <w:shd w:val="clear" w:color="auto" w:fill="auto"/>
-          <w:rFonts w:ascii="Arial" w:eastAsia="Arial" w:hAnsi="Arial" w:cs="Arial"/>
-        </w:rPr>
-        <w:t>a</w:t>
-      </w:r>
-      <w:r>
-        <w:rPr>
-          <w:i w:val="0"/>
-          <w:b w:val="0"/>
-          <w:color w:val="1155CC"/>
-          <w:sz w:val="22"/>
-          <w:szCs w:val="22"/>
-          <w:u w:val="single" w:color="1155CC"/>
-          <w:shd w:val="clear" w:color="auto" w:fill="auto"/>
-          <w:rFonts w:ascii="Arial" w:eastAsia="Arial" w:hAnsi="Arial" w:cs="Arial"/>
-        </w:rPr>
-        <w:t>p</w:t>
-      </w:r>
-      <w:r>
-        <w:rPr>
-          <w:i w:val="0"/>
-          <w:b w:val="0"/>
-          <w:color w:val="1155CC"/>
-          <w:sz w:val="22"/>
-          <w:szCs w:val="22"/>
-          <w:u w:val="single" w:color="1155CC"/>
-          <w:shd w:val="clear" w:color="auto" w:fill="auto"/>
-          <w:rFonts w:ascii="Arial" w:eastAsia="Arial" w:hAnsi="Arial" w:cs="Arial"/>
-        </w:rPr>
-        <w:t>i</w:t>
-      </w:r>
-      <w:r>
-        <w:rPr>
-          <w:i w:val="0"/>
-          <w:b w:val="0"/>
-          <w:color w:val="1155CC"/>
-          <w:sz w:val="22"/>
-          <w:szCs w:val="22"/>
-          <w:u w:val="single" w:color="1155CC"/>
-          <w:shd w:val="clear" w:color="auto" w:fill="auto"/>
-          <w:rFonts w:ascii="Arial" w:eastAsia="Arial" w:hAnsi="Arial" w:cs="Arial"/>
-        </w:rPr>
-        <w:t>.</w:t>
-      </w:r>
-      <w:r>
-        <w:rPr>
-          <w:i w:val="0"/>
-          <w:b w:val="0"/>
-          <w:color w:val="1155CC"/>
-          <w:sz w:val="22"/>
-          <w:szCs w:val="22"/>
-          <w:u w:val="single" w:color="1155CC"/>
-          <w:shd w:val="clear" w:color="auto" w:fill="auto"/>
-          <w:rFonts w:ascii="Arial" w:eastAsia="Arial" w:hAnsi="Arial" w:cs="Arial"/>
-        </w:rPr>
-        <w:t>d</w:t>
-      </w:r>
-      <w:r>
-        <w:rPr>
-          <w:i w:val="0"/>
-          <w:b w:val="0"/>
-          <w:color w:val="1155CC"/>
-          <w:sz w:val="22"/>
-          <w:szCs w:val="22"/>
-          <w:u w:val="single" w:color="1155CC"/>
-          <w:shd w:val="clear" w:color="auto" w:fill="auto"/>
-          <w:rFonts w:ascii="Arial" w:eastAsia="Arial" w:hAnsi="Arial" w:cs="Arial"/>
-        </w:rPr>
-        <w:t>o</w:t>
-      </w:r>
-      <w:r>
-        <w:rPr>
-          <w:shd w:val="clear" w:color="auto" w:fill="auto"/>
-        </w:rPr>
-        <w:fldChar w:fldCharType="end"/>
-      </w:r>
     </w:p>
     <w:p>
       <w:pPr>
         <w:spacing w:lineRule="auto" w:line="235" w:before="0" w:after="0"/>
         <w:rPr>
-          <w:shd w:val="clear" w:color="auto" w:fill="auto"/>
+          <w:i w:val="0"/>
+          <w:b w:val="0"/>
+          <w:color w:val="auto"/>
+          <w:sz w:val="22"/>
+          <w:szCs w:val="22"/>
+          <w:shd w:val="clear" w:color="auto" w:fill="auto"/>
+          <w:rFonts w:ascii="Arial" w:eastAsia="Arial" w:hAnsi="Arial" w:cs="Arial"/>
+          <w:lang w:eastAsia="ko-KR"/>
+        </w:rPr>
+      </w:pPr>
+      <w:r>
+        <w:fldChar w:fldCharType="begin"/>
+      </w:r>
+      <w:r>
+        <w:instrText xml:space="preserve">HYPERLINK "https://www.data.go.kr/data/15121324/openapi.do"</w:instrText>
+      </w:r>
+      <w:r>
+        <w:fldChar w:fldCharType="separate"/>
+      </w:r>
+      <w:r>
+        <w:rPr>
+          <w:i w:val="0"/>
+          <w:b w:val="0"/>
+          <w:color w:val="1155CC"/>
+          <w:sz w:val="22"/>
+          <w:szCs w:val="22"/>
+          <w:u w:val="single" w:color="1155CC"/>
+          <w:shd w:val="clear" w:color="auto" w:fill="auto"/>
+          <w:rFonts w:ascii="Arial" w:eastAsia="Arial" w:hAnsi="Arial" w:cs="Arial"/>
+        </w:rPr>
+        <w:t>h</w:t>
+      </w:r>
+      <w:r>
+        <w:rPr>
+          <w:i w:val="0"/>
+          <w:b w:val="0"/>
+          <w:color w:val="1155CC"/>
+          <w:sz w:val="22"/>
+          <w:szCs w:val="22"/>
+          <w:u w:val="single" w:color="1155CC"/>
+          <w:shd w:val="clear" w:color="auto" w:fill="auto"/>
+          <w:rFonts w:ascii="Arial" w:eastAsia="Arial" w:hAnsi="Arial" w:cs="Arial"/>
+        </w:rPr>
+        <w:t>t</w:t>
+      </w:r>
+      <w:r>
+        <w:rPr>
+          <w:i w:val="0"/>
+          <w:b w:val="0"/>
+          <w:color w:val="1155CC"/>
+          <w:sz w:val="22"/>
+          <w:szCs w:val="22"/>
+          <w:u w:val="single" w:color="1155CC"/>
+          <w:shd w:val="clear" w:color="auto" w:fill="auto"/>
+          <w:rFonts w:ascii="Arial" w:eastAsia="Arial" w:hAnsi="Arial" w:cs="Arial"/>
+        </w:rPr>
+        <w:t>t</w:t>
+      </w:r>
+      <w:r>
+        <w:rPr>
+          <w:i w:val="0"/>
+          <w:b w:val="0"/>
+          <w:color w:val="1155CC"/>
+          <w:sz w:val="22"/>
+          <w:szCs w:val="22"/>
+          <w:u w:val="single" w:color="1155CC"/>
+          <w:shd w:val="clear" w:color="auto" w:fill="auto"/>
+          <w:rFonts w:ascii="Arial" w:eastAsia="Arial" w:hAnsi="Arial" w:cs="Arial"/>
+        </w:rPr>
+        <w:t>p</w:t>
+      </w:r>
+      <w:r>
+        <w:rPr>
+          <w:i w:val="0"/>
+          <w:b w:val="0"/>
+          <w:color w:val="1155CC"/>
+          <w:sz w:val="22"/>
+          <w:szCs w:val="22"/>
+          <w:u w:val="single" w:color="1155CC"/>
+          <w:shd w:val="clear" w:color="auto" w:fill="auto"/>
+          <w:rFonts w:ascii="Arial" w:eastAsia="Arial" w:hAnsi="Arial" w:cs="Arial"/>
+        </w:rPr>
+        <w:t>s</w:t>
+      </w:r>
+      <w:r>
+        <w:rPr>
+          <w:i w:val="0"/>
+          <w:b w:val="0"/>
+          <w:color w:val="1155CC"/>
+          <w:sz w:val="22"/>
+          <w:szCs w:val="22"/>
+          <w:u w:val="single" w:color="1155CC"/>
+          <w:shd w:val="clear" w:color="auto" w:fill="auto"/>
+          <w:rFonts w:ascii="Arial" w:eastAsia="Arial" w:hAnsi="Arial" w:cs="Arial"/>
+        </w:rPr>
+        <w:t>:</w:t>
+      </w:r>
+      <w:r>
+        <w:rPr>
+          <w:i w:val="0"/>
+          <w:b w:val="0"/>
+          <w:color w:val="1155CC"/>
+          <w:sz w:val="22"/>
+          <w:szCs w:val="22"/>
+          <w:u w:val="single" w:color="1155CC"/>
+          <w:shd w:val="clear" w:color="auto" w:fill="auto"/>
+          <w:rFonts w:ascii="Arial" w:eastAsia="Arial" w:hAnsi="Arial" w:cs="Arial"/>
+        </w:rPr>
+        <w:t>/</w:t>
+      </w:r>
+      <w:r>
+        <w:rPr>
+          <w:i w:val="0"/>
+          <w:b w:val="0"/>
+          <w:color w:val="1155CC"/>
+          <w:sz w:val="22"/>
+          <w:szCs w:val="22"/>
+          <w:u w:val="single" w:color="1155CC"/>
+          <w:shd w:val="clear" w:color="auto" w:fill="auto"/>
+          <w:rFonts w:ascii="Arial" w:eastAsia="Arial" w:hAnsi="Arial" w:cs="Arial"/>
+        </w:rPr>
+        <w:t>/</w:t>
+      </w:r>
+      <w:r>
+        <w:rPr>
+          <w:i w:val="0"/>
+          <w:b w:val="0"/>
+          <w:color w:val="1155CC"/>
+          <w:sz w:val="22"/>
+          <w:szCs w:val="22"/>
+          <w:u w:val="single" w:color="1155CC"/>
+          <w:shd w:val="clear" w:color="auto" w:fill="auto"/>
+          <w:rFonts w:ascii="Arial" w:eastAsia="Arial" w:hAnsi="Arial" w:cs="Arial"/>
+        </w:rPr>
+        <w:t>w</w:t>
+      </w:r>
+      <w:r>
+        <w:rPr>
+          <w:i w:val="0"/>
+          <w:b w:val="0"/>
+          <w:color w:val="1155CC"/>
+          <w:sz w:val="22"/>
+          <w:szCs w:val="22"/>
+          <w:u w:val="single" w:color="1155CC"/>
+          <w:shd w:val="clear" w:color="auto" w:fill="auto"/>
+          <w:rFonts w:ascii="Arial" w:eastAsia="Arial" w:hAnsi="Arial" w:cs="Arial"/>
+        </w:rPr>
+        <w:t>w</w:t>
+      </w:r>
+      <w:r>
+        <w:rPr>
+          <w:i w:val="0"/>
+          <w:b w:val="0"/>
+          <w:color w:val="1155CC"/>
+          <w:sz w:val="22"/>
+          <w:szCs w:val="22"/>
+          <w:u w:val="single" w:color="1155CC"/>
+          <w:shd w:val="clear" w:color="auto" w:fill="auto"/>
+          <w:rFonts w:ascii="Arial" w:eastAsia="Arial" w:hAnsi="Arial" w:cs="Arial"/>
+        </w:rPr>
+        <w:t>w</w:t>
+      </w:r>
+      <w:r>
+        <w:rPr>
+          <w:i w:val="0"/>
+          <w:b w:val="0"/>
+          <w:color w:val="1155CC"/>
+          <w:sz w:val="22"/>
+          <w:szCs w:val="22"/>
+          <w:u w:val="single" w:color="1155CC"/>
+          <w:shd w:val="clear" w:color="auto" w:fill="auto"/>
+          <w:rFonts w:ascii="Arial" w:eastAsia="Arial" w:hAnsi="Arial" w:cs="Arial"/>
+        </w:rPr>
+        <w:t>.</w:t>
+      </w:r>
+      <w:r>
+        <w:rPr>
+          <w:i w:val="0"/>
+          <w:b w:val="0"/>
+          <w:color w:val="1155CC"/>
+          <w:sz w:val="22"/>
+          <w:szCs w:val="22"/>
+          <w:u w:val="single" w:color="1155CC"/>
+          <w:shd w:val="clear" w:color="auto" w:fill="auto"/>
+          <w:rFonts w:ascii="Arial" w:eastAsia="Arial" w:hAnsi="Arial" w:cs="Arial"/>
+        </w:rPr>
+        <w:t>d</w:t>
+      </w:r>
+      <w:r>
+        <w:rPr>
+          <w:i w:val="0"/>
+          <w:b w:val="0"/>
+          <w:color w:val="1155CC"/>
+          <w:sz w:val="22"/>
+          <w:szCs w:val="22"/>
+          <w:u w:val="single" w:color="1155CC"/>
+          <w:shd w:val="clear" w:color="auto" w:fill="auto"/>
+          <w:rFonts w:ascii="Arial" w:eastAsia="Arial" w:hAnsi="Arial" w:cs="Arial"/>
+        </w:rPr>
+        <w:t>a</w:t>
+      </w:r>
+      <w:r>
+        <w:rPr>
+          <w:i w:val="0"/>
+          <w:b w:val="0"/>
+          <w:color w:val="1155CC"/>
+          <w:sz w:val="22"/>
+          <w:szCs w:val="22"/>
+          <w:u w:val="single" w:color="1155CC"/>
+          <w:shd w:val="clear" w:color="auto" w:fill="auto"/>
+          <w:rFonts w:ascii="Arial" w:eastAsia="Arial" w:hAnsi="Arial" w:cs="Arial"/>
+        </w:rPr>
+        <w:t>t</w:t>
+      </w:r>
+      <w:r>
+        <w:rPr>
+          <w:i w:val="0"/>
+          <w:b w:val="0"/>
+          <w:color w:val="1155CC"/>
+          <w:sz w:val="22"/>
+          <w:szCs w:val="22"/>
+          <w:u w:val="single" w:color="1155CC"/>
+          <w:shd w:val="clear" w:color="auto" w:fill="auto"/>
+          <w:rFonts w:ascii="Arial" w:eastAsia="Arial" w:hAnsi="Arial" w:cs="Arial"/>
+        </w:rPr>
+        <w:t>a</w:t>
+      </w:r>
+      <w:r>
+        <w:rPr>
+          <w:i w:val="0"/>
+          <w:b w:val="0"/>
+          <w:color w:val="1155CC"/>
+          <w:sz w:val="22"/>
+          <w:szCs w:val="22"/>
+          <w:u w:val="single" w:color="1155CC"/>
+          <w:shd w:val="clear" w:color="auto" w:fill="auto"/>
+          <w:rFonts w:ascii="Arial" w:eastAsia="Arial" w:hAnsi="Arial" w:cs="Arial"/>
+        </w:rPr>
+        <w:t>.</w:t>
+      </w:r>
+      <w:r>
+        <w:rPr>
+          <w:i w:val="0"/>
+          <w:b w:val="0"/>
+          <w:color w:val="1155CC"/>
+          <w:sz w:val="22"/>
+          <w:szCs w:val="22"/>
+          <w:u w:val="single" w:color="1155CC"/>
+          <w:shd w:val="clear" w:color="auto" w:fill="auto"/>
+          <w:rFonts w:ascii="Arial" w:eastAsia="Arial" w:hAnsi="Arial" w:cs="Arial"/>
+        </w:rPr>
+        <w:t>g</w:t>
+      </w:r>
+      <w:r>
+        <w:rPr>
+          <w:i w:val="0"/>
+          <w:b w:val="0"/>
+          <w:color w:val="1155CC"/>
+          <w:sz w:val="22"/>
+          <w:szCs w:val="22"/>
+          <w:u w:val="single" w:color="1155CC"/>
+          <w:shd w:val="clear" w:color="auto" w:fill="auto"/>
+          <w:rFonts w:ascii="Arial" w:eastAsia="Arial" w:hAnsi="Arial" w:cs="Arial"/>
+        </w:rPr>
+        <w:t>o</w:t>
+      </w:r>
+      <w:r>
+        <w:rPr>
+          <w:i w:val="0"/>
+          <w:b w:val="0"/>
+          <w:color w:val="1155CC"/>
+          <w:sz w:val="22"/>
+          <w:szCs w:val="22"/>
+          <w:u w:val="single" w:color="1155CC"/>
+          <w:shd w:val="clear" w:color="auto" w:fill="auto"/>
+          <w:rFonts w:ascii="Arial" w:eastAsia="Arial" w:hAnsi="Arial" w:cs="Arial"/>
+        </w:rPr>
+        <w:t>.</w:t>
+      </w:r>
+      <w:r>
+        <w:rPr>
+          <w:i w:val="0"/>
+          <w:b w:val="0"/>
+          <w:color w:val="1155CC"/>
+          <w:sz w:val="22"/>
+          <w:szCs w:val="22"/>
+          <w:u w:val="single" w:color="1155CC"/>
+          <w:shd w:val="clear" w:color="auto" w:fill="auto"/>
+          <w:rFonts w:ascii="Arial" w:eastAsia="Arial" w:hAnsi="Arial" w:cs="Arial"/>
+        </w:rPr>
+        <w:t>k</w:t>
+      </w:r>
+      <w:r>
+        <w:rPr>
+          <w:i w:val="0"/>
+          <w:b w:val="0"/>
+          <w:color w:val="1155CC"/>
+          <w:sz w:val="22"/>
+          <w:szCs w:val="22"/>
+          <w:u w:val="single" w:color="1155CC"/>
+          <w:shd w:val="clear" w:color="auto" w:fill="auto"/>
+          <w:rFonts w:ascii="Arial" w:eastAsia="Arial" w:hAnsi="Arial" w:cs="Arial"/>
+        </w:rPr>
+        <w:t>r</w:t>
+      </w:r>
+      <w:r>
+        <w:rPr>
+          <w:i w:val="0"/>
+          <w:b w:val="0"/>
+          <w:color w:val="1155CC"/>
+          <w:sz w:val="22"/>
+          <w:szCs w:val="22"/>
+          <w:u w:val="single" w:color="1155CC"/>
+          <w:shd w:val="clear" w:color="auto" w:fill="auto"/>
+          <w:rFonts w:ascii="Arial" w:eastAsia="Arial" w:hAnsi="Arial" w:cs="Arial"/>
+        </w:rPr>
+        <w:t>/</w:t>
+      </w:r>
+      <w:r>
+        <w:rPr>
+          <w:i w:val="0"/>
+          <w:b w:val="0"/>
+          <w:color w:val="1155CC"/>
+          <w:sz w:val="22"/>
+          <w:szCs w:val="22"/>
+          <w:u w:val="single" w:color="1155CC"/>
+          <w:shd w:val="clear" w:color="auto" w:fill="auto"/>
+          <w:rFonts w:ascii="Arial" w:eastAsia="Arial" w:hAnsi="Arial" w:cs="Arial"/>
+        </w:rPr>
+        <w:t>d</w:t>
+      </w:r>
+      <w:r>
+        <w:rPr>
+          <w:i w:val="0"/>
+          <w:b w:val="0"/>
+          <w:color w:val="1155CC"/>
+          <w:sz w:val="22"/>
+          <w:szCs w:val="22"/>
+          <w:u w:val="single" w:color="1155CC"/>
+          <w:shd w:val="clear" w:color="auto" w:fill="auto"/>
+          <w:rFonts w:ascii="Arial" w:eastAsia="Arial" w:hAnsi="Arial" w:cs="Arial"/>
+        </w:rPr>
+        <w:t>a</w:t>
+      </w:r>
+      <w:r>
+        <w:rPr>
+          <w:i w:val="0"/>
+          <w:b w:val="0"/>
+          <w:color w:val="1155CC"/>
+          <w:sz w:val="22"/>
+          <w:szCs w:val="22"/>
+          <w:u w:val="single" w:color="1155CC"/>
+          <w:shd w:val="clear" w:color="auto" w:fill="auto"/>
+          <w:rFonts w:ascii="Arial" w:eastAsia="Arial" w:hAnsi="Arial" w:cs="Arial"/>
+        </w:rPr>
+        <w:t>t</w:t>
+      </w:r>
+      <w:r>
+        <w:rPr>
+          <w:i w:val="0"/>
+          <w:b w:val="0"/>
+          <w:color w:val="1155CC"/>
+          <w:sz w:val="22"/>
+          <w:szCs w:val="22"/>
+          <w:u w:val="single" w:color="1155CC"/>
+          <w:shd w:val="clear" w:color="auto" w:fill="auto"/>
+          <w:rFonts w:ascii="Arial" w:eastAsia="Arial" w:hAnsi="Arial" w:cs="Arial"/>
+        </w:rPr>
+        <w:t>a</w:t>
+      </w:r>
+      <w:r>
+        <w:rPr>
+          <w:i w:val="0"/>
+          <w:b w:val="0"/>
+          <w:color w:val="1155CC"/>
+          <w:sz w:val="22"/>
+          <w:szCs w:val="22"/>
+          <w:u w:val="single" w:color="1155CC"/>
+          <w:shd w:val="clear" w:color="auto" w:fill="auto"/>
+          <w:rFonts w:ascii="Arial" w:eastAsia="Arial" w:hAnsi="Arial" w:cs="Arial"/>
+        </w:rPr>
+        <w:t>/</w:t>
+      </w:r>
+      <w:r>
+        <w:rPr>
+          <w:i w:val="0"/>
+          <w:b w:val="0"/>
+          <w:color w:val="1155CC"/>
+          <w:sz w:val="22"/>
+          <w:szCs w:val="22"/>
+          <w:u w:val="single" w:color="1155CC"/>
+          <w:shd w:val="clear" w:color="auto" w:fill="auto"/>
+          <w:rFonts w:ascii="Arial" w:eastAsia="Arial" w:hAnsi="Arial" w:cs="Arial"/>
+        </w:rPr>
+        <w:t>1</w:t>
+      </w:r>
+      <w:r>
+        <w:rPr>
+          <w:i w:val="0"/>
+          <w:b w:val="0"/>
+          <w:color w:val="1155CC"/>
+          <w:sz w:val="22"/>
+          <w:szCs w:val="22"/>
+          <w:u w:val="single" w:color="1155CC"/>
+          <w:shd w:val="clear" w:color="auto" w:fill="auto"/>
+          <w:rFonts w:ascii="Arial" w:eastAsia="Arial" w:hAnsi="Arial" w:cs="Arial"/>
+        </w:rPr>
+        <w:t>5</w:t>
+      </w:r>
+      <w:r>
+        <w:rPr>
+          <w:i w:val="0"/>
+          <w:b w:val="0"/>
+          <w:color w:val="1155CC"/>
+          <w:sz w:val="22"/>
+          <w:szCs w:val="22"/>
+          <w:u w:val="single" w:color="1155CC"/>
+          <w:shd w:val="clear" w:color="auto" w:fill="auto"/>
+          <w:rFonts w:ascii="Arial" w:eastAsia="Arial" w:hAnsi="Arial" w:cs="Arial"/>
+        </w:rPr>
+        <w:t>1</w:t>
+      </w:r>
+      <w:r>
+        <w:rPr>
+          <w:i w:val="0"/>
+          <w:b w:val="0"/>
+          <w:color w:val="1155CC"/>
+          <w:sz w:val="22"/>
+          <w:szCs w:val="22"/>
+          <w:u w:val="single" w:color="1155CC"/>
+          <w:shd w:val="clear" w:color="auto" w:fill="auto"/>
+          <w:rFonts w:ascii="Arial" w:eastAsia="Arial" w:hAnsi="Arial" w:cs="Arial"/>
+        </w:rPr>
+        <w:t>2</w:t>
+      </w:r>
+      <w:r>
+        <w:rPr>
+          <w:i w:val="0"/>
+          <w:b w:val="0"/>
+          <w:color w:val="1155CC"/>
+          <w:sz w:val="22"/>
+          <w:szCs w:val="22"/>
+          <w:u w:val="single" w:color="1155CC"/>
+          <w:shd w:val="clear" w:color="auto" w:fill="auto"/>
+          <w:rFonts w:ascii="Arial" w:eastAsia="Arial" w:hAnsi="Arial" w:cs="Arial"/>
+        </w:rPr>
+        <w:t>1</w:t>
+      </w:r>
+      <w:r>
+        <w:rPr>
+          <w:i w:val="0"/>
+          <w:b w:val="0"/>
+          <w:color w:val="1155CC"/>
+          <w:sz w:val="22"/>
+          <w:szCs w:val="22"/>
+          <w:u w:val="single" w:color="1155CC"/>
+          <w:shd w:val="clear" w:color="auto" w:fill="auto"/>
+          <w:rFonts w:ascii="Arial" w:eastAsia="Arial" w:hAnsi="Arial" w:cs="Arial"/>
+        </w:rPr>
+        <w:t>3</w:t>
+      </w:r>
+      <w:r>
+        <w:rPr>
+          <w:i w:val="0"/>
+          <w:b w:val="0"/>
+          <w:color w:val="1155CC"/>
+          <w:sz w:val="22"/>
+          <w:szCs w:val="22"/>
+          <w:u w:val="single" w:color="1155CC"/>
+          <w:shd w:val="clear" w:color="auto" w:fill="auto"/>
+          <w:rFonts w:ascii="Arial" w:eastAsia="Arial" w:hAnsi="Arial" w:cs="Arial"/>
+        </w:rPr>
+        <w:t>2</w:t>
+      </w:r>
+      <w:r>
+        <w:rPr>
+          <w:i w:val="0"/>
+          <w:b w:val="0"/>
+          <w:color w:val="1155CC"/>
+          <w:sz w:val="22"/>
+          <w:szCs w:val="22"/>
+          <w:u w:val="single" w:color="1155CC"/>
+          <w:shd w:val="clear" w:color="auto" w:fill="auto"/>
+          <w:rFonts w:ascii="Arial" w:eastAsia="Arial" w:hAnsi="Arial" w:cs="Arial"/>
+        </w:rPr>
+        <w:t>4</w:t>
+      </w:r>
+      <w:r>
+        <w:rPr>
+          <w:i w:val="0"/>
+          <w:b w:val="0"/>
+          <w:color w:val="1155CC"/>
+          <w:sz w:val="22"/>
+          <w:szCs w:val="22"/>
+          <w:u w:val="single" w:color="1155CC"/>
+          <w:shd w:val="clear" w:color="auto" w:fill="auto"/>
+          <w:rFonts w:ascii="Arial" w:eastAsia="Arial" w:hAnsi="Arial" w:cs="Arial"/>
+        </w:rPr>
+        <w:t>/</w:t>
+      </w:r>
+      <w:r>
+        <w:rPr>
+          <w:i w:val="0"/>
+          <w:b w:val="0"/>
+          <w:color w:val="1155CC"/>
+          <w:sz w:val="22"/>
+          <w:szCs w:val="22"/>
+          <w:u w:val="single" w:color="1155CC"/>
+          <w:shd w:val="clear" w:color="auto" w:fill="auto"/>
+          <w:rFonts w:ascii="Arial" w:eastAsia="Arial" w:hAnsi="Arial" w:cs="Arial"/>
+        </w:rPr>
+        <w:t>o</w:t>
+      </w:r>
+      <w:r>
+        <w:rPr>
+          <w:i w:val="0"/>
+          <w:b w:val="0"/>
+          <w:color w:val="1155CC"/>
+          <w:sz w:val="22"/>
+          <w:szCs w:val="22"/>
+          <w:u w:val="single" w:color="1155CC"/>
+          <w:shd w:val="clear" w:color="auto" w:fill="auto"/>
+          <w:rFonts w:ascii="Arial" w:eastAsia="Arial" w:hAnsi="Arial" w:cs="Arial"/>
+        </w:rPr>
+        <w:t>p</w:t>
+      </w:r>
+      <w:r>
+        <w:rPr>
+          <w:i w:val="0"/>
+          <w:b w:val="0"/>
+          <w:color w:val="1155CC"/>
+          <w:sz w:val="22"/>
+          <w:szCs w:val="22"/>
+          <w:u w:val="single" w:color="1155CC"/>
+          <w:shd w:val="clear" w:color="auto" w:fill="auto"/>
+          <w:rFonts w:ascii="Arial" w:eastAsia="Arial" w:hAnsi="Arial" w:cs="Arial"/>
+        </w:rPr>
+        <w:t>e</w:t>
+      </w:r>
+      <w:r>
+        <w:rPr>
+          <w:i w:val="0"/>
+          <w:b w:val="0"/>
+          <w:color w:val="1155CC"/>
+          <w:sz w:val="22"/>
+          <w:szCs w:val="22"/>
+          <w:u w:val="single" w:color="1155CC"/>
+          <w:shd w:val="clear" w:color="auto" w:fill="auto"/>
+          <w:rFonts w:ascii="Arial" w:eastAsia="Arial" w:hAnsi="Arial" w:cs="Arial"/>
+        </w:rPr>
+        <w:t>n</w:t>
+      </w:r>
+      <w:r>
+        <w:rPr>
+          <w:i w:val="0"/>
+          <w:b w:val="0"/>
+          <w:color w:val="1155CC"/>
+          <w:sz w:val="22"/>
+          <w:szCs w:val="22"/>
+          <w:u w:val="single" w:color="1155CC"/>
+          <w:shd w:val="clear" w:color="auto" w:fill="auto"/>
+          <w:rFonts w:ascii="Arial" w:eastAsia="Arial" w:hAnsi="Arial" w:cs="Arial"/>
+        </w:rPr>
+        <w:t>a</w:t>
+      </w:r>
+      <w:r>
+        <w:rPr>
+          <w:i w:val="0"/>
+          <w:b w:val="0"/>
+          <w:color w:val="1155CC"/>
+          <w:sz w:val="22"/>
+          <w:szCs w:val="22"/>
+          <w:u w:val="single" w:color="1155CC"/>
+          <w:shd w:val="clear" w:color="auto" w:fill="auto"/>
+          <w:rFonts w:ascii="Arial" w:eastAsia="Arial" w:hAnsi="Arial" w:cs="Arial"/>
+        </w:rPr>
+        <w:t>p</w:t>
+      </w:r>
+      <w:r>
+        <w:rPr>
+          <w:i w:val="0"/>
+          <w:b w:val="0"/>
+          <w:color w:val="1155CC"/>
+          <w:sz w:val="22"/>
+          <w:szCs w:val="22"/>
+          <w:u w:val="single" w:color="1155CC"/>
+          <w:shd w:val="clear" w:color="auto" w:fill="auto"/>
+          <w:rFonts w:ascii="Arial" w:eastAsia="Arial" w:hAnsi="Arial" w:cs="Arial"/>
+        </w:rPr>
+        <w:t>i</w:t>
+      </w:r>
+      <w:r>
+        <w:rPr>
+          <w:i w:val="0"/>
+          <w:b w:val="0"/>
+          <w:color w:val="1155CC"/>
+          <w:sz w:val="22"/>
+          <w:szCs w:val="22"/>
+          <w:u w:val="single" w:color="1155CC"/>
+          <w:shd w:val="clear" w:color="auto" w:fill="auto"/>
+          <w:rFonts w:ascii="Arial" w:eastAsia="Arial" w:hAnsi="Arial" w:cs="Arial"/>
+        </w:rPr>
+        <w:t>.</w:t>
+      </w:r>
+      <w:r>
+        <w:rPr>
+          <w:i w:val="0"/>
+          <w:b w:val="0"/>
+          <w:color w:val="1155CC"/>
+          <w:sz w:val="22"/>
+          <w:szCs w:val="22"/>
+          <w:u w:val="single" w:color="1155CC"/>
+          <w:shd w:val="clear" w:color="auto" w:fill="auto"/>
+          <w:rFonts w:ascii="Arial" w:eastAsia="Arial" w:hAnsi="Arial" w:cs="Arial"/>
+        </w:rPr>
+        <w:t>d</w:t>
+      </w:r>
+      <w:r>
+        <w:rPr>
+          <w:i w:val="0"/>
+          <w:b w:val="0"/>
+          <w:color w:val="1155CC"/>
+          <w:sz w:val="22"/>
+          <w:szCs w:val="22"/>
+          <w:u w:val="single" w:color="1155CC"/>
+          <w:shd w:val="clear" w:color="auto" w:fill="auto"/>
+          <w:rFonts w:ascii="Arial" w:eastAsia="Arial" w:hAnsi="Arial" w:cs="Arial"/>
+        </w:rPr>
+        <w:t>o</w:t>
+      </w:r>
+      <w:r>
+        <w:rPr>
+          <w:shd w:val="clear" w:color="auto" w:fill="auto"/>
+        </w:rPr>
+        <w:fldChar w:fldCharType="end"/>
+      </w:r>
+    </w:p>
+    <w:p>
+      <w:pPr>
+        <w:spacing w:lineRule="auto" w:line="235" w:before="0" w:after="0"/>
+        <w:rPr>
+          <w:i w:val="0"/>
+          <w:b w:val="0"/>
+          <w:color w:val="auto"/>
+          <w:sz w:val="22"/>
+          <w:szCs w:val="22"/>
+          <w:shd w:val="clear" w:color="auto" w:fill="auto"/>
+          <w:rFonts w:ascii="Arial" w:eastAsia="Arial" w:hAnsi="Arial" w:cs="Arial"/>
+          <w:lang w:eastAsia="ko-KR"/>
+        </w:rPr>
+      </w:pPr>
+    </w:p>
+    <w:p>
+      <w:pPr>
+        <w:spacing w:lineRule="auto" w:line="235" w:before="0" w:after="0"/>
+        <w:rPr>
+          <w:shd w:val="clear" w:color="auto" w:fill="auto"/>
+        </w:rPr>
+      </w:pPr>
+    </w:p>
+    <w:p>
+      <w:pPr>
+        <w:spacing w:lineRule="auto" w:line="235" w:before="0" w:after="0"/>
+        <w:rPr>
+          <w:b w:val="0"/>
+          <w:color w:val="auto"/>
+          <w:sz w:val="22"/>
+          <w:szCs w:val="22"/>
+          <w:shd w:val="clear" w:color="auto" w:fill="auto"/>
+          <w:rFonts w:ascii="맑은 고딕" w:eastAsia="맑은 고딕" w:hAnsi="맑은 고딕" w:cs="맑은 고딕"/>
+          <w:lang w:eastAsia="ko-KR"/>
+        </w:rPr>
+      </w:pPr>
+      <w:r>
+        <w:rPr>
+          <w:sz w:val="20"/>
+        </w:rPr>
+        <w:drawing>
+          <wp:inline distT="0" distB="0" distL="0" distR="0">
+            <wp:extent cx="5731510" cy="2783205"/>
+            <wp:effectExtent l="0" t="0" r="0" b="0"/>
+            <wp:docPr id="13" name="그림 2"/>
+            <wp:cNvGraphicFramePr>
+              <a:graphicFrameLocks xmlns:a="http://schemas.openxmlformats.org/drawingml/2006/main" noChangeAspect="1"/>
+            </wp:cNvGraphicFramePr>
+            <a:graphic xmlns:a="http://schemas.openxmlformats.org/drawingml/2006/main">
+              <a:graphicData uri="http://schemas.openxmlformats.org/drawingml/2006/picture">
+                <pic:pic xmlns:pic="http://schemas.openxmlformats.org/drawingml/2006/picture">
+                  <pic:nvPicPr>
+                    <pic:cNvPr id="1" name="Picture 1" descr="C:/Users/sky88/AppData/Roaming/PolarisOffice/ETemp/8496_16981632/fImage1204191341.png"/>
+                    <pic:cNvPicPr>
+                      <a:picLocks noChangeAspect="1" noChangeArrowheads="1"/>
+                    </pic:cNvPicPr>
+                  </pic:nvPicPr>
+                  <pic:blipFill>
+                    <a:blip r:embed="rId5">
+                      <a:extLst>
+                        <a:ext uri="{28A0092B-C50C-407E-A947-70E740481C1C}">
+                          <a14:useLocalDpi xmlns:a14="http://schemas.microsoft.com/office/drawing/2010/main" val="0"/>
+                        </a:ext>
+                      </a:extLst>
+                    </a:blip>
+                    <a:stretch>
+                      <a:fillRect/>
+                    </a:stretch>
+                  </pic:blipFill>
+                  <pic:spPr>
+                    <a:xfrm>
+                      <a:off x="0" y="0"/>
+                      <a:ext cx="5732145" cy="2783840"/>
+                    </a:xfrm>
+                    <a:prstGeom prst="rect"/>
+                    <a:ln cap="flat"/>
+                  </pic:spPr>
+                </pic:pic>
+              </a:graphicData>
+            </a:graphic>
+          </wp:inline>
+        </w:drawing>
+      </w:r>
+      <w:r>
+        <w:rPr>
+          <w:b w:val="0"/>
+          <w:color w:val="auto"/>
+          <w:sz w:val="22"/>
+          <w:szCs w:val="22"/>
+          <w:shd w:val="clear" w:color="auto" w:fill="auto"/>
+          <w:rFonts w:ascii="맑은 고딕" w:eastAsia="맑은 고딕" w:hAnsi="맑은 고딕" w:cs="맑은 고딕"/>
+          <w:lang w:eastAsia="ko-KR"/>
+        </w:rPr>
+        <w:t>-딸기,</w:t>
+      </w:r>
+      <w:r>
+        <w:rPr>
+          <w:b w:val="0"/>
+          <w:color w:val="auto"/>
+          <w:sz w:val="22"/>
+          <w:szCs w:val="22"/>
+          <w:shd w:val="clear" w:color="auto" w:fill="auto"/>
+          <w:rFonts w:ascii="맑은 고딕" w:eastAsia="맑은 고딕" w:hAnsi="맑은 고딕" w:cs="맑은 고딕"/>
+          <w:lang w:eastAsia="ko-KR"/>
+        </w:rPr>
+        <w:t xml:space="preserve"> 토마토, 파프리카</w:t>
+      </w:r>
+      <w:r>
+        <w:rPr>
+          <w:b w:val="0"/>
+          <w:color w:val="auto"/>
+          <w:sz w:val="22"/>
+          <w:szCs w:val="22"/>
+          <w:shd w:val="clear" w:color="auto" w:fill="auto"/>
+          <w:rFonts w:ascii="맑은 고딕" w:eastAsia="맑은 고딕" w:hAnsi="맑은 고딕" w:cs="맑은 고딕"/>
+          <w:lang w:eastAsia="ko-KR"/>
+        </w:rPr>
+        <w:t xml:space="preserve"> 적정온도맞춤데이터들!</w:t>
+      </w:r>
+    </w:p>
+    <w:p>
+      <w:pPr>
+        <w:spacing w:lineRule="auto" w:line="235" w:before="0" w:after="0"/>
+        <w:rPr>
+          <w:b w:val="0"/>
+          <w:color w:val="auto"/>
+          <w:sz w:val="22"/>
+          <w:szCs w:val="22"/>
+          <w:shd w:val="clear" w:color="auto" w:fill="auto"/>
+          <w:rFonts w:ascii="맑은 고딕" w:eastAsia="맑은 고딕" w:hAnsi="맑은 고딕" w:cs="맑은 고딕"/>
+          <w:lang w:eastAsia="ko-KR"/>
         </w:rPr>
       </w:pPr>
     </w:p>
@@ -11021,7 +11045,7 @@
   <w:abstractNum w:abstractNumId="0">
     <w:multiLevelType w:val="hybridMultilevel"/>
     <w:nsid w:val="2F000000"/>
-    <w:tmpl w:val="1F000014"/>
+    <w:tmpl w:val="1F002411"/>
     <w:lvl w:ilvl="0">
       <w:lvlJc w:val="left"/>
       <w:numFmt w:val="decimalHalfWidth"/>
@@ -11152,7 +11176,7 @@
   <w:abstractNum w:abstractNumId="1">
     <w:multiLevelType w:val="hybridMultilevel"/>
     <w:nsid w:val="2F000001"/>
-    <w:tmpl w:val="1F002411"/>
+    <w:tmpl w:val="1F000C5F"/>
     <w:lvl w:ilvl="0">
       <w:lvlJc w:val="left"/>
       <w:numFmt w:val="decimalHalfWidth"/>
@@ -11283,7 +11307,7 @@
   <w:abstractNum w:abstractNumId="2">
     <w:multiLevelType w:val="hybridMultilevel"/>
     <w:nsid w:val="2F000002"/>
-    <w:tmpl w:val="1F000C5F"/>
+    <w:tmpl w:val="1F0033C2"/>
     <w:lvl w:ilvl="0">
       <w:lvlJc w:val="left"/>
       <w:numFmt w:val="lowerLetter"/>
@@ -11414,7 +11438,7 @@
   <w:abstractNum w:abstractNumId="3">
     <w:multiLevelType w:val="hybridMultilevel"/>
     <w:nsid w:val="2F000003"/>
-    <w:tmpl w:val="1F0033C2"/>
+    <w:tmpl w:val="1F002570"/>
     <w:lvl w:ilvl="0">
       <w:lvlJc w:val="left"/>
       <w:numFmt w:val="lowerLetter"/>
@@ -11545,7 +11569,7 @@
   <w:abstractNum w:abstractNumId="4">
     <w:multiLevelType w:val="hybridMultilevel"/>
     <w:nsid w:val="2F000004"/>
-    <w:tmpl w:val="1F002570"/>
+    <w:tmpl w:val="1F001EB6"/>
     <w:lvl w:ilvl="0">
       <w:lvlJc w:val="left"/>
       <w:numFmt w:val="decimalHalfWidth"/>
@@ -11676,7 +11700,7 @@
   <w:abstractNum w:abstractNumId="5">
     <w:multiLevelType w:val="hybridMultilevel"/>
     <w:nsid w:val="2F000005"/>
-    <w:tmpl w:val="1F001EB6"/>
+    <w:tmpl w:val="1F00166B"/>
     <w:lvl w:ilvl="0">
       <w:lvlJc w:val="left"/>
       <w:numFmt w:val="decimalHalfWidth"/>
@@ -11807,7 +11831,7 @@
   <w:abstractNum w:abstractNumId="6">
     <w:multiLevelType w:val="hybridMultilevel"/>
     <w:nsid w:val="2F000006"/>
-    <w:tmpl w:val="1F00166B"/>
+    <w:tmpl w:val="1F003957"/>
     <w:lvl w:ilvl="0">
       <w:lvlJc w:val="left"/>
       <w:numFmt w:val="decimalHalfWidth"/>
@@ -11938,7 +11962,7 @@
   <w:abstractNum w:abstractNumId="7">
     <w:multiLevelType w:val="hybridMultilevel"/>
     <w:nsid w:val="2F000007"/>
-    <w:tmpl w:val="1F003957"/>
+    <w:tmpl w:val="1F0034A9"/>
     <w:lvl w:ilvl="0">
       <w:lvlJc w:val="left"/>
       <w:numFmt w:val="decimalHalfWidth"/>
@@ -12069,7 +12093,7 @@
   <w:abstractNum w:abstractNumId="8">
     <w:multiLevelType w:val="hybridMultilevel"/>
     <w:nsid w:val="2F000008"/>
-    <w:tmpl w:val="1F0034A9"/>
+    <w:tmpl w:val="1F002FC8"/>
     <w:lvl w:ilvl="0">
       <w:lvlJc w:val="left"/>
       <w:numFmt w:val="decimalHalfWidth"/>
@@ -12200,7 +12224,7 @@
   <w:abstractNum w:abstractNumId="9">
     <w:multiLevelType w:val="hybridMultilevel"/>
     <w:nsid w:val="2F000009"/>
-    <w:tmpl w:val="1F002FC8"/>
+    <w:tmpl w:val="1F000B24"/>
     <w:lvl w:ilvl="0">
       <w:lvlJc w:val="left"/>
       <w:numFmt w:val="decimalHalfWidth"/>

--- a/기획서.docx
+++ b/기획서.docx
@@ -8233,137 +8233,7 @@
           <w:rFonts w:ascii="Arial" w:eastAsia="Arial" w:hAnsi="Arial" w:cs="Arial"/>
           <w:lang w:eastAsia="ko-KR"/>
         </w:rPr>
-        <w:t xml:space="preserve">데이터들의 여러 공공기관들의 open</w:t>
-      </w:r>
-      <w:r>
-        <w:rPr>
-          <w:i w:val="0"/>
-          <w:b w:val="0"/>
-          <w:color w:val="000000"/>
-          <w:sz w:val="22"/>
-          <w:szCs w:val="22"/>
-          <w:shd w:val="clear" w:color="auto" w:fill="auto"/>
-          <w:rFonts w:ascii="Arial" w:eastAsia="Arial" w:hAnsi="Arial" w:cs="Arial"/>
-          <w:lang w:eastAsia="ko-KR"/>
-        </w:rPr>
-        <w:t>a</w:t>
-      </w:r>
-      <w:r>
-        <w:rPr>
-          <w:i w:val="0"/>
-          <w:b w:val="0"/>
-          <w:color w:val="000000"/>
-          <w:sz w:val="22"/>
-          <w:szCs w:val="22"/>
-          <w:shd w:val="clear" w:color="auto" w:fill="auto"/>
-          <w:rFonts w:ascii="Arial" w:eastAsia="Arial" w:hAnsi="Arial" w:cs="Arial"/>
-          <w:lang w:eastAsia="ko-KR"/>
-        </w:rPr>
-        <w:t>pi</w:t>
-      </w:r>
-      <w:r>
-        <w:rPr>
-          <w:i w:val="0"/>
-          <w:b w:val="0"/>
-          <w:color w:val="000000"/>
-          <w:sz w:val="22"/>
-          <w:szCs w:val="22"/>
-          <w:shd w:val="clear" w:color="auto" w:fill="auto"/>
-          <w:rFonts w:ascii="Arial" w:eastAsia="Arial" w:hAnsi="Arial" w:cs="Arial"/>
-          <w:lang w:eastAsia="ko-KR"/>
-        </w:rPr>
-        <w:t>k</w:t>
-      </w:r>
-      <w:r>
-        <w:rPr>
-          <w:i w:val="0"/>
-          <w:b w:val="0"/>
-          <w:color w:val="000000"/>
-          <w:sz w:val="22"/>
-          <w:szCs w:val="22"/>
-          <w:shd w:val="clear" w:color="auto" w:fill="auto"/>
-          <w:rFonts w:ascii="Arial" w:eastAsia="Arial" w:hAnsi="Arial" w:cs="Arial"/>
-          <w:lang w:eastAsia="ko-KR"/>
-        </w:rPr>
-        <w:t xml:space="preserve">ey나 </w:t>
-      </w:r>
-      <w:r>
-        <w:rPr>
-          <w:i w:val="0"/>
-          <w:b w:val="0"/>
-          <w:color w:val="000000"/>
-          <w:sz w:val="22"/>
-          <w:szCs w:val="22"/>
-          <w:shd w:val="clear" w:color="auto" w:fill="auto"/>
-          <w:rFonts w:ascii="Arial" w:eastAsia="Arial" w:hAnsi="Arial" w:cs="Arial"/>
-          <w:lang w:eastAsia="ko-KR"/>
-        </w:rPr>
-        <w:t>u</w:t>
-      </w:r>
-      <w:r>
-        <w:rPr>
-          <w:i w:val="0"/>
-          <w:b w:val="0"/>
-          <w:color w:val="000000"/>
-          <w:sz w:val="22"/>
-          <w:szCs w:val="22"/>
-          <w:shd w:val="clear" w:color="auto" w:fill="auto"/>
-          <w:rFonts w:ascii="Arial" w:eastAsia="Arial" w:hAnsi="Arial" w:cs="Arial"/>
-          <w:lang w:eastAsia="ko-KR"/>
-        </w:rPr>
-        <w:t>rl사이트들</w:t>
-      </w:r>
-      <w:r>
-        <w:rPr>
-          <w:i w:val="0"/>
-          <w:b w:val="0"/>
-          <w:color w:val="000000"/>
-          <w:sz w:val="22"/>
-          <w:szCs w:val="22"/>
-          <w:shd w:val="clear" w:color="auto" w:fill="auto"/>
-          <w:rFonts w:ascii="Arial" w:eastAsia="Arial" w:hAnsi="Arial" w:cs="Arial"/>
-          <w:lang w:eastAsia="ko-KR"/>
-        </w:rPr>
-        <w:t xml:space="preserve">에서 </w:t>
-      </w:r>
-      <w:r>
-        <w:rPr>
-          <w:i w:val="0"/>
-          <w:b w:val="0"/>
-          <w:color w:val="000000"/>
-          <w:sz w:val="22"/>
-          <w:szCs w:val="22"/>
-          <w:shd w:val="clear" w:color="auto" w:fill="auto"/>
-          <w:rFonts w:ascii="Arial" w:eastAsia="Arial" w:hAnsi="Arial" w:cs="Arial"/>
-          <w:lang w:eastAsia="ko-KR"/>
-        </w:rPr>
-        <w:t xml:space="preserve">모은 자료</w:t>
-      </w:r>
-      <w:r>
-        <w:rPr>
-          <w:i w:val="0"/>
-          <w:b w:val="0"/>
-          <w:color w:val="000000"/>
-          <w:sz w:val="22"/>
-          <w:szCs w:val="22"/>
-          <w:shd w:val="clear" w:color="auto" w:fill="auto"/>
-          <w:rFonts w:ascii="Arial" w:eastAsia="Arial" w:hAnsi="Arial" w:cs="Arial"/>
-          <w:lang w:eastAsia="ko-KR"/>
-        </w:rPr>
-        <w:t xml:space="preserve">로 많은 </w:t>
-      </w:r>
-      <w:r>
-        <w:rPr>
-          <w:i w:val="0"/>
-          <w:b w:val="0"/>
-          <w:color w:val="000000"/>
-          <w:sz w:val="22"/>
-          <w:szCs w:val="22"/>
-          <w:shd w:val="clear" w:color="auto" w:fill="auto"/>
-          <w:rFonts w:ascii="Arial" w:eastAsia="Arial" w:hAnsi="Arial" w:cs="Arial"/>
-          <w:lang w:eastAsia="ko-KR"/>
-        </w:rPr>
-        <w:t xml:space="preserve">분석이 </w:t>
+        <w:t xml:space="preserve">데이터들의 여러 공공기관들의 openapikey나 url사이트들에서 모은 자료로 많은 분석이 </w:t>
       </w:r>
       <w:r>
         <w:rPr>
@@ -10867,126 +10737,6 @@
           <w:shd w:val="clear" w:color="auto" w:fill="auto"/>
         </w:rPr>
         <w:fldChar w:fldCharType="end"/>
-      </w:r>
-    </w:p>
-    <w:p>
-      <w:pPr>
-        <w:spacing w:lineRule="auto" w:line="235" w:before="0" w:after="0"/>
-        <w:rPr>
-          <w:i w:val="0"/>
-          <w:b w:val="0"/>
-          <w:color w:val="auto"/>
-          <w:sz w:val="22"/>
-          <w:szCs w:val="22"/>
-          <w:shd w:val="clear" w:color="auto" w:fill="auto"/>
-          <w:rFonts w:ascii="Arial" w:eastAsia="Arial" w:hAnsi="Arial" w:cs="Arial"/>
-          <w:lang w:eastAsia="ko-KR"/>
-        </w:rPr>
-      </w:pPr>
-    </w:p>
-    <w:p>
-      <w:pPr>
-        <w:spacing w:lineRule="auto" w:line="235" w:before="0" w:after="0"/>
-        <w:rPr>
-          <w:shd w:val="clear" w:color="auto" w:fill="auto"/>
-        </w:rPr>
-      </w:pPr>
-    </w:p>
-    <w:p>
-      <w:pPr>
-        <w:spacing w:lineRule="auto" w:line="235" w:before="0" w:after="0"/>
-        <w:rPr>
-          <w:b w:val="0"/>
-          <w:color w:val="auto"/>
-          <w:sz w:val="22"/>
-          <w:szCs w:val="22"/>
-          <w:shd w:val="clear" w:color="auto" w:fill="auto"/>
-          <w:rFonts w:ascii="맑은 고딕" w:eastAsia="맑은 고딕" w:hAnsi="맑은 고딕" w:cs="맑은 고딕"/>
-          <w:lang w:eastAsia="ko-KR"/>
-        </w:rPr>
-      </w:pPr>
-      <w:r>
-        <w:rPr>
-          <w:sz w:val="20"/>
-        </w:rPr>
-        <w:drawing>
-          <wp:inline distT="0" distB="0" distL="0" distR="0">
-            <wp:extent cx="5731510" cy="2783205"/>
-            <wp:effectExtent l="0" t="0" r="0" b="0"/>
-            <wp:docPr id="13" name="그림 2"/>
-            <wp:cNvGraphicFramePr>
-              <a:graphicFrameLocks xmlns:a="http://schemas.openxmlformats.org/drawingml/2006/main" noChangeAspect="1"/>
-            </wp:cNvGraphicFramePr>
-            <a:graphic xmlns:a="http://schemas.openxmlformats.org/drawingml/2006/main">
-              <a:graphicData uri="http://schemas.openxmlformats.org/drawingml/2006/picture">
-                <pic:pic xmlns:pic="http://schemas.openxmlformats.org/drawingml/2006/picture">
-                  <pic:nvPicPr>
-                    <pic:cNvPr id="1" name="Picture 1" descr="C:/Users/sky88/AppData/Roaming/PolarisOffice/ETemp/8496_16981632/fImage1204191341.png"/>
-                    <pic:cNvPicPr>
-                      <a:picLocks noChangeAspect="1" noChangeArrowheads="1"/>
-                    </pic:cNvPicPr>
-                  </pic:nvPicPr>
-                  <pic:blipFill>
-                    <a:blip r:embed="rId5">
-                      <a:extLst>
-                        <a:ext uri="{28A0092B-C50C-407E-A947-70E740481C1C}">
-                          <a14:useLocalDpi xmlns:a14="http://schemas.microsoft.com/office/drawing/2010/main" val="0"/>
-                        </a:ext>
-                      </a:extLst>
-                    </a:blip>
-                    <a:stretch>
-                      <a:fillRect/>
-                    </a:stretch>
-                  </pic:blipFill>
-                  <pic:spPr>
-                    <a:xfrm>
-                      <a:off x="0" y="0"/>
-                      <a:ext cx="5732145" cy="2783840"/>
-                    </a:xfrm>
-                    <a:prstGeom prst="rect"/>
-                    <a:ln cap="flat"/>
-                  </pic:spPr>
-                </pic:pic>
-              </a:graphicData>
-            </a:graphic>
-          </wp:inline>
-        </w:drawing>
-      </w:r>
-      <w:r>
-        <w:rPr>
-          <w:b w:val="0"/>
-          <w:color w:val="auto"/>
-          <w:sz w:val="22"/>
-          <w:szCs w:val="22"/>
-          <w:shd w:val="clear" w:color="auto" w:fill="auto"/>
-          <w:rFonts w:ascii="맑은 고딕" w:eastAsia="맑은 고딕" w:hAnsi="맑은 고딕" w:cs="맑은 고딕"/>
-          <w:lang w:eastAsia="ko-KR"/>
-        </w:rPr>
-        <w:t>-딸기,</w:t>
-      </w:r>
-      <w:r>
-        <w:rPr>
-          <w:b w:val="0"/>
-          <w:color w:val="auto"/>
-          <w:sz w:val="22"/>
-          <w:szCs w:val="22"/>
-          <w:shd w:val="clear" w:color="auto" w:fill="auto"/>
-          <w:rFonts w:ascii="맑은 고딕" w:eastAsia="맑은 고딕" w:hAnsi="맑은 고딕" w:cs="맑은 고딕"/>
-          <w:lang w:eastAsia="ko-KR"/>
-        </w:rPr>
-        <w:t xml:space="preserve"> 토마토, 파프리카</w:t>
-      </w:r>
-      <w:r>
-        <w:rPr>
-          <w:b w:val="0"/>
-          <w:color w:val="auto"/>
-          <w:sz w:val="22"/>
-          <w:szCs w:val="22"/>
-          <w:shd w:val="clear" w:color="auto" w:fill="auto"/>
-          <w:rFonts w:ascii="맑은 고딕" w:eastAsia="맑은 고딕" w:hAnsi="맑은 고딕" w:cs="맑은 고딕"/>
-          <w:lang w:eastAsia="ko-KR"/>
-        </w:rPr>
-        <w:t xml:space="preserve"> 적정온도맞춤데이터들!</w:t>
       </w:r>
     </w:p>
     <w:p>
@@ -11045,7 +10795,7 @@
   <w:abstractNum w:abstractNumId="0">
     <w:multiLevelType w:val="hybridMultilevel"/>
     <w:nsid w:val="2F000000"/>
-    <w:tmpl w:val="1F002411"/>
+    <w:tmpl w:val="1F000014"/>
     <w:lvl w:ilvl="0">
       <w:lvlJc w:val="left"/>
       <w:numFmt w:val="decimalHalfWidth"/>
@@ -11176,7 +10926,7 @@
   <w:abstractNum w:abstractNumId="1">
     <w:multiLevelType w:val="hybridMultilevel"/>
     <w:nsid w:val="2F000001"/>
-    <w:tmpl w:val="1F000C5F"/>
+    <w:tmpl w:val="1F002411"/>
     <w:lvl w:ilvl="0">
       <w:lvlJc w:val="left"/>
       <w:numFmt w:val="decimalHalfWidth"/>
@@ -11307,7 +11057,7 @@
   <w:abstractNum w:abstractNumId="2">
     <w:multiLevelType w:val="hybridMultilevel"/>
     <w:nsid w:val="2F000002"/>
-    <w:tmpl w:val="1F0033C2"/>
+    <w:tmpl w:val="1F000C5F"/>
     <w:lvl w:ilvl="0">
       <w:lvlJc w:val="left"/>
       <w:numFmt w:val="lowerLetter"/>
@@ -11438,7 +11188,7 @@
   <w:abstractNum w:abstractNumId="3">
     <w:multiLevelType w:val="hybridMultilevel"/>
     <w:nsid w:val="2F000003"/>
-    <w:tmpl w:val="1F002570"/>
+    <w:tmpl w:val="1F0033C2"/>
     <w:lvl w:ilvl="0">
       <w:lvlJc w:val="left"/>
       <w:numFmt w:val="lowerLetter"/>
@@ -11569,7 +11319,7 @@
   <w:abstractNum w:abstractNumId="4">
     <w:multiLevelType w:val="hybridMultilevel"/>
     <w:nsid w:val="2F000004"/>
-    <w:tmpl w:val="1F001EB6"/>
+    <w:tmpl w:val="1F002570"/>
     <w:lvl w:ilvl="0">
       <w:lvlJc w:val="left"/>
       <w:numFmt w:val="decimalHalfWidth"/>
@@ -11700,7 +11450,7 @@
   <w:abstractNum w:abstractNumId="5">
     <w:multiLevelType w:val="hybridMultilevel"/>
     <w:nsid w:val="2F000005"/>
-    <w:tmpl w:val="1F00166B"/>
+    <w:tmpl w:val="1F001EB6"/>
     <w:lvl w:ilvl="0">
       <w:lvlJc w:val="left"/>
       <w:numFmt w:val="decimalHalfWidth"/>
@@ -11831,7 +11581,7 @@
   <w:abstractNum w:abstractNumId="6">
     <w:multiLevelType w:val="hybridMultilevel"/>
     <w:nsid w:val="2F000006"/>
-    <w:tmpl w:val="1F003957"/>
+    <w:tmpl w:val="1F00166B"/>
     <w:lvl w:ilvl="0">
       <w:lvlJc w:val="left"/>
       <w:numFmt w:val="decimalHalfWidth"/>
@@ -11962,7 +11712,7 @@
   <w:abstractNum w:abstractNumId="7">
     <w:multiLevelType w:val="hybridMultilevel"/>
     <w:nsid w:val="2F000007"/>
-    <w:tmpl w:val="1F0034A9"/>
+    <w:tmpl w:val="1F003957"/>
     <w:lvl w:ilvl="0">
       <w:lvlJc w:val="left"/>
       <w:numFmt w:val="decimalHalfWidth"/>
@@ -12093,7 +11843,7 @@
   <w:abstractNum w:abstractNumId="8">
     <w:multiLevelType w:val="hybridMultilevel"/>
     <w:nsid w:val="2F000008"/>
-    <w:tmpl w:val="1F002FC8"/>
+    <w:tmpl w:val="1F0034A9"/>
     <w:lvl w:ilvl="0">
       <w:lvlJc w:val="left"/>
       <w:numFmt w:val="decimalHalfWidth"/>
@@ -12224,7 +11974,7 @@
   <w:abstractNum w:abstractNumId="9">
     <w:multiLevelType w:val="hybridMultilevel"/>
     <w:nsid w:val="2F000009"/>
-    <w:tmpl w:val="1F000B24"/>
+    <w:tmpl w:val="1F002FC8"/>
     <w:lvl w:ilvl="0">
       <w:lvlJc w:val="left"/>
       <w:numFmt w:val="decimalHalfWidth"/>
